--- a/进程文件/进展/实验设计/创新点1实验设计.docx
+++ b/进程文件/进展/实验设计/创新点1实验设计.docx
@@ -628,11 +628,6 @@
       </w:r>
     </w:p>
     <w:p>
-      <w:pPr>
-        <w:rPr>
-          <w:rFonts w:hint="eastAsia"/>
-        </w:rPr>
-      </w:pPr>
       <w:r>
         <w:rPr>
           <w:rFonts w:hint="eastAsia"/>
@@ -655,11 +650,6 @@
     <w:p/>
     <w:p/>
     <w:p>
-      <w:pPr>
-        <w:rPr>
-          <w:rFonts w:hint="eastAsia"/>
-        </w:rPr>
-      </w:pPr>
       <w:r>
         <w:rPr>
           <w:rFonts w:hint="eastAsia"/>
@@ -1170,7 +1160,6 @@
     <w:p>
       <w:pPr>
         <w:rPr>
-          <w:rFonts w:hint="eastAsia"/>
           <w:b/>
           <w:bCs/>
         </w:rPr>
@@ -1277,7 +1266,6 @@
     <w:p>
       <w:pPr>
         <w:rPr>
-          <w:rFonts w:hint="eastAsia"/>
           <w:b/>
           <w:bCs/>
         </w:rPr>
@@ -1386,7 +1374,6 @@
     <w:p>
       <w:pPr>
         <w:rPr>
-          <w:rFonts w:hint="eastAsia"/>
           <w:b/>
           <w:bCs/>
         </w:rPr>
@@ -1411,7 +1398,6 @@
     <w:p>
       <w:pPr>
         <w:rPr>
-          <w:rFonts w:hint="eastAsia"/>
           <w:b/>
           <w:bCs/>
         </w:rPr>
@@ -1504,7 +1490,6 @@
     <w:p>
       <w:pPr>
         <w:rPr>
-          <w:rFonts w:hint="eastAsia"/>
           <w:b/>
           <w:bCs/>
         </w:rPr>
@@ -1536,7 +1521,6 @@
     <w:p>
       <w:pPr>
         <w:rPr>
-          <w:rFonts w:hint="eastAsia"/>
           <w:b/>
           <w:bCs/>
         </w:rPr>
@@ -1560,7 +1544,6 @@
     <w:p>
       <w:pPr>
         <w:rPr>
-          <w:rFonts w:hint="eastAsia"/>
           <w:b/>
           <w:bCs/>
         </w:rPr>
@@ -1903,6 +1886,7 @@
         <w:rPr>
           <w:b/>
           <w:bCs/>
+          <w:noProof/>
         </w:rPr>
         <w:drawing>
           <wp:inline distT="0" distB="0" distL="0" distR="0" wp14:anchorId="48609E5C" wp14:editId="5874374A">
@@ -2229,7 +2213,6 @@
     <w:p>
       <w:pPr>
         <w:rPr>
-          <w:rFonts w:hint="eastAsia"/>
           <w:b/>
           <w:bCs/>
         </w:rPr>
@@ -2627,7 +2610,6 @@
         </w:numPr>
         <w:ind w:firstLineChars="0"/>
         <w:rPr>
-          <w:rFonts w:hint="eastAsia"/>
           <w:b/>
           <w:bCs/>
         </w:rPr>
@@ -2682,7 +2664,6 @@
     <w:p>
       <w:pPr>
         <w:rPr>
-          <w:rFonts w:hint="eastAsia"/>
           <w:b/>
           <w:bCs/>
         </w:rPr>
@@ -2745,7 +2726,6 @@
     <w:p>
       <w:pPr>
         <w:rPr>
-          <w:rFonts w:hint="eastAsia"/>
           <w:b/>
           <w:bCs/>
         </w:rPr>
@@ -2883,7 +2863,6 @@
     <w:p>
       <w:pPr>
         <w:rPr>
-          <w:rFonts w:hint="eastAsia"/>
           <w:b/>
           <w:bCs/>
         </w:rPr>
@@ -3301,7 +3280,6 @@
     <w:p>
       <w:pPr>
         <w:rPr>
-          <w:rFonts w:hint="eastAsia"/>
           <w:b/>
           <w:bCs/>
         </w:rPr>
@@ -3713,7 +3691,6 @@
     <w:p>
       <w:pPr>
         <w:rPr>
-          <w:rFonts w:hint="eastAsia"/>
           <w:b/>
           <w:bCs/>
         </w:rPr>
@@ -3800,7 +3777,6 @@
     <w:p>
       <w:pPr>
         <w:rPr>
-          <w:rFonts w:hint="eastAsia"/>
           <w:b/>
           <w:bCs/>
         </w:rPr>
@@ -3848,7 +3824,6 @@
     <w:p>
       <w:pPr>
         <w:rPr>
-          <w:rFonts w:hint="eastAsia"/>
           <w:b/>
           <w:bCs/>
         </w:rPr>
@@ -4013,7 +3988,6 @@
     <w:p>
       <w:pPr>
         <w:rPr>
-          <w:rFonts w:hint="eastAsia"/>
           <w:b/>
           <w:bCs/>
         </w:rPr>
@@ -4025,6 +3999,782 @@
           <w:bCs/>
         </w:rPr>
         <w:t>总结（conclusions）</w:t>
+      </w:r>
+    </w:p>
+    <w:p>
+      <w:pPr>
+        <w:rPr>
+          <w:b/>
+          <w:bCs/>
+        </w:rPr>
+      </w:pPr>
+    </w:p>
+    <w:p>
+      <w:pPr>
+        <w:rPr>
+          <w:b/>
+          <w:bCs/>
+        </w:rPr>
+      </w:pPr>
+    </w:p>
+    <w:p>
+      <w:pPr>
+        <w:rPr>
+          <w:b/>
+          <w:bCs/>
+        </w:rPr>
+      </w:pPr>
+      <w:r>
+        <w:rPr>
+          <w:rFonts w:hint="eastAsia"/>
+          <w:b/>
+          <w:bCs/>
+        </w:rPr>
+        <w:t>1</w:t>
+      </w:r>
+      <w:r>
+        <w:rPr>
+          <w:b/>
+          <w:bCs/>
+        </w:rPr>
+        <w:t>0-4</w:t>
+      </w:r>
+    </w:p>
+    <w:p>
+      <w:pPr>
+        <w:rPr>
+          <w:b/>
+          <w:bCs/>
+        </w:rPr>
+      </w:pPr>
+      <w:r>
+        <w:rPr>
+          <w:rFonts w:hint="eastAsia"/>
+          <w:b/>
+          <w:bCs/>
+        </w:rPr>
+        <w:t>1</w:t>
+      </w:r>
+      <w:r>
+        <w:rPr>
+          <w:b/>
+          <w:bCs/>
+        </w:rPr>
+        <w:t xml:space="preserve">. </w:t>
+      </w:r>
+      <w:r>
+        <w:rPr>
+          <w:rFonts w:hint="eastAsia"/>
+          <w:b/>
+          <w:bCs/>
+        </w:rPr>
+        <w:t>建筑密度的结果中，代数连通度方面1</w:t>
+      </w:r>
+      <w:r>
+        <w:rPr>
+          <w:b/>
+          <w:bCs/>
+        </w:rPr>
+        <w:t>0</w:t>
+      </w:r>
+      <w:r>
+        <w:rPr>
+          <w:rFonts w:hint="eastAsia"/>
+          <w:b/>
+          <w:bCs/>
+        </w:rPr>
+        <w:t>和2</w:t>
+      </w:r>
+      <w:r>
+        <w:rPr>
+          <w:b/>
+          <w:bCs/>
+        </w:rPr>
+        <w:t>0</w:t>
+      </w:r>
+      <w:r>
+        <w:rPr>
+          <w:rFonts w:hint="eastAsia"/>
+          <w:b/>
+          <w:bCs/>
+        </w:rPr>
+        <w:t>都符合预期，但是3</w:t>
+      </w:r>
+      <w:r>
+        <w:rPr>
+          <w:b/>
+          <w:bCs/>
+        </w:rPr>
+        <w:t>0</w:t>
+      </w:r>
+      <w:r>
+        <w:rPr>
+          <w:rFonts w:hint="eastAsia"/>
+          <w:b/>
+          <w:bCs/>
+        </w:rPr>
+        <w:t xml:space="preserve">的时候ccbs突然更高了，连通率合理 </w:t>
+      </w:r>
+      <w:r>
+        <w:rPr>
+          <w:b/>
+          <w:bCs/>
+        </w:rPr>
+        <w:t xml:space="preserve"> -</w:t>
+      </w:r>
+      <w:r>
+        <w:rPr>
+          <w:rFonts w:hint="eastAsia"/>
+          <w:b/>
+          <w:bCs/>
+        </w:rPr>
+        <w:t>&gt;</w:t>
+      </w:r>
+      <w:r>
+        <w:rPr>
+          <w:rFonts w:hint="eastAsia"/>
+          <w:b/>
+          <w:bCs/>
+        </w:rPr>
+        <w:t>3</w:t>
+      </w:r>
+      <w:r>
+        <w:rPr>
+          <w:b/>
+          <w:bCs/>
+        </w:rPr>
+        <w:t>0</w:t>
+      </w:r>
+      <w:r>
+        <w:rPr>
+          <w:rFonts w:hint="eastAsia"/>
+          <w:b/>
+          <w:bCs/>
+        </w:rPr>
+        <w:t>的时候很多找不到新路径的，所以增加成1</w:t>
+      </w:r>
+      <w:r>
+        <w:rPr>
+          <w:b/>
+          <w:bCs/>
+        </w:rPr>
+        <w:t>000000</w:t>
+      </w:r>
+      <w:r>
+        <w:rPr>
+          <w:rFonts w:hint="eastAsia"/>
+          <w:b/>
+          <w:bCs/>
+        </w:rPr>
+        <w:t>采样观察结果</w:t>
+      </w:r>
+      <w:r>
+        <w:rPr>
+          <w:rFonts w:hint="eastAsia"/>
+          <w:b/>
+          <w:bCs/>
+        </w:rPr>
+        <w:t>。</w:t>
+      </w:r>
+    </w:p>
+    <w:p>
+      <w:pPr>
+        <w:rPr>
+          <w:b/>
+          <w:bCs/>
+        </w:rPr>
+      </w:pPr>
+      <w:r>
+        <w:rPr>
+          <w:rFonts w:hint="eastAsia"/>
+          <w:b/>
+          <w:bCs/>
+        </w:rPr>
+        <w:t>2</w:t>
+      </w:r>
+      <w:r>
+        <w:rPr>
+          <w:b/>
+          <w:bCs/>
+        </w:rPr>
+        <w:t>.</w:t>
+      </w:r>
+      <w:r>
+        <w:rPr>
+          <w:rFonts w:hint="eastAsia"/>
+          <w:b/>
+          <w:bCs/>
+        </w:rPr>
+        <w:t xml:space="preserve">无人机数量的结果中,代数连通度mst比rrt没有明显的增益，连通率得到的无人机数量少的时候更低 </w:t>
+      </w:r>
+      <w:r>
+        <w:rPr>
+          <w:b/>
+          <w:bCs/>
+        </w:rPr>
+        <w:t xml:space="preserve"> -</w:t>
+      </w:r>
+      <w:r>
+        <w:rPr>
+          <w:rFonts w:hint="eastAsia"/>
+          <w:b/>
+          <w:bCs/>
+        </w:rPr>
+        <w:t>&gt;需要将校验门限调低</w:t>
+      </w:r>
+      <w:r>
+        <w:rPr>
+          <w:rFonts w:hint="eastAsia"/>
+          <w:b/>
+          <w:bCs/>
+        </w:rPr>
+        <w:t>。</w:t>
+      </w:r>
+      <w:r>
+        <w:rPr>
+          <w:rFonts w:hint="eastAsia"/>
+          <w:b/>
+          <w:bCs/>
+        </w:rPr>
+        <w:t>2</w:t>
+      </w:r>
+      <w:r>
+        <w:rPr>
+          <w:b/>
+          <w:bCs/>
+        </w:rPr>
+        <w:t>4</w:t>
+      </w:r>
+      <w:r>
+        <w:rPr>
+          <w:rFonts w:hint="eastAsia"/>
+          <w:b/>
+          <w:bCs/>
+        </w:rPr>
+        <w:t>无人机改为0</w:t>
+      </w:r>
+      <w:r>
+        <w:rPr>
+          <w:b/>
+          <w:bCs/>
+        </w:rPr>
+        <w:t>.2</w:t>
+      </w:r>
+      <w:r>
+        <w:rPr>
+          <w:rFonts w:hint="eastAsia"/>
+          <w:b/>
+          <w:bCs/>
+        </w:rPr>
+        <w:t>,</w:t>
+      </w:r>
+      <w:r>
+        <w:rPr>
+          <w:b/>
+          <w:bCs/>
+        </w:rPr>
+        <w:t>12</w:t>
+      </w:r>
+      <w:r>
+        <w:rPr>
+          <w:rFonts w:hint="eastAsia"/>
+          <w:b/>
+          <w:bCs/>
+        </w:rPr>
+        <w:t>无人机改为0</w:t>
+      </w:r>
+      <w:r>
+        <w:rPr>
+          <w:b/>
+          <w:bCs/>
+        </w:rPr>
+        <w:t>.15</w:t>
+      </w:r>
+      <w:r>
+        <w:rPr>
+          <w:rFonts w:hint="eastAsia"/>
+          <w:b/>
+          <w:bCs/>
+        </w:rPr>
+        <w:t>。</w:t>
+      </w:r>
+    </w:p>
+    <w:p>
+      <w:pPr>
+        <w:rPr>
+          <w:b/>
+          <w:bCs/>
+        </w:rPr>
+      </w:pPr>
+      <w:r>
+        <w:rPr>
+          <w:rFonts w:hint="eastAsia"/>
+          <w:b/>
+          <w:bCs/>
+        </w:rPr>
+        <w:t>3</w:t>
+      </w:r>
+      <w:r>
+        <w:rPr>
+          <w:b/>
+          <w:bCs/>
+        </w:rPr>
+        <w:t>.</w:t>
+      </w:r>
+      <w:r>
+        <w:rPr>
+          <w:rFonts w:hint="eastAsia"/>
+          <w:b/>
+          <w:bCs/>
+        </w:rPr>
+        <w:t>功率直接选定2</w:t>
+      </w:r>
+      <w:r>
+        <w:rPr>
+          <w:b/>
+          <w:bCs/>
+        </w:rPr>
+        <w:t>0-30</w:t>
+      </w:r>
+      <w:r>
+        <w:rPr>
+          <w:rFonts w:hint="eastAsia"/>
+          <w:b/>
+          <w:bCs/>
+        </w:rPr>
+        <w:t>d</w:t>
+      </w:r>
+      <w:r>
+        <w:rPr>
+          <w:b/>
+          <w:bCs/>
+        </w:rPr>
+        <w:t>Bm</w:t>
+      </w:r>
+      <w:r>
+        <w:rPr>
+          <w:rFonts w:hint="eastAsia"/>
+          <w:b/>
+          <w:bCs/>
+        </w:rPr>
+        <w:t>：增加实验次数，连通率没问题，但是可能偏低，连通度没什么区分度，感觉需要减少校验门限。</w:t>
+      </w:r>
+    </w:p>
+    <w:p>
+      <w:pPr>
+        <w:rPr>
+          <w:b/>
+          <w:bCs/>
+        </w:rPr>
+      </w:pPr>
+    </w:p>
+    <w:p>
+      <w:pPr>
+        <w:rPr>
+          <w:b/>
+          <w:bCs/>
+        </w:rPr>
+      </w:pPr>
+    </w:p>
+    <w:p>
+      <w:pPr>
+        <w:rPr>
+          <w:b/>
+          <w:bCs/>
+        </w:rPr>
+      </w:pPr>
+      <w:r>
+        <w:rPr>
+          <w:rFonts w:hint="eastAsia"/>
+          <w:b/>
+          <w:bCs/>
+        </w:rPr>
+        <w:t>1</w:t>
+      </w:r>
+      <w:r>
+        <w:rPr>
+          <w:b/>
+          <w:bCs/>
+        </w:rPr>
+        <w:t>0-8:</w:t>
+      </w:r>
+    </w:p>
+    <w:p>
+      <w:pPr>
+        <w:rPr>
+          <w:b/>
+          <w:bCs/>
+        </w:rPr>
+      </w:pPr>
+      <w:r>
+        <w:rPr>
+          <w:rFonts w:hint="eastAsia"/>
+          <w:b/>
+          <w:bCs/>
+        </w:rPr>
+        <w:t>1.建筑密度</w:t>
+      </w:r>
+    </w:p>
+    <w:p>
+      <w:pPr>
+        <w:rPr>
+          <w:b/>
+          <w:bCs/>
+        </w:rPr>
+      </w:pPr>
+      <w:r>
+        <w:rPr>
+          <w:rFonts w:hint="eastAsia"/>
+          <w:b/>
+          <w:bCs/>
+        </w:rPr>
+        <w:t>-</w:t>
+      </w:r>
+      <w:r>
+        <w:rPr>
+          <w:b/>
+          <w:bCs/>
+        </w:rPr>
+        <w:t xml:space="preserve"> </w:t>
+      </w:r>
+      <w:r>
+        <w:rPr>
+          <w:rFonts w:hint="eastAsia"/>
+          <w:b/>
+          <w:bCs/>
+        </w:rPr>
+        <w:t>代数连通度异常</w:t>
+      </w:r>
+    </w:p>
+    <w:p>
+      <w:pPr>
+        <w:rPr>
+          <w:b/>
+          <w:bCs/>
+        </w:rPr>
+      </w:pPr>
+      <w:r>
+        <w:rPr>
+          <w:rFonts w:hint="eastAsia"/>
+          <w:b/>
+          <w:bCs/>
+        </w:rPr>
+        <w:t>-</w:t>
+      </w:r>
+      <w:r>
+        <w:rPr>
+          <w:b/>
+          <w:bCs/>
+        </w:rPr>
+        <w:t xml:space="preserve"> </w:t>
+      </w:r>
+      <w:r>
+        <w:rPr>
+          <w:rFonts w:hint="eastAsia"/>
+          <w:b/>
+          <w:bCs/>
+        </w:rPr>
+        <w:t>连通率完美符合：随密度提高降低，且mst&gt;</w:t>
+      </w:r>
+      <w:r>
+        <w:rPr>
+          <w:b/>
+          <w:bCs/>
+        </w:rPr>
+        <w:t>rrt</w:t>
+      </w:r>
+      <w:r>
+        <w:rPr>
+          <w:rFonts w:hint="eastAsia"/>
+          <w:b/>
+          <w:bCs/>
+        </w:rPr>
+        <w:t>&gt;c</w:t>
+      </w:r>
+      <w:r>
+        <w:rPr>
+          <w:b/>
+          <w:bCs/>
+        </w:rPr>
+        <w:t>bs</w:t>
+      </w:r>
+    </w:p>
+    <w:p>
+      <w:pPr>
+        <w:rPr>
+          <w:b/>
+          <w:bCs/>
+        </w:rPr>
+      </w:pPr>
+      <w:r>
+        <w:rPr>
+          <w:rFonts w:hint="eastAsia"/>
+          <w:b/>
+          <w:bCs/>
+        </w:rPr>
+        <w:t>2</w:t>
+      </w:r>
+      <w:r>
+        <w:rPr>
+          <w:b/>
+          <w:bCs/>
+        </w:rPr>
+        <w:t>.</w:t>
+      </w:r>
+      <w:r>
+        <w:rPr>
+          <w:rFonts w:hint="eastAsia"/>
+          <w:b/>
+          <w:bCs/>
+        </w:rPr>
+        <w:t>无人机数目</w:t>
+      </w:r>
+    </w:p>
+    <w:p>
+      <w:pPr>
+        <w:rPr>
+          <w:b/>
+          <w:bCs/>
+        </w:rPr>
+      </w:pPr>
+      <w:r>
+        <w:rPr>
+          <w:b/>
+          <w:bCs/>
+        </w:rPr>
+        <w:t xml:space="preserve">- </w:t>
+      </w:r>
+      <w:r>
+        <w:rPr>
+          <w:rFonts w:hint="eastAsia"/>
+          <w:b/>
+          <w:bCs/>
+        </w:rPr>
+        <w:t>代数连通度：mst</w:t>
+      </w:r>
+      <w:r>
+        <w:rPr>
+          <w:b/>
+          <w:bCs/>
+        </w:rPr>
+        <w:t xml:space="preserve"> = rrt </w:t>
+      </w:r>
+      <w:r>
+        <w:rPr>
+          <w:rFonts w:hint="eastAsia"/>
+          <w:b/>
+          <w:bCs/>
+        </w:rPr>
+        <w:t>&gt;</w:t>
+      </w:r>
+      <w:r>
+        <w:rPr>
+          <w:b/>
+          <w:bCs/>
+        </w:rPr>
+        <w:t>cbs</w:t>
+      </w:r>
+    </w:p>
+    <w:p>
+      <w:pPr>
+        <w:rPr>
+          <w:b/>
+          <w:bCs/>
+        </w:rPr>
+      </w:pPr>
+      <w:r>
+        <w:rPr>
+          <w:b/>
+          <w:bCs/>
+        </w:rPr>
+        <w:t xml:space="preserve">- </w:t>
+      </w:r>
+      <w:r>
+        <w:rPr>
+          <w:rFonts w:hint="eastAsia"/>
+          <w:b/>
+          <w:bCs/>
+        </w:rPr>
+        <w:t>连通率有个小问题，</w:t>
+      </w:r>
+      <w:r>
+        <w:rPr>
+          <w:b/>
+          <w:bCs/>
+        </w:rPr>
+        <w:t xml:space="preserve">36 = 12 &lt; 24 , </w:t>
+      </w:r>
+      <w:r>
+        <w:rPr>
+          <w:rFonts w:hint="eastAsia"/>
+          <w:b/>
+          <w:bCs/>
+        </w:rPr>
+        <w:t>为什么2</w:t>
+      </w:r>
+      <w:r>
+        <w:rPr>
+          <w:b/>
+          <w:bCs/>
+        </w:rPr>
+        <w:t>4</w:t>
+      </w:r>
+      <w:r>
+        <w:rPr>
+          <w:rFonts w:hint="eastAsia"/>
+          <w:b/>
+          <w:bCs/>
+        </w:rPr>
+        <w:t>会小好多，是不是因为集群位置在初始和结束的位置里的太远了。</w:t>
+      </w:r>
+    </w:p>
+    <w:p>
+      <w:pPr>
+        <w:rPr>
+          <w:b/>
+          <w:bCs/>
+        </w:rPr>
+      </w:pPr>
+    </w:p>
+    <w:p>
+      <w:pPr>
+        <w:rPr>
+          <w:b/>
+          <w:bCs/>
+        </w:rPr>
+      </w:pPr>
+    </w:p>
+    <w:p>
+      <w:pPr>
+        <w:rPr>
+          <w:b/>
+          <w:bCs/>
+        </w:rPr>
+      </w:pPr>
+      <w:r>
+        <w:rPr>
+          <w:rFonts w:hint="eastAsia"/>
+          <w:b/>
+          <w:bCs/>
+        </w:rPr>
+        <w:t>3</w:t>
+      </w:r>
+      <w:r>
+        <w:rPr>
+          <w:b/>
+          <w:bCs/>
+        </w:rPr>
+        <w:t>.</w:t>
+      </w:r>
+      <w:r>
+        <w:rPr>
+          <w:rFonts w:hint="eastAsia"/>
+          <w:b/>
+          <w:bCs/>
+        </w:rPr>
+        <w:t>功率</w:t>
+      </w:r>
+    </w:p>
+    <w:p>
+      <w:pPr>
+        <w:rPr>
+          <w:b/>
+          <w:bCs/>
+        </w:rPr>
+      </w:pPr>
+      <w:r>
+        <w:rPr>
+          <w:rFonts w:hint="eastAsia"/>
+          <w:b/>
+          <w:bCs/>
+        </w:rPr>
+        <w:t>-</w:t>
+      </w:r>
+      <w:r>
+        <w:rPr>
+          <w:b/>
+          <w:bCs/>
+        </w:rPr>
+        <w:t xml:space="preserve"> </w:t>
+      </w:r>
+      <w:r>
+        <w:rPr>
+          <w:rFonts w:hint="eastAsia"/>
+          <w:b/>
+          <w:bCs/>
+        </w:rPr>
+        <w:t>只跑了</w:t>
+      </w:r>
+      <w:r>
+        <w:rPr>
+          <w:b/>
+          <w:bCs/>
+        </w:rPr>
+        <w:t>8</w:t>
+      </w:r>
+      <w:r>
+        <w:rPr>
+          <w:rFonts w:hint="eastAsia"/>
+          <w:b/>
+          <w:bCs/>
+        </w:rPr>
+        <w:t>组，还有2组在</w:t>
+      </w:r>
+      <w:r>
+        <w:rPr>
+          <w:rFonts w:hint="eastAsia"/>
+          <w:b/>
+          <w:bCs/>
+        </w:rPr>
+        <w:t>重新</w:t>
+      </w:r>
+      <w:r>
+        <w:rPr>
+          <w:rFonts w:hint="eastAsia"/>
+          <w:b/>
+          <w:bCs/>
+        </w:rPr>
+        <w:t>跑。</w:t>
+      </w:r>
+    </w:p>
+    <w:p>
+      <w:pPr>
+        <w:rPr>
+          <w:rFonts w:hint="eastAsia"/>
+          <w:b/>
+          <w:bCs/>
+        </w:rPr>
+      </w:pPr>
+    </w:p>
+    <w:p>
+      <w:pPr>
+        <w:rPr>
+          <w:b/>
+          <w:bCs/>
+        </w:rPr>
+      </w:pPr>
+      <w:r>
+        <w:rPr>
+          <w:rFonts w:hint="eastAsia"/>
+          <w:b/>
+          <w:bCs/>
+        </w:rPr>
+        <w:t>重新跑节点数量的数据，修改了对应的2</w:t>
+      </w:r>
+      <w:r>
+        <w:rPr>
+          <w:b/>
+          <w:bCs/>
+        </w:rPr>
+        <w:t>4</w:t>
+      </w:r>
+      <w:r>
+        <w:rPr>
+          <w:rFonts w:hint="eastAsia"/>
+          <w:b/>
+          <w:bCs/>
+        </w:rPr>
+        <w:t>节点的初始位置，避免初始位置和目标位置导致连通率大幅下降。从而数据不符合规律</w:t>
       </w:r>
     </w:p>
     <w:p>

--- a/进程文件/进展/实验设计/创新点1实验设计.docx
+++ b/进程文件/进展/实验设计/创新点1实验设计.docx
@@ -4740,7 +4740,6 @@
     <w:p>
       <w:pPr>
         <w:rPr>
-          <w:rFonts w:hint="eastAsia"/>
           <w:b/>
           <w:bCs/>
         </w:rPr>
@@ -4780,7 +4779,3495 @@
     <w:p>
       <w:pPr>
         <w:rPr>
-          <w:rFonts w:hint="eastAsia"/>
+          <w:b/>
+          <w:bCs/>
+        </w:rPr>
+      </w:pPr>
+    </w:p>
+    <w:tbl>
+      <w:tblPr>
+        <w:tblStyle w:val="ab"/>
+        <w:tblW w:w="0" w:type="auto"/>
+        <w:tblLook w:val="04A0" w:firstRow="1" w:lastRow="0" w:firstColumn="1" w:lastColumn="0" w:noHBand="0" w:noVBand="1"/>
+      </w:tblPr>
+      <w:tblGrid>
+        <w:gridCol w:w="8306"/>
+      </w:tblGrid>
+      <w:tr>
+        <w:trPr>
+          <w:cnfStyle w:val="100000000000" w:firstRow="1" w:lastRow="0" w:firstColumn="0" w:lastColumn="0" w:oddVBand="0" w:evenVBand="0" w:oddHBand="0" w:evenHBand="0" w:firstRowFirstColumn="0" w:firstRowLastColumn="0" w:lastRowFirstColumn="0" w:lastRowLastColumn="0"/>
+        </w:trPr>
+        <w:tc>
+          <w:tcPr>
+            <w:tcW w:w="9498" w:type="dxa"/>
+          </w:tcPr>
+          <w:p>
+            <w:pPr>
+              <w:spacing w:line="360" w:lineRule="auto"/>
+              <w:rPr>
+                <w:szCs w:val="21"/>
+              </w:rPr>
+            </w:pPr>
+            <w:commentRangeStart w:id="0"/>
+            <w:commentRangeStart w:id="1"/>
+            <w:r>
+              <w:rPr>
+                <w:rFonts w:hint="eastAsia"/>
+                <w:szCs w:val="21"/>
+              </w:rPr>
+              <w:t>算法</w:t>
+            </w:r>
+            <w:r>
+              <w:rPr>
+                <w:rFonts w:hint="eastAsia"/>
+                <w:szCs w:val="21"/>
+              </w:rPr>
+              <w:t>1</w:t>
+            </w:r>
+            <w:r>
+              <w:rPr>
+                <w:szCs w:val="21"/>
+              </w:rPr>
+              <w:t xml:space="preserve"> CL-RRT*-APF </w:t>
+            </w:r>
+            <w:r>
+              <w:rPr>
+                <w:szCs w:val="21"/>
+              </w:rPr>
+              <w:t>算法</w:t>
+            </w:r>
+            <w:commentRangeEnd w:id="0"/>
+            <w:r>
+              <w:rPr>
+                <w:szCs w:val="21"/>
+              </w:rPr>
+              <w:commentReference w:id="0"/>
+            </w:r>
+            <w:commentRangeEnd w:id="1"/>
+            <w:r>
+              <w:rPr>
+                <w:szCs w:val="21"/>
+              </w:rPr>
+              <w:commentReference w:id="1"/>
+            </w:r>
+          </w:p>
+        </w:tc>
+      </w:tr>
+      <w:tr>
+        <w:tc>
+          <w:tcPr>
+            <w:tcW w:w="9498" w:type="dxa"/>
+          </w:tcPr>
+          <w:p>
+            <w:pPr>
+              <w:spacing w:line="360" w:lineRule="auto"/>
+              <w:rPr>
+                <w:color w:val="000000" w:themeColor="text1"/>
+                <w:szCs w:val="21"/>
+              </w:rPr>
+            </w:pPr>
+            <w:r>
+              <w:rPr>
+                <w:rFonts w:hint="eastAsia"/>
+                <w:color w:val="000000" w:themeColor="text1"/>
+                <w:szCs w:val="21"/>
+              </w:rPr>
+              <w:lastRenderedPageBreak/>
+              <w:t>输入：无人机集群初始位置集合</w:t>
+            </w:r>
+            <m:oMath>
+              <m:sSub>
+                <m:sSubPr>
+                  <m:ctrlPr>
+                    <w:rPr>
+                      <w:rFonts w:ascii="Cambria Math" w:hAnsi="Cambria Math"/>
+                      <w:color w:val="000000"/>
+                      <w:szCs w:val="21"/>
+                    </w:rPr>
+                  </m:ctrlPr>
+                </m:sSubPr>
+                <m:e>
+                  <m:r>
+                    <w:rPr>
+                      <w:rFonts w:ascii="Cambria Math" w:hAnsi="Cambria Math"/>
+                      <w:color w:val="000000"/>
+                      <w:szCs w:val="21"/>
+                    </w:rPr>
+                    <m:t>O</m:t>
+                  </m:r>
+                </m:e>
+                <m:sub>
+                  <m:r>
+                    <w:rPr>
+                      <w:rFonts w:ascii="Cambria Math" w:hAnsi="Cambria Math"/>
+                      <w:color w:val="000000"/>
+                      <w:szCs w:val="21"/>
+                    </w:rPr>
+                    <m:t>start</m:t>
+                  </m:r>
+                </m:sub>
+              </m:sSub>
+            </m:oMath>
+            <w:r>
+              <w:rPr>
+                <w:rFonts w:hint="eastAsia"/>
+                <w:color w:val="000000" w:themeColor="text1"/>
+                <w:szCs w:val="21"/>
+              </w:rPr>
+              <w:t>，目标位置集合</w:t>
+            </w:r>
+            <m:oMath>
+              <m:sSub>
+                <m:sSubPr>
+                  <m:ctrlPr>
+                    <w:rPr>
+                      <w:rFonts w:ascii="Cambria Math" w:hAnsi="Cambria Math"/>
+                      <w:color w:val="000000"/>
+                      <w:szCs w:val="21"/>
+                    </w:rPr>
+                  </m:ctrlPr>
+                </m:sSubPr>
+                <m:e>
+                  <m:r>
+                    <w:rPr>
+                      <w:rFonts w:ascii="Cambria Math" w:hAnsi="Cambria Math"/>
+                      <w:color w:val="000000"/>
+                      <w:szCs w:val="21"/>
+                    </w:rPr>
+                    <m:t>O</m:t>
+                  </m:r>
+                </m:e>
+                <m:sub>
+                  <m:r>
+                    <w:rPr>
+                      <w:rFonts w:ascii="Cambria Math" w:hAnsi="Cambria Math" w:hint="eastAsia"/>
+                      <w:color w:val="000000"/>
+                      <w:szCs w:val="21"/>
+                    </w:rPr>
+                    <m:t>target</m:t>
+                  </m:r>
+                </m:sub>
+              </m:sSub>
+            </m:oMath>
+            <w:r>
+              <w:rPr>
+                <w:rFonts w:hint="eastAsia"/>
+                <w:color w:val="000000" w:themeColor="text1"/>
+                <w:szCs w:val="21"/>
+              </w:rPr>
+              <w:t>，</w:t>
+            </w:r>
+          </w:p>
+          <w:p>
+            <w:pPr>
+              <w:spacing w:line="360" w:lineRule="auto"/>
+              <w:rPr>
+                <w:color w:val="000000"/>
+                <w:sz w:val="18"/>
+                <w:szCs w:val="21"/>
+              </w:rPr>
+            </w:pPr>
+            <w:r>
+              <w:rPr>
+                <w:rFonts w:hint="eastAsia"/>
+                <w:color w:val="000000" w:themeColor="text1"/>
+                <w:szCs w:val="21"/>
+              </w:rPr>
+              <w:t xml:space="preserve">      </w:t>
+            </w:r>
+            <w:r>
+              <w:rPr>
+                <w:rFonts w:hint="eastAsia"/>
+                <w:color w:val="000000" w:themeColor="text1"/>
+                <w:szCs w:val="21"/>
+              </w:rPr>
+              <w:t>初始地图信</w:t>
+            </w:r>
+            <m:oMath>
+              <m:sSub>
+                <m:sSubPr>
+                  <m:ctrlPr>
+                    <w:rPr>
+                      <w:rFonts w:ascii="Cambria Math" w:hAnsi="Cambria Math"/>
+                      <w:i/>
+                      <w:color w:val="000000"/>
+                      <w:szCs w:val="21"/>
+                    </w:rPr>
+                  </m:ctrlPr>
+                </m:sSubPr>
+                <m:e>
+                  <m:r>
+                    <w:rPr>
+                      <w:rFonts w:ascii="Cambria Math" w:hAnsi="Cambria Math"/>
+                      <w:color w:val="000000"/>
+                      <w:szCs w:val="21"/>
+                    </w:rPr>
+                    <m:t>M</m:t>
+                  </m:r>
+                </m:e>
+                <m:sub>
+                  <m:r>
+                    <w:rPr>
+                      <w:rFonts w:ascii="Cambria Math" w:hAnsi="Cambria Math"/>
+                      <w:color w:val="000000"/>
+                      <w:szCs w:val="21"/>
+                    </w:rPr>
+                    <m:t>0</m:t>
+                  </m:r>
+                </m:sub>
+              </m:sSub>
+            </m:oMath>
+            <w:r>
+              <w:rPr>
+                <w:rFonts w:hint="eastAsia"/>
+                <w:color w:val="000000" w:themeColor="text1"/>
+                <w:szCs w:val="21"/>
+              </w:rPr>
+              <w:t>，移动步长</w:t>
+            </w:r>
+            <m:oMath>
+              <m:sSub>
+                <m:sSubPr>
+                  <m:ctrlPr>
+                    <w:rPr>
+                      <w:rFonts w:ascii="Cambria Math" w:hAnsi="Cambria Math"/>
+                      <w:i/>
+                      <w:color w:val="000000"/>
+                      <w:sz w:val="18"/>
+                      <w:szCs w:val="21"/>
+                    </w:rPr>
+                  </m:ctrlPr>
+                </m:sSubPr>
+                <m:e>
+                  <m:r>
+                    <w:rPr>
+                      <w:rFonts w:ascii="Cambria Math" w:hAnsi="Cambria Math"/>
+                      <w:color w:val="000000"/>
+                      <w:sz w:val="18"/>
+                      <w:szCs w:val="21"/>
+                    </w:rPr>
+                    <m:t>d</m:t>
+                  </m:r>
+                </m:e>
+                <m:sub>
+                  <m:r>
+                    <w:rPr>
+                      <w:rFonts w:ascii="Cambria Math" w:hAnsi="Cambria Math"/>
+                      <w:color w:val="000000"/>
+                      <w:sz w:val="18"/>
+                      <w:szCs w:val="21"/>
+                    </w:rPr>
+                    <m:t>move</m:t>
+                  </m:r>
+                </m:sub>
+              </m:sSub>
+            </m:oMath>
+            <w:r>
+              <w:rPr>
+                <w:rFonts w:hint="eastAsia"/>
+                <w:color w:val="000000" w:themeColor="text1"/>
+                <w:szCs w:val="21"/>
+              </w:rPr>
+              <w:t>，</w:t>
+            </w:r>
+            <w:r>
+              <w:rPr>
+                <w:rFonts w:hint="eastAsia"/>
+                <w:color w:val="000000" w:themeColor="text1"/>
+                <w:szCs w:val="21"/>
+              </w:rPr>
+              <w:t>R</w:t>
+            </w:r>
+            <w:r>
+              <w:rPr>
+                <w:color w:val="000000" w:themeColor="text1"/>
+                <w:szCs w:val="21"/>
+              </w:rPr>
+              <w:t>RT*</w:t>
+            </w:r>
+            <w:r>
+              <w:rPr>
+                <w:rFonts w:hint="eastAsia"/>
+                <w:color w:val="000000" w:themeColor="text1"/>
+                <w:szCs w:val="21"/>
+              </w:rPr>
+              <w:t>规划步长</w:t>
+            </w:r>
+            <m:oMath>
+              <m:sSub>
+                <m:sSubPr>
+                  <m:ctrlPr>
+                    <w:rPr>
+                      <w:rFonts w:ascii="Cambria Math" w:hAnsi="Cambria Math"/>
+                      <w:i/>
+                      <w:color w:val="000000"/>
+                      <w:sz w:val="18"/>
+                      <w:szCs w:val="21"/>
+                    </w:rPr>
+                  </m:ctrlPr>
+                </m:sSubPr>
+                <m:e>
+                  <m:r>
+                    <w:rPr>
+                      <w:rFonts w:ascii="Cambria Math" w:hAnsi="Cambria Math"/>
+                      <w:color w:val="000000"/>
+                      <w:sz w:val="18"/>
+                      <w:szCs w:val="21"/>
+                    </w:rPr>
+                    <m:t>d</m:t>
+                  </m:r>
+                </m:e>
+                <m:sub>
+                  <m:r>
+                    <w:rPr>
+                      <w:rFonts w:ascii="Cambria Math" w:hAnsi="Cambria Math"/>
+                      <w:color w:val="000000"/>
+                      <w:sz w:val="18"/>
+                      <w:szCs w:val="21"/>
+                    </w:rPr>
+                    <m:t>step</m:t>
+                  </m:r>
+                </m:sub>
+              </m:sSub>
+            </m:oMath>
+            <w:r>
+              <w:rPr>
+                <w:rFonts w:hint="eastAsia"/>
+                <w:color w:val="000000"/>
+                <w:sz w:val="18"/>
+                <w:szCs w:val="21"/>
+              </w:rPr>
+              <w:t>。</w:t>
+            </w:r>
+          </w:p>
+          <w:p>
+            <w:pPr>
+              <w:spacing w:line="360" w:lineRule="auto"/>
+              <w:rPr>
+                <w:color w:val="000000" w:themeColor="text1"/>
+                <w:szCs w:val="21"/>
+              </w:rPr>
+            </w:pPr>
+            <w:r>
+              <w:rPr>
+                <w:rFonts w:hint="eastAsia"/>
+                <w:color w:val="000000" w:themeColor="text1"/>
+                <w:szCs w:val="21"/>
+              </w:rPr>
+              <w:t>输出：无人机集群路径集合</w:t>
+            </w:r>
+            <m:oMath>
+              <m:r>
+                <w:rPr>
+                  <w:rFonts w:ascii="Cambria Math" w:hAnsi="Cambria Math" w:hint="eastAsia"/>
+                  <w:color w:val="000000" w:themeColor="text1"/>
+                  <w:szCs w:val="21"/>
+                </w:rPr>
+                <m:t>P</m:t>
+              </m:r>
+            </m:oMath>
+          </w:p>
+          <w:p>
+            <w:pPr>
+              <w:spacing w:line="360" w:lineRule="auto"/>
+              <w:ind w:left="420" w:hanging="420"/>
+              <w:rPr>
+                <w:szCs w:val="21"/>
+              </w:rPr>
+            </w:pPr>
+            <w:r>
+              <w:rPr>
+                <w:rFonts w:hint="eastAsia"/>
+                <w:szCs w:val="21"/>
+              </w:rPr>
+              <w:t>初始化环境地图</w:t>
+            </w:r>
+            <w:r>
+              <w:rPr>
+                <w:rFonts w:hint="eastAsia"/>
+                <w:szCs w:val="21"/>
+              </w:rPr>
+              <w:t xml:space="preserve"> M </w:t>
+            </w:r>
+            <w:r>
+              <w:rPr>
+                <w:rFonts w:hint="eastAsia"/>
+                <w:szCs w:val="21"/>
+              </w:rPr>
+              <w:t>←</w:t>
+            </w:r>
+            <w:r>
+              <w:rPr>
+                <w:rFonts w:hint="eastAsia"/>
+                <w:szCs w:val="21"/>
+              </w:rPr>
+              <w:t xml:space="preserve"> </w:t>
+            </w:r>
+            <m:oMath>
+              <m:sSub>
+                <m:sSubPr>
+                  <m:ctrlPr>
+                    <w:rPr>
+                      <w:rFonts w:ascii="Cambria Math" w:hAnsi="Cambria Math"/>
+                      <w:szCs w:val="21"/>
+                    </w:rPr>
+                  </m:ctrlPr>
+                </m:sSubPr>
+                <m:e>
+                  <m:r>
+                    <w:rPr>
+                      <w:rFonts w:ascii="Cambria Math" w:hAnsi="Cambria Math" w:hint="eastAsia"/>
+                      <w:szCs w:val="21"/>
+                    </w:rPr>
+                    <m:t>M</m:t>
+                  </m:r>
+                </m:e>
+                <m:sub>
+                  <m:r>
+                    <m:rPr>
+                      <m:sty m:val="p"/>
+                    </m:rPr>
+                    <w:rPr>
+                      <w:rFonts w:ascii="Cambria Math" w:hAnsi="Cambria Math" w:hint="eastAsia"/>
+                      <w:szCs w:val="21"/>
+                    </w:rPr>
+                    <m:t>0</m:t>
+                  </m:r>
+                </m:sub>
+              </m:sSub>
+            </m:oMath>
+          </w:p>
+          <w:p>
+            <w:pPr>
+              <w:spacing w:line="360" w:lineRule="auto"/>
+              <w:ind w:left="420" w:hanging="420"/>
+              <w:rPr>
+                <w:szCs w:val="21"/>
+              </w:rPr>
+            </w:pPr>
+            <w:r>
+              <w:rPr>
+                <w:rFonts w:hint="eastAsia"/>
+                <w:szCs w:val="21"/>
+              </w:rPr>
+              <w:t>初始化无人机簇划分</w:t>
+            </w:r>
+            <m:oMath>
+              <m:sSub>
+                <m:sSubPr>
+                  <m:ctrlPr>
+                    <w:rPr>
+                      <w:rFonts w:ascii="Cambria Math" w:hAnsi="Cambria Math"/>
+                      <w:szCs w:val="21"/>
+                    </w:rPr>
+                  </m:ctrlPr>
+                </m:sSubPr>
+                <m:e>
+                  <m:r>
+                    <w:rPr>
+                      <w:rFonts w:ascii="Cambria Math" w:hAnsi="Cambria Math" w:hint="eastAsia"/>
+                      <w:szCs w:val="21"/>
+                    </w:rPr>
+                    <m:t>C</m:t>
+                  </m:r>
+                </m:e>
+                <m:sub>
+                  <m:r>
+                    <w:rPr>
+                      <w:rFonts w:ascii="Cambria Math" w:hAnsi="Cambria Math" w:hint="eastAsia"/>
+                      <w:szCs w:val="21"/>
+                    </w:rPr>
+                    <m:t>i</m:t>
+                  </m:r>
+                </m:sub>
+              </m:sSub>
+            </m:oMath>
+            <w:r>
+              <w:rPr>
+                <w:rFonts w:hint="eastAsia"/>
+                <w:szCs w:val="21"/>
+              </w:rPr>
+              <w:t>，设置各簇中心</w:t>
+            </w:r>
+            <w:r>
+              <w:rPr>
+                <w:rFonts w:hint="eastAsia"/>
+                <w:szCs w:val="21"/>
+              </w:rPr>
+              <w:t xml:space="preserve"> </w:t>
+            </w:r>
+            <m:oMath>
+              <m:sSub>
+                <m:sSubPr>
+                  <m:ctrlPr>
+                    <w:rPr>
+                      <w:rFonts w:ascii="Cambria Math" w:hAnsi="Cambria Math"/>
+                      <w:szCs w:val="21"/>
+                    </w:rPr>
+                  </m:ctrlPr>
+                </m:sSubPr>
+                <m:e>
+                  <m:r>
+                    <w:rPr>
+                      <w:rFonts w:ascii="Cambria Math" w:hAnsi="Cambria Math" w:hint="eastAsia"/>
+                      <w:szCs w:val="21"/>
+                    </w:rPr>
+                    <m:t>S</m:t>
+                  </m:r>
+                </m:e>
+                <m:sub>
+                  <m:r>
+                    <w:rPr>
+                      <w:rFonts w:ascii="Cambria Math" w:hAnsi="Cambria Math" w:hint="eastAsia"/>
+                      <w:szCs w:val="21"/>
+                    </w:rPr>
+                    <m:t>i</m:t>
+                  </m:r>
+                </m:sub>
+              </m:sSub>
+            </m:oMath>
+            <w:r>
+              <w:rPr>
+                <w:rFonts w:hint="eastAsia"/>
+                <w:szCs w:val="21"/>
+              </w:rPr>
+              <w:t xml:space="preserve"> </w:t>
+            </w:r>
+            <w:r>
+              <w:rPr>
+                <w:rFonts w:hint="eastAsia"/>
+                <w:szCs w:val="21"/>
+              </w:rPr>
+              <w:t>与目标</w:t>
+            </w:r>
+            <w:r>
+              <w:rPr>
+                <w:rFonts w:hint="eastAsia"/>
+                <w:szCs w:val="21"/>
+              </w:rPr>
+              <w:t xml:space="preserve"> </w:t>
+            </w:r>
+            <m:oMath>
+              <m:sSub>
+                <m:sSubPr>
+                  <m:ctrlPr>
+                    <w:rPr>
+                      <w:rFonts w:ascii="Cambria Math" w:hAnsi="Cambria Math"/>
+                      <w:szCs w:val="21"/>
+                    </w:rPr>
+                  </m:ctrlPr>
+                </m:sSubPr>
+                <m:e>
+                  <m:r>
+                    <w:rPr>
+                      <w:rFonts w:ascii="Cambria Math" w:hAnsi="Cambria Math" w:hint="eastAsia"/>
+                      <w:szCs w:val="21"/>
+                    </w:rPr>
+                    <m:t>G</m:t>
+                  </m:r>
+                </m:e>
+                <m:sub>
+                  <m:r>
+                    <w:rPr>
+                      <w:rFonts w:ascii="Cambria Math" w:hAnsi="Cambria Math" w:hint="eastAsia"/>
+                      <w:szCs w:val="21"/>
+                    </w:rPr>
+                    <m:t>i</m:t>
+                  </m:r>
+                </m:sub>
+              </m:sSub>
+            </m:oMath>
+          </w:p>
+          <w:p>
+            <w:pPr>
+              <w:spacing w:line="360" w:lineRule="auto"/>
+              <w:ind w:left="420" w:hanging="420"/>
+              <w:rPr>
+                <w:szCs w:val="21"/>
+              </w:rPr>
+            </w:pPr>
+            <w:r>
+              <w:rPr>
+                <w:rFonts w:hint="eastAsia"/>
+                <w:szCs w:val="21"/>
+              </w:rPr>
+              <w:t xml:space="preserve">while </w:t>
+            </w:r>
+            <w:r>
+              <w:rPr>
+                <w:rFonts w:hint="eastAsia"/>
+                <w:szCs w:val="21"/>
+              </w:rPr>
+              <w:t>未满足所有簇到达目标区域</w:t>
+            </w:r>
+            <w:r>
+              <w:rPr>
+                <w:rFonts w:hint="eastAsia"/>
+                <w:szCs w:val="21"/>
+              </w:rPr>
+              <w:t xml:space="preserve"> do</w:t>
+            </w:r>
+          </w:p>
+          <w:p>
+            <w:pPr>
+              <w:spacing w:line="360" w:lineRule="auto"/>
+              <w:ind w:left="420" w:hanging="420"/>
+              <w:rPr>
+                <w:szCs w:val="21"/>
+              </w:rPr>
+            </w:pPr>
+            <w:r>
+              <w:rPr>
+                <w:szCs w:val="21"/>
+              </w:rPr>
+              <w:tab/>
+            </w:r>
+            <w:r>
+              <w:rPr>
+                <w:szCs w:val="21"/>
+              </w:rPr>
+              <w:tab/>
+            </w:r>
+            <m:oMath>
+              <m:sSub>
+                <m:sSubPr>
+                  <m:ctrlPr>
+                    <w:rPr>
+                      <w:rFonts w:ascii="Cambria Math" w:hAnsi="Cambria Math"/>
+                      <w:szCs w:val="21"/>
+                    </w:rPr>
+                  </m:ctrlPr>
+                </m:sSubPr>
+                <m:e>
+                  <m:r>
+                    <w:rPr>
+                      <w:rFonts w:ascii="Cambria Math" w:hAnsi="Cambria Math"/>
+                      <w:szCs w:val="21"/>
+                    </w:rPr>
+                    <m:t>P</m:t>
+                  </m:r>
+                </m:e>
+                <m:sub>
+                  <m:r>
+                    <w:rPr>
+                      <w:rFonts w:ascii="Cambria Math" w:hAnsi="Cambria Math"/>
+                      <w:szCs w:val="21"/>
+                    </w:rPr>
+                    <m:t>check</m:t>
+                  </m:r>
+                </m:sub>
+              </m:sSub>
+            </m:oMath>
+            <w:r>
+              <w:rPr>
+                <w:szCs w:val="21"/>
+              </w:rPr>
+              <w:t xml:space="preserve"> </w:t>
+            </w:r>
+            <w:r>
+              <w:rPr>
+                <w:rFonts w:hint="eastAsia"/>
+                <w:szCs w:val="21"/>
+              </w:rPr>
+              <w:t>←</w:t>
+            </w:r>
+            <w:r>
+              <w:rPr>
+                <w:szCs w:val="21"/>
+              </w:rPr>
+              <w:t xml:space="preserve"> </w:t>
+            </w:r>
+            <w:r>
+              <w:rPr>
+                <w:rFonts w:eastAsia="MS Gothic" w:cs="MS Gothic" w:hint="eastAsia"/>
+                <w:szCs w:val="21"/>
+              </w:rPr>
+              <w:t>∅</w:t>
+            </w:r>
+            <w:r>
+              <w:rPr>
+                <w:szCs w:val="21"/>
+              </w:rPr>
+              <w:t xml:space="preserve"> </w:t>
+            </w:r>
+            <w:r>
+              <w:rPr>
+                <w:szCs w:val="21"/>
+              </w:rPr>
+              <w:t>，</w:t>
+            </w:r>
+            <m:oMath>
+              <m:r>
+                <w:rPr>
+                  <w:rFonts w:ascii="Cambria Math" w:hAnsi="Cambria Math"/>
+                  <w:szCs w:val="21"/>
+                </w:rPr>
+                <m:t>R</m:t>
+              </m:r>
+            </m:oMath>
+            <w:r>
+              <w:rPr>
+                <w:szCs w:val="21"/>
+              </w:rPr>
+              <w:t xml:space="preserve"> </w:t>
+            </w:r>
+            <w:r>
+              <w:rPr>
+                <w:rFonts w:hint="eastAsia"/>
+                <w:szCs w:val="21"/>
+              </w:rPr>
+              <w:t>←</w:t>
+            </w:r>
+            <w:r>
+              <w:rPr>
+                <w:szCs w:val="21"/>
+              </w:rPr>
+              <w:t xml:space="preserve"> </w:t>
+            </w:r>
+            <w:r>
+              <w:rPr>
+                <w:rFonts w:eastAsia="MS Gothic" w:cs="MS Gothic" w:hint="eastAsia"/>
+                <w:szCs w:val="21"/>
+              </w:rPr>
+              <w:t>∅</w:t>
+            </w:r>
+            <w:r>
+              <w:rPr>
+                <w:szCs w:val="21"/>
+              </w:rPr>
+              <w:t xml:space="preserve"> </w:t>
+            </w:r>
+          </w:p>
+          <w:p>
+            <w:pPr>
+              <w:spacing w:line="360" w:lineRule="auto"/>
+              <w:ind w:left="420" w:hanging="420"/>
+              <w:rPr>
+                <w:szCs w:val="21"/>
+              </w:rPr>
+            </w:pPr>
+            <w:r>
+              <w:rPr>
+                <w:szCs w:val="21"/>
+              </w:rPr>
+              <w:tab/>
+            </w:r>
+            <w:r>
+              <w:rPr>
+                <w:szCs w:val="21"/>
+              </w:rPr>
+              <w:tab/>
+            </w:r>
+            <w:r>
+              <w:rPr>
+                <w:rFonts w:hint="eastAsia"/>
+                <w:szCs w:val="21"/>
+              </w:rPr>
+              <w:t xml:space="preserve">for </w:t>
+            </w:r>
+            <w:r>
+              <w:rPr>
+                <w:rFonts w:hint="eastAsia"/>
+                <w:szCs w:val="21"/>
+              </w:rPr>
+              <w:t>每个簇</w:t>
+            </w:r>
+            <w:r>
+              <w:rPr>
+                <w:rFonts w:hint="eastAsia"/>
+                <w:szCs w:val="21"/>
+              </w:rPr>
+              <w:t xml:space="preserve"> </w:t>
+            </w:r>
+            <m:oMath>
+              <m:sSub>
+                <m:sSubPr>
+                  <m:ctrlPr>
+                    <w:rPr>
+                      <w:rFonts w:ascii="Cambria Math" w:hAnsi="Cambria Math"/>
+                      <w:szCs w:val="21"/>
+                    </w:rPr>
+                  </m:ctrlPr>
+                </m:sSubPr>
+                <m:e>
+                  <m:r>
+                    <w:rPr>
+                      <w:rFonts w:ascii="Cambria Math" w:hAnsi="Cambria Math" w:hint="eastAsia"/>
+                      <w:szCs w:val="21"/>
+                    </w:rPr>
+                    <m:t>C</m:t>
+                  </m:r>
+                </m:e>
+                <m:sub>
+                  <m:r>
+                    <w:rPr>
+                      <w:rFonts w:ascii="Cambria Math" w:hAnsi="Cambria Math" w:hint="eastAsia"/>
+                      <w:szCs w:val="21"/>
+                    </w:rPr>
+                    <m:t>i</m:t>
+                  </m:r>
+                </m:sub>
+              </m:sSub>
+            </m:oMath>
+            <w:r>
+              <w:rPr>
+                <w:rFonts w:hint="eastAsia"/>
+                <w:szCs w:val="21"/>
+              </w:rPr>
+              <w:t xml:space="preserve"> </w:t>
+            </w:r>
+            <w:r>
+              <w:rPr>
+                <w:rFonts w:hint="eastAsia"/>
+                <w:szCs w:val="21"/>
+              </w:rPr>
+              <w:t>顺序执行</w:t>
+            </w:r>
+            <w:r>
+              <w:rPr>
+                <w:rFonts w:hint="eastAsia"/>
+                <w:szCs w:val="21"/>
+              </w:rPr>
+              <w:t>:</w:t>
+            </w:r>
+          </w:p>
+          <w:p>
+            <w:pPr>
+              <w:spacing w:line="360" w:lineRule="auto"/>
+              <w:ind w:left="420" w:hanging="420"/>
+              <w:rPr>
+                <w:szCs w:val="21"/>
+              </w:rPr>
+            </w:pPr>
+            <w:r>
+              <w:rPr>
+                <w:szCs w:val="21"/>
+              </w:rPr>
+              <w:tab/>
+            </w:r>
+            <w:r>
+              <w:rPr>
+                <w:szCs w:val="21"/>
+              </w:rPr>
+              <w:tab/>
+            </w:r>
+            <w:r>
+              <w:rPr>
+                <w:szCs w:val="21"/>
+              </w:rPr>
+              <w:tab/>
+            </w:r>
+            <w:r>
+              <w:rPr>
+                <w:szCs w:val="21"/>
+              </w:rPr>
+              <w:t>检测</w:t>
+            </w:r>
+            <w:r>
+              <w:rPr>
+                <w:rFonts w:hint="eastAsia"/>
+                <w:szCs w:val="21"/>
+              </w:rPr>
+              <w:t>R</w:t>
+            </w:r>
+            <w:r>
+              <w:rPr>
+                <w:szCs w:val="21"/>
+              </w:rPr>
+              <w:t>RT*</w:t>
+            </w:r>
+            <w:r>
+              <w:rPr>
+                <w:szCs w:val="21"/>
+              </w:rPr>
+              <w:t>路径</w:t>
+            </w:r>
+            <w:r>
+              <w:rPr>
+                <w:rFonts w:hint="eastAsia"/>
+                <w:szCs w:val="21"/>
+              </w:rPr>
+              <w:t>和当前建筑物碰撞或到达目标点范围</w:t>
+            </w:r>
+          </w:p>
+          <w:p>
+            <w:pPr>
+              <w:spacing w:line="360" w:lineRule="auto"/>
+              <w:ind w:left="420" w:hanging="420"/>
+              <w:rPr>
+                <w:szCs w:val="21"/>
+              </w:rPr>
+            </w:pPr>
+            <w:r>
+              <w:rPr>
+                <w:szCs w:val="21"/>
+              </w:rPr>
+              <w:tab/>
+            </w:r>
+            <w:r>
+              <w:rPr>
+                <w:szCs w:val="21"/>
+              </w:rPr>
+              <w:tab/>
+            </w:r>
+            <w:r>
+              <w:rPr>
+                <w:szCs w:val="21"/>
+              </w:rPr>
+              <w:tab/>
+            </w:r>
+            <w:r>
+              <w:rPr>
+                <w:szCs w:val="21"/>
+              </w:rPr>
+              <w:t>如果满足则将其加入</w:t>
+            </w:r>
+            <m:oMath>
+              <m:sSub>
+                <m:sSubPr>
+                  <m:ctrlPr>
+                    <w:rPr>
+                      <w:rFonts w:ascii="Cambria Math" w:hAnsi="Cambria Math"/>
+                      <w:szCs w:val="21"/>
+                    </w:rPr>
+                  </m:ctrlPr>
+                </m:sSubPr>
+                <m:e>
+                  <m:r>
+                    <w:rPr>
+                      <w:rFonts w:ascii="Cambria Math" w:hAnsi="Cambria Math"/>
+                      <w:szCs w:val="21"/>
+                    </w:rPr>
+                    <m:t>P</m:t>
+                  </m:r>
+                </m:e>
+                <m:sub>
+                  <m:r>
+                    <w:rPr>
+                      <w:rFonts w:ascii="Cambria Math" w:hAnsi="Cambria Math"/>
+                      <w:szCs w:val="21"/>
+                    </w:rPr>
+                    <m:t>check</m:t>
+                  </m:r>
+                </m:sub>
+              </m:sSub>
+            </m:oMath>
+            <w:r>
+              <w:rPr>
+                <w:rFonts w:hint="eastAsia"/>
+                <w:szCs w:val="21"/>
+              </w:rPr>
+              <w:t>，否则加入到</w:t>
+            </w:r>
+            <m:oMath>
+              <m:r>
+                <w:rPr>
+                  <w:rFonts w:ascii="Cambria Math" w:hAnsi="Cambria Math"/>
+                  <w:szCs w:val="21"/>
+                </w:rPr>
+                <m:t>R</m:t>
+              </m:r>
+            </m:oMath>
+            <w:r>
+              <w:rPr>
+                <w:rFonts w:hint="eastAsia"/>
+                <w:szCs w:val="21"/>
+              </w:rPr>
+              <w:t>。</w:t>
+            </w:r>
+          </w:p>
+          <w:p>
+            <w:pPr>
+              <w:spacing w:line="360" w:lineRule="auto"/>
+              <w:ind w:left="420" w:hanging="420"/>
+              <w:rPr>
+                <w:szCs w:val="21"/>
+              </w:rPr>
+            </w:pPr>
+            <w:r>
+              <w:rPr>
+                <w:szCs w:val="21"/>
+              </w:rPr>
+              <w:tab/>
+            </w:r>
+            <w:r>
+              <w:rPr>
+                <w:szCs w:val="21"/>
+              </w:rPr>
+              <w:tab/>
+              <w:t>end for</w:t>
+            </w:r>
+          </w:p>
+          <w:p>
+            <w:pPr>
+              <w:spacing w:line="360" w:lineRule="auto"/>
+              <w:ind w:left="420" w:hanging="420"/>
+              <w:rPr>
+                <w:szCs w:val="21"/>
+              </w:rPr>
+            </w:pPr>
+            <w:r>
+              <w:rPr>
+                <w:szCs w:val="21"/>
+              </w:rPr>
+              <w:tab/>
+            </w:r>
+            <w:r>
+              <w:rPr>
+                <w:szCs w:val="21"/>
+              </w:rPr>
+              <w:tab/>
+            </w:r>
+            <w:r>
+              <w:rPr>
+                <w:rFonts w:hint="eastAsia"/>
+                <w:szCs w:val="21"/>
+              </w:rPr>
+              <w:t xml:space="preserve">for </w:t>
+            </w:r>
+            <w:r>
+              <w:rPr>
+                <w:rFonts w:hint="eastAsia"/>
+                <w:szCs w:val="21"/>
+              </w:rPr>
+              <w:t>每个簇</w:t>
+            </w:r>
+            <w:r>
+              <w:rPr>
+                <w:rFonts w:hint="eastAsia"/>
+                <w:szCs w:val="21"/>
+              </w:rPr>
+              <w:t xml:space="preserve"> </w:t>
+            </w:r>
+            <m:oMath>
+              <m:sSub>
+                <m:sSubPr>
+                  <m:ctrlPr>
+                    <w:rPr>
+                      <w:rFonts w:ascii="Cambria Math" w:hAnsi="Cambria Math"/>
+                      <w:szCs w:val="21"/>
+                    </w:rPr>
+                  </m:ctrlPr>
+                </m:sSubPr>
+                <m:e>
+                  <m:r>
+                    <w:rPr>
+                      <w:rFonts w:ascii="Cambria Math" w:hAnsi="Cambria Math" w:hint="eastAsia"/>
+                      <w:szCs w:val="21"/>
+                    </w:rPr>
+                    <m:t>C</m:t>
+                  </m:r>
+                </m:e>
+                <m:sub>
+                  <m:r>
+                    <w:rPr>
+                      <w:rFonts w:ascii="Cambria Math" w:hAnsi="Cambria Math" w:hint="eastAsia"/>
+                      <w:szCs w:val="21"/>
+                    </w:rPr>
+                    <m:t>i</m:t>
+                  </m:r>
+                </m:sub>
+              </m:sSub>
+              <m:r>
+                <m:rPr>
+                  <m:sty m:val="p"/>
+                </m:rPr>
+                <w:rPr>
+                  <w:rFonts w:ascii="Cambria Math" w:hAnsi="Cambria Math"/>
+                  <w:szCs w:val="21"/>
+                </w:rPr>
+                <m:t xml:space="preserve"> ∈ </m:t>
+              </m:r>
+              <m:sSub>
+                <m:sSubPr>
+                  <m:ctrlPr>
+                    <w:rPr>
+                      <w:rFonts w:ascii="Cambria Math" w:hAnsi="Cambria Math"/>
+                      <w:szCs w:val="21"/>
+                    </w:rPr>
+                  </m:ctrlPr>
+                </m:sSubPr>
+                <m:e>
+                  <m:r>
+                    <w:rPr>
+                      <w:rFonts w:ascii="Cambria Math" w:hAnsi="Cambria Math"/>
+                      <w:szCs w:val="21"/>
+                    </w:rPr>
+                    <m:t>P</m:t>
+                  </m:r>
+                </m:e>
+                <m:sub>
+                  <m:r>
+                    <w:rPr>
+                      <w:rFonts w:ascii="Cambria Math" w:hAnsi="Cambria Math"/>
+                      <w:szCs w:val="21"/>
+                    </w:rPr>
+                    <m:t>check</m:t>
+                  </m:r>
+                </m:sub>
+              </m:sSub>
+            </m:oMath>
+            <w:r>
+              <w:rPr>
+                <w:rFonts w:hint="eastAsia"/>
+                <w:szCs w:val="21"/>
+              </w:rPr>
+              <w:t xml:space="preserve"> </w:t>
+            </w:r>
+            <w:r>
+              <w:rPr>
+                <w:rFonts w:hint="eastAsia"/>
+                <w:szCs w:val="21"/>
+              </w:rPr>
+              <w:t>顺序执行</w:t>
+            </w:r>
+            <w:r>
+              <w:rPr>
+                <w:rFonts w:hint="eastAsia"/>
+                <w:szCs w:val="21"/>
+              </w:rPr>
+              <w:t>:</w:t>
+            </w:r>
+          </w:p>
+          <w:p>
+            <w:pPr>
+              <w:spacing w:line="360" w:lineRule="auto"/>
+              <w:ind w:left="420" w:hanging="420"/>
+              <w:rPr>
+                <w:szCs w:val="21"/>
+              </w:rPr>
+            </w:pPr>
+            <w:r>
+              <w:rPr>
+                <w:szCs w:val="21"/>
+              </w:rPr>
+              <w:tab/>
+            </w:r>
+            <w:r>
+              <w:rPr>
+                <w:szCs w:val="21"/>
+              </w:rPr>
+              <w:tab/>
+            </w:r>
+            <w:r>
+              <w:rPr>
+                <w:szCs w:val="21"/>
+              </w:rPr>
+              <w:tab/>
+            </w:r>
+            <w:r>
+              <w:rPr>
+                <w:rFonts w:hint="eastAsia"/>
+                <w:szCs w:val="21"/>
+              </w:rPr>
+              <w:t>生成随机采样点</w:t>
+            </w:r>
+            <w:r>
+              <w:rPr>
+                <w:rFonts w:hint="eastAsia"/>
+                <w:szCs w:val="21"/>
+              </w:rPr>
+              <w:t xml:space="preserve"> </w:t>
+            </w:r>
+            <m:oMath>
+              <m:sSub>
+                <m:sSubPr>
+                  <m:ctrlPr>
+                    <w:rPr>
+                      <w:rFonts w:ascii="Cambria Math" w:hAnsi="Cambria Math"/>
+                      <w:szCs w:val="21"/>
+                    </w:rPr>
+                  </m:ctrlPr>
+                </m:sSubPr>
+                <m:e>
+                  <m:r>
+                    <w:rPr>
+                      <w:rFonts w:ascii="Cambria Math" w:hAnsi="Cambria Math" w:hint="eastAsia"/>
+                      <w:szCs w:val="21"/>
+                    </w:rPr>
+                    <m:t>x</m:t>
+                  </m:r>
+                </m:e>
+                <m:sub>
+                  <m:r>
+                    <w:rPr>
+                      <w:rFonts w:ascii="Cambria Math" w:hAnsi="Cambria Math" w:hint="eastAsia"/>
+                      <w:szCs w:val="21"/>
+                    </w:rPr>
+                    <m:t>rand</m:t>
+                  </m:r>
+                </m:sub>
+              </m:sSub>
+            </m:oMath>
+          </w:p>
+          <w:p>
+            <w:pPr>
+              <w:spacing w:line="360" w:lineRule="auto"/>
+              <w:ind w:left="420" w:hanging="420"/>
+              <w:rPr>
+                <w:szCs w:val="21"/>
+              </w:rPr>
+            </w:pPr>
+            <w:r>
+              <w:rPr>
+                <w:rFonts w:hint="eastAsia"/>
+                <w:szCs w:val="21"/>
+              </w:rPr>
+              <w:t xml:space="preserve">        </w:t>
+            </w:r>
+            <w:r>
+              <w:rPr>
+                <w:szCs w:val="21"/>
+              </w:rPr>
+              <w:tab/>
+            </w:r>
+            <w:r>
+              <w:rPr>
+                <w:rFonts w:hint="eastAsia"/>
+                <w:szCs w:val="21"/>
+              </w:rPr>
+              <w:t>寻找最近节点</w:t>
+            </w:r>
+            <w:r>
+              <w:rPr>
+                <w:rFonts w:hint="eastAsia"/>
+                <w:szCs w:val="21"/>
+              </w:rPr>
+              <w:t xml:space="preserve"> </w:t>
+            </w:r>
+            <m:oMath>
+              <m:sSub>
+                <m:sSubPr>
+                  <m:ctrlPr>
+                    <w:rPr>
+                      <w:rFonts w:ascii="Cambria Math" w:hAnsi="Cambria Math"/>
+                      <w:szCs w:val="21"/>
+                    </w:rPr>
+                  </m:ctrlPr>
+                </m:sSubPr>
+                <m:e>
+                  <m:r>
+                    <w:rPr>
+                      <w:rFonts w:ascii="Cambria Math" w:hAnsi="Cambria Math" w:hint="eastAsia"/>
+                      <w:szCs w:val="21"/>
+                    </w:rPr>
+                    <m:t>x</m:t>
+                  </m:r>
+                </m:e>
+                <m:sub>
+                  <m:r>
+                    <w:rPr>
+                      <w:rFonts w:ascii="Cambria Math" w:hAnsi="Cambria Math" w:hint="eastAsia"/>
+                      <w:szCs w:val="21"/>
+                    </w:rPr>
+                    <m:t>near</m:t>
+                  </m:r>
+                </m:sub>
+              </m:sSub>
+            </m:oMath>
+            <w:r>
+              <w:rPr>
+                <w:rFonts w:hint="eastAsia"/>
+                <w:szCs w:val="21"/>
+              </w:rPr>
+              <w:t xml:space="preserve"> </w:t>
+            </w:r>
+            <w:r>
+              <w:rPr>
+                <w:rFonts w:hint="eastAsia"/>
+                <w:szCs w:val="21"/>
+              </w:rPr>
+              <w:t>←</w:t>
+            </w:r>
+            <w:r>
+              <w:rPr>
+                <w:rFonts w:hint="eastAsia"/>
+                <w:szCs w:val="21"/>
+              </w:rPr>
+              <w:t xml:space="preserve"> </w:t>
+            </w:r>
+            <m:oMath>
+              <m:r>
+                <w:rPr>
+                  <w:rFonts w:ascii="Cambria Math" w:hAnsi="Cambria Math" w:hint="eastAsia"/>
+                  <w:szCs w:val="21"/>
+                </w:rPr>
+                <m:t>Nearest</m:t>
+              </m:r>
+              <m:d>
+                <m:dPr>
+                  <m:ctrlPr>
+                    <w:rPr>
+                      <w:rFonts w:ascii="Cambria Math" w:hAnsi="Cambria Math"/>
+                      <w:szCs w:val="21"/>
+                    </w:rPr>
+                  </m:ctrlPr>
+                </m:dPr>
+                <m:e>
+                  <m:sSub>
+                    <m:sSubPr>
+                      <m:ctrlPr>
+                        <w:rPr>
+                          <w:rFonts w:ascii="Cambria Math" w:hAnsi="Cambria Math"/>
+                          <w:szCs w:val="21"/>
+                        </w:rPr>
+                      </m:ctrlPr>
+                    </m:sSubPr>
+                    <m:e>
+                      <m:r>
+                        <w:rPr>
+                          <w:rFonts w:ascii="Cambria Math" w:hAnsi="Cambria Math" w:hint="eastAsia"/>
+                          <w:szCs w:val="21"/>
+                        </w:rPr>
+                        <m:t>T</m:t>
+                      </m:r>
+                    </m:e>
+                    <m:sub>
+                      <m:r>
+                        <w:rPr>
+                          <w:rFonts w:ascii="Cambria Math" w:hAnsi="Cambria Math" w:hint="eastAsia"/>
+                          <w:szCs w:val="21"/>
+                        </w:rPr>
+                        <m:t>i</m:t>
+                      </m:r>
+                    </m:sub>
+                  </m:sSub>
+                  <m:r>
+                    <m:rPr>
+                      <m:sty m:val="p"/>
+                    </m:rPr>
+                    <w:rPr>
+                      <w:rFonts w:ascii="Cambria Math" w:hAnsi="Cambria Math" w:hint="eastAsia"/>
+                      <w:szCs w:val="21"/>
+                    </w:rPr>
+                    <m:t>,</m:t>
+                  </m:r>
+                  <m:sSub>
+                    <m:sSubPr>
+                      <m:ctrlPr>
+                        <w:rPr>
+                          <w:rFonts w:ascii="Cambria Math" w:hAnsi="Cambria Math"/>
+                          <w:szCs w:val="21"/>
+                        </w:rPr>
+                      </m:ctrlPr>
+                    </m:sSubPr>
+                    <m:e>
+                      <m:r>
+                        <w:rPr>
+                          <w:rFonts w:ascii="Cambria Math" w:hAnsi="Cambria Math" w:hint="eastAsia"/>
+                          <w:szCs w:val="21"/>
+                        </w:rPr>
+                        <m:t>x</m:t>
+                      </m:r>
+                    </m:e>
+                    <m:sub>
+                      <m:r>
+                        <w:rPr>
+                          <w:rFonts w:ascii="Cambria Math" w:hAnsi="Cambria Math" w:hint="eastAsia"/>
+                          <w:szCs w:val="21"/>
+                        </w:rPr>
+                        <m:t>rand</m:t>
+                      </m:r>
+                    </m:sub>
+                  </m:sSub>
+                </m:e>
+              </m:d>
+            </m:oMath>
+          </w:p>
+          <w:p>
+            <w:pPr>
+              <w:spacing w:line="360" w:lineRule="auto"/>
+              <w:ind w:left="420" w:hanging="420"/>
+              <w:rPr>
+                <w:szCs w:val="21"/>
+              </w:rPr>
+            </w:pPr>
+            <w:r>
+              <w:rPr>
+                <w:rFonts w:hint="eastAsia"/>
+                <w:szCs w:val="21"/>
+              </w:rPr>
+              <w:t xml:space="preserve">        </w:t>
+            </w:r>
+            <w:r>
+              <w:rPr>
+                <w:szCs w:val="21"/>
+              </w:rPr>
+              <w:tab/>
+            </w:r>
+            <w:r>
+              <w:rPr>
+                <w:rFonts w:hint="eastAsia"/>
+                <w:szCs w:val="21"/>
+              </w:rPr>
+              <w:t>沿方向扩展</w:t>
+            </w:r>
+            <w:r>
+              <w:rPr>
+                <w:rFonts w:hint="eastAsia"/>
+                <w:szCs w:val="21"/>
+              </w:rPr>
+              <w:t xml:space="preserve"> </w:t>
+            </w:r>
+            <m:oMath>
+              <m:sSub>
+                <m:sSubPr>
+                  <m:ctrlPr>
+                    <w:rPr>
+                      <w:rFonts w:ascii="Cambria Math" w:hAnsi="Cambria Math"/>
+                      <w:szCs w:val="21"/>
+                    </w:rPr>
+                  </m:ctrlPr>
+                </m:sSubPr>
+                <m:e>
+                  <m:r>
+                    <w:rPr>
+                      <w:rFonts w:ascii="Cambria Math" w:hAnsi="Cambria Math"/>
+                      <w:szCs w:val="21"/>
+                    </w:rPr>
+                    <m:t>d</m:t>
+                  </m:r>
+                </m:e>
+                <m:sub>
+                  <m:r>
+                    <w:rPr>
+                      <w:rFonts w:ascii="Cambria Math" w:hAnsi="Cambria Math"/>
+                      <w:szCs w:val="21"/>
+                    </w:rPr>
+                    <m:t>step</m:t>
+                  </m:r>
+                </m:sub>
+              </m:sSub>
+            </m:oMath>
+            <w:r>
+              <w:rPr>
+                <w:rFonts w:hint="eastAsia"/>
+                <w:szCs w:val="21"/>
+              </w:rPr>
+              <w:t xml:space="preserve"> </w:t>
+            </w:r>
+            <w:r>
+              <w:rPr>
+                <w:rFonts w:hint="eastAsia"/>
+                <w:szCs w:val="21"/>
+              </w:rPr>
+              <w:t>生成新节点</w:t>
+            </w:r>
+            <w:r>
+              <w:rPr>
+                <w:rFonts w:hint="eastAsia"/>
+                <w:szCs w:val="21"/>
+              </w:rPr>
+              <w:t xml:space="preserve"> </w:t>
+            </w:r>
+            <m:oMath>
+              <m:sSub>
+                <m:sSubPr>
+                  <m:ctrlPr>
+                    <w:rPr>
+                      <w:rFonts w:ascii="Cambria Math" w:hAnsi="Cambria Math"/>
+                      <w:szCs w:val="21"/>
+                    </w:rPr>
+                  </m:ctrlPr>
+                </m:sSubPr>
+                <m:e>
+                  <m:r>
+                    <w:rPr>
+                      <w:rFonts w:ascii="Cambria Math" w:hAnsi="Cambria Math" w:hint="eastAsia"/>
+                      <w:szCs w:val="21"/>
+                    </w:rPr>
+                    <m:t>x</m:t>
+                  </m:r>
+                </m:e>
+                <m:sub>
+                  <m:r>
+                    <w:rPr>
+                      <w:rFonts w:ascii="Cambria Math" w:hAnsi="Cambria Math" w:hint="eastAsia"/>
+                      <w:szCs w:val="21"/>
+                    </w:rPr>
+                    <m:t>new</m:t>
+                  </m:r>
+                </m:sub>
+              </m:sSub>
+            </m:oMath>
+          </w:p>
+          <w:p>
+            <w:pPr>
+              <w:spacing w:line="360" w:lineRule="auto"/>
+              <w:ind w:left="420" w:hanging="420"/>
+              <w:rPr>
+                <w:szCs w:val="21"/>
+              </w:rPr>
+            </w:pPr>
+            <w:r>
+              <w:rPr>
+                <w:rFonts w:hint="eastAsia"/>
+                <w:szCs w:val="21"/>
+              </w:rPr>
+              <w:t xml:space="preserve">        </w:t>
+            </w:r>
+            <w:r>
+              <w:rPr>
+                <w:szCs w:val="21"/>
+              </w:rPr>
+              <w:tab/>
+            </w:r>
+            <w:r>
+              <w:rPr>
+                <w:rFonts w:hint="eastAsia"/>
+                <w:szCs w:val="21"/>
+              </w:rPr>
+              <w:t xml:space="preserve">if </w:t>
+            </w:r>
+            <m:oMath>
+              <m:d>
+                <m:dPr>
+                  <m:begChr m:val="["/>
+                  <m:endChr m:val="]"/>
+                  <m:ctrlPr>
+                    <w:rPr>
+                      <w:rFonts w:ascii="Cambria Math" w:hAnsi="Cambria Math"/>
+                      <w:szCs w:val="21"/>
+                    </w:rPr>
+                  </m:ctrlPr>
+                </m:dPr>
+                <m:e>
+                  <m:sSub>
+                    <m:sSubPr>
+                      <m:ctrlPr>
+                        <w:rPr>
+                          <w:rFonts w:ascii="Cambria Math" w:hAnsi="Cambria Math"/>
+                          <w:szCs w:val="21"/>
+                        </w:rPr>
+                      </m:ctrlPr>
+                    </m:sSubPr>
+                    <m:e>
+                      <m:r>
+                        <w:rPr>
+                          <w:rFonts w:ascii="Cambria Math" w:hAnsi="Cambria Math" w:hint="eastAsia"/>
+                          <w:szCs w:val="21"/>
+                        </w:rPr>
+                        <m:t>x</m:t>
+                      </m:r>
+                    </m:e>
+                    <m:sub>
+                      <m:r>
+                        <w:rPr>
+                          <w:rFonts w:ascii="Cambria Math" w:hAnsi="Cambria Math" w:hint="eastAsia"/>
+                          <w:szCs w:val="21"/>
+                        </w:rPr>
+                        <m:t>near</m:t>
+                      </m:r>
+                    </m:sub>
+                  </m:sSub>
+                  <m:r>
+                    <m:rPr>
+                      <m:sty m:val="p"/>
+                    </m:rPr>
+                    <w:rPr>
+                      <w:rFonts w:ascii="Cambria Math" w:hAnsi="Cambria Math" w:hint="eastAsia"/>
+                      <w:szCs w:val="21"/>
+                    </w:rPr>
+                    <m:t>,</m:t>
+                  </m:r>
+                  <m:sSub>
+                    <m:sSubPr>
+                      <m:ctrlPr>
+                        <w:rPr>
+                          <w:rFonts w:ascii="Cambria Math" w:hAnsi="Cambria Math"/>
+                          <w:szCs w:val="21"/>
+                        </w:rPr>
+                      </m:ctrlPr>
+                    </m:sSubPr>
+                    <m:e>
+                      <m:r>
+                        <w:rPr>
+                          <w:rFonts w:ascii="Cambria Math" w:hAnsi="Cambria Math" w:hint="eastAsia"/>
+                          <w:szCs w:val="21"/>
+                        </w:rPr>
+                        <m:t>x</m:t>
+                      </m:r>
+                    </m:e>
+                    <m:sub>
+                      <m:r>
+                        <w:rPr>
+                          <w:rFonts w:ascii="Cambria Math" w:hAnsi="Cambria Math" w:hint="eastAsia"/>
+                          <w:szCs w:val="21"/>
+                        </w:rPr>
+                        <m:t>new</m:t>
+                      </m:r>
+                    </m:sub>
+                  </m:sSub>
+                </m:e>
+              </m:d>
+            </m:oMath>
+            <w:r>
+              <w:rPr>
+                <w:rFonts w:hint="eastAsia"/>
+                <w:szCs w:val="21"/>
+              </w:rPr>
+              <w:t xml:space="preserve"> </w:t>
+            </w:r>
+            <w:r>
+              <w:rPr>
+                <w:rFonts w:hint="eastAsia"/>
+                <w:szCs w:val="21"/>
+              </w:rPr>
+              <w:t>与障碍物集合</w:t>
+            </w:r>
+            <w:r>
+              <w:rPr>
+                <w:rFonts w:hint="eastAsia"/>
+                <w:szCs w:val="21"/>
+              </w:rPr>
+              <w:t xml:space="preserve"> </w:t>
+            </w:r>
+            <m:oMath>
+              <m:sSub>
+                <m:sSubPr>
+                  <m:ctrlPr>
+                    <w:rPr>
+                      <w:rFonts w:ascii="Cambria Math" w:hAnsi="Cambria Math"/>
+                      <w:szCs w:val="21"/>
+                    </w:rPr>
+                  </m:ctrlPr>
+                </m:sSubPr>
+                <m:e>
+                  <m:r>
+                    <w:rPr>
+                      <w:rFonts w:ascii="Cambria Math" w:hAnsi="Cambria Math" w:hint="eastAsia"/>
+                      <w:szCs w:val="21"/>
+                    </w:rPr>
+                    <m:t>O</m:t>
+                  </m:r>
+                </m:e>
+                <m:sub>
+                  <m:r>
+                    <w:rPr>
+                      <w:rFonts w:ascii="Cambria Math" w:hAnsi="Cambria Math" w:hint="eastAsia"/>
+                      <w:szCs w:val="21"/>
+                    </w:rPr>
+                    <m:t>t</m:t>
+                  </m:r>
+                </m:sub>
+              </m:sSub>
+            </m:oMath>
+            <w:r>
+              <w:rPr>
+                <w:rFonts w:hint="eastAsia"/>
+                <w:szCs w:val="21"/>
+              </w:rPr>
+              <w:t xml:space="preserve"> </w:t>
+            </w:r>
+            <w:r>
+              <w:rPr>
+                <w:rFonts w:hint="eastAsia"/>
+                <w:szCs w:val="21"/>
+              </w:rPr>
+              <w:t>不相交</w:t>
+            </w:r>
+            <w:r>
+              <w:rPr>
+                <w:rFonts w:hint="eastAsia"/>
+                <w:szCs w:val="21"/>
+              </w:rPr>
+              <w:t xml:space="preserve"> then</w:t>
+            </w:r>
+          </w:p>
+          <w:p>
+            <w:pPr>
+              <w:spacing w:line="360" w:lineRule="auto"/>
+              <w:ind w:left="420" w:hanging="420"/>
+              <w:rPr>
+                <w:szCs w:val="21"/>
+              </w:rPr>
+            </w:pPr>
+            <w:r>
+              <w:rPr>
+                <w:rFonts w:hint="eastAsia"/>
+                <w:szCs w:val="21"/>
+              </w:rPr>
+              <w:t xml:space="preserve">             </w:t>
+            </w:r>
+            <w:r>
+              <w:rPr>
+                <w:szCs w:val="21"/>
+              </w:rPr>
+              <w:tab/>
+            </w:r>
+            <w:r>
+              <w:rPr>
+                <w:rFonts w:hint="eastAsia"/>
+                <w:szCs w:val="21"/>
+              </w:rPr>
+              <w:t>加入树结构</w:t>
+            </w:r>
+            <w:r>
+              <w:rPr>
+                <w:rFonts w:hint="eastAsia"/>
+                <w:szCs w:val="21"/>
+              </w:rPr>
+              <w:t xml:space="preserve"> </w:t>
+            </w:r>
+            <m:oMath>
+              <m:sSub>
+                <m:sSubPr>
+                  <m:ctrlPr>
+                    <w:rPr>
+                      <w:rFonts w:ascii="Cambria Math" w:hAnsi="Cambria Math"/>
+                      <w:szCs w:val="21"/>
+                    </w:rPr>
+                  </m:ctrlPr>
+                </m:sSubPr>
+                <m:e>
+                  <m:r>
+                    <w:rPr>
+                      <w:rFonts w:ascii="Cambria Math" w:hAnsi="Cambria Math" w:hint="eastAsia"/>
+                      <w:szCs w:val="21"/>
+                    </w:rPr>
+                    <m:t>T</m:t>
+                  </m:r>
+                </m:e>
+                <m:sub>
+                  <m:r>
+                    <w:rPr>
+                      <w:rFonts w:ascii="Cambria Math" w:hAnsi="Cambria Math" w:hint="eastAsia"/>
+                      <w:szCs w:val="21"/>
+                    </w:rPr>
+                    <m:t>i</m:t>
+                  </m:r>
+                </m:sub>
+              </m:sSub>
+            </m:oMath>
+            <w:r>
+              <w:rPr>
+                <w:rFonts w:hint="eastAsia"/>
+                <w:szCs w:val="21"/>
+              </w:rPr>
+              <w:t xml:space="preserve"> </w:t>
+            </w:r>
+            <w:r>
+              <w:rPr>
+                <w:rFonts w:hint="eastAsia"/>
+                <w:szCs w:val="21"/>
+              </w:rPr>
+              <w:t>←</w:t>
+            </w:r>
+            <w:r>
+              <w:rPr>
+                <w:rFonts w:hint="eastAsia"/>
+                <w:szCs w:val="21"/>
+              </w:rPr>
+              <w:t xml:space="preserve"> </w:t>
+            </w:r>
+            <m:oMath>
+              <m:sSub>
+                <m:sSubPr>
+                  <m:ctrlPr>
+                    <w:rPr>
+                      <w:rFonts w:ascii="Cambria Math" w:hAnsi="Cambria Math"/>
+                      <w:szCs w:val="21"/>
+                    </w:rPr>
+                  </m:ctrlPr>
+                </m:sSubPr>
+                <m:e>
+                  <m:r>
+                    <w:rPr>
+                      <w:rFonts w:ascii="Cambria Math" w:hAnsi="Cambria Math" w:hint="eastAsia"/>
+                      <w:szCs w:val="21"/>
+                    </w:rPr>
+                    <m:t>T</m:t>
+                  </m:r>
+                </m:e>
+                <m:sub>
+                  <m:r>
+                    <w:rPr>
+                      <w:rFonts w:ascii="Cambria Math" w:hAnsi="Cambria Math" w:hint="eastAsia"/>
+                      <w:szCs w:val="21"/>
+                    </w:rPr>
+                    <m:t>i</m:t>
+                  </m:r>
+                </m:sub>
+              </m:sSub>
+            </m:oMath>
+            <w:r>
+              <w:rPr>
+                <w:rFonts w:hint="eastAsia"/>
+                <w:szCs w:val="21"/>
+              </w:rPr>
+              <w:t xml:space="preserve"> </w:t>
+            </w:r>
+            <w:r>
+              <w:rPr>
+                <w:rFonts w:hint="eastAsia"/>
+                <w:szCs w:val="21"/>
+              </w:rPr>
+              <w:t>∪</w:t>
+            </w:r>
+            <w:r>
+              <w:rPr>
+                <w:rFonts w:hint="eastAsia"/>
+                <w:szCs w:val="21"/>
+              </w:rPr>
+              <w:t xml:space="preserve"> </w:t>
+            </w:r>
+            <m:oMath>
+              <m:sSub>
+                <m:sSubPr>
+                  <m:ctrlPr>
+                    <w:rPr>
+                      <w:rFonts w:ascii="Cambria Math" w:hAnsi="Cambria Math"/>
+                      <w:szCs w:val="21"/>
+                    </w:rPr>
+                  </m:ctrlPr>
+                </m:sSubPr>
+                <m:e>
+                  <m:r>
+                    <w:rPr>
+                      <w:rFonts w:ascii="Cambria Math" w:hAnsi="Cambria Math" w:hint="eastAsia"/>
+                      <w:szCs w:val="21"/>
+                    </w:rPr>
+                    <m:t>x</m:t>
+                  </m:r>
+                </m:e>
+                <m:sub>
+                  <m:r>
+                    <w:rPr>
+                      <w:rFonts w:ascii="Cambria Math" w:hAnsi="Cambria Math" w:hint="eastAsia"/>
+                      <w:szCs w:val="21"/>
+                    </w:rPr>
+                    <m:t>new</m:t>
+                  </m:r>
+                </m:sub>
+              </m:sSub>
+            </m:oMath>
+          </w:p>
+          <w:p>
+            <w:pPr>
+              <w:spacing w:line="360" w:lineRule="auto"/>
+              <w:ind w:left="420" w:hanging="420"/>
+              <w:rPr>
+                <w:szCs w:val="21"/>
+              </w:rPr>
+            </w:pPr>
+            <w:r>
+              <w:rPr>
+                <w:rFonts w:hint="eastAsia"/>
+                <w:szCs w:val="21"/>
+              </w:rPr>
+              <w:t xml:space="preserve">             </w:t>
+            </w:r>
+            <w:r>
+              <w:rPr>
+                <w:szCs w:val="21"/>
+              </w:rPr>
+              <w:tab/>
+            </w:r>
+            <w:r>
+              <w:rPr>
+                <w:rFonts w:hint="eastAsia"/>
+                <w:szCs w:val="21"/>
+              </w:rPr>
+              <w:t>计算路径代价</w:t>
+            </w:r>
+            <w:r>
+              <w:rPr>
+                <w:rFonts w:hint="eastAsia"/>
+                <w:szCs w:val="21"/>
+              </w:rPr>
+              <w:t xml:space="preserve"> </w:t>
+            </w:r>
+            <m:oMath>
+              <m:r>
+                <w:rPr>
+                  <w:rFonts w:ascii="Cambria Math" w:hAnsi="Cambria Math" w:hint="eastAsia"/>
+                  <w:szCs w:val="21"/>
+                </w:rPr>
+                <m:t>Cost</m:t>
+              </m:r>
+              <m:d>
+                <m:dPr>
+                  <m:ctrlPr>
+                    <w:rPr>
+                      <w:rFonts w:ascii="Cambria Math" w:hAnsi="Cambria Math"/>
+                      <w:szCs w:val="21"/>
+                    </w:rPr>
+                  </m:ctrlPr>
+                </m:dPr>
+                <m:e>
+                  <m:sSub>
+                    <m:sSubPr>
+                      <m:ctrlPr>
+                        <w:rPr>
+                          <w:rFonts w:ascii="Cambria Math" w:hAnsi="Cambria Math"/>
+                          <w:szCs w:val="21"/>
+                        </w:rPr>
+                      </m:ctrlPr>
+                    </m:sSubPr>
+                    <m:e>
+                      <m:r>
+                        <w:rPr>
+                          <w:rFonts w:ascii="Cambria Math" w:hAnsi="Cambria Math" w:hint="eastAsia"/>
+                          <w:szCs w:val="21"/>
+                        </w:rPr>
+                        <m:t>x</m:t>
+                      </m:r>
+                    </m:e>
+                    <m:sub>
+                      <m:r>
+                        <w:rPr>
+                          <w:rFonts w:ascii="Cambria Math" w:hAnsi="Cambria Math" w:hint="eastAsia"/>
+                          <w:szCs w:val="21"/>
+                        </w:rPr>
+                        <m:t>new</m:t>
+                      </m:r>
+                    </m:sub>
+                  </m:sSub>
+                </m:e>
+              </m:d>
+            </m:oMath>
+            <w:r>
+              <w:rPr>
+                <w:rFonts w:hint="eastAsia"/>
+                <w:szCs w:val="21"/>
+              </w:rPr>
+              <w:t>，执行路径重连优化</w:t>
+            </w:r>
+          </w:p>
+          <w:p>
+            <w:pPr>
+              <w:spacing w:line="360" w:lineRule="auto"/>
+              <w:ind w:left="420" w:hanging="420"/>
+              <w:rPr>
+                <w:szCs w:val="21"/>
+              </w:rPr>
+            </w:pPr>
+            <w:r>
+              <w:rPr>
+                <w:szCs w:val="21"/>
+              </w:rPr>
+              <w:t xml:space="preserve">        </w:t>
+            </w:r>
+            <w:r>
+              <w:rPr>
+                <w:szCs w:val="21"/>
+              </w:rPr>
+              <w:tab/>
+              <w:t>end if</w:t>
+            </w:r>
+          </w:p>
+          <w:p>
+            <w:pPr>
+              <w:spacing w:line="360" w:lineRule="auto"/>
+              <w:ind w:left="420" w:hanging="420"/>
+              <w:rPr>
+                <w:szCs w:val="21"/>
+              </w:rPr>
+            </w:pPr>
+            <w:r>
+              <w:rPr>
+                <w:rFonts w:hint="eastAsia"/>
+                <w:szCs w:val="21"/>
+              </w:rPr>
+              <w:t xml:space="preserve">        </w:t>
+            </w:r>
+            <w:r>
+              <w:rPr>
+                <w:szCs w:val="21"/>
+              </w:rPr>
+              <w:tab/>
+              <w:t xml:space="preserve">if </w:t>
+            </w:r>
+            <w:r>
+              <w:rPr>
+                <w:rFonts w:hint="eastAsia"/>
+                <w:szCs w:val="21"/>
+              </w:rPr>
+              <w:t>路径</w:t>
+            </w:r>
+            <w:r>
+              <w:rPr>
+                <w:rFonts w:hint="eastAsia"/>
+                <w:szCs w:val="21"/>
+              </w:rPr>
+              <w:t xml:space="preserve"> </w:t>
+            </w:r>
+            <m:oMath>
+              <m:sSub>
+                <m:sSubPr>
+                  <m:ctrlPr>
+                    <w:rPr>
+                      <w:rFonts w:ascii="Cambria Math" w:hAnsi="Cambria Math"/>
+                      <w:szCs w:val="21"/>
+                    </w:rPr>
+                  </m:ctrlPr>
+                </m:sSubPr>
+                <m:e>
+                  <m:r>
+                    <w:rPr>
+                      <w:rFonts w:ascii="Cambria Math" w:hAnsi="Cambria Math" w:hint="eastAsia"/>
+                      <w:szCs w:val="21"/>
+                    </w:rPr>
+                    <m:t>P</m:t>
+                  </m:r>
+                </m:e>
+                <m:sub>
+                  <m:r>
+                    <w:rPr>
+                      <w:rFonts w:ascii="Cambria Math" w:hAnsi="Cambria Math" w:hint="eastAsia"/>
+                      <w:szCs w:val="21"/>
+                    </w:rPr>
+                    <m:t>i</m:t>
+                  </m:r>
+                </m:sub>
+              </m:sSub>
+            </m:oMath>
+            <w:r>
+              <w:rPr>
+                <w:rFonts w:hint="eastAsia"/>
+                <w:szCs w:val="21"/>
+              </w:rPr>
+              <w:t xml:space="preserve"> </w:t>
+            </w:r>
+            <w:r>
+              <w:rPr>
+                <w:rFonts w:hint="eastAsia"/>
+                <w:szCs w:val="21"/>
+              </w:rPr>
+              <w:t>与其他簇</w:t>
+            </w:r>
+            <w:r>
+              <w:rPr>
+                <w:rFonts w:hint="eastAsia"/>
+                <w:szCs w:val="21"/>
+              </w:rPr>
+              <w:t xml:space="preserve"> </w:t>
+            </w:r>
+            <m:oMath>
+              <m:sSub>
+                <m:sSubPr>
+                  <m:ctrlPr>
+                    <w:rPr>
+                      <w:rFonts w:ascii="Cambria Math" w:hAnsi="Cambria Math"/>
+                      <w:szCs w:val="21"/>
+                    </w:rPr>
+                  </m:ctrlPr>
+                </m:sSubPr>
+                <m:e>
+                  <m:r>
+                    <w:rPr>
+                      <w:rFonts w:ascii="Cambria Math" w:hAnsi="Cambria Math" w:hint="eastAsia"/>
+                      <w:szCs w:val="21"/>
+                    </w:rPr>
+                    <m:t>C</m:t>
+                  </m:r>
+                </m:e>
+                <m:sub>
+                  <m:r>
+                    <w:rPr>
+                      <w:rFonts w:ascii="Cambria Math" w:hAnsi="Cambria Math" w:hint="eastAsia"/>
+                      <w:szCs w:val="21"/>
+                    </w:rPr>
+                    <m:t>i</m:t>
+                  </m:r>
+                </m:sub>
+              </m:sSub>
+              <m:r>
+                <m:rPr>
+                  <m:sty m:val="p"/>
+                </m:rPr>
+                <w:rPr>
+                  <w:rFonts w:ascii="Cambria Math" w:hAnsi="Cambria Math"/>
+                  <w:szCs w:val="21"/>
+                </w:rPr>
+                <m:t xml:space="preserve"> ∈ </m:t>
+              </m:r>
+              <m:r>
+                <w:rPr>
+                  <w:rFonts w:ascii="Cambria Math" w:hAnsi="Cambria Math"/>
+                  <w:szCs w:val="21"/>
+                </w:rPr>
+                <m:t>R</m:t>
+              </m:r>
+            </m:oMath>
+            <w:r>
+              <w:rPr>
+                <w:rFonts w:hint="eastAsia"/>
+                <w:szCs w:val="21"/>
+              </w:rPr>
+              <w:t xml:space="preserve"> </w:t>
+            </w:r>
+            <w:r>
+              <w:rPr>
+                <w:rFonts w:hint="eastAsia"/>
+                <w:szCs w:val="21"/>
+              </w:rPr>
+              <w:t>的</w:t>
+            </w:r>
+            <w:r>
+              <w:rPr>
+                <w:rFonts w:hint="eastAsia"/>
+                <w:szCs w:val="21"/>
+              </w:rPr>
+              <w:t xml:space="preserve"> </w:t>
+            </w:r>
+            <m:oMath>
+              <m:sSub>
+                <m:sSubPr>
+                  <m:ctrlPr>
+                    <w:rPr>
+                      <w:rFonts w:ascii="Cambria Math" w:hAnsi="Cambria Math"/>
+                      <w:szCs w:val="21"/>
+                    </w:rPr>
+                  </m:ctrlPr>
+                </m:sSubPr>
+                <m:e>
+                  <m:r>
+                    <w:rPr>
+                      <w:rFonts w:ascii="Cambria Math" w:hAnsi="Cambria Math" w:hint="eastAsia"/>
+                      <w:szCs w:val="21"/>
+                    </w:rPr>
+                    <m:t>P</m:t>
+                  </m:r>
+                </m:e>
+                <m:sub>
+                  <m:r>
+                    <w:rPr>
+                      <w:rFonts w:ascii="Cambria Math" w:hAnsi="Cambria Math" w:hint="eastAsia"/>
+                      <w:szCs w:val="21"/>
+                    </w:rPr>
+                    <m:t>j</m:t>
+                  </m:r>
+                </m:sub>
+              </m:sSub>
+            </m:oMath>
+            <w:r>
+              <w:rPr>
+                <w:rFonts w:hint="eastAsia"/>
+                <w:szCs w:val="21"/>
+              </w:rPr>
+              <w:t xml:space="preserve"> </w:t>
+            </w:r>
+            <w:r>
+              <w:rPr>
+                <w:rFonts w:hint="eastAsia"/>
+                <w:szCs w:val="21"/>
+              </w:rPr>
+              <w:t>的</w:t>
+            </w:r>
+            <w:r>
+              <w:rPr>
+                <w:rFonts w:hint="eastAsia"/>
+                <w:szCs w:val="21"/>
+              </w:rPr>
+              <w:t xml:space="preserve"> Fr</w:t>
+            </w:r>
+            <w:r>
+              <w:rPr>
+                <w:rFonts w:hint="eastAsia"/>
+                <w:szCs w:val="21"/>
+              </w:rPr>
+              <w:t>é</w:t>
+            </w:r>
+            <w:r>
+              <w:rPr>
+                <w:rFonts w:hint="eastAsia"/>
+                <w:szCs w:val="21"/>
+              </w:rPr>
+              <w:t xml:space="preserve">chet </w:t>
+            </w:r>
+            <w:r>
+              <w:rPr>
+                <w:rFonts w:hint="eastAsia"/>
+                <w:szCs w:val="21"/>
+              </w:rPr>
+              <w:t>距离不在</w:t>
+            </w:r>
+            <w:r>
+              <w:rPr>
+                <w:rFonts w:hint="eastAsia"/>
+                <w:szCs w:val="21"/>
+              </w:rPr>
+              <w:t xml:space="preserve"> [L, U] </w:t>
+            </w:r>
+            <w:r>
+              <w:rPr>
+                <w:rFonts w:hint="eastAsia"/>
+                <w:szCs w:val="21"/>
+              </w:rPr>
+              <w:t>内</w:t>
+            </w:r>
+          </w:p>
+          <w:p>
+            <w:pPr>
+              <w:spacing w:line="360" w:lineRule="auto"/>
+              <w:ind w:left="420" w:hanging="420"/>
+              <w:rPr>
+                <w:szCs w:val="21"/>
+              </w:rPr>
+            </w:pPr>
+            <w:r>
+              <w:rPr>
+                <w:rFonts w:hint="eastAsia"/>
+                <w:szCs w:val="21"/>
+              </w:rPr>
+              <w:t xml:space="preserve">            </w:t>
+            </w:r>
+            <w:r>
+              <w:rPr>
+                <w:szCs w:val="21"/>
+              </w:rPr>
+              <w:tab/>
+            </w:r>
+            <w:r>
+              <w:rPr>
+                <w:rFonts w:hint="eastAsia"/>
+                <w:szCs w:val="21"/>
+              </w:rPr>
+              <w:t>重新规划</w:t>
+            </w:r>
+          </w:p>
+          <w:p>
+            <w:pPr>
+              <w:spacing w:line="360" w:lineRule="auto"/>
+              <w:ind w:left="420" w:hanging="420"/>
+              <w:rPr>
+                <w:szCs w:val="21"/>
+              </w:rPr>
+            </w:pPr>
+            <w:r>
+              <w:rPr>
+                <w:szCs w:val="21"/>
+              </w:rPr>
+              <w:t xml:space="preserve">        </w:t>
+            </w:r>
+            <w:r>
+              <w:rPr>
+                <w:szCs w:val="21"/>
+              </w:rPr>
+              <w:tab/>
+              <w:t>end if</w:t>
+            </w:r>
+          </w:p>
+          <w:p>
+            <w:pPr>
+              <w:spacing w:line="360" w:lineRule="auto"/>
+              <w:ind w:left="420" w:hanging="420"/>
+              <w:rPr>
+                <w:szCs w:val="21"/>
+              </w:rPr>
+            </w:pPr>
+            <w:r>
+              <w:rPr>
+                <w:szCs w:val="21"/>
+              </w:rPr>
+              <w:t xml:space="preserve">    </w:t>
+            </w:r>
+            <w:r>
+              <w:rPr>
+                <w:szCs w:val="21"/>
+              </w:rPr>
+              <w:tab/>
+              <w:t>end for</w:t>
+            </w:r>
+          </w:p>
+          <w:p>
+            <w:pPr>
+              <w:spacing w:line="360" w:lineRule="auto"/>
+              <w:ind w:left="420" w:hanging="420"/>
+              <w:rPr>
+                <w:szCs w:val="21"/>
+              </w:rPr>
+            </w:pPr>
+            <w:r>
+              <w:rPr>
+                <w:rFonts w:hint="eastAsia"/>
+                <w:szCs w:val="21"/>
+              </w:rPr>
+              <w:t xml:space="preserve">    for </w:t>
+            </w:r>
+            <w:r>
+              <w:rPr>
+                <w:rFonts w:hint="eastAsia"/>
+                <w:szCs w:val="21"/>
+              </w:rPr>
+              <w:t>每个无人机</w:t>
+            </w:r>
+            <w:r>
+              <w:rPr>
+                <w:rFonts w:hint="eastAsia"/>
+                <w:szCs w:val="21"/>
+              </w:rPr>
+              <w:t xml:space="preserve"> i </w:t>
+            </w:r>
+            <w:r>
+              <w:rPr>
+                <w:rFonts w:hint="eastAsia"/>
+                <w:szCs w:val="21"/>
+              </w:rPr>
+              <w:t>∈</w:t>
+            </w:r>
+            <w:r>
+              <w:rPr>
+                <w:rFonts w:hint="eastAsia"/>
+                <w:szCs w:val="21"/>
+              </w:rPr>
+              <w:t xml:space="preserve"> </w:t>
+            </w:r>
+            <m:oMath>
+              <m:r>
+                <w:rPr>
+                  <w:rFonts w:ascii="Cambria Math" w:hAnsi="Cambria Math" w:hint="eastAsia"/>
+                  <w:szCs w:val="21"/>
+                </w:rPr>
+                <m:t>U</m:t>
+              </m:r>
+            </m:oMath>
+            <w:r>
+              <w:rPr>
+                <w:rFonts w:hint="eastAsia"/>
+                <w:szCs w:val="21"/>
+              </w:rPr>
+              <w:t>并行执行</w:t>
+            </w:r>
+            <w:r>
+              <w:rPr>
+                <w:rFonts w:hint="eastAsia"/>
+                <w:szCs w:val="21"/>
+              </w:rPr>
+              <w:t>:</w:t>
+            </w:r>
+          </w:p>
+          <w:p>
+            <w:pPr>
+              <w:spacing w:line="360" w:lineRule="auto"/>
+              <w:ind w:left="420" w:hanging="420"/>
+              <w:rPr>
+                <w:szCs w:val="21"/>
+              </w:rPr>
+            </w:pPr>
+            <w:r>
+              <w:rPr>
+                <w:rFonts w:hint="eastAsia"/>
+                <w:szCs w:val="21"/>
+              </w:rPr>
+              <w:t xml:space="preserve">        </w:t>
+            </w:r>
+            <w:r>
+              <w:rPr>
+                <w:rFonts w:hint="eastAsia"/>
+                <w:szCs w:val="21"/>
+              </w:rPr>
+              <w:t>计算吸引力</w:t>
+            </w:r>
+            <w:r>
+              <w:rPr>
+                <w:rFonts w:hint="eastAsia"/>
+                <w:szCs w:val="21"/>
+              </w:rPr>
+              <w:t xml:space="preserve"> </w:t>
+            </w:r>
+            <m:oMath>
+              <m:sSub>
+                <m:sSubPr>
+                  <m:ctrlPr>
+                    <w:rPr>
+                      <w:rFonts w:ascii="Cambria Math" w:hAnsi="Cambria Math"/>
+                      <w:szCs w:val="21"/>
+                    </w:rPr>
+                  </m:ctrlPr>
+                </m:sSubPr>
+                <m:e>
+                  <m:r>
+                    <w:rPr>
+                      <w:rFonts w:ascii="Cambria Math" w:hAnsi="Cambria Math" w:hint="eastAsia"/>
+                      <w:szCs w:val="21"/>
+                    </w:rPr>
+                    <m:t>f</m:t>
+                  </m:r>
+                </m:e>
+                <m:sub>
+                  <m:r>
+                    <w:rPr>
+                      <w:rFonts w:ascii="Cambria Math" w:hAnsi="Cambria Math" w:hint="eastAsia"/>
+                      <w:szCs w:val="21"/>
+                    </w:rPr>
+                    <m:t>att</m:t>
+                  </m:r>
+                  <m:r>
+                    <m:rPr>
+                      <m:sty m:val="p"/>
+                    </m:rPr>
+                    <w:rPr>
+                      <w:rFonts w:ascii="Cambria Math" w:hAnsi="Cambria Math" w:hint="eastAsia"/>
+                      <w:szCs w:val="21"/>
+                    </w:rPr>
+                    <m:t>,</m:t>
+                  </m:r>
+                  <m:r>
+                    <w:rPr>
+                      <w:rFonts w:ascii="Cambria Math" w:hAnsi="Cambria Math" w:hint="eastAsia"/>
+                      <w:szCs w:val="21"/>
+                    </w:rPr>
+                    <m:t>i</m:t>
+                  </m:r>
+                </m:sub>
+              </m:sSub>
+              <m:d>
+                <m:dPr>
+                  <m:ctrlPr>
+                    <w:rPr>
+                      <w:rFonts w:ascii="Cambria Math" w:hAnsi="Cambria Math"/>
+                      <w:szCs w:val="21"/>
+                    </w:rPr>
+                  </m:ctrlPr>
+                </m:dPr>
+                <m:e>
+                  <m:r>
+                    <w:rPr>
+                      <w:rFonts w:ascii="Cambria Math" w:hAnsi="Cambria Math" w:hint="eastAsia"/>
+                      <w:szCs w:val="21"/>
+                    </w:rPr>
+                    <m:t>t</m:t>
+                  </m:r>
+                </m:e>
+              </m:d>
+            </m:oMath>
+            <w:r>
+              <w:rPr>
+                <w:rFonts w:hint="eastAsia"/>
+                <w:szCs w:val="21"/>
+              </w:rPr>
+              <w:t xml:space="preserve">, </w:t>
+            </w:r>
+            <w:r>
+              <w:rPr>
+                <w:rFonts w:hint="eastAsia"/>
+                <w:szCs w:val="21"/>
+              </w:rPr>
+              <w:t>斥力</w:t>
+            </w:r>
+            <w:r>
+              <w:rPr>
+                <w:rFonts w:hint="eastAsia"/>
+                <w:szCs w:val="21"/>
+              </w:rPr>
+              <w:t xml:space="preserve"> </w:t>
+            </w:r>
+            <m:oMath>
+              <m:sSub>
+                <m:sSubPr>
+                  <m:ctrlPr>
+                    <w:rPr>
+                      <w:rFonts w:ascii="Cambria Math" w:hAnsi="Cambria Math"/>
+                      <w:szCs w:val="21"/>
+                    </w:rPr>
+                  </m:ctrlPr>
+                </m:sSubPr>
+                <m:e>
+                  <m:r>
+                    <w:rPr>
+                      <w:rFonts w:ascii="Cambria Math" w:hAnsi="Cambria Math" w:hint="eastAsia"/>
+                      <w:szCs w:val="21"/>
+                    </w:rPr>
+                    <m:t>f</m:t>
+                  </m:r>
+                </m:e>
+                <m:sub>
+                  <m:r>
+                    <w:rPr>
+                      <w:rFonts w:ascii="Cambria Math" w:hAnsi="Cambria Math" w:hint="eastAsia"/>
+                      <w:szCs w:val="21"/>
+                    </w:rPr>
+                    <m:t>rep</m:t>
+                  </m:r>
+                  <m:r>
+                    <m:rPr>
+                      <m:sty m:val="p"/>
+                    </m:rPr>
+                    <w:rPr>
+                      <w:rFonts w:ascii="Cambria Math" w:hAnsi="Cambria Math" w:hint="eastAsia"/>
+                      <w:szCs w:val="21"/>
+                    </w:rPr>
+                    <m:t>,</m:t>
+                  </m:r>
+                  <m:r>
+                    <w:rPr>
+                      <w:rFonts w:ascii="Cambria Math" w:hAnsi="Cambria Math" w:hint="eastAsia"/>
+                      <w:szCs w:val="21"/>
+                    </w:rPr>
+                    <m:t>i</m:t>
+                  </m:r>
+                </m:sub>
+              </m:sSub>
+              <m:d>
+                <m:dPr>
+                  <m:ctrlPr>
+                    <w:rPr>
+                      <w:rFonts w:ascii="Cambria Math" w:hAnsi="Cambria Math"/>
+                      <w:szCs w:val="21"/>
+                    </w:rPr>
+                  </m:ctrlPr>
+                </m:dPr>
+                <m:e>
+                  <m:r>
+                    <w:rPr>
+                      <w:rFonts w:ascii="Cambria Math" w:hAnsi="Cambria Math" w:hint="eastAsia"/>
+                      <w:szCs w:val="21"/>
+                    </w:rPr>
+                    <m:t>t</m:t>
+                  </m:r>
+                </m:e>
+              </m:d>
+            </m:oMath>
+            <w:r>
+              <w:rPr>
+                <w:rFonts w:hint="eastAsia"/>
+                <w:szCs w:val="21"/>
+              </w:rPr>
+              <w:t>,</w:t>
+            </w:r>
+            <w:r>
+              <w:rPr>
+                <w:rFonts w:hint="eastAsia"/>
+                <w:szCs w:val="21"/>
+              </w:rPr>
+              <w:t>通信保持力</w:t>
+            </w:r>
+            <w:r>
+              <w:rPr>
+                <w:rFonts w:hint="eastAsia"/>
+                <w:szCs w:val="21"/>
+              </w:rPr>
+              <w:t xml:space="preserve"> </w:t>
+            </w:r>
+            <m:oMath>
+              <m:sSub>
+                <m:sSubPr>
+                  <m:ctrlPr>
+                    <w:rPr>
+                      <w:rFonts w:ascii="Cambria Math" w:hAnsi="Cambria Math"/>
+                      <w:szCs w:val="21"/>
+                    </w:rPr>
+                  </m:ctrlPr>
+                </m:sSubPr>
+                <m:e>
+                  <m:r>
+                    <w:rPr>
+                      <w:rFonts w:ascii="Cambria Math" w:hAnsi="Cambria Math" w:hint="eastAsia"/>
+                      <w:szCs w:val="21"/>
+                    </w:rPr>
+                    <m:t>f</m:t>
+                  </m:r>
+                </m:e>
+                <m:sub>
+                  <m:r>
+                    <w:rPr>
+                      <w:rFonts w:ascii="Cambria Math" w:hAnsi="Cambria Math" w:hint="eastAsia"/>
+                      <w:szCs w:val="21"/>
+                    </w:rPr>
+                    <m:t>co</m:t>
+                  </m:r>
+                  <m:r>
+                    <w:rPr>
+                      <w:rFonts w:ascii="Cambria Math" w:eastAsia="MS Gothic" w:hAnsi="Cambria Math" w:cs="MS Gothic" w:hint="eastAsia"/>
+                      <w:szCs w:val="21"/>
+                    </w:rPr>
+                    <m:t>h</m:t>
+                  </m:r>
+                  <m:r>
+                    <m:rPr>
+                      <m:sty m:val="p"/>
+                    </m:rPr>
+                    <w:rPr>
+                      <w:rFonts w:ascii="Cambria Math" w:hAnsi="Cambria Math" w:hint="eastAsia"/>
+                      <w:szCs w:val="21"/>
+                    </w:rPr>
+                    <m:t>,</m:t>
+                  </m:r>
+                  <m:r>
+                    <w:rPr>
+                      <w:rFonts w:ascii="Cambria Math" w:hAnsi="Cambria Math" w:hint="eastAsia"/>
+                      <w:szCs w:val="21"/>
+                    </w:rPr>
+                    <m:t>i</m:t>
+                  </m:r>
+                </m:sub>
+              </m:sSub>
+              <m:d>
+                <m:dPr>
+                  <m:ctrlPr>
+                    <w:rPr>
+                      <w:rFonts w:ascii="Cambria Math" w:hAnsi="Cambria Math"/>
+                      <w:szCs w:val="21"/>
+                    </w:rPr>
+                  </m:ctrlPr>
+                </m:dPr>
+                <m:e>
+                  <m:r>
+                    <w:rPr>
+                      <w:rFonts w:ascii="Cambria Math" w:hAnsi="Cambria Math" w:hint="eastAsia"/>
+                      <w:szCs w:val="21"/>
+                    </w:rPr>
+                    <m:t>t</m:t>
+                  </m:r>
+                </m:e>
+              </m:d>
+            </m:oMath>
+          </w:p>
+          <w:p>
+            <w:pPr>
+              <w:spacing w:line="360" w:lineRule="auto"/>
+              <w:ind w:left="420" w:hanging="420"/>
+              <w:rPr>
+                <w:szCs w:val="21"/>
+              </w:rPr>
+            </w:pPr>
+            <w:r>
+              <w:rPr>
+                <w:rFonts w:hint="eastAsia"/>
+                <w:szCs w:val="21"/>
+              </w:rPr>
+              <w:t xml:space="preserve">        </w:t>
+            </w:r>
+            <w:r>
+              <w:rPr>
+                <w:rFonts w:hint="eastAsia"/>
+                <w:szCs w:val="21"/>
+              </w:rPr>
+              <w:t>合力</w:t>
+            </w:r>
+            <w:r>
+              <w:rPr>
+                <w:rFonts w:hint="eastAsia"/>
+                <w:szCs w:val="21"/>
+              </w:rPr>
+              <w:t xml:space="preserve"> </w:t>
+            </w:r>
+            <m:oMath>
+              <m:sSub>
+                <m:sSubPr>
+                  <m:ctrlPr>
+                    <w:rPr>
+                      <w:rFonts w:ascii="Cambria Math" w:hAnsi="Cambria Math"/>
+                      <w:szCs w:val="21"/>
+                    </w:rPr>
+                  </m:ctrlPr>
+                </m:sSubPr>
+                <m:e>
+                  <m:r>
+                    <w:rPr>
+                      <w:rFonts w:ascii="Cambria Math" w:hAnsi="Cambria Math" w:hint="eastAsia"/>
+                      <w:szCs w:val="21"/>
+                    </w:rPr>
+                    <m:t>F</m:t>
+                  </m:r>
+                </m:e>
+                <m:sub>
+                  <m:r>
+                    <w:rPr>
+                      <w:rFonts w:ascii="Cambria Math" w:hAnsi="Cambria Math" w:hint="eastAsia"/>
+                      <w:szCs w:val="21"/>
+                    </w:rPr>
+                    <m:t>i</m:t>
+                  </m:r>
+                </m:sub>
+              </m:sSub>
+              <m:d>
+                <m:dPr>
+                  <m:ctrlPr>
+                    <w:rPr>
+                      <w:rFonts w:ascii="Cambria Math" w:hAnsi="Cambria Math"/>
+                      <w:szCs w:val="21"/>
+                    </w:rPr>
+                  </m:ctrlPr>
+                </m:dPr>
+                <m:e>
+                  <m:r>
+                    <w:rPr>
+                      <w:rFonts w:ascii="Cambria Math" w:hAnsi="Cambria Math" w:hint="eastAsia"/>
+                      <w:szCs w:val="21"/>
+                    </w:rPr>
+                    <m:t>t</m:t>
+                  </m:r>
+                </m:e>
+              </m:d>
+              <m:r>
+                <m:rPr>
+                  <m:sty m:val="p"/>
+                </m:rPr>
+                <w:rPr>
+                  <w:rFonts w:ascii="Cambria Math" w:hAnsi="Cambria Math" w:hint="eastAsia"/>
+                  <w:szCs w:val="21"/>
+                </w:rPr>
+                <m:t>=</m:t>
+              </m:r>
+              <m:r>
+                <w:rPr>
+                  <w:rFonts w:ascii="Cambria Math" w:hAnsi="Cambria Math" w:hint="eastAsia"/>
+                  <w:szCs w:val="21"/>
+                </w:rPr>
+                <m:t>α</m:t>
+              </m:r>
+              <m:r>
+                <m:rPr>
+                  <m:sty m:val="p"/>
+                </m:rPr>
+                <w:rPr>
+                  <w:rFonts w:ascii="Cambria Math" w:hAnsi="Cambria Math" w:hint="eastAsia"/>
+                  <w:szCs w:val="21"/>
+                </w:rPr>
+                <m:t>·</m:t>
+              </m:r>
+              <m:sSub>
+                <m:sSubPr>
+                  <m:ctrlPr>
+                    <w:rPr>
+                      <w:rFonts w:ascii="Cambria Math" w:hAnsi="Cambria Math"/>
+                      <w:szCs w:val="21"/>
+                    </w:rPr>
+                  </m:ctrlPr>
+                </m:sSubPr>
+                <m:e>
+                  <m:r>
+                    <w:rPr>
+                      <w:rFonts w:ascii="Cambria Math" w:hAnsi="Cambria Math" w:hint="eastAsia"/>
+                      <w:szCs w:val="21"/>
+                    </w:rPr>
+                    <m:t>f</m:t>
+                  </m:r>
+                </m:e>
+                <m:sub>
+                  <m:r>
+                    <w:rPr>
+                      <w:rFonts w:ascii="Cambria Math" w:hAnsi="Cambria Math" w:hint="eastAsia"/>
+                      <w:szCs w:val="21"/>
+                    </w:rPr>
+                    <m:t>att</m:t>
+                  </m:r>
+                  <m:r>
+                    <m:rPr>
+                      <m:sty m:val="p"/>
+                    </m:rPr>
+                    <w:rPr>
+                      <w:rFonts w:ascii="Cambria Math" w:hAnsi="Cambria Math" w:hint="eastAsia"/>
+                      <w:szCs w:val="21"/>
+                    </w:rPr>
+                    <m:t>,</m:t>
+                  </m:r>
+                  <m:r>
+                    <w:rPr>
+                      <w:rFonts w:ascii="Cambria Math" w:hAnsi="Cambria Math" w:hint="eastAsia"/>
+                      <w:szCs w:val="21"/>
+                    </w:rPr>
+                    <m:t>i</m:t>
+                  </m:r>
+                </m:sub>
+              </m:sSub>
+              <m:d>
+                <m:dPr>
+                  <m:ctrlPr>
+                    <w:rPr>
+                      <w:rFonts w:ascii="Cambria Math" w:hAnsi="Cambria Math"/>
+                      <w:szCs w:val="21"/>
+                    </w:rPr>
+                  </m:ctrlPr>
+                </m:dPr>
+                <m:e>
+                  <m:r>
+                    <w:rPr>
+                      <w:rFonts w:ascii="Cambria Math" w:hAnsi="Cambria Math"/>
+                      <w:szCs w:val="21"/>
+                    </w:rPr>
+                    <m:t>t</m:t>
+                  </m:r>
+                </m:e>
+              </m:d>
+              <m:r>
+                <m:rPr>
+                  <m:sty m:val="p"/>
+                </m:rPr>
+                <w:rPr>
+                  <w:rFonts w:ascii="Cambria Math" w:hAnsi="Cambria Math" w:hint="eastAsia"/>
+                  <w:szCs w:val="21"/>
+                </w:rPr>
+                <m:t>+</m:t>
+              </m:r>
+              <m:r>
+                <w:rPr>
+                  <w:rFonts w:ascii="Cambria Math" w:hAnsi="Cambria Math" w:hint="eastAsia"/>
+                  <w:szCs w:val="21"/>
+                </w:rPr>
+                <m:t>β</m:t>
+              </m:r>
+              <m:r>
+                <m:rPr>
+                  <m:sty m:val="p"/>
+                </m:rPr>
+                <w:rPr>
+                  <w:rFonts w:ascii="Cambria Math" w:hAnsi="Cambria Math" w:hint="eastAsia"/>
+                  <w:szCs w:val="21"/>
+                </w:rPr>
+                <m:t>·</m:t>
+              </m:r>
+              <m:sSub>
+                <m:sSubPr>
+                  <m:ctrlPr>
+                    <w:rPr>
+                      <w:rFonts w:ascii="Cambria Math" w:hAnsi="Cambria Math"/>
+                      <w:szCs w:val="21"/>
+                    </w:rPr>
+                  </m:ctrlPr>
+                </m:sSubPr>
+                <m:e>
+                  <m:r>
+                    <w:rPr>
+                      <w:rFonts w:ascii="Cambria Math" w:hAnsi="Cambria Math" w:hint="eastAsia"/>
+                      <w:szCs w:val="21"/>
+                    </w:rPr>
+                    <m:t>f</m:t>
+                  </m:r>
+                </m:e>
+                <m:sub>
+                  <m:r>
+                    <w:rPr>
+                      <w:rFonts w:ascii="Cambria Math" w:hAnsi="Cambria Math" w:hint="eastAsia"/>
+                      <w:szCs w:val="21"/>
+                    </w:rPr>
+                    <m:t>rep</m:t>
+                  </m:r>
+                  <m:r>
+                    <m:rPr>
+                      <m:sty m:val="p"/>
+                    </m:rPr>
+                    <w:rPr>
+                      <w:rFonts w:ascii="Cambria Math" w:hAnsi="Cambria Math" w:hint="eastAsia"/>
+                      <w:szCs w:val="21"/>
+                    </w:rPr>
+                    <m:t>,</m:t>
+                  </m:r>
+                  <m:r>
+                    <w:rPr>
+                      <w:rFonts w:ascii="Cambria Math" w:hAnsi="Cambria Math" w:hint="eastAsia"/>
+                      <w:szCs w:val="21"/>
+                    </w:rPr>
+                    <m:t>i</m:t>
+                  </m:r>
+                </m:sub>
+              </m:sSub>
+              <m:d>
+                <m:dPr>
+                  <m:ctrlPr>
+                    <w:rPr>
+                      <w:rFonts w:ascii="Cambria Math" w:hAnsi="Cambria Math"/>
+                      <w:szCs w:val="21"/>
+                    </w:rPr>
+                  </m:ctrlPr>
+                </m:dPr>
+                <m:e>
+                  <m:r>
+                    <w:rPr>
+                      <w:rFonts w:ascii="Cambria Math" w:hAnsi="Cambria Math"/>
+                      <w:szCs w:val="21"/>
+                    </w:rPr>
+                    <m:t>t</m:t>
+                  </m:r>
+                </m:e>
+              </m:d>
+              <m:r>
+                <m:rPr>
+                  <m:sty m:val="p"/>
+                </m:rPr>
+                <w:rPr>
+                  <w:rFonts w:ascii="Cambria Math" w:hAnsi="Cambria Math" w:hint="eastAsia"/>
+                  <w:szCs w:val="21"/>
+                </w:rPr>
+                <m:t>+</m:t>
+              </m:r>
+              <m:r>
+                <w:rPr>
+                  <w:rFonts w:ascii="Cambria Math" w:hAnsi="Cambria Math" w:hint="eastAsia"/>
+                  <w:szCs w:val="21"/>
+                </w:rPr>
+                <m:t>η</m:t>
+              </m:r>
+              <m:r>
+                <m:rPr>
+                  <m:sty m:val="p"/>
+                </m:rPr>
+                <w:rPr>
+                  <w:rFonts w:ascii="Cambria Math" w:hAnsi="Cambria Math" w:hint="eastAsia"/>
+                  <w:szCs w:val="21"/>
+                </w:rPr>
+                <m:t>·</m:t>
+              </m:r>
+              <m:sSub>
+                <m:sSubPr>
+                  <m:ctrlPr>
+                    <w:rPr>
+                      <w:rFonts w:ascii="Cambria Math" w:hAnsi="Cambria Math"/>
+                      <w:szCs w:val="21"/>
+                    </w:rPr>
+                  </m:ctrlPr>
+                </m:sSubPr>
+                <m:e>
+                  <m:r>
+                    <w:rPr>
+                      <w:rFonts w:ascii="Cambria Math" w:hAnsi="Cambria Math" w:hint="eastAsia"/>
+                      <w:szCs w:val="21"/>
+                    </w:rPr>
+                    <m:t>f</m:t>
+                  </m:r>
+                </m:e>
+                <m:sub>
+                  <m:r>
+                    <w:rPr>
+                      <w:rFonts w:ascii="Cambria Math" w:hAnsi="Cambria Math" w:hint="eastAsia"/>
+                      <w:szCs w:val="21"/>
+                    </w:rPr>
+                    <m:t>co</m:t>
+                  </m:r>
+                  <m:r>
+                    <w:rPr>
+                      <w:rFonts w:ascii="Cambria Math" w:eastAsia="MS Gothic" w:hAnsi="Cambria Math" w:cs="MS Gothic" w:hint="eastAsia"/>
+                      <w:szCs w:val="21"/>
+                    </w:rPr>
+                    <m:t>h</m:t>
+                  </m:r>
+                  <m:r>
+                    <m:rPr>
+                      <m:sty m:val="p"/>
+                    </m:rPr>
+                    <w:rPr>
+                      <w:rFonts w:ascii="Cambria Math" w:hAnsi="Cambria Math" w:hint="eastAsia"/>
+                      <w:szCs w:val="21"/>
+                    </w:rPr>
+                    <m:t>,</m:t>
+                  </m:r>
+                  <m:r>
+                    <w:rPr>
+                      <w:rFonts w:ascii="Cambria Math" w:hAnsi="Cambria Math" w:hint="eastAsia"/>
+                      <w:szCs w:val="21"/>
+                    </w:rPr>
+                    <m:t>i</m:t>
+                  </m:r>
+                </m:sub>
+              </m:sSub>
+              <m:d>
+                <m:dPr>
+                  <m:ctrlPr>
+                    <w:rPr>
+                      <w:rFonts w:ascii="Cambria Math" w:hAnsi="Cambria Math"/>
+                      <w:szCs w:val="21"/>
+                    </w:rPr>
+                  </m:ctrlPr>
+                </m:dPr>
+                <m:e>
+                  <m:r>
+                    <w:rPr>
+                      <w:rFonts w:ascii="Cambria Math" w:hAnsi="Cambria Math"/>
+                      <w:szCs w:val="21"/>
+                    </w:rPr>
+                    <m:t>t</m:t>
+                  </m:r>
+                </m:e>
+              </m:d>
+            </m:oMath>
+          </w:p>
+          <w:p>
+            <w:pPr>
+              <w:spacing w:line="360" w:lineRule="auto"/>
+              <w:ind w:left="420" w:hanging="420"/>
+              <w:rPr>
+                <w:szCs w:val="21"/>
+              </w:rPr>
+            </w:pPr>
+            <w:r>
+              <w:rPr>
+                <w:rFonts w:hint="eastAsia"/>
+                <w:szCs w:val="21"/>
+              </w:rPr>
+              <w:lastRenderedPageBreak/>
+              <w:t xml:space="preserve">        </w:t>
+            </w:r>
+            <w:r>
+              <w:rPr>
+                <w:rFonts w:hint="eastAsia"/>
+                <w:szCs w:val="21"/>
+              </w:rPr>
+              <w:t>更新位置</w:t>
+            </w:r>
+            <w:r>
+              <w:rPr>
+                <w:rFonts w:hint="eastAsia"/>
+                <w:szCs w:val="21"/>
+              </w:rPr>
+              <w:t xml:space="preserve"> </w:t>
+            </w:r>
+            <m:oMath>
+              <m:sSub>
+                <m:sSubPr>
+                  <m:ctrlPr>
+                    <w:rPr>
+                      <w:rFonts w:ascii="Cambria Math" w:hAnsi="Cambria Math"/>
+                      <w:szCs w:val="21"/>
+                    </w:rPr>
+                  </m:ctrlPr>
+                </m:sSubPr>
+                <m:e>
+                  <m:r>
+                    <w:rPr>
+                      <w:rFonts w:ascii="Cambria Math" w:hAnsi="Cambria Math" w:hint="eastAsia"/>
+                      <w:szCs w:val="21"/>
+                    </w:rPr>
+                    <m:t>o</m:t>
+                  </m:r>
+                </m:e>
+                <m:sub>
+                  <m:r>
+                    <w:rPr>
+                      <w:rFonts w:ascii="Cambria Math" w:hAnsi="Cambria Math" w:hint="eastAsia"/>
+                      <w:szCs w:val="21"/>
+                    </w:rPr>
+                    <m:t>i</m:t>
+                  </m:r>
+                </m:sub>
+              </m:sSub>
+              <m:d>
+                <m:dPr>
+                  <m:ctrlPr>
+                    <w:rPr>
+                      <w:rFonts w:ascii="Cambria Math" w:hAnsi="Cambria Math"/>
+                      <w:szCs w:val="21"/>
+                    </w:rPr>
+                  </m:ctrlPr>
+                </m:dPr>
+                <m:e>
+                  <m:r>
+                    <w:rPr>
+                      <w:rFonts w:ascii="Cambria Math" w:hAnsi="Cambria Math" w:hint="eastAsia"/>
+                      <w:szCs w:val="21"/>
+                    </w:rPr>
+                    <m:t>t</m:t>
+                  </m:r>
+                  <m:r>
+                    <m:rPr>
+                      <m:sty m:val="p"/>
+                    </m:rPr>
+                    <w:rPr>
+                      <w:rFonts w:ascii="Cambria Math" w:hAnsi="Cambria Math" w:hint="eastAsia"/>
+                      <w:szCs w:val="21"/>
+                    </w:rPr>
+                    <m:t>+1</m:t>
+                  </m:r>
+                </m:e>
+              </m:d>
+              <m:r>
+                <m:rPr>
+                  <m:sty m:val="p"/>
+                </m:rPr>
+                <w:rPr>
+                  <w:rFonts w:ascii="Cambria Math" w:hAnsi="Cambria Math" w:hint="eastAsia"/>
+                  <w:szCs w:val="21"/>
+                </w:rPr>
+                <m:t>=</m:t>
+              </m:r>
+              <m:sSub>
+                <m:sSubPr>
+                  <m:ctrlPr>
+                    <w:rPr>
+                      <w:rFonts w:ascii="Cambria Math" w:hAnsi="Cambria Math"/>
+                      <w:szCs w:val="21"/>
+                    </w:rPr>
+                  </m:ctrlPr>
+                </m:sSubPr>
+                <m:e>
+                  <m:r>
+                    <w:rPr>
+                      <w:rFonts w:ascii="Cambria Math" w:hAnsi="Cambria Math" w:hint="eastAsia"/>
+                      <w:szCs w:val="21"/>
+                    </w:rPr>
+                    <m:t>o</m:t>
+                  </m:r>
+                </m:e>
+                <m:sub>
+                  <m:r>
+                    <w:rPr>
+                      <w:rFonts w:ascii="Cambria Math" w:hAnsi="Cambria Math" w:hint="eastAsia"/>
+                      <w:szCs w:val="21"/>
+                    </w:rPr>
+                    <m:t>i</m:t>
+                  </m:r>
+                </m:sub>
+              </m:sSub>
+              <m:d>
+                <m:dPr>
+                  <m:ctrlPr>
+                    <w:rPr>
+                      <w:rFonts w:ascii="Cambria Math" w:hAnsi="Cambria Math"/>
+                      <w:szCs w:val="21"/>
+                    </w:rPr>
+                  </m:ctrlPr>
+                </m:dPr>
+                <m:e>
+                  <m:r>
+                    <w:rPr>
+                      <w:rFonts w:ascii="Cambria Math" w:hAnsi="Cambria Math" w:hint="eastAsia"/>
+                      <w:szCs w:val="21"/>
+                    </w:rPr>
+                    <m:t>t</m:t>
+                  </m:r>
+                </m:e>
+              </m:d>
+              <m:r>
+                <m:rPr>
+                  <m:sty m:val="p"/>
+                </m:rPr>
+                <w:rPr>
+                  <w:rFonts w:ascii="Cambria Math" w:hAnsi="Cambria Math" w:hint="eastAsia"/>
+                  <w:szCs w:val="21"/>
+                </w:rPr>
+                <m:t>+</m:t>
+              </m:r>
+              <m:sSub>
+                <m:sSubPr>
+                  <m:ctrlPr>
+                    <w:rPr>
+                      <w:rFonts w:ascii="Cambria Math" w:hAnsi="Cambria Math"/>
+                      <w:szCs w:val="21"/>
+                    </w:rPr>
+                  </m:ctrlPr>
+                </m:sSubPr>
+                <m:e>
+                  <m:r>
+                    <w:rPr>
+                      <w:rFonts w:ascii="Cambria Math" w:hAnsi="Cambria Math" w:hint="eastAsia"/>
+                      <w:szCs w:val="21"/>
+                    </w:rPr>
+                    <m:t>v</m:t>
+                  </m:r>
+                </m:e>
+                <m:sub>
+                  <m:r>
+                    <w:rPr>
+                      <w:rFonts w:ascii="Cambria Math" w:hAnsi="Cambria Math" w:hint="eastAsia"/>
+                      <w:szCs w:val="21"/>
+                    </w:rPr>
+                    <m:t>norm</m:t>
+                  </m:r>
+                </m:sub>
+              </m:sSub>
+              <m:d>
+                <m:dPr>
+                  <m:ctrlPr>
+                    <w:rPr>
+                      <w:rFonts w:ascii="Cambria Math" w:hAnsi="Cambria Math"/>
+                      <w:szCs w:val="21"/>
+                    </w:rPr>
+                  </m:ctrlPr>
+                </m:dPr>
+                <m:e>
+                  <m:sSub>
+                    <m:sSubPr>
+                      <m:ctrlPr>
+                        <w:rPr>
+                          <w:rFonts w:ascii="Cambria Math" w:hAnsi="Cambria Math"/>
+                          <w:szCs w:val="21"/>
+                        </w:rPr>
+                      </m:ctrlPr>
+                    </m:sSubPr>
+                    <m:e>
+                      <m:r>
+                        <w:rPr>
+                          <w:rFonts w:ascii="Cambria Math" w:hAnsi="Cambria Math" w:hint="eastAsia"/>
+                          <w:szCs w:val="21"/>
+                        </w:rPr>
+                        <m:t>F</m:t>
+                      </m:r>
+                    </m:e>
+                    <m:sub>
+                      <m:r>
+                        <w:rPr>
+                          <w:rFonts w:ascii="Cambria Math" w:hAnsi="Cambria Math" w:hint="eastAsia"/>
+                          <w:szCs w:val="21"/>
+                        </w:rPr>
+                        <m:t>i</m:t>
+                      </m:r>
+                    </m:sub>
+                  </m:sSub>
+                  <m:d>
+                    <m:dPr>
+                      <m:ctrlPr>
+                        <w:rPr>
+                          <w:rFonts w:ascii="Cambria Math" w:hAnsi="Cambria Math"/>
+                          <w:szCs w:val="21"/>
+                        </w:rPr>
+                      </m:ctrlPr>
+                    </m:dPr>
+                    <m:e>
+                      <m:r>
+                        <w:rPr>
+                          <w:rFonts w:ascii="Cambria Math" w:hAnsi="Cambria Math" w:hint="eastAsia"/>
+                          <w:szCs w:val="21"/>
+                        </w:rPr>
+                        <m:t>t</m:t>
+                      </m:r>
+                    </m:e>
+                  </m:d>
+                </m:e>
+              </m:d>
+            </m:oMath>
+          </w:p>
+          <w:p>
+            <w:pPr>
+              <w:spacing w:line="360" w:lineRule="auto"/>
+              <w:ind w:left="420" w:hanging="420"/>
+              <w:rPr>
+                <w:szCs w:val="21"/>
+              </w:rPr>
+            </w:pPr>
+            <w:r>
+              <w:rPr>
+                <w:szCs w:val="21"/>
+              </w:rPr>
+              <w:t xml:space="preserve">    end for</w:t>
+            </w:r>
+          </w:p>
+          <w:p>
+            <w:pPr>
+              <w:spacing w:line="360" w:lineRule="auto"/>
+              <w:ind w:left="420" w:hanging="420"/>
+              <w:rPr>
+                <w:szCs w:val="21"/>
+              </w:rPr>
+            </w:pPr>
+            <w:r>
+              <w:rPr>
+                <w:rFonts w:hint="eastAsia"/>
+                <w:szCs w:val="21"/>
+              </w:rPr>
+              <w:t xml:space="preserve">    </w:t>
+            </w:r>
+            <w:r>
+              <w:rPr>
+                <w:rFonts w:hint="eastAsia"/>
+                <w:szCs w:val="21"/>
+              </w:rPr>
+              <w:t>更新所有无人机链路</w:t>
+            </w:r>
+            <w:r>
+              <w:rPr>
+                <w:rFonts w:hint="eastAsia"/>
+                <w:szCs w:val="21"/>
+              </w:rPr>
+              <w:t xml:space="preserve"> </w:t>
+            </w:r>
+            <m:oMath>
+              <m:r>
+                <w:rPr>
+                  <w:rFonts w:ascii="Cambria Math" w:hAnsi="Cambria Math"/>
+                  <w:szCs w:val="21"/>
+                </w:rPr>
+                <m:t>SIN</m:t>
+              </m:r>
+              <m:sSub>
+                <m:sSubPr>
+                  <m:ctrlPr>
+                    <w:rPr>
+                      <w:rFonts w:ascii="Cambria Math" w:hAnsi="Cambria Math"/>
+                      <w:szCs w:val="21"/>
+                    </w:rPr>
+                  </m:ctrlPr>
+                </m:sSubPr>
+                <m:e>
+                  <m:r>
+                    <w:rPr>
+                      <w:rFonts w:ascii="Cambria Math" w:hAnsi="Cambria Math"/>
+                      <w:szCs w:val="21"/>
+                    </w:rPr>
+                    <m:t>R</m:t>
+                  </m:r>
+                </m:e>
+                <m:sub>
+                  <m:r>
+                    <w:rPr>
+                      <w:rFonts w:ascii="Cambria Math" w:hAnsi="Cambria Math"/>
+                      <w:szCs w:val="21"/>
+                    </w:rPr>
+                    <m:t>ij</m:t>
+                  </m:r>
+                </m:sub>
+              </m:sSub>
+            </m:oMath>
+          </w:p>
+          <w:p>
+            <w:pPr>
+              <w:spacing w:line="360" w:lineRule="auto"/>
+              <w:ind w:left="420" w:hanging="420"/>
+              <w:rPr>
+                <w:szCs w:val="21"/>
+              </w:rPr>
+            </w:pPr>
+            <w:r>
+              <w:rPr>
+                <w:rFonts w:hint="eastAsia"/>
+                <w:szCs w:val="21"/>
+              </w:rPr>
+              <w:t xml:space="preserve">    </w:t>
+            </w:r>
+            <w:r>
+              <w:rPr>
+                <w:rFonts w:hint="eastAsia"/>
+                <w:szCs w:val="21"/>
+              </w:rPr>
+              <w:t>更新</w:t>
+            </w:r>
+            <w:r>
+              <w:rPr>
+                <w:rFonts w:hint="eastAsia"/>
+                <w:szCs w:val="21"/>
+              </w:rPr>
+              <w:t xml:space="preserve"> </w:t>
+            </w:r>
+            <m:oMath>
+              <m:r>
+                <w:rPr>
+                  <w:rFonts w:ascii="Cambria Math" w:hAnsi="Cambria Math" w:hint="eastAsia"/>
+                  <w:szCs w:val="21"/>
+                </w:rPr>
+                <m:t>MST</m:t>
+              </m:r>
+              <m:d>
+                <m:dPr>
+                  <m:ctrlPr>
+                    <w:rPr>
+                      <w:rFonts w:ascii="Cambria Math" w:hAnsi="Cambria Math"/>
+                      <w:szCs w:val="21"/>
+                    </w:rPr>
+                  </m:ctrlPr>
+                </m:dPr>
+                <m:e>
+                  <m:r>
+                    <w:rPr>
+                      <w:rFonts w:ascii="Cambria Math" w:hAnsi="Cambria Math" w:hint="eastAsia"/>
+                      <w:szCs w:val="21"/>
+                    </w:rPr>
+                    <m:t>t</m:t>
+                  </m:r>
+                  <m:r>
+                    <m:rPr>
+                      <m:sty m:val="p"/>
+                    </m:rPr>
+                    <w:rPr>
+                      <w:rFonts w:ascii="Cambria Math" w:hAnsi="Cambria Math"/>
+                      <w:szCs w:val="21"/>
+                    </w:rPr>
+                    <m:t xml:space="preserve"> + 1</m:t>
+                  </m:r>
+                </m:e>
+              </m:d>
+            </m:oMath>
+            <w:r>
+              <w:rPr>
+                <w:rFonts w:hint="eastAsia"/>
+                <w:szCs w:val="21"/>
+              </w:rPr>
+              <w:t>，雷达探测环境信息</w:t>
+            </w:r>
+            <w:r>
+              <w:rPr>
+                <w:rFonts w:hint="eastAsia"/>
+                <w:szCs w:val="21"/>
+              </w:rPr>
+              <w:t xml:space="preserve"> </w:t>
+            </w:r>
+            <m:oMath>
+              <m:sSub>
+                <m:sSubPr>
+                  <m:ctrlPr>
+                    <w:rPr>
+                      <w:rFonts w:ascii="Cambria Math" w:hAnsi="Cambria Math"/>
+                      <w:szCs w:val="21"/>
+                    </w:rPr>
+                  </m:ctrlPr>
+                </m:sSubPr>
+                <m:e>
+                  <m:r>
+                    <w:rPr>
+                      <w:rFonts w:ascii="Cambria Math" w:hAnsi="Cambria Math" w:hint="eastAsia"/>
+                      <w:szCs w:val="21"/>
+                    </w:rPr>
+                    <m:t>M</m:t>
+                  </m:r>
+                </m:e>
+                <m:sub>
+                  <m:r>
+                    <w:rPr>
+                      <w:rFonts w:ascii="Cambria Math" w:hAnsi="Cambria Math"/>
+                      <w:szCs w:val="21"/>
+                    </w:rPr>
+                    <m:t>t</m:t>
+                  </m:r>
+                  <m:r>
+                    <m:rPr>
+                      <m:sty m:val="p"/>
+                    </m:rPr>
+                    <w:rPr>
+                      <w:rFonts w:ascii="Cambria Math" w:hAnsi="Cambria Math"/>
+                      <w:szCs w:val="21"/>
+                    </w:rPr>
+                    <m:t>+1</m:t>
+                  </m:r>
+                </m:sub>
+              </m:sSub>
+            </m:oMath>
+          </w:p>
+          <w:p>
+            <w:pPr>
+              <w:spacing w:line="360" w:lineRule="auto"/>
+              <w:ind w:left="420" w:hanging="420"/>
+              <w:rPr>
+                <w:szCs w:val="21"/>
+              </w:rPr>
+            </w:pPr>
+            <w:r>
+              <w:rPr>
+                <w:szCs w:val="21"/>
+              </w:rPr>
+              <w:t>end while</w:t>
+            </w:r>
+          </w:p>
+          <w:p>
+            <w:pPr>
+              <w:spacing w:line="360" w:lineRule="auto"/>
+              <w:ind w:left="420" w:hanging="420"/>
+              <w:rPr>
+                <w:szCs w:val="21"/>
+              </w:rPr>
+            </w:pPr>
+            <w:r>
+              <w:rPr>
+                <w:rFonts w:hint="eastAsia"/>
+                <w:szCs w:val="21"/>
+              </w:rPr>
+              <w:t>输出路径集合</w:t>
+            </w:r>
+            <m:oMath>
+              <m:r>
+                <w:rPr>
+                  <w:rFonts w:ascii="Cambria Math" w:hAnsi="Cambria Math"/>
+                  <w:szCs w:val="21"/>
+                </w:rPr>
+                <m:t>P</m:t>
+              </m:r>
+            </m:oMath>
+          </w:p>
+        </w:tc>
+      </w:tr>
+    </w:tbl>
+    <w:p>
+      <w:pPr>
+        <w:rPr>
           <w:b/>
           <w:bCs/>
         </w:rPr>
@@ -4794,6 +8281,70 @@
     </w:sectPr>
   </w:body>
 </w:document>
+</file>
+
+<file path=word/comments.xml><?xml version="1.0" encoding="utf-8"?>
+<w:comments xmlns:wpc="http://schemas.microsoft.com/office/word/2010/wordprocessingCanvas" xmlns:cx="http://schemas.microsoft.com/office/drawing/2014/chartex" xmlns:cx1="http://schemas.microsoft.com/office/drawing/2015/9/8/chartex" xmlns:cx2="http://schemas.microsoft.com/office/drawing/2015/10/21/chartex" xmlns:cx3="http://schemas.microsoft.com/office/drawing/2016/5/9/chartex" xmlns:cx4="http://schemas.microsoft.com/office/drawing/2016/5/10/chartex" xmlns:cx5="http://schemas.microsoft.com/office/drawing/2016/5/11/chartex" xmlns:cx6="http://schemas.microsoft.com/office/drawing/2016/5/12/chartex" xmlns:cx7="http://schemas.microsoft.com/office/drawing/2016/5/13/chartex" xmlns:cx8="http://schemas.microsoft.com/office/drawing/2016/5/14/chartex" xmlns:mc="http://schemas.openxmlformats.org/markup-compatibility/2006" xmlns:aink="http://schemas.microsoft.com/office/drawing/2016/ink" xmlns:am3d="http://schemas.microsoft.com/office/drawing/2017/model3d" xmlns:o="urn:schemas-microsoft-com:office:office" xmlns:r="http://schemas.openxmlformats.org/officeDocument/2006/relationships" xmlns:m="http://schemas.openxmlformats.org/officeDocument/2006/math" xmlns:v="urn:schemas-microsoft-com:vml" xmlns:wp14="http://schemas.microsoft.com/office/word/2010/wordprocessingDrawing" xmlns:wp="http://schemas.openxmlformats.org/drawingml/2006/wordprocessingDrawing" xmlns:w10="urn:schemas-microsoft-com:office:word" xmlns:w="http://schemas.openxmlformats.org/wordprocessingml/2006/main" xmlns:w14="http://schemas.microsoft.com/office/word/2010/wordml" xmlns:w15="http://schemas.microsoft.com/office/word/2012/wordml" xmlns:w16cex="http://schemas.microsoft.com/office/word/2018/wordml/cex" xmlns:w16cid="http://schemas.microsoft.com/office/word/2016/wordml/cid" xmlns:w16="http://schemas.microsoft.com/office/word/2018/wordml" xmlns:w16sdtdh="http://schemas.microsoft.com/office/word/2020/wordml/sdtdatahash" xmlns:w16se="http://schemas.microsoft.com/office/word/2015/wordml/symex" xmlns:wpg="http://schemas.microsoft.com/office/word/2010/wordprocessingGroup" xmlns:wpi="http://schemas.microsoft.com/office/word/2010/wordprocessingInk" xmlns:wne="http://schemas.microsoft.com/office/word/2006/wordml" xmlns:wps="http://schemas.microsoft.com/office/word/2010/wordprocessingShape" mc:Ignorable="w14 w15 w16se w16cid w16 w16cex w16sdtdh wp14">
+  <w:comment w:id="0" w:author="Lianghui Ding" w:date="2025-10-12T16:04:00Z" w:initials="LD">
+    <w:p>
+      <w:pPr>
+        <w:pStyle w:val="a9"/>
+      </w:pPr>
+      <w:r>
+        <w:rPr>
+          <w:rStyle w:val="a8"/>
+        </w:rPr>
+        <w:annotationRef/>
+      </w:r>
+      <w:r>
+        <w:rPr>
+          <w:rFonts w:hint="eastAsia"/>
+        </w:rPr>
+        <w:t>这个大的算法放在这里不好，既然有了大的流程图表述大的架构，算法可以分解到每一个部分去说</w:t>
+      </w:r>
+    </w:p>
+  </w:comment>
+  <w:comment w:id="1" w:author="运璐 何" w:date="2025-10-12T16:46:00Z" w:initials="运璐">
+    <w:p>
+      <w:pPr>
+        <w:pStyle w:val="a9"/>
+      </w:pPr>
+      <w:r>
+        <w:rPr>
+          <w:rStyle w:val="a8"/>
+        </w:rPr>
+        <w:annotationRef/>
+      </w:r>
+      <w:r>
+        <w:rPr>
+          <w:rFonts w:hint="eastAsia"/>
+        </w:rPr>
+        <w:t>分解到前面的部分讲述两部分算法细节</w:t>
+      </w:r>
+    </w:p>
+  </w:comment>
+</w:comments>
+</file>
+
+<file path=word/commentsExtended.xml><?xml version="1.0" encoding="utf-8"?>
+<w15:commentsEx xmlns:wpc="http://schemas.microsoft.com/office/word/2010/wordprocessingCanvas" xmlns:cx="http://schemas.microsoft.com/office/drawing/2014/chartex" xmlns:cx1="http://schemas.microsoft.com/office/drawing/2015/9/8/chartex" xmlns:cx2="http://schemas.microsoft.com/office/drawing/2015/10/21/chartex" xmlns:cx3="http://schemas.microsoft.com/office/drawing/2016/5/9/chartex" xmlns:cx4="http://schemas.microsoft.com/office/drawing/2016/5/10/chartex" xmlns:cx5="http://schemas.microsoft.com/office/drawing/2016/5/11/chartex" xmlns:cx6="http://schemas.microsoft.com/office/drawing/2016/5/12/chartex" xmlns:cx7="http://schemas.microsoft.com/office/drawing/2016/5/13/chartex" xmlns:cx8="http://schemas.microsoft.com/office/drawing/2016/5/14/chartex" xmlns:mc="http://schemas.openxmlformats.org/markup-compatibility/2006" xmlns:aink="http://schemas.microsoft.com/office/drawing/2016/ink" xmlns:am3d="http://schemas.microsoft.com/office/drawing/2017/model3d" xmlns:o="urn:schemas-microsoft-com:office:office" xmlns:r="http://schemas.openxmlformats.org/officeDocument/2006/relationships" xmlns:m="http://schemas.openxmlformats.org/officeDocument/2006/math" xmlns:v="urn:schemas-microsoft-com:vml" xmlns:wp14="http://schemas.microsoft.com/office/word/2010/wordprocessingDrawing" xmlns:wp="http://schemas.openxmlformats.org/drawingml/2006/wordprocessingDrawing" xmlns:w10="urn:schemas-microsoft-com:office:word" xmlns:w="http://schemas.openxmlformats.org/wordprocessingml/2006/main" xmlns:w14="http://schemas.microsoft.com/office/word/2010/wordml" xmlns:w15="http://schemas.microsoft.com/office/word/2012/wordml" xmlns:w16cex="http://schemas.microsoft.com/office/word/2018/wordml/cex" xmlns:w16cid="http://schemas.microsoft.com/office/word/2016/wordml/cid" xmlns:w16="http://schemas.microsoft.com/office/word/2018/wordml" xmlns:w16sdtdh="http://schemas.microsoft.com/office/word/2020/wordml/sdtdatahash" xmlns:w16se="http://schemas.microsoft.com/office/word/2015/wordml/symex" xmlns:wpg="http://schemas.microsoft.com/office/word/2010/wordprocessingGroup" xmlns:wpi="http://schemas.microsoft.com/office/word/2010/wordprocessingInk" xmlns:wne="http://schemas.microsoft.com/office/word/2006/wordml" xmlns:wps="http://schemas.microsoft.com/office/word/2010/wordprocessingShape" mc:Ignorable="w14 w15 w16se w16cid w16 w16cex w16sdtdh wp14">
+  <w15:commentEx w15:paraId="1AFCA3BC" w15:done="0"/>
+  <w15:commentEx w15:paraId="69222036" w15:paraIdParent="1AFCA3BC" w15:done="0"/>
+</w15:commentsEx>
+</file>
+
+<file path=word/commentsExtensible.xml><?xml version="1.0" encoding="utf-8"?>
+<w16cex:commentsExtensible xmlns:wpc="http://schemas.microsoft.com/office/word/2010/wordprocessingCanvas" xmlns:cx="http://schemas.microsoft.com/office/drawing/2014/chartex" xmlns:cx1="http://schemas.microsoft.com/office/drawing/2015/9/8/chartex" xmlns:cx2="http://schemas.microsoft.com/office/drawing/2015/10/21/chartex" xmlns:cx3="http://schemas.microsoft.com/office/drawing/2016/5/9/chartex" xmlns:cx4="http://schemas.microsoft.com/office/drawing/2016/5/10/chartex" xmlns:cx5="http://schemas.microsoft.com/office/drawing/2016/5/11/chartex" xmlns:cx6="http://schemas.microsoft.com/office/drawing/2016/5/12/chartex" xmlns:cx7="http://schemas.microsoft.com/office/drawing/2016/5/13/chartex" xmlns:cx8="http://schemas.microsoft.com/office/drawing/2016/5/14/chartex" xmlns:mc="http://schemas.openxmlformats.org/markup-compatibility/2006" xmlns:aink="http://schemas.microsoft.com/office/drawing/2016/ink" xmlns:am3d="http://schemas.microsoft.com/office/drawing/2017/model3d" xmlns:o="urn:schemas-microsoft-com:office:office" xmlns:r="http://schemas.openxmlformats.org/officeDocument/2006/relationships" xmlns:m="http://schemas.openxmlformats.org/officeDocument/2006/math" xmlns:v="urn:schemas-microsoft-com:vml" xmlns:wp14="http://schemas.microsoft.com/office/word/2010/wordprocessingDrawing" xmlns:wp="http://schemas.openxmlformats.org/drawingml/2006/wordprocessingDrawing" xmlns:w10="urn:schemas-microsoft-com:office:word" xmlns:w="http://schemas.openxmlformats.org/wordprocessingml/2006/main" xmlns:w14="http://schemas.microsoft.com/office/word/2010/wordml" xmlns:w15="http://schemas.microsoft.com/office/word/2012/wordml" xmlns:w16cex="http://schemas.microsoft.com/office/word/2018/wordml/cex" xmlns:w16cid="http://schemas.microsoft.com/office/word/2016/wordml/cid" xmlns:w16="http://schemas.microsoft.com/office/word/2018/wordml" xmlns:w16sdtdh="http://schemas.microsoft.com/office/word/2020/wordml/sdtdatahash" xmlns:w16se="http://schemas.microsoft.com/office/word/2015/wordml/symex" xmlns:wpg="http://schemas.microsoft.com/office/word/2010/wordprocessingGroup" xmlns:wpi="http://schemas.microsoft.com/office/word/2010/wordprocessingInk" xmlns:wne="http://schemas.microsoft.com/office/word/2006/wordml" xmlns:wps="http://schemas.microsoft.com/office/word/2010/wordprocessingShape" mc:Ignorable="w14 w15 w16se w16cid w16 w16cex w16sdtdh wp14">
+  <w16cex:commentExtensible w16cex:durableId="2C964FFE" w16cex:dateUtc="2025-10-12T08:04:00Z"/>
+  <w16cex:commentExtensible w16cex:durableId="2C9659E6" w16cex:dateUtc="2025-10-12T08:46:00Z"/>
+</w16cex:commentsExtensible>
+</file>
+
+<file path=word/commentsIds.xml><?xml version="1.0" encoding="utf-8"?>
+<w16cid:commentsIds xmlns:wpc="http://schemas.microsoft.com/office/word/2010/wordprocessingCanvas" xmlns:cx="http://schemas.microsoft.com/office/drawing/2014/chartex" xmlns:cx1="http://schemas.microsoft.com/office/drawing/2015/9/8/chartex" xmlns:cx2="http://schemas.microsoft.com/office/drawing/2015/10/21/chartex" xmlns:cx3="http://schemas.microsoft.com/office/drawing/2016/5/9/chartex" xmlns:cx4="http://schemas.microsoft.com/office/drawing/2016/5/10/chartex" xmlns:cx5="http://schemas.microsoft.com/office/drawing/2016/5/11/chartex" xmlns:cx6="http://schemas.microsoft.com/office/drawing/2016/5/12/chartex" xmlns:cx7="http://schemas.microsoft.com/office/drawing/2016/5/13/chartex" xmlns:cx8="http://schemas.microsoft.com/office/drawing/2016/5/14/chartex" xmlns:mc="http://schemas.openxmlformats.org/markup-compatibility/2006" xmlns:aink="http://schemas.microsoft.com/office/drawing/2016/ink" xmlns:am3d="http://schemas.microsoft.com/office/drawing/2017/model3d" xmlns:o="urn:schemas-microsoft-com:office:office" xmlns:r="http://schemas.openxmlformats.org/officeDocument/2006/relationships" xmlns:m="http://schemas.openxmlformats.org/officeDocument/2006/math" xmlns:v="urn:schemas-microsoft-com:vml" xmlns:wp14="http://schemas.microsoft.com/office/word/2010/wordprocessingDrawing" xmlns:wp="http://schemas.openxmlformats.org/drawingml/2006/wordprocessingDrawing" xmlns:w10="urn:schemas-microsoft-com:office:word" xmlns:w="http://schemas.openxmlformats.org/wordprocessingml/2006/main" xmlns:w14="http://schemas.microsoft.com/office/word/2010/wordml" xmlns:w15="http://schemas.microsoft.com/office/word/2012/wordml" xmlns:w16cex="http://schemas.microsoft.com/office/word/2018/wordml/cex" xmlns:w16cid="http://schemas.microsoft.com/office/word/2016/wordml/cid" xmlns:w16="http://schemas.microsoft.com/office/word/2018/wordml" xmlns:w16sdtdh="http://schemas.microsoft.com/office/word/2020/wordml/sdtdatahash" xmlns:w16se="http://schemas.microsoft.com/office/word/2015/wordml/symex" xmlns:wpg="http://schemas.microsoft.com/office/word/2010/wordprocessingGroup" xmlns:wpi="http://schemas.microsoft.com/office/word/2010/wordprocessingInk" xmlns:wne="http://schemas.microsoft.com/office/word/2006/wordml" xmlns:wps="http://schemas.microsoft.com/office/word/2010/wordprocessingShape" mc:Ignorable="w14 w15 w16se w16cid w16 w16cex w16sdtdh wp14">
+  <w16cid:commentId w16cid:paraId="1AFCA3BC" w16cid:durableId="2C964FFE"/>
+  <w16cid:commentId w16cid:paraId="69222036" w16cid:durableId="2C9659E6"/>
+</w16cid:commentsIds>
 </file>
 
 <file path=word/endnotes.xml><?xml version="1.0" encoding="utf-8"?>
@@ -4953,6 +8504,17 @@
     <w:abstractNumId w:val="0"/>
   </w:num>
 </w:numbering>
+</file>
+
+<file path=word/people.xml><?xml version="1.0" encoding="utf-8"?>
+<w15:people xmlns:wpc="http://schemas.microsoft.com/office/word/2010/wordprocessingCanvas" xmlns:cx="http://schemas.microsoft.com/office/drawing/2014/chartex" xmlns:cx1="http://schemas.microsoft.com/office/drawing/2015/9/8/chartex" xmlns:cx2="http://schemas.microsoft.com/office/drawing/2015/10/21/chartex" xmlns:cx3="http://schemas.microsoft.com/office/drawing/2016/5/9/chartex" xmlns:cx4="http://schemas.microsoft.com/office/drawing/2016/5/10/chartex" xmlns:cx5="http://schemas.microsoft.com/office/drawing/2016/5/11/chartex" xmlns:cx6="http://schemas.microsoft.com/office/drawing/2016/5/12/chartex" xmlns:cx7="http://schemas.microsoft.com/office/drawing/2016/5/13/chartex" xmlns:cx8="http://schemas.microsoft.com/office/drawing/2016/5/14/chartex" xmlns:mc="http://schemas.openxmlformats.org/markup-compatibility/2006" xmlns:aink="http://schemas.microsoft.com/office/drawing/2016/ink" xmlns:am3d="http://schemas.microsoft.com/office/drawing/2017/model3d" xmlns:o="urn:schemas-microsoft-com:office:office" xmlns:r="http://schemas.openxmlformats.org/officeDocument/2006/relationships" xmlns:m="http://schemas.openxmlformats.org/officeDocument/2006/math" xmlns:v="urn:schemas-microsoft-com:vml" xmlns:wp14="http://schemas.microsoft.com/office/word/2010/wordprocessingDrawing" xmlns:wp="http://schemas.openxmlformats.org/drawingml/2006/wordprocessingDrawing" xmlns:w10="urn:schemas-microsoft-com:office:word" xmlns:w="http://schemas.openxmlformats.org/wordprocessingml/2006/main" xmlns:w14="http://schemas.microsoft.com/office/word/2010/wordml" xmlns:w15="http://schemas.microsoft.com/office/word/2012/wordml" xmlns:w16cex="http://schemas.microsoft.com/office/word/2018/wordml/cex" xmlns:w16cid="http://schemas.microsoft.com/office/word/2016/wordml/cid" xmlns:w16="http://schemas.microsoft.com/office/word/2018/wordml" xmlns:w16sdtdh="http://schemas.microsoft.com/office/word/2020/wordml/sdtdatahash" xmlns:w16se="http://schemas.microsoft.com/office/word/2015/wordml/symex" xmlns:wpg="http://schemas.microsoft.com/office/word/2010/wordprocessingGroup" xmlns:wpi="http://schemas.microsoft.com/office/word/2010/wordprocessingInk" xmlns:wne="http://schemas.microsoft.com/office/word/2006/wordml" xmlns:wps="http://schemas.microsoft.com/office/word/2010/wordprocessingShape" mc:Ignorable="w14 w15 w16se w16cid w16 w16cex w16sdtdh wp14">
+  <w15:person w15:author="Lianghui Ding">
+    <w15:presenceInfo w15:providerId="Windows Live" w15:userId="b902cd4f1dc4c9db"/>
+  </w15:person>
+  <w15:person w15:author="运璐 何">
+    <w15:presenceInfo w15:providerId="Windows Live" w15:userId="9b5601d124e57759"/>
+  </w15:person>
+</w15:people>
 </file>
 
 <file path=word/styles.xml><?xml version="1.0" encoding="utf-8"?>
@@ -5001,7 +8563,7 @@
     <w:lsdException w:name="toc 9" w:semiHidden="1" w:uiPriority="39" w:unhideWhenUsed="1"/>
     <w:lsdException w:name="Normal Indent" w:semiHidden="1" w:unhideWhenUsed="1"/>
     <w:lsdException w:name="footnote text" w:semiHidden="1" w:unhideWhenUsed="1"/>
-    <w:lsdException w:name="annotation text" w:semiHidden="1" w:unhideWhenUsed="1"/>
+    <w:lsdException w:name="annotation text" w:semiHidden="1" w:uiPriority="0" w:unhideWhenUsed="1"/>
     <w:lsdException w:name="header" w:semiHidden="1" w:unhideWhenUsed="1"/>
     <w:lsdException w:name="footer" w:semiHidden="1" w:unhideWhenUsed="1"/>
     <w:lsdException w:name="index heading" w:semiHidden="1" w:unhideWhenUsed="1"/>
@@ -5010,7 +8572,7 @@
     <w:lsdException w:name="envelope address" w:semiHidden="1" w:unhideWhenUsed="1"/>
     <w:lsdException w:name="envelope return" w:semiHidden="1" w:unhideWhenUsed="1"/>
     <w:lsdException w:name="footnote reference" w:semiHidden="1" w:unhideWhenUsed="1"/>
-    <w:lsdException w:name="annotation reference" w:semiHidden="1" w:unhideWhenUsed="1"/>
+    <w:lsdException w:name="annotation reference" w:semiHidden="1" w:uiPriority="0" w:unhideWhenUsed="1"/>
     <w:lsdException w:name="line number" w:semiHidden="1" w:unhideWhenUsed="1"/>
     <w:lsdException w:name="page number" w:semiHidden="1" w:unhideWhenUsed="1"/>
     <w:lsdException w:name="endnote reference" w:semiHidden="1" w:unhideWhenUsed="1"/>
@@ -5458,6 +9020,84 @@
       <w:ind w:firstLineChars="200" w:firstLine="420"/>
     </w:pPr>
   </w:style>
+  <w:style w:type="character" w:styleId="a8">
+    <w:name w:val="annotation reference"/>
+    <w:semiHidden/>
+    <w:rsid w:val="0070365A"/>
+    <w:rPr>
+      <w:sz w:val="21"/>
+      <w:szCs w:val="21"/>
+    </w:rPr>
+  </w:style>
+  <w:style w:type="paragraph" w:styleId="a9">
+    <w:name w:val="annotation text"/>
+    <w:basedOn w:val="a"/>
+    <w:link w:val="aa"/>
+    <w:semiHidden/>
+    <w:rsid w:val="0070365A"/>
+    <w:pPr>
+      <w:jc w:val="left"/>
+    </w:pPr>
+    <w:rPr>
+      <w:rFonts w:ascii="Times New Roman" w:eastAsia="宋体" w:hAnsi="Times New Roman" w:cs="Times New Roman"/>
+      <w:sz w:val="18"/>
+      <w:szCs w:val="24"/>
+      <w14:ligatures w14:val="none"/>
+    </w:rPr>
+  </w:style>
+  <w:style w:type="character" w:customStyle="1" w:styleId="aa">
+    <w:name w:val="批注文字 字符"/>
+    <w:basedOn w:val="a0"/>
+    <w:link w:val="a9"/>
+    <w:semiHidden/>
+    <w:rsid w:val="0070365A"/>
+    <w:rPr>
+      <w:rFonts w:ascii="Times New Roman" w:eastAsia="宋体" w:hAnsi="Times New Roman" w:cs="Times New Roman"/>
+      <w:sz w:val="18"/>
+      <w:szCs w:val="24"/>
+      <w14:ligatures w14:val="none"/>
+    </w:rPr>
+  </w:style>
+  <w:style w:type="table" w:customStyle="1" w:styleId="ab">
+    <w:name w:val="三线表"/>
+    <w:basedOn w:val="a1"/>
+    <w:uiPriority w:val="99"/>
+    <w:rsid w:val="0070365A"/>
+    <w:pPr>
+      <w:spacing w:line="400" w:lineRule="exact"/>
+    </w:pPr>
+    <w:rPr>
+      <w:rFonts w:ascii="Times New Roman" w:eastAsia="宋体" w:hAnsi="Times New Roman" w:cs="Times New Roman"/>
+      <w:kern w:val="0"/>
+      <w:sz w:val="24"/>
+      <w:szCs w:val="20"/>
+      <w14:ligatures w14:val="none"/>
+    </w:rPr>
+    <w:tblPr>
+      <w:tblBorders>
+        <w:top w:val="single" w:sz="12" w:space="0" w:color="auto"/>
+        <w:bottom w:val="single" w:sz="12" w:space="0" w:color="auto"/>
+      </w:tblBorders>
+    </w:tblPr>
+    <w:tcPr>
+      <w:vAlign w:val="center"/>
+    </w:tcPr>
+    <w:tblStylePr w:type="firstRow">
+      <w:tblPr/>
+      <w:tcPr>
+        <w:tcBorders>
+          <w:top w:val="single" w:sz="12" w:space="0" w:color="auto"/>
+          <w:left w:val="nil"/>
+          <w:bottom w:val="single" w:sz="4" w:space="0" w:color="auto"/>
+          <w:right w:val="nil"/>
+          <w:insideH w:val="nil"/>
+          <w:insideV w:val="nil"/>
+          <w:tl2br w:val="nil"/>
+          <w:tr2bl w:val="nil"/>
+        </w:tcBorders>
+      </w:tcPr>
+    </w:tblStylePr>
+  </w:style>
 </w:styles>
 </file>
 

--- a/进程文件/进展/实验设计/创新点1实验设计.docx
+++ b/进程文件/进展/实验设计/创新点1实验设计.docx
@@ -4784,79 +4784,2836 @@
         </w:rPr>
       </w:pPr>
     </w:p>
+    <w:p>
+      <w:pPr>
+        <w:rPr>
+          <w:b/>
+          <w:bCs/>
+        </w:rPr>
+      </w:pPr>
+      <w:r>
+        <w:rPr>
+          <w:rFonts w:hint="eastAsia"/>
+          <w:b/>
+          <w:bCs/>
+        </w:rPr>
+        <w:t>1</w:t>
+      </w:r>
+      <w:r>
+        <w:rPr>
+          <w:b/>
+          <w:bCs/>
+        </w:rPr>
+        <w:t>0-15</w:t>
+      </w:r>
+    </w:p>
+    <w:p>
+      <w:pPr>
+        <w:rPr>
+          <w:b/>
+          <w:bCs/>
+        </w:rPr>
+      </w:pPr>
+      <w:r>
+        <w:rPr>
+          <w:rFonts w:hint="eastAsia"/>
+          <w:b/>
+          <w:bCs/>
+        </w:rPr>
+        <w:t>对比算法复现：</w:t>
+      </w:r>
+      <w:r>
+        <w:rPr>
+          <w:b/>
+          <w:bCs/>
+        </w:rPr>
+        <w:br/>
+      </w:r>
+      <w:r>
+        <w:rPr>
+          <w:b/>
+          <w:bCs/>
+        </w:rPr>
+        <w:lastRenderedPageBreak/>
+        <w:t>HPSO</w:t>
+      </w:r>
+    </w:p>
+    <w:p>
+      <w:pPr>
+        <w:rPr>
+          <w:b/>
+          <w:bCs/>
+        </w:rPr>
+      </w:pPr>
+      <w:r>
+        <w:rPr>
+          <w:rFonts w:hint="eastAsia"/>
+          <w:b/>
+          <w:bCs/>
+        </w:rPr>
+        <w:t>S</w:t>
+      </w:r>
+      <w:r>
+        <w:rPr>
+          <w:b/>
+          <w:bCs/>
+        </w:rPr>
+        <w:t>MUFC</w:t>
+      </w:r>
+    </w:p>
+    <w:p>
+      <w:pPr>
+        <w:rPr>
+          <w:b/>
+          <w:bCs/>
+        </w:rPr>
+      </w:pPr>
+      <w:r>
+        <w:rPr>
+          <w:rFonts w:hint="eastAsia"/>
+          <w:b/>
+          <w:bCs/>
+        </w:rPr>
+        <w:t>论文算法框架可以参考这个</w:t>
+      </w:r>
+      <w:r>
+        <w:rPr>
+          <w:b/>
+          <w:bCs/>
+        </w:rPr>
+        <w:br/>
+      </w:r>
+      <w:r>
+        <w:rPr>
+          <w:b/>
+          <w:bCs/>
+          <w:noProof/>
+        </w:rPr>
+        <w:drawing>
+          <wp:inline distT="0" distB="0" distL="0" distR="0" wp14:anchorId="324EC852" wp14:editId="158E7E33">
+            <wp:extent cx="3705860" cy="2212094"/>
+            <wp:effectExtent l="0" t="0" r="0" b="0"/>
+            <wp:docPr id="2" name="图片 2"/>
+            <wp:cNvGraphicFramePr>
+              <a:graphicFrameLocks xmlns:a="http://schemas.openxmlformats.org/drawingml/2006/main" noChangeAspect="1"/>
+            </wp:cNvGraphicFramePr>
+            <a:graphic xmlns:a="http://schemas.openxmlformats.org/drawingml/2006/main">
+              <a:graphicData uri="http://schemas.openxmlformats.org/drawingml/2006/picture">
+                <pic:pic xmlns:pic="http://schemas.openxmlformats.org/drawingml/2006/picture">
+                  <pic:nvPicPr>
+                    <pic:cNvPr id="1" name=""/>
+                    <pic:cNvPicPr/>
+                  </pic:nvPicPr>
+                  <pic:blipFill>
+                    <a:blip r:embed="rId8"/>
+                    <a:stretch>
+                      <a:fillRect/>
+                    </a:stretch>
+                  </pic:blipFill>
+                  <pic:spPr>
+                    <a:xfrm>
+                      <a:off x="0" y="0"/>
+                      <a:ext cx="3711946" cy="2215727"/>
+                    </a:xfrm>
+                    <a:prstGeom prst="rect">
+                      <a:avLst/>
+                    </a:prstGeom>
+                  </pic:spPr>
+                </pic:pic>
+              </a:graphicData>
+            </a:graphic>
+          </wp:inline>
+        </w:drawing>
+      </w:r>
+    </w:p>
+    <w:p>
+      <w:pPr>
+        <w:rPr>
+          <w:b/>
+          <w:bCs/>
+        </w:rPr>
+      </w:pPr>
+    </w:p>
+    <w:p>
+      <w:pPr>
+        <w:rPr>
+          <w:b/>
+          <w:bCs/>
+        </w:rPr>
+      </w:pPr>
+      <w:r>
+        <w:rPr>
+          <w:rFonts w:hint="eastAsia"/>
+          <w:b/>
+          <w:bCs/>
+        </w:rPr>
+        <w:t>1</w:t>
+      </w:r>
+      <w:r>
+        <w:rPr>
+          <w:b/>
+          <w:bCs/>
+        </w:rPr>
+        <w:t>0-16</w:t>
+      </w:r>
+    </w:p>
+    <w:p>
+      <w:pPr>
+        <w:rPr>
+          <w:b/>
+          <w:bCs/>
+        </w:rPr>
+      </w:pPr>
+      <w:r>
+        <w:rPr>
+          <w:b/>
+          <w:bCs/>
+        </w:rPr>
+        <w:t>Ppswarm</w:t>
+      </w:r>
+      <w:r>
+        <w:rPr>
+          <w:rFonts w:hint="eastAsia"/>
+          <w:b/>
+          <w:bCs/>
+        </w:rPr>
+        <w:t>修正，生成的初始路径就不满足适应度小于无穷（即无效），导致优化不出来，所以需要修改ccbs的初始路径，保证初始的路径有效。、</w:t>
+      </w:r>
+    </w:p>
+    <w:p>
+      <w:pPr>
+        <w:rPr>
+          <w:b/>
+          <w:bCs/>
+        </w:rPr>
+      </w:pPr>
+      <w:r>
+        <w:rPr>
+          <w:rFonts w:hint="eastAsia"/>
+          <w:b/>
+          <w:bCs/>
+        </w:rPr>
+        <w:t>初始的st</w:t>
+      </w:r>
+      <w:r>
+        <w:rPr>
+          <w:b/>
+          <w:bCs/>
+        </w:rPr>
+        <w:t>ep</w:t>
+      </w:r>
+      <w:r>
+        <w:rPr>
+          <w:rFonts w:hint="eastAsia"/>
+          <w:b/>
+          <w:bCs/>
+        </w:rPr>
+        <w:t>改为5后可能有效但是不稳定，还是需要进行修改。</w:t>
+      </w:r>
+    </w:p>
+    <w:p>
+      <w:pPr>
+        <w:rPr>
+          <w:b/>
+          <w:bCs/>
+        </w:rPr>
+      </w:pPr>
+      <w:r>
+        <w:rPr>
+          <w:rFonts w:hint="eastAsia"/>
+          <w:b/>
+          <w:bCs/>
+        </w:rPr>
+        <w:t>直接给出改造后的ccbs算法</w:t>
+      </w:r>
+      <w:r>
+        <w:rPr>
+          <w:b/>
+          <w:bCs/>
+        </w:rPr>
+        <w:br/>
+      </w:r>
+      <w:r>
+        <w:rPr>
+          <w:b/>
+          <w:bCs/>
+        </w:rPr>
+        <w:br/>
+      </w:r>
+      <w:r>
+        <w:rPr>
+          <w:rFonts w:hint="eastAsia"/>
+          <w:b/>
+          <w:bCs/>
+        </w:rPr>
+        <w:t>改好了</w:t>
+      </w:r>
+    </w:p>
+    <w:p>
+      <w:pPr>
+        <w:rPr>
+          <w:b/>
+          <w:bCs/>
+        </w:rPr>
+      </w:pPr>
+      <w:r>
+        <w:rPr>
+          <w:rFonts w:hint="eastAsia"/>
+          <w:b/>
+          <w:bCs/>
+        </w:rPr>
+        <w:t>还存在问题，算法在pso的时候备选的粒子里面可能根本就不存在解，就会导致有问题。</w:t>
+      </w:r>
+    </w:p>
+    <w:p>
+      <w:pPr>
+        <w:rPr>
+          <w:b/>
+          <w:bCs/>
+        </w:rPr>
+      </w:pPr>
+      <w:r>
+        <w:rPr>
+          <w:rFonts w:hint="eastAsia"/>
+          <w:b/>
+          <w:bCs/>
+        </w:rPr>
+        <w:t>粒子数增加</w:t>
+      </w:r>
+      <w:r>
+        <w:rPr>
+          <w:b/>
+          <w:bCs/>
+        </w:rPr>
+        <w:br/>
+      </w:r>
+      <w:r>
+        <w:rPr>
+          <w:rFonts w:hint="eastAsia"/>
+          <w:b/>
+          <w:bCs/>
+        </w:rPr>
+        <w:t>粒子位置便宜量减少</w:t>
+      </w:r>
+    </w:p>
+    <w:p>
+      <w:pPr>
+        <w:rPr>
+          <w:b/>
+          <w:bCs/>
+        </w:rPr>
+      </w:pPr>
+    </w:p>
+    <w:p>
+      <w:pPr>
+        <w:rPr>
+          <w:b/>
+          <w:bCs/>
+        </w:rPr>
+      </w:pPr>
+    </w:p>
+    <w:p>
+      <w:pPr>
+        <w:rPr>
+          <w:b/>
+          <w:bCs/>
+        </w:rPr>
+      </w:pPr>
+      <w:r>
+        <w:rPr>
+          <w:rFonts w:hint="eastAsia"/>
+          <w:b/>
+          <w:bCs/>
+        </w:rPr>
+        <w:t>算法设计：</w:t>
+      </w:r>
+      <w:r>
+        <w:rPr>
+          <w:b/>
+          <w:bCs/>
+        </w:rPr>
+        <w:br/>
+        <w:t>k-cbs</w:t>
+      </w:r>
+      <w:r>
+        <w:rPr>
+          <w:rFonts w:hint="eastAsia"/>
+          <w:b/>
+          <w:bCs/>
+        </w:rPr>
+        <w:t>:</w:t>
+      </w:r>
+      <w:r>
+        <w:rPr>
+          <w:b/>
+          <w:bCs/>
+        </w:rPr>
+        <w:t xml:space="preserve"> </w:t>
+      </w:r>
+      <w:r>
+        <w:rPr>
+          <w:rFonts w:hint="eastAsia"/>
+          <w:b/>
+          <w:bCs/>
+        </w:rPr>
+        <w:t>只冲突解决，需要全局信息（也可以不需要，需要引入重规划机制），无协同（效果最差：需要把最短路径删除）</w:t>
+      </w:r>
+    </w:p>
+    <w:p>
+      <w:pPr>
+        <w:rPr>
+          <w:b/>
+          <w:bCs/>
+        </w:rPr>
+      </w:pPr>
+      <w:r>
+        <w:rPr>
+          <w:b/>
+          <w:bCs/>
+        </w:rPr>
+        <w:t>Apf</w:t>
+      </w:r>
+      <w:r>
+        <w:rPr>
+          <w:rFonts w:hint="eastAsia"/>
+          <w:b/>
+          <w:bCs/>
+        </w:rPr>
+        <w:t>：邻居引力，不需要全局信息，有协同：高建筑密度和无人机数目下应该效果差，因为容易死锁，步长和通信效果应该低。</w:t>
+      </w:r>
+      <w:r>
+        <w:rPr>
+          <w:b/>
+          <w:bCs/>
+        </w:rPr>
+        <w:br/>
+      </w:r>
+      <w:r>
+        <w:rPr>
+          <w:rFonts w:hint="eastAsia"/>
+          <w:b/>
+          <w:bCs/>
+        </w:rPr>
+        <w:t>ppswarm</w:t>
+      </w:r>
+      <w:r>
+        <w:rPr>
+          <w:b/>
+          <w:bCs/>
+        </w:rPr>
+        <w:t xml:space="preserve">: </w:t>
+      </w:r>
+      <w:r>
+        <w:rPr>
+          <w:rFonts w:hint="eastAsia"/>
+          <w:b/>
+          <w:bCs/>
+        </w:rPr>
+        <w:t>启发式粒子优化迭代，需要全局信息，有通信保持fitness项，高密度和无人机数目下应该效果差，因为搜索效率太低。</w:t>
+      </w:r>
+    </w:p>
+    <w:p>
+      <w:pPr>
+        <w:rPr>
+          <w:b/>
+          <w:bCs/>
+        </w:rPr>
+      </w:pPr>
+      <w:r>
+        <w:rPr>
+          <w:b/>
+          <w:bCs/>
+        </w:rPr>
+        <w:t xml:space="preserve">Cmupf: </w:t>
+      </w:r>
+      <w:r>
+        <w:rPr>
+          <w:rFonts w:hint="eastAsia"/>
+          <w:b/>
+          <w:bCs/>
+        </w:rPr>
+        <w:t>引入编队和通信保持机制，不需要全局信息，本质是特殊的ap</w:t>
+      </w:r>
+      <w:r>
+        <w:rPr>
+          <w:b/>
+          <w:bCs/>
+        </w:rPr>
+        <w:t>f</w:t>
+      </w:r>
+      <w:r>
+        <w:rPr>
+          <w:rFonts w:hint="eastAsia"/>
+          <w:b/>
+          <w:bCs/>
+        </w:rPr>
+        <w:t>加上编队虚拟结构法，高建筑密度和无人机情况下应该效果下降。</w:t>
+      </w:r>
+    </w:p>
+    <w:p>
+      <w:pPr>
+        <w:rPr>
+          <w:b/>
+          <w:bCs/>
+        </w:rPr>
+      </w:pPr>
+      <w:r>
+        <w:rPr>
+          <w:b/>
+          <w:bCs/>
+        </w:rPr>
+        <w:t>C</w:t>
+      </w:r>
+      <w:r>
+        <w:rPr>
+          <w:rFonts w:hint="eastAsia"/>
+          <w:b/>
+          <w:bCs/>
+        </w:rPr>
+        <w:t>l</w:t>
+      </w:r>
+      <w:r>
+        <w:rPr>
+          <w:b/>
+          <w:bCs/>
+        </w:rPr>
+        <w:t>-rrt*-apf</w:t>
+      </w:r>
+      <w:r>
+        <w:rPr>
+          <w:rFonts w:hint="eastAsia"/>
+          <w:b/>
+          <w:bCs/>
+        </w:rPr>
+        <w:t>：应该在各种情况下都有效</w:t>
+      </w:r>
+      <w:r>
+        <w:rPr>
+          <w:b/>
+          <w:bCs/>
+        </w:rPr>
+        <w:br/>
+      </w:r>
+      <w:r>
+        <w:rPr>
+          <w:b/>
+          <w:bCs/>
+        </w:rPr>
+        <w:br/>
+      </w:r>
+      <w:r>
+        <w:rPr>
+          <w:rFonts w:hint="eastAsia"/>
+          <w:b/>
+          <w:bCs/>
+        </w:rPr>
+        <w:t>整体效果应该是cl</w:t>
+      </w:r>
+      <w:r>
+        <w:rPr>
+          <w:b/>
+          <w:bCs/>
+        </w:rPr>
+        <w:t>-rrt-apf&gt;cmup</w:t>
+      </w:r>
+      <w:r>
+        <w:rPr>
+          <w:rFonts w:hint="eastAsia"/>
+          <w:b/>
+          <w:bCs/>
+        </w:rPr>
+        <w:t>f</w:t>
+      </w:r>
+      <w:r>
+        <w:rPr>
+          <w:b/>
+          <w:bCs/>
+        </w:rPr>
+        <w:t>&gt;</w:t>
+      </w:r>
+      <w:r>
+        <w:rPr>
+          <w:rFonts w:hint="eastAsia"/>
+          <w:b/>
+          <w:bCs/>
+        </w:rPr>
+        <w:t>ppswarm</w:t>
+      </w:r>
+      <w:r>
+        <w:rPr>
+          <w:b/>
+          <w:bCs/>
+        </w:rPr>
+        <w:t>=apf</w:t>
+      </w:r>
+      <w:r>
+        <w:rPr>
+          <w:rFonts w:hint="eastAsia"/>
+          <w:b/>
+          <w:bCs/>
+        </w:rPr>
+        <w:t>&gt;</w:t>
+      </w:r>
+      <w:r>
+        <w:rPr>
+          <w:b/>
+          <w:bCs/>
+        </w:rPr>
+        <w:t>ccbs,</w:t>
+      </w:r>
+      <w:r>
+        <w:rPr>
+          <w:rFonts w:hint="eastAsia"/>
+          <w:b/>
+          <w:bCs/>
+        </w:rPr>
+        <w:t>但是apf由于会死锁所以效果不好，不打算改。</w:t>
+      </w:r>
+    </w:p>
+    <w:p>
+      <w:pPr>
+        <w:rPr>
+          <w:b/>
+          <w:bCs/>
+        </w:rPr>
+      </w:pPr>
+    </w:p>
+    <w:p>
+      <w:pPr>
+        <w:rPr>
+          <w:b/>
+          <w:bCs/>
+        </w:rPr>
+      </w:pPr>
+      <w:r>
+        <w:rPr>
+          <w:rFonts w:hint="eastAsia"/>
+          <w:b/>
+          <w:bCs/>
+        </w:rPr>
+        <w:t>所提算法的邻居引力改成2</w:t>
+      </w:r>
+      <w:r>
+        <w:rPr>
+          <w:b/>
+          <w:bCs/>
+        </w:rPr>
+        <w:t>0,</w:t>
+      </w:r>
+      <w:r>
+        <w:rPr>
+          <w:rFonts w:hint="eastAsia"/>
+          <w:b/>
+          <w:bCs/>
+        </w:rPr>
+        <w:t>提高簇间的连通度，更有利于代数连通率和连通度。</w:t>
+      </w:r>
+      <w:r>
+        <w:rPr>
+          <w:b/>
+          <w:bCs/>
+        </w:rPr>
+        <w:br/>
+      </w:r>
+      <w:r>
+        <w:rPr>
+          <w:rFonts w:hint="eastAsia"/>
+          <w:b/>
+          <w:bCs/>
+        </w:rPr>
+        <w:t>改成2</w:t>
+      </w:r>
+      <w:r>
+        <w:rPr>
+          <w:b/>
+          <w:bCs/>
+        </w:rPr>
+        <w:t>0</w:t>
+      </w:r>
+      <w:r>
+        <w:rPr>
+          <w:rFonts w:hint="eastAsia"/>
+          <w:b/>
+          <w:bCs/>
+        </w:rPr>
+        <w:t>全糊在一起了，改成1</w:t>
+      </w:r>
+      <w:r>
+        <w:rPr>
+          <w:b/>
+          <w:bCs/>
+        </w:rPr>
+        <w:t>5</w:t>
+      </w:r>
+      <w:r>
+        <w:rPr>
+          <w:rFonts w:hint="eastAsia"/>
+          <w:b/>
+          <w:bCs/>
+        </w:rPr>
+        <w:t>试一下还是有问题。</w:t>
+      </w:r>
+      <w:r>
+        <w:rPr>
+          <w:b/>
+          <w:bCs/>
+        </w:rPr>
+        <w:br/>
+      </w:r>
+      <w:r>
+        <w:rPr>
+          <w:b/>
+          <w:bCs/>
+        </w:rPr>
+        <w:lastRenderedPageBreak/>
+        <w:br/>
+      </w:r>
+      <w:r>
+        <w:rPr>
+          <w:rFonts w:hint="eastAsia"/>
+          <w:b/>
+          <w:bCs/>
+        </w:rPr>
+        <w:t>cmupf在密集的情况下无法获得好的结果，</w:t>
+      </w:r>
+      <w:r>
+        <w:rPr>
+          <w:rFonts w:hint="eastAsia"/>
+          <w:b/>
+          <w:bCs/>
+        </w:rPr>
+        <w:t>难以全部抵达</w:t>
+      </w:r>
+      <w:r>
+        <w:rPr>
+          <w:rFonts w:hint="eastAsia"/>
+          <w:b/>
+          <w:bCs/>
+        </w:rPr>
+        <w:t>这个需要怎么表征。应该是总路径步长来表征。</w:t>
+      </w:r>
+      <w:r>
+        <w:rPr>
+          <w:b/>
+          <w:bCs/>
+        </w:rPr>
+        <w:br/>
+      </w:r>
+      <w:r>
+        <w:rPr>
+          <w:rFonts w:hint="eastAsia"/>
+          <w:b/>
+          <w:bCs/>
+        </w:rPr>
+        <w:t>总路径长度/最长路径长度。</w:t>
+      </w:r>
+      <w:r>
+        <w:rPr>
+          <w:b/>
+          <w:bCs/>
+        </w:rPr>
+        <w:br/>
+      </w:r>
+      <w:r>
+        <w:rPr>
+          <w:b/>
+          <w:bCs/>
+        </w:rPr>
+        <w:br/>
+      </w:r>
+      <w:r>
+        <w:rPr>
+          <w:b/>
+          <w:bCs/>
+        </w:rPr>
+        <w:br/>
+      </w:r>
+      <w:r>
+        <w:rPr>
+          <w:b/>
+          <w:bCs/>
+        </w:rPr>
+        <w:t>s</w:t>
+      </w:r>
+    </w:p>
+    <w:p>
+      <w:pPr>
+        <w:rPr>
+          <w:b/>
+          <w:bCs/>
+        </w:rPr>
+      </w:pPr>
+      <w:r>
+        <w:rPr>
+          <w:rFonts w:hint="eastAsia"/>
+          <w:b/>
+          <w:bCs/>
+        </w:rPr>
+        <w:t>1</w:t>
+      </w:r>
+      <w:r>
+        <w:rPr>
+          <w:b/>
+          <w:bCs/>
+        </w:rPr>
+        <w:t>0-21</w:t>
+      </w:r>
+      <w:r>
+        <w:rPr>
+          <w:rFonts w:hint="eastAsia"/>
+          <w:b/>
+          <w:bCs/>
+        </w:rPr>
+        <w:t>：</w:t>
+      </w:r>
+      <w:r>
+        <w:rPr>
+          <w:b/>
+          <w:bCs/>
+        </w:rPr>
+        <w:br/>
+      </w:r>
+      <w:r>
+        <w:rPr>
+          <w:rFonts w:hint="eastAsia"/>
+          <w:b/>
+          <w:bCs/>
+        </w:rPr>
+        <w:t>t</w:t>
+      </w:r>
+      <w:r>
+        <w:rPr>
+          <w:b/>
+          <w:bCs/>
+        </w:rPr>
+        <w:t xml:space="preserve">o-do list </w:t>
+      </w:r>
+    </w:p>
+    <w:p>
+      <w:pPr>
+        <w:pStyle w:val="a7"/>
+        <w:numPr>
+          <w:ilvl w:val="0"/>
+          <w:numId w:val="1"/>
+        </w:numPr>
+        <w:ind w:firstLineChars="0"/>
+        <w:rPr>
+          <w:b/>
+          <w:bCs/>
+        </w:rPr>
+      </w:pPr>
+      <w:r>
+        <w:rPr>
+          <w:rFonts w:hint="eastAsia"/>
+          <w:b/>
+          <w:bCs/>
+        </w:rPr>
+        <w:t>新增数据统计每个无人机的路径步数，到达后不会计算新增，保存平均步长。（已实现）</w:t>
+      </w:r>
+    </w:p>
+    <w:p>
+      <w:pPr>
+        <w:pStyle w:val="a7"/>
+        <w:numPr>
+          <w:ilvl w:val="0"/>
+          <w:numId w:val="1"/>
+        </w:numPr>
+        <w:ind w:firstLineChars="0"/>
+        <w:rPr>
+          <w:b/>
+          <w:bCs/>
+        </w:rPr>
+      </w:pPr>
+      <w:r>
+        <w:rPr>
+          <w:rFonts w:hint="eastAsia"/>
+          <w:b/>
+          <w:bCs/>
+        </w:rPr>
+        <w:t>消融实验：原算法，不开启距离校验，不开启mst</w:t>
+      </w:r>
+      <w:r>
+        <w:rPr>
+          <w:b/>
+          <w:bCs/>
+        </w:rPr>
+        <w:t xml:space="preserve"> </w:t>
+      </w:r>
+      <w:r>
+        <w:rPr>
+          <w:rFonts w:hint="eastAsia"/>
+          <w:b/>
+          <w:bCs/>
+        </w:rPr>
+        <w:t>三者进行对比，需要启动实验进行测试。（比较的是常规的场景，就不比较多个场景的了，多个场景也需要）（已经实现）</w:t>
+      </w:r>
+    </w:p>
+    <w:p>
+      <w:pPr>
+        <w:pStyle w:val="a7"/>
+        <w:numPr>
+          <w:ilvl w:val="0"/>
+          <w:numId w:val="1"/>
+        </w:numPr>
+        <w:ind w:firstLineChars="0"/>
+        <w:rPr>
+          <w:b/>
+          <w:bCs/>
+        </w:rPr>
+      </w:pPr>
+      <w:r>
+        <w:rPr>
+          <w:rFonts w:hint="eastAsia"/>
+          <w:b/>
+          <w:bCs/>
+        </w:rPr>
+        <w:t>算法的max_</w:t>
+      </w:r>
+      <w:r>
+        <w:rPr>
+          <w:b/>
+          <w:bCs/>
+        </w:rPr>
+        <w:t>steps</w:t>
+      </w:r>
+      <w:r>
+        <w:rPr>
+          <w:rFonts w:hint="eastAsia"/>
+          <w:b/>
+          <w:bCs/>
+        </w:rPr>
+        <w:t>直接增加到1</w:t>
+      </w:r>
+      <w:r>
+        <w:rPr>
+          <w:b/>
+          <w:bCs/>
+        </w:rPr>
+        <w:t xml:space="preserve">000. </w:t>
+      </w:r>
+      <w:r>
+        <w:rPr>
+          <w:rFonts w:hint="eastAsia"/>
+          <w:b/>
+          <w:bCs/>
+        </w:rPr>
+        <w:t>（必须）</w:t>
+      </w:r>
+    </w:p>
+    <w:p>
+      <w:pPr>
+        <w:pStyle w:val="a7"/>
+        <w:numPr>
+          <w:ilvl w:val="0"/>
+          <w:numId w:val="1"/>
+        </w:numPr>
+        <w:ind w:firstLineChars="0"/>
+        <w:rPr>
+          <w:b/>
+          <w:bCs/>
+        </w:rPr>
+      </w:pPr>
+      <w:r>
+        <w:rPr>
+          <w:rFonts w:hint="eastAsia"/>
+          <w:b/>
+          <w:bCs/>
+        </w:rPr>
+        <w:t>重新绘制算法框架图</w:t>
+      </w:r>
+    </w:p>
+    <w:p>
+      <w:pPr>
+        <w:pStyle w:val="a7"/>
+        <w:numPr>
+          <w:ilvl w:val="0"/>
+          <w:numId w:val="1"/>
+        </w:numPr>
+        <w:ind w:firstLineChars="0"/>
+        <w:rPr>
+          <w:b/>
+          <w:bCs/>
+        </w:rPr>
+      </w:pPr>
+      <w:r>
+        <w:rPr>
+          <w:rFonts w:hint="eastAsia"/>
+          <w:b/>
+          <w:bCs/>
+        </w:rPr>
+        <w:t>修改论文中的相关研究部分，必须充分的逻辑合理，包括优缺点对应。</w:t>
+      </w:r>
+    </w:p>
+    <w:p>
+      <w:pPr>
+        <w:pStyle w:val="a7"/>
+        <w:numPr>
+          <w:ilvl w:val="0"/>
+          <w:numId w:val="1"/>
+        </w:numPr>
+        <w:ind w:firstLineChars="0"/>
+        <w:rPr>
+          <w:b/>
+          <w:bCs/>
+        </w:rPr>
+      </w:pPr>
+      <w:r>
+        <w:rPr>
+          <w:rFonts w:hint="eastAsia"/>
+          <w:b/>
+          <w:bCs/>
+        </w:rPr>
+        <w:t>整理算法伪代码的机制，描述的更加详细</w:t>
+      </w:r>
+    </w:p>
+    <w:p>
+      <w:pPr>
+        <w:rPr>
+          <w:b/>
+          <w:bCs/>
+        </w:rPr>
+      </w:pPr>
+    </w:p>
+    <w:p>
+      <w:pPr>
+        <w:rPr>
+          <w:b/>
+          <w:bCs/>
+        </w:rPr>
+      </w:pPr>
+    </w:p>
+    <w:p>
+      <w:pPr>
+        <w:rPr>
+          <w:b/>
+          <w:bCs/>
+        </w:rPr>
+      </w:pPr>
+      <w:r>
+        <w:rPr>
+          <w:rFonts w:hint="eastAsia"/>
+          <w:b/>
+          <w:bCs/>
+        </w:rPr>
+        <w:t>1</w:t>
+      </w:r>
+      <w:r>
+        <w:rPr>
+          <w:b/>
+          <w:bCs/>
+        </w:rPr>
+        <w:t>0-22:</w:t>
+      </w:r>
+    </w:p>
+    <w:p>
+      <w:pPr>
+        <w:rPr>
+          <w:b/>
+          <w:bCs/>
+        </w:rPr>
+      </w:pPr>
+      <w:r>
+        <w:rPr>
+          <w:b/>
+          <w:bCs/>
+        </w:rPr>
+        <w:t>Drone</w:t>
+      </w:r>
+      <w:r>
+        <w:rPr>
+          <w:rFonts w:hint="eastAsia"/>
+          <w:b/>
+          <w:bCs/>
+        </w:rPr>
+        <w:t>s的代数连通率基本符合要求</w:t>
+      </w:r>
+      <w:r>
+        <w:rPr>
+          <w:rFonts w:hint="eastAsia"/>
+          <w:b/>
+          <w:bCs/>
+        </w:rPr>
+        <w:t>，但是ppsarm的效果比kcbs的还差，估计优化的时候参数没调好，并没有进行有效的优化。</w:t>
+      </w:r>
+    </w:p>
+    <w:p>
+      <w:pPr>
+        <w:rPr>
+          <w:b/>
+          <w:bCs/>
+        </w:rPr>
+      </w:pPr>
+      <w:r>
+        <w:rPr>
+          <w:rFonts w:hint="eastAsia"/>
+          <w:b/>
+          <w:bCs/>
+        </w:rPr>
+        <w:t>都是我的更好。</w:t>
+      </w:r>
+    </w:p>
+    <w:p>
+      <w:pPr>
+        <w:rPr>
+          <w:b/>
+          <w:bCs/>
+        </w:rPr>
+      </w:pPr>
+      <w:r>
+        <w:rPr>
+          <w:b/>
+          <w:bCs/>
+        </w:rPr>
+        <w:t>T</w:t>
+      </w:r>
+      <w:r>
+        <w:rPr>
+          <w:rFonts w:hint="eastAsia"/>
+          <w:b/>
+          <w:bCs/>
+        </w:rPr>
+        <w:t>o</w:t>
+      </w:r>
+      <w:r>
+        <w:rPr>
+          <w:b/>
+          <w:bCs/>
+        </w:rPr>
+        <w:t>-do-</w:t>
+      </w:r>
+      <w:r>
+        <w:rPr>
+          <w:rFonts w:hint="eastAsia"/>
+          <w:b/>
+          <w:bCs/>
+        </w:rPr>
+        <w:t>list：</w:t>
+      </w:r>
+      <w:r>
+        <w:rPr>
+          <w:b/>
+          <w:bCs/>
+        </w:rPr>
+        <w:br/>
+      </w:r>
+      <w:r>
+        <w:rPr>
+          <w:rFonts w:hint="eastAsia"/>
+          <w:b/>
+          <w:bCs/>
+        </w:rPr>
+        <w:t>kcbs修改成pp的运算方式</w:t>
+      </w:r>
+      <w:r>
+        <w:rPr>
+          <w:rFonts w:hint="eastAsia"/>
+          <w:b/>
+          <w:bCs/>
+        </w:rPr>
+        <w:t>（已实现）。</w:t>
+      </w:r>
+    </w:p>
+    <w:p>
+      <w:pPr>
+        <w:rPr>
+          <w:b/>
+          <w:bCs/>
+        </w:rPr>
+      </w:pPr>
+      <w:r>
+        <w:rPr>
+          <w:rFonts w:hint="eastAsia"/>
+          <w:b/>
+          <w:bCs/>
+        </w:rPr>
+        <w:t>修改pps</w:t>
+      </w:r>
+      <w:r>
+        <w:rPr>
+          <w:b/>
+          <w:bCs/>
+        </w:rPr>
+        <w:t>warm</w:t>
+      </w:r>
+      <w:r>
+        <w:rPr>
+          <w:rFonts w:hint="eastAsia"/>
+          <w:b/>
+          <w:bCs/>
+        </w:rPr>
+        <w:t>的参数</w:t>
+      </w:r>
+    </w:p>
+    <w:p>
+      <w:pPr>
+        <w:rPr>
+          <w:b/>
+          <w:bCs/>
+        </w:rPr>
+      </w:pPr>
+    </w:p>
+    <w:p>
+      <w:pPr>
+        <w:rPr>
+          <w:b/>
+          <w:bCs/>
+        </w:rPr>
+      </w:pPr>
+      <w:r>
+        <w:rPr>
+          <w:rFonts w:hint="eastAsia"/>
+          <w:b/>
+          <w:bCs/>
+        </w:rPr>
+        <w:t>消融实验需要启动跑-</w:t>
+      </w:r>
+      <w:r>
+        <w:rPr>
+          <w:rFonts w:hint="eastAsia"/>
+          <w:b/>
+          <w:bCs/>
+        </w:rPr>
+        <w:t>已启动</w:t>
+      </w:r>
+      <w:r>
+        <w:rPr>
+          <w:b/>
+          <w:bCs/>
+        </w:rPr>
+        <w:t>20 10</w:t>
+      </w:r>
+      <w:r>
+        <w:rPr>
+          <w:b/>
+          <w:bCs/>
+        </w:rPr>
+        <w:br/>
+      </w:r>
+      <w:r>
+        <w:rPr>
+          <w:rFonts w:hint="eastAsia"/>
+          <w:b/>
+          <w:bCs/>
+        </w:rPr>
+        <w:t>对比实验需要启动跑-</w:t>
+      </w:r>
+      <w:r>
+        <w:rPr>
+          <w:rFonts w:hint="eastAsia"/>
+          <w:b/>
+          <w:bCs/>
+        </w:rPr>
+        <w:t>已启动2</w:t>
+      </w:r>
+      <w:r>
+        <w:rPr>
+          <w:b/>
+          <w:bCs/>
+        </w:rPr>
+        <w:t>0 10</w:t>
+      </w:r>
+    </w:p>
+    <w:p>
+      <w:pPr>
+        <w:rPr>
+          <w:b/>
+          <w:bCs/>
+        </w:rPr>
+      </w:pPr>
+    </w:p>
+    <w:p>
+      <w:pPr>
+        <w:rPr>
+          <w:b/>
+          <w:bCs/>
+        </w:rPr>
+      </w:pPr>
+      <w:r>
+        <w:rPr>
+          <w:rFonts w:hint="eastAsia"/>
+          <w:b/>
+          <w:bCs/>
+        </w:rPr>
+        <w:t>对应的</w:t>
+      </w:r>
+    </w:p>
+    <w:p>
+      <w:pPr>
+        <w:rPr>
+          <w:b/>
+          <w:bCs/>
+        </w:rPr>
+      </w:pPr>
+    </w:p>
+    <w:p>
+      <w:pPr>
+        <w:rPr>
+          <w:b/>
+          <w:bCs/>
+        </w:rPr>
+      </w:pPr>
+      <w:r>
+        <w:rPr>
+          <w:rFonts w:hint="eastAsia"/>
+          <w:b/>
+          <w:bCs/>
+        </w:rPr>
+        <w:t xml:space="preserve">相关研究：优缺点阐述修改：把对比算法放前面 </w:t>
+      </w:r>
+      <w:r>
+        <w:rPr>
+          <w:b/>
+          <w:bCs/>
+        </w:rPr>
+        <w:t xml:space="preserve"> - </w:t>
+      </w:r>
+      <w:r>
+        <w:rPr>
+          <w:rFonts w:hint="eastAsia"/>
+          <w:b/>
+          <w:bCs/>
+        </w:rPr>
+        <w:t>已经修改好</w:t>
+      </w:r>
+    </w:p>
+    <w:p>
+      <w:pPr>
+        <w:rPr>
+          <w:b/>
+          <w:bCs/>
+        </w:rPr>
+      </w:pPr>
+      <w:r>
+        <w:rPr>
+          <w:rFonts w:hint="eastAsia"/>
+          <w:b/>
+          <w:bCs/>
+        </w:rPr>
+        <w:t xml:space="preserve">绘图：修改方向：改为框架型 </w:t>
+      </w:r>
+      <w:r>
+        <w:rPr>
+          <w:b/>
+          <w:bCs/>
+        </w:rPr>
+        <w:t xml:space="preserve">  -</w:t>
+      </w:r>
+      <w:r>
+        <w:rPr>
+          <w:rFonts w:hint="eastAsia"/>
+          <w:b/>
+          <w:bCs/>
+        </w:rPr>
+        <w:t>不知道怎么改</w:t>
+      </w:r>
+      <w:r>
+        <w:rPr>
+          <w:b/>
+          <w:bCs/>
+        </w:rPr>
+        <w:t xml:space="preserve">      </w:t>
+      </w:r>
+    </w:p>
+    <w:p>
+      <w:pPr>
+        <w:rPr>
+          <w:b/>
+          <w:bCs/>
+        </w:rPr>
+      </w:pPr>
+      <w:r>
+        <w:rPr>
+          <w:rFonts w:hint="eastAsia"/>
+          <w:b/>
+          <w:bCs/>
+        </w:rPr>
+        <w:t xml:space="preserve">算法伪代码：修正 </w:t>
+      </w:r>
+      <w:r>
+        <w:rPr>
+          <w:b/>
+          <w:bCs/>
+        </w:rPr>
+        <w:t xml:space="preserve">        -</w:t>
+      </w:r>
+      <w:r>
+        <w:rPr>
+          <w:rFonts w:hint="eastAsia"/>
+          <w:b/>
+          <w:bCs/>
+        </w:rPr>
+        <w:t>未修改，暂时不改。</w:t>
+      </w:r>
+    </w:p>
+    <w:p>
+      <w:pPr>
+        <w:rPr>
+          <w:b/>
+          <w:bCs/>
+        </w:rPr>
+      </w:pPr>
+    </w:p>
+    <w:p>
+      <w:pPr>
+        <w:rPr>
+          <w:b/>
+          <w:bCs/>
+        </w:rPr>
+      </w:pPr>
+      <w:r>
+        <w:rPr>
+          <w:rFonts w:hint="eastAsia"/>
+          <w:b/>
+          <w:bCs/>
+        </w:rPr>
+        <w:t>1</w:t>
+      </w:r>
+      <w:r>
+        <w:rPr>
+          <w:b/>
+          <w:bCs/>
+        </w:rPr>
+        <w:t>0-23</w:t>
+      </w:r>
+      <w:r>
+        <w:rPr>
+          <w:rFonts w:hint="eastAsia"/>
+          <w:b/>
+          <w:bCs/>
+        </w:rPr>
+        <w:t>：</w:t>
+      </w:r>
+    </w:p>
+    <w:p>
+      <w:pPr>
+        <w:rPr>
+          <w:b/>
+          <w:bCs/>
+        </w:rPr>
+      </w:pPr>
+      <w:r>
+        <w:rPr>
+          <w:rFonts w:hint="eastAsia"/>
+          <w:b/>
+          <w:bCs/>
+        </w:rPr>
+        <w:t>内存问题导致其存程序爆炸了，需要排查为什么随着增长内存会增加</w:t>
+      </w:r>
+    </w:p>
+    <w:p>
+      <w:pPr>
+        <w:rPr>
+          <w:b/>
+          <w:bCs/>
+        </w:rPr>
+      </w:pPr>
+      <w:r>
+        <w:rPr>
+          <w:rFonts w:hint="eastAsia"/>
+          <w:b/>
+          <w:bCs/>
+        </w:rPr>
+        <w:t>不是内存问题，而是有恶意程序占用cpu高达3</w:t>
+      </w:r>
+      <w:r>
+        <w:rPr>
+          <w:b/>
+          <w:bCs/>
+        </w:rPr>
+        <w:t>00%</w:t>
+      </w:r>
+      <w:r>
+        <w:rPr>
+          <w:rFonts w:hint="eastAsia"/>
+          <w:b/>
+          <w:bCs/>
+        </w:rPr>
+        <w:t>，k</w:t>
+      </w:r>
+      <w:r>
+        <w:rPr>
+          <w:b/>
+          <w:bCs/>
+        </w:rPr>
+        <w:t xml:space="preserve">ill -stop </w:t>
+      </w:r>
+      <w:r>
+        <w:rPr>
+          <w:rFonts w:hint="eastAsia"/>
+          <w:b/>
+          <w:bCs/>
+        </w:rPr>
+        <w:t>pid</w:t>
+      </w:r>
+      <w:r>
+        <w:rPr>
+          <w:b/>
+          <w:bCs/>
+        </w:rPr>
+        <w:t xml:space="preserve"> </w:t>
+      </w:r>
+      <w:r>
+        <w:rPr>
+          <w:rFonts w:hint="eastAsia"/>
+          <w:b/>
+          <w:bCs/>
+        </w:rPr>
+        <w:t>可以使其休眠而不会自动重启，开关机后需要重新使其休眠</w:t>
+      </w:r>
+    </w:p>
+    <w:p>
+      <w:pPr>
+        <w:rPr>
+          <w:b/>
+          <w:bCs/>
+        </w:rPr>
+      </w:pPr>
+    </w:p>
+    <w:p>
+      <w:pPr>
+        <w:rPr>
+          <w:b/>
+          <w:bCs/>
+        </w:rPr>
+      </w:pPr>
+      <w:r>
+        <w:rPr>
+          <w:rFonts w:hint="eastAsia"/>
+          <w:b/>
+          <w:bCs/>
+        </w:rPr>
+        <w:t>1</w:t>
+      </w:r>
+      <w:r>
+        <w:rPr>
+          <w:b/>
+          <w:bCs/>
+        </w:rPr>
+        <w:t>0-27</w:t>
+      </w:r>
+      <w:r>
+        <w:rPr>
+          <w:rFonts w:hint="eastAsia"/>
+          <w:b/>
+          <w:bCs/>
+        </w:rPr>
+        <w:t>：</w:t>
+      </w:r>
+    </w:p>
+    <w:p>
+      <w:pPr>
+        <w:rPr>
+          <w:b/>
+          <w:bCs/>
+        </w:rPr>
+      </w:pPr>
+      <w:r>
+        <w:rPr>
+          <w:rFonts w:hint="eastAsia"/>
+          <w:b/>
+          <w:bCs/>
+        </w:rPr>
+        <w:t>消融实验：</w:t>
+      </w:r>
+      <w:r>
+        <w:rPr>
+          <w:b/>
+          <w:bCs/>
+        </w:rPr>
+        <w:br/>
+      </w:r>
+      <w:r>
+        <w:rPr>
+          <w:rFonts w:hint="eastAsia"/>
+          <w:b/>
+          <w:bCs/>
+        </w:rPr>
+        <w:t xml:space="preserve">连通率基本满足 </w:t>
+      </w:r>
+      <w:r>
+        <w:rPr>
+          <w:b/>
+          <w:bCs/>
+        </w:rPr>
+        <w:t>all</w:t>
+      </w:r>
+      <w:r>
+        <w:rPr>
+          <w:rFonts w:hint="eastAsia"/>
+          <w:b/>
+          <w:bCs/>
+        </w:rPr>
+        <w:t>&gt;no</w:t>
+      </w:r>
+      <w:r>
+        <w:rPr>
+          <w:b/>
+          <w:bCs/>
+        </w:rPr>
+        <w:t xml:space="preserve">-mst&gt;no_frechet </w:t>
+      </w:r>
+      <w:r>
+        <w:rPr>
+          <w:rFonts w:hint="eastAsia"/>
+          <w:b/>
+          <w:bCs/>
+        </w:rPr>
+        <w:t>最后一个性能最差无需调整，mst存在问题：</w:t>
+      </w:r>
+      <w:r>
+        <w:rPr>
+          <w:b/>
+          <w:bCs/>
+        </w:rPr>
+        <w:br/>
+      </w:r>
+      <w:r>
+        <w:rPr>
+          <w:rFonts w:hint="eastAsia"/>
+          <w:b/>
+          <w:bCs/>
+        </w:rPr>
+        <w:t>代数连通率高于no</w:t>
+      </w:r>
+      <w:r>
+        <w:rPr>
+          <w:b/>
+          <w:bCs/>
+        </w:rPr>
+        <w:t>_mst,</w:t>
+      </w:r>
+      <w:r>
+        <w:rPr>
+          <w:rFonts w:hint="eastAsia"/>
+          <w:b/>
+          <w:bCs/>
+        </w:rPr>
+        <w:t xml:space="preserve"> 步数略低于all，需要修改no</w:t>
+      </w:r>
+      <w:r>
+        <w:rPr>
+          <w:b/>
+          <w:bCs/>
+        </w:rPr>
+        <w:t>_</w:t>
+      </w:r>
+      <w:r>
+        <w:rPr>
+          <w:rFonts w:hint="eastAsia"/>
+          <w:b/>
+          <w:bCs/>
+        </w:rPr>
+        <w:t>mst的吸引距离。</w:t>
+      </w:r>
+      <w:r>
+        <w:rPr>
+          <w:b/>
+          <w:bCs/>
+        </w:rPr>
+        <w:br/>
+      </w:r>
+      <w:r>
+        <w:rPr>
+          <w:rFonts w:hint="eastAsia"/>
+          <w:b/>
+          <w:bCs/>
+        </w:rPr>
+        <w:lastRenderedPageBreak/>
+        <w:t>是否需要修改all的，mst距离使其更加合理，修改no</w:t>
+      </w:r>
+      <w:r>
+        <w:rPr>
+          <w:b/>
+          <w:bCs/>
+        </w:rPr>
+        <w:t>_mst</w:t>
+      </w:r>
+      <w:r>
+        <w:rPr>
+          <w:rFonts w:hint="eastAsia"/>
+          <w:b/>
+          <w:bCs/>
+        </w:rPr>
+        <w:t>邻居吸引力，使其更加小</w:t>
+      </w:r>
+      <w:r>
+        <w:rPr>
+          <w:rFonts w:hint="eastAsia"/>
+          <w:b/>
+          <w:bCs/>
+        </w:rPr>
+        <w:t>，先直接修改为</w:t>
+      </w:r>
+      <w:r>
+        <w:rPr>
+          <w:rFonts w:hint="eastAsia"/>
+          <w:b/>
+          <w:bCs/>
+        </w:rPr>
+        <w:t>：</w:t>
+      </w:r>
+      <w:r>
+        <w:rPr>
+          <w:b/>
+          <w:bCs/>
+        </w:rPr>
+        <w:br/>
+      </w:r>
+      <w:r>
+        <w:rPr>
+          <w:rFonts w:hint="eastAsia"/>
+          <w:b/>
+          <w:bCs/>
+        </w:rPr>
+        <w:t>连通率在3</w:t>
+      </w:r>
+      <w:r>
+        <w:rPr>
+          <w:b/>
+          <w:bCs/>
+        </w:rPr>
+        <w:t>0</w:t>
+      </w:r>
+      <w:r>
+        <w:rPr>
+          <w:rFonts w:hint="eastAsia"/>
+          <w:b/>
+          <w:bCs/>
+        </w:rPr>
+        <w:t>dBm的时候突然骤降，非常的低，需要修缮。</w:t>
+      </w:r>
+    </w:p>
+    <w:p>
+      <w:pPr>
+        <w:rPr>
+          <w:b/>
+          <w:bCs/>
+        </w:rPr>
+      </w:pPr>
+      <w:r>
+        <w:rPr>
+          <w:rFonts w:hint="eastAsia"/>
+          <w:b/>
+          <w:bCs/>
+        </w:rPr>
+        <w:t>此外frechet距离失效会导致算法性能大幅度的下降，</w:t>
+      </w:r>
+      <w:r>
+        <w:rPr>
+          <w:rFonts w:hint="eastAsia"/>
+          <w:b/>
+          <w:bCs/>
+        </w:rPr>
+        <w:t>变为7</w:t>
+      </w:r>
+      <w:r>
+        <w:rPr>
+          <w:b/>
+          <w:bCs/>
+        </w:rPr>
+        <w:t>0%</w:t>
+      </w:r>
+      <w:r>
+        <w:rPr>
+          <w:rFonts w:hint="eastAsia"/>
+          <w:b/>
+          <w:bCs/>
+        </w:rPr>
+        <w:t>需要完善frechet距离机制：</w:t>
+      </w:r>
+      <w:r>
+        <w:rPr>
+          <w:b/>
+          <w:bCs/>
+        </w:rPr>
+        <w:br/>
+      </w:r>
+      <w:r>
+        <w:rPr>
+          <w:rFonts w:hint="eastAsia"/>
+          <w:b/>
+          <w:bCs/>
+        </w:rPr>
+        <w:t>目前考虑超过尝试次数后可以全部重新规划，直到找到合适的路径。</w:t>
+      </w:r>
+    </w:p>
+    <w:p>
+      <w:pPr>
+        <w:rPr>
+          <w:b/>
+          <w:bCs/>
+        </w:rPr>
+      </w:pPr>
+    </w:p>
+    <w:p>
+      <w:pPr>
+        <w:rPr>
+          <w:b/>
+          <w:bCs/>
+        </w:rPr>
+      </w:pPr>
+    </w:p>
+    <w:p>
+      <w:pPr>
+        <w:rPr>
+          <w:b/>
+          <w:bCs/>
+        </w:rPr>
+      </w:pPr>
+      <w:r>
+        <w:rPr>
+          <w:rFonts w:hint="eastAsia"/>
+          <w:b/>
+          <w:bCs/>
+        </w:rPr>
+        <w:t>①修改no</w:t>
+      </w:r>
+      <w:r>
+        <w:rPr>
+          <w:b/>
+          <w:bCs/>
+        </w:rPr>
+        <w:t>_mst</w:t>
+      </w:r>
+      <w:r>
+        <w:rPr>
+          <w:rFonts w:hint="eastAsia"/>
+          <w:b/>
+          <w:bCs/>
+        </w:rPr>
+        <w:t>的引力，先修改为无邻居引力观察效果</w:t>
+      </w:r>
+    </w:p>
+    <w:p>
+      <w:pPr>
+        <w:rPr>
+          <w:b/>
+          <w:bCs/>
+        </w:rPr>
+      </w:pPr>
+      <w:r>
+        <w:rPr>
+          <w:rFonts w:hint="eastAsia"/>
+          <w:b/>
+          <w:bCs/>
+        </w:rPr>
+        <w:t>②修改all的引力范围，使mst的性能满足</w:t>
+      </w:r>
+      <w:r>
+        <w:rPr>
+          <w:rFonts w:hint="eastAsia"/>
+          <w:b/>
+          <w:bCs/>
+        </w:rPr>
+        <w:t>至少到9</w:t>
+      </w:r>
+      <w:r>
+        <w:rPr>
+          <w:b/>
+          <w:bCs/>
+        </w:rPr>
+        <w:t>0%</w:t>
+      </w:r>
+      <w:r>
+        <w:rPr>
+          <w:rFonts w:hint="eastAsia"/>
+          <w:b/>
+          <w:bCs/>
+        </w:rPr>
+        <w:t>以上</w:t>
+      </w:r>
+      <w:r>
+        <w:rPr>
+          <w:rFonts w:hint="eastAsia"/>
+          <w:b/>
+          <w:bCs/>
+        </w:rPr>
+        <w:t>。</w:t>
+      </w:r>
+      <w:r>
+        <w:rPr>
+          <w:b/>
+          <w:bCs/>
+        </w:rPr>
+        <w:br/>
+      </w:r>
+      <w:r>
+        <w:rPr>
+          <w:rFonts w:hint="eastAsia"/>
+          <w:b/>
+          <w:bCs/>
+        </w:rPr>
+        <w:t>可能因素：斥力过远原先是</w:t>
+      </w:r>
+      <w:r>
+        <w:rPr>
+          <w:b/>
+          <w:bCs/>
+        </w:rPr>
+        <w:t>5</w:t>
+      </w:r>
+      <w:r>
+        <w:rPr>
+          <w:rFonts w:hint="eastAsia"/>
+          <w:b/>
+          <w:bCs/>
+        </w:rPr>
+        <w:t>，现在可以设置成3，这样能保证节点的距离会小于</w:t>
+      </w:r>
+      <w:r>
+        <w:rPr>
+          <w:b/>
+          <w:bCs/>
+        </w:rPr>
+        <w:t>2</w:t>
+      </w:r>
+      <w:r>
+        <w:rPr>
+          <w:rFonts w:hint="eastAsia"/>
+          <w:b/>
+          <w:bCs/>
+        </w:rPr>
+        <w:t>不会发生碰撞。</w:t>
+      </w:r>
+      <w:r>
+        <w:rPr>
+          <w:b/>
+          <w:bCs/>
+        </w:rPr>
+        <w:br/>
+      </w:r>
+      <w:r>
+        <w:rPr>
+          <w:rFonts w:hint="eastAsia"/>
+          <w:b/>
+          <w:bCs/>
+        </w:rPr>
+        <w:t>③后续考虑完善frechet距离规划约束机制作为主要分簇的创新点</w:t>
+      </w:r>
+    </w:p>
+    <w:p>
+      <w:pPr>
+        <w:rPr>
+          <w:b/>
+          <w:bCs/>
+        </w:rPr>
+      </w:pPr>
+    </w:p>
+    <w:p>
+      <w:pPr>
+        <w:rPr>
+          <w:b/>
+          <w:bCs/>
+        </w:rPr>
+      </w:pPr>
+      <w:r>
+        <w:rPr>
+          <w:rFonts w:hint="eastAsia"/>
+          <w:b/>
+          <w:bCs/>
+        </w:rPr>
+        <w:t>分组实验：</w:t>
+      </w:r>
+    </w:p>
+    <w:p>
+      <w:pPr>
+        <w:rPr>
+          <w:b/>
+          <w:bCs/>
+        </w:rPr>
+      </w:pPr>
+    </w:p>
+    <w:p>
+      <w:pPr>
+        <w:rPr>
+          <w:b/>
+          <w:bCs/>
+        </w:rPr>
+      </w:pPr>
+      <w:r>
+        <w:rPr>
+          <w:b/>
+          <w:bCs/>
+        </w:rPr>
+        <w:t>A</w:t>
+      </w:r>
+      <w:r>
+        <w:rPr>
+          <w:rFonts w:hint="eastAsia"/>
+          <w:b/>
+          <w:bCs/>
+        </w:rPr>
+        <w:t>pf</w:t>
+      </w:r>
+      <w:r>
+        <w:rPr>
+          <w:b/>
+          <w:bCs/>
+        </w:rPr>
+        <w:t>:700</w:t>
+      </w:r>
+      <w:r>
+        <w:rPr>
+          <w:rFonts w:hint="eastAsia"/>
+          <w:b/>
+          <w:bCs/>
+        </w:rPr>
+        <w:t>步始终无法全部到达终点：排查目标范围引力斥力是否解除、单独跑一下看最大需要多少steps（改为解除终点的斥力）</w:t>
+      </w:r>
+      <w:r>
+        <w:rPr>
+          <w:b/>
+          <w:bCs/>
+        </w:rPr>
+        <w:br/>
+      </w:r>
+      <w:r>
+        <w:rPr>
+          <w:rFonts w:hint="eastAsia"/>
+          <w:b/>
+          <w:bCs/>
+        </w:rPr>
+        <w:t>sr设置成5是否太大了。导致其</w:t>
+      </w:r>
+      <w:r>
+        <w:rPr>
+          <w:rFonts w:hint="eastAsia"/>
+          <w:b/>
+          <w:bCs/>
+        </w:rPr>
+        <w:t>距离过</w:t>
+      </w:r>
+      <w:r>
+        <w:rPr>
+          <w:rFonts w:hint="eastAsia"/>
+          <w:b/>
+          <w:bCs/>
+        </w:rPr>
+        <w:t>远。</w:t>
+      </w:r>
+    </w:p>
+    <w:p>
+      <w:pPr>
+        <w:rPr>
+          <w:b/>
+          <w:bCs/>
+        </w:rPr>
+      </w:pPr>
+    </w:p>
+    <w:p>
+      <w:pPr>
+        <w:rPr>
+          <w:b/>
+          <w:bCs/>
+        </w:rPr>
+      </w:pPr>
+      <w:r>
+        <w:rPr>
+          <w:b/>
+          <w:bCs/>
+        </w:rPr>
+        <w:t>N</w:t>
+      </w:r>
+      <w:r>
+        <w:rPr>
+          <w:rFonts w:hint="eastAsia"/>
+          <w:b/>
+          <w:bCs/>
+        </w:rPr>
+        <w:t>o_</w:t>
+      </w:r>
+      <w:r>
+        <w:rPr>
+          <w:b/>
+          <w:bCs/>
+        </w:rPr>
+        <w:t>mst</w:t>
+      </w:r>
+      <w:r>
+        <w:rPr>
+          <w:rFonts w:hint="eastAsia"/>
+          <w:b/>
+          <w:bCs/>
+        </w:rPr>
+        <w:t>的修改邻居引力范围更小为</w:t>
+      </w:r>
+      <w:r>
+        <w:rPr>
+          <w:b/>
+          <w:bCs/>
+        </w:rPr>
+        <w:t>3</w:t>
+      </w:r>
+      <w:r>
+        <w:rPr>
+          <w:rFonts w:hint="eastAsia"/>
+          <w:b/>
+          <w:bCs/>
+        </w:rPr>
+        <w:t>，不添加邻居引力相当于</w:t>
+      </w:r>
+    </w:p>
+    <w:p>
+      <w:pPr>
+        <w:rPr>
+          <w:b/>
+          <w:bCs/>
+        </w:rPr>
+      </w:pPr>
+      <w:r>
+        <w:rPr>
+          <w:b/>
+          <w:bCs/>
+        </w:rPr>
+        <w:t>A</w:t>
+      </w:r>
+      <w:r>
+        <w:rPr>
+          <w:rFonts w:hint="eastAsia"/>
+          <w:b/>
+          <w:bCs/>
+        </w:rPr>
+        <w:t>ll修改斥力范围为3</w:t>
+      </w:r>
+    </w:p>
+    <w:p>
+      <w:pPr>
+        <w:rPr>
+          <w:b/>
+          <w:bCs/>
+        </w:rPr>
+      </w:pPr>
+      <w:r>
+        <w:rPr>
+          <w:b/>
+          <w:bCs/>
+        </w:rPr>
+        <w:t>A</w:t>
+      </w:r>
+      <w:r>
+        <w:rPr>
+          <w:rFonts w:hint="eastAsia"/>
+          <w:b/>
+          <w:bCs/>
+        </w:rPr>
+        <w:t>pf：修改斥力范围</w:t>
+      </w:r>
+    </w:p>
+    <w:p>
+      <w:pPr>
+        <w:rPr>
+          <w:b/>
+          <w:bCs/>
+        </w:rPr>
+      </w:pPr>
+      <w:r>
+        <w:rPr>
+          <w:rFonts w:hint="eastAsia"/>
+          <w:b/>
+          <w:bCs/>
+        </w:rPr>
+        <w:t>3</w:t>
+      </w:r>
+      <w:r>
+        <w:rPr>
+          <w:b/>
+          <w:bCs/>
+        </w:rPr>
+        <w:t>.0 10 5.0 3.0 3.0 10 3.0 10 7.0 10</w:t>
+      </w:r>
+      <w:r>
+        <w:rPr>
+          <w:b/>
+          <w:bCs/>
+        </w:rPr>
+        <w:br/>
+      </w:r>
+      <w:r>
+        <w:rPr>
+          <w:b/>
+          <w:bCs/>
+        </w:rPr>
+        <w:br/>
+      </w:r>
+      <w:r>
+        <w:rPr>
+          <w:rFonts w:hint="eastAsia"/>
+          <w:b/>
+          <w:bCs/>
+        </w:rPr>
+        <w:t>修改了斥力范围，尽可能使得all算法更靠近，其余的更远离，同时快到达时忽略斥力的影响。</w:t>
+      </w:r>
+    </w:p>
+    <w:p>
+      <w:pPr>
+        <w:rPr>
+          <w:b/>
+          <w:bCs/>
+        </w:rPr>
+      </w:pPr>
+      <w:r>
+        <w:rPr>
+          <w:rFonts w:hint="eastAsia"/>
+          <w:b/>
+          <w:bCs/>
+        </w:rPr>
+        <w:t>（快到达时合力系数本来就忽略了其他所有斥力只留下目标吸引力。）</w:t>
+      </w:r>
+    </w:p>
+    <w:p>
+      <w:pPr>
+        <w:rPr>
+          <w:b/>
+          <w:bCs/>
+        </w:rPr>
+      </w:pPr>
+    </w:p>
+    <w:p>
+      <w:pPr>
+        <w:rPr>
+          <w:b/>
+          <w:bCs/>
+        </w:rPr>
+      </w:pPr>
+      <w:r>
+        <w:rPr>
+          <w:rFonts w:hint="eastAsia"/>
+          <w:b/>
+          <w:bCs/>
+        </w:rPr>
+        <w:t>单独跑apf看全部到达需要多少步</w:t>
+      </w:r>
+    </w:p>
+    <w:p>
+      <w:pPr>
+        <w:rPr>
+          <w:b/>
+          <w:bCs/>
+        </w:rPr>
+      </w:pPr>
+    </w:p>
+    <w:p>
+      <w:pPr>
+        <w:rPr>
+          <w:b/>
+          <w:bCs/>
+        </w:rPr>
+      </w:pPr>
+      <w:r>
+        <w:rPr>
+          <w:rFonts w:hint="eastAsia"/>
+          <w:b/>
+          <w:bCs/>
+        </w:rPr>
+        <w:t>k</w:t>
+      </w:r>
+      <w:r>
+        <w:rPr>
+          <w:b/>
+          <w:bCs/>
+        </w:rPr>
+        <w:t>-cbs</w:t>
+      </w:r>
+      <w:r>
+        <w:rPr>
+          <w:rFonts w:hint="eastAsia"/>
+          <w:b/>
+          <w:bCs/>
+        </w:rPr>
+        <w:t>的安全距离可以调成3</w:t>
+      </w:r>
+      <w:r>
+        <w:rPr>
+          <w:rFonts w:hint="eastAsia"/>
+          <w:b/>
+          <w:bCs/>
+        </w:rPr>
+        <w:t>.</w:t>
+      </w:r>
+      <w:r>
+        <w:rPr>
+          <w:b/>
+          <w:bCs/>
+        </w:rPr>
+        <w:t>0</w:t>
+      </w:r>
+      <w:r>
+        <w:rPr>
+          <w:b/>
+          <w:bCs/>
+        </w:rPr>
+        <w:t>.</w:t>
+      </w:r>
+      <w:r>
+        <w:rPr>
+          <w:rFonts w:hint="eastAsia"/>
+          <w:b/>
+          <w:bCs/>
+        </w:rPr>
+        <w:t>然后在进行测试，防止对应的太近</w:t>
+      </w:r>
+      <w:r>
+        <w:rPr>
+          <w:rFonts w:hint="eastAsia"/>
+          <w:b/>
+          <w:bCs/>
+        </w:rPr>
+        <w:t>，因为ccbs的效果有时候优于ppswarm</w:t>
+      </w:r>
+    </w:p>
+    <w:p>
+      <w:pPr>
+        <w:rPr>
+          <w:b/>
+          <w:bCs/>
+        </w:rPr>
+      </w:pPr>
+    </w:p>
+    <w:p>
+      <w:pPr>
+        <w:rPr>
+          <w:b/>
+          <w:bCs/>
+        </w:rPr>
+      </w:pPr>
+      <w:r>
+        <w:rPr>
+          <w:rFonts w:hint="eastAsia"/>
+          <w:b/>
+          <w:bCs/>
+        </w:rPr>
+        <w:t>实验：</w:t>
+      </w:r>
+      <w:r>
+        <w:rPr>
+          <w:b/>
+          <w:bCs/>
+        </w:rPr>
+        <w:br/>
+      </w:r>
+      <w:r>
+        <w:rPr>
+          <w:rFonts w:hint="eastAsia"/>
+          <w:b/>
+          <w:bCs/>
+        </w:rPr>
+        <w:t>单独跑一下一组实验的building结果，看step</w:t>
+      </w:r>
+      <w:r>
+        <w:rPr>
+          <w:b/>
+          <w:bCs/>
+        </w:rPr>
+        <w:t xml:space="preserve"> = 1000</w:t>
+      </w:r>
+      <w:r>
+        <w:rPr>
+          <w:rFonts w:hint="eastAsia"/>
+          <w:b/>
+          <w:bCs/>
+        </w:rPr>
+        <w:t>是否满足以及，ccbs的效果是否下降。</w:t>
+      </w:r>
+      <w:r>
+        <w:rPr>
+          <w:b/>
+          <w:bCs/>
+        </w:rPr>
+        <w:br/>
+      </w:r>
+      <w:r>
+        <w:rPr>
+          <w:rFonts w:hint="eastAsia"/>
+          <w:b/>
+          <w:bCs/>
+        </w:rPr>
+        <w:t>消融实验的和对比实验的一起跑，只跑一组大概看下结果。</w:t>
+      </w:r>
+      <w:r>
+        <w:rPr>
+          <w:b/>
+          <w:bCs/>
+        </w:rPr>
+        <w:br/>
+      </w:r>
+      <w:r>
+        <w:rPr>
+          <w:rFonts w:hint="eastAsia"/>
+          <w:b/>
+          <w:bCs/>
+        </w:rPr>
+        <w:t>apf</w:t>
+      </w:r>
+      <w:r>
+        <w:rPr>
+          <w:b/>
+          <w:bCs/>
+        </w:rPr>
+        <w:br/>
+        <w:t>cbs</w:t>
+      </w:r>
+    </w:p>
+    <w:p>
+      <w:pPr>
+        <w:rPr>
+          <w:b/>
+          <w:bCs/>
+        </w:rPr>
+      </w:pPr>
+      <w:r>
+        <w:rPr>
+          <w:rFonts w:hint="eastAsia"/>
+          <w:b/>
+          <w:bCs/>
+        </w:rPr>
+        <w:t>该实验的cbs忘记改成顺序规划了，以及step忘记改成1</w:t>
+      </w:r>
+      <w:r>
+        <w:rPr>
+          <w:b/>
+          <w:bCs/>
+        </w:rPr>
+        <w:t>000</w:t>
+      </w:r>
+      <w:r>
+        <w:rPr>
+          <w:rFonts w:hint="eastAsia"/>
+          <w:b/>
+          <w:bCs/>
+        </w:rPr>
+        <w:t>了</w:t>
+      </w:r>
+    </w:p>
+    <w:p>
+      <w:pPr>
+        <w:ind w:left="420" w:firstLine="420"/>
+        <w:rPr>
+          <w:b/>
+          <w:bCs/>
+        </w:rPr>
+      </w:pPr>
+      <w:r>
+        <w:rPr>
+          <w:rFonts w:hint="eastAsia"/>
+          <w:b/>
+          <w:bCs/>
+        </w:rPr>
+        <w:t>no</w:t>
+      </w:r>
+      <w:r>
+        <w:rPr>
+          <w:b/>
+          <w:bCs/>
+        </w:rPr>
+        <w:t>_mst</w:t>
+      </w:r>
+      <w:r>
+        <w:rPr>
+          <w:rFonts w:hint="eastAsia"/>
+          <w:b/>
+          <w:bCs/>
+        </w:rPr>
+        <w:t>和all</w:t>
+      </w:r>
+      <w:r>
+        <w:rPr>
+          <w:b/>
+          <w:bCs/>
+        </w:rPr>
+        <w:t>.</w:t>
+      </w:r>
+    </w:p>
+    <w:p>
+      <w:pPr>
+        <w:rPr>
+          <w:b/>
+          <w:bCs/>
+        </w:rPr>
+      </w:pPr>
+      <w:r>
+        <w:rPr>
+          <w:b/>
+          <w:bCs/>
+        </w:rPr>
+        <w:t>S</w:t>
+      </w:r>
+      <w:r>
+        <w:rPr>
+          <w:rFonts w:hint="eastAsia"/>
+          <w:b/>
+          <w:bCs/>
+        </w:rPr>
+        <w:t>tep改成</w:t>
+      </w:r>
+      <w:r>
+        <w:rPr>
+          <w:b/>
+          <w:bCs/>
+        </w:rPr>
+        <w:t>1000</w:t>
+      </w:r>
+      <w:r>
+        <w:rPr>
+          <w:rFonts w:hint="eastAsia"/>
+          <w:b/>
+          <w:bCs/>
+        </w:rPr>
+        <w:t>还是到不了，直接改成</w:t>
+      </w:r>
+      <w:r>
+        <w:rPr>
+          <w:b/>
+          <w:bCs/>
+        </w:rPr>
+        <w:t>600</w:t>
+      </w:r>
+      <w:r>
+        <w:rPr>
+          <w:rFonts w:hint="eastAsia"/>
+          <w:b/>
+          <w:bCs/>
+        </w:rPr>
+        <w:t>进行测试</w:t>
+      </w:r>
+    </w:p>
+    <w:p>
+      <w:pPr>
+        <w:rPr>
+          <w:b/>
+          <w:bCs/>
+        </w:rPr>
+      </w:pPr>
+      <w:r>
+        <w:rPr>
+          <w:b/>
+          <w:bCs/>
+        </w:rPr>
+        <w:t>C</w:t>
+      </w:r>
+      <w:r>
+        <w:rPr>
+          <w:rFonts w:hint="eastAsia"/>
+          <w:b/>
+          <w:bCs/>
+        </w:rPr>
+        <w:t>bs改成5</w:t>
+      </w:r>
+    </w:p>
+    <w:p>
+      <w:pPr>
+        <w:rPr>
+          <w:b/>
+          <w:bCs/>
+        </w:rPr>
+      </w:pPr>
+    </w:p>
+    <w:p>
+      <w:pPr>
+        <w:rPr>
+          <w:b/>
+          <w:bCs/>
+        </w:rPr>
+      </w:pPr>
+      <w:r>
+        <w:rPr>
+          <w:rFonts w:hint="eastAsia"/>
+          <w:b/>
+          <w:bCs/>
+        </w:rPr>
+        <w:lastRenderedPageBreak/>
+        <w:t>跑实验：</w:t>
+      </w:r>
+    </w:p>
+    <w:p>
+      <w:pPr>
+        <w:rPr>
+          <w:b/>
+          <w:bCs/>
+        </w:rPr>
+      </w:pPr>
+    </w:p>
+    <w:p>
+      <w:pPr>
+        <w:rPr>
+          <w:b/>
+          <w:bCs/>
+        </w:rPr>
+      </w:pPr>
+    </w:p>
+    <w:p>
+      <w:pPr>
+        <w:rPr>
+          <w:b/>
+          <w:bCs/>
+        </w:rPr>
+      </w:pPr>
+      <w:r>
+        <w:rPr>
+          <w:b/>
+          <w:bCs/>
+        </w:rPr>
+        <w:t>10-28</w:t>
+      </w:r>
+      <w:r>
+        <w:rPr>
+          <w:b/>
+          <w:bCs/>
+        </w:rPr>
+        <w:br/>
+      </w:r>
+      <w:r>
+        <w:rPr>
+          <w:rFonts w:hint="eastAsia"/>
+          <w:b/>
+          <w:bCs/>
+        </w:rPr>
+        <w:t>找到一篇综述，是讨论无人机通信网络路径规划的文章，里面有一篇信道建模的论文，我可以拿来参考我的信道建模。</w:t>
+      </w:r>
+      <w:r>
+        <w:rPr>
+          <w:b/>
+          <w:bCs/>
+        </w:rPr>
+        <w:br/>
+      </w:r>
+    </w:p>
+    <w:p>
+      <w:pPr>
+        <w:rPr>
+          <w:b/>
+          <w:bCs/>
+        </w:rPr>
+      </w:pPr>
+    </w:p>
+    <w:p>
+      <w:pPr>
+        <w:rPr>
+          <w:b/>
+          <w:bCs/>
+        </w:rPr>
+      </w:pPr>
+      <w:r>
+        <w:rPr>
+          <w:rFonts w:hint="eastAsia"/>
+          <w:b/>
+          <w:bCs/>
+        </w:rPr>
+        <w:t>1</w:t>
+      </w:r>
+      <w:r>
+        <w:rPr>
+          <w:b/>
+          <w:bCs/>
+        </w:rPr>
+        <w:t>0-30</w:t>
+      </w:r>
+      <w:r>
+        <w:rPr>
+          <w:b/>
+          <w:bCs/>
+        </w:rPr>
+        <w:br/>
+      </w:r>
+      <w:r>
+        <w:rPr>
+          <w:rFonts w:hint="eastAsia"/>
+          <w:b/>
+          <w:bCs/>
+        </w:rPr>
+        <w:t>消融实验中</w:t>
+      </w:r>
+      <w:r>
+        <w:rPr>
+          <w:b/>
+          <w:bCs/>
+        </w:rPr>
+        <w:t>:</w:t>
+      </w:r>
+      <w:r>
+        <w:rPr>
+          <w:rFonts w:hint="eastAsia"/>
+          <w:b/>
+          <w:bCs/>
+        </w:rPr>
+        <w:t>building和drone基本符合，但是整体算法的连通率还是有点低，整体应该保持在9</w:t>
+      </w:r>
+      <w:r>
+        <w:rPr>
+          <w:b/>
+          <w:bCs/>
+        </w:rPr>
+        <w:t>0-95</w:t>
+      </w:r>
+      <w:r>
+        <w:rPr>
+          <w:rFonts w:hint="eastAsia"/>
+          <w:b/>
+          <w:bCs/>
+        </w:rPr>
+        <w:t>之间才比较好，怎么修改</w:t>
+      </w:r>
+    </w:p>
+    <w:p>
+      <w:pPr>
+        <w:rPr>
+          <w:b/>
+          <w:bCs/>
+        </w:rPr>
+      </w:pPr>
+      <w:r>
+        <w:rPr>
+          <w:b/>
+          <w:bCs/>
+        </w:rPr>
+        <w:t>P</w:t>
+      </w:r>
+      <w:r>
+        <w:rPr>
+          <w:rFonts w:hint="eastAsia"/>
+          <w:b/>
+          <w:bCs/>
+        </w:rPr>
+        <w:t>ower</w:t>
+      </w:r>
+      <w:r>
+        <w:rPr>
+          <w:b/>
+          <w:bCs/>
+        </w:rPr>
+        <w:t>:</w:t>
+      </w:r>
+      <w:r>
+        <w:rPr>
+          <w:rFonts w:hint="eastAsia"/>
+          <w:b/>
+          <w:bCs/>
+        </w:rPr>
+        <w:t>还没跑完，明天可以跑完</w:t>
+      </w:r>
+    </w:p>
+    <w:p>
+      <w:pPr>
+        <w:rPr>
+          <w:b/>
+          <w:bCs/>
+        </w:rPr>
+      </w:pPr>
+    </w:p>
+    <w:p>
+      <w:pPr>
+        <w:rPr>
+          <w:b/>
+          <w:bCs/>
+        </w:rPr>
+      </w:pPr>
+      <w:r>
+        <w:rPr>
+          <w:rFonts w:hint="eastAsia"/>
+          <w:b/>
+          <w:bCs/>
+        </w:rPr>
+        <w:t>对比实验：building跑完了，但是drone还没跑完，跑完后对比，</w:t>
+      </w:r>
+    </w:p>
+    <w:p>
+      <w:pPr>
+        <w:rPr>
+          <w:b/>
+          <w:bCs/>
+        </w:rPr>
+      </w:pPr>
+      <w:r>
+        <w:rPr>
+          <w:b/>
+          <w:bCs/>
+        </w:rPr>
+        <w:t>P</w:t>
+      </w:r>
+      <w:r>
+        <w:rPr>
+          <w:rFonts w:hint="eastAsia"/>
+          <w:b/>
+          <w:bCs/>
+        </w:rPr>
+        <w:t>ower没跑完，需要重跑，调小ppswarm重跑。</w:t>
+      </w:r>
+    </w:p>
+    <w:p>
+      <w:pPr>
+        <w:rPr>
+          <w:b/>
+          <w:bCs/>
+        </w:rPr>
+      </w:pPr>
+    </w:p>
+    <w:p>
+      <w:pPr>
+        <w:rPr>
+          <w:b/>
+          <w:bCs/>
+        </w:rPr>
+      </w:pPr>
+      <w:r>
+        <w:rPr>
+          <w:rFonts w:hint="eastAsia"/>
+          <w:b/>
+          <w:bCs/>
+        </w:rPr>
+        <w:t>1</w:t>
+      </w:r>
+      <w:r>
+        <w:rPr>
+          <w:b/>
+          <w:bCs/>
+        </w:rPr>
+        <w:t>0-31</w:t>
+      </w:r>
+      <w:r>
+        <w:rPr>
+          <w:b/>
+          <w:bCs/>
+        </w:rPr>
+        <w:br/>
+      </w:r>
+      <w:r>
+        <w:rPr>
+          <w:rFonts w:hint="eastAsia"/>
+          <w:b/>
+          <w:bCs/>
+        </w:rPr>
+        <w:t>power-消融实验下午应该能跑完，再绘图</w:t>
+      </w:r>
+    </w:p>
+    <w:p>
+      <w:pPr>
+        <w:rPr>
+          <w:b/>
+          <w:bCs/>
+        </w:rPr>
+      </w:pPr>
+      <w:r>
+        <w:rPr>
+          <w:rFonts w:hint="eastAsia"/>
+          <w:b/>
+          <w:bCs/>
+        </w:rPr>
+        <w:t>先绘制无人机数目和建筑密度的图整理好分析。</w:t>
+      </w:r>
+    </w:p>
     <w:tbl>
       <w:tblPr>
-        <w:tblStyle w:val="ab"/>
+        <w:tblStyle w:val="ac"/>
         <w:tblW w:w="0" w:type="auto"/>
         <w:tblLook w:val="04A0" w:firstRow="1" w:lastRow="0" w:firstColumn="1" w:lastColumn="0" w:noHBand="0" w:noVBand="1"/>
       </w:tblPr>
       <w:tblGrid>
-        <w:gridCol w:w="8306"/>
+        <w:gridCol w:w="4148"/>
+        <w:gridCol w:w="4148"/>
       </w:tblGrid>
-      <w:tr>
-        <w:trPr>
-          <w:cnfStyle w:val="100000000000" w:firstRow="1" w:lastRow="0" w:firstColumn="0" w:lastColumn="0" w:oddVBand="0" w:evenVBand="0" w:oddHBand="0" w:evenHBand="0" w:firstRowFirstColumn="0" w:firstRowLastColumn="0" w:lastRowFirstColumn="0" w:lastRowLastColumn="0"/>
-        </w:trPr>
-        <w:tc>
-          <w:tcPr>
-            <w:tcW w:w="9498" w:type="dxa"/>
-          </w:tcPr>
-          <w:p>
-            <w:pPr>
-              <w:spacing w:line="360" w:lineRule="auto"/>
-              <w:rPr>
-                <w:szCs w:val="21"/>
-              </w:rPr>
-            </w:pPr>
-            <w:commentRangeStart w:id="0"/>
-            <w:commentRangeStart w:id="1"/>
-            <w:r>
-              <w:rPr>
-                <w:rFonts w:hint="eastAsia"/>
-                <w:szCs w:val="21"/>
-              </w:rPr>
-              <w:t>算法</w:t>
-            </w:r>
-            <w:r>
-              <w:rPr>
-                <w:rFonts w:hint="eastAsia"/>
-                <w:szCs w:val="21"/>
-              </w:rPr>
-              <w:t>1</w:t>
-            </w:r>
-            <w:r>
-              <w:rPr>
-                <w:szCs w:val="21"/>
-              </w:rPr>
-              <w:t xml:space="preserve"> CL-RRT*-APF </w:t>
-            </w:r>
-            <w:r>
-              <w:rPr>
-                <w:szCs w:val="21"/>
-              </w:rPr>
-              <w:t>算法</w:t>
-            </w:r>
-            <w:commentRangeEnd w:id="0"/>
-            <w:r>
-              <w:rPr>
-                <w:szCs w:val="21"/>
-              </w:rPr>
-              <w:commentReference w:id="0"/>
-            </w:r>
-            <w:commentRangeEnd w:id="1"/>
-            <w:r>
-              <w:rPr>
-                <w:szCs w:val="21"/>
-              </w:rPr>
-              <w:commentReference w:id="1"/>
-            </w:r>
-          </w:p>
-        </w:tc>
-      </w:tr>
       <w:tr>
         <w:tc>
           <w:tcPr>
-            <w:tcW w:w="9498" w:type="dxa"/>
+            <w:tcW w:w="4330" w:type="dxa"/>
           </w:tcPr>
           <w:p>
             <w:pPr>
@@ -4866,3408 +7623,747 @@
                 <w:szCs w:val="21"/>
               </w:rPr>
             </w:pPr>
+            <w:bookmarkStart w:id="0" w:name="_Hlk212809685"/>
             <w:r>
               <w:rPr>
                 <w:rFonts w:hint="eastAsia"/>
+                <w:noProof/>
                 <w:color w:val="000000" w:themeColor="text1"/>
                 <w:szCs w:val="21"/>
               </w:rPr>
-              <w:lastRenderedPageBreak/>
-              <w:t>输入：无人机集群初始位置集合</w:t>
-            </w:r>
-            <m:oMath>
-              <m:sSub>
-                <m:sSubPr>
-                  <m:ctrlPr>
-                    <w:rPr>
-                      <w:rFonts w:ascii="Cambria Math" w:hAnsi="Cambria Math"/>
-                      <w:color w:val="000000"/>
-                      <w:szCs w:val="21"/>
-                    </w:rPr>
-                  </m:ctrlPr>
-                </m:sSubPr>
-                <m:e>
-                  <m:r>
-                    <w:rPr>
-                      <w:rFonts w:ascii="Cambria Math" w:hAnsi="Cambria Math"/>
-                      <w:color w:val="000000"/>
-                      <w:szCs w:val="21"/>
-                    </w:rPr>
-                    <m:t>O</m:t>
-                  </m:r>
-                </m:e>
-                <m:sub>
-                  <m:r>
-                    <w:rPr>
-                      <w:rFonts w:ascii="Cambria Math" w:hAnsi="Cambria Math"/>
-                      <w:color w:val="000000"/>
-                      <w:szCs w:val="21"/>
-                    </w:rPr>
-                    <m:t>start</m:t>
-                  </m:r>
-                </m:sub>
-              </m:sSub>
-            </m:oMath>
-            <w:r>
-              <w:rPr>
-                <w:rFonts w:hint="eastAsia"/>
-                <w:color w:val="000000" w:themeColor="text1"/>
-                <w:szCs w:val="21"/>
-              </w:rPr>
-              <w:t>，目标位置集合</w:t>
-            </w:r>
-            <m:oMath>
-              <m:sSub>
-                <m:sSubPr>
-                  <m:ctrlPr>
-                    <w:rPr>
-                      <w:rFonts w:ascii="Cambria Math" w:hAnsi="Cambria Math"/>
-                      <w:color w:val="000000"/>
-                      <w:szCs w:val="21"/>
-                    </w:rPr>
-                  </m:ctrlPr>
-                </m:sSubPr>
-                <m:e>
-                  <m:r>
-                    <w:rPr>
-                      <w:rFonts w:ascii="Cambria Math" w:hAnsi="Cambria Math"/>
-                      <w:color w:val="000000"/>
-                      <w:szCs w:val="21"/>
-                    </w:rPr>
-                    <m:t>O</m:t>
-                  </m:r>
-                </m:e>
-                <m:sub>
-                  <m:r>
-                    <w:rPr>
-                      <w:rFonts w:ascii="Cambria Math" w:hAnsi="Cambria Math" w:hint="eastAsia"/>
-                      <w:color w:val="000000"/>
-                      <w:szCs w:val="21"/>
-                    </w:rPr>
-                    <m:t>target</m:t>
-                  </m:r>
-                </m:sub>
-              </m:sSub>
-            </m:oMath>
-            <w:r>
-              <w:rPr>
-                <w:rFonts w:hint="eastAsia"/>
-                <w:color w:val="000000" w:themeColor="text1"/>
-                <w:szCs w:val="21"/>
-              </w:rPr>
-              <w:t>，</w:t>
+              <w:drawing>
+                <wp:inline distT="0" distB="0" distL="0" distR="0" wp14:anchorId="3A101BBA" wp14:editId="17048C89">
+                  <wp:extent cx="2737997" cy="2161309"/>
+                  <wp:effectExtent l="0" t="0" r="5715" b="0"/>
+                  <wp:docPr id="4" name="图片 4"/>
+                  <wp:cNvGraphicFramePr>
+                    <a:graphicFrameLocks xmlns:a="http://schemas.openxmlformats.org/drawingml/2006/main" noChangeAspect="1"/>
+                  </wp:cNvGraphicFramePr>
+                  <a:graphic xmlns:a="http://schemas.openxmlformats.org/drawingml/2006/main">
+                    <a:graphicData uri="http://schemas.openxmlformats.org/drawingml/2006/picture">
+                      <pic:pic xmlns:pic="http://schemas.openxmlformats.org/drawingml/2006/picture">
+                        <pic:nvPicPr>
+                          <pic:cNvPr id="4" name="图片 4"/>
+                          <pic:cNvPicPr/>
+                        </pic:nvPicPr>
+                        <pic:blipFill>
+                          <a:blip r:embed="rId9" cstate="print">
+                            <a:extLst>
+                              <a:ext uri="{28A0092B-C50C-407E-A947-70E740481C1C}">
+                                <a14:useLocalDpi xmlns:a14="http://schemas.microsoft.com/office/drawing/2010/main" val="0"/>
+                              </a:ext>
+                            </a:extLst>
+                          </a:blip>
+                          <a:stretch>
+                            <a:fillRect/>
+                          </a:stretch>
+                        </pic:blipFill>
+                        <pic:spPr>
+                          <a:xfrm>
+                            <a:off x="0" y="0"/>
+                            <a:ext cx="2749791" cy="2170619"/>
+                          </a:xfrm>
+                          <a:prstGeom prst="rect">
+                            <a:avLst/>
+                          </a:prstGeom>
+                        </pic:spPr>
+                      </pic:pic>
+                    </a:graphicData>
+                  </a:graphic>
+                </wp:inline>
+              </w:drawing>
             </w:r>
           </w:p>
+        </w:tc>
+        <w:tc>
+          <w:tcPr>
+            <w:tcW w:w="4328" w:type="dxa"/>
+          </w:tcPr>
           <w:p>
             <w:pPr>
               <w:spacing w:line="360" w:lineRule="auto"/>
               <w:rPr>
-                <w:color w:val="000000"/>
-                <w:sz w:val="18"/>
+                <w:color w:val="FF0000"/>
                 <w:szCs w:val="21"/>
               </w:rPr>
             </w:pPr>
             <w:r>
               <w:rPr>
                 <w:rFonts w:hint="eastAsia"/>
-                <w:color w:val="000000" w:themeColor="text1"/>
+                <w:noProof/>
+                <w:color w:val="FF0000"/>
                 <w:szCs w:val="21"/>
               </w:rPr>
-              <w:t xml:space="preserve">      </w:t>
+              <w:drawing>
+                <wp:inline distT="0" distB="0" distL="0" distR="0" wp14:anchorId="24900EB5" wp14:editId="4590EC4D">
+                  <wp:extent cx="2736000" cy="2160000"/>
+                  <wp:effectExtent l="0" t="0" r="7620" b="0"/>
+                  <wp:docPr id="5" name="图片 5"/>
+                  <wp:cNvGraphicFramePr>
+                    <a:graphicFrameLocks xmlns:a="http://schemas.openxmlformats.org/drawingml/2006/main" noChangeAspect="1"/>
+                  </wp:cNvGraphicFramePr>
+                  <a:graphic xmlns:a="http://schemas.openxmlformats.org/drawingml/2006/main">
+                    <a:graphicData uri="http://schemas.openxmlformats.org/drawingml/2006/picture">
+                      <pic:pic xmlns:pic="http://schemas.openxmlformats.org/drawingml/2006/picture">
+                        <pic:nvPicPr>
+                          <pic:cNvPr id="5" name="图片 5"/>
+                          <pic:cNvPicPr/>
+                        </pic:nvPicPr>
+                        <pic:blipFill>
+                          <a:blip r:embed="rId10" cstate="print">
+                            <a:extLst>
+                              <a:ext uri="{28A0092B-C50C-407E-A947-70E740481C1C}">
+                                <a14:useLocalDpi xmlns:a14="http://schemas.microsoft.com/office/drawing/2010/main" val="0"/>
+                              </a:ext>
+                            </a:extLst>
+                          </a:blip>
+                          <a:stretch>
+                            <a:fillRect/>
+                          </a:stretch>
+                        </pic:blipFill>
+                        <pic:spPr>
+                          <a:xfrm>
+                            <a:off x="0" y="0"/>
+                            <a:ext cx="2736000" cy="2160000"/>
+                          </a:xfrm>
+                          <a:prstGeom prst="rect">
+                            <a:avLst/>
+                          </a:prstGeom>
+                        </pic:spPr>
+                      </pic:pic>
+                    </a:graphicData>
+                  </a:graphic>
+                </wp:inline>
+              </w:drawing>
+            </w:r>
+          </w:p>
+        </w:tc>
+      </w:tr>
+      <w:tr>
+        <w:trPr>
+          <w:trHeight w:val="675"/>
+        </w:trPr>
+        <w:tc>
+          <w:tcPr>
+            <w:tcW w:w="4330" w:type="dxa"/>
+          </w:tcPr>
+          <w:p>
+            <w:pPr>
+              <w:spacing w:line="360" w:lineRule="auto"/>
+              <w:jc w:val="center"/>
+              <w:rPr>
+                <w:b/>
+                <w:bCs/>
+                <w:color w:val="000000" w:themeColor="text1"/>
+              </w:rPr>
+            </w:pPr>
+            <w:r>
+              <w:rPr>
+                <w:rFonts w:eastAsia="黑体" w:hint="eastAsia"/>
+                <w:sz w:val="18"/>
+                <w:szCs w:val="18"/>
+              </w:rPr>
+              <w:t>(</w:t>
             </w:r>
             <w:r>
               <w:rPr>
-                <w:rFonts w:hint="eastAsia"/>
-                <w:color w:val="000000" w:themeColor="text1"/>
-                <w:szCs w:val="21"/>
+                <w:rFonts w:eastAsia="黑体"/>
+                <w:sz w:val="18"/>
+                <w:szCs w:val="18"/>
               </w:rPr>
-              <w:t>初始地图信</w:t>
-            </w:r>
-            <m:oMath>
-              <m:sSub>
-                <m:sSubPr>
-                  <m:ctrlPr>
-                    <w:rPr>
-                      <w:rFonts w:ascii="Cambria Math" w:hAnsi="Cambria Math"/>
-                      <w:i/>
-                      <w:color w:val="000000"/>
-                      <w:szCs w:val="21"/>
-                    </w:rPr>
-                  </m:ctrlPr>
-                </m:sSubPr>
-                <m:e>
-                  <m:r>
-                    <w:rPr>
-                      <w:rFonts w:ascii="Cambria Math" w:hAnsi="Cambria Math"/>
-                      <w:color w:val="000000"/>
-                      <w:szCs w:val="21"/>
-                    </w:rPr>
-                    <m:t>M</m:t>
-                  </m:r>
-                </m:e>
-                <m:sub>
-                  <m:r>
-                    <w:rPr>
-                      <w:rFonts w:ascii="Cambria Math" w:hAnsi="Cambria Math"/>
-                      <w:color w:val="000000"/>
-                      <w:szCs w:val="21"/>
-                    </w:rPr>
-                    <m:t>0</m:t>
-                  </m:r>
-                </m:sub>
-              </m:sSub>
-            </m:oMath>
-            <w:r>
-              <w:rPr>
-                <w:rFonts w:hint="eastAsia"/>
-                <w:color w:val="000000" w:themeColor="text1"/>
-                <w:szCs w:val="21"/>
-              </w:rPr>
-              <w:t>，移动步长</w:t>
-            </w:r>
-            <m:oMath>
-              <m:sSub>
-                <m:sSubPr>
-                  <m:ctrlPr>
-                    <w:rPr>
-                      <w:rFonts w:ascii="Cambria Math" w:hAnsi="Cambria Math"/>
-                      <w:i/>
-                      <w:color w:val="000000"/>
-                      <w:sz w:val="18"/>
-                      <w:szCs w:val="21"/>
-                    </w:rPr>
-                  </m:ctrlPr>
-                </m:sSubPr>
-                <m:e>
-                  <m:r>
-                    <w:rPr>
-                      <w:rFonts w:ascii="Cambria Math" w:hAnsi="Cambria Math"/>
-                      <w:color w:val="000000"/>
-                      <w:sz w:val="18"/>
-                      <w:szCs w:val="21"/>
-                    </w:rPr>
-                    <m:t>d</m:t>
-                  </m:r>
-                </m:e>
-                <m:sub>
-                  <m:r>
-                    <w:rPr>
-                      <w:rFonts w:ascii="Cambria Math" w:hAnsi="Cambria Math"/>
-                      <w:color w:val="000000"/>
-                      <w:sz w:val="18"/>
-                      <w:szCs w:val="21"/>
-                    </w:rPr>
-                    <m:t>move</m:t>
-                  </m:r>
-                </m:sub>
-              </m:sSub>
-            </m:oMath>
-            <w:r>
-              <w:rPr>
-                <w:rFonts w:hint="eastAsia"/>
-                <w:color w:val="000000" w:themeColor="text1"/>
-                <w:szCs w:val="21"/>
-              </w:rPr>
-              <w:t>，</w:t>
+              <w:t xml:space="preserve">a) </w:t>
             </w:r>
             <w:r>
               <w:rPr>
-                <w:rFonts w:hint="eastAsia"/>
-                <w:color w:val="000000" w:themeColor="text1"/>
+                <w:rFonts w:eastAsia="黑体" w:hint="eastAsia"/>
+                <w:sz w:val="18"/>
+                <w:szCs w:val="18"/>
+              </w:rPr>
+              <w:t>不同建筑数量下归一化平均代数连通度</w:t>
+            </w:r>
+          </w:p>
+        </w:tc>
+        <w:tc>
+          <w:tcPr>
+            <w:tcW w:w="4328" w:type="dxa"/>
+          </w:tcPr>
+          <w:p>
+            <w:pPr>
+              <w:spacing w:line="360" w:lineRule="auto"/>
+              <w:jc w:val="center"/>
+              <w:rPr>
+                <w:color w:val="FF0000"/>
                 <w:szCs w:val="21"/>
               </w:rPr>
-              <w:t>R</w:t>
+            </w:pPr>
+            <w:r>
+              <w:rPr>
+                <w:rFonts w:eastAsia="黑体" w:hint="eastAsia"/>
+                <w:sz w:val="18"/>
+                <w:szCs w:val="18"/>
+              </w:rPr>
+              <w:t>(b</w:t>
             </w:r>
             <w:r>
               <w:rPr>
-                <w:color w:val="000000" w:themeColor="text1"/>
-                <w:szCs w:val="21"/>
+                <w:rFonts w:eastAsia="黑体"/>
+                <w:sz w:val="18"/>
+                <w:szCs w:val="18"/>
               </w:rPr>
-              <w:t>RT*</w:t>
+              <w:t xml:space="preserve">) </w:t>
             </w:r>
             <w:r>
               <w:rPr>
-                <w:rFonts w:hint="eastAsia"/>
-                <w:color w:val="000000" w:themeColor="text1"/>
-                <w:szCs w:val="21"/>
+                <w:rFonts w:eastAsia="黑体" w:hint="eastAsia"/>
+                <w:sz w:val="18"/>
+                <w:szCs w:val="18"/>
               </w:rPr>
-              <w:t>规划步长</w:t>
-            </w:r>
-            <m:oMath>
-              <m:sSub>
-                <m:sSubPr>
-                  <m:ctrlPr>
-                    <w:rPr>
-                      <w:rFonts w:ascii="Cambria Math" w:hAnsi="Cambria Math"/>
-                      <w:i/>
-                      <w:color w:val="000000"/>
-                      <w:sz w:val="18"/>
-                      <w:szCs w:val="21"/>
-                    </w:rPr>
-                  </m:ctrlPr>
-                </m:sSubPr>
-                <m:e>
-                  <m:r>
-                    <w:rPr>
-                      <w:rFonts w:ascii="Cambria Math" w:hAnsi="Cambria Math"/>
-                      <w:color w:val="000000"/>
-                      <w:sz w:val="18"/>
-                      <w:szCs w:val="21"/>
-                    </w:rPr>
-                    <m:t>d</m:t>
-                  </m:r>
-                </m:e>
-                <m:sub>
-                  <m:r>
-                    <w:rPr>
-                      <w:rFonts w:ascii="Cambria Math" w:hAnsi="Cambria Math"/>
-                      <w:color w:val="000000"/>
-                      <w:sz w:val="18"/>
-                      <w:szCs w:val="21"/>
-                    </w:rPr>
-                    <m:t>step</m:t>
-                  </m:r>
-                </m:sub>
-              </m:sSub>
-            </m:oMath>
-            <w:r>
-              <w:rPr>
-                <w:rFonts w:hint="eastAsia"/>
-                <w:color w:val="000000"/>
-                <w:sz w:val="18"/>
-                <w:szCs w:val="21"/>
-              </w:rPr>
-              <w:t>。</w:t>
+              <w:t>不同建筑数量下代数连通率</w:t>
             </w:r>
           </w:p>
+        </w:tc>
+      </w:tr>
+      <w:tr>
+        <w:tc>
+          <w:tcPr>
+            <w:tcW w:w="4330" w:type="dxa"/>
+          </w:tcPr>
           <w:p>
             <w:pPr>
               <w:spacing w:line="360" w:lineRule="auto"/>
               <w:rPr>
-                <w:color w:val="000000" w:themeColor="text1"/>
+                <w:color w:val="FF0000"/>
                 <w:szCs w:val="21"/>
               </w:rPr>
             </w:pPr>
             <w:r>
               <w:rPr>
                 <w:rFonts w:hint="eastAsia"/>
-                <w:color w:val="000000" w:themeColor="text1"/>
+                <w:noProof/>
+                <w:color w:val="FF0000"/>
                 <w:szCs w:val="21"/>
               </w:rPr>
-              <w:t>输出：无人机集群路径集合</w:t>
+              <w:drawing>
+                <wp:inline distT="0" distB="0" distL="0" distR="0" wp14:anchorId="63C628CD" wp14:editId="441830B7">
+                  <wp:extent cx="2736000" cy="2160000"/>
+                  <wp:effectExtent l="0" t="0" r="7620" b="0"/>
+                  <wp:docPr id="7" name="图片 7"/>
+                  <wp:cNvGraphicFramePr>
+                    <a:graphicFrameLocks xmlns:a="http://schemas.openxmlformats.org/drawingml/2006/main" noChangeAspect="1"/>
+                  </wp:cNvGraphicFramePr>
+                  <a:graphic xmlns:a="http://schemas.openxmlformats.org/drawingml/2006/main">
+                    <a:graphicData uri="http://schemas.openxmlformats.org/drawingml/2006/picture">
+                      <pic:pic xmlns:pic="http://schemas.openxmlformats.org/drawingml/2006/picture">
+                        <pic:nvPicPr>
+                          <pic:cNvPr id="7" name="图片 7"/>
+                          <pic:cNvPicPr/>
+                        </pic:nvPicPr>
+                        <pic:blipFill>
+                          <a:blip r:embed="rId11" cstate="print">
+                            <a:extLst>
+                              <a:ext uri="{28A0092B-C50C-407E-A947-70E740481C1C}">
+                                <a14:useLocalDpi xmlns:a14="http://schemas.microsoft.com/office/drawing/2010/main" val="0"/>
+                              </a:ext>
+                            </a:extLst>
+                          </a:blip>
+                          <a:stretch>
+                            <a:fillRect/>
+                          </a:stretch>
+                        </pic:blipFill>
+                        <pic:spPr>
+                          <a:xfrm>
+                            <a:off x="0" y="0"/>
+                            <a:ext cx="2736000" cy="2160000"/>
+                          </a:xfrm>
+                          <a:prstGeom prst="rect">
+                            <a:avLst/>
+                          </a:prstGeom>
+                        </pic:spPr>
+                      </pic:pic>
+                    </a:graphicData>
+                  </a:graphic>
+                </wp:inline>
+              </w:drawing>
             </w:r>
-            <m:oMath>
-              <m:r>
-                <w:rPr>
-                  <w:rFonts w:ascii="Cambria Math" w:hAnsi="Cambria Math" w:hint="eastAsia"/>
-                  <w:color w:val="000000" w:themeColor="text1"/>
-                  <w:szCs w:val="21"/>
-                </w:rPr>
-                <m:t>P</m:t>
-              </m:r>
-            </m:oMath>
           </w:p>
+        </w:tc>
+        <w:tc>
+          <w:tcPr>
+            <w:tcW w:w="4328" w:type="dxa"/>
+          </w:tcPr>
           <w:p>
             <w:pPr>
               <w:spacing w:line="360" w:lineRule="auto"/>
-              <w:ind w:left="420" w:hanging="420"/>
               <w:rPr>
+                <w:color w:val="FF0000"/>
                 <w:szCs w:val="21"/>
               </w:rPr>
             </w:pPr>
             <w:r>
               <w:rPr>
                 <w:rFonts w:hint="eastAsia"/>
+                <w:noProof/>
+                <w:color w:val="FF0000"/>
                 <w:szCs w:val="21"/>
               </w:rPr>
-              <w:t>初始化环境地图</w:t>
+              <w:drawing>
+                <wp:inline distT="0" distB="0" distL="0" distR="0" wp14:anchorId="6F11BA10" wp14:editId="161BF2FF">
+                  <wp:extent cx="2736000" cy="2160000"/>
+                  <wp:effectExtent l="0" t="0" r="7620" b="0"/>
+                  <wp:docPr id="10" name="图片 10"/>
+                  <wp:cNvGraphicFramePr>
+                    <a:graphicFrameLocks xmlns:a="http://schemas.openxmlformats.org/drawingml/2006/main" noChangeAspect="1"/>
+                  </wp:cNvGraphicFramePr>
+                  <a:graphic xmlns:a="http://schemas.openxmlformats.org/drawingml/2006/main">
+                    <a:graphicData uri="http://schemas.openxmlformats.org/drawingml/2006/picture">
+                      <pic:pic xmlns:pic="http://schemas.openxmlformats.org/drawingml/2006/picture">
+                        <pic:nvPicPr>
+                          <pic:cNvPr id="10" name="图片 10"/>
+                          <pic:cNvPicPr/>
+                        </pic:nvPicPr>
+                        <pic:blipFill>
+                          <a:blip r:embed="rId12" cstate="print">
+                            <a:extLst>
+                              <a:ext uri="{28A0092B-C50C-407E-A947-70E740481C1C}">
+                                <a14:useLocalDpi xmlns:a14="http://schemas.microsoft.com/office/drawing/2010/main" val="0"/>
+                              </a:ext>
+                            </a:extLst>
+                          </a:blip>
+                          <a:stretch>
+                            <a:fillRect/>
+                          </a:stretch>
+                        </pic:blipFill>
+                        <pic:spPr>
+                          <a:xfrm>
+                            <a:off x="0" y="0"/>
+                            <a:ext cx="2736000" cy="2160000"/>
+                          </a:xfrm>
+                          <a:prstGeom prst="rect">
+                            <a:avLst/>
+                          </a:prstGeom>
+                        </pic:spPr>
+                      </pic:pic>
+                    </a:graphicData>
+                  </a:graphic>
+                </wp:inline>
+              </w:drawing>
             </w:r>
-            <w:r>
-              <w:rPr>
-                <w:rFonts w:hint="eastAsia"/>
-                <w:szCs w:val="21"/>
-              </w:rPr>
-              <w:t xml:space="preserve"> M </w:t>
-            </w:r>
-            <w:r>
-              <w:rPr>
-                <w:rFonts w:hint="eastAsia"/>
-                <w:szCs w:val="21"/>
-              </w:rPr>
-              <w:t>←</w:t>
-            </w:r>
-            <w:r>
-              <w:rPr>
-                <w:rFonts w:hint="eastAsia"/>
-                <w:szCs w:val="21"/>
-              </w:rPr>
-              <w:t xml:space="preserve"> </w:t>
-            </w:r>
-            <m:oMath>
-              <m:sSub>
-                <m:sSubPr>
-                  <m:ctrlPr>
-                    <w:rPr>
-                      <w:rFonts w:ascii="Cambria Math" w:hAnsi="Cambria Math"/>
-                      <w:szCs w:val="21"/>
-                    </w:rPr>
-                  </m:ctrlPr>
-                </m:sSubPr>
-                <m:e>
-                  <m:r>
-                    <w:rPr>
-                      <w:rFonts w:ascii="Cambria Math" w:hAnsi="Cambria Math" w:hint="eastAsia"/>
-                      <w:szCs w:val="21"/>
-                    </w:rPr>
-                    <m:t>M</m:t>
-                  </m:r>
-                </m:e>
-                <m:sub>
-                  <m:r>
-                    <m:rPr>
-                      <m:sty m:val="p"/>
-                    </m:rPr>
-                    <w:rPr>
-                      <w:rFonts w:ascii="Cambria Math" w:hAnsi="Cambria Math" w:hint="eastAsia"/>
-                      <w:szCs w:val="21"/>
-                    </w:rPr>
-                    <m:t>0</m:t>
-                  </m:r>
-                </m:sub>
-              </m:sSub>
-            </m:oMath>
           </w:p>
+        </w:tc>
+      </w:tr>
+      <w:tr>
+        <w:tc>
+          <w:tcPr>
+            <w:tcW w:w="4330" w:type="dxa"/>
+          </w:tcPr>
           <w:p>
             <w:pPr>
               <w:spacing w:line="360" w:lineRule="auto"/>
-              <w:ind w:left="420" w:hanging="420"/>
+              <w:jc w:val="center"/>
               <w:rPr>
-                <w:szCs w:val="21"/>
+                <w:b/>
+                <w:bCs/>
+                <w:color w:val="000000" w:themeColor="text1"/>
               </w:rPr>
             </w:pPr>
             <w:r>
               <w:rPr>
-                <w:rFonts w:hint="eastAsia"/>
-                <w:szCs w:val="21"/>
+                <w:rFonts w:eastAsia="黑体" w:hint="eastAsia"/>
+                <w:sz w:val="18"/>
+                <w:szCs w:val="18"/>
               </w:rPr>
-              <w:t>初始化无人机簇划分</w:t>
-            </w:r>
-            <m:oMath>
-              <m:sSub>
-                <m:sSubPr>
-                  <m:ctrlPr>
-                    <w:rPr>
-                      <w:rFonts w:ascii="Cambria Math" w:hAnsi="Cambria Math"/>
-                      <w:szCs w:val="21"/>
-                    </w:rPr>
-                  </m:ctrlPr>
-                </m:sSubPr>
-                <m:e>
-                  <m:r>
-                    <w:rPr>
-                      <w:rFonts w:ascii="Cambria Math" w:hAnsi="Cambria Math" w:hint="eastAsia"/>
-                      <w:szCs w:val="21"/>
-                    </w:rPr>
-                    <m:t>C</m:t>
-                  </m:r>
-                </m:e>
-                <m:sub>
-                  <m:r>
-                    <w:rPr>
-                      <w:rFonts w:ascii="Cambria Math" w:hAnsi="Cambria Math" w:hint="eastAsia"/>
-                      <w:szCs w:val="21"/>
-                    </w:rPr>
-                    <m:t>i</m:t>
-                  </m:r>
-                </m:sub>
-              </m:sSub>
-            </m:oMath>
-            <w:r>
-              <w:rPr>
-                <w:rFonts w:hint="eastAsia"/>
-                <w:szCs w:val="21"/>
-              </w:rPr>
-              <w:t>，设置各簇中心</w:t>
+              <w:lastRenderedPageBreak/>
+              <w:t>(</w:t>
             </w:r>
             <w:r>
               <w:rPr>
-                <w:rFonts w:hint="eastAsia"/>
-                <w:szCs w:val="21"/>
+                <w:rFonts w:eastAsia="黑体"/>
+                <w:sz w:val="18"/>
+                <w:szCs w:val="18"/>
               </w:rPr>
-              <w:t xml:space="preserve"> </w:t>
-            </w:r>
-            <m:oMath>
-              <m:sSub>
-                <m:sSubPr>
-                  <m:ctrlPr>
-                    <w:rPr>
-                      <w:rFonts w:ascii="Cambria Math" w:hAnsi="Cambria Math"/>
-                      <w:szCs w:val="21"/>
-                    </w:rPr>
-                  </m:ctrlPr>
-                </m:sSubPr>
-                <m:e>
-                  <m:r>
-                    <w:rPr>
-                      <w:rFonts w:ascii="Cambria Math" w:hAnsi="Cambria Math" w:hint="eastAsia"/>
-                      <w:szCs w:val="21"/>
-                    </w:rPr>
-                    <m:t>S</m:t>
-                  </m:r>
-                </m:e>
-                <m:sub>
-                  <m:r>
-                    <w:rPr>
-                      <w:rFonts w:ascii="Cambria Math" w:hAnsi="Cambria Math" w:hint="eastAsia"/>
-                      <w:szCs w:val="21"/>
-                    </w:rPr>
-                    <m:t>i</m:t>
-                  </m:r>
-                </m:sub>
-              </m:sSub>
-            </m:oMath>
-            <w:r>
-              <w:rPr>
-                <w:rFonts w:hint="eastAsia"/>
-                <w:szCs w:val="21"/>
-              </w:rPr>
-              <w:t xml:space="preserve"> </w:t>
+              <w:t xml:space="preserve">c) </w:t>
             </w:r>
             <w:r>
               <w:rPr>
-                <w:rFonts w:hint="eastAsia"/>
-                <w:szCs w:val="21"/>
+                <w:rFonts w:eastAsia="黑体" w:hint="eastAsia"/>
+                <w:sz w:val="18"/>
+                <w:szCs w:val="18"/>
               </w:rPr>
-              <w:t>与目标</w:t>
+              <w:t>不同无人机数目下归一化平均代数连通度</w:t>
             </w:r>
-            <w:r>
-              <w:rPr>
-                <w:rFonts w:hint="eastAsia"/>
-                <w:szCs w:val="21"/>
-              </w:rPr>
-              <w:t xml:space="preserve"> </w:t>
-            </w:r>
-            <m:oMath>
-              <m:sSub>
-                <m:sSubPr>
-                  <m:ctrlPr>
-                    <w:rPr>
-                      <w:rFonts w:ascii="Cambria Math" w:hAnsi="Cambria Math"/>
-                      <w:szCs w:val="21"/>
-                    </w:rPr>
-                  </m:ctrlPr>
-                </m:sSubPr>
-                <m:e>
-                  <m:r>
-                    <w:rPr>
-                      <w:rFonts w:ascii="Cambria Math" w:hAnsi="Cambria Math" w:hint="eastAsia"/>
-                      <w:szCs w:val="21"/>
-                    </w:rPr>
-                    <m:t>G</m:t>
-                  </m:r>
-                </m:e>
-                <m:sub>
-                  <m:r>
-                    <w:rPr>
-                      <w:rFonts w:ascii="Cambria Math" w:hAnsi="Cambria Math" w:hint="eastAsia"/>
-                      <w:szCs w:val="21"/>
-                    </w:rPr>
-                    <m:t>i</m:t>
-                  </m:r>
-                </m:sub>
-              </m:sSub>
-            </m:oMath>
           </w:p>
+        </w:tc>
+        <w:tc>
+          <w:tcPr>
+            <w:tcW w:w="4328" w:type="dxa"/>
+          </w:tcPr>
           <w:p>
             <w:pPr>
               <w:spacing w:line="360" w:lineRule="auto"/>
-              <w:ind w:left="420" w:hanging="420"/>
+              <w:jc w:val="center"/>
               <w:rPr>
-                <w:szCs w:val="21"/>
+                <w:b/>
+                <w:bCs/>
+                <w:color w:val="000000" w:themeColor="text1"/>
               </w:rPr>
             </w:pPr>
             <w:r>
               <w:rPr>
-                <w:rFonts w:hint="eastAsia"/>
-                <w:szCs w:val="21"/>
+                <w:rFonts w:eastAsia="黑体" w:hint="eastAsia"/>
+                <w:sz w:val="18"/>
+                <w:szCs w:val="18"/>
               </w:rPr>
-              <w:t xml:space="preserve">while </w:t>
+              <w:t>(</w:t>
             </w:r>
             <w:r>
               <w:rPr>
-                <w:rFonts w:hint="eastAsia"/>
-                <w:szCs w:val="21"/>
+                <w:rFonts w:eastAsia="黑体"/>
+                <w:sz w:val="18"/>
+                <w:szCs w:val="18"/>
               </w:rPr>
-              <w:t>未满足所有簇到达目标区域</w:t>
+              <w:t xml:space="preserve">d) </w:t>
             </w:r>
             <w:r>
               <w:rPr>
-                <w:rFonts w:hint="eastAsia"/>
-                <w:szCs w:val="21"/>
+                <w:rFonts w:eastAsia="黑体" w:hint="eastAsia"/>
+                <w:sz w:val="18"/>
+                <w:szCs w:val="18"/>
               </w:rPr>
-              <w:t xml:space="preserve"> do</w:t>
+              <w:t>不同无人机数目下归一化平均代数连通度</w:t>
             </w:r>
-          </w:p>
-          <w:p>
-            <w:pPr>
-              <w:spacing w:line="360" w:lineRule="auto"/>
-              <w:ind w:left="420" w:hanging="420"/>
-              <w:rPr>
-                <w:szCs w:val="21"/>
-              </w:rPr>
-            </w:pPr>
-            <w:r>
-              <w:rPr>
-                <w:szCs w:val="21"/>
-              </w:rPr>
-              <w:tab/>
-            </w:r>
-            <w:r>
-              <w:rPr>
-                <w:szCs w:val="21"/>
-              </w:rPr>
-              <w:tab/>
-            </w:r>
-            <m:oMath>
-              <m:sSub>
-                <m:sSubPr>
-                  <m:ctrlPr>
-                    <w:rPr>
-                      <w:rFonts w:ascii="Cambria Math" w:hAnsi="Cambria Math"/>
-                      <w:szCs w:val="21"/>
-                    </w:rPr>
-                  </m:ctrlPr>
-                </m:sSubPr>
-                <m:e>
-                  <m:r>
-                    <w:rPr>
-                      <w:rFonts w:ascii="Cambria Math" w:hAnsi="Cambria Math"/>
-                      <w:szCs w:val="21"/>
-                    </w:rPr>
-                    <m:t>P</m:t>
-                  </m:r>
-                </m:e>
-                <m:sub>
-                  <m:r>
-                    <w:rPr>
-                      <w:rFonts w:ascii="Cambria Math" w:hAnsi="Cambria Math"/>
-                      <w:szCs w:val="21"/>
-                    </w:rPr>
-                    <m:t>check</m:t>
-                  </m:r>
-                </m:sub>
-              </m:sSub>
-            </m:oMath>
-            <w:r>
-              <w:rPr>
-                <w:szCs w:val="21"/>
-              </w:rPr>
-              <w:t xml:space="preserve"> </w:t>
-            </w:r>
-            <w:r>
-              <w:rPr>
-                <w:rFonts w:hint="eastAsia"/>
-                <w:szCs w:val="21"/>
-              </w:rPr>
-              <w:t>←</w:t>
-            </w:r>
-            <w:r>
-              <w:rPr>
-                <w:szCs w:val="21"/>
-              </w:rPr>
-              <w:t xml:space="preserve"> </w:t>
-            </w:r>
-            <w:r>
-              <w:rPr>
-                <w:rFonts w:eastAsia="MS Gothic" w:cs="MS Gothic" w:hint="eastAsia"/>
-                <w:szCs w:val="21"/>
-              </w:rPr>
-              <w:t>∅</w:t>
-            </w:r>
-            <w:r>
-              <w:rPr>
-                <w:szCs w:val="21"/>
-              </w:rPr>
-              <w:t xml:space="preserve"> </w:t>
-            </w:r>
-            <w:r>
-              <w:rPr>
-                <w:szCs w:val="21"/>
-              </w:rPr>
-              <w:t>，</w:t>
-            </w:r>
-            <m:oMath>
-              <m:r>
-                <w:rPr>
-                  <w:rFonts w:ascii="Cambria Math" w:hAnsi="Cambria Math"/>
-                  <w:szCs w:val="21"/>
-                </w:rPr>
-                <m:t>R</m:t>
-              </m:r>
-            </m:oMath>
-            <w:r>
-              <w:rPr>
-                <w:szCs w:val="21"/>
-              </w:rPr>
-              <w:t xml:space="preserve"> </w:t>
-            </w:r>
-            <w:r>
-              <w:rPr>
-                <w:rFonts w:hint="eastAsia"/>
-                <w:szCs w:val="21"/>
-              </w:rPr>
-              <w:t>←</w:t>
-            </w:r>
-            <w:r>
-              <w:rPr>
-                <w:szCs w:val="21"/>
-              </w:rPr>
-              <w:t xml:space="preserve"> </w:t>
-            </w:r>
-            <w:r>
-              <w:rPr>
-                <w:rFonts w:eastAsia="MS Gothic" w:cs="MS Gothic" w:hint="eastAsia"/>
-                <w:szCs w:val="21"/>
-              </w:rPr>
-              <w:t>∅</w:t>
-            </w:r>
-            <w:r>
-              <w:rPr>
-                <w:szCs w:val="21"/>
-              </w:rPr>
-              <w:t xml:space="preserve"> </w:t>
-            </w:r>
-          </w:p>
-          <w:p>
-            <w:pPr>
-              <w:spacing w:line="360" w:lineRule="auto"/>
-              <w:ind w:left="420" w:hanging="420"/>
-              <w:rPr>
-                <w:szCs w:val="21"/>
-              </w:rPr>
-            </w:pPr>
-            <w:r>
-              <w:rPr>
-                <w:szCs w:val="21"/>
-              </w:rPr>
-              <w:tab/>
-            </w:r>
-            <w:r>
-              <w:rPr>
-                <w:szCs w:val="21"/>
-              </w:rPr>
-              <w:tab/>
-            </w:r>
-            <w:r>
-              <w:rPr>
-                <w:rFonts w:hint="eastAsia"/>
-                <w:szCs w:val="21"/>
-              </w:rPr>
-              <w:t xml:space="preserve">for </w:t>
-            </w:r>
-            <w:r>
-              <w:rPr>
-                <w:rFonts w:hint="eastAsia"/>
-                <w:szCs w:val="21"/>
-              </w:rPr>
-              <w:t>每个簇</w:t>
-            </w:r>
-            <w:r>
-              <w:rPr>
-                <w:rFonts w:hint="eastAsia"/>
-                <w:szCs w:val="21"/>
-              </w:rPr>
-              <w:t xml:space="preserve"> </w:t>
-            </w:r>
-            <m:oMath>
-              <m:sSub>
-                <m:sSubPr>
-                  <m:ctrlPr>
-                    <w:rPr>
-                      <w:rFonts w:ascii="Cambria Math" w:hAnsi="Cambria Math"/>
-                      <w:szCs w:val="21"/>
-                    </w:rPr>
-                  </m:ctrlPr>
-                </m:sSubPr>
-                <m:e>
-                  <m:r>
-                    <w:rPr>
-                      <w:rFonts w:ascii="Cambria Math" w:hAnsi="Cambria Math" w:hint="eastAsia"/>
-                      <w:szCs w:val="21"/>
-                    </w:rPr>
-                    <m:t>C</m:t>
-                  </m:r>
-                </m:e>
-                <m:sub>
-                  <m:r>
-                    <w:rPr>
-                      <w:rFonts w:ascii="Cambria Math" w:hAnsi="Cambria Math" w:hint="eastAsia"/>
-                      <w:szCs w:val="21"/>
-                    </w:rPr>
-                    <m:t>i</m:t>
-                  </m:r>
-                </m:sub>
-              </m:sSub>
-            </m:oMath>
-            <w:r>
-              <w:rPr>
-                <w:rFonts w:hint="eastAsia"/>
-                <w:szCs w:val="21"/>
-              </w:rPr>
-              <w:t xml:space="preserve"> </w:t>
-            </w:r>
-            <w:r>
-              <w:rPr>
-                <w:rFonts w:hint="eastAsia"/>
-                <w:szCs w:val="21"/>
-              </w:rPr>
-              <w:t>顺序执行</w:t>
-            </w:r>
-            <w:r>
-              <w:rPr>
-                <w:rFonts w:hint="eastAsia"/>
-                <w:szCs w:val="21"/>
-              </w:rPr>
-              <w:t>:</w:t>
-            </w:r>
-          </w:p>
-          <w:p>
-            <w:pPr>
-              <w:spacing w:line="360" w:lineRule="auto"/>
-              <w:ind w:left="420" w:hanging="420"/>
-              <w:rPr>
-                <w:szCs w:val="21"/>
-              </w:rPr>
-            </w:pPr>
-            <w:r>
-              <w:rPr>
-                <w:szCs w:val="21"/>
-              </w:rPr>
-              <w:tab/>
-            </w:r>
-            <w:r>
-              <w:rPr>
-                <w:szCs w:val="21"/>
-              </w:rPr>
-              <w:tab/>
-            </w:r>
-            <w:r>
-              <w:rPr>
-                <w:szCs w:val="21"/>
-              </w:rPr>
-              <w:tab/>
-            </w:r>
-            <w:r>
-              <w:rPr>
-                <w:szCs w:val="21"/>
-              </w:rPr>
-              <w:t>检测</w:t>
-            </w:r>
-            <w:r>
-              <w:rPr>
-                <w:rFonts w:hint="eastAsia"/>
-                <w:szCs w:val="21"/>
-              </w:rPr>
-              <w:t>R</w:t>
-            </w:r>
-            <w:r>
-              <w:rPr>
-                <w:szCs w:val="21"/>
-              </w:rPr>
-              <w:t>RT*</w:t>
-            </w:r>
-            <w:r>
-              <w:rPr>
-                <w:szCs w:val="21"/>
-              </w:rPr>
-              <w:t>路径</w:t>
-            </w:r>
-            <w:r>
-              <w:rPr>
-                <w:rFonts w:hint="eastAsia"/>
-                <w:szCs w:val="21"/>
-              </w:rPr>
-              <w:t>和当前建筑物碰撞或到达目标点范围</w:t>
-            </w:r>
-          </w:p>
-          <w:p>
-            <w:pPr>
-              <w:spacing w:line="360" w:lineRule="auto"/>
-              <w:ind w:left="420" w:hanging="420"/>
-              <w:rPr>
-                <w:szCs w:val="21"/>
-              </w:rPr>
-            </w:pPr>
-            <w:r>
-              <w:rPr>
-                <w:szCs w:val="21"/>
-              </w:rPr>
-              <w:tab/>
-            </w:r>
-            <w:r>
-              <w:rPr>
-                <w:szCs w:val="21"/>
-              </w:rPr>
-              <w:tab/>
-            </w:r>
-            <w:r>
-              <w:rPr>
-                <w:szCs w:val="21"/>
-              </w:rPr>
-              <w:tab/>
-            </w:r>
-            <w:r>
-              <w:rPr>
-                <w:szCs w:val="21"/>
-              </w:rPr>
-              <w:t>如果满足则将其加入</w:t>
-            </w:r>
-            <m:oMath>
-              <m:sSub>
-                <m:sSubPr>
-                  <m:ctrlPr>
-                    <w:rPr>
-                      <w:rFonts w:ascii="Cambria Math" w:hAnsi="Cambria Math"/>
-                      <w:szCs w:val="21"/>
-                    </w:rPr>
-                  </m:ctrlPr>
-                </m:sSubPr>
-                <m:e>
-                  <m:r>
-                    <w:rPr>
-                      <w:rFonts w:ascii="Cambria Math" w:hAnsi="Cambria Math"/>
-                      <w:szCs w:val="21"/>
-                    </w:rPr>
-                    <m:t>P</m:t>
-                  </m:r>
-                </m:e>
-                <m:sub>
-                  <m:r>
-                    <w:rPr>
-                      <w:rFonts w:ascii="Cambria Math" w:hAnsi="Cambria Math"/>
-                      <w:szCs w:val="21"/>
-                    </w:rPr>
-                    <m:t>check</m:t>
-                  </m:r>
-                </m:sub>
-              </m:sSub>
-            </m:oMath>
-            <w:r>
-              <w:rPr>
-                <w:rFonts w:hint="eastAsia"/>
-                <w:szCs w:val="21"/>
-              </w:rPr>
-              <w:t>，否则加入到</w:t>
-            </w:r>
-            <m:oMath>
-              <m:r>
-                <w:rPr>
-                  <w:rFonts w:ascii="Cambria Math" w:hAnsi="Cambria Math"/>
-                  <w:szCs w:val="21"/>
-                </w:rPr>
-                <m:t>R</m:t>
-              </m:r>
-            </m:oMath>
-            <w:r>
-              <w:rPr>
-                <w:rFonts w:hint="eastAsia"/>
-                <w:szCs w:val="21"/>
-              </w:rPr>
-              <w:t>。</w:t>
-            </w:r>
-          </w:p>
-          <w:p>
-            <w:pPr>
-              <w:spacing w:line="360" w:lineRule="auto"/>
-              <w:ind w:left="420" w:hanging="420"/>
-              <w:rPr>
-                <w:szCs w:val="21"/>
-              </w:rPr>
-            </w:pPr>
-            <w:r>
-              <w:rPr>
-                <w:szCs w:val="21"/>
-              </w:rPr>
-              <w:tab/>
-            </w:r>
-            <w:r>
-              <w:rPr>
-                <w:szCs w:val="21"/>
-              </w:rPr>
-              <w:tab/>
-              <w:t>end for</w:t>
-            </w:r>
-          </w:p>
-          <w:p>
-            <w:pPr>
-              <w:spacing w:line="360" w:lineRule="auto"/>
-              <w:ind w:left="420" w:hanging="420"/>
-              <w:rPr>
-                <w:szCs w:val="21"/>
-              </w:rPr>
-            </w:pPr>
-            <w:r>
-              <w:rPr>
-                <w:szCs w:val="21"/>
-              </w:rPr>
-              <w:tab/>
-            </w:r>
-            <w:r>
-              <w:rPr>
-                <w:szCs w:val="21"/>
-              </w:rPr>
-              <w:tab/>
-            </w:r>
-            <w:r>
-              <w:rPr>
-                <w:rFonts w:hint="eastAsia"/>
-                <w:szCs w:val="21"/>
-              </w:rPr>
-              <w:t xml:space="preserve">for </w:t>
-            </w:r>
-            <w:r>
-              <w:rPr>
-                <w:rFonts w:hint="eastAsia"/>
-                <w:szCs w:val="21"/>
-              </w:rPr>
-              <w:t>每个簇</w:t>
-            </w:r>
-            <w:r>
-              <w:rPr>
-                <w:rFonts w:hint="eastAsia"/>
-                <w:szCs w:val="21"/>
-              </w:rPr>
-              <w:t xml:space="preserve"> </w:t>
-            </w:r>
-            <m:oMath>
-              <m:sSub>
-                <m:sSubPr>
-                  <m:ctrlPr>
-                    <w:rPr>
-                      <w:rFonts w:ascii="Cambria Math" w:hAnsi="Cambria Math"/>
-                      <w:szCs w:val="21"/>
-                    </w:rPr>
-                  </m:ctrlPr>
-                </m:sSubPr>
-                <m:e>
-                  <m:r>
-                    <w:rPr>
-                      <w:rFonts w:ascii="Cambria Math" w:hAnsi="Cambria Math" w:hint="eastAsia"/>
-                      <w:szCs w:val="21"/>
-                    </w:rPr>
-                    <m:t>C</m:t>
-                  </m:r>
-                </m:e>
-                <m:sub>
-                  <m:r>
-                    <w:rPr>
-                      <w:rFonts w:ascii="Cambria Math" w:hAnsi="Cambria Math" w:hint="eastAsia"/>
-                      <w:szCs w:val="21"/>
-                    </w:rPr>
-                    <m:t>i</m:t>
-                  </m:r>
-                </m:sub>
-              </m:sSub>
-              <m:r>
-                <m:rPr>
-                  <m:sty m:val="p"/>
-                </m:rPr>
-                <w:rPr>
-                  <w:rFonts w:ascii="Cambria Math" w:hAnsi="Cambria Math"/>
-                  <w:szCs w:val="21"/>
-                </w:rPr>
-                <m:t xml:space="preserve"> ∈ </m:t>
-              </m:r>
-              <m:sSub>
-                <m:sSubPr>
-                  <m:ctrlPr>
-                    <w:rPr>
-                      <w:rFonts w:ascii="Cambria Math" w:hAnsi="Cambria Math"/>
-                      <w:szCs w:val="21"/>
-                    </w:rPr>
-                  </m:ctrlPr>
-                </m:sSubPr>
-                <m:e>
-                  <m:r>
-                    <w:rPr>
-                      <w:rFonts w:ascii="Cambria Math" w:hAnsi="Cambria Math"/>
-                      <w:szCs w:val="21"/>
-                    </w:rPr>
-                    <m:t>P</m:t>
-                  </m:r>
-                </m:e>
-                <m:sub>
-                  <m:r>
-                    <w:rPr>
-                      <w:rFonts w:ascii="Cambria Math" w:hAnsi="Cambria Math"/>
-                      <w:szCs w:val="21"/>
-                    </w:rPr>
-                    <m:t>check</m:t>
-                  </m:r>
-                </m:sub>
-              </m:sSub>
-            </m:oMath>
-            <w:r>
-              <w:rPr>
-                <w:rFonts w:hint="eastAsia"/>
-                <w:szCs w:val="21"/>
-              </w:rPr>
-              <w:t xml:space="preserve"> </w:t>
-            </w:r>
-            <w:r>
-              <w:rPr>
-                <w:rFonts w:hint="eastAsia"/>
-                <w:szCs w:val="21"/>
-              </w:rPr>
-              <w:t>顺序执行</w:t>
-            </w:r>
-            <w:r>
-              <w:rPr>
-                <w:rFonts w:hint="eastAsia"/>
-                <w:szCs w:val="21"/>
-              </w:rPr>
-              <w:t>:</w:t>
-            </w:r>
-          </w:p>
-          <w:p>
-            <w:pPr>
-              <w:spacing w:line="360" w:lineRule="auto"/>
-              <w:ind w:left="420" w:hanging="420"/>
-              <w:rPr>
-                <w:szCs w:val="21"/>
-              </w:rPr>
-            </w:pPr>
-            <w:r>
-              <w:rPr>
-                <w:szCs w:val="21"/>
-              </w:rPr>
-              <w:tab/>
-            </w:r>
-            <w:r>
-              <w:rPr>
-                <w:szCs w:val="21"/>
-              </w:rPr>
-              <w:tab/>
-            </w:r>
-            <w:r>
-              <w:rPr>
-                <w:szCs w:val="21"/>
-              </w:rPr>
-              <w:tab/>
-            </w:r>
-            <w:r>
-              <w:rPr>
-                <w:rFonts w:hint="eastAsia"/>
-                <w:szCs w:val="21"/>
-              </w:rPr>
-              <w:t>生成随机采样点</w:t>
-            </w:r>
-            <w:r>
-              <w:rPr>
-                <w:rFonts w:hint="eastAsia"/>
-                <w:szCs w:val="21"/>
-              </w:rPr>
-              <w:t xml:space="preserve"> </w:t>
-            </w:r>
-            <m:oMath>
-              <m:sSub>
-                <m:sSubPr>
-                  <m:ctrlPr>
-                    <w:rPr>
-                      <w:rFonts w:ascii="Cambria Math" w:hAnsi="Cambria Math"/>
-                      <w:szCs w:val="21"/>
-                    </w:rPr>
-                  </m:ctrlPr>
-                </m:sSubPr>
-                <m:e>
-                  <m:r>
-                    <w:rPr>
-                      <w:rFonts w:ascii="Cambria Math" w:hAnsi="Cambria Math" w:hint="eastAsia"/>
-                      <w:szCs w:val="21"/>
-                    </w:rPr>
-                    <m:t>x</m:t>
-                  </m:r>
-                </m:e>
-                <m:sub>
-                  <m:r>
-                    <w:rPr>
-                      <w:rFonts w:ascii="Cambria Math" w:hAnsi="Cambria Math" w:hint="eastAsia"/>
-                      <w:szCs w:val="21"/>
-                    </w:rPr>
-                    <m:t>rand</m:t>
-                  </m:r>
-                </m:sub>
-              </m:sSub>
-            </m:oMath>
-          </w:p>
-          <w:p>
-            <w:pPr>
-              <w:spacing w:line="360" w:lineRule="auto"/>
-              <w:ind w:left="420" w:hanging="420"/>
-              <w:rPr>
-                <w:szCs w:val="21"/>
-              </w:rPr>
-            </w:pPr>
-            <w:r>
-              <w:rPr>
-                <w:rFonts w:hint="eastAsia"/>
-                <w:szCs w:val="21"/>
-              </w:rPr>
-              <w:t xml:space="preserve">        </w:t>
-            </w:r>
-            <w:r>
-              <w:rPr>
-                <w:szCs w:val="21"/>
-              </w:rPr>
-              <w:tab/>
-            </w:r>
-            <w:r>
-              <w:rPr>
-                <w:rFonts w:hint="eastAsia"/>
-                <w:szCs w:val="21"/>
-              </w:rPr>
-              <w:t>寻找最近节点</w:t>
-            </w:r>
-            <w:r>
-              <w:rPr>
-                <w:rFonts w:hint="eastAsia"/>
-                <w:szCs w:val="21"/>
-              </w:rPr>
-              <w:t xml:space="preserve"> </w:t>
-            </w:r>
-            <m:oMath>
-              <m:sSub>
-                <m:sSubPr>
-                  <m:ctrlPr>
-                    <w:rPr>
-                      <w:rFonts w:ascii="Cambria Math" w:hAnsi="Cambria Math"/>
-                      <w:szCs w:val="21"/>
-                    </w:rPr>
-                  </m:ctrlPr>
-                </m:sSubPr>
-                <m:e>
-                  <m:r>
-                    <w:rPr>
-                      <w:rFonts w:ascii="Cambria Math" w:hAnsi="Cambria Math" w:hint="eastAsia"/>
-                      <w:szCs w:val="21"/>
-                    </w:rPr>
-                    <m:t>x</m:t>
-                  </m:r>
-                </m:e>
-                <m:sub>
-                  <m:r>
-                    <w:rPr>
-                      <w:rFonts w:ascii="Cambria Math" w:hAnsi="Cambria Math" w:hint="eastAsia"/>
-                      <w:szCs w:val="21"/>
-                    </w:rPr>
-                    <m:t>near</m:t>
-                  </m:r>
-                </m:sub>
-              </m:sSub>
-            </m:oMath>
-            <w:r>
-              <w:rPr>
-                <w:rFonts w:hint="eastAsia"/>
-                <w:szCs w:val="21"/>
-              </w:rPr>
-              <w:t xml:space="preserve"> </w:t>
-            </w:r>
-            <w:r>
-              <w:rPr>
-                <w:rFonts w:hint="eastAsia"/>
-                <w:szCs w:val="21"/>
-              </w:rPr>
-              <w:t>←</w:t>
-            </w:r>
-            <w:r>
-              <w:rPr>
-                <w:rFonts w:hint="eastAsia"/>
-                <w:szCs w:val="21"/>
-              </w:rPr>
-              <w:t xml:space="preserve"> </w:t>
-            </w:r>
-            <m:oMath>
-              <m:r>
-                <w:rPr>
-                  <w:rFonts w:ascii="Cambria Math" w:hAnsi="Cambria Math" w:hint="eastAsia"/>
-                  <w:szCs w:val="21"/>
-                </w:rPr>
-                <m:t>Nearest</m:t>
-              </m:r>
-              <m:d>
-                <m:dPr>
-                  <m:ctrlPr>
-                    <w:rPr>
-                      <w:rFonts w:ascii="Cambria Math" w:hAnsi="Cambria Math"/>
-                      <w:szCs w:val="21"/>
-                    </w:rPr>
-                  </m:ctrlPr>
-                </m:dPr>
-                <m:e>
-                  <m:sSub>
-                    <m:sSubPr>
-                      <m:ctrlPr>
-                        <w:rPr>
-                          <w:rFonts w:ascii="Cambria Math" w:hAnsi="Cambria Math"/>
-                          <w:szCs w:val="21"/>
-                        </w:rPr>
-                      </m:ctrlPr>
-                    </m:sSubPr>
-                    <m:e>
-                      <m:r>
-                        <w:rPr>
-                          <w:rFonts w:ascii="Cambria Math" w:hAnsi="Cambria Math" w:hint="eastAsia"/>
-                          <w:szCs w:val="21"/>
-                        </w:rPr>
-                        <m:t>T</m:t>
-                      </m:r>
-                    </m:e>
-                    <m:sub>
-                      <m:r>
-                        <w:rPr>
-                          <w:rFonts w:ascii="Cambria Math" w:hAnsi="Cambria Math" w:hint="eastAsia"/>
-                          <w:szCs w:val="21"/>
-                        </w:rPr>
-                        <m:t>i</m:t>
-                      </m:r>
-                    </m:sub>
-                  </m:sSub>
-                  <m:r>
-                    <m:rPr>
-                      <m:sty m:val="p"/>
-                    </m:rPr>
-                    <w:rPr>
-                      <w:rFonts w:ascii="Cambria Math" w:hAnsi="Cambria Math" w:hint="eastAsia"/>
-                      <w:szCs w:val="21"/>
-                    </w:rPr>
-                    <m:t>,</m:t>
-                  </m:r>
-                  <m:sSub>
-                    <m:sSubPr>
-                      <m:ctrlPr>
-                        <w:rPr>
-                          <w:rFonts w:ascii="Cambria Math" w:hAnsi="Cambria Math"/>
-                          <w:szCs w:val="21"/>
-                        </w:rPr>
-                      </m:ctrlPr>
-                    </m:sSubPr>
-                    <m:e>
-                      <m:r>
-                        <w:rPr>
-                          <w:rFonts w:ascii="Cambria Math" w:hAnsi="Cambria Math" w:hint="eastAsia"/>
-                          <w:szCs w:val="21"/>
-                        </w:rPr>
-                        <m:t>x</m:t>
-                      </m:r>
-                    </m:e>
-                    <m:sub>
-                      <m:r>
-                        <w:rPr>
-                          <w:rFonts w:ascii="Cambria Math" w:hAnsi="Cambria Math" w:hint="eastAsia"/>
-                          <w:szCs w:val="21"/>
-                        </w:rPr>
-                        <m:t>rand</m:t>
-                      </m:r>
-                    </m:sub>
-                  </m:sSub>
-                </m:e>
-              </m:d>
-            </m:oMath>
-          </w:p>
-          <w:p>
-            <w:pPr>
-              <w:spacing w:line="360" w:lineRule="auto"/>
-              <w:ind w:left="420" w:hanging="420"/>
-              <w:rPr>
-                <w:szCs w:val="21"/>
-              </w:rPr>
-            </w:pPr>
-            <w:r>
-              <w:rPr>
-                <w:rFonts w:hint="eastAsia"/>
-                <w:szCs w:val="21"/>
-              </w:rPr>
-              <w:t xml:space="preserve">        </w:t>
-            </w:r>
-            <w:r>
-              <w:rPr>
-                <w:szCs w:val="21"/>
-              </w:rPr>
-              <w:tab/>
-            </w:r>
-            <w:r>
-              <w:rPr>
-                <w:rFonts w:hint="eastAsia"/>
-                <w:szCs w:val="21"/>
-              </w:rPr>
-              <w:t>沿方向扩展</w:t>
-            </w:r>
-            <w:r>
-              <w:rPr>
-                <w:rFonts w:hint="eastAsia"/>
-                <w:szCs w:val="21"/>
-              </w:rPr>
-              <w:t xml:space="preserve"> </w:t>
-            </w:r>
-            <m:oMath>
-              <m:sSub>
-                <m:sSubPr>
-                  <m:ctrlPr>
-                    <w:rPr>
-                      <w:rFonts w:ascii="Cambria Math" w:hAnsi="Cambria Math"/>
-                      <w:szCs w:val="21"/>
-                    </w:rPr>
-                  </m:ctrlPr>
-                </m:sSubPr>
-                <m:e>
-                  <m:r>
-                    <w:rPr>
-                      <w:rFonts w:ascii="Cambria Math" w:hAnsi="Cambria Math"/>
-                      <w:szCs w:val="21"/>
-                    </w:rPr>
-                    <m:t>d</m:t>
-                  </m:r>
-                </m:e>
-                <m:sub>
-                  <m:r>
-                    <w:rPr>
-                      <w:rFonts w:ascii="Cambria Math" w:hAnsi="Cambria Math"/>
-                      <w:szCs w:val="21"/>
-                    </w:rPr>
-                    <m:t>step</m:t>
-                  </m:r>
-                </m:sub>
-              </m:sSub>
-            </m:oMath>
-            <w:r>
-              <w:rPr>
-                <w:rFonts w:hint="eastAsia"/>
-                <w:szCs w:val="21"/>
-              </w:rPr>
-              <w:t xml:space="preserve"> </w:t>
-            </w:r>
-            <w:r>
-              <w:rPr>
-                <w:rFonts w:hint="eastAsia"/>
-                <w:szCs w:val="21"/>
-              </w:rPr>
-              <w:t>生成新节点</w:t>
-            </w:r>
-            <w:r>
-              <w:rPr>
-                <w:rFonts w:hint="eastAsia"/>
-                <w:szCs w:val="21"/>
-              </w:rPr>
-              <w:t xml:space="preserve"> </w:t>
-            </w:r>
-            <m:oMath>
-              <m:sSub>
-                <m:sSubPr>
-                  <m:ctrlPr>
-                    <w:rPr>
-                      <w:rFonts w:ascii="Cambria Math" w:hAnsi="Cambria Math"/>
-                      <w:szCs w:val="21"/>
-                    </w:rPr>
-                  </m:ctrlPr>
-                </m:sSubPr>
-                <m:e>
-                  <m:r>
-                    <w:rPr>
-                      <w:rFonts w:ascii="Cambria Math" w:hAnsi="Cambria Math" w:hint="eastAsia"/>
-                      <w:szCs w:val="21"/>
-                    </w:rPr>
-                    <m:t>x</m:t>
-                  </m:r>
-                </m:e>
-                <m:sub>
-                  <m:r>
-                    <w:rPr>
-                      <w:rFonts w:ascii="Cambria Math" w:hAnsi="Cambria Math" w:hint="eastAsia"/>
-                      <w:szCs w:val="21"/>
-                    </w:rPr>
-                    <m:t>new</m:t>
-                  </m:r>
-                </m:sub>
-              </m:sSub>
-            </m:oMath>
-          </w:p>
-          <w:p>
-            <w:pPr>
-              <w:spacing w:line="360" w:lineRule="auto"/>
-              <w:ind w:left="420" w:hanging="420"/>
-              <w:rPr>
-                <w:szCs w:val="21"/>
-              </w:rPr>
-            </w:pPr>
-            <w:r>
-              <w:rPr>
-                <w:rFonts w:hint="eastAsia"/>
-                <w:szCs w:val="21"/>
-              </w:rPr>
-              <w:t xml:space="preserve">        </w:t>
-            </w:r>
-            <w:r>
-              <w:rPr>
-                <w:szCs w:val="21"/>
-              </w:rPr>
-              <w:tab/>
-            </w:r>
-            <w:r>
-              <w:rPr>
-                <w:rFonts w:hint="eastAsia"/>
-                <w:szCs w:val="21"/>
-              </w:rPr>
-              <w:t xml:space="preserve">if </w:t>
-            </w:r>
-            <m:oMath>
-              <m:d>
-                <m:dPr>
-                  <m:begChr m:val="["/>
-                  <m:endChr m:val="]"/>
-                  <m:ctrlPr>
-                    <w:rPr>
-                      <w:rFonts w:ascii="Cambria Math" w:hAnsi="Cambria Math"/>
-                      <w:szCs w:val="21"/>
-                    </w:rPr>
-                  </m:ctrlPr>
-                </m:dPr>
-                <m:e>
-                  <m:sSub>
-                    <m:sSubPr>
-                      <m:ctrlPr>
-                        <w:rPr>
-                          <w:rFonts w:ascii="Cambria Math" w:hAnsi="Cambria Math"/>
-                          <w:szCs w:val="21"/>
-                        </w:rPr>
-                      </m:ctrlPr>
-                    </m:sSubPr>
-                    <m:e>
-                      <m:r>
-                        <w:rPr>
-                          <w:rFonts w:ascii="Cambria Math" w:hAnsi="Cambria Math" w:hint="eastAsia"/>
-                          <w:szCs w:val="21"/>
-                        </w:rPr>
-                        <m:t>x</m:t>
-                      </m:r>
-                    </m:e>
-                    <m:sub>
-                      <m:r>
-                        <w:rPr>
-                          <w:rFonts w:ascii="Cambria Math" w:hAnsi="Cambria Math" w:hint="eastAsia"/>
-                          <w:szCs w:val="21"/>
-                        </w:rPr>
-                        <m:t>near</m:t>
-                      </m:r>
-                    </m:sub>
-                  </m:sSub>
-                  <m:r>
-                    <m:rPr>
-                      <m:sty m:val="p"/>
-                    </m:rPr>
-                    <w:rPr>
-                      <w:rFonts w:ascii="Cambria Math" w:hAnsi="Cambria Math" w:hint="eastAsia"/>
-                      <w:szCs w:val="21"/>
-                    </w:rPr>
-                    <m:t>,</m:t>
-                  </m:r>
-                  <m:sSub>
-                    <m:sSubPr>
-                      <m:ctrlPr>
-                        <w:rPr>
-                          <w:rFonts w:ascii="Cambria Math" w:hAnsi="Cambria Math"/>
-                          <w:szCs w:val="21"/>
-                        </w:rPr>
-                      </m:ctrlPr>
-                    </m:sSubPr>
-                    <m:e>
-                      <m:r>
-                        <w:rPr>
-                          <w:rFonts w:ascii="Cambria Math" w:hAnsi="Cambria Math" w:hint="eastAsia"/>
-                          <w:szCs w:val="21"/>
-                        </w:rPr>
-                        <m:t>x</m:t>
-                      </m:r>
-                    </m:e>
-                    <m:sub>
-                      <m:r>
-                        <w:rPr>
-                          <w:rFonts w:ascii="Cambria Math" w:hAnsi="Cambria Math" w:hint="eastAsia"/>
-                          <w:szCs w:val="21"/>
-                        </w:rPr>
-                        <m:t>new</m:t>
-                      </m:r>
-                    </m:sub>
-                  </m:sSub>
-                </m:e>
-              </m:d>
-            </m:oMath>
-            <w:r>
-              <w:rPr>
-                <w:rFonts w:hint="eastAsia"/>
-                <w:szCs w:val="21"/>
-              </w:rPr>
-              <w:t xml:space="preserve"> </w:t>
-            </w:r>
-            <w:r>
-              <w:rPr>
-                <w:rFonts w:hint="eastAsia"/>
-                <w:szCs w:val="21"/>
-              </w:rPr>
-              <w:t>与障碍物集合</w:t>
-            </w:r>
-            <w:r>
-              <w:rPr>
-                <w:rFonts w:hint="eastAsia"/>
-                <w:szCs w:val="21"/>
-              </w:rPr>
-              <w:t xml:space="preserve"> </w:t>
-            </w:r>
-            <m:oMath>
-              <m:sSub>
-                <m:sSubPr>
-                  <m:ctrlPr>
-                    <w:rPr>
-                      <w:rFonts w:ascii="Cambria Math" w:hAnsi="Cambria Math"/>
-                      <w:szCs w:val="21"/>
-                    </w:rPr>
-                  </m:ctrlPr>
-                </m:sSubPr>
-                <m:e>
-                  <m:r>
-                    <w:rPr>
-                      <w:rFonts w:ascii="Cambria Math" w:hAnsi="Cambria Math" w:hint="eastAsia"/>
-                      <w:szCs w:val="21"/>
-                    </w:rPr>
-                    <m:t>O</m:t>
-                  </m:r>
-                </m:e>
-                <m:sub>
-                  <m:r>
-                    <w:rPr>
-                      <w:rFonts w:ascii="Cambria Math" w:hAnsi="Cambria Math" w:hint="eastAsia"/>
-                      <w:szCs w:val="21"/>
-                    </w:rPr>
-                    <m:t>t</m:t>
-                  </m:r>
-                </m:sub>
-              </m:sSub>
-            </m:oMath>
-            <w:r>
-              <w:rPr>
-                <w:rFonts w:hint="eastAsia"/>
-                <w:szCs w:val="21"/>
-              </w:rPr>
-              <w:t xml:space="preserve"> </w:t>
-            </w:r>
-            <w:r>
-              <w:rPr>
-                <w:rFonts w:hint="eastAsia"/>
-                <w:szCs w:val="21"/>
-              </w:rPr>
-              <w:t>不相交</w:t>
-            </w:r>
-            <w:r>
-              <w:rPr>
-                <w:rFonts w:hint="eastAsia"/>
-                <w:szCs w:val="21"/>
-              </w:rPr>
-              <w:t xml:space="preserve"> then</w:t>
-            </w:r>
-          </w:p>
-          <w:p>
-            <w:pPr>
-              <w:spacing w:line="360" w:lineRule="auto"/>
-              <w:ind w:left="420" w:hanging="420"/>
-              <w:rPr>
-                <w:szCs w:val="21"/>
-              </w:rPr>
-            </w:pPr>
-            <w:r>
-              <w:rPr>
-                <w:rFonts w:hint="eastAsia"/>
-                <w:szCs w:val="21"/>
-              </w:rPr>
-              <w:t xml:space="preserve">             </w:t>
-            </w:r>
-            <w:r>
-              <w:rPr>
-                <w:szCs w:val="21"/>
-              </w:rPr>
-              <w:tab/>
-            </w:r>
-            <w:r>
-              <w:rPr>
-                <w:rFonts w:hint="eastAsia"/>
-                <w:szCs w:val="21"/>
-              </w:rPr>
-              <w:t>加入树结构</w:t>
-            </w:r>
-            <w:r>
-              <w:rPr>
-                <w:rFonts w:hint="eastAsia"/>
-                <w:szCs w:val="21"/>
-              </w:rPr>
-              <w:t xml:space="preserve"> </w:t>
-            </w:r>
-            <m:oMath>
-              <m:sSub>
-                <m:sSubPr>
-                  <m:ctrlPr>
-                    <w:rPr>
-                      <w:rFonts w:ascii="Cambria Math" w:hAnsi="Cambria Math"/>
-                      <w:szCs w:val="21"/>
-                    </w:rPr>
-                  </m:ctrlPr>
-                </m:sSubPr>
-                <m:e>
-                  <m:r>
-                    <w:rPr>
-                      <w:rFonts w:ascii="Cambria Math" w:hAnsi="Cambria Math" w:hint="eastAsia"/>
-                      <w:szCs w:val="21"/>
-                    </w:rPr>
-                    <m:t>T</m:t>
-                  </m:r>
-                </m:e>
-                <m:sub>
-                  <m:r>
-                    <w:rPr>
-                      <w:rFonts w:ascii="Cambria Math" w:hAnsi="Cambria Math" w:hint="eastAsia"/>
-                      <w:szCs w:val="21"/>
-                    </w:rPr>
-                    <m:t>i</m:t>
-                  </m:r>
-                </m:sub>
-              </m:sSub>
-            </m:oMath>
-            <w:r>
-              <w:rPr>
-                <w:rFonts w:hint="eastAsia"/>
-                <w:szCs w:val="21"/>
-              </w:rPr>
-              <w:t xml:space="preserve"> </w:t>
-            </w:r>
-            <w:r>
-              <w:rPr>
-                <w:rFonts w:hint="eastAsia"/>
-                <w:szCs w:val="21"/>
-              </w:rPr>
-              <w:t>←</w:t>
-            </w:r>
-            <w:r>
-              <w:rPr>
-                <w:rFonts w:hint="eastAsia"/>
-                <w:szCs w:val="21"/>
-              </w:rPr>
-              <w:t xml:space="preserve"> </w:t>
-            </w:r>
-            <m:oMath>
-              <m:sSub>
-                <m:sSubPr>
-                  <m:ctrlPr>
-                    <w:rPr>
-                      <w:rFonts w:ascii="Cambria Math" w:hAnsi="Cambria Math"/>
-                      <w:szCs w:val="21"/>
-                    </w:rPr>
-                  </m:ctrlPr>
-                </m:sSubPr>
-                <m:e>
-                  <m:r>
-                    <w:rPr>
-                      <w:rFonts w:ascii="Cambria Math" w:hAnsi="Cambria Math" w:hint="eastAsia"/>
-                      <w:szCs w:val="21"/>
-                    </w:rPr>
-                    <m:t>T</m:t>
-                  </m:r>
-                </m:e>
-                <m:sub>
-                  <m:r>
-                    <w:rPr>
-                      <w:rFonts w:ascii="Cambria Math" w:hAnsi="Cambria Math" w:hint="eastAsia"/>
-                      <w:szCs w:val="21"/>
-                    </w:rPr>
-                    <m:t>i</m:t>
-                  </m:r>
-                </m:sub>
-              </m:sSub>
-            </m:oMath>
-            <w:r>
-              <w:rPr>
-                <w:rFonts w:hint="eastAsia"/>
-                <w:szCs w:val="21"/>
-              </w:rPr>
-              <w:t xml:space="preserve"> </w:t>
-            </w:r>
-            <w:r>
-              <w:rPr>
-                <w:rFonts w:hint="eastAsia"/>
-                <w:szCs w:val="21"/>
-              </w:rPr>
-              <w:t>∪</w:t>
-            </w:r>
-            <w:r>
-              <w:rPr>
-                <w:rFonts w:hint="eastAsia"/>
-                <w:szCs w:val="21"/>
-              </w:rPr>
-              <w:t xml:space="preserve"> </w:t>
-            </w:r>
-            <m:oMath>
-              <m:sSub>
-                <m:sSubPr>
-                  <m:ctrlPr>
-                    <w:rPr>
-                      <w:rFonts w:ascii="Cambria Math" w:hAnsi="Cambria Math"/>
-                      <w:szCs w:val="21"/>
-                    </w:rPr>
-                  </m:ctrlPr>
-                </m:sSubPr>
-                <m:e>
-                  <m:r>
-                    <w:rPr>
-                      <w:rFonts w:ascii="Cambria Math" w:hAnsi="Cambria Math" w:hint="eastAsia"/>
-                      <w:szCs w:val="21"/>
-                    </w:rPr>
-                    <m:t>x</m:t>
-                  </m:r>
-                </m:e>
-                <m:sub>
-                  <m:r>
-                    <w:rPr>
-                      <w:rFonts w:ascii="Cambria Math" w:hAnsi="Cambria Math" w:hint="eastAsia"/>
-                      <w:szCs w:val="21"/>
-                    </w:rPr>
-                    <m:t>new</m:t>
-                  </m:r>
-                </m:sub>
-              </m:sSub>
-            </m:oMath>
-          </w:p>
-          <w:p>
-            <w:pPr>
-              <w:spacing w:line="360" w:lineRule="auto"/>
-              <w:ind w:left="420" w:hanging="420"/>
-              <w:rPr>
-                <w:szCs w:val="21"/>
-              </w:rPr>
-            </w:pPr>
-            <w:r>
-              <w:rPr>
-                <w:rFonts w:hint="eastAsia"/>
-                <w:szCs w:val="21"/>
-              </w:rPr>
-              <w:t xml:space="preserve">             </w:t>
-            </w:r>
-            <w:r>
-              <w:rPr>
-                <w:szCs w:val="21"/>
-              </w:rPr>
-              <w:tab/>
-            </w:r>
-            <w:r>
-              <w:rPr>
-                <w:rFonts w:hint="eastAsia"/>
-                <w:szCs w:val="21"/>
-              </w:rPr>
-              <w:t>计算路径代价</w:t>
-            </w:r>
-            <w:r>
-              <w:rPr>
-                <w:rFonts w:hint="eastAsia"/>
-                <w:szCs w:val="21"/>
-              </w:rPr>
-              <w:t xml:space="preserve"> </w:t>
-            </w:r>
-            <m:oMath>
-              <m:r>
-                <w:rPr>
-                  <w:rFonts w:ascii="Cambria Math" w:hAnsi="Cambria Math" w:hint="eastAsia"/>
-                  <w:szCs w:val="21"/>
-                </w:rPr>
-                <m:t>Cost</m:t>
-              </m:r>
-              <m:d>
-                <m:dPr>
-                  <m:ctrlPr>
-                    <w:rPr>
-                      <w:rFonts w:ascii="Cambria Math" w:hAnsi="Cambria Math"/>
-                      <w:szCs w:val="21"/>
-                    </w:rPr>
-                  </m:ctrlPr>
-                </m:dPr>
-                <m:e>
-                  <m:sSub>
-                    <m:sSubPr>
-                      <m:ctrlPr>
-                        <w:rPr>
-                          <w:rFonts w:ascii="Cambria Math" w:hAnsi="Cambria Math"/>
-                          <w:szCs w:val="21"/>
-                        </w:rPr>
-                      </m:ctrlPr>
-                    </m:sSubPr>
-                    <m:e>
-                      <m:r>
-                        <w:rPr>
-                          <w:rFonts w:ascii="Cambria Math" w:hAnsi="Cambria Math" w:hint="eastAsia"/>
-                          <w:szCs w:val="21"/>
-                        </w:rPr>
-                        <m:t>x</m:t>
-                      </m:r>
-                    </m:e>
-                    <m:sub>
-                      <m:r>
-                        <w:rPr>
-                          <w:rFonts w:ascii="Cambria Math" w:hAnsi="Cambria Math" w:hint="eastAsia"/>
-                          <w:szCs w:val="21"/>
-                        </w:rPr>
-                        <m:t>new</m:t>
-                      </m:r>
-                    </m:sub>
-                  </m:sSub>
-                </m:e>
-              </m:d>
-            </m:oMath>
-            <w:r>
-              <w:rPr>
-                <w:rFonts w:hint="eastAsia"/>
-                <w:szCs w:val="21"/>
-              </w:rPr>
-              <w:t>，执行路径重连优化</w:t>
-            </w:r>
-          </w:p>
-          <w:p>
-            <w:pPr>
-              <w:spacing w:line="360" w:lineRule="auto"/>
-              <w:ind w:left="420" w:hanging="420"/>
-              <w:rPr>
-                <w:szCs w:val="21"/>
-              </w:rPr>
-            </w:pPr>
-            <w:r>
-              <w:rPr>
-                <w:szCs w:val="21"/>
-              </w:rPr>
-              <w:t xml:space="preserve">        </w:t>
-            </w:r>
-            <w:r>
-              <w:rPr>
-                <w:szCs w:val="21"/>
-              </w:rPr>
-              <w:tab/>
-              <w:t>end if</w:t>
-            </w:r>
-          </w:p>
-          <w:p>
-            <w:pPr>
-              <w:spacing w:line="360" w:lineRule="auto"/>
-              <w:ind w:left="420" w:hanging="420"/>
-              <w:rPr>
-                <w:szCs w:val="21"/>
-              </w:rPr>
-            </w:pPr>
-            <w:r>
-              <w:rPr>
-                <w:rFonts w:hint="eastAsia"/>
-                <w:szCs w:val="21"/>
-              </w:rPr>
-              <w:t xml:space="preserve">        </w:t>
-            </w:r>
-            <w:r>
-              <w:rPr>
-                <w:szCs w:val="21"/>
-              </w:rPr>
-              <w:tab/>
-              <w:t xml:space="preserve">if </w:t>
-            </w:r>
-            <w:r>
-              <w:rPr>
-                <w:rFonts w:hint="eastAsia"/>
-                <w:szCs w:val="21"/>
-              </w:rPr>
-              <w:t>路径</w:t>
-            </w:r>
-            <w:r>
-              <w:rPr>
-                <w:rFonts w:hint="eastAsia"/>
-                <w:szCs w:val="21"/>
-              </w:rPr>
-              <w:t xml:space="preserve"> </w:t>
-            </w:r>
-            <m:oMath>
-              <m:sSub>
-                <m:sSubPr>
-                  <m:ctrlPr>
-                    <w:rPr>
-                      <w:rFonts w:ascii="Cambria Math" w:hAnsi="Cambria Math"/>
-                      <w:szCs w:val="21"/>
-                    </w:rPr>
-                  </m:ctrlPr>
-                </m:sSubPr>
-                <m:e>
-                  <m:r>
-                    <w:rPr>
-                      <w:rFonts w:ascii="Cambria Math" w:hAnsi="Cambria Math" w:hint="eastAsia"/>
-                      <w:szCs w:val="21"/>
-                    </w:rPr>
-                    <m:t>P</m:t>
-                  </m:r>
-                </m:e>
-                <m:sub>
-                  <m:r>
-                    <w:rPr>
-                      <w:rFonts w:ascii="Cambria Math" w:hAnsi="Cambria Math" w:hint="eastAsia"/>
-                      <w:szCs w:val="21"/>
-                    </w:rPr>
-                    <m:t>i</m:t>
-                  </m:r>
-                </m:sub>
-              </m:sSub>
-            </m:oMath>
-            <w:r>
-              <w:rPr>
-                <w:rFonts w:hint="eastAsia"/>
-                <w:szCs w:val="21"/>
-              </w:rPr>
-              <w:t xml:space="preserve"> </w:t>
-            </w:r>
-            <w:r>
-              <w:rPr>
-                <w:rFonts w:hint="eastAsia"/>
-                <w:szCs w:val="21"/>
-              </w:rPr>
-              <w:t>与其他簇</w:t>
-            </w:r>
-            <w:r>
-              <w:rPr>
-                <w:rFonts w:hint="eastAsia"/>
-                <w:szCs w:val="21"/>
-              </w:rPr>
-              <w:t xml:space="preserve"> </w:t>
-            </w:r>
-            <m:oMath>
-              <m:sSub>
-                <m:sSubPr>
-                  <m:ctrlPr>
-                    <w:rPr>
-                      <w:rFonts w:ascii="Cambria Math" w:hAnsi="Cambria Math"/>
-                      <w:szCs w:val="21"/>
-                    </w:rPr>
-                  </m:ctrlPr>
-                </m:sSubPr>
-                <m:e>
-                  <m:r>
-                    <w:rPr>
-                      <w:rFonts w:ascii="Cambria Math" w:hAnsi="Cambria Math" w:hint="eastAsia"/>
-                      <w:szCs w:val="21"/>
-                    </w:rPr>
-                    <m:t>C</m:t>
-                  </m:r>
-                </m:e>
-                <m:sub>
-                  <m:r>
-                    <w:rPr>
-                      <w:rFonts w:ascii="Cambria Math" w:hAnsi="Cambria Math" w:hint="eastAsia"/>
-                      <w:szCs w:val="21"/>
-                    </w:rPr>
-                    <m:t>i</m:t>
-                  </m:r>
-                </m:sub>
-              </m:sSub>
-              <m:r>
-                <m:rPr>
-                  <m:sty m:val="p"/>
-                </m:rPr>
-                <w:rPr>
-                  <w:rFonts w:ascii="Cambria Math" w:hAnsi="Cambria Math"/>
-                  <w:szCs w:val="21"/>
-                </w:rPr>
-                <m:t xml:space="preserve"> ∈ </m:t>
-              </m:r>
-              <m:r>
-                <w:rPr>
-                  <w:rFonts w:ascii="Cambria Math" w:hAnsi="Cambria Math"/>
-                  <w:szCs w:val="21"/>
-                </w:rPr>
-                <m:t>R</m:t>
-              </m:r>
-            </m:oMath>
-            <w:r>
-              <w:rPr>
-                <w:rFonts w:hint="eastAsia"/>
-                <w:szCs w:val="21"/>
-              </w:rPr>
-              <w:t xml:space="preserve"> </w:t>
-            </w:r>
-            <w:r>
-              <w:rPr>
-                <w:rFonts w:hint="eastAsia"/>
-                <w:szCs w:val="21"/>
-              </w:rPr>
-              <w:t>的</w:t>
-            </w:r>
-            <w:r>
-              <w:rPr>
-                <w:rFonts w:hint="eastAsia"/>
-                <w:szCs w:val="21"/>
-              </w:rPr>
-              <w:t xml:space="preserve"> </w:t>
-            </w:r>
-            <m:oMath>
-              <m:sSub>
-                <m:sSubPr>
-                  <m:ctrlPr>
-                    <w:rPr>
-                      <w:rFonts w:ascii="Cambria Math" w:hAnsi="Cambria Math"/>
-                      <w:szCs w:val="21"/>
-                    </w:rPr>
-                  </m:ctrlPr>
-                </m:sSubPr>
-                <m:e>
-                  <m:r>
-                    <w:rPr>
-                      <w:rFonts w:ascii="Cambria Math" w:hAnsi="Cambria Math" w:hint="eastAsia"/>
-                      <w:szCs w:val="21"/>
-                    </w:rPr>
-                    <m:t>P</m:t>
-                  </m:r>
-                </m:e>
-                <m:sub>
-                  <m:r>
-                    <w:rPr>
-                      <w:rFonts w:ascii="Cambria Math" w:hAnsi="Cambria Math" w:hint="eastAsia"/>
-                      <w:szCs w:val="21"/>
-                    </w:rPr>
-                    <m:t>j</m:t>
-                  </m:r>
-                </m:sub>
-              </m:sSub>
-            </m:oMath>
-            <w:r>
-              <w:rPr>
-                <w:rFonts w:hint="eastAsia"/>
-                <w:szCs w:val="21"/>
-              </w:rPr>
-              <w:t xml:space="preserve"> </w:t>
-            </w:r>
-            <w:r>
-              <w:rPr>
-                <w:rFonts w:hint="eastAsia"/>
-                <w:szCs w:val="21"/>
-              </w:rPr>
-              <w:t>的</w:t>
-            </w:r>
-            <w:r>
-              <w:rPr>
-                <w:rFonts w:hint="eastAsia"/>
-                <w:szCs w:val="21"/>
-              </w:rPr>
-              <w:t xml:space="preserve"> Fr</w:t>
-            </w:r>
-            <w:r>
-              <w:rPr>
-                <w:rFonts w:hint="eastAsia"/>
-                <w:szCs w:val="21"/>
-              </w:rPr>
-              <w:t>é</w:t>
-            </w:r>
-            <w:r>
-              <w:rPr>
-                <w:rFonts w:hint="eastAsia"/>
-                <w:szCs w:val="21"/>
-              </w:rPr>
-              <w:t xml:space="preserve">chet </w:t>
-            </w:r>
-            <w:r>
-              <w:rPr>
-                <w:rFonts w:hint="eastAsia"/>
-                <w:szCs w:val="21"/>
-              </w:rPr>
-              <w:t>距离不在</w:t>
-            </w:r>
-            <w:r>
-              <w:rPr>
-                <w:rFonts w:hint="eastAsia"/>
-                <w:szCs w:val="21"/>
-              </w:rPr>
-              <w:t xml:space="preserve"> [L, U] </w:t>
-            </w:r>
-            <w:r>
-              <w:rPr>
-                <w:rFonts w:hint="eastAsia"/>
-                <w:szCs w:val="21"/>
-              </w:rPr>
-              <w:t>内</w:t>
-            </w:r>
-          </w:p>
-          <w:p>
-            <w:pPr>
-              <w:spacing w:line="360" w:lineRule="auto"/>
-              <w:ind w:left="420" w:hanging="420"/>
-              <w:rPr>
-                <w:szCs w:val="21"/>
-              </w:rPr>
-            </w:pPr>
-            <w:r>
-              <w:rPr>
-                <w:rFonts w:hint="eastAsia"/>
-                <w:szCs w:val="21"/>
-              </w:rPr>
-              <w:t xml:space="preserve">            </w:t>
-            </w:r>
-            <w:r>
-              <w:rPr>
-                <w:szCs w:val="21"/>
-              </w:rPr>
-              <w:tab/>
-            </w:r>
-            <w:r>
-              <w:rPr>
-                <w:rFonts w:hint="eastAsia"/>
-                <w:szCs w:val="21"/>
-              </w:rPr>
-              <w:t>重新规划</w:t>
-            </w:r>
-          </w:p>
-          <w:p>
-            <w:pPr>
-              <w:spacing w:line="360" w:lineRule="auto"/>
-              <w:ind w:left="420" w:hanging="420"/>
-              <w:rPr>
-                <w:szCs w:val="21"/>
-              </w:rPr>
-            </w:pPr>
-            <w:r>
-              <w:rPr>
-                <w:szCs w:val="21"/>
-              </w:rPr>
-              <w:t xml:space="preserve">        </w:t>
-            </w:r>
-            <w:r>
-              <w:rPr>
-                <w:szCs w:val="21"/>
-              </w:rPr>
-              <w:tab/>
-              <w:t>end if</w:t>
-            </w:r>
-          </w:p>
-          <w:p>
-            <w:pPr>
-              <w:spacing w:line="360" w:lineRule="auto"/>
-              <w:ind w:left="420" w:hanging="420"/>
-              <w:rPr>
-                <w:szCs w:val="21"/>
-              </w:rPr>
-            </w:pPr>
-            <w:r>
-              <w:rPr>
-                <w:szCs w:val="21"/>
-              </w:rPr>
-              <w:t xml:space="preserve">    </w:t>
-            </w:r>
-            <w:r>
-              <w:rPr>
-                <w:szCs w:val="21"/>
-              </w:rPr>
-              <w:tab/>
-              <w:t>end for</w:t>
-            </w:r>
-          </w:p>
-          <w:p>
-            <w:pPr>
-              <w:spacing w:line="360" w:lineRule="auto"/>
-              <w:ind w:left="420" w:hanging="420"/>
-              <w:rPr>
-                <w:szCs w:val="21"/>
-              </w:rPr>
-            </w:pPr>
-            <w:r>
-              <w:rPr>
-                <w:rFonts w:hint="eastAsia"/>
-                <w:szCs w:val="21"/>
-              </w:rPr>
-              <w:t xml:space="preserve">    for </w:t>
-            </w:r>
-            <w:r>
-              <w:rPr>
-                <w:rFonts w:hint="eastAsia"/>
-                <w:szCs w:val="21"/>
-              </w:rPr>
-              <w:t>每个无人机</w:t>
-            </w:r>
-            <w:r>
-              <w:rPr>
-                <w:rFonts w:hint="eastAsia"/>
-                <w:szCs w:val="21"/>
-              </w:rPr>
-              <w:t xml:space="preserve"> i </w:t>
-            </w:r>
-            <w:r>
-              <w:rPr>
-                <w:rFonts w:hint="eastAsia"/>
-                <w:szCs w:val="21"/>
-              </w:rPr>
-              <w:t>∈</w:t>
-            </w:r>
-            <w:r>
-              <w:rPr>
-                <w:rFonts w:hint="eastAsia"/>
-                <w:szCs w:val="21"/>
-              </w:rPr>
-              <w:t xml:space="preserve"> </w:t>
-            </w:r>
-            <m:oMath>
-              <m:r>
-                <w:rPr>
-                  <w:rFonts w:ascii="Cambria Math" w:hAnsi="Cambria Math" w:hint="eastAsia"/>
-                  <w:szCs w:val="21"/>
-                </w:rPr>
-                <m:t>U</m:t>
-              </m:r>
-            </m:oMath>
-            <w:r>
-              <w:rPr>
-                <w:rFonts w:hint="eastAsia"/>
-                <w:szCs w:val="21"/>
-              </w:rPr>
-              <w:t>并行执行</w:t>
-            </w:r>
-            <w:r>
-              <w:rPr>
-                <w:rFonts w:hint="eastAsia"/>
-                <w:szCs w:val="21"/>
-              </w:rPr>
-              <w:t>:</w:t>
-            </w:r>
-          </w:p>
-          <w:p>
-            <w:pPr>
-              <w:spacing w:line="360" w:lineRule="auto"/>
-              <w:ind w:left="420" w:hanging="420"/>
-              <w:rPr>
-                <w:szCs w:val="21"/>
-              </w:rPr>
-            </w:pPr>
-            <w:r>
-              <w:rPr>
-                <w:rFonts w:hint="eastAsia"/>
-                <w:szCs w:val="21"/>
-              </w:rPr>
-              <w:t xml:space="preserve">        </w:t>
-            </w:r>
-            <w:r>
-              <w:rPr>
-                <w:rFonts w:hint="eastAsia"/>
-                <w:szCs w:val="21"/>
-              </w:rPr>
-              <w:t>计算吸引力</w:t>
-            </w:r>
-            <w:r>
-              <w:rPr>
-                <w:rFonts w:hint="eastAsia"/>
-                <w:szCs w:val="21"/>
-              </w:rPr>
-              <w:t xml:space="preserve"> </w:t>
-            </w:r>
-            <m:oMath>
-              <m:sSub>
-                <m:sSubPr>
-                  <m:ctrlPr>
-                    <w:rPr>
-                      <w:rFonts w:ascii="Cambria Math" w:hAnsi="Cambria Math"/>
-                      <w:szCs w:val="21"/>
-                    </w:rPr>
-                  </m:ctrlPr>
-                </m:sSubPr>
-                <m:e>
-                  <m:r>
-                    <w:rPr>
-                      <w:rFonts w:ascii="Cambria Math" w:hAnsi="Cambria Math" w:hint="eastAsia"/>
-                      <w:szCs w:val="21"/>
-                    </w:rPr>
-                    <m:t>f</m:t>
-                  </m:r>
-                </m:e>
-                <m:sub>
-                  <m:r>
-                    <w:rPr>
-                      <w:rFonts w:ascii="Cambria Math" w:hAnsi="Cambria Math" w:hint="eastAsia"/>
-                      <w:szCs w:val="21"/>
-                    </w:rPr>
-                    <m:t>att</m:t>
-                  </m:r>
-                  <m:r>
-                    <m:rPr>
-                      <m:sty m:val="p"/>
-                    </m:rPr>
-                    <w:rPr>
-                      <w:rFonts w:ascii="Cambria Math" w:hAnsi="Cambria Math" w:hint="eastAsia"/>
-                      <w:szCs w:val="21"/>
-                    </w:rPr>
-                    <m:t>,</m:t>
-                  </m:r>
-                  <m:r>
-                    <w:rPr>
-                      <w:rFonts w:ascii="Cambria Math" w:hAnsi="Cambria Math" w:hint="eastAsia"/>
-                      <w:szCs w:val="21"/>
-                    </w:rPr>
-                    <m:t>i</m:t>
-                  </m:r>
-                </m:sub>
-              </m:sSub>
-              <m:d>
-                <m:dPr>
-                  <m:ctrlPr>
-                    <w:rPr>
-                      <w:rFonts w:ascii="Cambria Math" w:hAnsi="Cambria Math"/>
-                      <w:szCs w:val="21"/>
-                    </w:rPr>
-                  </m:ctrlPr>
-                </m:dPr>
-                <m:e>
-                  <m:r>
-                    <w:rPr>
-                      <w:rFonts w:ascii="Cambria Math" w:hAnsi="Cambria Math" w:hint="eastAsia"/>
-                      <w:szCs w:val="21"/>
-                    </w:rPr>
-                    <m:t>t</m:t>
-                  </m:r>
-                </m:e>
-              </m:d>
-            </m:oMath>
-            <w:r>
-              <w:rPr>
-                <w:rFonts w:hint="eastAsia"/>
-                <w:szCs w:val="21"/>
-              </w:rPr>
-              <w:t xml:space="preserve">, </w:t>
-            </w:r>
-            <w:r>
-              <w:rPr>
-                <w:rFonts w:hint="eastAsia"/>
-                <w:szCs w:val="21"/>
-              </w:rPr>
-              <w:t>斥力</w:t>
-            </w:r>
-            <w:r>
-              <w:rPr>
-                <w:rFonts w:hint="eastAsia"/>
-                <w:szCs w:val="21"/>
-              </w:rPr>
-              <w:t xml:space="preserve"> </w:t>
-            </w:r>
-            <m:oMath>
-              <m:sSub>
-                <m:sSubPr>
-                  <m:ctrlPr>
-                    <w:rPr>
-                      <w:rFonts w:ascii="Cambria Math" w:hAnsi="Cambria Math"/>
-                      <w:szCs w:val="21"/>
-                    </w:rPr>
-                  </m:ctrlPr>
-                </m:sSubPr>
-                <m:e>
-                  <m:r>
-                    <w:rPr>
-                      <w:rFonts w:ascii="Cambria Math" w:hAnsi="Cambria Math" w:hint="eastAsia"/>
-                      <w:szCs w:val="21"/>
-                    </w:rPr>
-                    <m:t>f</m:t>
-                  </m:r>
-                </m:e>
-                <m:sub>
-                  <m:r>
-                    <w:rPr>
-                      <w:rFonts w:ascii="Cambria Math" w:hAnsi="Cambria Math" w:hint="eastAsia"/>
-                      <w:szCs w:val="21"/>
-                    </w:rPr>
-                    <m:t>rep</m:t>
-                  </m:r>
-                  <m:r>
-                    <m:rPr>
-                      <m:sty m:val="p"/>
-                    </m:rPr>
-                    <w:rPr>
-                      <w:rFonts w:ascii="Cambria Math" w:hAnsi="Cambria Math" w:hint="eastAsia"/>
-                      <w:szCs w:val="21"/>
-                    </w:rPr>
-                    <m:t>,</m:t>
-                  </m:r>
-                  <m:r>
-                    <w:rPr>
-                      <w:rFonts w:ascii="Cambria Math" w:hAnsi="Cambria Math" w:hint="eastAsia"/>
-                      <w:szCs w:val="21"/>
-                    </w:rPr>
-                    <m:t>i</m:t>
-                  </m:r>
-                </m:sub>
-              </m:sSub>
-              <m:d>
-                <m:dPr>
-                  <m:ctrlPr>
-                    <w:rPr>
-                      <w:rFonts w:ascii="Cambria Math" w:hAnsi="Cambria Math"/>
-                      <w:szCs w:val="21"/>
-                    </w:rPr>
-                  </m:ctrlPr>
-                </m:dPr>
-                <m:e>
-                  <m:r>
-                    <w:rPr>
-                      <w:rFonts w:ascii="Cambria Math" w:hAnsi="Cambria Math" w:hint="eastAsia"/>
-                      <w:szCs w:val="21"/>
-                    </w:rPr>
-                    <m:t>t</m:t>
-                  </m:r>
-                </m:e>
-              </m:d>
-            </m:oMath>
-            <w:r>
-              <w:rPr>
-                <w:rFonts w:hint="eastAsia"/>
-                <w:szCs w:val="21"/>
-              </w:rPr>
-              <w:t>,</w:t>
-            </w:r>
-            <w:r>
-              <w:rPr>
-                <w:rFonts w:hint="eastAsia"/>
-                <w:szCs w:val="21"/>
-              </w:rPr>
-              <w:t>通信保持力</w:t>
-            </w:r>
-            <w:r>
-              <w:rPr>
-                <w:rFonts w:hint="eastAsia"/>
-                <w:szCs w:val="21"/>
-              </w:rPr>
-              <w:t xml:space="preserve"> </w:t>
-            </w:r>
-            <m:oMath>
-              <m:sSub>
-                <m:sSubPr>
-                  <m:ctrlPr>
-                    <w:rPr>
-                      <w:rFonts w:ascii="Cambria Math" w:hAnsi="Cambria Math"/>
-                      <w:szCs w:val="21"/>
-                    </w:rPr>
-                  </m:ctrlPr>
-                </m:sSubPr>
-                <m:e>
-                  <m:r>
-                    <w:rPr>
-                      <w:rFonts w:ascii="Cambria Math" w:hAnsi="Cambria Math" w:hint="eastAsia"/>
-                      <w:szCs w:val="21"/>
-                    </w:rPr>
-                    <m:t>f</m:t>
-                  </m:r>
-                </m:e>
-                <m:sub>
-                  <m:r>
-                    <w:rPr>
-                      <w:rFonts w:ascii="Cambria Math" w:hAnsi="Cambria Math" w:hint="eastAsia"/>
-                      <w:szCs w:val="21"/>
-                    </w:rPr>
-                    <m:t>co</m:t>
-                  </m:r>
-                  <m:r>
-                    <w:rPr>
-                      <w:rFonts w:ascii="Cambria Math" w:eastAsia="MS Gothic" w:hAnsi="Cambria Math" w:cs="MS Gothic" w:hint="eastAsia"/>
-                      <w:szCs w:val="21"/>
-                    </w:rPr>
-                    <m:t>h</m:t>
-                  </m:r>
-                  <m:r>
-                    <m:rPr>
-                      <m:sty m:val="p"/>
-                    </m:rPr>
-                    <w:rPr>
-                      <w:rFonts w:ascii="Cambria Math" w:hAnsi="Cambria Math" w:hint="eastAsia"/>
-                      <w:szCs w:val="21"/>
-                    </w:rPr>
-                    <m:t>,</m:t>
-                  </m:r>
-                  <m:r>
-                    <w:rPr>
-                      <w:rFonts w:ascii="Cambria Math" w:hAnsi="Cambria Math" w:hint="eastAsia"/>
-                      <w:szCs w:val="21"/>
-                    </w:rPr>
-                    <m:t>i</m:t>
-                  </m:r>
-                </m:sub>
-              </m:sSub>
-              <m:d>
-                <m:dPr>
-                  <m:ctrlPr>
-                    <w:rPr>
-                      <w:rFonts w:ascii="Cambria Math" w:hAnsi="Cambria Math"/>
-                      <w:szCs w:val="21"/>
-                    </w:rPr>
-                  </m:ctrlPr>
-                </m:dPr>
-                <m:e>
-                  <m:r>
-                    <w:rPr>
-                      <w:rFonts w:ascii="Cambria Math" w:hAnsi="Cambria Math" w:hint="eastAsia"/>
-                      <w:szCs w:val="21"/>
-                    </w:rPr>
-                    <m:t>t</m:t>
-                  </m:r>
-                </m:e>
-              </m:d>
-            </m:oMath>
-          </w:p>
-          <w:p>
-            <w:pPr>
-              <w:spacing w:line="360" w:lineRule="auto"/>
-              <w:ind w:left="420" w:hanging="420"/>
-              <w:rPr>
-                <w:szCs w:val="21"/>
-              </w:rPr>
-            </w:pPr>
-            <w:r>
-              <w:rPr>
-                <w:rFonts w:hint="eastAsia"/>
-                <w:szCs w:val="21"/>
-              </w:rPr>
-              <w:t xml:space="preserve">        </w:t>
-            </w:r>
-            <w:r>
-              <w:rPr>
-                <w:rFonts w:hint="eastAsia"/>
-                <w:szCs w:val="21"/>
-              </w:rPr>
-              <w:t>合力</w:t>
-            </w:r>
-            <w:r>
-              <w:rPr>
-                <w:rFonts w:hint="eastAsia"/>
-                <w:szCs w:val="21"/>
-              </w:rPr>
-              <w:t xml:space="preserve"> </w:t>
-            </w:r>
-            <m:oMath>
-              <m:sSub>
-                <m:sSubPr>
-                  <m:ctrlPr>
-                    <w:rPr>
-                      <w:rFonts w:ascii="Cambria Math" w:hAnsi="Cambria Math"/>
-                      <w:szCs w:val="21"/>
-                    </w:rPr>
-                  </m:ctrlPr>
-                </m:sSubPr>
-                <m:e>
-                  <m:r>
-                    <w:rPr>
-                      <w:rFonts w:ascii="Cambria Math" w:hAnsi="Cambria Math" w:hint="eastAsia"/>
-                      <w:szCs w:val="21"/>
-                    </w:rPr>
-                    <m:t>F</m:t>
-                  </m:r>
-                </m:e>
-                <m:sub>
-                  <m:r>
-                    <w:rPr>
-                      <w:rFonts w:ascii="Cambria Math" w:hAnsi="Cambria Math" w:hint="eastAsia"/>
-                      <w:szCs w:val="21"/>
-                    </w:rPr>
-                    <m:t>i</m:t>
-                  </m:r>
-                </m:sub>
-              </m:sSub>
-              <m:d>
-                <m:dPr>
-                  <m:ctrlPr>
-                    <w:rPr>
-                      <w:rFonts w:ascii="Cambria Math" w:hAnsi="Cambria Math"/>
-                      <w:szCs w:val="21"/>
-                    </w:rPr>
-                  </m:ctrlPr>
-                </m:dPr>
-                <m:e>
-                  <m:r>
-                    <w:rPr>
-                      <w:rFonts w:ascii="Cambria Math" w:hAnsi="Cambria Math" w:hint="eastAsia"/>
-                      <w:szCs w:val="21"/>
-                    </w:rPr>
-                    <m:t>t</m:t>
-                  </m:r>
-                </m:e>
-              </m:d>
-              <m:r>
-                <m:rPr>
-                  <m:sty m:val="p"/>
-                </m:rPr>
-                <w:rPr>
-                  <w:rFonts w:ascii="Cambria Math" w:hAnsi="Cambria Math" w:hint="eastAsia"/>
-                  <w:szCs w:val="21"/>
-                </w:rPr>
-                <m:t>=</m:t>
-              </m:r>
-              <m:r>
-                <w:rPr>
-                  <w:rFonts w:ascii="Cambria Math" w:hAnsi="Cambria Math" w:hint="eastAsia"/>
-                  <w:szCs w:val="21"/>
-                </w:rPr>
-                <m:t>α</m:t>
-              </m:r>
-              <m:r>
-                <m:rPr>
-                  <m:sty m:val="p"/>
-                </m:rPr>
-                <w:rPr>
-                  <w:rFonts w:ascii="Cambria Math" w:hAnsi="Cambria Math" w:hint="eastAsia"/>
-                  <w:szCs w:val="21"/>
-                </w:rPr>
-                <m:t>·</m:t>
-              </m:r>
-              <m:sSub>
-                <m:sSubPr>
-                  <m:ctrlPr>
-                    <w:rPr>
-                      <w:rFonts w:ascii="Cambria Math" w:hAnsi="Cambria Math"/>
-                      <w:szCs w:val="21"/>
-                    </w:rPr>
-                  </m:ctrlPr>
-                </m:sSubPr>
-                <m:e>
-                  <m:r>
-                    <w:rPr>
-                      <w:rFonts w:ascii="Cambria Math" w:hAnsi="Cambria Math" w:hint="eastAsia"/>
-                      <w:szCs w:val="21"/>
-                    </w:rPr>
-                    <m:t>f</m:t>
-                  </m:r>
-                </m:e>
-                <m:sub>
-                  <m:r>
-                    <w:rPr>
-                      <w:rFonts w:ascii="Cambria Math" w:hAnsi="Cambria Math" w:hint="eastAsia"/>
-                      <w:szCs w:val="21"/>
-                    </w:rPr>
-                    <m:t>att</m:t>
-                  </m:r>
-                  <m:r>
-                    <m:rPr>
-                      <m:sty m:val="p"/>
-                    </m:rPr>
-                    <w:rPr>
-                      <w:rFonts w:ascii="Cambria Math" w:hAnsi="Cambria Math" w:hint="eastAsia"/>
-                      <w:szCs w:val="21"/>
-                    </w:rPr>
-                    <m:t>,</m:t>
-                  </m:r>
-                  <m:r>
-                    <w:rPr>
-                      <w:rFonts w:ascii="Cambria Math" w:hAnsi="Cambria Math" w:hint="eastAsia"/>
-                      <w:szCs w:val="21"/>
-                    </w:rPr>
-                    <m:t>i</m:t>
-                  </m:r>
-                </m:sub>
-              </m:sSub>
-              <m:d>
-                <m:dPr>
-                  <m:ctrlPr>
-                    <w:rPr>
-                      <w:rFonts w:ascii="Cambria Math" w:hAnsi="Cambria Math"/>
-                      <w:szCs w:val="21"/>
-                    </w:rPr>
-                  </m:ctrlPr>
-                </m:dPr>
-                <m:e>
-                  <m:r>
-                    <w:rPr>
-                      <w:rFonts w:ascii="Cambria Math" w:hAnsi="Cambria Math"/>
-                      <w:szCs w:val="21"/>
-                    </w:rPr>
-                    <m:t>t</m:t>
-                  </m:r>
-                </m:e>
-              </m:d>
-              <m:r>
-                <m:rPr>
-                  <m:sty m:val="p"/>
-                </m:rPr>
-                <w:rPr>
-                  <w:rFonts w:ascii="Cambria Math" w:hAnsi="Cambria Math" w:hint="eastAsia"/>
-                  <w:szCs w:val="21"/>
-                </w:rPr>
-                <m:t>+</m:t>
-              </m:r>
-              <m:r>
-                <w:rPr>
-                  <w:rFonts w:ascii="Cambria Math" w:hAnsi="Cambria Math" w:hint="eastAsia"/>
-                  <w:szCs w:val="21"/>
-                </w:rPr>
-                <m:t>β</m:t>
-              </m:r>
-              <m:r>
-                <m:rPr>
-                  <m:sty m:val="p"/>
-                </m:rPr>
-                <w:rPr>
-                  <w:rFonts w:ascii="Cambria Math" w:hAnsi="Cambria Math" w:hint="eastAsia"/>
-                  <w:szCs w:val="21"/>
-                </w:rPr>
-                <m:t>·</m:t>
-              </m:r>
-              <m:sSub>
-                <m:sSubPr>
-                  <m:ctrlPr>
-                    <w:rPr>
-                      <w:rFonts w:ascii="Cambria Math" w:hAnsi="Cambria Math"/>
-                      <w:szCs w:val="21"/>
-                    </w:rPr>
-                  </m:ctrlPr>
-                </m:sSubPr>
-                <m:e>
-                  <m:r>
-                    <w:rPr>
-                      <w:rFonts w:ascii="Cambria Math" w:hAnsi="Cambria Math" w:hint="eastAsia"/>
-                      <w:szCs w:val="21"/>
-                    </w:rPr>
-                    <m:t>f</m:t>
-                  </m:r>
-                </m:e>
-                <m:sub>
-                  <m:r>
-                    <w:rPr>
-                      <w:rFonts w:ascii="Cambria Math" w:hAnsi="Cambria Math" w:hint="eastAsia"/>
-                      <w:szCs w:val="21"/>
-                    </w:rPr>
-                    <m:t>rep</m:t>
-                  </m:r>
-                  <m:r>
-                    <m:rPr>
-                      <m:sty m:val="p"/>
-                    </m:rPr>
-                    <w:rPr>
-                      <w:rFonts w:ascii="Cambria Math" w:hAnsi="Cambria Math" w:hint="eastAsia"/>
-                      <w:szCs w:val="21"/>
-                    </w:rPr>
-                    <m:t>,</m:t>
-                  </m:r>
-                  <m:r>
-                    <w:rPr>
-                      <w:rFonts w:ascii="Cambria Math" w:hAnsi="Cambria Math" w:hint="eastAsia"/>
-                      <w:szCs w:val="21"/>
-                    </w:rPr>
-                    <m:t>i</m:t>
-                  </m:r>
-                </m:sub>
-              </m:sSub>
-              <m:d>
-                <m:dPr>
-                  <m:ctrlPr>
-                    <w:rPr>
-                      <w:rFonts w:ascii="Cambria Math" w:hAnsi="Cambria Math"/>
-                      <w:szCs w:val="21"/>
-                    </w:rPr>
-                  </m:ctrlPr>
-                </m:dPr>
-                <m:e>
-                  <m:r>
-                    <w:rPr>
-                      <w:rFonts w:ascii="Cambria Math" w:hAnsi="Cambria Math"/>
-                      <w:szCs w:val="21"/>
-                    </w:rPr>
-                    <m:t>t</m:t>
-                  </m:r>
-                </m:e>
-              </m:d>
-              <m:r>
-                <m:rPr>
-                  <m:sty m:val="p"/>
-                </m:rPr>
-                <w:rPr>
-                  <w:rFonts w:ascii="Cambria Math" w:hAnsi="Cambria Math" w:hint="eastAsia"/>
-                  <w:szCs w:val="21"/>
-                </w:rPr>
-                <m:t>+</m:t>
-              </m:r>
-              <m:r>
-                <w:rPr>
-                  <w:rFonts w:ascii="Cambria Math" w:hAnsi="Cambria Math" w:hint="eastAsia"/>
-                  <w:szCs w:val="21"/>
-                </w:rPr>
-                <m:t>η</m:t>
-              </m:r>
-              <m:r>
-                <m:rPr>
-                  <m:sty m:val="p"/>
-                </m:rPr>
-                <w:rPr>
-                  <w:rFonts w:ascii="Cambria Math" w:hAnsi="Cambria Math" w:hint="eastAsia"/>
-                  <w:szCs w:val="21"/>
-                </w:rPr>
-                <m:t>·</m:t>
-              </m:r>
-              <m:sSub>
-                <m:sSubPr>
-                  <m:ctrlPr>
-                    <w:rPr>
-                      <w:rFonts w:ascii="Cambria Math" w:hAnsi="Cambria Math"/>
-                      <w:szCs w:val="21"/>
-                    </w:rPr>
-                  </m:ctrlPr>
-                </m:sSubPr>
-                <m:e>
-                  <m:r>
-                    <w:rPr>
-                      <w:rFonts w:ascii="Cambria Math" w:hAnsi="Cambria Math" w:hint="eastAsia"/>
-                      <w:szCs w:val="21"/>
-                    </w:rPr>
-                    <m:t>f</m:t>
-                  </m:r>
-                </m:e>
-                <m:sub>
-                  <m:r>
-                    <w:rPr>
-                      <w:rFonts w:ascii="Cambria Math" w:hAnsi="Cambria Math" w:hint="eastAsia"/>
-                      <w:szCs w:val="21"/>
-                    </w:rPr>
-                    <m:t>co</m:t>
-                  </m:r>
-                  <m:r>
-                    <w:rPr>
-                      <w:rFonts w:ascii="Cambria Math" w:eastAsia="MS Gothic" w:hAnsi="Cambria Math" w:cs="MS Gothic" w:hint="eastAsia"/>
-                      <w:szCs w:val="21"/>
-                    </w:rPr>
-                    <m:t>h</m:t>
-                  </m:r>
-                  <m:r>
-                    <m:rPr>
-                      <m:sty m:val="p"/>
-                    </m:rPr>
-                    <w:rPr>
-                      <w:rFonts w:ascii="Cambria Math" w:hAnsi="Cambria Math" w:hint="eastAsia"/>
-                      <w:szCs w:val="21"/>
-                    </w:rPr>
-                    <m:t>,</m:t>
-                  </m:r>
-                  <m:r>
-                    <w:rPr>
-                      <w:rFonts w:ascii="Cambria Math" w:hAnsi="Cambria Math" w:hint="eastAsia"/>
-                      <w:szCs w:val="21"/>
-                    </w:rPr>
-                    <m:t>i</m:t>
-                  </m:r>
-                </m:sub>
-              </m:sSub>
-              <m:d>
-                <m:dPr>
-                  <m:ctrlPr>
-                    <w:rPr>
-                      <w:rFonts w:ascii="Cambria Math" w:hAnsi="Cambria Math"/>
-                      <w:szCs w:val="21"/>
-                    </w:rPr>
-                  </m:ctrlPr>
-                </m:dPr>
-                <m:e>
-                  <m:r>
-                    <w:rPr>
-                      <w:rFonts w:ascii="Cambria Math" w:hAnsi="Cambria Math"/>
-                      <w:szCs w:val="21"/>
-                    </w:rPr>
-                    <m:t>t</m:t>
-                  </m:r>
-                </m:e>
-              </m:d>
-            </m:oMath>
-          </w:p>
-          <w:p>
-            <w:pPr>
-              <w:spacing w:line="360" w:lineRule="auto"/>
-              <w:ind w:left="420" w:hanging="420"/>
-              <w:rPr>
-                <w:szCs w:val="21"/>
-              </w:rPr>
-            </w:pPr>
-            <w:r>
-              <w:rPr>
-                <w:rFonts w:hint="eastAsia"/>
-                <w:szCs w:val="21"/>
-              </w:rPr>
-              <w:lastRenderedPageBreak/>
-              <w:t xml:space="preserve">        </w:t>
-            </w:r>
-            <w:r>
-              <w:rPr>
-                <w:rFonts w:hint="eastAsia"/>
-                <w:szCs w:val="21"/>
-              </w:rPr>
-              <w:t>更新位置</w:t>
-            </w:r>
-            <w:r>
-              <w:rPr>
-                <w:rFonts w:hint="eastAsia"/>
-                <w:szCs w:val="21"/>
-              </w:rPr>
-              <w:t xml:space="preserve"> </w:t>
-            </w:r>
-            <m:oMath>
-              <m:sSub>
-                <m:sSubPr>
-                  <m:ctrlPr>
-                    <w:rPr>
-                      <w:rFonts w:ascii="Cambria Math" w:hAnsi="Cambria Math"/>
-                      <w:szCs w:val="21"/>
-                    </w:rPr>
-                  </m:ctrlPr>
-                </m:sSubPr>
-                <m:e>
-                  <m:r>
-                    <w:rPr>
-                      <w:rFonts w:ascii="Cambria Math" w:hAnsi="Cambria Math" w:hint="eastAsia"/>
-                      <w:szCs w:val="21"/>
-                    </w:rPr>
-                    <m:t>o</m:t>
-                  </m:r>
-                </m:e>
-                <m:sub>
-                  <m:r>
-                    <w:rPr>
-                      <w:rFonts w:ascii="Cambria Math" w:hAnsi="Cambria Math" w:hint="eastAsia"/>
-                      <w:szCs w:val="21"/>
-                    </w:rPr>
-                    <m:t>i</m:t>
-                  </m:r>
-                </m:sub>
-              </m:sSub>
-              <m:d>
-                <m:dPr>
-                  <m:ctrlPr>
-                    <w:rPr>
-                      <w:rFonts w:ascii="Cambria Math" w:hAnsi="Cambria Math"/>
-                      <w:szCs w:val="21"/>
-                    </w:rPr>
-                  </m:ctrlPr>
-                </m:dPr>
-                <m:e>
-                  <m:r>
-                    <w:rPr>
-                      <w:rFonts w:ascii="Cambria Math" w:hAnsi="Cambria Math" w:hint="eastAsia"/>
-                      <w:szCs w:val="21"/>
-                    </w:rPr>
-                    <m:t>t</m:t>
-                  </m:r>
-                  <m:r>
-                    <m:rPr>
-                      <m:sty m:val="p"/>
-                    </m:rPr>
-                    <w:rPr>
-                      <w:rFonts w:ascii="Cambria Math" w:hAnsi="Cambria Math" w:hint="eastAsia"/>
-                      <w:szCs w:val="21"/>
-                    </w:rPr>
-                    <m:t>+1</m:t>
-                  </m:r>
-                </m:e>
-              </m:d>
-              <m:r>
-                <m:rPr>
-                  <m:sty m:val="p"/>
-                </m:rPr>
-                <w:rPr>
-                  <w:rFonts w:ascii="Cambria Math" w:hAnsi="Cambria Math" w:hint="eastAsia"/>
-                  <w:szCs w:val="21"/>
-                </w:rPr>
-                <m:t>=</m:t>
-              </m:r>
-              <m:sSub>
-                <m:sSubPr>
-                  <m:ctrlPr>
-                    <w:rPr>
-                      <w:rFonts w:ascii="Cambria Math" w:hAnsi="Cambria Math"/>
-                      <w:szCs w:val="21"/>
-                    </w:rPr>
-                  </m:ctrlPr>
-                </m:sSubPr>
-                <m:e>
-                  <m:r>
-                    <w:rPr>
-                      <w:rFonts w:ascii="Cambria Math" w:hAnsi="Cambria Math" w:hint="eastAsia"/>
-                      <w:szCs w:val="21"/>
-                    </w:rPr>
-                    <m:t>o</m:t>
-                  </m:r>
-                </m:e>
-                <m:sub>
-                  <m:r>
-                    <w:rPr>
-                      <w:rFonts w:ascii="Cambria Math" w:hAnsi="Cambria Math" w:hint="eastAsia"/>
-                      <w:szCs w:val="21"/>
-                    </w:rPr>
-                    <m:t>i</m:t>
-                  </m:r>
-                </m:sub>
-              </m:sSub>
-              <m:d>
-                <m:dPr>
-                  <m:ctrlPr>
-                    <w:rPr>
-                      <w:rFonts w:ascii="Cambria Math" w:hAnsi="Cambria Math"/>
-                      <w:szCs w:val="21"/>
-                    </w:rPr>
-                  </m:ctrlPr>
-                </m:dPr>
-                <m:e>
-                  <m:r>
-                    <w:rPr>
-                      <w:rFonts w:ascii="Cambria Math" w:hAnsi="Cambria Math" w:hint="eastAsia"/>
-                      <w:szCs w:val="21"/>
-                    </w:rPr>
-                    <m:t>t</m:t>
-                  </m:r>
-                </m:e>
-              </m:d>
-              <m:r>
-                <m:rPr>
-                  <m:sty m:val="p"/>
-                </m:rPr>
-                <w:rPr>
-                  <w:rFonts w:ascii="Cambria Math" w:hAnsi="Cambria Math" w:hint="eastAsia"/>
-                  <w:szCs w:val="21"/>
-                </w:rPr>
-                <m:t>+</m:t>
-              </m:r>
-              <m:sSub>
-                <m:sSubPr>
-                  <m:ctrlPr>
-                    <w:rPr>
-                      <w:rFonts w:ascii="Cambria Math" w:hAnsi="Cambria Math"/>
-                      <w:szCs w:val="21"/>
-                    </w:rPr>
-                  </m:ctrlPr>
-                </m:sSubPr>
-                <m:e>
-                  <m:r>
-                    <w:rPr>
-                      <w:rFonts w:ascii="Cambria Math" w:hAnsi="Cambria Math" w:hint="eastAsia"/>
-                      <w:szCs w:val="21"/>
-                    </w:rPr>
-                    <m:t>v</m:t>
-                  </m:r>
-                </m:e>
-                <m:sub>
-                  <m:r>
-                    <w:rPr>
-                      <w:rFonts w:ascii="Cambria Math" w:hAnsi="Cambria Math" w:hint="eastAsia"/>
-                      <w:szCs w:val="21"/>
-                    </w:rPr>
-                    <m:t>norm</m:t>
-                  </m:r>
-                </m:sub>
-              </m:sSub>
-              <m:d>
-                <m:dPr>
-                  <m:ctrlPr>
-                    <w:rPr>
-                      <w:rFonts w:ascii="Cambria Math" w:hAnsi="Cambria Math"/>
-                      <w:szCs w:val="21"/>
-                    </w:rPr>
-                  </m:ctrlPr>
-                </m:dPr>
-                <m:e>
-                  <m:sSub>
-                    <m:sSubPr>
-                      <m:ctrlPr>
-                        <w:rPr>
-                          <w:rFonts w:ascii="Cambria Math" w:hAnsi="Cambria Math"/>
-                          <w:szCs w:val="21"/>
-                        </w:rPr>
-                      </m:ctrlPr>
-                    </m:sSubPr>
-                    <m:e>
-                      <m:r>
-                        <w:rPr>
-                          <w:rFonts w:ascii="Cambria Math" w:hAnsi="Cambria Math" w:hint="eastAsia"/>
-                          <w:szCs w:val="21"/>
-                        </w:rPr>
-                        <m:t>F</m:t>
-                      </m:r>
-                    </m:e>
-                    <m:sub>
-                      <m:r>
-                        <w:rPr>
-                          <w:rFonts w:ascii="Cambria Math" w:hAnsi="Cambria Math" w:hint="eastAsia"/>
-                          <w:szCs w:val="21"/>
-                        </w:rPr>
-                        <m:t>i</m:t>
-                      </m:r>
-                    </m:sub>
-                  </m:sSub>
-                  <m:d>
-                    <m:dPr>
-                      <m:ctrlPr>
-                        <w:rPr>
-                          <w:rFonts w:ascii="Cambria Math" w:hAnsi="Cambria Math"/>
-                          <w:szCs w:val="21"/>
-                        </w:rPr>
-                      </m:ctrlPr>
-                    </m:dPr>
-                    <m:e>
-                      <m:r>
-                        <w:rPr>
-                          <w:rFonts w:ascii="Cambria Math" w:hAnsi="Cambria Math" w:hint="eastAsia"/>
-                          <w:szCs w:val="21"/>
-                        </w:rPr>
-                        <m:t>t</m:t>
-                      </m:r>
-                    </m:e>
-                  </m:d>
-                </m:e>
-              </m:d>
-            </m:oMath>
-          </w:p>
-          <w:p>
-            <w:pPr>
-              <w:spacing w:line="360" w:lineRule="auto"/>
-              <w:ind w:left="420" w:hanging="420"/>
-              <w:rPr>
-                <w:szCs w:val="21"/>
-              </w:rPr>
-            </w:pPr>
-            <w:r>
-              <w:rPr>
-                <w:szCs w:val="21"/>
-              </w:rPr>
-              <w:t xml:space="preserve">    end for</w:t>
-            </w:r>
-          </w:p>
-          <w:p>
-            <w:pPr>
-              <w:spacing w:line="360" w:lineRule="auto"/>
-              <w:ind w:left="420" w:hanging="420"/>
-              <w:rPr>
-                <w:szCs w:val="21"/>
-              </w:rPr>
-            </w:pPr>
-            <w:r>
-              <w:rPr>
-                <w:rFonts w:hint="eastAsia"/>
-                <w:szCs w:val="21"/>
-              </w:rPr>
-              <w:t xml:space="preserve">    </w:t>
-            </w:r>
-            <w:r>
-              <w:rPr>
-                <w:rFonts w:hint="eastAsia"/>
-                <w:szCs w:val="21"/>
-              </w:rPr>
-              <w:t>更新所有无人机链路</w:t>
-            </w:r>
-            <w:r>
-              <w:rPr>
-                <w:rFonts w:hint="eastAsia"/>
-                <w:szCs w:val="21"/>
-              </w:rPr>
-              <w:t xml:space="preserve"> </w:t>
-            </w:r>
-            <m:oMath>
-              <m:r>
-                <w:rPr>
-                  <w:rFonts w:ascii="Cambria Math" w:hAnsi="Cambria Math"/>
-                  <w:szCs w:val="21"/>
-                </w:rPr>
-                <m:t>SIN</m:t>
-              </m:r>
-              <m:sSub>
-                <m:sSubPr>
-                  <m:ctrlPr>
-                    <w:rPr>
-                      <w:rFonts w:ascii="Cambria Math" w:hAnsi="Cambria Math"/>
-                      <w:szCs w:val="21"/>
-                    </w:rPr>
-                  </m:ctrlPr>
-                </m:sSubPr>
-                <m:e>
-                  <m:r>
-                    <w:rPr>
-                      <w:rFonts w:ascii="Cambria Math" w:hAnsi="Cambria Math"/>
-                      <w:szCs w:val="21"/>
-                    </w:rPr>
-                    <m:t>R</m:t>
-                  </m:r>
-                </m:e>
-                <m:sub>
-                  <m:r>
-                    <w:rPr>
-                      <w:rFonts w:ascii="Cambria Math" w:hAnsi="Cambria Math"/>
-                      <w:szCs w:val="21"/>
-                    </w:rPr>
-                    <m:t>ij</m:t>
-                  </m:r>
-                </m:sub>
-              </m:sSub>
-            </m:oMath>
-          </w:p>
-          <w:p>
-            <w:pPr>
-              <w:spacing w:line="360" w:lineRule="auto"/>
-              <w:ind w:left="420" w:hanging="420"/>
-              <w:rPr>
-                <w:szCs w:val="21"/>
-              </w:rPr>
-            </w:pPr>
-            <w:r>
-              <w:rPr>
-                <w:rFonts w:hint="eastAsia"/>
-                <w:szCs w:val="21"/>
-              </w:rPr>
-              <w:t xml:space="preserve">    </w:t>
-            </w:r>
-            <w:r>
-              <w:rPr>
-                <w:rFonts w:hint="eastAsia"/>
-                <w:szCs w:val="21"/>
-              </w:rPr>
-              <w:t>更新</w:t>
-            </w:r>
-            <w:r>
-              <w:rPr>
-                <w:rFonts w:hint="eastAsia"/>
-                <w:szCs w:val="21"/>
-              </w:rPr>
-              <w:t xml:space="preserve"> </w:t>
-            </w:r>
-            <m:oMath>
-              <m:r>
-                <w:rPr>
-                  <w:rFonts w:ascii="Cambria Math" w:hAnsi="Cambria Math" w:hint="eastAsia"/>
-                  <w:szCs w:val="21"/>
-                </w:rPr>
-                <m:t>MST</m:t>
-              </m:r>
-              <m:d>
-                <m:dPr>
-                  <m:ctrlPr>
-                    <w:rPr>
-                      <w:rFonts w:ascii="Cambria Math" w:hAnsi="Cambria Math"/>
-                      <w:szCs w:val="21"/>
-                    </w:rPr>
-                  </m:ctrlPr>
-                </m:dPr>
-                <m:e>
-                  <m:r>
-                    <w:rPr>
-                      <w:rFonts w:ascii="Cambria Math" w:hAnsi="Cambria Math" w:hint="eastAsia"/>
-                      <w:szCs w:val="21"/>
-                    </w:rPr>
-                    <m:t>t</m:t>
-                  </m:r>
-                  <m:r>
-                    <m:rPr>
-                      <m:sty m:val="p"/>
-                    </m:rPr>
-                    <w:rPr>
-                      <w:rFonts w:ascii="Cambria Math" w:hAnsi="Cambria Math"/>
-                      <w:szCs w:val="21"/>
-                    </w:rPr>
-                    <m:t xml:space="preserve"> + 1</m:t>
-                  </m:r>
-                </m:e>
-              </m:d>
-            </m:oMath>
-            <w:r>
-              <w:rPr>
-                <w:rFonts w:hint="eastAsia"/>
-                <w:szCs w:val="21"/>
-              </w:rPr>
-              <w:t>，雷达探测环境信息</w:t>
-            </w:r>
-            <w:r>
-              <w:rPr>
-                <w:rFonts w:hint="eastAsia"/>
-                <w:szCs w:val="21"/>
-              </w:rPr>
-              <w:t xml:space="preserve"> </w:t>
-            </w:r>
-            <m:oMath>
-              <m:sSub>
-                <m:sSubPr>
-                  <m:ctrlPr>
-                    <w:rPr>
-                      <w:rFonts w:ascii="Cambria Math" w:hAnsi="Cambria Math"/>
-                      <w:szCs w:val="21"/>
-                    </w:rPr>
-                  </m:ctrlPr>
-                </m:sSubPr>
-                <m:e>
-                  <m:r>
-                    <w:rPr>
-                      <w:rFonts w:ascii="Cambria Math" w:hAnsi="Cambria Math" w:hint="eastAsia"/>
-                      <w:szCs w:val="21"/>
-                    </w:rPr>
-                    <m:t>M</m:t>
-                  </m:r>
-                </m:e>
-                <m:sub>
-                  <m:r>
-                    <w:rPr>
-                      <w:rFonts w:ascii="Cambria Math" w:hAnsi="Cambria Math"/>
-                      <w:szCs w:val="21"/>
-                    </w:rPr>
-                    <m:t>t</m:t>
-                  </m:r>
-                  <m:r>
-                    <m:rPr>
-                      <m:sty m:val="p"/>
-                    </m:rPr>
-                    <w:rPr>
-                      <w:rFonts w:ascii="Cambria Math" w:hAnsi="Cambria Math"/>
-                      <w:szCs w:val="21"/>
-                    </w:rPr>
-                    <m:t>+1</m:t>
-                  </m:r>
-                </m:sub>
-              </m:sSub>
-            </m:oMath>
-          </w:p>
-          <w:p>
-            <w:pPr>
-              <w:spacing w:line="360" w:lineRule="auto"/>
-              <w:ind w:left="420" w:hanging="420"/>
-              <w:rPr>
-                <w:szCs w:val="21"/>
-              </w:rPr>
-            </w:pPr>
-            <w:r>
-              <w:rPr>
-                <w:szCs w:val="21"/>
-              </w:rPr>
-              <w:t>end while</w:t>
-            </w:r>
-          </w:p>
-          <w:p>
-            <w:pPr>
-              <w:spacing w:line="360" w:lineRule="auto"/>
-              <w:ind w:left="420" w:hanging="420"/>
-              <w:rPr>
-                <w:szCs w:val="21"/>
-              </w:rPr>
-            </w:pPr>
-            <w:r>
-              <w:rPr>
-                <w:rFonts w:hint="eastAsia"/>
-                <w:szCs w:val="21"/>
-              </w:rPr>
-              <w:t>输出路径集合</w:t>
-            </w:r>
-            <m:oMath>
-              <m:r>
-                <w:rPr>
-                  <w:rFonts w:ascii="Cambria Math" w:hAnsi="Cambria Math"/>
-                  <w:szCs w:val="21"/>
-                </w:rPr>
-                <m:t>P</m:t>
-              </m:r>
-            </m:oMath>
           </w:p>
         </w:tc>
       </w:tr>
+      <w:bookmarkEnd w:id="0"/>
     </w:tbl>
     <w:p>
       <w:pPr>
         <w:rPr>
+          <w:b/>
+          <w:bCs/>
+        </w:rPr>
+      </w:pPr>
+    </w:p>
+    <w:p>
+      <w:pPr>
+        <w:rPr>
+          <w:b/>
+          <w:bCs/>
+        </w:rPr>
+      </w:pPr>
+    </w:p>
+    <w:p>
+      <w:pPr>
+        <w:rPr>
+          <w:b/>
+          <w:bCs/>
+        </w:rPr>
+      </w:pPr>
+      <w:r>
+        <w:rPr>
+          <w:rFonts w:hint="eastAsia"/>
+          <w:b/>
+          <w:bCs/>
+        </w:rPr>
+        <w:t>1</w:t>
+      </w:r>
+      <w:r>
+        <w:rPr>
+          <w:b/>
+          <w:bCs/>
+        </w:rPr>
+        <w:t>1-3</w:t>
+      </w:r>
+      <w:r>
+        <w:rPr>
+          <w:rFonts w:hint="eastAsia"/>
+          <w:b/>
+          <w:bCs/>
+        </w:rPr>
+        <w:t>：</w:t>
+      </w:r>
+      <w:r>
+        <w:rPr>
+          <w:b/>
+          <w:bCs/>
+        </w:rPr>
+        <w:br/>
+      </w:r>
+      <w:r>
+        <w:rPr>
+          <w:rFonts w:hint="eastAsia"/>
+          <w:b/>
+          <w:bCs/>
+        </w:rPr>
+        <w:t>增加jammer数量后，no</w:t>
+      </w:r>
+      <w:r>
+        <w:rPr>
+          <w:b/>
+          <w:bCs/>
+        </w:rPr>
+        <w:t>-frechet</w:t>
+      </w:r>
+      <w:r>
+        <w:rPr>
+          <w:rFonts w:hint="eastAsia"/>
+          <w:b/>
+          <w:bCs/>
+        </w:rPr>
+        <w:t>的数据到达不了，需要关闭mst</w:t>
+      </w:r>
+      <w:r>
+        <w:rPr>
+          <w:b/>
+          <w:bCs/>
+        </w:rPr>
+        <w:br/>
+      </w:r>
+      <w:r>
+        <w:rPr>
+          <w:rFonts w:hint="eastAsia"/>
+          <w:b/>
+          <w:bCs/>
+        </w:rPr>
+        <w:t>cmupf到达率很低，大部分3</w:t>
+      </w:r>
+      <w:r>
+        <w:rPr>
+          <w:b/>
+          <w:bCs/>
+        </w:rPr>
+        <w:t>5</w:t>
+      </w:r>
+      <w:r>
+        <w:rPr>
+          <w:rFonts w:hint="eastAsia"/>
+          <w:b/>
+          <w:bCs/>
+        </w:rPr>
+        <w:t>个左右，需要稍微增加steps进行实验</w:t>
+      </w:r>
+    </w:p>
+    <w:p>
+      <w:pPr>
+        <w:rPr>
+          <w:b/>
+          <w:bCs/>
+        </w:rPr>
+      </w:pPr>
+    </w:p>
+    <w:p>
+      <w:pPr>
+        <w:rPr>
+          <w:b/>
+          <w:bCs/>
+        </w:rPr>
+      </w:pPr>
+      <w:r>
+        <w:rPr>
+          <w:rFonts w:hint="eastAsia"/>
+          <w:b/>
+          <w:bCs/>
+        </w:rPr>
+        <w:t>1</w:t>
+      </w:r>
+      <w:r>
+        <w:rPr>
+          <w:b/>
+          <w:bCs/>
+        </w:rPr>
+        <w:t>1-4</w:t>
+      </w:r>
+    </w:p>
+    <w:p>
+      <w:pPr>
+        <w:rPr>
+          <w:b/>
+          <w:bCs/>
+        </w:rPr>
+      </w:pPr>
+      <w:r>
+        <w:rPr>
+          <w:rFonts w:hint="eastAsia"/>
+          <w:b/>
+          <w:bCs/>
+        </w:rPr>
+        <w:t>第一个点思考：到达目标的无人机数目可以绘制一个随步长变化的曲线，反应规划效率。</w:t>
+      </w:r>
+    </w:p>
+    <w:p>
+      <w:pPr>
+        <w:rPr>
+          <w:b/>
+          <w:bCs/>
+        </w:rPr>
+      </w:pPr>
+      <w:r>
+        <w:rPr>
+          <w:rFonts w:hint="eastAsia"/>
+          <w:b/>
+          <w:bCs/>
+        </w:rPr>
+        <w:t>第二个点思考：</w:t>
+      </w:r>
+      <w:r>
+        <w:rPr>
+          <w:b/>
+          <w:bCs/>
+        </w:rPr>
+        <w:br/>
+      </w:r>
+      <w:r>
+        <w:rPr>
+          <w:rFonts w:hint="eastAsia"/>
+          <w:b/>
+          <w:bCs/>
+        </w:rPr>
+        <w:t>可以考虑当节点损毁的情况</w:t>
+      </w:r>
+    </w:p>
+    <w:p>
+      <w:pPr>
+        <w:rPr>
+          <w:b/>
+          <w:bCs/>
+        </w:rPr>
+      </w:pPr>
+      <w:r>
+        <w:rPr>
+          <w:rFonts w:hint="eastAsia"/>
+          <w:b/>
+          <w:bCs/>
+        </w:rPr>
+        <w:t>1</w:t>
+      </w:r>
+      <w:r>
+        <w:rPr>
+          <w:b/>
+          <w:bCs/>
+        </w:rPr>
+        <w:t>.</w:t>
+      </w:r>
+      <w:r>
+        <w:rPr>
+          <w:rFonts w:hint="eastAsia"/>
+          <w:b/>
+          <w:bCs/>
+        </w:rPr>
+        <w:t>评估恢复效率：可以以簇数目变化作为指标，可以以恢复最大时长作为指标。</w:t>
+      </w:r>
+    </w:p>
+    <w:p>
+      <w:pPr>
+        <w:rPr>
+          <w:b/>
+          <w:bCs/>
+        </w:rPr>
+      </w:pPr>
+      <w:r>
+        <w:rPr>
+          <w:rFonts w:hint="eastAsia"/>
+          <w:b/>
+          <w:bCs/>
+        </w:rPr>
+        <w:t>2</w:t>
+      </w:r>
+      <w:r>
+        <w:rPr>
+          <w:b/>
+          <w:bCs/>
+        </w:rPr>
+        <w:t>.</w:t>
+      </w:r>
+      <w:r>
+        <w:rPr>
+          <w:rFonts w:hint="eastAsia"/>
+          <w:b/>
+          <w:bCs/>
+        </w:rPr>
+        <w:t>损毁率可以作为自变量，初始的分布可以保持不变，这样比较容易控制</w:t>
+      </w:r>
+    </w:p>
+    <w:p>
+      <w:pPr>
+        <w:rPr>
+          <w:b/>
+          <w:bCs/>
+        </w:rPr>
+      </w:pPr>
+    </w:p>
+    <w:p>
+      <w:pPr>
+        <w:rPr>
+          <w:b/>
+          <w:bCs/>
+        </w:rPr>
+      </w:pPr>
+      <w:r>
+        <w:rPr>
+          <w:rFonts w:hint="eastAsia"/>
+          <w:b/>
+          <w:bCs/>
+        </w:rPr>
+        <w:t>1</w:t>
+      </w:r>
+      <w:r>
+        <w:rPr>
+          <w:b/>
+          <w:bCs/>
+        </w:rPr>
+        <w:t>1-6</w:t>
+      </w:r>
+    </w:p>
+    <w:p>
+      <w:pPr>
+        <w:rPr>
+          <w:b/>
+          <w:bCs/>
+        </w:rPr>
+      </w:pPr>
+      <w:r>
+        <w:rPr>
+          <w:rFonts w:hint="eastAsia"/>
+          <w:b/>
+          <w:bCs/>
+        </w:rPr>
+        <w:t>干扰数量的实验</w:t>
+      </w:r>
+      <w:r>
+        <w:rPr>
+          <w:b/>
+          <w:bCs/>
+        </w:rPr>
+        <w:br/>
+      </w:r>
+      <w:r>
+        <w:rPr>
+          <w:rFonts w:hint="eastAsia"/>
+          <w:b/>
+          <w:bCs/>
+        </w:rPr>
+        <w:t>不太好做对比实验啊，消融实验中数据不是很完美，1</w:t>
+      </w:r>
+      <w:r>
+        <w:rPr>
+          <w:b/>
+          <w:bCs/>
+        </w:rPr>
+        <w:t>23</w:t>
+      </w:r>
+      <w:r>
+        <w:rPr>
+          <w:rFonts w:hint="eastAsia"/>
+          <w:b/>
+          <w:bCs/>
+        </w:rPr>
+        <w:t>干扰数量不符合变化规律。</w:t>
+      </w:r>
+    </w:p>
+    <w:p>
+      <w:pPr>
+        <w:rPr>
+          <w:rFonts w:hint="eastAsia"/>
           <w:b/>
           <w:bCs/>
         </w:rPr>
@@ -8281,70 +8377,6 @@
     </w:sectPr>
   </w:body>
 </w:document>
-</file>
-
-<file path=word/comments.xml><?xml version="1.0" encoding="utf-8"?>
-<w:comments xmlns:wpc="http://schemas.microsoft.com/office/word/2010/wordprocessingCanvas" xmlns:cx="http://schemas.microsoft.com/office/drawing/2014/chartex" xmlns:cx1="http://schemas.microsoft.com/office/drawing/2015/9/8/chartex" xmlns:cx2="http://schemas.microsoft.com/office/drawing/2015/10/21/chartex" xmlns:cx3="http://schemas.microsoft.com/office/drawing/2016/5/9/chartex" xmlns:cx4="http://schemas.microsoft.com/office/drawing/2016/5/10/chartex" xmlns:cx5="http://schemas.microsoft.com/office/drawing/2016/5/11/chartex" xmlns:cx6="http://schemas.microsoft.com/office/drawing/2016/5/12/chartex" xmlns:cx7="http://schemas.microsoft.com/office/drawing/2016/5/13/chartex" xmlns:cx8="http://schemas.microsoft.com/office/drawing/2016/5/14/chartex" xmlns:mc="http://schemas.openxmlformats.org/markup-compatibility/2006" xmlns:aink="http://schemas.microsoft.com/office/drawing/2016/ink" xmlns:am3d="http://schemas.microsoft.com/office/drawing/2017/model3d" xmlns:o="urn:schemas-microsoft-com:office:office" xmlns:r="http://schemas.openxmlformats.org/officeDocument/2006/relationships" xmlns:m="http://schemas.openxmlformats.org/officeDocument/2006/math" xmlns:v="urn:schemas-microsoft-com:vml" xmlns:wp14="http://schemas.microsoft.com/office/word/2010/wordprocessingDrawing" xmlns:wp="http://schemas.openxmlformats.org/drawingml/2006/wordprocessingDrawing" xmlns:w10="urn:schemas-microsoft-com:office:word" xmlns:w="http://schemas.openxmlformats.org/wordprocessingml/2006/main" xmlns:w14="http://schemas.microsoft.com/office/word/2010/wordml" xmlns:w15="http://schemas.microsoft.com/office/word/2012/wordml" xmlns:w16cex="http://schemas.microsoft.com/office/word/2018/wordml/cex" xmlns:w16cid="http://schemas.microsoft.com/office/word/2016/wordml/cid" xmlns:w16="http://schemas.microsoft.com/office/word/2018/wordml" xmlns:w16sdtdh="http://schemas.microsoft.com/office/word/2020/wordml/sdtdatahash" xmlns:w16se="http://schemas.microsoft.com/office/word/2015/wordml/symex" xmlns:wpg="http://schemas.microsoft.com/office/word/2010/wordprocessingGroup" xmlns:wpi="http://schemas.microsoft.com/office/word/2010/wordprocessingInk" xmlns:wne="http://schemas.microsoft.com/office/word/2006/wordml" xmlns:wps="http://schemas.microsoft.com/office/word/2010/wordprocessingShape" mc:Ignorable="w14 w15 w16se w16cid w16 w16cex w16sdtdh wp14">
-  <w:comment w:id="0" w:author="Lianghui Ding" w:date="2025-10-12T16:04:00Z" w:initials="LD">
-    <w:p>
-      <w:pPr>
-        <w:pStyle w:val="a9"/>
-      </w:pPr>
-      <w:r>
-        <w:rPr>
-          <w:rStyle w:val="a8"/>
-        </w:rPr>
-        <w:annotationRef/>
-      </w:r>
-      <w:r>
-        <w:rPr>
-          <w:rFonts w:hint="eastAsia"/>
-        </w:rPr>
-        <w:t>这个大的算法放在这里不好，既然有了大的流程图表述大的架构，算法可以分解到每一个部分去说</w:t>
-      </w:r>
-    </w:p>
-  </w:comment>
-  <w:comment w:id="1" w:author="运璐 何" w:date="2025-10-12T16:46:00Z" w:initials="运璐">
-    <w:p>
-      <w:pPr>
-        <w:pStyle w:val="a9"/>
-      </w:pPr>
-      <w:r>
-        <w:rPr>
-          <w:rStyle w:val="a8"/>
-        </w:rPr>
-        <w:annotationRef/>
-      </w:r>
-      <w:r>
-        <w:rPr>
-          <w:rFonts w:hint="eastAsia"/>
-        </w:rPr>
-        <w:t>分解到前面的部分讲述两部分算法细节</w:t>
-      </w:r>
-    </w:p>
-  </w:comment>
-</w:comments>
-</file>
-
-<file path=word/commentsExtended.xml><?xml version="1.0" encoding="utf-8"?>
-<w15:commentsEx xmlns:wpc="http://schemas.microsoft.com/office/word/2010/wordprocessingCanvas" xmlns:cx="http://schemas.microsoft.com/office/drawing/2014/chartex" xmlns:cx1="http://schemas.microsoft.com/office/drawing/2015/9/8/chartex" xmlns:cx2="http://schemas.microsoft.com/office/drawing/2015/10/21/chartex" xmlns:cx3="http://schemas.microsoft.com/office/drawing/2016/5/9/chartex" xmlns:cx4="http://schemas.microsoft.com/office/drawing/2016/5/10/chartex" xmlns:cx5="http://schemas.microsoft.com/office/drawing/2016/5/11/chartex" xmlns:cx6="http://schemas.microsoft.com/office/drawing/2016/5/12/chartex" xmlns:cx7="http://schemas.microsoft.com/office/drawing/2016/5/13/chartex" xmlns:cx8="http://schemas.microsoft.com/office/drawing/2016/5/14/chartex" xmlns:mc="http://schemas.openxmlformats.org/markup-compatibility/2006" xmlns:aink="http://schemas.microsoft.com/office/drawing/2016/ink" xmlns:am3d="http://schemas.microsoft.com/office/drawing/2017/model3d" xmlns:o="urn:schemas-microsoft-com:office:office" xmlns:r="http://schemas.openxmlformats.org/officeDocument/2006/relationships" xmlns:m="http://schemas.openxmlformats.org/officeDocument/2006/math" xmlns:v="urn:schemas-microsoft-com:vml" xmlns:wp14="http://schemas.microsoft.com/office/word/2010/wordprocessingDrawing" xmlns:wp="http://schemas.openxmlformats.org/drawingml/2006/wordprocessingDrawing" xmlns:w10="urn:schemas-microsoft-com:office:word" xmlns:w="http://schemas.openxmlformats.org/wordprocessingml/2006/main" xmlns:w14="http://schemas.microsoft.com/office/word/2010/wordml" xmlns:w15="http://schemas.microsoft.com/office/word/2012/wordml" xmlns:w16cex="http://schemas.microsoft.com/office/word/2018/wordml/cex" xmlns:w16cid="http://schemas.microsoft.com/office/word/2016/wordml/cid" xmlns:w16="http://schemas.microsoft.com/office/word/2018/wordml" xmlns:w16sdtdh="http://schemas.microsoft.com/office/word/2020/wordml/sdtdatahash" xmlns:w16se="http://schemas.microsoft.com/office/word/2015/wordml/symex" xmlns:wpg="http://schemas.microsoft.com/office/word/2010/wordprocessingGroup" xmlns:wpi="http://schemas.microsoft.com/office/word/2010/wordprocessingInk" xmlns:wne="http://schemas.microsoft.com/office/word/2006/wordml" xmlns:wps="http://schemas.microsoft.com/office/word/2010/wordprocessingShape" mc:Ignorable="w14 w15 w16se w16cid w16 w16cex w16sdtdh wp14">
-  <w15:commentEx w15:paraId="1AFCA3BC" w15:done="0"/>
-  <w15:commentEx w15:paraId="69222036" w15:paraIdParent="1AFCA3BC" w15:done="0"/>
-</w15:commentsEx>
-</file>
-
-<file path=word/commentsExtensible.xml><?xml version="1.0" encoding="utf-8"?>
-<w16cex:commentsExtensible xmlns:wpc="http://schemas.microsoft.com/office/word/2010/wordprocessingCanvas" xmlns:cx="http://schemas.microsoft.com/office/drawing/2014/chartex" xmlns:cx1="http://schemas.microsoft.com/office/drawing/2015/9/8/chartex" xmlns:cx2="http://schemas.microsoft.com/office/drawing/2015/10/21/chartex" xmlns:cx3="http://schemas.microsoft.com/office/drawing/2016/5/9/chartex" xmlns:cx4="http://schemas.microsoft.com/office/drawing/2016/5/10/chartex" xmlns:cx5="http://schemas.microsoft.com/office/drawing/2016/5/11/chartex" xmlns:cx6="http://schemas.microsoft.com/office/drawing/2016/5/12/chartex" xmlns:cx7="http://schemas.microsoft.com/office/drawing/2016/5/13/chartex" xmlns:cx8="http://schemas.microsoft.com/office/drawing/2016/5/14/chartex" xmlns:mc="http://schemas.openxmlformats.org/markup-compatibility/2006" xmlns:aink="http://schemas.microsoft.com/office/drawing/2016/ink" xmlns:am3d="http://schemas.microsoft.com/office/drawing/2017/model3d" xmlns:o="urn:schemas-microsoft-com:office:office" xmlns:r="http://schemas.openxmlformats.org/officeDocument/2006/relationships" xmlns:m="http://schemas.openxmlformats.org/officeDocument/2006/math" xmlns:v="urn:schemas-microsoft-com:vml" xmlns:wp14="http://schemas.microsoft.com/office/word/2010/wordprocessingDrawing" xmlns:wp="http://schemas.openxmlformats.org/drawingml/2006/wordprocessingDrawing" xmlns:w10="urn:schemas-microsoft-com:office:word" xmlns:w="http://schemas.openxmlformats.org/wordprocessingml/2006/main" xmlns:w14="http://schemas.microsoft.com/office/word/2010/wordml" xmlns:w15="http://schemas.microsoft.com/office/word/2012/wordml" xmlns:w16cex="http://schemas.microsoft.com/office/word/2018/wordml/cex" xmlns:w16cid="http://schemas.microsoft.com/office/word/2016/wordml/cid" xmlns:w16="http://schemas.microsoft.com/office/word/2018/wordml" xmlns:w16sdtdh="http://schemas.microsoft.com/office/word/2020/wordml/sdtdatahash" xmlns:w16se="http://schemas.microsoft.com/office/word/2015/wordml/symex" xmlns:wpg="http://schemas.microsoft.com/office/word/2010/wordprocessingGroup" xmlns:wpi="http://schemas.microsoft.com/office/word/2010/wordprocessingInk" xmlns:wne="http://schemas.microsoft.com/office/word/2006/wordml" xmlns:wps="http://schemas.microsoft.com/office/word/2010/wordprocessingShape" mc:Ignorable="w14 w15 w16se w16cid w16 w16cex w16sdtdh wp14">
-  <w16cex:commentExtensible w16cex:durableId="2C964FFE" w16cex:dateUtc="2025-10-12T08:04:00Z"/>
-  <w16cex:commentExtensible w16cex:durableId="2C9659E6" w16cex:dateUtc="2025-10-12T08:46:00Z"/>
-</w16cex:commentsExtensible>
-</file>
-
-<file path=word/commentsIds.xml><?xml version="1.0" encoding="utf-8"?>
-<w16cid:commentsIds xmlns:wpc="http://schemas.microsoft.com/office/word/2010/wordprocessingCanvas" xmlns:cx="http://schemas.microsoft.com/office/drawing/2014/chartex" xmlns:cx1="http://schemas.microsoft.com/office/drawing/2015/9/8/chartex" xmlns:cx2="http://schemas.microsoft.com/office/drawing/2015/10/21/chartex" xmlns:cx3="http://schemas.microsoft.com/office/drawing/2016/5/9/chartex" xmlns:cx4="http://schemas.microsoft.com/office/drawing/2016/5/10/chartex" xmlns:cx5="http://schemas.microsoft.com/office/drawing/2016/5/11/chartex" xmlns:cx6="http://schemas.microsoft.com/office/drawing/2016/5/12/chartex" xmlns:cx7="http://schemas.microsoft.com/office/drawing/2016/5/13/chartex" xmlns:cx8="http://schemas.microsoft.com/office/drawing/2016/5/14/chartex" xmlns:mc="http://schemas.openxmlformats.org/markup-compatibility/2006" xmlns:aink="http://schemas.microsoft.com/office/drawing/2016/ink" xmlns:am3d="http://schemas.microsoft.com/office/drawing/2017/model3d" xmlns:o="urn:schemas-microsoft-com:office:office" xmlns:r="http://schemas.openxmlformats.org/officeDocument/2006/relationships" xmlns:m="http://schemas.openxmlformats.org/officeDocument/2006/math" xmlns:v="urn:schemas-microsoft-com:vml" xmlns:wp14="http://schemas.microsoft.com/office/word/2010/wordprocessingDrawing" xmlns:wp="http://schemas.openxmlformats.org/drawingml/2006/wordprocessingDrawing" xmlns:w10="urn:schemas-microsoft-com:office:word" xmlns:w="http://schemas.openxmlformats.org/wordprocessingml/2006/main" xmlns:w14="http://schemas.microsoft.com/office/word/2010/wordml" xmlns:w15="http://schemas.microsoft.com/office/word/2012/wordml" xmlns:w16cex="http://schemas.microsoft.com/office/word/2018/wordml/cex" xmlns:w16cid="http://schemas.microsoft.com/office/word/2016/wordml/cid" xmlns:w16="http://schemas.microsoft.com/office/word/2018/wordml" xmlns:w16sdtdh="http://schemas.microsoft.com/office/word/2020/wordml/sdtdatahash" xmlns:w16se="http://schemas.microsoft.com/office/word/2015/wordml/symex" xmlns:wpg="http://schemas.microsoft.com/office/word/2010/wordprocessingGroup" xmlns:wpi="http://schemas.microsoft.com/office/word/2010/wordprocessingInk" xmlns:wne="http://schemas.microsoft.com/office/word/2006/wordml" xmlns:wps="http://schemas.microsoft.com/office/word/2010/wordprocessingShape" mc:Ignorable="w14 w15 w16se w16cid w16 w16cex w16sdtdh wp14">
-  <w16cid:commentId w16cid:paraId="1AFCA3BC" w16cid:durableId="2C964FFE"/>
-  <w16cid:commentId w16cid:paraId="69222036" w16cid:durableId="2C9659E6"/>
-</w16cid:commentsIds>
 </file>
 
 <file path=word/endnotes.xml><?xml version="1.0" encoding="utf-8"?>
@@ -8504,17 +8536,6 @@
     <w:abstractNumId w:val="0"/>
   </w:num>
 </w:numbering>
-</file>
-
-<file path=word/people.xml><?xml version="1.0" encoding="utf-8"?>
-<w15:people xmlns:wpc="http://schemas.microsoft.com/office/word/2010/wordprocessingCanvas" xmlns:cx="http://schemas.microsoft.com/office/drawing/2014/chartex" xmlns:cx1="http://schemas.microsoft.com/office/drawing/2015/9/8/chartex" xmlns:cx2="http://schemas.microsoft.com/office/drawing/2015/10/21/chartex" xmlns:cx3="http://schemas.microsoft.com/office/drawing/2016/5/9/chartex" xmlns:cx4="http://schemas.microsoft.com/office/drawing/2016/5/10/chartex" xmlns:cx5="http://schemas.microsoft.com/office/drawing/2016/5/11/chartex" xmlns:cx6="http://schemas.microsoft.com/office/drawing/2016/5/12/chartex" xmlns:cx7="http://schemas.microsoft.com/office/drawing/2016/5/13/chartex" xmlns:cx8="http://schemas.microsoft.com/office/drawing/2016/5/14/chartex" xmlns:mc="http://schemas.openxmlformats.org/markup-compatibility/2006" xmlns:aink="http://schemas.microsoft.com/office/drawing/2016/ink" xmlns:am3d="http://schemas.microsoft.com/office/drawing/2017/model3d" xmlns:o="urn:schemas-microsoft-com:office:office" xmlns:r="http://schemas.openxmlformats.org/officeDocument/2006/relationships" xmlns:m="http://schemas.openxmlformats.org/officeDocument/2006/math" xmlns:v="urn:schemas-microsoft-com:vml" xmlns:wp14="http://schemas.microsoft.com/office/word/2010/wordprocessingDrawing" xmlns:wp="http://schemas.openxmlformats.org/drawingml/2006/wordprocessingDrawing" xmlns:w10="urn:schemas-microsoft-com:office:word" xmlns:w="http://schemas.openxmlformats.org/wordprocessingml/2006/main" xmlns:w14="http://schemas.microsoft.com/office/word/2010/wordml" xmlns:w15="http://schemas.microsoft.com/office/word/2012/wordml" xmlns:w16cex="http://schemas.microsoft.com/office/word/2018/wordml/cex" xmlns:w16cid="http://schemas.microsoft.com/office/word/2016/wordml/cid" xmlns:w16="http://schemas.microsoft.com/office/word/2018/wordml" xmlns:w16sdtdh="http://schemas.microsoft.com/office/word/2020/wordml/sdtdatahash" xmlns:w16se="http://schemas.microsoft.com/office/word/2015/wordml/symex" xmlns:wpg="http://schemas.microsoft.com/office/word/2010/wordprocessingGroup" xmlns:wpi="http://schemas.microsoft.com/office/word/2010/wordprocessingInk" xmlns:wne="http://schemas.microsoft.com/office/word/2006/wordml" xmlns:wps="http://schemas.microsoft.com/office/word/2010/wordprocessingShape" mc:Ignorable="w14 w15 w16se w16cid w16 w16cex w16sdtdh wp14">
-  <w15:person w15:author="Lianghui Ding">
-    <w15:presenceInfo w15:providerId="Windows Live" w15:userId="b902cd4f1dc4c9db"/>
-  </w15:person>
-  <w15:person w15:author="运璐 何">
-    <w15:presenceInfo w15:providerId="Windows Live" w15:userId="9b5601d124e57759"/>
-  </w15:person>
-</w15:people>
 </file>
 
 <file path=word/styles.xml><?xml version="1.0" encoding="utf-8"?>
@@ -8687,7 +8708,7 @@
     <w:lsdException w:name="Table Web 2" w:semiHidden="1" w:unhideWhenUsed="1"/>
     <w:lsdException w:name="Table Web 3" w:semiHidden="1" w:unhideWhenUsed="1"/>
     <w:lsdException w:name="Balloon Text" w:semiHidden="1" w:unhideWhenUsed="1"/>
-    <w:lsdException w:name="Table Grid" w:uiPriority="39"/>
+    <w:lsdException w:name="Table Grid" w:uiPriority="0"/>
     <w:lsdException w:name="Table Theme" w:semiHidden="1" w:unhideWhenUsed="1"/>
     <w:lsdException w:name="Placeholder Text" w:semiHidden="1"/>
     <w:lsdException w:name="No Spacing" w:uiPriority="1" w:qFormat="1"/>
@@ -9098,6 +9119,28 @@
       </w:tcPr>
     </w:tblStylePr>
   </w:style>
+  <w:style w:type="table" w:styleId="ac">
+    <w:name w:val="Table Grid"/>
+    <w:basedOn w:val="a1"/>
+    <w:rsid w:val="001B3D07"/>
+    <w:rPr>
+      <w:rFonts w:ascii="Times New Roman" w:eastAsia="宋体" w:hAnsi="Times New Roman" w:cs="Times New Roman"/>
+      <w:kern w:val="0"/>
+      <w:sz w:val="20"/>
+      <w:szCs w:val="20"/>
+      <w14:ligatures w14:val="none"/>
+    </w:rPr>
+    <w:tblPr>
+      <w:tblBorders>
+        <w:top w:val="single" w:sz="4" w:space="0" w:color="auto"/>
+        <w:left w:val="single" w:sz="4" w:space="0" w:color="auto"/>
+        <w:bottom w:val="single" w:sz="4" w:space="0" w:color="auto"/>
+        <w:right w:val="single" w:sz="4" w:space="0" w:color="auto"/>
+        <w:insideH w:val="single" w:sz="4" w:space="0" w:color="auto"/>
+        <w:insideV w:val="single" w:sz="4" w:space="0" w:color="auto"/>
+      </w:tblBorders>
+    </w:tblPr>
+  </w:style>
 </w:styles>
 </file>
 

--- a/进程文件/进展/实验设计/创新点1实验设计.docx
+++ b/进程文件/进展/实验设计/创新点1实验设计.docx
@@ -8359,6 +8359,1242 @@
         </w:rPr>
         <w:t>干扰数量不符合变化规律。</w:t>
       </w:r>
+    </w:p>
+    <w:p>
+      <w:pPr>
+        <w:rPr>
+          <w:b/>
+          <w:bCs/>
+        </w:rPr>
+      </w:pPr>
+    </w:p>
+    <w:p>
+      <w:pPr>
+        <w:rPr>
+          <w:b/>
+          <w:bCs/>
+        </w:rPr>
+      </w:pPr>
+    </w:p>
+    <w:p>
+      <w:pPr>
+        <w:rPr>
+          <w:b/>
+          <w:bCs/>
+        </w:rPr>
+      </w:pPr>
+    </w:p>
+    <w:p>
+      <w:pPr>
+        <w:rPr>
+          <w:b/>
+          <w:bCs/>
+        </w:rPr>
+      </w:pPr>
+      <w:r>
+        <w:rPr>
+          <w:rFonts w:hint="eastAsia"/>
+          <w:b/>
+          <w:bCs/>
+        </w:rPr>
+        <w:t>1</w:t>
+      </w:r>
+      <w:r>
+        <w:rPr>
+          <w:b/>
+          <w:bCs/>
+        </w:rPr>
+        <w:t>1.15:</w:t>
+      </w:r>
+    </w:p>
+    <w:p>
+      <w:pPr>
+        <w:rPr>
+          <w:b/>
+          <w:bCs/>
+        </w:rPr>
+      </w:pPr>
+      <w:r>
+        <w:rPr>
+          <w:rFonts w:hint="eastAsia"/>
+          <w:b/>
+          <w:bCs/>
+        </w:rPr>
+        <w:t>算法修改：</w:t>
+      </w:r>
+      <w:r>
+        <w:rPr>
+          <w:b/>
+          <w:bCs/>
+        </w:rPr>
+        <w:br/>
+      </w:r>
+      <w:r>
+        <w:rPr>
+          <w:rFonts w:hint="eastAsia"/>
+          <w:b/>
+          <w:bCs/>
+        </w:rPr>
+        <w:t xml:space="preserve">①改成最小瓶颈生成树，固定干扰距离设定为 </w:t>
+      </w:r>
+      <w:r>
+        <w:rPr>
+          <w:b/>
+          <w:bCs/>
+        </w:rPr>
+        <w:t xml:space="preserve"> </w:t>
+      </w:r>
+      <w:r>
+        <w:rPr>
+          <w:b/>
+          <w:bCs/>
+        </w:rPr>
+        <w:t xml:space="preserve">  </w:t>
+      </w:r>
+      <w:r>
+        <w:rPr>
+          <w:rFonts w:hint="eastAsia"/>
+          <w:b/>
+          <w:bCs/>
+        </w:rPr>
+        <w:t>（已完成</w:t>
+      </w:r>
+      <w:r>
+        <w:rPr>
+          <w:rFonts w:hint="eastAsia"/>
+          <w:b/>
+          <w:bCs/>
+        </w:rPr>
+        <w:t>，计算结果应该是</w:t>
+      </w:r>
+      <w:r>
+        <w:rPr>
+          <w:rFonts w:hint="eastAsia"/>
+          <w:b/>
+          <w:bCs/>
+        </w:rPr>
+        <w:t>）</w:t>
+      </w:r>
+    </w:p>
+    <w:p>
+      <w:pPr>
+        <w:rPr>
+          <w:rFonts w:hint="eastAsia"/>
+          <w:b/>
+          <w:bCs/>
+        </w:rPr>
+      </w:pPr>
+      <w:r>
+        <w:rPr>
+          <w:rFonts w:hint="eastAsia"/>
+          <w:b/>
+          <w:bCs/>
+        </w:rPr>
+        <w:t>②以安全距离和无人机干扰功率存在情况下的sinr</w:t>
+      </w:r>
+      <w:r>
+        <w:rPr>
+          <w:b/>
+          <w:bCs/>
+        </w:rPr>
+        <w:t>=10db</w:t>
+      </w:r>
+      <w:r>
+        <w:rPr>
+          <w:rFonts w:hint="eastAsia"/>
+          <w:b/>
+          <w:bCs/>
+        </w:rPr>
+        <w:t>作为最小的距离</w:t>
+      </w:r>
+      <w:r>
+        <w:rPr>
+          <w:rFonts w:hint="eastAsia"/>
+          <w:b/>
+          <w:bCs/>
+        </w:rPr>
+        <w:t xml:space="preserve"> （1</w:t>
+      </w:r>
+      <w:r>
+        <w:rPr>
+          <w:b/>
+          <w:bCs/>
+        </w:rPr>
+        <w:t>-</w:t>
+      </w:r>
+      <w:r>
+        <w:rPr>
+          <w:rFonts w:hint="eastAsia"/>
+          <w:b/>
+          <w:bCs/>
+        </w:rPr>
+        <w:t>&gt;</w:t>
+      </w:r>
+      <w:r>
+        <w:rPr>
+          <w:b/>
+          <w:bCs/>
+        </w:rPr>
+        <w:t>3,</w:t>
+      </w:r>
+      <w:r>
+        <w:rPr>
+          <w:rFonts w:hint="eastAsia"/>
+          <w:b/>
+          <w:bCs/>
+        </w:rPr>
+        <w:t>安全距离好像总是三倍的样子，我就设定为5倍，对应那就应该是1</w:t>
+      </w:r>
+      <w:r>
+        <w:rPr>
+          <w:b/>
+          <w:bCs/>
+        </w:rPr>
+        <w:t>5</w:t>
+      </w:r>
+      <w:r>
+        <w:rPr>
+          <w:rFonts w:hint="eastAsia"/>
+          <w:b/>
+          <w:bCs/>
+        </w:rPr>
+        <w:t>。进行测试）</w:t>
+      </w:r>
+      <w:r>
+        <w:rPr>
+          <w:b/>
+          <w:bCs/>
+        </w:rPr>
+        <w:br/>
+      </w:r>
+      <w:r>
+        <w:rPr>
+          <w:rFonts w:hint="eastAsia"/>
+          <w:b/>
+          <w:bCs/>
+        </w:rPr>
+        <w:t>不知道结果是什么。</w:t>
+      </w:r>
+    </w:p>
+    <w:p>
+      <w:pPr>
+        <w:rPr>
+          <w:b/>
+          <w:bCs/>
+        </w:rPr>
+      </w:pPr>
+      <w:r>
+        <w:rPr>
+          <w:b/>
+          <w:bCs/>
+        </w:rPr>
+        <w:br/>
+      </w:r>
+      <w:r>
+        <w:rPr>
+          <w:rFonts w:hint="eastAsia"/>
+          <w:b/>
+          <w:bCs/>
+        </w:rPr>
+        <w:t>设置实验：</w:t>
+      </w:r>
+    </w:p>
+    <w:p>
+      <w:pPr>
+        <w:rPr>
+          <w:rFonts w:hint="eastAsia"/>
+          <w:b/>
+          <w:bCs/>
+        </w:rPr>
+      </w:pPr>
+      <w:r>
+        <w:rPr>
+          <w:rFonts w:hint="eastAsia"/>
+          <w:b/>
+          <w:bCs/>
+        </w:rPr>
+        <w:t>1</w:t>
+      </w:r>
+      <w:r>
+        <w:rPr>
+          <w:b/>
+          <w:bCs/>
+        </w:rPr>
+        <w:t>.</w:t>
+      </w:r>
+      <w:r>
+        <w:rPr>
+          <w:rFonts w:hint="eastAsia"/>
+          <w:b/>
+          <w:bCs/>
+        </w:rPr>
+        <w:t>干扰功率：1</w:t>
+      </w:r>
+      <w:r>
+        <w:rPr>
+          <w:b/>
+          <w:bCs/>
+        </w:rPr>
+        <w:t xml:space="preserve">0 </w:t>
+      </w:r>
+      <w:r>
+        <w:rPr>
+          <w:rFonts w:hint="eastAsia"/>
+          <w:b/>
+          <w:bCs/>
+        </w:rPr>
+        <w:t>粒度变为2</w:t>
+      </w:r>
+      <w:r>
+        <w:rPr>
+          <w:b/>
+          <w:bCs/>
+        </w:rPr>
+        <w:t>0</w:t>
+      </w:r>
+      <w:r>
+        <w:rPr>
+          <w:rFonts w:hint="eastAsia"/>
+          <w:b/>
+          <w:bCs/>
+        </w:rPr>
+        <w:t xml:space="preserve">总数目：不然太丑了 </w:t>
+      </w:r>
+      <w:r>
+        <w:rPr>
+          <w:b/>
+          <w:bCs/>
+        </w:rPr>
+        <w:t>10</w:t>
+      </w:r>
+      <w:r>
+        <w:rPr>
+          <w:rFonts w:hint="eastAsia"/>
+          <w:b/>
+          <w:bCs/>
+        </w:rPr>
+        <w:t>组</w:t>
+      </w:r>
+      <w:r>
+        <w:rPr>
+          <w:b/>
+          <w:bCs/>
+        </w:rPr>
+        <w:br/>
+      </w:r>
+    </w:p>
+    <w:p>
+      <w:pPr>
+        <w:rPr>
+          <w:b/>
+          <w:bCs/>
+        </w:rPr>
+      </w:pPr>
+      <w:r>
+        <w:rPr>
+          <w:rFonts w:hint="eastAsia"/>
+          <w:b/>
+          <w:bCs/>
+        </w:rPr>
+        <w:t>2</w:t>
+      </w:r>
+      <w:r>
+        <w:rPr>
+          <w:b/>
+          <w:bCs/>
+        </w:rPr>
+        <w:t>.</w:t>
+      </w:r>
+      <w:r>
+        <w:rPr>
+          <w:rFonts w:hint="eastAsia"/>
+          <w:b/>
+          <w:bCs/>
+        </w:rPr>
+        <w:t>建筑密度：不存在干扰的情况下（功率设置为1dbm</w:t>
+      </w:r>
+      <w:r>
+        <w:rPr>
+          <w:b/>
+          <w:bCs/>
+        </w:rPr>
+        <w:t>,</w:t>
+      </w:r>
+      <w:r>
+        <w:rPr>
+          <w:rFonts w:hint="eastAsia"/>
+          <w:b/>
+          <w:bCs/>
+        </w:rPr>
+        <w:t xml:space="preserve">干扰半径降到最低）和存在干扰的情况下都需要测试。 </w:t>
+      </w:r>
+      <w:r>
+        <w:rPr>
+          <w:b/>
+          <w:bCs/>
+        </w:rPr>
+        <w:t>20</w:t>
+      </w:r>
+      <w:r>
+        <w:rPr>
+          <w:rFonts w:hint="eastAsia"/>
+          <w:b/>
+          <w:bCs/>
+        </w:rPr>
+        <w:t>组</w:t>
+      </w:r>
+    </w:p>
+    <w:p>
+      <w:pPr>
+        <w:rPr>
+          <w:b/>
+          <w:bCs/>
+        </w:rPr>
+      </w:pPr>
+    </w:p>
+    <w:p>
+      <w:pPr>
+        <w:rPr>
+          <w:b/>
+          <w:bCs/>
+        </w:rPr>
+      </w:pPr>
+      <w:r>
+        <w:rPr>
+          <w:b/>
+          <w:bCs/>
+        </w:rPr>
+        <w:t>3.</w:t>
+      </w:r>
+      <w:r>
+        <w:rPr>
+          <w:rFonts w:hint="eastAsia"/>
+          <w:b/>
+          <w:bCs/>
+        </w:rPr>
+        <w:t>无人机数目：1</w:t>
+      </w:r>
+      <w:r>
+        <w:rPr>
+          <w:b/>
+          <w:bCs/>
+        </w:rPr>
+        <w:t xml:space="preserve">2 24 36 </w:t>
+      </w:r>
+      <w:r>
+        <w:rPr>
+          <w:rFonts w:hint="eastAsia"/>
+          <w:b/>
+          <w:bCs/>
+        </w:rPr>
+        <w:t xml:space="preserve">就可以 </w:t>
+      </w:r>
+      <w:r>
+        <w:rPr>
+          <w:b/>
+          <w:bCs/>
+        </w:rPr>
+        <w:t xml:space="preserve">  20 </w:t>
+      </w:r>
+      <w:r>
+        <w:rPr>
+          <w:rFonts w:hint="eastAsia"/>
+          <w:b/>
+          <w:bCs/>
+        </w:rPr>
+        <w:t>组</w:t>
+      </w:r>
+    </w:p>
+    <w:p>
+      <w:pPr>
+        <w:rPr>
+          <w:b/>
+          <w:bCs/>
+        </w:rPr>
+      </w:pPr>
+    </w:p>
+    <w:p>
+      <w:pPr>
+        <w:rPr>
+          <w:b/>
+          <w:bCs/>
+        </w:rPr>
+      </w:pPr>
+      <w:r>
+        <w:rPr>
+          <w:b/>
+          <w:bCs/>
+        </w:rPr>
+        <w:t>4.</w:t>
+      </w:r>
+      <w:r>
+        <w:rPr>
+          <w:rFonts w:hint="eastAsia"/>
+          <w:b/>
+          <w:bCs/>
+        </w:rPr>
+        <w:t>干扰数量：1</w:t>
+      </w:r>
+      <w:r>
+        <w:rPr>
+          <w:b/>
+          <w:bCs/>
+        </w:rPr>
+        <w:t xml:space="preserve"> 2 3</w:t>
+      </w:r>
+      <w:r>
+        <w:rPr>
+          <w:rFonts w:hint="eastAsia"/>
+          <w:b/>
+          <w:bCs/>
+        </w:rPr>
+        <w:t xml:space="preserve">同时进行测试 </w:t>
+      </w:r>
+      <w:r>
+        <w:rPr>
+          <w:b/>
+          <w:bCs/>
+        </w:rPr>
+        <w:t xml:space="preserve">  20</w:t>
+      </w:r>
+      <w:r>
+        <w:rPr>
+          <w:rFonts w:hint="eastAsia"/>
+          <w:b/>
+          <w:bCs/>
+        </w:rPr>
+        <w:t>组</w:t>
+      </w:r>
+    </w:p>
+    <w:p>
+      <w:pPr>
+        <w:rPr>
+          <w:b/>
+          <w:bCs/>
+        </w:rPr>
+      </w:pPr>
+    </w:p>
+    <w:p>
+      <w:pPr>
+        <w:rPr>
+          <w:b/>
+          <w:bCs/>
+        </w:rPr>
+      </w:pPr>
+      <w:r>
+        <w:rPr>
+          <w:rFonts w:hint="eastAsia"/>
+          <w:b/>
+          <w:bCs/>
+        </w:rPr>
+        <w:t>上述四个实验都需要给出消融实验。，也就一共八个实验</w:t>
+      </w:r>
+    </w:p>
+    <w:p>
+      <w:pPr>
+        <w:rPr>
+          <w:b/>
+          <w:bCs/>
+        </w:rPr>
+      </w:pPr>
+    </w:p>
+    <w:p>
+      <w:pPr>
+        <w:rPr>
+          <w:b/>
+          <w:bCs/>
+        </w:rPr>
+      </w:pPr>
+    </w:p>
+    <w:p>
+      <w:pPr>
+        <w:rPr>
+          <w:b/>
+          <w:bCs/>
+        </w:rPr>
+      </w:pPr>
+      <w:r>
+        <w:rPr>
+          <w:rFonts w:hint="eastAsia"/>
+          <w:b/>
+          <w:bCs/>
+          <w:color w:val="FF0000"/>
+        </w:rPr>
+        <w:t>③jammer</w:t>
+      </w:r>
+      <w:r>
+        <w:rPr>
+          <w:b/>
+          <w:bCs/>
+          <w:color w:val="FF0000"/>
+        </w:rPr>
+        <w:t>_radius</w:t>
+      </w:r>
+      <w:r>
+        <w:rPr>
+          <w:rFonts w:hint="eastAsia"/>
+          <w:b/>
+          <w:bCs/>
+          <w:color w:val="FF0000"/>
+        </w:rPr>
+        <w:t>需要根据对应的干扰功率在sinr</w:t>
+      </w:r>
+      <w:r>
+        <w:rPr>
+          <w:b/>
+          <w:bCs/>
+        </w:rPr>
+        <w:br/>
+      </w:r>
+      <w:r>
+        <w:rPr>
+          <w:rFonts w:hint="eastAsia"/>
+          <w:b/>
+          <w:bCs/>
+        </w:rPr>
+        <w:t xml:space="preserve">阻塞距离为 </w:t>
+      </w:r>
+      <w:r>
+        <w:rPr>
+          <w:b/>
+          <w:bCs/>
+        </w:rPr>
+        <w:t xml:space="preserve">r </w:t>
+      </w:r>
+      <w:r>
+        <w:rPr>
+          <w:rFonts w:hint="eastAsia"/>
+          <w:b/>
+          <w:bCs/>
+        </w:rPr>
+        <w:t>和 干扰距离 在给定的sinr范围内的斥力。计算公式</w:t>
+      </w:r>
+      <w:r>
+        <w:rPr>
+          <w:rFonts w:hint="eastAsia"/>
+          <w:b/>
+          <w:bCs/>
+        </w:rPr>
+        <w:t xml:space="preserve"> </w:t>
+      </w:r>
+      <w:r>
+        <w:rPr>
+          <w:b/>
+          <w:bCs/>
+        </w:rPr>
+        <w:t xml:space="preserve">  </w:t>
+      </w:r>
+      <w:r>
+        <w:rPr>
+          <w:rFonts w:hint="eastAsia"/>
+          <w:b/>
+          <w:bCs/>
+        </w:rPr>
+        <w:t>（已实现）</w:t>
+      </w:r>
+    </w:p>
+    <w:p>
+      <w:pPr>
+        <w:rPr>
+          <w:b/>
+          <w:bCs/>
+        </w:rPr>
+      </w:pPr>
+      <w:r>
+        <w:rPr>
+          <w:rFonts w:hint="eastAsia"/>
+          <w:b/>
+          <w:bCs/>
+        </w:rPr>
+        <w:t>需要修改整个计算干扰的地方，env中要改，apf中要改，ccbs中要改范围，都改为根据 r和 sinr 门限进行计算自适应得出。需要修改。工作量比较大。</w:t>
+      </w:r>
+    </w:p>
+    <w:p>
+      <w:pPr>
+        <w:rPr>
+          <w:b/>
+          <w:bCs/>
+        </w:rPr>
+      </w:pPr>
+      <w:r>
+        <w:rPr>
+          <w:rFonts w:hint="eastAsia"/>
+          <w:b/>
+          <w:bCs/>
+        </w:rPr>
+        <w:lastRenderedPageBreak/>
+        <w:t>原则是统一，并且需要使用参数进行放缩限制，并调试查看实际的设计情况下的。</w:t>
+      </w:r>
+    </w:p>
+    <w:p>
+      <w:pPr>
+        <w:rPr>
+          <w:b/>
+          <w:bCs/>
+        </w:rPr>
+      </w:pPr>
+    </w:p>
+    <w:p>
+      <w:pPr>
+        <w:rPr>
+          <w:rFonts w:hint="eastAsia"/>
+          <w:b/>
+          <w:bCs/>
+        </w:rPr>
+      </w:pPr>
+      <w:r>
+        <w:rPr>
+          <w:rFonts w:hint="eastAsia"/>
+          <w:b/>
+          <w:bCs/>
+        </w:rPr>
+        <w:t>直接编写一个函数计算出干扰半径的数组，然后再传入就行，编写一个函数进行计算。很完美；每个实验和算法都传入该半径数据进行实验。</w:t>
+      </w:r>
+    </w:p>
+    <w:p>
+      <w:pPr>
+        <w:rPr>
+          <w:b/>
+          <w:bCs/>
+        </w:rPr>
+      </w:pPr>
+    </w:p>
+    <w:p>
+      <w:pPr>
+        <w:rPr>
+          <w:b/>
+          <w:bCs/>
+        </w:rPr>
+      </w:pPr>
+      <w:r>
+        <w:rPr>
+          <w:rFonts w:hint="eastAsia"/>
+          <w:b/>
+          <w:bCs/>
+        </w:rPr>
+        <w:t>④上下限暂不修改。</w:t>
+      </w:r>
+    </w:p>
+    <w:p>
+      <w:pPr>
+        <w:rPr>
+          <w:rFonts w:hint="eastAsia"/>
+          <w:b/>
+          <w:bCs/>
+        </w:rPr>
+      </w:pPr>
+    </w:p>
+    <w:p>
+      <w:pPr>
+        <w:rPr>
+          <w:b/>
+          <w:bCs/>
+        </w:rPr>
+      </w:pPr>
+      <w:r>
+        <w:rPr>
+          <w:rFonts w:hint="eastAsia"/>
+          <w:b/>
+          <w:bCs/>
+        </w:rPr>
+        <w:t>⑤编写一个python脚本一键启停所有实验，并且自动启动多个不同的进程并行跑这个实验：</w:t>
+      </w:r>
+      <w:r>
+        <w:rPr>
+          <w:b/>
+          <w:bCs/>
+        </w:rPr>
+        <w:br/>
+      </w:r>
+      <w:r>
+        <w:rPr>
+          <w:rFonts w:hint="eastAsia"/>
+          <w:b/>
+          <w:bCs/>
+        </w:rPr>
+        <w:t>不同的实验需要传入的是实验次数，随机种子数组和自变量范围。</w:t>
+      </w:r>
+    </w:p>
+    <w:p>
+      <w:pPr>
+        <w:rPr>
+          <w:b/>
+          <w:bCs/>
+        </w:rPr>
+      </w:pPr>
+    </w:p>
+    <w:p>
+      <w:pPr>
+        <w:rPr>
+          <w:b/>
+          <w:bCs/>
+        </w:rPr>
+      </w:pPr>
+      <w:r>
+        <w:rPr>
+          <w:rFonts w:hint="eastAsia"/>
+          <w:b/>
+          <w:bCs/>
+        </w:rPr>
+        <w:t>下午完成修改并进行实验。</w:t>
+      </w:r>
+    </w:p>
+    <w:p>
+      <w:pPr>
+        <w:rPr>
+          <w:b/>
+          <w:bCs/>
+        </w:rPr>
+      </w:pPr>
+    </w:p>
+    <w:p>
+      <w:pPr>
+        <w:rPr>
+          <w:b/>
+          <w:bCs/>
+        </w:rPr>
+      </w:pPr>
+    </w:p>
+    <w:p>
+      <w:pPr>
+        <w:rPr>
+          <w:b/>
+          <w:bCs/>
+        </w:rPr>
+      </w:pPr>
+      <w:r>
+        <w:rPr>
+          <w:b/>
+          <w:bCs/>
+        </w:rPr>
+        <w:t>Apf</w:t>
+      </w:r>
+      <w:r>
+        <w:rPr>
+          <w:rFonts w:hint="eastAsia"/>
+          <w:b/>
+          <w:bCs/>
+        </w:rPr>
+        <w:t>、ccbs、ppswarm都是单独传的，需要修改。</w:t>
+      </w:r>
+      <w:r>
+        <w:rPr>
+          <w:b/>
+          <w:bCs/>
+        </w:rPr>
+        <w:br/>
+      </w:r>
+      <w:r>
+        <w:rPr>
+          <w:rFonts w:hint="eastAsia"/>
+          <w:b/>
+          <w:bCs/>
+        </w:rPr>
+        <w:t>cmupf在使用apf的时候半径也是，所以也需要单独传递。其势场函数使用到了jammer_</w:t>
+      </w:r>
+      <w:r>
+        <w:rPr>
+          <w:b/>
+          <w:bCs/>
+        </w:rPr>
+        <w:t>radius</w:t>
+      </w:r>
+    </w:p>
+    <w:p>
+      <w:pPr>
+        <w:rPr>
+          <w:b/>
+          <w:bCs/>
+        </w:rPr>
+      </w:pPr>
+    </w:p>
+    <w:p>
+      <w:pPr>
+        <w:rPr>
+          <w:b/>
+          <w:bCs/>
+        </w:rPr>
+      </w:pPr>
+      <w:r>
+        <w:rPr>
+          <w:b/>
+          <w:bCs/>
+        </w:rPr>
+        <w:t>Rrt-apf</w:t>
+      </w:r>
+      <w:r>
+        <w:rPr>
+          <w:rFonts w:hint="eastAsia"/>
+          <w:b/>
+          <w:bCs/>
+        </w:rPr>
+        <w:t>等使用的是env里的单独修改。</w:t>
+      </w:r>
+    </w:p>
+    <w:p>
+      <w:pPr>
+        <w:rPr>
+          <w:b/>
+          <w:bCs/>
+        </w:rPr>
+      </w:pPr>
+    </w:p>
+    <w:p>
+      <w:pPr>
+        <w:rPr>
+          <w:b/>
+          <w:bCs/>
+        </w:rPr>
+      </w:pPr>
+    </w:p>
+    <w:p>
+      <w:pPr>
+        <w:rPr>
+          <w:b/>
+          <w:bCs/>
+        </w:rPr>
+      </w:pPr>
+      <w:r>
+        <w:rPr>
+          <w:rFonts w:hint="eastAsia"/>
+          <w:b/>
+          <w:bCs/>
+        </w:rPr>
+        <w:t>1</w:t>
+      </w:r>
+      <w:r>
+        <w:rPr>
+          <w:b/>
+          <w:bCs/>
+        </w:rPr>
+        <w:t>1-17</w:t>
+      </w:r>
+      <w:r>
+        <w:rPr>
+          <w:b/>
+          <w:bCs/>
+        </w:rPr>
+        <w:br/>
+      </w:r>
+      <w:r>
+        <w:rPr>
+          <w:rFonts w:hint="eastAsia"/>
+          <w:b/>
+          <w:bCs/>
+        </w:rPr>
+        <w:t>①修改l和u的推导</w:t>
+      </w:r>
+      <w:r>
+        <w:rPr>
+          <w:rFonts w:hint="eastAsia"/>
+          <w:b/>
+          <w:bCs/>
+        </w:rPr>
+        <w:t xml:space="preserve"> </w:t>
+      </w:r>
+      <w:r>
+        <w:rPr>
+          <w:b/>
+          <w:bCs/>
+        </w:rPr>
+        <w:t xml:space="preserve">  </w:t>
+      </w:r>
+      <w:r>
+        <w:rPr>
+          <w:rFonts w:hint="eastAsia"/>
+          <w:b/>
+          <w:bCs/>
+        </w:rPr>
+        <w:t>（完成）</w:t>
+      </w:r>
+    </w:p>
+    <w:p>
+      <w:pPr>
+        <w:rPr>
+          <w:b/>
+          <w:bCs/>
+        </w:rPr>
+      </w:pPr>
+      <w:r>
+        <w:rPr>
+          <w:rFonts w:hint="eastAsia"/>
+          <w:b/>
+          <w:bCs/>
+        </w:rPr>
+        <w:t xml:space="preserve">②补充约束重规划部分的机制修改和描述。 </w:t>
+      </w:r>
+      <w:r>
+        <w:rPr>
+          <w:b/>
+          <w:bCs/>
+        </w:rPr>
+        <w:t xml:space="preserve"> </w:t>
+      </w:r>
+      <w:r>
+        <w:rPr>
+          <w:rFonts w:hint="eastAsia"/>
+          <w:b/>
+          <w:bCs/>
+        </w:rPr>
+        <w:t>（完成）</w:t>
+      </w:r>
+    </w:p>
+    <w:p>
+      <w:pPr>
+        <w:rPr>
+          <w:rFonts w:hint="eastAsia"/>
+          <w:b/>
+          <w:bCs/>
+        </w:rPr>
+      </w:pPr>
+      <w:r>
+        <w:rPr>
+          <w:rFonts w:hint="eastAsia"/>
+          <w:b/>
+          <w:bCs/>
+        </w:rPr>
+        <w:t>③修改最大瓶颈生成树部分的引力算法，补充绘制算法图</w:t>
+      </w:r>
+      <w:r>
+        <w:rPr>
+          <w:rFonts w:hint="eastAsia"/>
+          <w:b/>
+          <w:bCs/>
+        </w:rPr>
+        <w:t>。 （</w:t>
+      </w:r>
+      <w:r>
+        <w:rPr>
+          <w:rFonts w:hint="eastAsia"/>
+          <w:b/>
+          <w:bCs/>
+        </w:rPr>
+        <w:t>完成、算法图已经删除</w:t>
+      </w:r>
+      <w:r>
+        <w:rPr>
+          <w:rFonts w:hint="eastAsia"/>
+          <w:b/>
+          <w:bCs/>
+        </w:rPr>
+        <w:t>）</w:t>
+      </w:r>
+    </w:p>
+    <w:p>
+      <w:pPr>
+        <w:rPr>
+          <w:b/>
+          <w:bCs/>
+        </w:rPr>
+      </w:pPr>
+      <w:r>
+        <w:rPr>
+          <w:rFonts w:hint="eastAsia"/>
+          <w:b/>
+          <w:bCs/>
+        </w:rPr>
+        <w:t>④</w:t>
+      </w:r>
+      <w:r>
+        <w:rPr>
+          <w:rFonts w:hint="eastAsia"/>
+          <w:b/>
+          <w:bCs/>
+        </w:rPr>
+        <w:t>修改补充算法复杂度的推导描述段落</w:t>
+      </w:r>
+      <w:r>
+        <w:rPr>
+          <w:rFonts w:hint="eastAsia"/>
+          <w:b/>
+          <w:bCs/>
+        </w:rPr>
+        <w:t>。</w:t>
+      </w:r>
+      <w:r>
+        <w:rPr>
+          <w:rFonts w:hint="eastAsia"/>
+          <w:b/>
+          <w:bCs/>
+        </w:rPr>
+        <w:t>（直接删除，要补充就两句话，建图和</w:t>
+      </w:r>
+      <w:r>
+        <w:rPr>
+          <w:rFonts w:hint="eastAsia"/>
+          <w:b/>
+          <w:bCs/>
+        </w:rPr>
+        <w:t>计算，分别是n</w:t>
+      </w:r>
+      <w:r>
+        <w:rPr>
+          <w:b/>
+          <w:bCs/>
+        </w:rPr>
+        <w:t>2</w:t>
+      </w:r>
+      <w:r>
+        <w:rPr>
+          <w:rFonts w:hint="eastAsia"/>
+          <w:b/>
+          <w:bCs/>
+        </w:rPr>
+        <w:t>和</w:t>
+      </w:r>
+      <w:r>
+        <w:rPr>
+          <w:b/>
+          <w:bCs/>
+        </w:rPr>
+        <w:t>elg</w:t>
+      </w:r>
+      <w:r>
+        <w:rPr>
+          <w:rFonts w:hint="eastAsia"/>
+          <w:b/>
+          <w:bCs/>
+        </w:rPr>
+        <w:t>e</w:t>
+      </w:r>
+      <w:r>
+        <w:rPr>
+          <w:rFonts w:hint="eastAsia"/>
+          <w:b/>
+          <w:bCs/>
+        </w:rPr>
+        <w:t>）</w:t>
+      </w:r>
+    </w:p>
+    <w:p>
+      <w:pPr>
+        <w:rPr>
+          <w:rFonts w:hint="eastAsia"/>
+          <w:b/>
+          <w:bCs/>
+        </w:rPr>
+      </w:pPr>
+      <w:r>
+        <w:rPr>
+          <w:rFonts w:hint="eastAsia"/>
+          <w:b/>
+          <w:bCs/>
+        </w:rPr>
+        <w:t>⑤补充对比算法的描述，需要结合算法特征。</w:t>
+      </w:r>
+    </w:p>
+    <w:p>
+      <w:pPr>
+        <w:rPr>
+          <w:b/>
+          <w:bCs/>
+        </w:rPr>
+      </w:pPr>
+      <w:r>
+        <w:rPr>
+          <w:rFonts w:hint="eastAsia"/>
+          <w:b/>
+          <w:bCs/>
+        </w:rPr>
+        <w:t>⑥</w:t>
+      </w:r>
+      <w:r>
+        <w:rPr>
+          <w:rFonts w:hint="eastAsia"/>
+          <w:b/>
+          <w:bCs/>
+        </w:rPr>
+        <w:t>修改补充参数的描述与设置的依据</w:t>
+      </w:r>
+      <w:r>
+        <w:rPr>
+          <w:rFonts w:hint="eastAsia"/>
+          <w:b/>
+          <w:bCs/>
+        </w:rPr>
+        <w:t>,特别是干扰半径的计算部分（）</w:t>
+      </w:r>
+      <w:r>
+        <w:rPr>
+          <w:rFonts w:hint="eastAsia"/>
+          <w:b/>
+          <w:bCs/>
+        </w:rPr>
+        <w:t>。</w:t>
+      </w:r>
+    </w:p>
+    <w:p>
+      <w:pPr>
+        <w:rPr>
+          <w:b/>
+          <w:bCs/>
+        </w:rPr>
+      </w:pPr>
+      <w:r>
+        <w:rPr>
+          <w:rFonts w:hint="eastAsia"/>
+          <w:b/>
+          <w:bCs/>
+        </w:rPr>
+        <w:t>⑦</w:t>
+      </w:r>
+      <w:r>
+        <w:rPr>
+          <w:rFonts w:hint="eastAsia"/>
+          <w:b/>
+          <w:bCs/>
+        </w:rPr>
+        <w:t>过一遍全文，修改前后文的描述，需要注意</w:t>
+      </w:r>
+      <w:r>
+        <w:rPr>
+          <w:b/>
+          <w:bCs/>
+        </w:rPr>
+        <w:t xml:space="preserve">MBST-APF </w:t>
+      </w:r>
+      <w:r>
+        <w:rPr>
+          <w:rFonts w:hint="eastAsia"/>
+          <w:b/>
+          <w:bCs/>
+        </w:rPr>
+        <w:t>和 全局关键</w:t>
+      </w:r>
+      <w:r>
+        <w:rPr>
+          <w:rFonts w:hint="eastAsia"/>
+          <w:b/>
+          <w:bCs/>
+        </w:rPr>
+        <w:t>点、符号连续性</w:t>
+      </w:r>
+    </w:p>
+    <w:p>
+      <w:pPr>
+        <w:rPr>
+          <w:rFonts w:hint="eastAsia"/>
+          <w:b/>
+          <w:bCs/>
+        </w:rPr>
+      </w:pPr>
+      <w:r>
+        <w:rPr>
+          <w:rFonts w:hint="eastAsia"/>
+          <w:b/>
+          <w:bCs/>
+        </w:rPr>
+        <w:t>⑧修改算法框架图，改为三个簇。右边的删了。</w:t>
+      </w:r>
+    </w:p>
+    <w:p>
+      <w:pPr>
+        <w:rPr>
+          <w:rFonts w:hint="eastAsia"/>
+          <w:b/>
+          <w:bCs/>
+        </w:rPr>
+      </w:pPr>
     </w:p>
     <w:p>
       <w:pPr>

--- a/进程文件/进展/实验设计/创新点1实验设计.docx
+++ b/进程文件/进展/实验设计/创新点1实验设计.docx
@@ -9290,17 +9290,33 @@
           <w:b/>
           <w:bCs/>
         </w:rPr>
+        <w:t>（完成）</w:t>
+      </w:r>
+    </w:p>
+    <w:p>
+      <w:pPr>
+        <w:rPr>
+          <w:b/>
+          <w:bCs/>
+        </w:rPr>
+      </w:pPr>
+      <w:r>
+        <w:rPr>
+          <w:rFonts w:hint="eastAsia"/>
+          <w:b/>
+          <w:bCs/>
+        </w:rPr>
+        <w:t xml:space="preserve">②补充约束重规划部分的机制修改和描述。 </w:t>
+      </w:r>
+      <w:r>
+        <w:rPr>
+          <w:b/>
+          <w:bCs/>
+        </w:rPr>
         <w:t xml:space="preserve"> </w:t>
       </w:r>
       <w:r>
         <w:rPr>
-          <w:b/>
-          <w:bCs/>
-        </w:rPr>
-        <w:t xml:space="preserve">  </w:t>
-      </w:r>
-      <w:r>
-        <w:rPr>
           <w:rFonts w:hint="eastAsia"/>
           <w:b/>
           <w:bCs/>
@@ -9311,37 +9327,6 @@
     <w:p>
       <w:pPr>
         <w:rPr>
-          <w:b/>
-          <w:bCs/>
-        </w:rPr>
-      </w:pPr>
-      <w:r>
-        <w:rPr>
-          <w:rFonts w:hint="eastAsia"/>
-          <w:b/>
-          <w:bCs/>
-        </w:rPr>
-        <w:t xml:space="preserve">②补充约束重规划部分的机制修改和描述。 </w:t>
-      </w:r>
-      <w:r>
-        <w:rPr>
-          <w:b/>
-          <w:bCs/>
-        </w:rPr>
-        <w:t xml:space="preserve"> </w:t>
-      </w:r>
-      <w:r>
-        <w:rPr>
-          <w:rFonts w:hint="eastAsia"/>
-          <w:b/>
-          <w:bCs/>
-        </w:rPr>
-        <w:t>（完成）</w:t>
-      </w:r>
-    </w:p>
-    <w:p>
-      <w:pPr>
-        <w:rPr>
           <w:rFonts w:hint="eastAsia"/>
           <w:b/>
           <w:bCs/>
@@ -9482,6 +9467,30 @@
         </w:rPr>
         <w:t>⑤补充对比算法的描述，需要结合算法特征。</w:t>
       </w:r>
+      <w:r>
+        <w:rPr>
+          <w:rFonts w:hint="eastAsia"/>
+          <w:b/>
+          <w:bCs/>
+        </w:rPr>
+        <w:t>（</w:t>
+      </w:r>
+      <w:r>
+        <w:rPr>
+          <w:rFonts w:hint="eastAsia"/>
+          <w:b/>
+          <w:bCs/>
+        </w:rPr>
+        <w:t>已完成</w:t>
+      </w:r>
+      <w:r>
+        <w:rPr>
+          <w:rFonts w:hint="eastAsia"/>
+          <w:b/>
+          <w:bCs/>
+        </w:rPr>
+        <w:t>）</w:t>
+      </w:r>
     </w:p>
     <w:p>
       <w:pPr>
@@ -9512,7 +9521,23 @@
           <w:b/>
           <w:bCs/>
         </w:rPr>
-        <w:t>,特别是干扰半径的计算部分（）</w:t>
+        <w:t>,特别是干扰半径的计算部分（</w:t>
+      </w:r>
+      <w:r>
+        <w:rPr>
+          <w:rFonts w:hint="eastAsia"/>
+          <w:b/>
+          <w:bCs/>
+        </w:rPr>
+        <w:t>已完成，但是干扰半径计算还没有给出</w:t>
+      </w:r>
+      <w:r>
+        <w:rPr>
+          <w:rFonts w:hint="eastAsia"/>
+          <w:b/>
+          <w:bCs/>
+        </w:rPr>
+        <w:t>）</w:t>
       </w:r>
       <w:r>
         <w:rPr>
@@ -9536,15 +9561,31 @@
           <w:b/>
           <w:bCs/>
         </w:rPr>
-        <w:t>⑦</w:t>
-      </w:r>
-      <w:r>
-        <w:rPr>
-          <w:rFonts w:hint="eastAsia"/>
-          <w:b/>
-          <w:bCs/>
-        </w:rPr>
-        <w:t>过一遍全文，修改前后文的描述，需要注意</w:t>
+        <w:t>⑧修改算法框架图，改为三个簇。右边的删了。</w:t>
+      </w:r>
+      <w:r>
+        <w:rPr>
+          <w:rFonts w:hint="eastAsia"/>
+          <w:b/>
+          <w:bCs/>
+        </w:rPr>
+        <w:t xml:space="preserve"> （已完成）</w:t>
+      </w:r>
+    </w:p>
+    <w:p>
+      <w:pPr>
+        <w:rPr>
+          <w:b/>
+          <w:bCs/>
+        </w:rPr>
+      </w:pPr>
+      <w:r>
+        <w:rPr>
+          <w:rFonts w:hint="eastAsia"/>
+          <w:b/>
+          <w:bCs/>
+        </w:rPr>
+        <w:t>⑦过一遍全文，修改前后文的描述，需要注意</w:t>
       </w:r>
       <w:r>
         <w:rPr>
@@ -9559,32 +9600,24 @@
           <w:b/>
           <w:bCs/>
         </w:rPr>
-        <w:t>和 全局关键</w:t>
-      </w:r>
-      <w:r>
-        <w:rPr>
-          <w:rFonts w:hint="eastAsia"/>
-          <w:b/>
-          <w:bCs/>
-        </w:rPr>
-        <w:t>点、符号连续性</w:t>
-      </w:r>
-    </w:p>
-    <w:p>
-      <w:pPr>
-        <w:rPr>
-          <w:rFonts w:hint="eastAsia"/>
-          <w:b/>
-          <w:bCs/>
-        </w:rPr>
-      </w:pPr>
-      <w:r>
-        <w:rPr>
-          <w:rFonts w:hint="eastAsia"/>
-          <w:b/>
-          <w:bCs/>
-        </w:rPr>
-        <w:t>⑧修改算法框架图，改为三个簇。右边的删了。</w:t>
+        <w:t>和 全局关键点、符号连续性、算法对比特性</w:t>
+      </w:r>
+    </w:p>
+    <w:p>
+      <w:pPr>
+        <w:rPr>
+          <w:rFonts w:hint="eastAsia"/>
+          <w:b/>
+          <w:bCs/>
+        </w:rPr>
+      </w:pPr>
+      <w:r>
+        <w:rPr>
+          <w:rFonts w:hint="eastAsia"/>
+          <w:b/>
+          <w:bCs/>
+        </w:rPr>
+        <w:t>⑨代数连通度的计算公式还没给出。</w:t>
       </w:r>
     </w:p>
     <w:p>

--- a/进程文件/进展/实验设计/创新点1实验设计.docx
+++ b/进程文件/进展/实验设计/创新点1实验设计.docx
@@ -8479,7 +8479,6 @@
     <w:p>
       <w:pPr>
         <w:rPr>
-          <w:rFonts w:hint="eastAsia"/>
           <w:b/>
           <w:bCs/>
         </w:rPr>
@@ -8602,7 +8601,6 @@
     <w:p>
       <w:pPr>
         <w:rPr>
-          <w:rFonts w:hint="eastAsia"/>
           <w:b/>
           <w:bCs/>
         </w:rPr>
@@ -9037,7 +9035,6 @@
     <w:p>
       <w:pPr>
         <w:rPr>
-          <w:rFonts w:hint="eastAsia"/>
           <w:b/>
           <w:bCs/>
         </w:rPr>
@@ -9078,7 +9075,6 @@
     <w:p>
       <w:pPr>
         <w:rPr>
-          <w:rFonts w:hint="eastAsia"/>
           <w:b/>
           <w:bCs/>
         </w:rPr>
@@ -9327,26 +9323,17 @@
     <w:p>
       <w:pPr>
         <w:rPr>
-          <w:rFonts w:hint="eastAsia"/>
-          <w:b/>
-          <w:bCs/>
-        </w:rPr>
-      </w:pPr>
-      <w:r>
-        <w:rPr>
-          <w:rFonts w:hint="eastAsia"/>
-          <w:b/>
-          <w:bCs/>
-        </w:rPr>
-        <w:t>③修改最大瓶颈生成树部分的引力算法，补充绘制算法图</w:t>
-      </w:r>
-      <w:r>
-        <w:rPr>
-          <w:rFonts w:hint="eastAsia"/>
-          <w:b/>
-          <w:bCs/>
-        </w:rPr>
-        <w:t>。 （</w:t>
+          <w:b/>
+          <w:bCs/>
+        </w:rPr>
+      </w:pPr>
+      <w:r>
+        <w:rPr>
+          <w:rFonts w:hint="eastAsia"/>
+          <w:b/>
+          <w:bCs/>
+        </w:rPr>
+        <w:t>③修改最大瓶颈生成树部分的引力算法，补充绘制算法图。 （</w:t>
       </w:r>
       <w:r>
         <w:rPr>
@@ -9454,7 +9441,6 @@
     <w:p>
       <w:pPr>
         <w:rPr>
-          <w:rFonts w:hint="eastAsia"/>
           <w:b/>
           <w:bCs/>
         </w:rPr>
@@ -9606,7 +9592,6 @@
     <w:p>
       <w:pPr>
         <w:rPr>
-          <w:rFonts w:hint="eastAsia"/>
           <w:b/>
           <w:bCs/>
         </w:rPr>
@@ -9623,7 +9608,586 @@
     <w:p>
       <w:pPr>
         <w:rPr>
-          <w:rFonts w:hint="eastAsia"/>
+          <w:b/>
+          <w:bCs/>
+        </w:rPr>
+      </w:pPr>
+    </w:p>
+    <w:p>
+      <w:pPr>
+        <w:rPr>
+          <w:b/>
+          <w:bCs/>
+        </w:rPr>
+      </w:pPr>
+      <w:r>
+        <w:rPr>
+          <w:rFonts w:hint="eastAsia"/>
+          <w:b/>
+          <w:bCs/>
+        </w:rPr>
+        <w:t>干扰数量2的步数需要增加一对点点</w:t>
+      </w:r>
+      <w:r>
+        <w:rPr>
+          <w:b/>
+          <w:bCs/>
+        </w:rPr>
+        <w:br/>
+      </w:r>
+      <w:r>
+        <w:rPr>
+          <w:b/>
+          <w:bCs/>
+        </w:rPr>
+        <w:br/>
+      </w:r>
+      <w:r>
+        <w:rPr>
+          <w:b/>
+          <w:bCs/>
+        </w:rPr>
+        <w:br/>
+      </w:r>
+      <w:r>
+        <w:rPr>
+          <w:b/>
+          <w:bCs/>
+        </w:rPr>
+        <w:br/>
+      </w:r>
+      <w:r>
+        <w:rPr>
+          <w:b/>
+          <w:bCs/>
+        </w:rPr>
+        <w:br/>
+        <w:t>11-22</w:t>
+      </w:r>
+    </w:p>
+    <w:p>
+      <w:pPr>
+        <w:rPr>
+          <w:b/>
+          <w:bCs/>
+        </w:rPr>
+      </w:pPr>
+      <w:r>
+        <w:rPr>
+          <w:rFonts w:hint="eastAsia"/>
+          <w:b/>
+          <w:bCs/>
+        </w:rPr>
+        <w:t>1</w:t>
+      </w:r>
+      <w:r>
+        <w:rPr>
+          <w:b/>
+          <w:bCs/>
+        </w:rPr>
+        <w:t>.</w:t>
+      </w:r>
+      <w:r>
+        <w:rPr>
+          <w:rFonts w:hint="eastAsia"/>
+          <w:b/>
+          <w:bCs/>
+        </w:rPr>
+        <w:t>找到大论文的word模版</w:t>
+      </w:r>
+    </w:p>
+    <w:p>
+      <w:pPr>
+        <w:rPr>
+          <w:b/>
+          <w:bCs/>
+        </w:rPr>
+      </w:pPr>
+      <w:r>
+        <w:rPr>
+          <w:rFonts w:hint="eastAsia"/>
+          <w:b/>
+          <w:bCs/>
+        </w:rPr>
+        <w:t>2</w:t>
+      </w:r>
+      <w:r>
+        <w:rPr>
+          <w:b/>
+          <w:bCs/>
+        </w:rPr>
+        <w:t>.</w:t>
+      </w:r>
+      <w:r>
+        <w:rPr>
+          <w:rFonts w:hint="eastAsia"/>
+          <w:b/>
+          <w:bCs/>
+        </w:rPr>
+        <w:t>挖掘现有算法下第二个点的研究方向（现在的问题，</w:t>
+      </w:r>
+    </w:p>
+    <w:p>
+      <w:pPr>
+        <w:rPr>
+          <w:b/>
+          <w:bCs/>
+        </w:rPr>
+      </w:pPr>
+      <w:r>
+        <w:rPr>
+          <w:rFonts w:hint="eastAsia"/>
+          <w:b/>
+          <w:bCs/>
+        </w:rPr>
+        <w:t>①分簇数量和簇规模没有给出设置的原因</w:t>
+      </w:r>
+    </w:p>
+    <w:p>
+      <w:pPr>
+        <w:rPr>
+          <w:b/>
+          <w:bCs/>
+        </w:rPr>
+      </w:pPr>
+      <w:r>
+        <w:rPr>
+          <w:rFonts w:hint="eastAsia"/>
+          <w:b/>
+          <w:bCs/>
+        </w:rPr>
+        <w:t>②无法完全实现通信保持，可以进行</w:t>
+      </w:r>
+      <w:r>
+        <w:rPr>
+          <w:rFonts w:hint="eastAsia"/>
+          <w:b/>
+          <w:bCs/>
+        </w:rPr>
+        <w:t>对应的分裂重组决策的执行</w:t>
+      </w:r>
+    </w:p>
+    <w:p>
+      <w:pPr>
+        <w:rPr>
+          <w:b/>
+          <w:bCs/>
+        </w:rPr>
+      </w:pPr>
+      <w:r>
+        <w:rPr>
+          <w:rFonts w:hint="eastAsia"/>
+          <w:b/>
+          <w:bCs/>
+        </w:rPr>
+        <w:lastRenderedPageBreak/>
+        <w:t>③可以是3</w:t>
+      </w:r>
+      <w:r>
+        <w:rPr>
+          <w:b/>
+          <w:bCs/>
+        </w:rPr>
+        <w:t>D</w:t>
+      </w:r>
+      <w:r>
+        <w:rPr>
+          <w:rFonts w:hint="eastAsia"/>
+          <w:b/>
+          <w:bCs/>
+        </w:rPr>
+        <w:t>场景下的拓展，加入三维空间的决策和约束参数的设置。</w:t>
+      </w:r>
+    </w:p>
+    <w:p>
+      <w:pPr>
+        <w:rPr>
+          <w:b/>
+          <w:bCs/>
+        </w:rPr>
+      </w:pPr>
+      <w:r>
+        <w:rPr>
+          <w:rFonts w:hint="eastAsia"/>
+          <w:b/>
+          <w:bCs/>
+        </w:rPr>
+        <w:t>④可以加入对应的干扰移动情况下的优化。</w:t>
+      </w:r>
+    </w:p>
+    <w:p>
+      <w:pPr>
+        <w:rPr>
+          <w:b/>
+          <w:bCs/>
+        </w:rPr>
+      </w:pPr>
+      <w:r>
+        <w:rPr>
+          <w:rFonts w:hint="eastAsia"/>
+          <w:b/>
+          <w:bCs/>
+        </w:rPr>
+        <w:t>⑤可以加入干扰</w:t>
+      </w:r>
+    </w:p>
+    <w:p>
+      <w:pPr>
+        <w:rPr>
+          <w:b/>
+          <w:bCs/>
+        </w:rPr>
+      </w:pPr>
+      <w:r>
+        <w:rPr>
+          <w:rFonts w:hint="eastAsia"/>
+          <w:b/>
+          <w:bCs/>
+        </w:rPr>
+        <w:t>③这个通信网络链路的</w:t>
+      </w:r>
+      <w:r>
+        <w:rPr>
+          <w:rFonts w:hint="eastAsia"/>
+          <w:b/>
+          <w:bCs/>
+        </w:rPr>
+        <w:t>M</w:t>
+      </w:r>
+      <w:r>
+        <w:rPr>
+          <w:b/>
+          <w:bCs/>
+        </w:rPr>
+        <w:t>BST</w:t>
+      </w:r>
+      <w:r>
+        <w:rPr>
+          <w:rFonts w:hint="eastAsia"/>
+          <w:b/>
+          <w:bCs/>
+        </w:rPr>
+        <w:t>不一定是最好的效果。</w:t>
+      </w:r>
+    </w:p>
+    <w:p>
+      <w:pPr>
+        <w:rPr>
+          <w:rFonts w:hint="eastAsia"/>
+          <w:b/>
+          <w:bCs/>
+        </w:rPr>
+      </w:pPr>
+      <w:r>
+        <w:rPr>
+          <w:rFonts w:hint="eastAsia"/>
+          <w:b/>
+          <w:bCs/>
+        </w:rPr>
+        <w:t>⑦动态簇效果，防止过于拥挤的场景下的情况</w:t>
+      </w:r>
+    </w:p>
+    <w:p>
+      <w:pPr>
+        <w:rPr>
+          <w:b/>
+          <w:bCs/>
+        </w:rPr>
+      </w:pPr>
+      <w:r>
+        <w:rPr>
+          <w:rFonts w:hint="eastAsia"/>
+          <w:b/>
+          <w:bCs/>
+        </w:rPr>
+        <w:t>3</w:t>
+      </w:r>
+      <w:r>
+        <w:rPr>
+          <w:b/>
+          <w:bCs/>
+        </w:rPr>
+        <w:t>.</w:t>
+      </w:r>
+      <w:r>
+        <w:rPr>
+          <w:rFonts w:hint="eastAsia"/>
+          <w:b/>
+          <w:bCs/>
+        </w:rPr>
+        <w:t>整理第三章的内容，看下能够有多少，以及有哪些可以水的内容。至少要4</w:t>
+      </w:r>
+      <w:r>
+        <w:rPr>
+          <w:b/>
+          <w:bCs/>
+        </w:rPr>
+        <w:t>0</w:t>
+      </w:r>
+      <w:r>
+        <w:rPr>
+          <w:rFonts w:hint="eastAsia"/>
+          <w:b/>
+          <w:bCs/>
+        </w:rPr>
+        <w:t>页第三章。所以需要对应内容，看看哪些可以补充：</w:t>
+      </w:r>
+      <w:r>
+        <w:rPr>
+          <w:b/>
+          <w:bCs/>
+        </w:rPr>
+        <w:br/>
+      </w:r>
+      <w:r>
+        <w:rPr>
+          <w:rFonts w:hint="eastAsia"/>
+          <w:b/>
+          <w:bCs/>
+        </w:rPr>
+        <w:t>①消融实验</w:t>
+      </w:r>
+      <w:r>
+        <w:rPr>
+          <w:rFonts w:hint="eastAsia"/>
+          <w:b/>
+          <w:bCs/>
+        </w:rPr>
+        <w:t>补充水的数据</w:t>
+      </w:r>
+    </w:p>
+    <w:p>
+      <w:pPr>
+        <w:rPr>
+          <w:rFonts w:hint="eastAsia"/>
+          <w:b/>
+          <w:bCs/>
+        </w:rPr>
+      </w:pPr>
+      <w:r>
+        <w:rPr>
+          <w:rFonts w:hint="eastAsia"/>
+          <w:b/>
+          <w:bCs/>
+        </w:rPr>
+        <w:t>④干扰半径公式计算</w:t>
+      </w:r>
+    </w:p>
+    <w:p>
+      <w:pPr>
+        <w:rPr>
+          <w:b/>
+          <w:bCs/>
+        </w:rPr>
+      </w:pPr>
+      <w:r>
+        <w:rPr>
+          <w:rFonts w:hint="eastAsia"/>
+          <w:b/>
+          <w:bCs/>
+        </w:rPr>
+        <w:t>②图片拆开</w:t>
+      </w:r>
+      <w:r>
+        <w:rPr>
+          <w:rFonts w:hint="eastAsia"/>
+          <w:b/>
+          <w:bCs/>
+        </w:rPr>
+        <w:t>成两个分开写</w:t>
+      </w:r>
+    </w:p>
+    <w:p>
+      <w:pPr>
+        <w:rPr>
+          <w:b/>
+          <w:bCs/>
+        </w:rPr>
+      </w:pPr>
+      <w:r>
+        <w:rPr>
+          <w:rFonts w:hint="eastAsia"/>
+          <w:b/>
+          <w:bCs/>
+        </w:rPr>
+        <w:t>③成功规划率对比</w:t>
+      </w:r>
+    </w:p>
+    <w:p>
+      <w:pPr>
+        <w:rPr>
+          <w:b/>
+          <w:bCs/>
+        </w:rPr>
+      </w:pPr>
+      <w:r>
+        <w:rPr>
+          <w:rFonts w:hint="eastAsia"/>
+          <w:b/>
+          <w:bCs/>
+        </w:rPr>
+        <w:t>⑤实际规划过程图的展示，可以不同算法展示，也可以对比消融实验的展示，或者对应的C</w:t>
+      </w:r>
+      <w:r>
+        <w:rPr>
+          <w:b/>
+          <w:bCs/>
+        </w:rPr>
+        <w:t>MUPF</w:t>
+      </w:r>
+      <w:r>
+        <w:rPr>
+          <w:rFonts w:hint="eastAsia"/>
+          <w:b/>
+          <w:bCs/>
+        </w:rPr>
+        <w:t>和C</w:t>
+      </w:r>
+      <w:r>
+        <w:rPr>
+          <w:b/>
+          <w:bCs/>
+        </w:rPr>
+        <w:t>-RRT*-APF</w:t>
+      </w:r>
+      <w:r>
+        <w:rPr>
+          <w:rFonts w:hint="eastAsia"/>
+          <w:b/>
+          <w:bCs/>
+        </w:rPr>
+        <w:t>算法展示。</w:t>
+      </w:r>
+    </w:p>
+    <w:p>
+      <w:pPr>
+        <w:rPr>
+          <w:b/>
+          <w:bCs/>
+        </w:rPr>
+      </w:pPr>
+      <w:r>
+        <w:rPr>
+          <w:rFonts w:hint="eastAsia"/>
+          <w:b/>
+          <w:bCs/>
+        </w:rPr>
+        <w:t>5</w:t>
+      </w:r>
+      <w:r>
+        <w:rPr>
+          <w:b/>
+          <w:bCs/>
+        </w:rPr>
+        <w:t>.1</w:t>
+      </w:r>
+      <w:r>
+        <w:rPr>
+          <w:rFonts w:hint="eastAsia"/>
+          <w:b/>
+          <w:bCs/>
+        </w:rPr>
+        <w:t>展示mbst的中继能力</w:t>
+      </w:r>
+    </w:p>
+    <w:p>
+      <w:pPr>
+        <w:rPr>
+          <w:b/>
+          <w:bCs/>
+        </w:rPr>
+      </w:pPr>
+      <w:r>
+        <w:rPr>
+          <w:rFonts w:hint="eastAsia"/>
+          <w:b/>
+          <w:bCs/>
+        </w:rPr>
+        <w:t>5</w:t>
+      </w:r>
+      <w:r>
+        <w:rPr>
+          <w:b/>
+          <w:bCs/>
+        </w:rPr>
+        <w:t>.2</w:t>
+      </w:r>
+      <w:r>
+        <w:rPr>
+          <w:rFonts w:hint="eastAsia"/>
+          <w:b/>
+          <w:bCs/>
+        </w:rPr>
+        <w:t>展示重规划取消不合格规划的能力</w:t>
+      </w:r>
+    </w:p>
+    <w:p>
+      <w:pPr>
+        <w:rPr>
+          <w:b/>
+          <w:bCs/>
+        </w:rPr>
+      </w:pPr>
+      <w:r>
+        <w:rPr>
+          <w:rFonts w:hint="eastAsia"/>
+          <w:b/>
+          <w:bCs/>
+        </w:rPr>
+        <w:t>5</w:t>
+      </w:r>
+      <w:r>
+        <w:rPr>
+          <w:b/>
+          <w:bCs/>
+        </w:rPr>
+        <w:t>.3</w:t>
+      </w:r>
+      <w:r>
+        <w:rPr>
+          <w:rFonts w:hint="eastAsia"/>
+          <w:b/>
+          <w:bCs/>
+        </w:rPr>
+        <w:t>展示实时重规划的能力</w:t>
+      </w:r>
+    </w:p>
+    <w:p>
+      <w:pPr>
+        <w:rPr>
+          <w:b/>
+          <w:bCs/>
+        </w:rPr>
+      </w:pPr>
+    </w:p>
+    <w:p>
+      <w:pPr>
+        <w:rPr>
+          <w:b/>
+          <w:bCs/>
+        </w:rPr>
+      </w:pPr>
+    </w:p>
+    <w:p>
+      <w:pPr>
+        <w:rPr>
+          <w:rFonts w:hint="eastAsia"/>
+          <w:b/>
+          <w:bCs/>
+        </w:rPr>
+      </w:pPr>
+      <w:r>
+        <w:rPr>
+          <w:rFonts w:hint="eastAsia"/>
+          <w:b/>
+          <w:bCs/>
+        </w:rPr>
+        <w:t>4.</w:t>
+      </w:r>
+    </w:p>
+    <w:p>
+      <w:pPr>
+        <w:rPr>
           <w:b/>
           <w:bCs/>
         </w:rPr>

--- a/进程文件/进展/实验设计/创新点1实验设计.docx
+++ b/进程文件/进展/实验设计/创新点1实验设计.docx
@@ -9662,24 +9662,31 @@
           <w:bCs/>
         </w:rPr>
         <w:br/>
-        <w:t>11-22</w:t>
-      </w:r>
-    </w:p>
-    <w:p>
-      <w:pPr>
-        <w:rPr>
-          <w:b/>
-          <w:bCs/>
-        </w:rPr>
-      </w:pPr>
-      <w:r>
-        <w:rPr>
-          <w:rFonts w:hint="eastAsia"/>
+        <w:t>11-2</w:t>
+      </w:r>
+      <w:r>
+        <w:rPr>
           <w:b/>
           <w:bCs/>
         </w:rPr>
         <w:t>1</w:t>
       </w:r>
+    </w:p>
+    <w:p>
+      <w:pPr>
+        <w:rPr>
+          <w:b/>
+          <w:bCs/>
+        </w:rPr>
+      </w:pPr>
+      <w:r>
+        <w:rPr>
+          <w:rFonts w:hint="eastAsia"/>
+          <w:b/>
+          <w:bCs/>
+        </w:rPr>
+        <w:t>1</w:t>
+      </w:r>
       <w:r>
         <w:rPr>
           <w:b/>
@@ -9694,6 +9701,21 @@
           <w:bCs/>
         </w:rPr>
         <w:t>找到大论文的word模版</w:t>
+      </w:r>
+      <w:r>
+        <w:rPr>
+          <w:rFonts w:hint="eastAsia"/>
+          <w:b/>
+          <w:bCs/>
+        </w:rPr>
+        <w:t xml:space="preserve"> </w:t>
+      </w:r>
+      <w:r>
+        <w:rPr>
+          <w:b/>
+          <w:bCs/>
+        </w:rPr>
+        <w:t xml:space="preserve">   111</w:t>
       </w:r>
     </w:p>
     <w:p>
@@ -9873,7 +9895,6 @@
     <w:p>
       <w:pPr>
         <w:rPr>
-          <w:rFonts w:hint="eastAsia"/>
           <w:b/>
           <w:bCs/>
         </w:rPr>
@@ -9959,7 +9980,6 @@
     <w:p>
       <w:pPr>
         <w:rPr>
-          <w:rFonts w:hint="eastAsia"/>
           <w:b/>
           <w:bCs/>
         </w:rPr>
@@ -9976,6 +9996,23 @@
     <w:p>
       <w:pPr>
         <w:rPr>
+          <w:rFonts w:hint="eastAsia"/>
+          <w:b/>
+          <w:bCs/>
+        </w:rPr>
+      </w:pPr>
+      <w:r>
+        <w:rPr>
+          <w:rFonts w:hint="eastAsia"/>
+          <w:b/>
+          <w:bCs/>
+        </w:rPr>
+        <w:t>③整体流程介绍</w:t>
+      </w:r>
+    </w:p>
+    <w:p>
+      <w:pPr>
+        <w:rPr>
           <w:b/>
           <w:bCs/>
         </w:rPr>
@@ -10124,6 +10161,7 @@
     <w:p>
       <w:pPr>
         <w:rPr>
+          <w:rFonts w:hint="eastAsia"/>
           <w:b/>
           <w:bCs/>
         </w:rPr>
@@ -10182,25 +10220,2343 @@
           <w:b/>
           <w:bCs/>
         </w:rPr>
-        <w:t>4.</w:t>
-      </w:r>
-    </w:p>
-    <w:p>
-      <w:pPr>
-        <w:rPr>
-          <w:b/>
-          <w:bCs/>
-        </w:rPr>
-      </w:pPr>
-    </w:p>
-    <w:p>
-      <w:pPr>
-        <w:rPr>
-          <w:rFonts w:hint="eastAsia"/>
-          <w:b/>
-          <w:bCs/>
-        </w:rPr>
-      </w:pPr>
+        <w:t>1</w:t>
+      </w:r>
+      <w:r>
+        <w:rPr>
+          <w:b/>
+          <w:bCs/>
+        </w:rPr>
+        <w:t>1-22</w:t>
+      </w:r>
+    </w:p>
+    <w:p>
+      <w:pPr>
+        <w:rPr>
+          <w:b/>
+          <w:bCs/>
+        </w:rPr>
+      </w:pPr>
+      <w:r>
+        <w:rPr>
+          <w:rFonts w:hint="eastAsia"/>
+          <w:b/>
+          <w:bCs/>
+        </w:rPr>
+        <w:t>原论文还有不足的地方：</w:t>
+      </w:r>
+    </w:p>
+    <w:p>
+      <w:pPr>
+        <w:rPr>
+          <w:b/>
+          <w:bCs/>
+        </w:rPr>
+      </w:pPr>
+      <w:r>
+        <w:rPr>
+          <w:rFonts w:hint="eastAsia"/>
+          <w:b/>
+          <w:bCs/>
+        </w:rPr>
+        <w:t>①干扰半径的计算公式没有给出</w:t>
+      </w:r>
+    </w:p>
+    <w:p>
+      <w:pPr>
+        <w:rPr>
+          <w:b/>
+          <w:bCs/>
+        </w:rPr>
+      </w:pPr>
+      <w:r>
+        <w:rPr>
+          <w:rFonts w:hint="eastAsia"/>
+          <w:b/>
+          <w:bCs/>
+        </w:rPr>
+        <w:t>②apf的大规模死锁和震荡的参考论文</w:t>
+      </w:r>
+    </w:p>
+    <w:p>
+      <w:pPr>
+        <w:rPr>
+          <w:b/>
+          <w:bCs/>
+        </w:rPr>
+      </w:pPr>
+    </w:p>
+    <w:p>
+      <w:pPr>
+        <w:rPr>
+          <w:b/>
+          <w:bCs/>
+        </w:rPr>
+      </w:pPr>
+      <w:r>
+        <w:rPr>
+          <w:rFonts w:hint="eastAsia"/>
+          <w:b/>
+          <w:bCs/>
+        </w:rPr>
+        <w:t>第二个点拓展</w:t>
+      </w:r>
+    </w:p>
+    <w:p>
+      <w:pPr>
+        <w:rPr>
+          <w:b/>
+          <w:bCs/>
+        </w:rPr>
+      </w:pPr>
+      <w:r>
+        <w:rPr>
+          <w:rFonts w:hint="eastAsia"/>
+          <w:b/>
+          <w:bCs/>
+        </w:rPr>
+        <w:t>①动态簇机制</w:t>
+      </w:r>
+      <w:r>
+        <w:rPr>
+          <w:rFonts w:hint="eastAsia"/>
+          <w:b/>
+          <w:bCs/>
+        </w:rPr>
+        <w:t>：</w:t>
+      </w:r>
+    </w:p>
+    <w:p>
+      <w:pPr>
+        <w:rPr>
+          <w:b/>
+          <w:bCs/>
+        </w:rPr>
+      </w:pPr>
+      <w:r>
+        <w:rPr>
+          <w:rFonts w:hint="eastAsia"/>
+          <w:b/>
+          <w:bCs/>
+        </w:rPr>
+        <w:t>簇的划分动态：保证不同簇的路径不交叉冲突</w:t>
+      </w:r>
+    </w:p>
+    <w:p>
+      <w:pPr>
+        <w:rPr>
+          <w:rFonts w:hint="eastAsia"/>
+          <w:b/>
+          <w:bCs/>
+        </w:rPr>
+      </w:pPr>
+      <w:r>
+        <w:rPr>
+          <w:rFonts w:hint="eastAsia"/>
+          <w:b/>
+          <w:bCs/>
+        </w:rPr>
+        <w:t xml:space="preserve">簇的数量动态：空白直接合并，密集场景可以更加分裂多个簇 </w:t>
+      </w:r>
+      <w:r>
+        <w:rPr>
+          <w:b/>
+          <w:bCs/>
+        </w:rPr>
+        <w:t xml:space="preserve"> --</w:t>
+      </w:r>
+      <w:r>
+        <w:rPr>
+          <w:rFonts w:hint="eastAsia"/>
+          <w:b/>
+          <w:bCs/>
+        </w:rPr>
+        <w:t>针对分布密集程度不同的区域，</w:t>
+      </w:r>
+    </w:p>
+    <w:p>
+      <w:pPr>
+        <w:rPr>
+          <w:rFonts w:hint="eastAsia"/>
+          <w:b/>
+          <w:bCs/>
+        </w:rPr>
+      </w:pPr>
+      <w:r>
+        <w:rPr>
+          <w:rFonts w:hint="eastAsia"/>
+          <w:b/>
+          <w:bCs/>
+        </w:rPr>
+        <w:t>②M</w:t>
+      </w:r>
+      <w:r>
+        <w:rPr>
+          <w:b/>
+          <w:bCs/>
+        </w:rPr>
+        <w:t>BST</w:t>
+      </w:r>
+      <w:r>
+        <w:rPr>
+          <w:rFonts w:hint="eastAsia"/>
+          <w:b/>
+          <w:bCs/>
+        </w:rPr>
+        <w:t>优化方向，从k</w:t>
+      </w:r>
+      <w:r>
+        <w:rPr>
+          <w:b/>
+          <w:bCs/>
+        </w:rPr>
+        <w:t>-</w:t>
+      </w:r>
+      <w:r>
+        <w:rPr>
+          <w:rFonts w:hint="eastAsia"/>
+          <w:b/>
+          <w:bCs/>
+        </w:rPr>
+        <w:t>连通图的角度着手</w:t>
+      </w:r>
+    </w:p>
+    <w:p>
+      <w:pPr>
+        <w:rPr>
+          <w:rFonts w:hint="eastAsia"/>
+          <w:b/>
+          <w:bCs/>
+        </w:rPr>
+      </w:pPr>
+    </w:p>
+    <w:p>
+      <w:pPr>
+        <w:rPr>
+          <w:rFonts w:hint="eastAsia"/>
+          <w:b/>
+          <w:bCs/>
+        </w:rPr>
+      </w:pPr>
+      <w:r>
+        <w:rPr>
+          <w:rFonts w:hint="eastAsia"/>
+          <w:b/>
+          <w:bCs/>
+        </w:rPr>
+        <w:t>选择动态簇机制作为下一个研究点，代讨论。</w:t>
+      </w:r>
+    </w:p>
+    <w:p>
+      <w:pPr>
+        <w:numPr>
+          <w:ilvl w:val="0"/>
+          <w:numId w:val="2"/>
+        </w:numPr>
+        <w:tabs>
+          <w:tab w:val="num" w:pos="720"/>
+        </w:tabs>
+        <w:rPr>
+          <w:b/>
+          <w:bCs/>
+        </w:rPr>
+      </w:pPr>
+      <w:r>
+        <w:rPr>
+          <w:b/>
+          <w:bCs/>
+        </w:rPr>
+        <w:t>针对簇间混合振荡：通过“位置 + 方向”的局部重分簇，使局部区域内的无人机在相似目标方向下形成更一致的簇结构，减少互相制约与振荡现象，从而显著提升局部规划效率。</w:t>
+      </w:r>
+    </w:p>
+    <w:p>
+      <w:pPr>
+        <w:numPr>
+          <w:ilvl w:val="0"/>
+          <w:numId w:val="2"/>
+        </w:numPr>
+        <w:tabs>
+          <w:tab w:val="num" w:pos="720"/>
+        </w:tabs>
+        <w:rPr>
+          <w:b/>
+          <w:bCs/>
+        </w:rPr>
+      </w:pPr>
+      <w:r>
+        <w:rPr>
+          <w:b/>
+          <w:bCs/>
+        </w:rPr>
+        <w:t>针对死锁节点滞后：引入事件触发的“临时小簇 + 恢复性目标点”机制，将少数被建筑物困住的节点从原簇中解耦，专门指引其脱离死锁并重新并入主簇，避免其拖累整体进度和拉长通信链路。</w:t>
+      </w:r>
+    </w:p>
+    <w:p>
+      <w:pPr>
+        <w:numPr>
+          <w:ilvl w:val="0"/>
+          <w:numId w:val="2"/>
+        </w:numPr>
+        <w:tabs>
+          <w:tab w:val="num" w:pos="720"/>
+        </w:tabs>
+        <w:rPr>
+          <w:b/>
+          <w:bCs/>
+        </w:rPr>
+      </w:pPr>
+      <w:r>
+        <w:rPr>
+          <w:b/>
+          <w:bCs/>
+        </w:rPr>
+        <w:t>针对干扰边界簇间桥接不稳定：设计桥接簇，主动选择少量节点在干扰可接受区内构建稳健的中继链路，通过优化其位置，保证簇间 SINR 满足阈值，在复杂干扰环境下仍能维持较高的网络连通保持率。</w:t>
+      </w:r>
+    </w:p>
+    <w:p>
+      <w:pPr>
+        <w:numPr>
+          <w:ilvl w:val="0"/>
+          <w:numId w:val="2"/>
+        </w:numPr>
+        <w:tabs>
+          <w:tab w:val="num" w:pos="720"/>
+        </w:tabs>
+        <w:rPr>
+          <w:b/>
+          <w:bCs/>
+        </w:rPr>
+      </w:pPr>
+      <w:r>
+        <w:rPr>
+          <w:b/>
+          <w:bCs/>
+        </w:rPr>
+        <w:t>整体上：该动态分簇机制与原有的 CL-RRT*/MST-APF 局部规划解耦，作为上层拓扑调度器，以事件触发方式对簇结构做小范围调整，兼顾了规划效率、连通保持与计算复杂度，为多簇协同路径规划提供了更强的鲁棒性和适应性。</w:t>
+      </w:r>
+    </w:p>
+    <w:p>
+      <w:pPr>
+        <w:rPr>
+          <w:b/>
+          <w:bCs/>
+        </w:rPr>
+      </w:pPr>
+    </w:p>
+    <w:p>
+      <w:pPr>
+        <w:rPr>
+          <w:b/>
+          <w:bCs/>
+        </w:rPr>
+      </w:pPr>
+    </w:p>
+    <w:p>
+      <w:pPr>
+        <w:rPr>
+          <w:b/>
+          <w:bCs/>
+        </w:rPr>
+      </w:pPr>
+      <w:r>
+        <w:rPr>
+          <w:rFonts w:hint="eastAsia"/>
+          <w:b/>
+          <w:bCs/>
+        </w:rPr>
+        <w:t>原先的规划：增加簇路径不交叉的机制。</w:t>
+      </w:r>
+    </w:p>
+    <w:p>
+      <w:pPr>
+        <w:rPr>
+          <w:b/>
+          <w:bCs/>
+        </w:rPr>
+      </w:pPr>
+    </w:p>
+    <w:p>
+      <w:pPr>
+        <w:rPr>
+          <w:b/>
+          <w:bCs/>
+        </w:rPr>
+      </w:pPr>
+    </w:p>
+    <w:p>
+      <w:pPr>
+        <w:rPr>
+          <w:b/>
+          <w:bCs/>
+        </w:rPr>
+      </w:pPr>
+      <w:r>
+        <w:rPr>
+          <w:rFonts w:hint="eastAsia"/>
+          <w:b/>
+          <w:bCs/>
+        </w:rPr>
+        <w:t>涉及到的算法：</w:t>
+      </w:r>
+      <w:r>
+        <w:rPr>
+          <w:b/>
+          <w:bCs/>
+        </w:rPr>
+        <w:br/>
+      </w:r>
+      <w:bookmarkStart w:id="1" w:name="OLE_LINK1"/>
+      <w:r>
+        <w:rPr>
+          <w:rFonts w:hint="eastAsia"/>
+          <w:b/>
+          <w:bCs/>
+        </w:rPr>
+        <w:t>路径规划算法：</w:t>
+      </w:r>
+    </w:p>
+    <w:p>
+      <w:pPr>
+        <w:ind w:left="420"/>
+        <w:rPr>
+          <w:b/>
+          <w:bCs/>
+        </w:rPr>
+      </w:pPr>
+      <w:r>
+        <w:rPr>
+          <w:b/>
+          <w:bCs/>
+        </w:rPr>
+        <w:t>RRT*</w:t>
+      </w:r>
+      <w:r>
+        <w:rPr>
+          <w:rFonts w:hint="eastAsia"/>
+          <w:b/>
+          <w:bCs/>
+        </w:rPr>
+        <w:t>算法</w:t>
+      </w:r>
+      <w:r>
+        <w:rPr>
+          <w:b/>
+          <w:bCs/>
+        </w:rPr>
+        <w:br/>
+      </w:r>
+      <w:r>
+        <w:rPr>
+          <w:rFonts w:hint="eastAsia"/>
+          <w:b/>
+          <w:bCs/>
+        </w:rPr>
+        <w:t>人工势场法</w:t>
+      </w:r>
+    </w:p>
+    <w:p>
+      <w:pPr>
+        <w:rPr>
+          <w:b/>
+          <w:bCs/>
+        </w:rPr>
+      </w:pPr>
+      <w:r>
+        <w:rPr>
+          <w:rFonts w:hint="eastAsia"/>
+          <w:b/>
+          <w:bCs/>
+        </w:rPr>
+        <w:t>图论：</w:t>
+      </w:r>
+    </w:p>
+    <w:p>
+      <w:pPr>
+        <w:ind w:firstLine="420"/>
+        <w:rPr>
+          <w:b/>
+          <w:bCs/>
+        </w:rPr>
+      </w:pPr>
+      <w:r>
+        <w:rPr>
+          <w:rFonts w:hint="eastAsia"/>
+          <w:b/>
+          <w:bCs/>
+        </w:rPr>
+        <w:t>最大瓶颈生成树算法</w:t>
+      </w:r>
+    </w:p>
+    <w:p>
+      <w:pPr>
+        <w:rPr>
+          <w:b/>
+          <w:bCs/>
+        </w:rPr>
+      </w:pPr>
+      <w:r>
+        <w:rPr>
+          <w:rFonts w:hint="eastAsia"/>
+          <w:b/>
+          <w:bCs/>
+        </w:rPr>
+        <w:t>聚类算法：</w:t>
+      </w:r>
+    </w:p>
+    <w:p>
+      <w:pPr>
+        <w:ind w:firstLine="420"/>
+        <w:rPr>
+          <w:b/>
+          <w:bCs/>
+        </w:rPr>
+      </w:pPr>
+      <w:r>
+        <w:rPr>
+          <w:rFonts w:hint="eastAsia"/>
+          <w:b/>
+          <w:bCs/>
+        </w:rPr>
+        <w:t>k</w:t>
+      </w:r>
+      <w:r>
+        <w:rPr>
+          <w:b/>
+          <w:bCs/>
+        </w:rPr>
+        <w:t>-</w:t>
+      </w:r>
+      <w:r>
+        <w:rPr>
+          <w:rFonts w:hint="eastAsia"/>
+          <w:b/>
+          <w:bCs/>
+        </w:rPr>
+        <w:t>means算法</w:t>
+      </w:r>
+    </w:p>
+    <w:p>
+      <w:pPr>
+        <w:rPr>
+          <w:rFonts w:hint="eastAsia"/>
+          <w:b/>
+          <w:bCs/>
+        </w:rPr>
+      </w:pPr>
+      <w:r>
+        <w:rPr>
+          <w:rFonts w:hint="eastAsia"/>
+          <w:b/>
+          <w:bCs/>
+        </w:rPr>
+        <w:t>frechet距离方法</w:t>
+      </w:r>
+    </w:p>
+    <w:bookmarkEnd w:id="1"/>
+    <w:p>
+      <w:pPr>
+        <w:rPr>
+          <w:b/>
+          <w:bCs/>
+        </w:rPr>
+      </w:pPr>
+    </w:p>
+    <w:p>
+      <w:pPr>
+        <w:rPr>
+          <w:b/>
+          <w:bCs/>
+        </w:rPr>
+      </w:pPr>
+    </w:p>
+    <w:p>
+      <w:pPr>
+        <w:rPr>
+          <w:b/>
+          <w:bCs/>
+        </w:rPr>
+      </w:pPr>
+    </w:p>
+    <w:p>
+      <w:pPr>
+        <w:rPr>
+          <w:b/>
+          <w:bCs/>
+        </w:rPr>
+      </w:pPr>
+      <w:r>
+        <w:rPr>
+          <w:rFonts w:hint="eastAsia"/>
+          <w:b/>
+          <w:bCs/>
+        </w:rPr>
+        <w:t>1</w:t>
+      </w:r>
+      <w:r>
+        <w:rPr>
+          <w:b/>
+          <w:bCs/>
+        </w:rPr>
+        <w:t>1-25:</w:t>
+      </w:r>
+    </w:p>
+    <w:p>
+      <w:pPr>
+        <w:rPr>
+          <w:b/>
+          <w:bCs/>
+        </w:rPr>
+      </w:pPr>
+      <w:r>
+        <w:rPr>
+          <w:rFonts w:hint="eastAsia"/>
+          <w:b/>
+          <w:bCs/>
+        </w:rPr>
+        <w:t>1</w:t>
+      </w:r>
+      <w:r>
+        <w:rPr>
+          <w:b/>
+          <w:bCs/>
+        </w:rPr>
+        <w:t>.</w:t>
+      </w:r>
+      <w:r>
+        <w:rPr>
+          <w:rFonts w:hint="eastAsia"/>
+          <w:b/>
+          <w:bCs/>
+        </w:rPr>
+        <w:t>修改论文，除了数据部分，以及数据的描述问题。</w:t>
+      </w:r>
+    </w:p>
+    <w:p>
+      <w:pPr>
+        <w:rPr>
+          <w:b/>
+          <w:bCs/>
+        </w:rPr>
+      </w:pPr>
+      <w:r>
+        <w:rPr>
+          <w:rFonts w:hint="eastAsia"/>
+          <w:b/>
+          <w:bCs/>
+        </w:rPr>
+        <w:t>2</w:t>
+      </w:r>
+      <w:r>
+        <w:rPr>
+          <w:b/>
+          <w:bCs/>
+        </w:rPr>
+        <w:t>.</w:t>
+      </w:r>
+      <w:r>
+        <w:rPr>
+          <w:rFonts w:hint="eastAsia"/>
+          <w:b/>
+          <w:bCs/>
+        </w:rPr>
+        <w:t>修改代码</w:t>
+      </w:r>
+      <w:r>
+        <w:rPr>
+          <w:b/>
+          <w:bCs/>
+        </w:rPr>
+        <w:br/>
+      </w:r>
+      <w:r>
+        <w:rPr>
+          <w:rFonts w:hint="eastAsia"/>
+          <w:b/>
+          <w:bCs/>
+        </w:rPr>
+        <w:t>①统计成功率</w:t>
+      </w:r>
+      <w:r>
+        <w:rPr>
+          <w:rFonts w:hint="eastAsia"/>
+          <w:b/>
+          <w:bCs/>
+        </w:rPr>
+        <w:t>（已有）</w:t>
+      </w:r>
+      <w:r>
+        <w:rPr>
+          <w:rFonts w:hint="eastAsia"/>
+          <w:b/>
+          <w:bCs/>
+        </w:rPr>
+        <w:t>，/统计不连通的点数(越少点数不连通越好</w:t>
+      </w:r>
+      <w:r>
+        <w:rPr>
+          <w:rFonts w:hint="eastAsia"/>
+          <w:b/>
+          <w:bCs/>
+        </w:rPr>
+        <w:t>（比较难，所有实验都需要重跑）</w:t>
+      </w:r>
+      <w:r>
+        <w:rPr>
+          <w:b/>
+          <w:bCs/>
+        </w:rPr>
+        <w:t>)</w:t>
+      </w:r>
+      <w:r>
+        <w:rPr>
+          <w:rFonts w:hint="eastAsia"/>
+          <w:b/>
+          <w:bCs/>
+        </w:rPr>
+        <w:t>，数据采集需要重新进行给出</w:t>
+      </w:r>
+      <w:r>
+        <w:rPr>
+          <w:rFonts w:hint="eastAsia"/>
+          <w:b/>
+          <w:bCs/>
+        </w:rPr>
+        <w:t>。</w:t>
+      </w:r>
+    </w:p>
+    <w:p>
+      <w:pPr>
+        <w:rPr>
+          <w:rFonts w:hint="eastAsia"/>
+          <w:b/>
+          <w:bCs/>
+        </w:rPr>
+      </w:pPr>
+      <w:r>
+        <w:rPr>
+          <w:rFonts w:hint="eastAsia"/>
+          <w:b/>
+          <w:bCs/>
+        </w:rPr>
+        <w:t>②查看低连通率的数据，查看原因</w:t>
+      </w:r>
+      <w:r>
+        <w:rPr>
+          <w:rFonts w:hint="eastAsia"/>
+          <w:b/>
+          <w:bCs/>
+        </w:rPr>
+        <w:t>：</w:t>
+      </w:r>
+      <w:r>
+        <w:rPr>
+          <w:b/>
+          <w:bCs/>
+        </w:rPr>
+        <w:br/>
+      </w:r>
+      <w:r>
+        <w:rPr>
+          <w:rFonts w:hint="eastAsia"/>
+          <w:b/>
+          <w:bCs/>
+        </w:rPr>
+        <w:t>2</w:t>
+      </w:r>
+      <w:r>
+        <w:rPr>
+          <w:b/>
+          <w:bCs/>
+        </w:rPr>
+        <w:t>.1</w:t>
+      </w:r>
+      <w:r>
+        <w:rPr>
+          <w:rFonts w:hint="eastAsia"/>
+          <w:b/>
+          <w:bCs/>
+        </w:rPr>
+        <w:t>通信保持力和建筑斥力死锁：靠近建筑有建筑斥力</w:t>
+      </w:r>
+      <w:r>
+        <w:rPr>
+          <w:rFonts w:hint="eastAsia"/>
+          <w:b/>
+          <w:bCs/>
+        </w:rPr>
+        <w:t>比较大</w:t>
+      </w:r>
+      <w:r>
+        <w:rPr>
+          <w:rFonts w:hint="eastAsia"/>
+          <w:b/>
+          <w:bCs/>
+        </w:rPr>
+        <w:t>的时候不附加通信保持力</w:t>
+      </w:r>
+      <w:r>
+        <w:rPr>
+          <w:rFonts w:hint="eastAsia"/>
+          <w:b/>
+          <w:bCs/>
+        </w:rPr>
+        <w:t>和引力，降低死锁，</w:t>
+      </w:r>
+      <w:r>
+        <w:rPr>
+          <w:rFonts w:hint="eastAsia"/>
+          <w:b/>
+          <w:bCs/>
+        </w:rPr>
+        <w:t>通信保持力如果和建筑方向相交则</w:t>
+      </w:r>
+      <w:r>
+        <w:rPr>
+          <w:rFonts w:hint="eastAsia"/>
+          <w:b/>
+          <w:bCs/>
+        </w:rPr>
+        <w:t>不添加，因为这样也很难保持连通，因为这样移动大概率还是无法联通。</w:t>
+      </w:r>
+      <w:r>
+        <w:rPr>
+          <w:rFonts w:hint="eastAsia"/>
+          <w:b/>
+          <w:bCs/>
+        </w:rPr>
+        <w:t>（不是很好做</w:t>
+      </w:r>
+      <w:r>
+        <w:rPr>
+          <w:rFonts w:hint="eastAsia"/>
+          <w:b/>
+          <w:bCs/>
+        </w:rPr>
+        <w:t xml:space="preserve"> </w:t>
+      </w:r>
+      <w:r>
+        <w:rPr>
+          <w:b/>
+          <w:bCs/>
+        </w:rPr>
+        <w:t>1</w:t>
+      </w:r>
+      <w:r>
+        <w:rPr>
+          <w:b/>
+          <w:bCs/>
+        </w:rPr>
+        <w:t>.</w:t>
+      </w:r>
+      <w:r>
+        <w:rPr>
+          <w:rFonts w:hint="eastAsia"/>
+          <w:b/>
+          <w:bCs/>
+        </w:rPr>
+        <w:t>当通信保持力和所在建筑斥力的方向夹角在1</w:t>
+      </w:r>
+      <w:r>
+        <w:rPr>
+          <w:b/>
+          <w:bCs/>
+        </w:rPr>
+        <w:t>3</w:t>
+      </w:r>
+      <w:r>
+        <w:rPr>
+          <w:b/>
+          <w:bCs/>
+        </w:rPr>
+        <w:t>5</w:t>
+      </w:r>
+      <w:r>
+        <w:rPr>
+          <w:rFonts w:hint="eastAsia"/>
+          <w:b/>
+          <w:bCs/>
+        </w:rPr>
+        <w:t>到1</w:t>
+      </w:r>
+      <w:r>
+        <w:rPr>
+          <w:b/>
+          <w:bCs/>
+        </w:rPr>
+        <w:t>80</w:t>
+      </w:r>
+      <w:r>
+        <w:rPr>
+          <w:rFonts w:hint="eastAsia"/>
+          <w:b/>
+          <w:bCs/>
+        </w:rPr>
+        <w:t>之间</w:t>
+      </w:r>
+      <w:r>
+        <w:rPr>
+          <w:rFonts w:hint="eastAsia"/>
+          <w:b/>
+          <w:bCs/>
+        </w:rPr>
+        <w:t>的时候</w:t>
+      </w:r>
+      <w:r>
+        <w:rPr>
+          <w:rFonts w:hint="eastAsia"/>
+          <w:b/>
+          <w:bCs/>
+        </w:rPr>
+        <w:t>，则不计算通信保持力</w:t>
+      </w:r>
+      <w:r>
+        <w:rPr>
+          <w:rFonts w:hint="eastAsia"/>
+          <w:b/>
+          <w:bCs/>
+        </w:rPr>
+        <w:t>.防止死锁，无人机无法脱离建筑物，同时也防止锐角实现的通信保持力发生作用。</w:t>
+      </w:r>
+      <w:r>
+        <w:rPr>
+          <w:rFonts w:hint="eastAsia"/>
+          <w:b/>
+          <w:bCs/>
+        </w:rPr>
+        <w:t>）</w:t>
+      </w:r>
+      <w:r>
+        <w:rPr>
+          <w:rFonts w:hint="eastAsia"/>
+          <w:b/>
+          <w:bCs/>
+        </w:rPr>
+        <w:t>（待查看效果</w:t>
+      </w:r>
+      <w:r>
+        <w:rPr>
+          <w:rFonts w:hint="eastAsia"/>
+          <w:b/>
+          <w:bCs/>
+        </w:rPr>
+        <w:t>，作用不大，但是不影响通信保持了，对于抑制一些对穿墙也有一定的效果</w:t>
+      </w:r>
+      <w:r>
+        <w:rPr>
+          <w:rFonts w:hint="eastAsia"/>
+          <w:b/>
+          <w:bCs/>
+        </w:rPr>
+        <w:t>）</w:t>
+      </w:r>
+      <w:r>
+        <w:rPr>
+          <w:rFonts w:hint="eastAsia"/>
+          <w:b/>
+          <w:bCs/>
+        </w:rPr>
+        <w:t>（√）</w:t>
+      </w:r>
+    </w:p>
+    <w:p>
+      <w:pPr>
+        <w:rPr>
+          <w:b/>
+          <w:bCs/>
+        </w:rPr>
+      </w:pPr>
+      <w:r>
+        <w:rPr>
+          <w:rFonts w:hint="eastAsia"/>
+          <w:b/>
+          <w:bCs/>
+        </w:rPr>
+        <w:t>2</w:t>
+      </w:r>
+      <w:r>
+        <w:rPr>
+          <w:b/>
+          <w:bCs/>
+        </w:rPr>
+        <w:t>.2</w:t>
+      </w:r>
+      <w:r>
+        <w:rPr>
+          <w:rFonts w:hint="eastAsia"/>
+          <w:b/>
+          <w:bCs/>
+        </w:rPr>
+        <w:t xml:space="preserve"> 部分重规划并没有找到</w:t>
+      </w:r>
+      <w:r>
+        <w:rPr>
+          <w:rFonts w:hint="eastAsia"/>
+          <w:b/>
+          <w:bCs/>
+        </w:rPr>
+        <w:t>有效的路径导致簇之间离的太远了：直接采样点不要在左上半区，左上半区的</w:t>
+      </w:r>
+      <w:r>
+        <w:rPr>
+          <w:rFonts w:hint="eastAsia"/>
+          <w:b/>
+          <w:bCs/>
+        </w:rPr>
+        <w:t>重规划太复杂了。</w:t>
+      </w:r>
+      <w:r>
+        <w:rPr>
+          <w:rFonts w:hint="eastAsia"/>
+          <w:b/>
+          <w:bCs/>
+        </w:rPr>
+        <w:t>（√）</w:t>
+      </w:r>
+      <w:r>
+        <w:rPr>
+          <w:rFonts w:hint="eastAsia"/>
+          <w:b/>
+          <w:bCs/>
+        </w:rPr>
+        <w:t>（看起来有收益，至少不容易死锁失败了</w:t>
+      </w:r>
+      <w:r>
+        <w:rPr>
+          <w:rFonts w:hint="eastAsia"/>
+          <w:b/>
+          <w:bCs/>
+        </w:rPr>
+        <w:t>，最有用的</w:t>
+      </w:r>
+      <w:r>
+        <w:rPr>
+          <w:rFonts w:hint="eastAsia"/>
+          <w:b/>
+          <w:bCs/>
+        </w:rPr>
+        <w:t>）</w:t>
+      </w:r>
+    </w:p>
+    <w:p>
+      <w:pPr>
+        <w:rPr>
+          <w:b/>
+          <w:bCs/>
+        </w:rPr>
+      </w:pPr>
+      <w:r>
+        <w:rPr>
+          <w:rFonts w:hint="eastAsia"/>
+          <w:b/>
+          <w:bCs/>
+        </w:rPr>
+        <w:t>2</w:t>
+      </w:r>
+      <w:r>
+        <w:rPr>
+          <w:b/>
+          <w:bCs/>
+        </w:rPr>
+        <w:t>.3</w:t>
+      </w:r>
+      <w:r>
+        <w:rPr>
+          <w:rFonts w:hint="eastAsia"/>
+          <w:b/>
+          <w:bCs/>
+        </w:rPr>
+        <w:t>不同簇的部分点在转角处容易发生死锁：动态簇机制</w:t>
+      </w:r>
+      <w:r>
+        <w:rPr>
+          <w:rFonts w:hint="eastAsia"/>
+          <w:b/>
+          <w:bCs/>
+        </w:rPr>
+        <w:t>，</w:t>
+      </w:r>
+      <w:r>
+        <w:rPr>
+          <w:rFonts w:hint="eastAsia"/>
+          <w:b/>
+          <w:bCs/>
+        </w:rPr>
+        <w:t>也可能是原先的约束不够，</w:t>
+      </w:r>
+      <w:r>
+        <w:rPr>
+          <w:rFonts w:hint="eastAsia"/>
+          <w:b/>
+          <w:bCs/>
+        </w:rPr>
+        <w:t>这个做在第二个点。</w:t>
+      </w:r>
+      <w:r>
+        <w:rPr>
+          <w:rFonts w:hint="eastAsia"/>
+          <w:b/>
+          <w:bCs/>
+        </w:rPr>
+        <w:t>（暂时不做优化）</w:t>
+      </w:r>
+    </w:p>
+    <w:p>
+      <w:pPr>
+        <w:rPr>
+          <w:rFonts w:hint="eastAsia"/>
+          <w:b/>
+          <w:bCs/>
+        </w:rPr>
+      </w:pPr>
+      <w:r>
+        <w:rPr>
+          <w:rFonts w:hint="eastAsia"/>
+          <w:b/>
+          <w:bCs/>
+        </w:rPr>
+        <w:t>2</w:t>
+      </w:r>
+      <w:r>
+        <w:rPr>
+          <w:b/>
+          <w:bCs/>
+        </w:rPr>
+        <w:t xml:space="preserve">.4 </w:t>
+      </w:r>
+      <w:r>
+        <w:rPr>
+          <w:rFonts w:hint="eastAsia"/>
+          <w:b/>
+          <w:bCs/>
+        </w:rPr>
+        <w:t>校验规则：不应该包含首尾节点，那是固定的，不能拿来作为</w:t>
+      </w:r>
+      <w:r>
+        <w:rPr>
+          <w:rFonts w:hint="eastAsia"/>
+          <w:b/>
+          <w:bCs/>
+        </w:rPr>
+        <w:t>校验的距离，这样可以防止一直找不到满足约束的条件，因为有时候首尾距离就是最远的。</w:t>
+      </w:r>
+      <w:r>
+        <w:rPr>
+          <w:rFonts w:hint="eastAsia"/>
+          <w:b/>
+          <w:bCs/>
+        </w:rPr>
+        <w:t>（√）</w:t>
+      </w:r>
+    </w:p>
+    <w:p>
+      <w:pPr>
+        <w:rPr>
+          <w:b/>
+          <w:bCs/>
+        </w:rPr>
+      </w:pPr>
+      <w:r>
+        <w:rPr>
+          <w:rFonts w:hint="eastAsia"/>
+          <w:b/>
+          <w:bCs/>
+        </w:rPr>
+        <w:t>2</w:t>
+      </w:r>
+      <w:r>
+        <w:rPr>
+          <w:b/>
+          <w:bCs/>
+        </w:rPr>
+        <w:t>.4</w:t>
+      </w:r>
+      <w:r>
+        <w:rPr>
+          <w:rFonts w:hint="eastAsia"/>
+          <w:b/>
+          <w:bCs/>
+        </w:rPr>
+        <w:t>无人机数量</w:t>
+      </w:r>
+      <w:r>
+        <w:rPr>
+          <w:rFonts w:hint="eastAsia"/>
+          <w:b/>
+          <w:bCs/>
+        </w:rPr>
+        <w:t>1</w:t>
+      </w:r>
+      <w:r>
+        <w:rPr>
+          <w:b/>
+          <w:bCs/>
+        </w:rPr>
+        <w:t>2</w:t>
+      </w:r>
+      <w:r>
+        <w:rPr>
+          <w:rFonts w:hint="eastAsia"/>
+          <w:b/>
+          <w:bCs/>
+        </w:rPr>
+        <w:t xml:space="preserve">、和 </w:t>
+      </w:r>
+      <w:r>
+        <w:rPr>
+          <w:b/>
+          <w:bCs/>
+        </w:rPr>
+        <w:t>24</w:t>
+      </w:r>
+      <w:r>
+        <w:rPr>
+          <w:rFonts w:hint="eastAsia"/>
+          <w:b/>
+          <w:bCs/>
+        </w:rPr>
+        <w:t>的时候，距离约束应该</w:t>
+      </w:r>
+      <w:r>
+        <w:rPr>
+          <w:rFonts w:hint="eastAsia"/>
+          <w:b/>
+          <w:bCs/>
+        </w:rPr>
+        <w:t>再</w:t>
+      </w:r>
+      <w:r>
+        <w:rPr>
+          <w:rFonts w:hint="eastAsia"/>
+          <w:b/>
+          <w:bCs/>
+        </w:rPr>
+        <w:t>下</w:t>
+      </w:r>
+      <w:r>
+        <w:rPr>
+          <w:rFonts w:hint="eastAsia"/>
+          <w:b/>
+          <w:bCs/>
+        </w:rPr>
+        <w:t>调（</w:t>
+      </w:r>
+      <w:r>
+        <w:rPr>
+          <w:b/>
+          <w:bCs/>
+        </w:rPr>
+        <w:t>0.2</w:t>
+      </w:r>
+      <w:r>
+        <w:rPr>
+          <w:rFonts w:hint="eastAsia"/>
+          <w:b/>
+          <w:bCs/>
+        </w:rPr>
+        <w:t>改成0</w:t>
+      </w:r>
+      <w:r>
+        <w:rPr>
+          <w:b/>
+          <w:bCs/>
+        </w:rPr>
+        <w:t>.15</w:t>
+      </w:r>
+      <w:r>
+        <w:rPr>
+          <w:rFonts w:hint="eastAsia"/>
+          <w:b/>
+          <w:bCs/>
+        </w:rPr>
+        <w:t>，</w:t>
+      </w:r>
+      <w:r>
+        <w:rPr>
+          <w:b/>
+          <w:bCs/>
+        </w:rPr>
+        <w:t>0.15</w:t>
+      </w:r>
+      <w:r>
+        <w:rPr>
+          <w:rFonts w:hint="eastAsia"/>
+          <w:b/>
+          <w:bCs/>
+        </w:rPr>
+        <w:t>改成0</w:t>
+      </w:r>
+      <w:r>
+        <w:rPr>
+          <w:b/>
+          <w:bCs/>
+        </w:rPr>
+        <w:t>.1</w:t>
+      </w:r>
+      <w:r>
+        <w:rPr>
+          <w:b/>
+          <w:bCs/>
+        </w:rPr>
+        <w:t>5</w:t>
+      </w:r>
+      <w:r>
+        <w:rPr>
+          <w:rFonts w:hint="eastAsia"/>
+          <w:b/>
+          <w:bCs/>
+        </w:rPr>
+        <w:t>）</w:t>
+      </w:r>
+    </w:p>
+    <w:p>
+      <w:pPr>
+        <w:rPr>
+          <w:rFonts w:hint="eastAsia"/>
+          <w:b/>
+          <w:bCs/>
+        </w:rPr>
+      </w:pPr>
+      <w:r>
+        <w:rPr>
+          <w:rFonts w:hint="eastAsia"/>
+          <w:b/>
+          <w:bCs/>
+        </w:rPr>
+        <w:t>1</w:t>
+      </w:r>
+      <w:r>
+        <w:rPr>
+          <w:b/>
+          <w:bCs/>
+        </w:rPr>
+        <w:t>2</w:t>
+      </w:r>
+      <w:r>
+        <w:rPr>
+          <w:rFonts w:hint="eastAsia"/>
+          <w:b/>
+          <w:bCs/>
+        </w:rPr>
+        <w:t>节点的时候没什么用，需要让起始的位置更加紧凑一点</w:t>
+      </w:r>
+    </w:p>
+    <w:p>
+      <w:pPr>
+        <w:rPr>
+          <w:b/>
+          <w:bCs/>
+        </w:rPr>
+      </w:pPr>
+      <w:r>
+        <w:rPr>
+          <w:rFonts w:hint="eastAsia"/>
+          <w:b/>
+          <w:bCs/>
+        </w:rPr>
+        <w:t>③修改算法，尽量优化算法使其稳定更新</w:t>
+      </w:r>
+      <w:r>
+        <w:rPr>
+          <w:rFonts w:hint="eastAsia"/>
+          <w:b/>
+          <w:bCs/>
+        </w:rPr>
+        <w:t>。</w:t>
+      </w:r>
+      <w:r>
+        <w:rPr>
+          <w:rFonts w:hint="eastAsia"/>
+          <w:b/>
+          <w:bCs/>
+        </w:rPr>
+        <w:t>（）需要一定的调节，很明显1</w:t>
+      </w:r>
+      <w:r>
+        <w:rPr>
+          <w:b/>
+          <w:bCs/>
+        </w:rPr>
+        <w:t>0</w:t>
+      </w:r>
+      <w:r>
+        <w:rPr>
+          <w:rFonts w:hint="eastAsia"/>
+          <w:b/>
+          <w:bCs/>
+        </w:rPr>
+        <w:t>的时候可以再调小一点因为性能有点还不够。</w:t>
+      </w:r>
+    </w:p>
+    <w:p>
+      <w:pPr>
+        <w:rPr>
+          <w:b/>
+          <w:bCs/>
+        </w:rPr>
+      </w:pPr>
+      <w:r>
+        <w:rPr>
+          <w:rFonts w:hint="eastAsia"/>
+          <w:b/>
+          <w:bCs/>
+        </w:rPr>
+        <w:t>④功率实验需要进行平稳的实验，需要提高对应的次数</w:t>
+      </w:r>
+      <w:r>
+        <w:rPr>
+          <w:rFonts w:hint="eastAsia"/>
+          <w:b/>
+          <w:bCs/>
+        </w:rPr>
+        <w:t>（）</w:t>
+      </w:r>
+      <w:r>
+        <w:rPr>
+          <w:rFonts w:hint="eastAsia"/>
+          <w:b/>
+          <w:bCs/>
+        </w:rPr>
+        <w:t>，干扰半径需要限制上限</w:t>
+      </w:r>
+      <w:r>
+        <w:rPr>
+          <w:rFonts w:hint="eastAsia"/>
+          <w:b/>
+          <w:bCs/>
+        </w:rPr>
+        <w:t>（</w:t>
+      </w:r>
+      <w:r>
+        <w:rPr>
+          <w:rFonts w:hint="eastAsia"/>
+          <w:b/>
+          <w:bCs/>
+        </w:rPr>
+        <w:t>裁剪到[</w:t>
+      </w:r>
+      <w:r>
+        <w:rPr>
+          <w:b/>
+          <w:bCs/>
+        </w:rPr>
+        <w:t>15,35],</w:t>
+      </w:r>
+      <w:r>
+        <w:rPr>
+          <w:rFonts w:hint="eastAsia"/>
+          <w:b/>
+          <w:bCs/>
+        </w:rPr>
+        <w:t>原先的2</w:t>
+      </w:r>
+      <w:r>
+        <w:rPr>
+          <w:b/>
+          <w:bCs/>
+        </w:rPr>
+        <w:t>8</w:t>
+      </w:r>
+      <w:r>
+        <w:rPr>
+          <w:rFonts w:hint="eastAsia"/>
+          <w:b/>
+          <w:bCs/>
+        </w:rPr>
+        <w:t>dBm是</w:t>
+      </w:r>
+      <w:r>
+        <w:rPr>
+          <w:rFonts w:hint="eastAsia"/>
+          <w:b/>
+          <w:bCs/>
+        </w:rPr>
+        <w:t>3</w:t>
+      </w:r>
+      <w:r>
+        <w:rPr>
+          <w:b/>
+          <w:bCs/>
+        </w:rPr>
+        <w:t>9,30</w:t>
+      </w:r>
+      <w:r>
+        <w:rPr>
+          <w:rFonts w:hint="eastAsia"/>
+          <w:b/>
+          <w:bCs/>
+        </w:rPr>
+        <w:t>是5</w:t>
+      </w:r>
+      <w:r>
+        <w:rPr>
+          <w:b/>
+          <w:bCs/>
+        </w:rPr>
+        <w:t>0</w:t>
+      </w:r>
+      <w:r>
+        <w:rPr>
+          <w:rFonts w:hint="eastAsia"/>
+          <w:b/>
+          <w:bCs/>
+        </w:rPr>
+        <w:t>，太大了</w:t>
+      </w:r>
+      <w:r>
+        <w:rPr>
+          <w:rFonts w:hint="eastAsia"/>
+          <w:b/>
+          <w:bCs/>
+        </w:rPr>
+        <w:t>）</w:t>
+      </w:r>
+      <w:r>
+        <w:rPr>
+          <w:rFonts w:hint="eastAsia"/>
+          <w:b/>
+          <w:bCs/>
+        </w:rPr>
+        <w:t>，干扰位置需要调整</w:t>
+      </w:r>
+      <w:r>
+        <w:rPr>
+          <w:rFonts w:hint="eastAsia"/>
+          <w:b/>
+          <w:bCs/>
+        </w:rPr>
+        <w:t>（），c</w:t>
+      </w:r>
+      <w:r>
+        <w:rPr>
+          <w:b/>
+          <w:bCs/>
+        </w:rPr>
+        <w:t>mupf</w:t>
+      </w:r>
+      <w:r>
+        <w:rPr>
+          <w:rFonts w:hint="eastAsia"/>
+          <w:b/>
+          <w:bCs/>
+        </w:rPr>
+        <w:t>和ppswarm需要平稳化（</w:t>
+      </w:r>
+      <w:r>
+        <w:rPr>
+          <w:rFonts w:hint="eastAsia"/>
+          <w:b/>
+          <w:bCs/>
+        </w:rPr>
+        <w:t>不知道</w:t>
+      </w:r>
+      <w:r>
+        <w:rPr>
+          <w:rFonts w:hint="eastAsia"/>
+          <w:b/>
+          <w:bCs/>
+        </w:rPr>
+        <w:t>）</w:t>
+      </w:r>
+      <w:r>
+        <w:rPr>
+          <w:rFonts w:hint="eastAsia"/>
+          <w:b/>
+          <w:bCs/>
+        </w:rPr>
+        <w:t>。</w:t>
+      </w:r>
+    </w:p>
+    <w:p>
+      <w:pPr>
+        <w:rPr>
+          <w:rFonts w:hint="eastAsia"/>
+          <w:b/>
+          <w:bCs/>
+        </w:rPr>
+      </w:pPr>
+    </w:p>
+    <w:p>
+      <w:pPr>
+        <w:rPr>
+          <w:rFonts w:hint="eastAsia"/>
+          <w:b/>
+          <w:bCs/>
+        </w:rPr>
+      </w:pPr>
+    </w:p>
+    <w:p>
+      <w:pPr>
+        <w:rPr>
+          <w:b/>
+          <w:bCs/>
+        </w:rPr>
+      </w:pPr>
+      <w:r>
+        <w:rPr>
+          <w:rFonts w:hint="eastAsia"/>
+          <w:b/>
+          <w:bCs/>
+        </w:rPr>
+        <w:lastRenderedPageBreak/>
+        <w:t>提高效率：用更多的主机跑实验，不同的主机只跑一个对应的实验，开满线程</w:t>
+      </w:r>
+    </w:p>
+    <w:p>
+      <w:pPr>
+        <w:rPr>
+          <w:b/>
+          <w:bCs/>
+        </w:rPr>
+      </w:pPr>
+      <w:r>
+        <w:rPr>
+          <w:rFonts w:hint="eastAsia"/>
+          <w:b/>
+          <w:bCs/>
+        </w:rPr>
+        <w:t>降低重规划的次数。</w:t>
+      </w:r>
+    </w:p>
+    <w:p>
+      <w:pPr>
+        <w:rPr>
+          <w:b/>
+          <w:bCs/>
+        </w:rPr>
+      </w:pPr>
+      <w:r>
+        <w:rPr>
+          <w:rFonts w:hint="eastAsia"/>
+          <w:b/>
+          <w:bCs/>
+        </w:rPr>
+        <w:t>降低ppsawr</w:t>
+      </w:r>
+      <w:r>
+        <w:rPr>
+          <w:b/>
+          <w:bCs/>
+        </w:rPr>
+        <w:t>m</w:t>
+      </w:r>
+      <w:r>
+        <w:rPr>
+          <w:rFonts w:hint="eastAsia"/>
+          <w:b/>
+          <w:bCs/>
+        </w:rPr>
+        <w:t>的优化算法，路径最短进行修改，优化方向只是连通率。</w:t>
+      </w:r>
+    </w:p>
+    <w:p>
+      <w:pPr>
+        <w:rPr>
+          <w:b/>
+          <w:bCs/>
+        </w:rPr>
+      </w:pPr>
+      <w:r>
+        <w:rPr>
+          <w:b/>
+          <w:bCs/>
+        </w:rPr>
+        <w:t>F</w:t>
+      </w:r>
+      <w:r>
+        <w:rPr>
+          <w:rFonts w:hint="eastAsia"/>
+          <w:b/>
+          <w:bCs/>
+        </w:rPr>
+        <w:t>rechet距离约束下界需要重新进行修改。</w:t>
+      </w:r>
+    </w:p>
+    <w:p>
+      <w:pPr>
+        <w:rPr>
+          <w:b/>
+          <w:bCs/>
+        </w:rPr>
+      </w:pPr>
+    </w:p>
+    <w:p>
+      <w:pPr>
+        <w:rPr>
+          <w:b/>
+          <w:bCs/>
+        </w:rPr>
+      </w:pPr>
+      <w:r>
+        <w:rPr>
+          <w:rFonts w:hint="eastAsia"/>
+          <w:b/>
+          <w:bCs/>
+        </w:rPr>
+        <w:t>实验是否需要重跑：取决于我的通信连通率如果能9</w:t>
+      </w:r>
+      <w:r>
+        <w:rPr>
+          <w:b/>
+          <w:bCs/>
+        </w:rPr>
+        <w:t>5%</w:t>
+      </w:r>
+      <w:r>
+        <w:rPr>
+          <w:rFonts w:hint="eastAsia"/>
+          <w:b/>
+          <w:bCs/>
+        </w:rPr>
+        <w:t>则认为其效率高，不需要其他的，所以直接统计成功率就行了，先不统计连通中断点数。</w:t>
+      </w:r>
+    </w:p>
+    <w:p>
+      <w:pPr>
+        <w:rPr>
+          <w:b/>
+          <w:bCs/>
+        </w:rPr>
+      </w:pPr>
+    </w:p>
+    <w:p>
+      <w:pPr>
+        <w:rPr>
+          <w:b/>
+          <w:bCs/>
+        </w:rPr>
+      </w:pPr>
+      <w:r>
+        <w:rPr>
+          <w:rFonts w:hint="eastAsia"/>
+          <w:b/>
+          <w:bCs/>
+        </w:rPr>
+        <w:t>⑤</w:t>
+      </w:r>
+      <w:r>
+        <w:rPr>
+          <w:rFonts w:hint="eastAsia"/>
+          <w:b/>
+          <w:bCs/>
+        </w:rPr>
+        <w:t>目前需要跑的实验：</w:t>
+      </w:r>
+    </w:p>
+    <w:p>
+      <w:pPr>
+        <w:rPr>
+          <w:b/>
+          <w:bCs/>
+        </w:rPr>
+      </w:pPr>
+      <w:r>
+        <w:rPr>
+          <w:rFonts w:hint="eastAsia"/>
+          <w:b/>
+          <w:bCs/>
+        </w:rPr>
+        <w:t>修改后的</w:t>
+      </w:r>
+      <w:r>
+        <w:rPr>
+          <w:b/>
+          <w:bCs/>
+        </w:rPr>
+        <w:t>rrt-apf-mst</w:t>
+      </w:r>
+      <w:r>
+        <w:rPr>
+          <w:rFonts w:hint="eastAsia"/>
+          <w:b/>
+          <w:bCs/>
+        </w:rPr>
+        <w:t>在所有的建筑密度和无人机数量和干扰情况下的数据。</w:t>
+      </w:r>
+    </w:p>
+    <w:p>
+      <w:pPr>
+        <w:rPr>
+          <w:b/>
+          <w:bCs/>
+        </w:rPr>
+      </w:pPr>
+    </w:p>
+    <w:p>
+      <w:pPr>
+        <w:rPr>
+          <w:b/>
+          <w:bCs/>
+        </w:rPr>
+      </w:pPr>
+      <w:r>
+        <w:rPr>
+          <w:rFonts w:hint="eastAsia"/>
+          <w:b/>
+          <w:bCs/>
+        </w:rPr>
+        <w:t>现在来看building没什么问题</w:t>
+      </w:r>
+    </w:p>
+    <w:p>
+      <w:pPr>
+        <w:rPr>
+          <w:b/>
+          <w:bCs/>
+        </w:rPr>
+      </w:pPr>
+      <w:r>
+        <w:rPr>
+          <w:b/>
+          <w:bCs/>
+        </w:rPr>
+        <w:t>D</w:t>
+      </w:r>
+      <w:r>
+        <w:rPr>
+          <w:rFonts w:hint="eastAsia"/>
+          <w:b/>
+          <w:bCs/>
+        </w:rPr>
+        <w:t>rone的1</w:t>
+      </w:r>
+      <w:r>
+        <w:rPr>
+          <w:b/>
+          <w:bCs/>
+        </w:rPr>
+        <w:t>2</w:t>
+      </w:r>
+      <w:r>
+        <w:rPr>
+          <w:rFonts w:hint="eastAsia"/>
+          <w:b/>
+          <w:bCs/>
+        </w:rPr>
+        <w:t>有点问题</w:t>
+      </w:r>
+      <w:r>
+        <w:rPr>
+          <w:rFonts w:hint="eastAsia"/>
+          <w:b/>
+          <w:bCs/>
+        </w:rPr>
+        <w:t>，把位置调整的稍微紧凑一点就好了</w:t>
+      </w:r>
+      <w:r>
+        <w:rPr>
+          <w:rFonts w:hint="eastAsia"/>
+          <w:b/>
+          <w:bCs/>
+        </w:rPr>
+        <w:t>。</w:t>
+      </w:r>
+      <w:r>
+        <w:rPr>
+          <w:b/>
+          <w:bCs/>
+        </w:rPr>
+        <w:br/>
+      </w:r>
+      <w:r>
+        <w:rPr>
+          <w:b/>
+          <w:bCs/>
+        </w:rPr>
+        <w:br/>
+      </w:r>
+      <w:r>
+        <w:rPr>
+          <w:b/>
+          <w:bCs/>
+        </w:rPr>
+        <w:br/>
+      </w:r>
+      <w:r>
+        <w:rPr>
+          <w:rFonts w:hint="eastAsia"/>
+          <w:b/>
+          <w:bCs/>
+        </w:rPr>
+        <w:t>晚上需要跑的就是干扰功率下的apf</w:t>
+      </w:r>
+      <w:r>
+        <w:rPr>
+          <w:b/>
+          <w:bCs/>
+        </w:rPr>
+        <w:t>-rrt-mst</w:t>
+      </w:r>
+      <w:r>
+        <w:rPr>
+          <w:rFonts w:hint="eastAsia"/>
+          <w:b/>
+          <w:bCs/>
+        </w:rPr>
+        <w:t>干扰建筑数量等</w:t>
+      </w:r>
+    </w:p>
+    <w:p>
+      <w:pPr>
+        <w:rPr>
+          <w:b/>
+          <w:bCs/>
+        </w:rPr>
+      </w:pPr>
+    </w:p>
+    <w:p>
+      <w:pPr>
+        <w:rPr>
+          <w:b/>
+          <w:bCs/>
+        </w:rPr>
+      </w:pPr>
+      <w:r>
+        <w:rPr>
+          <w:rFonts w:hint="eastAsia"/>
+          <w:b/>
+          <w:bCs/>
+        </w:rPr>
+        <w:t>需要先修改drone、jammer、p</w:t>
+      </w:r>
+      <w:r>
+        <w:rPr>
+          <w:b/>
+          <w:bCs/>
+        </w:rPr>
+        <w:t>ower</w:t>
+      </w:r>
+      <w:r>
+        <w:rPr>
+          <w:rFonts w:hint="eastAsia"/>
+          <w:b/>
+          <w:bCs/>
+        </w:rPr>
+        <w:t>的对应的mst再跑</w:t>
+      </w:r>
+    </w:p>
+    <w:p>
+      <w:pPr>
+        <w:rPr>
+          <w:b/>
+          <w:bCs/>
+        </w:rPr>
+      </w:pPr>
+      <w:r>
+        <w:rPr>
+          <w:b/>
+          <w:bCs/>
+        </w:rPr>
+        <w:t>D</w:t>
+      </w:r>
+      <w:r>
+        <w:rPr>
+          <w:rFonts w:hint="eastAsia"/>
+          <w:b/>
+          <w:bCs/>
+        </w:rPr>
+        <w:t>rone</w:t>
+      </w:r>
+      <w:r>
+        <w:rPr>
+          <w:b/>
+          <w:bCs/>
+        </w:rPr>
+        <w:t>=12</w:t>
+      </w:r>
+      <w:r>
+        <w:rPr>
+          <w:rFonts w:hint="eastAsia"/>
+          <w:b/>
+          <w:bCs/>
+        </w:rPr>
+        <w:t>时算法性能有点问题是因为没修改mst的部分。</w:t>
+      </w:r>
+    </w:p>
+    <w:p>
+      <w:pPr>
+        <w:rPr>
+          <w:b/>
+          <w:bCs/>
+        </w:rPr>
+      </w:pPr>
+      <w:r>
+        <w:rPr>
+          <w:b/>
+          <w:bCs/>
+        </w:rPr>
+        <w:t>J</w:t>
+      </w:r>
+      <w:r>
+        <w:rPr>
+          <w:rFonts w:hint="eastAsia"/>
+          <w:b/>
+          <w:bCs/>
+        </w:rPr>
+        <w:t>ammer不对是因为对应的地方并没有施加无人机之间的斥力。</w:t>
+      </w:r>
+    </w:p>
+    <w:p>
+      <w:pPr>
+        <w:rPr>
+          <w:b/>
+          <w:bCs/>
+        </w:rPr>
+      </w:pPr>
+    </w:p>
+    <w:p>
+      <w:pPr>
+        <w:rPr>
+          <w:b/>
+          <w:bCs/>
+        </w:rPr>
+      </w:pPr>
+      <w:r>
+        <w:rPr>
+          <w:rFonts w:hint="eastAsia"/>
+          <w:b/>
+          <w:bCs/>
+        </w:rPr>
+        <w:t>重跑1</w:t>
+      </w:r>
+      <w:r>
+        <w:rPr>
+          <w:b/>
+          <w:bCs/>
+        </w:rPr>
+        <w:t>2</w:t>
+      </w:r>
+      <w:r>
+        <w:rPr>
+          <w:rFonts w:hint="eastAsia"/>
+          <w:b/>
+          <w:bCs/>
+        </w:rPr>
+        <w:t>和jammer查看结果</w:t>
+      </w:r>
+    </w:p>
+    <w:p>
+      <w:pPr>
+        <w:rPr>
+          <w:b/>
+          <w:bCs/>
+        </w:rPr>
+      </w:pPr>
+    </w:p>
+    <w:p>
+      <w:pPr>
+        <w:rPr>
+          <w:b/>
+          <w:bCs/>
+        </w:rPr>
+      </w:pPr>
+      <w:r>
+        <w:rPr>
+          <w:rFonts w:hint="eastAsia"/>
+          <w:b/>
+          <w:bCs/>
+        </w:rPr>
+        <w:t>晚上需要重跑对应的rrt</w:t>
+      </w:r>
+      <w:r>
+        <w:rPr>
+          <w:b/>
+          <w:bCs/>
+        </w:rPr>
+        <w:t>_apf_mst</w:t>
+      </w:r>
+      <w:r>
+        <w:rPr>
+          <w:rFonts w:hint="eastAsia"/>
+          <w:b/>
+          <w:bCs/>
+        </w:rPr>
+        <w:t>算法</w:t>
+      </w:r>
+    </w:p>
+    <w:p>
+      <w:pPr>
+        <w:rPr>
+          <w:b/>
+          <w:bCs/>
+        </w:rPr>
+      </w:pPr>
+      <w:r>
+        <w:rPr>
+          <w:rFonts w:hint="eastAsia"/>
+          <w:b/>
+          <w:bCs/>
+        </w:rPr>
+        <w:t>功率对比的算法裁剪后再跑，但是我想要</w:t>
+      </w:r>
+    </w:p>
+    <w:p>
+      <w:pPr>
+        <w:rPr>
+          <w:b/>
+          <w:bCs/>
+        </w:rPr>
+      </w:pPr>
+      <w:r>
+        <w:rPr>
+          <w:rFonts w:hint="eastAsia"/>
+          <w:b/>
+          <w:bCs/>
+        </w:rPr>
+        <w:t>先跑完全部的mst算法开满线程明天就能跑完。总共三个实验，每个跑十个进程，每个跑5</w:t>
+      </w:r>
+      <w:r>
+        <w:rPr>
+          <w:b/>
+          <w:bCs/>
+        </w:rPr>
+        <w:t>0</w:t>
+      </w:r>
+      <w:r>
+        <w:rPr>
+          <w:rFonts w:hint="eastAsia"/>
+          <w:b/>
+          <w:bCs/>
+        </w:rPr>
+        <w:t>组实验。应该明天早上能跑完，然后再跑功率的，只跑算法对比实验，跑3</w:t>
+      </w:r>
+      <w:r>
+        <w:rPr>
+          <w:b/>
+          <w:bCs/>
+        </w:rPr>
+        <w:t>0</w:t>
+      </w:r>
+      <w:r>
+        <w:rPr>
+          <w:rFonts w:hint="eastAsia"/>
+          <w:b/>
+          <w:bCs/>
+        </w:rPr>
+        <w:t>组，然后开3</w:t>
+      </w:r>
+      <w:r>
+        <w:rPr>
+          <w:b/>
+          <w:bCs/>
+        </w:rPr>
+        <w:t>0</w:t>
+      </w:r>
+      <w:r>
+        <w:rPr>
+          <w:rFonts w:hint="eastAsia"/>
+          <w:b/>
+          <w:bCs/>
+        </w:rPr>
+        <w:t>个进程是原来的6倍，应该可以在一天之内跑完。</w:t>
+      </w:r>
+      <w:r>
+        <w:rPr>
+          <w:b/>
+          <w:bCs/>
+        </w:rPr>
+        <w:br/>
+      </w:r>
+      <w:r>
+        <w:rPr>
+          <w:b/>
+          <w:bCs/>
+        </w:rPr>
+        <w:br/>
+      </w:r>
+      <w:r>
+        <w:rPr>
+          <w:b/>
+          <w:bCs/>
+        </w:rPr>
+        <w:br/>
+      </w:r>
+      <w:r>
+        <w:rPr>
+          <w:rFonts w:hint="eastAsia"/>
+          <w:b/>
+          <w:bCs/>
+        </w:rPr>
+        <w:t>测试一下对应的jammer修改后的算法，把新跑的结果搬到原先的地方并绘图。</w:t>
+      </w:r>
+    </w:p>
+    <w:p>
+      <w:pPr>
+        <w:rPr>
+          <w:b/>
+          <w:bCs/>
+        </w:rPr>
+      </w:pPr>
+      <w:r>
+        <w:rPr>
+          <w:rFonts w:hint="eastAsia"/>
+          <w:b/>
+          <w:bCs/>
+        </w:rPr>
+        <w:t>重新调整后跑一下对应的干扰功率算法。</w:t>
+      </w:r>
+    </w:p>
+    <w:p>
+      <w:pPr>
+        <w:rPr>
+          <w:b/>
+          <w:bCs/>
+        </w:rPr>
+      </w:pPr>
+      <w:r>
+        <w:rPr>
+          <w:rFonts w:hint="eastAsia"/>
+          <w:b/>
+          <w:bCs/>
+        </w:rPr>
+        <w:t>重新调整后跑一下jammer数目的算法。</w:t>
+      </w:r>
+    </w:p>
+    <w:p>
+      <w:pPr>
+        <w:rPr>
+          <w:b/>
+          <w:bCs/>
+        </w:rPr>
+      </w:pPr>
+      <w:r>
+        <w:rPr>
+          <w:b/>
+          <w:bCs/>
+        </w:rPr>
+        <w:t>J</w:t>
+      </w:r>
+      <w:r>
+        <w:rPr>
+          <w:rFonts w:hint="eastAsia"/>
+          <w:b/>
+          <w:bCs/>
+        </w:rPr>
+        <w:t>ammer修复失败，下午修复，再跑</w:t>
+      </w:r>
+      <w:r>
+        <w:rPr>
+          <w:b/>
+          <w:bCs/>
+        </w:rPr>
+        <w:t>power</w:t>
+      </w:r>
+      <w:r>
+        <w:rPr>
+          <w:rFonts w:hint="eastAsia"/>
+          <w:b/>
+          <w:bCs/>
+        </w:rPr>
+        <w:t>，是这样的。</w:t>
+      </w:r>
+    </w:p>
+    <w:p>
+      <w:pPr>
+        <w:rPr>
+          <w:b/>
+          <w:bCs/>
+        </w:rPr>
+      </w:pPr>
+      <w:r>
+        <w:rPr>
+          <w:b/>
+          <w:bCs/>
+        </w:rPr>
+        <w:t>J</w:t>
+      </w:r>
+      <w:r>
+        <w:rPr>
+          <w:rFonts w:hint="eastAsia"/>
+          <w:b/>
+          <w:bCs/>
+        </w:rPr>
+        <w:t>ammer调用的函数邻居吸引力函数不正确导致其严重下降。</w:t>
+      </w:r>
+    </w:p>
+    <w:p>
+      <w:pPr>
+        <w:rPr>
+          <w:b/>
+          <w:bCs/>
+        </w:rPr>
+      </w:pPr>
+    </w:p>
+    <w:p>
+      <w:pPr>
+        <w:rPr>
+          <w:b/>
+          <w:bCs/>
+        </w:rPr>
+      </w:pPr>
+      <w:r>
+        <w:rPr>
+          <w:rFonts w:hint="eastAsia"/>
+          <w:b/>
+          <w:bCs/>
+        </w:rPr>
+        <w:t>继续修改论文。</w:t>
+      </w:r>
+    </w:p>
+    <w:p>
+      <w:pPr>
+        <w:rPr>
+          <w:b/>
+          <w:bCs/>
+        </w:rPr>
+      </w:pPr>
+    </w:p>
+    <w:p>
+      <w:pPr>
+        <w:rPr>
+          <w:rFonts w:hint="eastAsia"/>
+          <w:b/>
+          <w:bCs/>
+        </w:rPr>
+      </w:pPr>
+      <w:r>
+        <w:rPr>
+          <w:b/>
+          <w:bCs/>
+        </w:rPr>
+        <w:t>J</w:t>
+      </w:r>
+      <w:r>
+        <w:rPr>
+          <w:rFonts w:hint="eastAsia"/>
+          <w:b/>
+          <w:bCs/>
+        </w:rPr>
+        <w:t>ammer的位置和速度都改了，需要重新跑一遍。先跑这个吧。跑3</w:t>
+      </w:r>
+      <w:r>
+        <w:rPr>
+          <w:b/>
+          <w:bCs/>
+        </w:rPr>
+        <w:t>0</w:t>
+      </w:r>
+      <w:r>
+        <w:rPr>
+          <w:rFonts w:hint="eastAsia"/>
+          <w:b/>
+          <w:bCs/>
+        </w:rPr>
+        <w:t>次，3天</w:t>
+      </w:r>
+      <w:r>
+        <w:rPr>
+          <w:b/>
+          <w:bCs/>
+        </w:rPr>
+        <w:t>3</w:t>
+      </w:r>
+      <w:r>
+        <w:rPr>
+          <w:rFonts w:hint="eastAsia"/>
+          <w:b/>
+          <w:bCs/>
+        </w:rPr>
+        <w:t>倍应该一天实现，明天中午正好可以。</w:t>
+      </w:r>
     </w:p>
     <w:sectPr>
       <w:pgSz w:w="11906" w:h="16838"/>
@@ -10253,6 +12609,119 @@
 <file path=word/numbering.xml><?xml version="1.0" encoding="utf-8"?>
 <w:numbering xmlns:wpc="http://schemas.microsoft.com/office/word/2010/wordprocessingCanvas" xmlns:cx="http://schemas.microsoft.com/office/drawing/2014/chartex" xmlns:cx1="http://schemas.microsoft.com/office/drawing/2015/9/8/chartex" xmlns:cx2="http://schemas.microsoft.com/office/drawing/2015/10/21/chartex" xmlns:cx3="http://schemas.microsoft.com/office/drawing/2016/5/9/chartex" xmlns:cx4="http://schemas.microsoft.com/office/drawing/2016/5/10/chartex" xmlns:cx5="http://schemas.microsoft.com/office/drawing/2016/5/11/chartex" xmlns:cx6="http://schemas.microsoft.com/office/drawing/2016/5/12/chartex" xmlns:cx7="http://schemas.microsoft.com/office/drawing/2016/5/13/chartex" xmlns:cx8="http://schemas.microsoft.com/office/drawing/2016/5/14/chartex" xmlns:mc="http://schemas.openxmlformats.org/markup-compatibility/2006" xmlns:aink="http://schemas.microsoft.com/office/drawing/2016/ink" xmlns:am3d="http://schemas.microsoft.com/office/drawing/2017/model3d" xmlns:o="urn:schemas-microsoft-com:office:office" xmlns:r="http://schemas.openxmlformats.org/officeDocument/2006/relationships" xmlns:m="http://schemas.openxmlformats.org/officeDocument/2006/math" xmlns:v="urn:schemas-microsoft-com:vml" xmlns:wp14="http://schemas.microsoft.com/office/word/2010/wordprocessingDrawing" xmlns:wp="http://schemas.openxmlformats.org/drawingml/2006/wordprocessingDrawing" xmlns:w10="urn:schemas-microsoft-com:office:word" xmlns:w="http://schemas.openxmlformats.org/wordprocessingml/2006/main" xmlns:w14="http://schemas.microsoft.com/office/word/2010/wordml" xmlns:w15="http://schemas.microsoft.com/office/word/2012/wordml" xmlns:w16cex="http://schemas.microsoft.com/office/word/2018/wordml/cex" xmlns:w16cid="http://schemas.microsoft.com/office/word/2016/wordml/cid" xmlns:w16="http://schemas.microsoft.com/office/word/2018/wordml" xmlns:w16sdtdh="http://schemas.microsoft.com/office/word/2020/wordml/sdtdatahash" xmlns:w16se="http://schemas.microsoft.com/office/word/2015/wordml/symex" xmlns:wpg="http://schemas.microsoft.com/office/word/2010/wordprocessingGroup" xmlns:wpi="http://schemas.microsoft.com/office/word/2010/wordprocessingInk" xmlns:wne="http://schemas.microsoft.com/office/word/2006/wordml" xmlns:wps="http://schemas.microsoft.com/office/word/2010/wordprocessingShape" mc:Ignorable="w14 w15 w16se w16cid w16 w16cex w16sdtdh wp14">
   <w:abstractNum w:abstractNumId="0" w15:restartNumberingAfterBreak="0">
+    <w:nsid w:val="53C14BE9"/>
+    <w:multiLevelType w:val="multilevel"/>
+    <w:tmpl w:val="C8C60EF4"/>
+    <w:lvl w:ilvl="0">
+      <w:start w:val="1"/>
+      <w:numFmt w:val="decimal"/>
+      <w:lvlText w:val="%1."/>
+      <w:lvlJc w:val="left"/>
+      <w:pPr>
+        <w:tabs>
+          <w:tab w:val="num" w:pos="360"/>
+        </w:tabs>
+        <w:ind w:left="360" w:hanging="360"/>
+      </w:pPr>
+    </w:lvl>
+    <w:lvl w:ilvl="1" w:tentative="1">
+      <w:start w:val="1"/>
+      <w:numFmt w:val="decimal"/>
+      <w:lvlText w:val="%2."/>
+      <w:lvlJc w:val="left"/>
+      <w:pPr>
+        <w:tabs>
+          <w:tab w:val="num" w:pos="1080"/>
+        </w:tabs>
+        <w:ind w:left="1080" w:hanging="360"/>
+      </w:pPr>
+    </w:lvl>
+    <w:lvl w:ilvl="2" w:tentative="1">
+      <w:start w:val="1"/>
+      <w:numFmt w:val="decimal"/>
+      <w:lvlText w:val="%3."/>
+      <w:lvlJc w:val="left"/>
+      <w:pPr>
+        <w:tabs>
+          <w:tab w:val="num" w:pos="1800"/>
+        </w:tabs>
+        <w:ind w:left="1800" w:hanging="360"/>
+      </w:pPr>
+    </w:lvl>
+    <w:lvl w:ilvl="3" w:tentative="1">
+      <w:start w:val="1"/>
+      <w:numFmt w:val="decimal"/>
+      <w:lvlText w:val="%4."/>
+      <w:lvlJc w:val="left"/>
+      <w:pPr>
+        <w:tabs>
+          <w:tab w:val="num" w:pos="2520"/>
+        </w:tabs>
+        <w:ind w:left="2520" w:hanging="360"/>
+      </w:pPr>
+    </w:lvl>
+    <w:lvl w:ilvl="4" w:tentative="1">
+      <w:start w:val="1"/>
+      <w:numFmt w:val="decimal"/>
+      <w:lvlText w:val="%5."/>
+      <w:lvlJc w:val="left"/>
+      <w:pPr>
+        <w:tabs>
+          <w:tab w:val="num" w:pos="3240"/>
+        </w:tabs>
+        <w:ind w:left="3240" w:hanging="360"/>
+      </w:pPr>
+    </w:lvl>
+    <w:lvl w:ilvl="5" w:tentative="1">
+      <w:start w:val="1"/>
+      <w:numFmt w:val="decimal"/>
+      <w:lvlText w:val="%6."/>
+      <w:lvlJc w:val="left"/>
+      <w:pPr>
+        <w:tabs>
+          <w:tab w:val="num" w:pos="3960"/>
+        </w:tabs>
+        <w:ind w:left="3960" w:hanging="360"/>
+      </w:pPr>
+    </w:lvl>
+    <w:lvl w:ilvl="6" w:tentative="1">
+      <w:start w:val="1"/>
+      <w:numFmt w:val="decimal"/>
+      <w:lvlText w:val="%7."/>
+      <w:lvlJc w:val="left"/>
+      <w:pPr>
+        <w:tabs>
+          <w:tab w:val="num" w:pos="4680"/>
+        </w:tabs>
+        <w:ind w:left="4680" w:hanging="360"/>
+      </w:pPr>
+    </w:lvl>
+    <w:lvl w:ilvl="7" w:tentative="1">
+      <w:start w:val="1"/>
+      <w:numFmt w:val="decimal"/>
+      <w:lvlText w:val="%8."/>
+      <w:lvlJc w:val="left"/>
+      <w:pPr>
+        <w:tabs>
+          <w:tab w:val="num" w:pos="5400"/>
+        </w:tabs>
+        <w:ind w:left="5400" w:hanging="360"/>
+      </w:pPr>
+    </w:lvl>
+    <w:lvl w:ilvl="8" w:tentative="1">
+      <w:start w:val="1"/>
+      <w:numFmt w:val="decimal"/>
+      <w:lvlText w:val="%9."/>
+      <w:lvlJc w:val="left"/>
+      <w:pPr>
+        <w:tabs>
+          <w:tab w:val="num" w:pos="6120"/>
+        </w:tabs>
+        <w:ind w:left="6120" w:hanging="360"/>
+      </w:pPr>
+    </w:lvl>
+  </w:abstractNum>
+  <w:abstractNum w:abstractNumId="1" w15:restartNumberingAfterBreak="0">
     <w:nsid w:val="543E0B53"/>
     <w:multiLevelType w:val="hybridMultilevel"/>
     <w:tmpl w:val="0614A0F0"/>
@@ -10366,6 +12835,9 @@
     </w:lvl>
   </w:abstractNum>
   <w:num w:numId="1">
+    <w:abstractNumId w:val="1"/>
+  </w:num>
+  <w:num w:numId="2">
     <w:abstractNumId w:val="0"/>
   </w:num>
 </w:numbering>
@@ -10775,7 +13247,6 @@
   <w:style w:type="character" w:default="1" w:styleId="a0">
     <w:name w:val="Default Paragraph Font"/>
     <w:uiPriority w:val="1"/>
-    <w:semiHidden/>
     <w:unhideWhenUsed/>
   </w:style>
   <w:style w:type="table" w:default="1" w:styleId="a1">

--- a/进程文件/进展/实验设计/创新点1实验设计.docx
+++ b/进程文件/进展/实验设计/创新点1实验设计.docx
@@ -9996,7 +9996,6 @@
     <w:p>
       <w:pPr>
         <w:rPr>
-          <w:rFonts w:hint="eastAsia"/>
           <w:b/>
           <w:bCs/>
         </w:rPr>
@@ -10161,7 +10160,6 @@
     <w:p>
       <w:pPr>
         <w:rPr>
-          <w:rFonts w:hint="eastAsia"/>
           <w:b/>
           <w:bCs/>
         </w:rPr>
@@ -10209,7 +10207,6 @@
     <w:p>
       <w:pPr>
         <w:rPr>
-          <w:rFonts w:hint="eastAsia"/>
           <w:b/>
           <w:bCs/>
         </w:rPr>
@@ -10345,7 +10342,6 @@
     <w:p>
       <w:pPr>
         <w:rPr>
-          <w:rFonts w:hint="eastAsia"/>
           <w:b/>
           <w:bCs/>
         </w:rPr>
@@ -10377,7 +10373,6 @@
     <w:p>
       <w:pPr>
         <w:rPr>
-          <w:rFonts w:hint="eastAsia"/>
           <w:b/>
           <w:bCs/>
         </w:rPr>
@@ -10424,16 +10419,14 @@
     <w:p>
       <w:pPr>
         <w:rPr>
-          <w:rFonts w:hint="eastAsia"/>
-          <w:b/>
-          <w:bCs/>
-        </w:rPr>
-      </w:pPr>
-    </w:p>
-    <w:p>
-      <w:pPr>
-        <w:rPr>
-          <w:rFonts w:hint="eastAsia"/>
+          <w:b/>
+          <w:bCs/>
+        </w:rPr>
+      </w:pPr>
+    </w:p>
+    <w:p>
+      <w:pPr>
+        <w:rPr>
           <w:b/>
           <w:bCs/>
         </w:rPr>
@@ -10738,7 +10731,6 @@
     <w:p>
       <w:pPr>
         <w:rPr>
-          <w:rFonts w:hint="eastAsia"/>
           <w:b/>
           <w:bCs/>
         </w:rPr>
@@ -10927,7 +10919,6 @@
     <w:p>
       <w:pPr>
         <w:rPr>
-          <w:rFonts w:hint="eastAsia"/>
           <w:b/>
           <w:bCs/>
         </w:rPr>
@@ -11303,7 +11294,6 @@
     <w:p>
       <w:pPr>
         <w:rPr>
-          <w:rFonts w:hint="eastAsia"/>
           <w:b/>
           <w:bCs/>
         </w:rPr>
@@ -11511,7 +11501,6 @@
     <w:p>
       <w:pPr>
         <w:rPr>
-          <w:rFonts w:hint="eastAsia"/>
           <w:b/>
           <w:bCs/>
         </w:rPr>
@@ -11769,16 +11758,14 @@
     <w:p>
       <w:pPr>
         <w:rPr>
-          <w:rFonts w:hint="eastAsia"/>
-          <w:b/>
-          <w:bCs/>
-        </w:rPr>
-      </w:pPr>
-    </w:p>
-    <w:p>
-      <w:pPr>
-        <w:rPr>
-          <w:rFonts w:hint="eastAsia"/>
+          <w:b/>
+          <w:bCs/>
+        </w:rPr>
+      </w:pPr>
+    </w:p>
+    <w:p>
+      <w:pPr>
+        <w:rPr>
           <w:b/>
           <w:bCs/>
         </w:rPr>
@@ -12507,7 +12494,6 @@
     <w:p>
       <w:pPr>
         <w:rPr>
-          <w:rFonts w:hint="eastAsia"/>
           <w:b/>
           <w:bCs/>
         </w:rPr>
@@ -12557,6 +12543,1737 @@
         </w:rPr>
         <w:t>倍应该一天实现，明天中午正好可以。</w:t>
       </w:r>
+    </w:p>
+    <w:p>
+      <w:pPr>
+        <w:rPr>
+          <w:b/>
+          <w:bCs/>
+        </w:rPr>
+      </w:pPr>
+    </w:p>
+    <w:p>
+      <w:pPr>
+        <w:rPr>
+          <w:b/>
+          <w:bCs/>
+        </w:rPr>
+      </w:pPr>
+      <w:r>
+        <w:rPr>
+          <w:rFonts w:hint="eastAsia"/>
+          <w:b/>
+          <w:bCs/>
+        </w:rPr>
+        <w:t>1</w:t>
+      </w:r>
+      <w:r>
+        <w:rPr>
+          <w:b/>
+          <w:bCs/>
+        </w:rPr>
+        <w:t>1-27</w:t>
+      </w:r>
+      <w:r>
+        <w:rPr>
+          <w:rFonts w:hint="eastAsia"/>
+          <w:b/>
+          <w:bCs/>
+        </w:rPr>
+        <w:t>：</w:t>
+      </w:r>
+      <w:r>
+        <w:rPr>
+          <w:b/>
+          <w:bCs/>
+        </w:rPr>
+        <w:br/>
+      </w:r>
+      <w:r>
+        <w:rPr>
+          <w:rFonts w:hint="eastAsia"/>
+          <w:b/>
+          <w:bCs/>
+        </w:rPr>
+        <w:t>修改完building和drone的数据分析</w:t>
+      </w:r>
+    </w:p>
+    <w:p>
+      <w:pPr>
+        <w:rPr>
+          <w:b/>
+          <w:bCs/>
+        </w:rPr>
+      </w:pPr>
+      <w:r>
+        <w:rPr>
+          <w:rFonts w:hint="eastAsia"/>
+          <w:b/>
+          <w:bCs/>
+        </w:rPr>
+        <w:t>查看jammer的结果，需要微弱下降</w:t>
+      </w:r>
+    </w:p>
+    <w:p>
+      <w:pPr>
+        <w:rPr>
+          <w:b/>
+          <w:bCs/>
+        </w:rPr>
+      </w:pPr>
+      <w:r>
+        <w:rPr>
+          <w:rFonts w:hint="eastAsia"/>
+          <w:b/>
+          <w:bCs/>
+        </w:rPr>
+        <w:lastRenderedPageBreak/>
+        <w:t>跑jammer的实验</w:t>
+      </w:r>
+    </w:p>
+    <w:p>
+      <w:pPr>
+        <w:rPr>
+          <w:b/>
+          <w:bCs/>
+        </w:rPr>
+      </w:pPr>
+      <w:r>
+        <w:rPr>
+          <w:rFonts w:hint="eastAsia"/>
+          <w:b/>
+          <w:bCs/>
+        </w:rPr>
+        <w:t>明天补充jammer的实验，修改对应的数据分析，跑对应的power实验。3</w:t>
+      </w:r>
+      <w:r>
+        <w:rPr>
+          <w:b/>
+          <w:bCs/>
+        </w:rPr>
+        <w:t>0</w:t>
+      </w:r>
+      <w:r>
+        <w:rPr>
+          <w:rFonts w:hint="eastAsia"/>
+          <w:b/>
+          <w:bCs/>
+        </w:rPr>
+        <w:t>次实验，暂时先不跑消融实验，可以两天跑完应该。</w:t>
+      </w:r>
+    </w:p>
+    <w:p>
+      <w:pPr>
+        <w:rPr>
+          <w:b/>
+          <w:bCs/>
+        </w:rPr>
+      </w:pPr>
+      <w:r>
+        <w:rPr>
+          <w:b/>
+          <w:bCs/>
+        </w:rPr>
+        <w:br/>
+      </w:r>
+    </w:p>
+    <w:p>
+      <w:r>
+        <w:rPr>
+          <w:rFonts w:hint="eastAsia"/>
+          <w:b/>
+          <w:bCs/>
+        </w:rPr>
+        <w:t>优化点1：</w:t>
+      </w:r>
+      <w:r>
+        <w:rPr>
+          <w:rFonts w:hint="eastAsia"/>
+          <w:b/>
+          <w:bCs/>
+        </w:rPr>
+        <w:t>约束机制</w:t>
+      </w:r>
+      <w:r>
+        <w:rPr>
+          <w:rFonts w:hint="eastAsia"/>
+        </w:rPr>
+        <w:t>是动态的，每检测到干扰都要进行重新检测，并且从零开始进行重新规划。</w:t>
+      </w:r>
+      <w:r>
+        <w:rPr>
+          <w:rFonts w:hint="eastAsia"/>
+        </w:rPr>
+        <w:t>:</w:t>
+      </w:r>
+      <w:r>
+        <w:rPr>
+          <w:rFonts w:hint="eastAsia"/>
+        </w:rPr>
+        <w:t>每次添加都至少要和其中一个满足该机制。冲突后需要检测剩余的时候符合，不符合则直接进行重构或者以其中一个为标准。其他的重规划</w:t>
+      </w:r>
+      <w:r>
+        <w:rPr>
+          <w:rFonts w:hint="eastAsia"/>
+        </w:rPr>
+        <w:t>。这个机制应该这样补充比较好。</w:t>
+      </w:r>
+    </w:p>
+    <w:p>
+      <w:pPr>
+        <w:rPr>
+          <w:rFonts w:hint="eastAsia"/>
+          <w:b/>
+          <w:bCs/>
+        </w:rPr>
+      </w:pPr>
+      <w:r>
+        <w:rPr>
+          <w:rFonts w:hint="eastAsia"/>
+          <w:b/>
+          <w:bCs/>
+        </w:rPr>
+        <w:t>优化点</w:t>
+      </w:r>
+      <w:r>
+        <w:rPr>
+          <w:b/>
+          <w:bCs/>
+        </w:rPr>
+        <w:t>2</w:t>
+      </w:r>
+      <w:r>
+        <w:rPr>
+          <w:rFonts w:hint="eastAsia"/>
+          <w:b/>
+          <w:bCs/>
+        </w:rPr>
+        <w:t>：</w:t>
+      </w:r>
+      <w:r>
+        <w:rPr>
+          <w:rFonts w:hint="eastAsia"/>
+          <w:b/>
+          <w:bCs/>
+        </w:rPr>
+        <w:t>最小</w:t>
+      </w:r>
+    </w:p>
+    <w:p>
+      <w:pPr>
+        <w:rPr>
+          <w:rFonts w:hint="eastAsia"/>
+        </w:rPr>
+      </w:pPr>
+    </w:p>
+    <w:p>
+      <w:pPr>
+        <w:rPr>
+          <w:b/>
+          <w:bCs/>
+        </w:rPr>
+      </w:pPr>
+    </w:p>
+    <w:p>
+      <w:pPr>
+        <w:rPr>
+          <w:b/>
+          <w:bCs/>
+        </w:rPr>
+      </w:pPr>
+    </w:p>
+    <w:p>
+      <w:pPr>
+        <w:rPr>
+          <w:b/>
+          <w:bCs/>
+        </w:rPr>
+      </w:pPr>
+      <w:r>
+        <w:rPr>
+          <w:rFonts w:hint="eastAsia"/>
+          <w:b/>
+          <w:bCs/>
+        </w:rPr>
+        <w:t>1</w:t>
+      </w:r>
+      <w:r>
+        <w:rPr>
+          <w:b/>
+          <w:bCs/>
+        </w:rPr>
+        <w:t>2-2:</w:t>
+      </w:r>
+    </w:p>
+    <w:p>
+      <w:pPr>
+        <w:rPr>
+          <w:b/>
+          <w:bCs/>
+          <w:color w:val="FF0000"/>
+        </w:rPr>
+      </w:pPr>
+      <w:r>
+        <w:rPr>
+          <w:rFonts w:hint="eastAsia"/>
+          <w:b/>
+          <w:bCs/>
+          <w:color w:val="FF0000"/>
+        </w:rPr>
+        <w:t>1</w:t>
+      </w:r>
+      <w:r>
+        <w:rPr>
+          <w:b/>
+          <w:bCs/>
+          <w:color w:val="FF0000"/>
+        </w:rPr>
+        <w:t>.</w:t>
+      </w:r>
+      <w:r>
+        <w:rPr>
+          <w:rFonts w:hint="eastAsia"/>
+          <w:b/>
+          <w:bCs/>
+          <w:color w:val="FF0000"/>
+        </w:rPr>
+        <w:t>创新点1优化：</w:t>
+      </w:r>
+    </w:p>
+    <w:p>
+      <w:pPr>
+        <w:rPr>
+          <w:b/>
+          <w:bCs/>
+        </w:rPr>
+      </w:pPr>
+      <w:r>
+        <w:rPr>
+          <w:rFonts w:hint="eastAsia"/>
+          <w:b/>
+          <w:bCs/>
+        </w:rPr>
+        <w:t>①重规划机制更鲁棒：初始规划，碰撞解决，约束校验，无解重规划，重规划次数。</w:t>
+      </w:r>
+    </w:p>
+    <w:p>
+      <w:pPr>
+        <w:rPr>
+          <w:b/>
+          <w:bCs/>
+        </w:rPr>
+      </w:pPr>
+      <w:r>
+        <w:rPr>
+          <w:rFonts w:hint="eastAsia"/>
+          <w:b/>
+          <w:bCs/>
+        </w:rPr>
+        <w:t>②最小距离约束：限制交叉以及最小距离碰撞（簇会变形所以还是有可能交叉）</w:t>
+      </w:r>
+    </w:p>
+    <w:p>
+      <w:pPr>
+        <w:rPr>
+          <w:b/>
+          <w:bCs/>
+        </w:rPr>
+      </w:pPr>
+      <w:r>
+        <w:rPr>
+          <w:rFonts w:hint="eastAsia"/>
+          <w:b/>
+          <w:bCs/>
+        </w:rPr>
+        <w:t>创建分支 idea</w:t>
+      </w:r>
+      <w:r>
+        <w:rPr>
+          <w:b/>
+          <w:bCs/>
+        </w:rPr>
+        <w:t>1-improve</w:t>
+      </w:r>
+      <w:r>
+        <w:rPr>
+          <w:rFonts w:hint="eastAsia"/>
+          <w:b/>
+          <w:bCs/>
+        </w:rPr>
+        <w:t>。</w:t>
+      </w:r>
+    </w:p>
+    <w:p>
+      <w:pPr>
+        <w:rPr>
+          <w:b/>
+          <w:bCs/>
+        </w:rPr>
+      </w:pPr>
+      <w:r>
+        <w:rPr>
+          <w:rFonts w:hint="eastAsia"/>
+          <w:b/>
+          <w:bCs/>
+        </w:rPr>
+        <w:t>最小距离这个非常难满足，改成对应的最小距离为0观察结果是否正确。但是这样无法阻止交叉，所以还是改为对应的0</w:t>
+      </w:r>
+      <w:r>
+        <w:rPr>
+          <w:b/>
+          <w:bCs/>
+        </w:rPr>
+        <w:t>.1</w:t>
+      </w:r>
+      <w:r>
+        <w:rPr>
+          <w:rFonts w:hint="eastAsia"/>
+          <w:b/>
+          <w:bCs/>
+        </w:rPr>
+        <w:t>，只要路径不交叉就认为是合理的。那应该是要考虑当前簇的中心位置，不能去除起点</w:t>
+      </w:r>
+      <w:r>
+        <w:rPr>
+          <w:rFonts w:hint="eastAsia"/>
+          <w:b/>
+          <w:bCs/>
+        </w:rPr>
+        <w:t>（观察效果）</w:t>
+      </w:r>
+      <w:r>
+        <w:rPr>
+          <w:b/>
+          <w:bCs/>
+        </w:rPr>
+        <w:br/>
+      </w:r>
+      <w:r>
+        <w:rPr>
+          <w:rFonts w:hint="eastAsia"/>
+          <w:b/>
+          <w:bCs/>
+        </w:rPr>
+        <w:t>结论: 建筑密度大的时候想要不同的簇的全局路径不交叉通过随机采样区去是很难做到的，所以还是使用原来的机制。</w:t>
+      </w:r>
+    </w:p>
+    <w:p>
+      <w:pPr>
+        <w:rPr>
+          <w:b/>
+          <w:bCs/>
+        </w:rPr>
+      </w:pPr>
+      <w:r>
+        <w:rPr>
+          <w:rFonts w:hint="eastAsia"/>
+          <w:b/>
+          <w:bCs/>
+          <w:color w:val="FF0000"/>
+        </w:rPr>
+        <w:t>1</w:t>
+      </w:r>
+      <w:r>
+        <w:rPr>
+          <w:b/>
+          <w:bCs/>
+          <w:color w:val="FF0000"/>
+        </w:rPr>
+        <w:t>2-4:</w:t>
+      </w:r>
+      <w:r>
+        <w:rPr>
+          <w:rFonts w:hint="eastAsia"/>
+          <w:b/>
+          <w:bCs/>
+        </w:rPr>
+        <w:t>直接采样rrt</w:t>
+      </w:r>
+      <w:r>
+        <w:rPr>
+          <w:b/>
+          <w:bCs/>
+        </w:rPr>
+        <w:t>*</w:t>
+      </w:r>
+      <w:r>
+        <w:rPr>
+          <w:rFonts w:hint="eastAsia"/>
+          <w:b/>
+          <w:bCs/>
+        </w:rPr>
+        <w:t>很难找到满足的位置，所以需要通过pso优化来找可能更方便，生成初始的路径（然后使用pso集中优化簇路径组合，因为节点数少，以及需要验证的距离并不多，所以应该优化起来比较快，总共就四条路径，所以应该可以找到合适的。）</w:t>
+      </w:r>
+    </w:p>
+    <w:p>
+      <w:pPr>
+        <w:rPr>
+          <w:rFonts w:hint="eastAsia"/>
+          <w:b/>
+          <w:bCs/>
+        </w:rPr>
+      </w:pPr>
+      <w:r>
+        <w:rPr>
+          <w:rFonts w:hint="eastAsia"/>
+          <w:b/>
+          <w:bCs/>
+        </w:rPr>
+        <w:t>重规划：先生成初始的满足frechet距离的</w:t>
+      </w:r>
+    </w:p>
+    <w:p>
+      <w:pPr>
+        <w:rPr>
+          <w:b/>
+          <w:bCs/>
+        </w:rPr>
+      </w:pPr>
+      <w:r>
+        <w:rPr>
+          <w:rFonts w:hint="eastAsia"/>
+          <w:b/>
+          <w:bCs/>
+          <w:color w:val="FF0000"/>
+        </w:rPr>
+        <w:t>1</w:t>
+      </w:r>
+      <w:r>
+        <w:rPr>
+          <w:b/>
+          <w:bCs/>
+          <w:color w:val="FF0000"/>
+        </w:rPr>
+        <w:t>2-5</w:t>
+      </w:r>
+      <w:r>
+        <w:rPr>
+          <w:rFonts w:hint="eastAsia"/>
+          <w:b/>
+          <w:bCs/>
+          <w:color w:val="FF0000"/>
+        </w:rPr>
+        <w:t>：</w:t>
+      </w:r>
+      <w:r>
+        <w:rPr>
+          <w:rFonts w:hint="eastAsia"/>
+          <w:b/>
+          <w:bCs/>
+        </w:rPr>
+        <w:t>只校验第一个最短距离实际上没什么用,基本可以找到，但是对算法的提升效果不明显。</w:t>
+      </w:r>
+    </w:p>
+    <w:p>
+      <w:pPr>
+        <w:rPr>
+          <w:rFonts w:hint="eastAsia"/>
+          <w:b/>
+          <w:bCs/>
+        </w:rPr>
+      </w:pPr>
+      <w:r>
+        <w:rPr>
+          <w:b/>
+          <w:bCs/>
+        </w:rPr>
+        <w:t>P</w:t>
+      </w:r>
+      <w:r>
+        <w:rPr>
+          <w:rFonts w:hint="eastAsia"/>
+          <w:b/>
+          <w:bCs/>
+        </w:rPr>
+        <w:t>so优化算法还没跑。</w:t>
+      </w:r>
+    </w:p>
+    <w:p>
+      <w:pPr>
+        <w:rPr>
+          <w:rFonts w:hint="eastAsia"/>
+          <w:b/>
+          <w:bCs/>
+        </w:rPr>
+      </w:pPr>
+    </w:p>
+    <w:p>
+      <w:pPr>
+        <w:rPr>
+          <w:b/>
+          <w:bCs/>
+        </w:rPr>
+      </w:pPr>
+      <w:r>
+        <w:rPr>
+          <w:b/>
+          <w:bCs/>
+        </w:rPr>
+        <w:t>2</w:t>
+      </w:r>
+      <w:r>
+        <w:rPr>
+          <w:rFonts w:hint="eastAsia"/>
+          <w:b/>
+          <w:bCs/>
+        </w:rPr>
+        <w:t>.创新点2流程</w:t>
+      </w:r>
+    </w:p>
+    <w:p>
+      <w:pPr>
+        <w:rPr>
+          <w:rFonts w:hint="eastAsia"/>
+          <w:b/>
+          <w:bCs/>
+        </w:rPr>
+      </w:pPr>
+      <w:r>
+        <w:rPr>
+          <w:rFonts w:hint="eastAsia"/>
+          <w:b/>
+          <w:bCs/>
+        </w:rPr>
+        <w:t>①测试一下在固定步数（1</w:t>
+      </w:r>
+      <w:r>
+        <w:rPr>
+          <w:b/>
+          <w:bCs/>
+        </w:rPr>
+        <w:t>00</w:t>
+      </w:r>
+      <w:r>
+        <w:rPr>
+          <w:rFonts w:hint="eastAsia"/>
+          <w:b/>
+          <w:bCs/>
+        </w:rPr>
+        <w:t>,</w:t>
+      </w:r>
+      <w:r>
+        <w:rPr>
+          <w:b/>
+          <w:bCs/>
+        </w:rPr>
+        <w:t>150</w:t>
+      </w:r>
+      <w:r>
+        <w:rPr>
+          <w:rFonts w:hint="eastAsia"/>
+          <w:b/>
+          <w:bCs/>
+        </w:rPr>
+        <w:t>,</w:t>
+      </w:r>
+      <w:r>
+        <w:rPr>
+          <w:b/>
+          <w:bCs/>
+        </w:rPr>
+        <w:t>200</w:t>
+      </w:r>
+      <w:r>
+        <w:rPr>
+          <w:rFonts w:hint="eastAsia"/>
+          <w:b/>
+          <w:bCs/>
+        </w:rPr>
+        <w:t>），随机损毁节点（</w:t>
+      </w:r>
+      <w:r>
+        <w:rPr>
+          <w:b/>
+          <w:bCs/>
+        </w:rPr>
+        <w:t>30%</w:t>
+      </w:r>
+      <w:r>
+        <w:rPr>
+          <w:rFonts w:hint="eastAsia"/>
+          <w:b/>
+          <w:bCs/>
+        </w:rPr>
+        <w:t>，5</w:t>
+      </w:r>
+      <w:r>
+        <w:rPr>
+          <w:b/>
+          <w:bCs/>
+        </w:rPr>
+        <w:t>0%</w:t>
+      </w:r>
+      <w:r>
+        <w:rPr>
+          <w:rFonts w:hint="eastAsia"/>
+          <w:b/>
+          <w:bCs/>
+        </w:rPr>
+        <w:t>，</w:t>
+      </w:r>
+      <w:r>
+        <w:rPr>
+          <w:b/>
+          <w:bCs/>
+        </w:rPr>
+        <w:t>70%</w:t>
+      </w:r>
+      <w:r>
+        <w:rPr>
+          <w:rFonts w:hint="eastAsia"/>
+          <w:b/>
+          <w:bCs/>
+        </w:rPr>
+        <w:t>）情况下网络连通率和正常情况下的结果对比。（查看对应是否有需要提升的空间）</w:t>
+      </w:r>
+      <w:r>
+        <w:rPr>
+          <w:rFonts w:hint="eastAsia"/>
+          <w:b/>
+          <w:bCs/>
+        </w:rPr>
+        <w:t>-</w:t>
+      </w:r>
+      <w:r>
+        <w:rPr>
+          <w:b/>
+          <w:bCs/>
+        </w:rPr>
+        <w:t>--(</w:t>
+      </w:r>
+      <w:r>
+        <w:rPr>
+          <w:rFonts w:hint="eastAsia"/>
+          <w:b/>
+          <w:bCs/>
+        </w:rPr>
+        <w:t>对应的测试需要重新启动一个对应的experitme</w:t>
+      </w:r>
+      <w:r>
+        <w:rPr>
+          <w:b/>
+          <w:bCs/>
+        </w:rPr>
+        <w:t>nt</w:t>
+      </w:r>
+      <w:r>
+        <w:rPr>
+          <w:rFonts w:hint="eastAsia"/>
+          <w:b/>
+          <w:bCs/>
+        </w:rPr>
+        <w:t>，environment可以设置损毁以及对应的比例，随机损毁百分比，损毁后需要修改这些内容</w:t>
+      </w:r>
+    </w:p>
+    <w:p>
+      <w:pPr>
+        <w:rPr>
+          <w:rFonts w:hint="eastAsia"/>
+          <w:b/>
+          <w:bCs/>
+        </w:rPr>
+      </w:pPr>
+      <w:r>
+        <w:rPr>
+          <w:rFonts w:hint="eastAsia"/>
+          <w:b/>
+          <w:bCs/>
+        </w:rPr>
+        <w:t>需要设计固定节点损毁处理机制：包括节点状态损毁，rrt</w:t>
+      </w:r>
+      <w:r>
+        <w:rPr>
+          <w:b/>
+          <w:bCs/>
+        </w:rPr>
+        <w:t>*</w:t>
+      </w:r>
+      <w:r>
+        <w:rPr>
+          <w:rFonts w:hint="eastAsia"/>
+          <w:b/>
+          <w:bCs/>
+        </w:rPr>
+        <w:t>规划，mbst计算，绘图四个方面</w:t>
+      </w:r>
+      <w:r>
+        <w:rPr>
+          <w:b/>
+          <w:bCs/>
+        </w:rPr>
+        <w:br/>
+      </w:r>
+      <w:r>
+        <w:rPr>
+          <w:b/>
+          <w:bCs/>
+        </w:rPr>
+        <w:br/>
+      </w:r>
+      <w:r>
+        <w:rPr>
+          <w:rFonts w:hint="eastAsia"/>
+          <w:b/>
+          <w:bCs/>
+        </w:rPr>
+        <w:t>算法的apf还没有修改，需要忽略跳过已经损毁的节点。</w:t>
+      </w:r>
+    </w:p>
+    <w:p>
+      <w:pPr>
+        <w:rPr>
+          <w:rFonts w:hint="eastAsia"/>
+          <w:b/>
+          <w:bCs/>
+        </w:rPr>
+      </w:pPr>
+      <w:r>
+        <w:rPr>
+          <w:rFonts w:hint="eastAsia"/>
+          <w:b/>
+          <w:bCs/>
+        </w:rPr>
+        <w:t>②编写动态簇重构机制</w:t>
+      </w:r>
+      <w:r>
+        <w:rPr>
+          <w:rFonts w:hint="eastAsia"/>
+          <w:b/>
+          <w:bCs/>
+        </w:rPr>
+        <w:t>-对应图论聚类算法。</w:t>
+      </w:r>
+      <w:r>
+        <w:rPr>
+          <w:rFonts w:hint="eastAsia"/>
+          <w:b/>
+          <w:bCs/>
+        </w:rPr>
+        <w:t>-</w:t>
+      </w:r>
+      <w:r>
+        <w:rPr>
+          <w:b/>
+          <w:bCs/>
+        </w:rPr>
+        <w:t>-</w:t>
+      </w:r>
+      <w:r>
+        <w:rPr>
+          <w:rFonts w:hint="eastAsia"/>
+          <w:b/>
+          <w:bCs/>
+        </w:rPr>
+        <w:t>簇重构会使得簇中心合理，绕障轻松，簇内通信保持易于维护。</w:t>
+      </w:r>
+    </w:p>
+    <w:p>
+      <w:pPr>
+        <w:rPr>
+          <w:b/>
+          <w:bCs/>
+        </w:rPr>
+      </w:pPr>
+      <w:r>
+        <w:rPr>
+          <w:rFonts w:hint="eastAsia"/>
+          <w:b/>
+          <w:bCs/>
+        </w:rPr>
+        <w:t>③设计损毁恢复阶段</w:t>
+      </w:r>
+      <w:r>
+        <w:rPr>
+          <w:rFonts w:hint="eastAsia"/>
+          <w:b/>
+          <w:bCs/>
+        </w:rPr>
+        <w:t>-对应的损毁恢复算法。</w:t>
+      </w:r>
+    </w:p>
+    <w:p>
+      <w:pPr>
+        <w:rPr>
+          <w:b/>
+          <w:bCs/>
+        </w:rPr>
+      </w:pPr>
+    </w:p>
+    <w:p>
+      <w:pPr>
+        <w:rPr>
+          <w:rFonts w:hint="eastAsia"/>
+          <w:b/>
+          <w:bCs/>
+        </w:rPr>
+      </w:pPr>
+      <w:r>
+        <w:rPr>
+          <w:rFonts w:hint="eastAsia"/>
+          <w:b/>
+          <w:bCs/>
+        </w:rPr>
+        <w:t>创建分支idea</w:t>
+      </w:r>
+      <w:r>
+        <w:rPr>
+          <w:b/>
+          <w:bCs/>
+        </w:rPr>
+        <w:t>2</w:t>
+      </w:r>
+    </w:p>
+    <w:p>
+      <w:pPr>
+        <w:rPr>
+          <w:b/>
+          <w:bCs/>
+        </w:rPr>
+      </w:pPr>
+    </w:p>
+    <w:p>
+      <w:pPr>
+        <w:rPr>
+          <w:b/>
+          <w:bCs/>
+        </w:rPr>
+      </w:pPr>
+      <w:r>
+        <w:rPr>
+          <w:rFonts w:hint="eastAsia"/>
+          <w:b/>
+          <w:bCs/>
+        </w:rPr>
+        <w:lastRenderedPageBreak/>
+        <w:t>损毁导致的问题：</w:t>
+      </w:r>
+    </w:p>
+    <w:p>
+      <w:pPr>
+        <w:rPr>
+          <w:rFonts w:hint="eastAsia"/>
+          <w:b/>
+          <w:bCs/>
+        </w:rPr>
+      </w:pPr>
+      <w:r>
+        <w:rPr>
+          <w:rFonts w:hint="eastAsia"/>
+          <w:b/>
+          <w:bCs/>
+        </w:rPr>
+        <w:t>①簇规模失衡：</w:t>
+      </w:r>
+      <w:r>
+        <w:rPr>
+          <w:rFonts w:hint="eastAsia"/>
+          <w:b/>
+          <w:bCs/>
+        </w:rPr>
+        <w:t>某个簇节点数量太少，导致中继能力不足，在绕行建筑物阶段簇间协作能力不足</w:t>
+      </w:r>
+      <w:r>
+        <w:rPr>
+          <w:rFonts w:hint="eastAsia"/>
+          <w:b/>
+          <w:bCs/>
+        </w:rPr>
+        <w:t>，导致通信保持能力下降。</w:t>
+      </w:r>
+      <w:r>
+        <w:rPr>
+          <w:b/>
+          <w:bCs/>
+        </w:rPr>
+        <w:br/>
+      </w:r>
+      <w:r>
+        <w:rPr>
+          <w:rFonts w:hint="eastAsia"/>
+          <w:b/>
+          <w:bCs/>
+        </w:rPr>
+        <w:t>②簇路径失真：簇中心无法合理代表簇内无人机的路径。</w:t>
+      </w:r>
+    </w:p>
+    <w:p>
+      <w:pPr>
+        <w:rPr>
+          <w:b/>
+          <w:bCs/>
+        </w:rPr>
+      </w:pPr>
+    </w:p>
+    <w:p>
+      <w:pPr>
+        <w:rPr>
+          <w:b/>
+          <w:bCs/>
+        </w:rPr>
+      </w:pPr>
+    </w:p>
+    <w:p>
+      <w:pPr>
+        <w:rPr>
+          <w:b/>
+          <w:bCs/>
+        </w:rPr>
+      </w:pPr>
+      <w:r>
+        <w:rPr>
+          <w:rFonts w:hint="eastAsia"/>
+          <w:b/>
+          <w:bCs/>
+        </w:rPr>
+        <w:t>1</w:t>
+      </w:r>
+      <w:r>
+        <w:rPr>
+          <w:b/>
+          <w:bCs/>
+        </w:rPr>
+        <w:t>2-03</w:t>
+      </w:r>
+      <w:r>
+        <w:rPr>
+          <w:rFonts w:hint="eastAsia"/>
+          <w:b/>
+          <w:bCs/>
+        </w:rPr>
+        <w:t>：</w:t>
+      </w:r>
+    </w:p>
+    <w:p>
+      <w:pPr>
+        <w:rPr>
+          <w:b/>
+          <w:bCs/>
+        </w:rPr>
+      </w:pPr>
+      <w:r>
+        <w:rPr>
+          <w:rFonts w:hint="eastAsia"/>
+          <w:b/>
+          <w:bCs/>
+        </w:rPr>
+        <w:t>①改完论文：</w:t>
+      </w:r>
+    </w:p>
+    <w:p>
+      <w:pPr>
+        <w:rPr>
+          <w:rFonts w:hint="eastAsia"/>
+          <w:b/>
+          <w:bCs/>
+        </w:rPr>
+      </w:pPr>
+      <w:r>
+        <w:rPr>
+          <w:rFonts w:hint="eastAsia"/>
+          <w:b/>
+          <w:bCs/>
+        </w:rPr>
+        <w:t>②改完损毁机制，跑实验看损毁对通信的影响</w:t>
+      </w:r>
+      <w:r>
+        <w:rPr>
+          <w:b/>
+          <w:bCs/>
+        </w:rPr>
+        <w:br/>
+      </w:r>
+      <w:r>
+        <w:rPr>
+          <w:rFonts w:hint="eastAsia"/>
+          <w:b/>
+          <w:bCs/>
+        </w:rPr>
+        <w:t>③设计损毁恢复阶段+动态簇机制</w:t>
+      </w:r>
+    </w:p>
+    <w:p>
+      <w:pPr>
+        <w:rPr>
+          <w:b/>
+          <w:bCs/>
+        </w:rPr>
+      </w:pPr>
+    </w:p>
+    <w:p>
+      <w:pPr>
+        <w:rPr>
+          <w:b/>
+          <w:bCs/>
+        </w:rPr>
+      </w:pPr>
+    </w:p>
+    <w:p>
+      <w:pPr>
+        <w:rPr>
+          <w:b/>
+          <w:bCs/>
+        </w:rPr>
+      </w:pPr>
+    </w:p>
+    <w:p>
+      <w:pPr>
+        <w:rPr>
+          <w:b/>
+          <w:bCs/>
+        </w:rPr>
+      </w:pPr>
+      <w:r>
+        <w:rPr>
+          <w:b/>
+          <w:bCs/>
+        </w:rPr>
+        <w:t>I</w:t>
+      </w:r>
+      <w:r>
+        <w:rPr>
+          <w:rFonts w:hint="eastAsia"/>
+          <w:b/>
+          <w:bCs/>
+        </w:rPr>
+        <w:t>d</w:t>
+      </w:r>
+      <w:r>
+        <w:rPr>
+          <w:b/>
+          <w:bCs/>
+        </w:rPr>
+        <w:t>ea2</w:t>
+      </w:r>
+      <w:r>
+        <w:rPr>
+          <w:rFonts w:hint="eastAsia"/>
+          <w:b/>
+          <w:bCs/>
+        </w:rPr>
+        <w:t>可以换一个场景，区域更大，干扰更多，建筑更大，无人机更多，不要和第一个idea的相同。</w:t>
+      </w:r>
+      <w:r>
+        <w:rPr>
+          <w:b/>
+          <w:bCs/>
+        </w:rPr>
+        <w:br/>
+      </w:r>
+    </w:p>
+    <w:p>
+      <w:pPr>
+        <w:rPr>
+          <w:rFonts w:hint="eastAsia"/>
+          <w:b/>
+          <w:bCs/>
+        </w:rPr>
+      </w:pPr>
+      <w:r>
+        <w:rPr>
+          <w:rFonts w:hint="eastAsia"/>
+          <w:b/>
+          <w:bCs/>
+        </w:rPr>
+        <w:t>通信保持力的公式有问题，断开时力为无穷大且阶数高于建筑物，导致其会穿越建筑物。</w:t>
+      </w:r>
+    </w:p>
+    <w:p>
+      <w:pPr>
+        <w:rPr>
+          <w:b/>
+          <w:bCs/>
+        </w:rPr>
+      </w:pPr>
+      <w:r>
+        <w:rPr>
+          <w:b/>
+          <w:bCs/>
+        </w:rPr>
+        <w:br/>
+      </w:r>
+      <w:r>
+        <w:rPr>
+          <w:rFonts w:hint="eastAsia"/>
+          <w:b/>
+          <w:bCs/>
+        </w:rPr>
+        <w:t>idea</w:t>
+      </w:r>
+      <w:r>
+        <w:rPr>
+          <w:b/>
+          <w:bCs/>
+        </w:rPr>
+        <w:t>2</w:t>
+      </w:r>
+      <w:r>
+        <w:rPr>
+          <w:rFonts w:hint="eastAsia"/>
+          <w:b/>
+          <w:bCs/>
+        </w:rPr>
+        <w:t>对应的通信保持率下降了</w:t>
+      </w:r>
+      <w:r>
+        <w:rPr>
+          <w:b/>
+          <w:bCs/>
+        </w:rPr>
+        <w:t>6</w:t>
+      </w:r>
+      <w:r>
+        <w:rPr>
+          <w:rFonts w:hint="eastAsia"/>
+          <w:b/>
+          <w:bCs/>
+        </w:rPr>
+        <w:t>%左右，建筑密集下降的更多，说明我需要高密集场景下的不对，整体的最大步数变少了好多，所以通信连通率这个指标不是很好衡量对应的数据，其实根本不绝对。所以很诡异这一切，应该怎么办。</w:t>
+      </w:r>
+    </w:p>
+    <w:p>
+      <w:pPr>
+        <w:rPr>
+          <w:b/>
+          <w:bCs/>
+        </w:rPr>
+      </w:pPr>
+    </w:p>
+    <w:p>
+      <w:pPr>
+        <w:rPr>
+          <w:b/>
+          <w:bCs/>
+        </w:rPr>
+      </w:pPr>
+    </w:p>
+    <w:p>
+      <w:pPr>
+        <w:rPr>
+          <w:b/>
+          <w:bCs/>
+        </w:rPr>
+      </w:pPr>
+    </w:p>
+    <w:p>
+      <w:pPr>
+        <w:rPr>
+          <w:b/>
+          <w:bCs/>
+        </w:rPr>
+      </w:pPr>
+      <w:r>
+        <w:rPr>
+          <w:b/>
+          <w:bCs/>
+        </w:rPr>
+        <w:t>I</w:t>
+      </w:r>
+      <w:r>
+        <w:rPr>
+          <w:rFonts w:hint="eastAsia"/>
+          <w:b/>
+          <w:bCs/>
+        </w:rPr>
+        <w:t>dea</w:t>
+      </w:r>
+      <w:r>
+        <w:rPr>
+          <w:b/>
+          <w:bCs/>
+        </w:rPr>
+        <w:t>2:</w:t>
+      </w:r>
+      <w:r>
+        <w:rPr>
+          <w:b/>
+          <w:bCs/>
+        </w:rPr>
+        <w:br/>
+      </w:r>
+      <w:r>
+        <w:rPr>
+          <w:rFonts w:hint="eastAsia"/>
+          <w:b/>
+          <w:bCs/>
+        </w:rPr>
+        <w:t>突发干扰：干扰监测到上空出现大量无人机，启动干扰，时候，无人机就无法保持连通，算法规划会失效，无法继续或者只能无视该干扰然后进行移动，，可能会长期处于干扰中。</w:t>
+      </w:r>
+    </w:p>
+    <w:p>
+      <w:pPr>
+        <w:rPr>
+          <w:b/>
+          <w:bCs/>
+        </w:rPr>
+      </w:pPr>
+      <w:r>
+        <w:rPr>
+          <w:rFonts w:hint="eastAsia"/>
+          <w:b/>
+          <w:bCs/>
+        </w:rPr>
+        <w:t>（可能可以配合对应损毁机制）需要开启重新规划的阶段，使其优先脱离干扰区域，然后再进行路径规划。否则原先算法无法工作，这种情况下通过设置对应的恢复与脱离阶段以及簇的重组阶段，能够使得网络快速恢复通信以及回到目标点。这样是否可行，以及使用什么机制进行快速脱离以及簇重组，有什么理论基础吗。</w:t>
+      </w:r>
+      <w:r>
+        <w:rPr>
+          <w:b/>
+          <w:bCs/>
+        </w:rPr>
+        <w:br/>
+      </w:r>
+      <w:r>
+        <w:rPr>
+          <w:rFonts w:hint="eastAsia"/>
+          <w:b/>
+          <w:bCs/>
+        </w:rPr>
+        <w:t>干扰出现在中间怎么看都感觉很奇怪的场景，还是密集干扰和建筑场景下的优化更重要。</w:t>
+      </w:r>
+      <w:r>
+        <w:rPr>
+          <w:b/>
+          <w:bCs/>
+        </w:rPr>
+        <w:br/>
+      </w:r>
+      <w:r>
+        <w:rPr>
+          <w:b/>
+          <w:bCs/>
+        </w:rPr>
+        <w:br/>
+      </w:r>
+      <w:r>
+        <w:rPr>
+          <w:rFonts w:hint="eastAsia"/>
+          <w:b/>
+          <w:bCs/>
+        </w:rPr>
+        <w:t>在更大的密集建筑和干扰场景下的通信连通率的下降主要是因为：</w:t>
+      </w:r>
+      <w:r>
+        <w:rPr>
+          <w:b/>
+          <w:bCs/>
+        </w:rPr>
+        <w:br/>
+      </w:r>
+      <w:r>
+        <w:rPr>
+          <w:rFonts w:hint="eastAsia"/>
+          <w:b/>
+          <w:bCs/>
+        </w:rPr>
+        <w:t>rrt</w:t>
+      </w:r>
+      <w:r>
+        <w:rPr>
+          <w:b/>
+          <w:bCs/>
+        </w:rPr>
+        <w:t>*</w:t>
+      </w:r>
+      <w:r>
+        <w:rPr>
+          <w:rFonts w:hint="eastAsia"/>
+          <w:b/>
+          <w:bCs/>
+        </w:rPr>
+        <w:t>采样搜索路径的效率有所下降，其目的是采样可行路径后再重规划。当无人机数量进一步增大，或者簇进一步增多，就会导致重规划找到满足要求的开销增多或者难以找到有效的全局簇路径集合，所以需要嵌入pso算法对rrt</w:t>
+      </w:r>
+      <w:r>
+        <w:rPr>
+          <w:b/>
+          <w:bCs/>
+        </w:rPr>
+        <w:t>*</w:t>
+      </w:r>
+      <w:r>
+        <w:rPr>
+          <w:rFonts w:hint="eastAsia"/>
+          <w:b/>
+          <w:bCs/>
+        </w:rPr>
+        <w:t>全局路径进行优化，使其能够快速获取到有效的全局路径集合，从而能够提高通信保持的效率以及路径规划的效率。</w:t>
+      </w:r>
+      <w:r>
+        <w:rPr>
+          <w:b/>
+          <w:bCs/>
+        </w:rPr>
+        <w:br/>
+      </w:r>
+      <w:r>
+        <w:rPr>
+          <w:b/>
+          <w:bCs/>
+        </w:rPr>
+        <w:br/>
+      </w:r>
+      <w:r>
+        <w:rPr>
+          <w:rFonts w:hint="eastAsia"/>
+          <w:b/>
+          <w:bCs/>
+        </w:rPr>
+        <w:t>①验证损毁对通信保持的影响比较少：</w:t>
+      </w:r>
+      <w:r>
+        <w:rPr>
+          <w:b/>
+          <w:bCs/>
+        </w:rPr>
+        <w:br/>
+        <w:t>1.</w:t>
+      </w:r>
+      <w:r>
+        <w:rPr>
+          <w:rFonts w:hint="eastAsia"/>
+          <w:b/>
+          <w:bCs/>
+        </w:rPr>
+        <w:t>绘制损毁情况下的链路中断时间步数，和之前的对比，</w:t>
+      </w:r>
+      <w:r>
+        <w:rPr>
+          <w:b/>
+          <w:bCs/>
+        </w:rPr>
+        <w:br/>
+      </w:r>
+      <w:r>
+        <w:rPr>
+          <w:rFonts w:hint="eastAsia"/>
+          <w:b/>
+          <w:bCs/>
+        </w:rPr>
+        <w:t>原因是节点之间分布较为密集，所以大规模的损毁下节点还是可以快速恢复连通。</w:t>
+      </w:r>
+      <w:r>
+        <w:rPr>
+          <w:b/>
+          <w:bCs/>
+        </w:rPr>
+        <w:br/>
+      </w:r>
+      <w:r>
+        <w:rPr>
+          <w:rFonts w:hint="eastAsia"/>
+          <w:b/>
+          <w:bCs/>
+        </w:rPr>
+        <w:t>②优化ps</w:t>
+      </w:r>
+      <w:r>
+        <w:rPr>
+          <w:b/>
+          <w:bCs/>
+        </w:rPr>
+        <w:t>o</w:t>
+      </w:r>
+      <w:r>
+        <w:rPr>
+          <w:rFonts w:hint="eastAsia"/>
+          <w:b/>
+          <w:bCs/>
+        </w:rPr>
+        <w:t>的机制，使其能够找到满足对应要求的路径，作为全局层面的增强机制，从而能够作为第二个点，在更大的场景以及更多簇和更多的无人机的场景和建筑物的场景下（关键</w:t>
+      </w:r>
+      <w:r>
+        <w:rPr>
+          <w:rFonts w:hint="eastAsia"/>
+          <w:b/>
+          <w:bCs/>
+        </w:rPr>
+        <w:lastRenderedPageBreak/>
+        <w:t>是建筑物密度以及干扰的数量和功率、簇的数目）设计pso进行优化，能够保证每次重规划都能够找到有效的路径。非常完美的逻辑闭环。</w:t>
+      </w:r>
+    </w:p>
+    <w:p>
+      <w:pPr>
+        <w:rPr>
+          <w:b/>
+          <w:bCs/>
+        </w:rPr>
+      </w:pPr>
+    </w:p>
+    <w:p>
+      <w:pPr>
+        <w:rPr>
+          <w:b/>
+          <w:bCs/>
+        </w:rPr>
+      </w:pPr>
+    </w:p>
+    <w:p>
+      <w:pPr>
+        <w:rPr>
+          <w:b/>
+          <w:bCs/>
+        </w:rPr>
+      </w:pPr>
+    </w:p>
+    <w:p>
+      <w:pPr>
+        <w:rPr>
+          <w:b/>
+          <w:bCs/>
+        </w:rPr>
+      </w:pPr>
+      <w:r>
+        <w:rPr>
+          <w:rFonts w:hint="eastAsia"/>
+          <w:b/>
+          <w:bCs/>
+        </w:rPr>
+        <w:t>文档：</w:t>
+      </w:r>
+      <w:r>
+        <w:rPr>
+          <w:b/>
+          <w:bCs/>
+        </w:rPr>
+        <w:br/>
+      </w:r>
+      <w:r>
+        <w:rPr>
+          <w:rFonts w:hint="eastAsia"/>
+          <w:b/>
+          <w:bCs/>
+        </w:rPr>
+        <w:t>第二个点：</w:t>
+      </w:r>
+      <w:r>
+        <w:rPr>
+          <w:b/>
+          <w:bCs/>
+        </w:rPr>
+        <w:br/>
+      </w:r>
+      <w:r>
+        <w:rPr>
+          <w:rFonts w:hint="eastAsia"/>
+          <w:b/>
+          <w:bCs/>
+        </w:rPr>
+        <w:t>①照第一个场景做损毁场景下的动态簇机制以及通信恢复节点，提高抗毁能力：</w:t>
+      </w:r>
+      <w:r>
+        <w:rPr>
+          <w:b/>
+          <w:bCs/>
+        </w:rPr>
+        <w:br/>
+      </w:r>
+      <w:r>
+        <w:rPr>
+          <w:rFonts w:hint="eastAsia"/>
+          <w:b/>
+          <w:bCs/>
+        </w:rPr>
+        <w:t>跑对应的损毁和未损毁的不连通的时间步对比：结论应该是差不太多</w:t>
+      </w:r>
+      <w:r>
+        <w:rPr>
+          <w:b/>
+          <w:bCs/>
+        </w:rPr>
+        <w:br/>
+      </w:r>
+      <w:r>
+        <w:rPr>
+          <w:rFonts w:hint="eastAsia"/>
+          <w:b/>
+          <w:bCs/>
+        </w:rPr>
+        <w:t>因为原来的节点比较多导致本身通信比较鲁棒，原先的分层协同机制恢复起来很快，导致影响不大。</w:t>
+      </w:r>
+      <w:r>
+        <w:rPr>
+          <w:b/>
+          <w:bCs/>
+        </w:rPr>
+        <w:br/>
+      </w:r>
+      <w:r>
+        <w:rPr>
+          <w:rFonts w:hint="eastAsia"/>
+          <w:b/>
+          <w:bCs/>
+        </w:rPr>
+        <w:t>②针对第一个场景在建筑物密集以及干扰数量增多的情况下的通信保持率所有下降的问题，设计pso优化簇全局路径的模块，用于优化满足约束的全局路径规划，提高全局路径有效性，不同于简单的重规划重试机制在更复杂情况下容易失败的情况。</w:t>
+      </w:r>
+    </w:p>
+    <w:p>
+      <w:pPr>
+        <w:rPr>
+          <w:b/>
+          <w:bCs/>
+        </w:rPr>
+      </w:pPr>
+      <w:r>
+        <w:rPr>
+          <w:rFonts w:hint="eastAsia"/>
+          <w:b/>
+          <w:bCs/>
+        </w:rPr>
+        <w:t>③针对城市作战场景下的覆盖问题的路径规划，其区别与一般的覆盖，考虑额外的非视距信道与干扰，并且覆盖过程中需要保持通信连通，是一个全新的场景容易进行计算。</w:t>
+      </w:r>
+    </w:p>
+    <w:p>
+      <w:pPr>
+        <w:rPr>
+          <w:b/>
+          <w:bCs/>
+        </w:rPr>
+      </w:pPr>
+    </w:p>
+    <w:p>
+      <w:pPr>
+        <w:rPr>
+          <w:b/>
+          <w:bCs/>
+        </w:rPr>
+      </w:pPr>
+    </w:p>
+    <w:p>
+      <w:pPr>
+        <w:rPr>
+          <w:rFonts w:hint="eastAsia"/>
+          <w:b/>
+          <w:bCs/>
+        </w:rPr>
+      </w:pPr>
+      <w:r>
+        <w:rPr>
+          <w:rFonts w:hint="eastAsia"/>
+          <w:b/>
+          <w:bCs/>
+        </w:rPr>
+        <w:t>明天写word，后天讨论。</w:t>
+      </w:r>
+      <w:r>
+        <w:rPr>
+          <w:b/>
+          <w:bCs/>
+        </w:rPr>
+        <w:br/>
+      </w:r>
+      <w:r>
+        <w:rPr>
+          <w:b/>
+          <w:bCs/>
+        </w:rPr>
+        <w:br/>
+      </w:r>
+      <w:r>
+        <w:rPr>
+          <w:b/>
+          <w:bCs/>
+        </w:rPr>
+        <w:br/>
+      </w:r>
+      <w:r>
+        <w:rPr>
+          <w:b/>
+          <w:bCs/>
+        </w:rPr>
+        <w:t>12-7</w:t>
+      </w:r>
+      <w:r>
+        <w:rPr>
+          <w:rFonts w:hint="eastAsia"/>
+          <w:b/>
+          <w:bCs/>
+        </w:rPr>
+        <w:t>：</w:t>
+      </w:r>
+      <w:r>
+        <w:rPr>
+          <w:b/>
+          <w:bCs/>
+        </w:rPr>
+        <w:br/>
+        <w:t>1.</w:t>
+      </w:r>
+      <w:r>
+        <w:rPr>
+          <w:rFonts w:hint="eastAsia"/>
+          <w:b/>
+          <w:bCs/>
+        </w:rPr>
+        <w:t>调试一下pso算法，并且跑建筑实验，判断这种算法是否能够有效提高对应的规划能力。</w:t>
+      </w:r>
+      <w:r>
+        <w:rPr>
+          <w:b/>
+          <w:bCs/>
+        </w:rPr>
+        <w:br/>
+      </w:r>
+      <w:r>
+        <w:rPr>
+          <w:rFonts w:hint="eastAsia"/>
+          <w:b/>
+          <w:bCs/>
+        </w:rPr>
+        <w:t>效果很一般不如未优化的。</w:t>
+      </w:r>
+    </w:p>
+    <w:p>
+      <w:pPr>
+        <w:rPr>
+          <w:b/>
+          <w:bCs/>
+        </w:rPr>
+      </w:pPr>
+      <w:r>
+        <w:rPr>
+          <w:rFonts w:hint="eastAsia"/>
+          <w:b/>
+          <w:bCs/>
+        </w:rPr>
+        <w:t>2</w:t>
+      </w:r>
+      <w:r>
+        <w:rPr>
+          <w:b/>
+          <w:bCs/>
+        </w:rPr>
+        <w:t>.</w:t>
+      </w:r>
+      <w:r>
+        <w:rPr>
+          <w:rFonts w:hint="eastAsia"/>
+          <w:b/>
+          <w:bCs/>
+        </w:rPr>
+        <w:t>设计对应的通信覆盖部署问题路径规划,</w:t>
+      </w:r>
+      <w:r>
+        <w:rPr>
+          <w:b/>
+          <w:bCs/>
+        </w:rPr>
+        <w:t xml:space="preserve"> </w:t>
+      </w:r>
+      <w:r>
+        <w:rPr>
+          <w:rFonts w:hint="eastAsia"/>
+          <w:b/>
+          <w:bCs/>
+        </w:rPr>
+        <w:t>部署阶段和移动阶段。</w:t>
+      </w:r>
+    </w:p>
+    <w:p>
+      <w:pPr>
+        <w:rPr>
+          <w:rFonts w:hint="eastAsia"/>
+          <w:b/>
+          <w:bCs/>
+        </w:rPr>
+      </w:pPr>
     </w:p>
     <w:sectPr>
       <w:pgSz w:w="11906" w:h="16838"/>

--- a/进程文件/进展/实验设计/创新点1实验设计.docx
+++ b/进程文件/进展/实验设计/创新点1实验设计.docx
@@ -12722,7 +12722,6 @@
     <w:p>
       <w:pPr>
         <w:rPr>
-          <w:rFonts w:hint="eastAsia"/>
           <w:b/>
           <w:bCs/>
         </w:rPr>
@@ -12759,13 +12758,7 @@
         <w:t>最小</w:t>
       </w:r>
     </w:p>
-    <w:p>
-      <w:pPr>
-        <w:rPr>
-          <w:rFonts w:hint="eastAsia"/>
-        </w:rPr>
-      </w:pPr>
-    </w:p>
+    <w:p/>
     <w:p>
       <w:pPr>
         <w:rPr>
@@ -13008,7 +13001,6 @@
     <w:p>
       <w:pPr>
         <w:rPr>
-          <w:rFonts w:hint="eastAsia"/>
           <w:b/>
           <w:bCs/>
         </w:rPr>
@@ -13067,7 +13059,6 @@
     <w:p>
       <w:pPr>
         <w:rPr>
-          <w:rFonts w:hint="eastAsia"/>
           <w:b/>
           <w:bCs/>
         </w:rPr>
@@ -13091,7 +13082,6 @@
     <w:p>
       <w:pPr>
         <w:rPr>
-          <w:rFonts w:hint="eastAsia"/>
           <w:b/>
           <w:bCs/>
         </w:rPr>
@@ -13123,7 +13113,6 @@
     <w:p>
       <w:pPr>
         <w:rPr>
-          <w:rFonts w:hint="eastAsia"/>
           <w:b/>
           <w:bCs/>
         </w:rPr>
@@ -13268,7 +13257,6 @@
     <w:p>
       <w:pPr>
         <w:rPr>
-          <w:rFonts w:hint="eastAsia"/>
           <w:b/>
           <w:bCs/>
         </w:rPr>
@@ -13322,7 +13310,6 @@
     <w:p>
       <w:pPr>
         <w:rPr>
-          <w:rFonts w:hint="eastAsia"/>
           <w:b/>
           <w:bCs/>
         </w:rPr>
@@ -13402,7 +13389,6 @@
     <w:p>
       <w:pPr>
         <w:rPr>
-          <w:rFonts w:hint="eastAsia"/>
           <w:b/>
           <w:bCs/>
         </w:rPr>
@@ -13451,7 +13437,6 @@
     <w:p>
       <w:pPr>
         <w:rPr>
-          <w:rFonts w:hint="eastAsia"/>
           <w:b/>
           <w:bCs/>
         </w:rPr>
@@ -13562,7 +13547,6 @@
     <w:p>
       <w:pPr>
         <w:rPr>
-          <w:rFonts w:hint="eastAsia"/>
           <w:b/>
           <w:bCs/>
         </w:rPr>
@@ -13663,7 +13647,6 @@
     <w:p>
       <w:pPr>
         <w:rPr>
-          <w:rFonts w:hint="eastAsia"/>
           <w:b/>
           <w:bCs/>
         </w:rPr>
@@ -14139,7 +14122,6 @@
     <w:p>
       <w:pPr>
         <w:rPr>
-          <w:rFonts w:hint="eastAsia"/>
           <w:b/>
           <w:bCs/>
         </w:rPr>
@@ -14269,11 +14251,1148 @@
     <w:p>
       <w:pPr>
         <w:rPr>
-          <w:rFonts w:hint="eastAsia"/>
-          <w:b/>
-          <w:bCs/>
-        </w:rPr>
-      </w:pPr>
+          <w:b/>
+          <w:bCs/>
+        </w:rPr>
+      </w:pPr>
+    </w:p>
+    <w:p>
+      <w:pPr>
+        <w:rPr>
+          <w:b/>
+          <w:bCs/>
+        </w:rPr>
+      </w:pPr>
+    </w:p>
+    <w:p>
+      <w:pPr>
+        <w:rPr>
+          <w:b/>
+          <w:bCs/>
+        </w:rPr>
+      </w:pPr>
+      <w:r>
+        <w:rPr>
+          <w:b/>
+          <w:bCs/>
+        </w:rPr>
+        <w:t>12-9</w:t>
+      </w:r>
+      <w:r>
+        <w:rPr>
+          <w:rFonts w:hint="eastAsia"/>
+          <w:b/>
+          <w:bCs/>
+        </w:rPr>
+        <w:t>：</w:t>
+      </w:r>
+    </w:p>
+    <w:p>
+      <w:pPr>
+        <w:rPr>
+          <w:b/>
+          <w:bCs/>
+        </w:rPr>
+      </w:pPr>
+      <w:r>
+        <w:rPr>
+          <w:rFonts w:hint="eastAsia"/>
+          <w:b/>
+          <w:bCs/>
+        </w:rPr>
+        <w:t>1</w:t>
+      </w:r>
+      <w:r>
+        <w:rPr>
+          <w:b/>
+          <w:bCs/>
+        </w:rPr>
+        <w:t>.</w:t>
+      </w:r>
+      <w:r>
+        <w:rPr>
+          <w:rFonts w:hint="eastAsia"/>
+          <w:b/>
+          <w:bCs/>
+        </w:rPr>
+        <w:t>继续测试p</w:t>
+      </w:r>
+      <w:r>
+        <w:rPr>
+          <w:b/>
+          <w:bCs/>
+        </w:rPr>
+        <w:t>so</w:t>
+      </w:r>
+      <w:r>
+        <w:rPr>
+          <w:rFonts w:hint="eastAsia"/>
+          <w:b/>
+          <w:bCs/>
+        </w:rPr>
+        <w:t>优化全局簇路径的思路是否可行，先在</w:t>
+      </w:r>
+      <w:r>
+        <w:rPr>
+          <w:b/>
+          <w:bCs/>
+        </w:rPr>
+        <w:t>4</w:t>
+      </w:r>
+      <w:r>
+        <w:rPr>
+          <w:rFonts w:hint="eastAsia"/>
+          <w:b/>
+          <w:bCs/>
+        </w:rPr>
+        <w:t>个簇的场景下实验：</w:t>
+      </w:r>
+      <w:r>
+        <w:rPr>
+          <w:b/>
+          <w:bCs/>
+        </w:rPr>
+        <w:br/>
+      </w:r>
+      <w:r>
+        <w:rPr>
+          <w:rFonts w:hint="eastAsia"/>
+          <w:b/>
+          <w:bCs/>
+        </w:rPr>
+        <w:t>添加是否优化失败的部分进行检查。</w:t>
+      </w:r>
+    </w:p>
+    <w:p>
+      <w:pPr>
+        <w:rPr>
+          <w:rFonts w:hint="eastAsia"/>
+          <w:b/>
+          <w:bCs/>
+        </w:rPr>
+      </w:pPr>
+      <w:r>
+        <w:rPr>
+          <w:rFonts w:hint="eastAsia"/>
+          <w:b/>
+          <w:bCs/>
+        </w:rPr>
+        <w:t>然后再扩大场景进行测试。1</w:t>
+      </w:r>
+      <w:r>
+        <w:rPr>
+          <w:b/>
+          <w:bCs/>
+        </w:rPr>
+        <w:t>0</w:t>
+      </w:r>
+      <w:r>
+        <w:rPr>
+          <w:rFonts w:hint="eastAsia"/>
+          <w:b/>
+          <w:bCs/>
+        </w:rPr>
+        <w:t>个簇，5</w:t>
+      </w:r>
+      <w:r>
+        <w:rPr>
+          <w:b/>
+          <w:bCs/>
+        </w:rPr>
+        <w:t>00*500</w:t>
+      </w:r>
+      <w:r>
+        <w:rPr>
+          <w:rFonts w:hint="eastAsia"/>
+          <w:b/>
+          <w:bCs/>
+        </w:rPr>
+        <w:t>进行优化。</w:t>
+      </w:r>
+    </w:p>
+    <w:p>
+      <w:pPr>
+        <w:rPr>
+          <w:b/>
+          <w:bCs/>
+        </w:rPr>
+      </w:pPr>
+    </w:p>
+    <w:p>
+      <w:pPr>
+        <w:rPr>
+          <w:b/>
+          <w:bCs/>
+        </w:rPr>
+      </w:pPr>
+      <w:r>
+        <w:rPr>
+          <w:rFonts w:hint="eastAsia"/>
+          <w:b/>
+          <w:bCs/>
+        </w:rPr>
+        <w:t>2</w:t>
+      </w:r>
+      <w:r>
+        <w:rPr>
+          <w:b/>
+          <w:bCs/>
+        </w:rPr>
+        <w:t>.</w:t>
+      </w:r>
+      <w:r>
+        <w:rPr>
+          <w:rFonts w:hint="eastAsia"/>
+          <w:b/>
+          <w:bCs/>
+        </w:rPr>
+        <w:t>量化pso的各个参数的调试技巧。</w:t>
+      </w:r>
+    </w:p>
+    <w:p>
+      <w:pPr>
+        <w:rPr>
+          <w:rFonts w:hint="eastAsia"/>
+          <w:b/>
+          <w:bCs/>
+        </w:rPr>
+      </w:pPr>
+      <w:r>
+        <w:rPr>
+          <w:rFonts w:hint="eastAsia"/>
+          <w:b/>
+          <w:bCs/>
+        </w:rPr>
+        <w:t>3</w:t>
+      </w:r>
+      <w:r>
+        <w:rPr>
+          <w:b/>
+          <w:bCs/>
+        </w:rPr>
+        <w:t>.</w:t>
+      </w:r>
+      <w:r>
+        <w:rPr>
+          <w:rFonts w:hint="eastAsia"/>
+          <w:b/>
+          <w:bCs/>
+        </w:rPr>
+        <w:t>跑大规模场景下的覆盖问题。</w:t>
+      </w:r>
+    </w:p>
+    <w:p>
+      <w:pPr>
+        <w:rPr>
+          <w:b/>
+          <w:bCs/>
+        </w:rPr>
+      </w:pPr>
+    </w:p>
+    <w:p>
+      <w:pPr>
+        <w:rPr>
+          <w:b/>
+          <w:bCs/>
+        </w:rPr>
+      </w:pPr>
+    </w:p>
+    <w:p>
+      <w:pPr>
+        <w:rPr>
+          <w:b/>
+          <w:bCs/>
+        </w:rPr>
+      </w:pPr>
+    </w:p>
+    <w:p>
+      <w:pPr>
+        <w:rPr>
+          <w:b/>
+          <w:bCs/>
+        </w:rPr>
+      </w:pPr>
+      <w:r>
+        <w:rPr>
+          <w:b/>
+          <w:bCs/>
+        </w:rPr>
+        <w:t>F</w:t>
+      </w:r>
+      <w:r>
+        <w:rPr>
+          <w:rFonts w:hint="eastAsia"/>
+          <w:b/>
+          <w:bCs/>
+        </w:rPr>
+        <w:t>rechet距离本身也不能太远。</w:t>
+      </w:r>
+      <w:r>
+        <w:rPr>
+          <w:rFonts w:hint="eastAsia"/>
+          <w:b/>
+          <w:bCs/>
+        </w:rPr>
+        <w:t>不然最长距离就不对了，实际上最长距离还是防止由于不同步导致的链路断裂，其实是合理的。因为其衡量的只是不对齐的时候的长度的最远距离。用于这个没有任何问题。</w:t>
+      </w:r>
+    </w:p>
+    <w:p>
+      <w:pPr>
+        <w:rPr>
+          <w:b/>
+          <w:bCs/>
+        </w:rPr>
+      </w:pPr>
+    </w:p>
+    <w:p>
+      <w:pPr>
+        <w:rPr>
+          <w:b/>
+          <w:bCs/>
+        </w:rPr>
+      </w:pPr>
+    </w:p>
+    <w:p>
+      <w:pPr>
+        <w:rPr>
+          <w:rFonts w:hint="eastAsia"/>
+          <w:b/>
+          <w:bCs/>
+        </w:rPr>
+      </w:pPr>
+      <w:r>
+        <w:rPr>
+          <w:rFonts w:hint="eastAsia"/>
+          <w:b/>
+          <w:bCs/>
+        </w:rPr>
+        <w:t>覆盖问题中保持路径全连通感觉比较简单，因为没有干扰的情况下其实就是没有什么太多的约束，全覆盖以及保持连通都</w:t>
+      </w:r>
+      <w:r>
+        <w:rPr>
+          <w:rFonts w:hint="eastAsia"/>
+          <w:b/>
+          <w:bCs/>
+        </w:rPr>
+        <w:t>不困难。</w:t>
+      </w:r>
+      <w:r>
+        <w:rPr>
+          <w:b/>
+          <w:bCs/>
+        </w:rPr>
+        <w:br/>
+      </w:r>
+      <w:r>
+        <w:rPr>
+          <w:rFonts w:hint="eastAsia"/>
+          <w:b/>
+          <w:bCs/>
+        </w:rPr>
+        <w:lastRenderedPageBreak/>
+        <w:t>直接调整雷达范围为半个地图，减少重规划的可能性质。</w:t>
+      </w:r>
+      <w:r>
+        <w:rPr>
+          <w:b/>
+          <w:bCs/>
+        </w:rPr>
+        <w:br/>
+      </w:r>
+      <w:r>
+        <w:rPr>
+          <w:rFonts w:hint="eastAsia"/>
+          <w:b/>
+          <w:bCs/>
+        </w:rPr>
+        <w:t>碰撞或者到达后都需要重新规划，这一点比较诡异。</w:t>
+      </w:r>
+      <w:r>
+        <w:rPr>
+          <w:b/>
+          <w:bCs/>
+        </w:rPr>
+        <w:br/>
+      </w:r>
+      <w:r>
+        <w:rPr>
+          <w:rFonts w:hint="eastAsia"/>
+          <w:b/>
+          <w:bCs/>
+        </w:rPr>
+        <w:t>但是视野扩大肯定会显著减少重规划的次数这是一定的。从而使得pso失败次数下降。</w:t>
+      </w:r>
+      <w:r>
+        <w:rPr>
+          <w:b/>
+          <w:bCs/>
+        </w:rPr>
+        <w:br/>
+      </w:r>
+      <w:r>
+        <w:rPr>
+          <w:rFonts w:hint="eastAsia"/>
+          <w:b/>
+          <w:bCs/>
+        </w:rPr>
+        <w:t>pso一般只会执行</w:t>
+      </w:r>
+      <w:r>
+        <w:rPr>
+          <w:b/>
+          <w:bCs/>
+        </w:rPr>
+        <w:t>100</w:t>
+      </w:r>
+      <w:r>
+        <w:rPr>
+          <w:rFonts w:hint="eastAsia"/>
+          <w:b/>
+          <w:bCs/>
+        </w:rPr>
+        <w:t>次左右，到密集的地方每一步都会执行pso，有点诡异。</w:t>
+      </w:r>
+    </w:p>
+    <w:p>
+      <w:pPr>
+        <w:rPr>
+          <w:b/>
+          <w:bCs/>
+        </w:rPr>
+      </w:pPr>
+    </w:p>
+    <w:p>
+      <w:pPr>
+        <w:rPr>
+          <w:b/>
+          <w:bCs/>
+        </w:rPr>
+      </w:pPr>
+    </w:p>
+    <w:p>
+      <w:pPr>
+        <w:rPr>
+          <w:b/>
+          <w:bCs/>
+        </w:rPr>
+      </w:pPr>
+      <w:r>
+        <w:rPr>
+          <w:rFonts w:hint="eastAsia"/>
+          <w:b/>
+          <w:bCs/>
+        </w:rPr>
+        <w:t>连通相关约束</w:t>
+      </w:r>
+      <w:r>
+        <w:rPr>
+          <w:rFonts w:hint="eastAsia"/>
+          <w:b/>
+          <w:bCs/>
+        </w:rPr>
+        <w:t>：</w:t>
+      </w:r>
+      <w:r>
+        <w:rPr>
+          <w:b/>
+          <w:bCs/>
+        </w:rPr>
+        <w:br/>
+      </w:r>
+      <w:r>
+        <w:rPr>
+          <w:rFonts w:hint="eastAsia"/>
+          <w:b/>
+          <w:bCs/>
+        </w:rPr>
+        <w:t>k</w:t>
+      </w:r>
+      <w:r>
+        <w:rPr>
+          <w:b/>
+          <w:bCs/>
+        </w:rPr>
+        <w:t>-</w:t>
+      </w:r>
+      <w:r>
+        <w:rPr>
+          <w:rFonts w:hint="eastAsia"/>
+          <w:b/>
+          <w:bCs/>
+        </w:rPr>
+        <w:t>连</w:t>
+      </w:r>
+      <w:r>
+        <w:rPr>
+          <w:rFonts w:hint="eastAsia"/>
+          <w:b/>
+          <w:bCs/>
+        </w:rPr>
+        <w:t>通约束</w:t>
+      </w:r>
+    </w:p>
+    <w:p>
+      <w:pPr>
+        <w:rPr>
+          <w:b/>
+          <w:bCs/>
+        </w:rPr>
+      </w:pPr>
+    </w:p>
+    <w:p>
+      <w:pPr>
+        <w:rPr>
+          <w:b/>
+          <w:bCs/>
+        </w:rPr>
+      </w:pPr>
+    </w:p>
+    <w:p>
+      <w:pPr>
+        <w:rPr>
+          <w:rFonts w:hint="eastAsia"/>
+          <w:b/>
+          <w:bCs/>
+        </w:rPr>
+      </w:pPr>
+    </w:p>
+    <w:p>
+      <w:pPr>
+        <w:rPr>
+          <w:rFonts w:hint="eastAsia"/>
+          <w:b/>
+          <w:bCs/>
+        </w:rPr>
+      </w:pPr>
+      <w:r>
+        <w:rPr>
+          <w:rFonts w:hint="eastAsia"/>
+          <w:b/>
+          <w:bCs/>
+        </w:rPr>
+        <w:t>最小节点数目：</w:t>
+      </w:r>
+    </w:p>
+    <w:p>
+      <w:pPr>
+        <w:rPr>
+          <w:b/>
+          <w:bCs/>
+        </w:rPr>
+      </w:pPr>
+      <w:r>
+        <w:rPr>
+          <w:rFonts w:hint="eastAsia"/>
+          <w:b/>
+          <w:bCs/>
+        </w:rPr>
+        <w:t>①</w:t>
+      </w:r>
+      <w:r>
+        <w:rPr>
+          <w:rFonts w:hint="eastAsia"/>
+          <w:b/>
+          <w:bCs/>
+        </w:rPr>
+        <w:t>编码可变长度的pso</w:t>
+      </w:r>
+    </w:p>
+    <w:p>
+      <w:pPr>
+        <w:rPr>
+          <w:b/>
+          <w:bCs/>
+        </w:rPr>
+      </w:pPr>
+      <w:r>
+        <w:rPr>
+          <w:rFonts w:hint="eastAsia"/>
+          <w:b/>
+          <w:bCs/>
+        </w:rPr>
+        <w:t>②</w:t>
+      </w:r>
+      <w:r>
+        <w:rPr>
+          <w:rFonts w:hint="eastAsia"/>
+          <w:b/>
+          <w:bCs/>
+        </w:rPr>
+        <w:t>开启关闭的固定max优化</w:t>
+      </w:r>
+    </w:p>
+    <w:p>
+      <w:pPr>
+        <w:rPr>
+          <w:b/>
+          <w:bCs/>
+        </w:rPr>
+      </w:pPr>
+      <w:r>
+        <w:rPr>
+          <w:rFonts w:hint="eastAsia"/>
+          <w:b/>
+          <w:bCs/>
+        </w:rPr>
+        <w:t>③</w:t>
+      </w:r>
+      <w:r>
+        <w:rPr>
+          <w:rFonts w:hint="eastAsia"/>
+          <w:b/>
+          <w:bCs/>
+        </w:rPr>
+        <w:t>二层优化/二分查找最优的粒子数，可以</w:t>
+      </w:r>
+      <w:r>
+        <w:rPr>
+          <w:rFonts w:hint="eastAsia"/>
+          <w:b/>
+          <w:bCs/>
+        </w:rPr>
+        <w:t>观察覆盖曲线确定最少需要的节点数目。</w:t>
+      </w:r>
+    </w:p>
+    <w:p>
+      <w:pPr>
+        <w:rPr>
+          <w:b/>
+          <w:bCs/>
+        </w:rPr>
+      </w:pPr>
+    </w:p>
+    <w:p>
+      <w:pPr>
+        <w:rPr>
+          <w:b/>
+          <w:bCs/>
+        </w:rPr>
+      </w:pPr>
+    </w:p>
+    <w:p>
+      <w:pPr>
+        <w:rPr>
+          <w:rFonts w:hint="eastAsia"/>
+          <w:b/>
+          <w:bCs/>
+          <w:color w:val="FF0000"/>
+        </w:rPr>
+      </w:pPr>
+      <w:r>
+        <w:rPr>
+          <w:rFonts w:hint="eastAsia"/>
+          <w:b/>
+          <w:bCs/>
+          <w:color w:val="FF0000"/>
+        </w:rPr>
+        <w:t>干扰导致的问题</w:t>
+      </w:r>
+    </w:p>
+    <w:p>
+      <w:pPr>
+        <w:rPr>
+          <w:b/>
+          <w:bCs/>
+        </w:rPr>
+      </w:pPr>
+      <w:r>
+        <w:rPr>
+          <w:b/>
+          <w:bCs/>
+        </w:rPr>
+        <w:t>但有干扰时：</w:t>
+      </w:r>
+    </w:p>
+    <w:p>
+      <w:pPr>
+        <w:numPr>
+          <w:ilvl w:val="0"/>
+          <w:numId w:val="3"/>
+        </w:numPr>
+        <w:tabs>
+          <w:tab w:val="num" w:pos="720"/>
+        </w:tabs>
+        <w:rPr>
+          <w:b/>
+          <w:bCs/>
+        </w:rPr>
+      </w:pPr>
+      <w:r>
+        <w:rPr>
+          <w:b/>
+          <w:bCs/>
+        </w:rPr>
+        <w:t>通信代价变成高度非凸、非均匀、局部突变的函数</w:t>
+      </w:r>
+    </w:p>
+    <w:p>
+      <w:pPr>
+        <w:numPr>
+          <w:ilvl w:val="0"/>
+          <w:numId w:val="3"/>
+        </w:numPr>
+        <w:tabs>
+          <w:tab w:val="num" w:pos="720"/>
+        </w:tabs>
+        <w:rPr>
+          <w:b/>
+          <w:bCs/>
+        </w:rPr>
+      </w:pPr>
+      <w:r>
+        <w:rPr>
+          <w:b/>
+          <w:bCs/>
+        </w:rPr>
+        <w:t>干扰区通常呈现裂缝状、岛状结构</w:t>
+      </w:r>
+    </w:p>
+    <w:p>
+      <w:pPr>
+        <w:numPr>
+          <w:ilvl w:val="0"/>
+          <w:numId w:val="3"/>
+        </w:numPr>
+        <w:tabs>
+          <w:tab w:val="num" w:pos="720"/>
+        </w:tabs>
+        <w:rPr>
+          <w:b/>
+          <w:bCs/>
+        </w:rPr>
+      </w:pPr>
+      <w:r>
+        <w:rPr>
+          <w:b/>
+          <w:bCs/>
+        </w:rPr>
+        <w:t>某些位置对通信“致命”，使大量搜索点突然失效</w:t>
+      </w:r>
+    </w:p>
+    <w:p>
+      <w:pPr>
+        <w:numPr>
+          <w:ilvl w:val="0"/>
+          <w:numId w:val="3"/>
+        </w:numPr>
+        <w:tabs>
+          <w:tab w:val="num" w:pos="720"/>
+        </w:tabs>
+        <w:rPr>
+          <w:b/>
+          <w:bCs/>
+        </w:rPr>
+      </w:pPr>
+      <w:r>
+        <w:rPr>
+          <w:b/>
+          <w:bCs/>
+        </w:rPr>
+        <w:t>UAV 避开干扰同时又要覆盖，约束极多 → 粒子经常失效、适应度接近零</w:t>
+      </w:r>
+    </w:p>
+    <w:p>
+      <w:pPr>
+        <w:numPr>
+          <w:ilvl w:val="0"/>
+          <w:numId w:val="3"/>
+        </w:numPr>
+        <w:tabs>
+          <w:tab w:val="num" w:pos="720"/>
+        </w:tabs>
+        <w:rPr>
+          <w:b/>
+          <w:bCs/>
+        </w:rPr>
+      </w:pPr>
+      <w:r>
+        <w:rPr>
+          <w:b/>
+          <w:bCs/>
+        </w:rPr>
+        <w:t>PSO 的随机搜索方向无法感知“干扰梯度” → 盲走 → 速度更新失败，陷入无效区域</w:t>
+      </w:r>
+    </w:p>
+    <w:p>
+      <w:pPr>
+        <w:rPr>
+          <w:rFonts w:hint="eastAsia"/>
+          <w:b/>
+          <w:bCs/>
+        </w:rPr>
+      </w:pPr>
+    </w:p>
+    <w:p>
+      <w:pPr>
+        <w:ind w:firstLine="360"/>
+        <w:rPr>
+          <w:b/>
+          <w:bCs/>
+        </w:rPr>
+      </w:pPr>
+      <w:r>
+        <w:rPr>
+          <w:b/>
+          <w:bCs/>
+        </w:rPr>
+        <w:t>引入基于干扰热力图的通信</w:t>
+      </w:r>
+      <w:r>
+        <w:rPr>
+          <w:rFonts w:hint="eastAsia"/>
+          <w:b/>
+          <w:bCs/>
+        </w:rPr>
+        <w:t>保持</w:t>
+      </w:r>
+      <w:r>
+        <w:rPr>
+          <w:b/>
+          <w:bCs/>
+        </w:rPr>
+        <w:t>引导机制，在不改变优化目标的前提下，通过对不可行粒子的局部修复与投影操作，使连通性约束从离散不可微转化为可利用的连续难度场，引导 PSO 避免低 SINR 区域的无效搜索，大幅降低不可行解占比，从而显著提升收敛速度与搜索稳定性。</w:t>
+      </w:r>
+    </w:p>
+    <w:p>
+      <w:pPr>
+        <w:ind w:firstLine="360"/>
+        <w:rPr>
+          <w:b/>
+          <w:bCs/>
+        </w:rPr>
+      </w:pPr>
+      <w:r>
+        <w:rPr>
+          <w:rFonts w:hint="eastAsia"/>
+          <w:b/>
+          <w:bCs/>
+        </w:rPr>
+        <w:t>移动阶段</w:t>
+      </w:r>
+      <w:r>
+        <w:rPr>
+          <w:rFonts w:hint="eastAsia"/>
+          <w:b/>
+          <w:bCs/>
+        </w:rPr>
+        <w:t>由于知道全局信息，所以可以</w:t>
+      </w:r>
+      <w:r>
+        <w:rPr>
+          <w:rFonts w:hint="eastAsia"/>
+          <w:b/>
+          <w:bCs/>
+        </w:rPr>
+        <w:t>使用对应的mbst</w:t>
+      </w:r>
+      <w:r>
+        <w:rPr>
+          <w:b/>
+          <w:bCs/>
+        </w:rPr>
+        <w:t>-apf</w:t>
+      </w:r>
+      <w:r>
+        <w:rPr>
+          <w:rFonts w:hint="eastAsia"/>
+          <w:b/>
+          <w:bCs/>
+        </w:rPr>
+        <w:t>法实现对应的路径初步规划，然后在分析</w:t>
+      </w:r>
+      <w:r>
+        <w:rPr>
+          <w:rFonts w:hint="eastAsia"/>
+          <w:b/>
+          <w:bCs/>
+        </w:rPr>
+        <w:t>。</w:t>
+      </w:r>
+    </w:p>
+    <w:p>
+      <w:pPr>
+        <w:rPr>
+          <w:b/>
+          <w:bCs/>
+        </w:rPr>
+      </w:pPr>
+    </w:p>
+    <w:p>
+      <w:pPr>
+        <w:rPr>
+          <w:b/>
+          <w:bCs/>
+        </w:rPr>
+      </w:pPr>
+      <w:r>
+        <w:rPr>
+          <w:rFonts w:hint="eastAsia"/>
+          <w:b/>
+          <w:bCs/>
+        </w:rPr>
+        <w:t>1</w:t>
+      </w:r>
+      <w:r>
+        <w:rPr>
+          <w:b/>
+          <w:bCs/>
+        </w:rPr>
+        <w:t>2-11</w:t>
+      </w:r>
+      <w:r>
+        <w:rPr>
+          <w:rFonts w:hint="eastAsia"/>
+          <w:b/>
+          <w:bCs/>
+        </w:rPr>
+        <w:t>：</w:t>
+      </w:r>
+      <w:r>
+        <w:rPr>
+          <w:b/>
+          <w:bCs/>
+        </w:rPr>
+        <w:br/>
+      </w:r>
+      <w:r>
+        <w:rPr>
+          <w:rFonts w:hint="eastAsia"/>
+          <w:b/>
+          <w:bCs/>
+        </w:rPr>
+        <w:t>算法设置：</w:t>
+      </w:r>
+      <w:r>
+        <w:rPr>
+          <w:b/>
+          <w:bCs/>
+        </w:rPr>
+        <w:br/>
+      </w:r>
+      <w:r>
+        <w:rPr>
+          <w:rFonts w:hint="eastAsia"/>
+          <w:b/>
+          <w:bCs/>
+        </w:rPr>
+        <w:t>①贪心覆盖+stein通信保持中继：直接解耦合两个任务，容易造成额外的中继开销</w:t>
+      </w:r>
+    </w:p>
+    <w:p>
+      <w:pPr>
+        <w:rPr>
+          <w:b/>
+          <w:bCs/>
+        </w:rPr>
+      </w:pPr>
+      <w:r>
+        <w:rPr>
+          <w:rFonts w:hint="eastAsia"/>
+          <w:b/>
+          <w:bCs/>
+        </w:rPr>
+        <w:t>②通信感知贪心，每次从保持连通的集合中贪心选择覆盖面积最大的</w:t>
+      </w:r>
+    </w:p>
+    <w:p>
+      <w:pPr>
+        <w:rPr>
+          <w:b/>
+          <w:bCs/>
+        </w:rPr>
+      </w:pPr>
+      <w:r>
+        <w:rPr>
+          <w:rFonts w:hint="eastAsia"/>
+          <w:b/>
+          <w:bCs/>
+        </w:rPr>
+        <w:t>③最小圆覆盖问题+连通性维持</w:t>
+      </w:r>
+      <w:r>
+        <w:rPr>
+          <w:rFonts w:hint="eastAsia"/>
+          <w:b/>
+          <w:bCs/>
+        </w:rPr>
+        <w:t>。</w:t>
+      </w:r>
+      <w:r>
+        <w:rPr>
+          <w:b/>
+          <w:bCs/>
+        </w:rPr>
+        <w:br/>
+      </w:r>
+      <w:r>
+        <w:rPr>
+          <w:rFonts w:hint="eastAsia"/>
+          <w:b/>
+          <w:bCs/>
+        </w:rPr>
+        <w:t>看不懂，贪心法初步解+pso优化。</w:t>
+      </w:r>
+      <w:r>
+        <w:rPr>
+          <w:b/>
+          <w:bCs/>
+        </w:rPr>
+        <w:br/>
+      </w:r>
+      <w:r>
+        <w:rPr>
+          <w:b/>
+          <w:bCs/>
+        </w:rPr>
+        <w:br/>
+      </w:r>
+      <w:r>
+        <w:rPr>
+          <w:rFonts w:hint="eastAsia"/>
+          <w:b/>
+          <w:bCs/>
+        </w:rPr>
+        <w:t>算法对比：</w:t>
+      </w:r>
+    </w:p>
+    <w:p>
+      <w:pPr>
+        <w:rPr>
+          <w:b/>
+          <w:bCs/>
+        </w:rPr>
+      </w:pPr>
+      <w:r>
+        <w:rPr>
+          <w:rFonts w:hint="eastAsia"/>
+          <w:b/>
+          <w:bCs/>
+        </w:rPr>
+        <w:t>参考论文:</w:t>
+      </w:r>
+      <w:r>
+        <w:rPr>
+          <w:b/>
+          <w:bCs/>
+        </w:rPr>
+        <w:br/>
+      </w:r>
+      <w:r>
+        <w:rPr>
+          <w:rFonts w:hint="eastAsia"/>
+          <w:b/>
+          <w:bCs/>
+        </w:rPr>
+        <w:t>①</w:t>
+      </w:r>
+      <w:r>
+        <w:rPr>
+          <w:b/>
+          <w:bCs/>
+        </w:rPr>
+        <w:t>GA</w:t>
+      </w:r>
+      <w:r>
+        <w:rPr>
+          <w:rFonts w:hint="eastAsia"/>
+          <w:b/>
+          <w:bCs/>
+        </w:rPr>
+        <w:t>、P</w:t>
+      </w:r>
+      <w:r>
+        <w:rPr>
+          <w:b/>
+          <w:bCs/>
+        </w:rPr>
+        <w:t>SO</w:t>
+      </w:r>
+      <w:r>
+        <w:rPr>
+          <w:rFonts w:hint="eastAsia"/>
+          <w:b/>
+          <w:bCs/>
+        </w:rPr>
+        <w:t>、</w:t>
+      </w:r>
+      <w:r>
+        <w:rPr>
+          <w:b/>
+          <w:bCs/>
+        </w:rPr>
+        <w:t>SCA(2016)</w:t>
+      </w:r>
+    </w:p>
+    <w:p>
+      <w:pPr>
+        <w:rPr>
+          <w:b/>
+          <w:bCs/>
+        </w:rPr>
+      </w:pPr>
+      <w:r>
+        <w:rPr>
+          <w:rFonts w:hint="eastAsia"/>
+          <w:b/>
+          <w:bCs/>
+        </w:rPr>
+        <w:t>②H</w:t>
+      </w:r>
+      <w:r>
+        <w:rPr>
+          <w:b/>
+          <w:bCs/>
+        </w:rPr>
+        <w:t>EATMAP-GUIDED-MTDE</w:t>
+      </w:r>
+    </w:p>
+    <w:p>
+      <w:pPr>
+        <w:rPr>
+          <w:b/>
+          <w:bCs/>
+        </w:rPr>
+      </w:pPr>
+      <w:r>
+        <w:rPr>
+          <w:rFonts w:hint="eastAsia"/>
+          <w:b/>
+          <w:bCs/>
+        </w:rPr>
+        <w:t>③</w:t>
+      </w:r>
+      <w:r>
+        <w:rPr>
+          <w:b/>
+          <w:bCs/>
+        </w:rPr>
+        <w:t>MADDPG</w:t>
+      </w:r>
+      <w:r>
+        <w:rPr>
+          <w:rFonts w:hint="eastAsia"/>
+          <w:b/>
+          <w:bCs/>
+        </w:rPr>
+        <w:t>。不打算用。</w:t>
+      </w:r>
+    </w:p>
+    <w:p>
+      <w:pPr>
+        <w:rPr>
+          <w:rFonts w:hint="eastAsia"/>
+          <w:b/>
+          <w:bCs/>
+        </w:rPr>
+      </w:pPr>
+      <w:r>
+        <w:rPr>
+          <w:b/>
+          <w:bCs/>
+        </w:rPr>
+        <w:lastRenderedPageBreak/>
+        <w:br/>
+      </w:r>
     </w:p>
     <w:sectPr>
       <w:pgSz w:w="11906" w:h="16838"/>
@@ -14326,6 +15445,119 @@
 <file path=word/numbering.xml><?xml version="1.0" encoding="utf-8"?>
 <w:numbering xmlns:wpc="http://schemas.microsoft.com/office/word/2010/wordprocessingCanvas" xmlns:cx="http://schemas.microsoft.com/office/drawing/2014/chartex" xmlns:cx1="http://schemas.microsoft.com/office/drawing/2015/9/8/chartex" xmlns:cx2="http://schemas.microsoft.com/office/drawing/2015/10/21/chartex" xmlns:cx3="http://schemas.microsoft.com/office/drawing/2016/5/9/chartex" xmlns:cx4="http://schemas.microsoft.com/office/drawing/2016/5/10/chartex" xmlns:cx5="http://schemas.microsoft.com/office/drawing/2016/5/11/chartex" xmlns:cx6="http://schemas.microsoft.com/office/drawing/2016/5/12/chartex" xmlns:cx7="http://schemas.microsoft.com/office/drawing/2016/5/13/chartex" xmlns:cx8="http://schemas.microsoft.com/office/drawing/2016/5/14/chartex" xmlns:mc="http://schemas.openxmlformats.org/markup-compatibility/2006" xmlns:aink="http://schemas.microsoft.com/office/drawing/2016/ink" xmlns:am3d="http://schemas.microsoft.com/office/drawing/2017/model3d" xmlns:o="urn:schemas-microsoft-com:office:office" xmlns:r="http://schemas.openxmlformats.org/officeDocument/2006/relationships" xmlns:m="http://schemas.openxmlformats.org/officeDocument/2006/math" xmlns:v="urn:schemas-microsoft-com:vml" xmlns:wp14="http://schemas.microsoft.com/office/word/2010/wordprocessingDrawing" xmlns:wp="http://schemas.openxmlformats.org/drawingml/2006/wordprocessingDrawing" xmlns:w10="urn:schemas-microsoft-com:office:word" xmlns:w="http://schemas.openxmlformats.org/wordprocessingml/2006/main" xmlns:w14="http://schemas.microsoft.com/office/word/2010/wordml" xmlns:w15="http://schemas.microsoft.com/office/word/2012/wordml" xmlns:w16cex="http://schemas.microsoft.com/office/word/2018/wordml/cex" xmlns:w16cid="http://schemas.microsoft.com/office/word/2016/wordml/cid" xmlns:w16="http://schemas.microsoft.com/office/word/2018/wordml" xmlns:w16sdtdh="http://schemas.microsoft.com/office/word/2020/wordml/sdtdatahash" xmlns:w16se="http://schemas.microsoft.com/office/word/2015/wordml/symex" xmlns:wpg="http://schemas.microsoft.com/office/word/2010/wordprocessingGroup" xmlns:wpi="http://schemas.microsoft.com/office/word/2010/wordprocessingInk" xmlns:wne="http://schemas.microsoft.com/office/word/2006/wordml" xmlns:wps="http://schemas.microsoft.com/office/word/2010/wordprocessingShape" mc:Ignorable="w14 w15 w16se w16cid w16 w16cex w16sdtdh wp14">
   <w:abstractNum w:abstractNumId="0" w15:restartNumberingAfterBreak="0">
+    <w:nsid w:val="4C2853DC"/>
+    <w:multiLevelType w:val="multilevel"/>
+    <w:tmpl w:val="C9B0DDB8"/>
+    <w:lvl w:ilvl="0">
+      <w:start w:val="1"/>
+      <w:numFmt w:val="decimal"/>
+      <w:lvlText w:val="%1."/>
+      <w:lvlJc w:val="left"/>
+      <w:pPr>
+        <w:tabs>
+          <w:tab w:val="num" w:pos="360"/>
+        </w:tabs>
+        <w:ind w:left="360" w:hanging="360"/>
+      </w:pPr>
+    </w:lvl>
+    <w:lvl w:ilvl="1" w:tentative="1">
+      <w:start w:val="1"/>
+      <w:numFmt w:val="decimal"/>
+      <w:lvlText w:val="%2."/>
+      <w:lvlJc w:val="left"/>
+      <w:pPr>
+        <w:tabs>
+          <w:tab w:val="num" w:pos="1440"/>
+        </w:tabs>
+        <w:ind w:left="1440" w:hanging="360"/>
+      </w:pPr>
+    </w:lvl>
+    <w:lvl w:ilvl="2" w:tentative="1">
+      <w:start w:val="1"/>
+      <w:numFmt w:val="decimal"/>
+      <w:lvlText w:val="%3."/>
+      <w:lvlJc w:val="left"/>
+      <w:pPr>
+        <w:tabs>
+          <w:tab w:val="num" w:pos="2160"/>
+        </w:tabs>
+        <w:ind w:left="2160" w:hanging="360"/>
+      </w:pPr>
+    </w:lvl>
+    <w:lvl w:ilvl="3" w:tentative="1">
+      <w:start w:val="1"/>
+      <w:numFmt w:val="decimal"/>
+      <w:lvlText w:val="%4."/>
+      <w:lvlJc w:val="left"/>
+      <w:pPr>
+        <w:tabs>
+          <w:tab w:val="num" w:pos="2880"/>
+        </w:tabs>
+        <w:ind w:left="2880" w:hanging="360"/>
+      </w:pPr>
+    </w:lvl>
+    <w:lvl w:ilvl="4" w:tentative="1">
+      <w:start w:val="1"/>
+      <w:numFmt w:val="decimal"/>
+      <w:lvlText w:val="%5."/>
+      <w:lvlJc w:val="left"/>
+      <w:pPr>
+        <w:tabs>
+          <w:tab w:val="num" w:pos="3600"/>
+        </w:tabs>
+        <w:ind w:left="3600" w:hanging="360"/>
+      </w:pPr>
+    </w:lvl>
+    <w:lvl w:ilvl="5" w:tentative="1">
+      <w:start w:val="1"/>
+      <w:numFmt w:val="decimal"/>
+      <w:lvlText w:val="%6."/>
+      <w:lvlJc w:val="left"/>
+      <w:pPr>
+        <w:tabs>
+          <w:tab w:val="num" w:pos="4320"/>
+        </w:tabs>
+        <w:ind w:left="4320" w:hanging="360"/>
+      </w:pPr>
+    </w:lvl>
+    <w:lvl w:ilvl="6" w:tentative="1">
+      <w:start w:val="1"/>
+      <w:numFmt w:val="decimal"/>
+      <w:lvlText w:val="%7."/>
+      <w:lvlJc w:val="left"/>
+      <w:pPr>
+        <w:tabs>
+          <w:tab w:val="num" w:pos="5040"/>
+        </w:tabs>
+        <w:ind w:left="5040" w:hanging="360"/>
+      </w:pPr>
+    </w:lvl>
+    <w:lvl w:ilvl="7" w:tentative="1">
+      <w:start w:val="1"/>
+      <w:numFmt w:val="decimal"/>
+      <w:lvlText w:val="%8."/>
+      <w:lvlJc w:val="left"/>
+      <w:pPr>
+        <w:tabs>
+          <w:tab w:val="num" w:pos="5760"/>
+        </w:tabs>
+        <w:ind w:left="5760" w:hanging="360"/>
+      </w:pPr>
+    </w:lvl>
+    <w:lvl w:ilvl="8" w:tentative="1">
+      <w:start w:val="1"/>
+      <w:numFmt w:val="decimal"/>
+      <w:lvlText w:val="%9."/>
+      <w:lvlJc w:val="left"/>
+      <w:pPr>
+        <w:tabs>
+          <w:tab w:val="num" w:pos="6480"/>
+        </w:tabs>
+        <w:ind w:left="6480" w:hanging="360"/>
+      </w:pPr>
+    </w:lvl>
+  </w:abstractNum>
+  <w:abstractNum w:abstractNumId="1" w15:restartNumberingAfterBreak="0">
     <w:nsid w:val="53C14BE9"/>
     <w:multiLevelType w:val="multilevel"/>
     <w:tmpl w:val="C8C60EF4"/>
@@ -14438,7 +15670,7 @@
       </w:pPr>
     </w:lvl>
   </w:abstractNum>
-  <w:abstractNum w:abstractNumId="1" w15:restartNumberingAfterBreak="0">
+  <w:abstractNum w:abstractNumId="2" w15:restartNumberingAfterBreak="0">
     <w:nsid w:val="543E0B53"/>
     <w:multiLevelType w:val="hybridMultilevel"/>
     <w:tmpl w:val="0614A0F0"/>
@@ -14552,9 +15784,12 @@
     </w:lvl>
   </w:abstractNum>
   <w:num w:numId="1">
+    <w:abstractNumId w:val="2"/>
+  </w:num>
+  <w:num w:numId="2">
     <w:abstractNumId w:val="1"/>
   </w:num>
-  <w:num w:numId="2">
+  <w:num w:numId="3">
     <w:abstractNumId w:val="0"/>
   </w:num>
 </w:numbering>

--- a/进程文件/进展/实验设计/创新点1实验设计.docx
+++ b/进程文件/进展/实验设计/创新点1实验设计.docx
@@ -765,7 +765,7 @@
     </w:p>
     <w:p>
       <w:pPr>
-        <w:pStyle w:val="a7"/>
+        <w:pStyle w:val="a8"/>
         <w:numPr>
           <w:ilvl w:val="0"/>
           <w:numId w:val="1"/>
@@ -825,7 +825,7 @@
     </w:p>
     <w:p>
       <w:pPr>
-        <w:pStyle w:val="a7"/>
+        <w:pStyle w:val="a8"/>
         <w:numPr>
           <w:ilvl w:val="0"/>
           <w:numId w:val="1"/>
@@ -2499,7 +2499,7 @@
     </w:p>
     <w:p>
       <w:pPr>
-        <w:pStyle w:val="a7"/>
+        <w:pStyle w:val="a8"/>
         <w:numPr>
           <w:ilvl w:val="0"/>
           <w:numId w:val="1"/>
@@ -2529,7 +2529,7 @@
     </w:p>
     <w:p>
       <w:pPr>
-        <w:pStyle w:val="a7"/>
+        <w:pStyle w:val="a8"/>
         <w:numPr>
           <w:ilvl w:val="0"/>
           <w:numId w:val="1"/>
@@ -2603,7 +2603,7 @@
     </w:p>
     <w:p>
       <w:pPr>
-        <w:pStyle w:val="a7"/>
+        <w:pStyle w:val="a8"/>
         <w:numPr>
           <w:ilvl w:val="0"/>
           <w:numId w:val="1"/>
@@ -5591,7 +5591,7 @@
     </w:p>
     <w:p>
       <w:pPr>
-        <w:pStyle w:val="a7"/>
+        <w:pStyle w:val="a8"/>
         <w:numPr>
           <w:ilvl w:val="0"/>
           <w:numId w:val="1"/>
@@ -5613,7 +5613,7 @@
     </w:p>
     <w:p>
       <w:pPr>
-        <w:pStyle w:val="a7"/>
+        <w:pStyle w:val="a8"/>
         <w:numPr>
           <w:ilvl w:val="0"/>
           <w:numId w:val="1"/>
@@ -5650,7 +5650,7 @@
     </w:p>
     <w:p>
       <w:pPr>
-        <w:pStyle w:val="a7"/>
+        <w:pStyle w:val="a8"/>
         <w:numPr>
           <w:ilvl w:val="0"/>
           <w:numId w:val="1"/>
@@ -5702,7 +5702,7 @@
     </w:p>
     <w:p>
       <w:pPr>
-        <w:pStyle w:val="a7"/>
+        <w:pStyle w:val="a8"/>
         <w:numPr>
           <w:ilvl w:val="0"/>
           <w:numId w:val="1"/>
@@ -5724,7 +5724,7 @@
     </w:p>
     <w:p>
       <w:pPr>
-        <w:pStyle w:val="a7"/>
+        <w:pStyle w:val="a8"/>
         <w:numPr>
           <w:ilvl w:val="0"/>
           <w:numId w:val="1"/>
@@ -5746,7 +5746,7 @@
     </w:p>
     <w:p>
       <w:pPr>
-        <w:pStyle w:val="a7"/>
+        <w:pStyle w:val="a8"/>
         <w:numPr>
           <w:ilvl w:val="0"/>
           <w:numId w:val="1"/>
@@ -7602,7 +7602,7 @@
     </w:p>
     <w:tbl>
       <w:tblPr>
-        <w:tblStyle w:val="ac"/>
+        <w:tblStyle w:val="ad"/>
         <w:tblW w:w="0" w:type="auto"/>
         <w:tblLook w:val="04A0" w:firstRow="1" w:lastRow="0" w:firstColumn="1" w:lastColumn="0" w:noHBand="0" w:noVBand="1"/>
       </w:tblPr>
@@ -14366,7 +14366,6 @@
     <w:p>
       <w:pPr>
         <w:rPr>
-          <w:rFonts w:hint="eastAsia"/>
           <w:b/>
           <w:bCs/>
         </w:rPr>
@@ -14452,7 +14451,6 @@
     <w:p>
       <w:pPr>
         <w:rPr>
-          <w:rFonts w:hint="eastAsia"/>
           <w:b/>
           <w:bCs/>
         </w:rPr>
@@ -14555,7 +14553,6 @@
     <w:p>
       <w:pPr>
         <w:rPr>
-          <w:rFonts w:hint="eastAsia"/>
           <w:b/>
           <w:bCs/>
         </w:rPr>
@@ -14750,16 +14747,14 @@
     <w:p>
       <w:pPr>
         <w:rPr>
-          <w:rFonts w:hint="eastAsia"/>
-          <w:b/>
-          <w:bCs/>
-        </w:rPr>
-      </w:pPr>
-    </w:p>
-    <w:p>
-      <w:pPr>
-        <w:rPr>
-          <w:rFonts w:hint="eastAsia"/>
+          <w:b/>
+          <w:bCs/>
+        </w:rPr>
+      </w:pPr>
+    </w:p>
+    <w:p>
+      <w:pPr>
+        <w:rPr>
           <w:b/>
           <w:bCs/>
         </w:rPr>
@@ -14872,7 +14867,6 @@
     <w:p>
       <w:pPr>
         <w:rPr>
-          <w:rFonts w:hint="eastAsia"/>
           <w:b/>
           <w:bCs/>
           <w:color w:val="FF0000"/>
@@ -15016,7 +15010,6 @@
     <w:p>
       <w:pPr>
         <w:rPr>
-          <w:rFonts w:hint="eastAsia"/>
           <w:b/>
           <w:bCs/>
         </w:rPr>
@@ -15275,6 +15268,21 @@
           <w:b/>
           <w:bCs/>
         </w:rPr>
+        <w:t>Optimizing UAV deployment for maximizing coverage and data rate efficiency using multi-agent deep deterministic policy gradient and Bayesian optimization</w:t>
+      </w:r>
+    </w:p>
+    <w:p>
+      <w:pPr>
+        <w:rPr>
+          <w:b/>
+          <w:bCs/>
+        </w:rPr>
+      </w:pPr>
+      <w:r>
+        <w:rPr>
+          <w:b/>
+          <w:bCs/>
+        </w:rPr>
         <w:br/>
       </w:r>
       <w:r>
@@ -15336,6 +15344,7 @@
           <w:b/>
           <w:bCs/>
         </w:rPr>
+        <w:lastRenderedPageBreak/>
         <w:t>②H</w:t>
       </w:r>
       <w:r>
@@ -15380,7 +15389,1883 @@
     <w:p>
       <w:pPr>
         <w:rPr>
-          <w:rFonts w:hint="eastAsia"/>
+          <w:b/>
+          <w:bCs/>
+        </w:rPr>
+      </w:pPr>
+      <w:r>
+        <w:rPr>
+          <w:b/>
+          <w:bCs/>
+        </w:rPr>
+        <w:br/>
+      </w:r>
+      <w:r>
+        <w:rPr>
+          <w:b/>
+          <w:bCs/>
+        </w:rPr>
+        <w:br/>
+      </w:r>
+      <w:r>
+        <w:rPr>
+          <w:b/>
+          <w:bCs/>
+        </w:rPr>
+        <w:br/>
+        <w:t>12-12</w:t>
+      </w:r>
+      <w:r>
+        <w:rPr>
+          <w:b/>
+          <w:bCs/>
+        </w:rPr>
+        <w:br/>
+      </w:r>
+      <w:r>
+        <w:rPr>
+          <w:rFonts w:hint="eastAsia"/>
+          <w:b/>
+          <w:bCs/>
+        </w:rPr>
+        <w:t>1</w:t>
+      </w:r>
+      <w:r>
+        <w:rPr>
+          <w:b/>
+          <w:bCs/>
+        </w:rPr>
+        <w:t>.</w:t>
+      </w:r>
+      <w:r>
+        <w:rPr>
+          <w:rFonts w:hint="eastAsia"/>
+          <w:b/>
+          <w:bCs/>
+        </w:rPr>
+        <w:t>准备好de算法</w:t>
+      </w:r>
+    </w:p>
+    <w:p>
+      <w:pPr>
+        <w:rPr>
+          <w:b/>
+          <w:bCs/>
+        </w:rPr>
+      </w:pPr>
+      <w:r>
+        <w:rPr>
+          <w:rFonts w:hint="eastAsia"/>
+          <w:b/>
+          <w:bCs/>
+        </w:rPr>
+        <w:t>2</w:t>
+      </w:r>
+      <w:r>
+        <w:rPr>
+          <w:b/>
+          <w:bCs/>
+        </w:rPr>
+        <w:t>.</w:t>
+      </w:r>
+      <w:r>
+        <w:rPr>
+          <w:rFonts w:hint="eastAsia"/>
+          <w:b/>
+          <w:bCs/>
+        </w:rPr>
+        <w:t>学习好mtde算法</w:t>
+      </w:r>
+    </w:p>
+    <w:p>
+      <w:pPr>
+        <w:rPr>
+          <w:b/>
+          <w:bCs/>
+        </w:rPr>
+      </w:pPr>
+      <w:r>
+        <w:rPr>
+          <w:rFonts w:hint="eastAsia"/>
+          <w:b/>
+          <w:bCs/>
+        </w:rPr>
+        <w:t>3</w:t>
+      </w:r>
+      <w:r>
+        <w:rPr>
+          <w:b/>
+          <w:bCs/>
+        </w:rPr>
+        <w:t>.</w:t>
+      </w:r>
+      <w:r>
+        <w:rPr>
+          <w:rFonts w:hint="eastAsia"/>
+          <w:b/>
+          <w:bCs/>
+        </w:rPr>
+        <w:t>研究怎么嵌入</w:t>
+      </w:r>
+      <w:r>
+        <w:rPr>
+          <w:rFonts w:hint="eastAsia"/>
+          <w:b/>
+          <w:bCs/>
+        </w:rPr>
+        <w:t>功率图优化。</w:t>
+      </w:r>
+      <w:r>
+        <w:rPr>
+          <w:b/>
+          <w:bCs/>
+        </w:rPr>
+        <w:br/>
+      </w:r>
+      <w:r>
+        <w:rPr>
+          <w:b/>
+          <w:bCs/>
+        </w:rPr>
+        <w:br/>
+      </w:r>
+      <w:r>
+        <w:rPr>
+          <w:rFonts w:hint="eastAsia"/>
+          <w:b/>
+          <w:bCs/>
+        </w:rPr>
+        <w:t>适应度函数编写：</w:t>
+      </w:r>
+      <w:r>
+        <w:rPr>
+          <w:b/>
+          <w:bCs/>
+        </w:rPr>
+        <w:br/>
+      </w:r>
+      <w:r>
+        <w:rPr>
+          <w:rFonts w:hint="eastAsia"/>
+          <w:b/>
+          <w:bCs/>
+        </w:rPr>
+        <w:t xml:space="preserve">连通分量数目 </w:t>
+      </w:r>
+      <w:r>
+        <w:rPr>
+          <w:b/>
+          <w:bCs/>
+        </w:rPr>
+        <w:t xml:space="preserve">+ </w:t>
+      </w:r>
+      <w:r>
+        <w:rPr>
+          <w:rFonts w:hint="eastAsia"/>
+          <w:b/>
+          <w:bCs/>
+        </w:rPr>
+        <w:t>连通最短距离。</w:t>
+      </w:r>
+      <w:r>
+        <w:rPr>
+          <w:b/>
+          <w:bCs/>
+        </w:rPr>
+        <w:br/>
+      </w:r>
+    </w:p>
+    <w:p>
+      <w:pPr>
+        <w:rPr>
+          <w:b/>
+          <w:bCs/>
+        </w:rPr>
+      </w:pPr>
+    </w:p>
+    <w:p>
+      <w:pPr>
+        <w:rPr>
+          <w:b/>
+          <w:bCs/>
+        </w:rPr>
+      </w:pPr>
+      <w:r>
+        <w:rPr>
+          <w:rFonts w:hint="eastAsia"/>
+          <w:b/>
+          <w:bCs/>
+        </w:rPr>
+        <w:t>C</w:t>
+      </w:r>
+      <w:r>
+        <w:rPr>
+          <w:b/>
+          <w:bCs/>
+        </w:rPr>
+        <w:t xml:space="preserve">-RRT*-MAPF:  constrain/clustered </w:t>
+      </w:r>
+      <w:r>
+        <w:rPr>
+          <w:rFonts w:hint="eastAsia"/>
+          <w:b/>
+          <w:bCs/>
+        </w:rPr>
+        <w:t>rrt</w:t>
+      </w:r>
+      <w:r>
+        <w:rPr>
+          <w:b/>
+          <w:bCs/>
+        </w:rPr>
+        <w:t>* mbst-apf</w:t>
+      </w:r>
+      <w:r>
+        <w:rPr>
+          <w:b/>
+          <w:bCs/>
+        </w:rPr>
+        <w:br/>
+      </w:r>
+      <w:r>
+        <w:rPr>
+          <w:b/>
+          <w:bCs/>
+        </w:rPr>
+        <w:br/>
+      </w:r>
+      <w:r>
+        <w:rPr>
+          <w:b/>
+          <w:bCs/>
+        </w:rPr>
+        <w:br/>
+      </w:r>
+      <w:r>
+        <w:rPr>
+          <w:rFonts w:hint="eastAsia"/>
+          <w:b/>
+          <w:bCs/>
+        </w:rPr>
+        <w:t>明天</w:t>
+      </w:r>
+      <w:r>
+        <w:rPr>
+          <w:b/>
+          <w:bCs/>
+        </w:rPr>
+        <w:t>:</w:t>
+      </w:r>
+    </w:p>
+    <w:p>
+      <w:pPr>
+        <w:rPr>
+          <w:b/>
+          <w:bCs/>
+        </w:rPr>
+      </w:pPr>
+      <w:r>
+        <w:rPr>
+          <w:rFonts w:hint="eastAsia"/>
+          <w:b/>
+          <w:bCs/>
+        </w:rPr>
+        <w:t>修改算法部分：</w:t>
+      </w:r>
+      <w:r>
+        <w:rPr>
+          <w:rFonts w:hint="eastAsia"/>
+          <w:b/>
+          <w:bCs/>
+        </w:rPr>
+        <w:t>修改适应度函数</w:t>
+      </w:r>
+      <w:r>
+        <w:rPr>
+          <w:b/>
+          <w:bCs/>
+        </w:rPr>
+        <w:br/>
+      </w:r>
+      <w:r>
+        <w:rPr>
+          <w:rFonts w:hint="eastAsia"/>
+          <w:b/>
+          <w:bCs/>
+        </w:rPr>
+        <w:t>修改参考论文</w:t>
+      </w:r>
+      <w:r>
+        <w:rPr>
+          <w:b/>
+          <w:bCs/>
+        </w:rPr>
+        <w:br/>
+      </w:r>
+      <w:r>
+        <w:rPr>
+          <w:rFonts w:hint="eastAsia"/>
+          <w:b/>
+          <w:bCs/>
+        </w:rPr>
+        <w:t>修改论文表述。</w:t>
+      </w:r>
+      <w:r>
+        <w:rPr>
+          <w:b/>
+          <w:bCs/>
+        </w:rPr>
+        <w:br/>
+      </w:r>
+      <w:r>
+        <w:rPr>
+          <w:rFonts w:hint="eastAsia"/>
+          <w:b/>
+          <w:bCs/>
+        </w:rPr>
+        <w:t>查看结果：必须调试到差不多能碰撞的程度</w:t>
+      </w:r>
+      <w:r>
+        <w:rPr>
+          <w:b/>
+          <w:bCs/>
+        </w:rPr>
+        <w:br/>
+      </w:r>
+      <w:r>
+        <w:rPr>
+          <w:rFonts w:hint="eastAsia"/>
+          <w:b/>
+          <w:bCs/>
+        </w:rPr>
+        <w:t>编写</w:t>
+      </w:r>
+      <w:r>
+        <w:rPr>
+          <w:b/>
+          <w:bCs/>
+        </w:rPr>
+        <w:t>pmtde</w:t>
+      </w:r>
+      <w:r>
+        <w:rPr>
+          <w:rFonts w:hint="eastAsia"/>
+          <w:b/>
+          <w:bCs/>
+        </w:rPr>
+        <w:t>算法，结合连通分量和</w:t>
+      </w:r>
+      <w:r>
+        <w:rPr>
+          <w:rFonts w:hint="eastAsia"/>
+          <w:b/>
+          <w:bCs/>
+        </w:rPr>
+        <w:t>功率图实现。</w:t>
+      </w:r>
+    </w:p>
+    <w:p>
+      <w:pPr>
+        <w:rPr>
+          <w:b/>
+          <w:bCs/>
+        </w:rPr>
+      </w:pPr>
+    </w:p>
+    <w:p>
+      <w:pPr>
+        <w:widowControl/>
+        <w:jc w:val="left"/>
+        <w:rPr>
+          <w:b/>
+          <w:bCs/>
+        </w:rPr>
+      </w:pPr>
+      <w:r>
+        <w:rPr>
+          <w:rFonts w:hint="eastAsia"/>
+          <w:b/>
+          <w:bCs/>
+        </w:rPr>
+        <w:t>覆盖面积也可以计算梯度，不过轻微的面积不影响所以这个比较好搜索，不准备梯度，。</w:t>
+      </w:r>
+    </w:p>
+    <w:p>
+      <w:pPr>
+        <w:widowControl/>
+        <w:jc w:val="left"/>
+        <w:rPr>
+          <w:b/>
+          <w:bCs/>
+        </w:rPr>
+      </w:pPr>
+    </w:p>
+    <w:p>
+      <w:pPr>
+        <w:widowControl/>
+        <w:jc w:val="left"/>
+        <w:rPr>
+          <w:b/>
+          <w:bCs/>
+        </w:rPr>
+      </w:pPr>
+      <w:r>
+        <w:rPr>
+          <w:rFonts w:hint="eastAsia"/>
+          <w:b/>
+          <w:bCs/>
+        </w:rPr>
+        <w:t>中央差分法计算梯度，粒度可控制，</w:t>
+      </w:r>
+    </w:p>
+    <w:p>
+      <w:pPr>
+        <w:widowControl/>
+        <w:jc w:val="left"/>
+        <w:rPr>
+          <w:b/>
+          <w:bCs/>
+        </w:rPr>
+      </w:pPr>
+      <w:r>
+        <w:rPr>
+          <w:rFonts w:hint="eastAsia"/>
+          <w:b/>
+          <w:bCs/>
+        </w:rPr>
+        <w:t>绘制梯度热力图。</w:t>
+      </w:r>
+    </w:p>
+    <w:p>
+      <w:pPr>
+        <w:widowControl/>
+        <w:jc w:val="left"/>
+        <w:rPr>
+          <w:b/>
+          <w:bCs/>
+        </w:rPr>
+      </w:pPr>
+      <w:r>
+        <w:rPr>
+          <w:rFonts w:hint="eastAsia"/>
+          <w:b/>
+          <w:bCs/>
+        </w:rPr>
+        <w:t>给出对应的算法的强度。</w:t>
+      </w:r>
+    </w:p>
+    <w:p>
+      <w:pPr>
+        <w:widowControl/>
+        <w:jc w:val="left"/>
+        <w:rPr>
+          <w:b/>
+          <w:bCs/>
+        </w:rPr>
+      </w:pPr>
+    </w:p>
+    <w:p>
+      <w:pPr>
+        <w:widowControl/>
+        <w:jc w:val="left"/>
+        <w:rPr>
+          <w:b/>
+          <w:bCs/>
+        </w:rPr>
+      </w:pPr>
+      <w:r>
+        <w:rPr>
+          <w:b/>
+          <w:bCs/>
+        </w:rPr>
+        <w:t>M</w:t>
+      </w:r>
+      <w:r>
+        <w:rPr>
+          <w:rFonts w:hint="eastAsia"/>
+          <w:b/>
+          <w:bCs/>
+        </w:rPr>
+        <w:t>t</w:t>
+      </w:r>
+      <w:r>
+        <w:rPr>
+          <w:b/>
+          <w:bCs/>
+        </w:rPr>
+        <w:t>de</w:t>
+      </w:r>
+      <w:r>
+        <w:rPr>
+          <w:rFonts w:hint="eastAsia"/>
+          <w:b/>
+          <w:bCs/>
+        </w:rPr>
+        <w:t>相比de只增加了对应的多实验向量</w:t>
+      </w:r>
+      <w:r>
+        <w:rPr>
+          <w:rFonts w:hint="eastAsia"/>
+          <w:b/>
+          <w:bCs/>
+        </w:rPr>
+        <w:t>，时间开销变得非常非常大。</w:t>
+      </w:r>
+    </w:p>
+    <w:p>
+      <w:pPr>
+        <w:widowControl/>
+        <w:jc w:val="left"/>
+        <w:rPr>
+          <w:b/>
+          <w:bCs/>
+        </w:rPr>
+      </w:pPr>
+      <w:r>
+        <w:rPr>
+          <w:rFonts w:hint="eastAsia"/>
+          <w:b/>
+          <w:bCs/>
+        </w:rPr>
+        <w:t>①必须查看是为什么：de是采用列表推导式进行对应的计算</w:t>
+      </w:r>
+      <w:r>
+        <w:rPr>
+          <w:b/>
+          <w:bCs/>
+        </w:rPr>
+        <w:br/>
+      </w:r>
+      <w:r>
+        <w:rPr>
+          <w:rFonts w:hint="eastAsia"/>
+          <w:b/>
+          <w:bCs/>
+        </w:rPr>
+        <w:t>mtde需要在索引范围内进行计算。计算复杂度应该差不多，除了找索引的时候可能比较慢。</w:t>
+      </w:r>
+    </w:p>
+    <w:p>
+      <w:pPr>
+        <w:widowControl/>
+        <w:jc w:val="left"/>
+        <w:rPr>
+          <w:b/>
+          <w:bCs/>
+        </w:rPr>
+      </w:pPr>
+      <w:r>
+        <w:rPr>
+          <w:b/>
+          <w:bCs/>
+        </w:rPr>
+        <w:br/>
+      </w:r>
+      <w:r>
+        <w:rPr>
+          <w:rFonts w:hint="eastAsia"/>
+          <w:b/>
+          <w:bCs/>
+        </w:rPr>
+        <w:t>②编写函数绘制干扰功率图</w:t>
+      </w:r>
+    </w:p>
+    <w:p>
+      <w:pPr>
+        <w:widowControl/>
+        <w:jc w:val="left"/>
+        <w:rPr>
+          <w:b/>
+          <w:bCs/>
+        </w:rPr>
+      </w:pPr>
+    </w:p>
+    <w:p>
+      <w:pPr>
+        <w:widowControl/>
+        <w:jc w:val="left"/>
+        <w:rPr>
+          <w:b/>
+          <w:bCs/>
+        </w:rPr>
+      </w:pPr>
+    </w:p>
+    <w:p>
+      <w:pPr>
+        <w:widowControl/>
+        <w:jc w:val="left"/>
+        <w:rPr>
+          <w:b/>
+          <w:bCs/>
+        </w:rPr>
+      </w:pPr>
+      <w:r>
+        <w:rPr>
+          <w:rFonts w:hint="eastAsia"/>
+          <w:b/>
+          <w:bCs/>
+        </w:rPr>
+        <w:t>1</w:t>
+      </w:r>
+      <w:r>
+        <w:rPr>
+          <w:b/>
+          <w:bCs/>
+        </w:rPr>
+        <w:t>2-16</w:t>
+      </w:r>
+      <w:r>
+        <w:rPr>
+          <w:rFonts w:hint="eastAsia"/>
+          <w:b/>
+          <w:bCs/>
+        </w:rPr>
+        <w:t>：</w:t>
+      </w:r>
+    </w:p>
+    <w:p>
+      <w:pPr>
+        <w:widowControl/>
+        <w:jc w:val="left"/>
+        <w:rPr>
+          <w:b/>
+          <w:bCs/>
+        </w:rPr>
+      </w:pPr>
+      <w:r>
+        <w:rPr>
+          <w:rFonts w:hint="eastAsia"/>
+          <w:b/>
+          <w:bCs/>
+        </w:rPr>
+        <w:t>问题：</w:t>
+      </w:r>
+      <w:r>
+        <w:rPr>
+          <w:b/>
+          <w:bCs/>
+        </w:rPr>
+        <w:br/>
+      </w:r>
+      <w:r>
+        <w:rPr>
+          <w:rFonts w:hint="eastAsia"/>
+          <w:b/>
+          <w:bCs/>
+        </w:rPr>
+        <w:t>①优化过程中建筑物和干扰内部如果干扰设置为无穷则有问题，基本上等同于无法移动。</w:t>
+      </w:r>
+      <w:r>
+        <w:rPr>
+          <w:b/>
+          <w:bCs/>
+        </w:rPr>
+        <w:br/>
+      </w:r>
+      <w:r>
+        <w:rPr>
+          <w:rFonts w:hint="eastAsia"/>
+          <w:b/>
+          <w:bCs/>
+        </w:rPr>
+        <w:t>不应该设置干扰禁区，建筑物内部应该设置为以中心为最大梯度，四周递减，从而引导节点脱离建筑。这种情况下才是正确的。那怎么设计干扰和对应建筑的梯度关系呢</w:t>
+      </w:r>
+    </w:p>
+    <w:p>
+      <w:pPr>
+        <w:widowControl/>
+        <w:jc w:val="left"/>
+        <w:rPr>
+          <w:b/>
+          <w:bCs/>
+        </w:rPr>
+      </w:pPr>
+      <w:r>
+        <w:rPr>
+          <w:rFonts w:hint="eastAsia"/>
+          <w:b/>
+          <w:bCs/>
+        </w:rPr>
+        <w:t>高斯斥力场，使用一个等价的对应的场景中的最大干扰作为最大干扰功率设计。</w:t>
+      </w:r>
+    </w:p>
+    <w:p>
+      <w:pPr>
+        <w:widowControl/>
+        <w:jc w:val="left"/>
+        <w:rPr>
+          <w:b/>
+          <w:bCs/>
+        </w:rPr>
+      </w:pPr>
+    </w:p>
+    <w:p>
+      <w:pPr>
+        <w:widowControl/>
+        <w:jc w:val="left"/>
+        <w:rPr>
+          <w:b/>
+          <w:bCs/>
+        </w:rPr>
+      </w:pPr>
+    </w:p>
+    <w:p>
+      <w:pPr>
+        <w:widowControl/>
+        <w:jc w:val="left"/>
+        <w:rPr>
+          <w:b/>
+          <w:bCs/>
+        </w:rPr>
+      </w:pPr>
+      <w:r>
+        <w:rPr>
+          <w:rFonts w:hint="eastAsia"/>
+          <w:b/>
+          <w:bCs/>
+        </w:rPr>
+        <w:t>①可以绘制算法的收敛图对比： mtde和pg</w:t>
+      </w:r>
+      <w:r>
+        <w:rPr>
+          <w:b/>
+          <w:bCs/>
+        </w:rPr>
+        <w:t>-mtde</w:t>
+      </w:r>
+    </w:p>
+    <w:p>
+      <w:pPr>
+        <w:widowControl/>
+        <w:jc w:val="left"/>
+        <w:rPr>
+          <w:b/>
+          <w:bCs/>
+        </w:rPr>
+      </w:pPr>
+      <w:r>
+        <w:rPr>
+          <w:rFonts w:hint="eastAsia"/>
+          <w:b/>
+          <w:bCs/>
+        </w:rPr>
+        <w:t>②可以绘制不同节点数目的收敛图</w:t>
+      </w:r>
+    </w:p>
+    <w:p>
+      <w:pPr>
+        <w:widowControl/>
+        <w:jc w:val="left"/>
+        <w:rPr>
+          <w:b/>
+          <w:bCs/>
+        </w:rPr>
+      </w:pPr>
+      <w:r>
+        <w:rPr>
+          <w:rFonts w:hint="eastAsia"/>
+          <w:b/>
+          <w:bCs/>
+        </w:rPr>
+        <w:t>③可以绘制干扰功率图和梯度图（需要放缩，不然很丑）梯度图可以绘制对应的放缩图也可以使用归一化的图。看情况。</w:t>
+      </w:r>
+    </w:p>
+    <w:p>
+      <w:pPr>
+        <w:widowControl/>
+        <w:jc w:val="left"/>
+        <w:rPr>
+          <w:b/>
+          <w:bCs/>
+        </w:rPr>
+      </w:pPr>
+      <w:r>
+        <w:rPr>
+          <w:rFonts w:hint="eastAsia"/>
+          <w:b/>
+          <w:bCs/>
+        </w:rPr>
+        <w:t>④引导时采用对应的归一化梯度引导。不使用放缩的图而是直接归一化。</w:t>
+      </w:r>
+      <w:r>
+        <w:rPr>
+          <w:b/>
+          <w:bCs/>
+        </w:rPr>
+        <w:br/>
+      </w:r>
+    </w:p>
+    <w:p>
+      <w:pPr>
+        <w:widowControl/>
+        <w:jc w:val="left"/>
+        <w:rPr>
+          <w:b/>
+          <w:bCs/>
+        </w:rPr>
+      </w:pPr>
+      <w:r>
+        <w:rPr>
+          <w:rFonts w:hint="eastAsia"/>
+          <w:b/>
+          <w:bCs/>
+        </w:rPr>
+        <w:t>2</w:t>
+      </w:r>
+      <w:r>
+        <w:rPr>
+          <w:b/>
+          <w:bCs/>
+        </w:rPr>
+        <w:t>5</w:t>
+      </w:r>
+      <w:r>
+        <w:rPr>
+          <w:rFonts w:hint="eastAsia"/>
+          <w:b/>
+          <w:bCs/>
+        </w:rPr>
+        <w:t>个节点</w:t>
+      </w:r>
+      <w:r>
+        <w:rPr>
+          <w:b/>
+          <w:bCs/>
+        </w:rPr>
+        <w:t>500</w:t>
+      </w:r>
+      <w:r>
+        <w:rPr>
+          <w:rFonts w:hint="eastAsia"/>
+          <w:b/>
+          <w:bCs/>
+        </w:rPr>
+        <w:t>个it就收敛了</w:t>
+      </w:r>
+    </w:p>
+    <w:p>
+      <w:pPr>
+        <w:widowControl/>
+        <w:jc w:val="left"/>
+        <w:rPr>
+          <w:b/>
+          <w:bCs/>
+        </w:rPr>
+      </w:pPr>
+      <w:r>
+        <w:rPr>
+          <w:b/>
+          <w:bCs/>
+        </w:rPr>
+        <w:t>D</w:t>
+      </w:r>
+      <w:r>
+        <w:rPr>
+          <w:rFonts w:hint="eastAsia"/>
+          <w:b/>
+          <w:bCs/>
+        </w:rPr>
+        <w:t>e效果不好根本无法收敛</w:t>
+      </w:r>
+    </w:p>
+    <w:p>
+      <w:pPr>
+        <w:widowControl/>
+        <w:jc w:val="left"/>
+        <w:rPr>
+          <w:b/>
+          <w:bCs/>
+        </w:rPr>
+      </w:pPr>
+    </w:p>
+    <w:p>
+      <w:pPr>
+        <w:widowControl/>
+        <w:jc w:val="left"/>
+        <w:rPr>
+          <w:b/>
+          <w:bCs/>
+        </w:rPr>
+      </w:pPr>
+    </w:p>
+    <w:p>
+      <w:pPr>
+        <w:widowControl/>
+        <w:jc w:val="left"/>
+        <w:rPr>
+          <w:b/>
+          <w:bCs/>
+        </w:rPr>
+      </w:pPr>
+      <w:r>
+        <w:rPr>
+          <w:rFonts w:hint="eastAsia"/>
+          <w:b/>
+          <w:bCs/>
+        </w:rPr>
+        <w:t>原始的</w:t>
+      </w:r>
+    </w:p>
+    <w:p>
+      <w:pPr>
+        <w:widowControl/>
+        <w:jc w:val="left"/>
+        <w:rPr>
+          <w:b/>
+          <w:bCs/>
+        </w:rPr>
+      </w:pPr>
+    </w:p>
+    <w:p>
+      <w:pPr>
+        <w:widowControl/>
+        <w:jc w:val="left"/>
+        <w:rPr>
+          <w:b/>
+          <w:bCs/>
+        </w:rPr>
+      </w:pPr>
+      <w:r>
+        <w:rPr>
+          <w:rFonts w:hint="eastAsia"/>
+          <w:b/>
+          <w:bCs/>
+        </w:rPr>
+        <w:t>绘制分位点归一化的值，包括9</w:t>
+      </w:r>
+      <w:r>
+        <w:rPr>
+          <w:b/>
+          <w:bCs/>
+        </w:rPr>
+        <w:t>8</w:t>
+      </w:r>
+      <w:r>
+        <w:rPr>
+          <w:rFonts w:hint="eastAsia"/>
+          <w:b/>
+          <w:bCs/>
+        </w:rPr>
+        <w:t>，9</w:t>
+      </w:r>
+      <w:r>
+        <w:rPr>
+          <w:b/>
+          <w:bCs/>
+        </w:rPr>
+        <w:t>5</w:t>
+      </w:r>
+      <w:r>
+        <w:rPr>
+          <w:rFonts w:hint="eastAsia"/>
+          <w:b/>
+          <w:bCs/>
+        </w:rPr>
+        <w:t>,</w:t>
+      </w:r>
+      <w:r>
+        <w:rPr>
+          <w:b/>
+          <w:bCs/>
+        </w:rPr>
+        <w:t xml:space="preserve"> 90 </w:t>
+      </w:r>
+      <w:r>
+        <w:rPr>
+          <w:b/>
+          <w:bCs/>
+        </w:rPr>
+        <w:br/>
+      </w:r>
+      <w:r>
+        <w:rPr>
+          <w:rFonts w:hint="eastAsia"/>
+          <w:b/>
+          <w:bCs/>
+        </w:rPr>
+        <w:t xml:space="preserve">绘制分界点 </w:t>
+      </w:r>
+      <w:r>
+        <w:rPr>
+          <w:b/>
+          <w:bCs/>
+        </w:rPr>
+        <w:t>2</w:t>
+      </w:r>
+      <w:r>
+        <w:rPr>
+          <w:rFonts w:hint="eastAsia"/>
+          <w:b/>
+          <w:bCs/>
+        </w:rPr>
+        <w:t>e</w:t>
+      </w:r>
+      <w:r>
+        <w:rPr>
+          <w:b/>
+          <w:bCs/>
+        </w:rPr>
+        <w:t>-9</w:t>
+      </w:r>
+      <w:r>
+        <w:rPr>
+          <w:rFonts w:hint="eastAsia"/>
+          <w:b/>
+          <w:bCs/>
+        </w:rPr>
+        <w:t>,</w:t>
+      </w:r>
+      <w:r>
+        <w:rPr>
+          <w:b/>
+          <w:bCs/>
+        </w:rPr>
+        <w:t>1e-9</w:t>
+      </w:r>
+      <w:r>
+        <w:rPr>
+          <w:rFonts w:hint="eastAsia"/>
+          <w:b/>
+          <w:bCs/>
+        </w:rPr>
+        <w:t>对应的图。</w:t>
+      </w:r>
+      <w:r>
+        <w:rPr>
+          <w:b/>
+          <w:bCs/>
+        </w:rPr>
+        <w:br/>
+      </w:r>
+      <w:r>
+        <w:rPr>
+          <w:rFonts w:hint="eastAsia"/>
+          <w:b/>
+          <w:bCs/>
+        </w:rPr>
+        <w:t>梯度图绘制归一化后的值。</w:t>
+      </w:r>
+    </w:p>
+    <w:p>
+      <w:pPr>
+        <w:widowControl/>
+        <w:jc w:val="left"/>
+        <w:rPr>
+          <w:b/>
+          <w:bCs/>
+        </w:rPr>
+      </w:pPr>
+    </w:p>
+    <w:p>
+      <w:pPr>
+        <w:widowControl/>
+        <w:jc w:val="left"/>
+        <w:rPr>
+          <w:b/>
+          <w:bCs/>
+        </w:rPr>
+      </w:pPr>
+      <w:r>
+        <w:rPr>
+          <w:rFonts w:hint="eastAsia"/>
+          <w:b/>
+          <w:bCs/>
+        </w:rPr>
+        <w:t>挺完美的</w:t>
+      </w:r>
+    </w:p>
+    <w:p>
+      <w:pPr>
+        <w:widowControl/>
+        <w:jc w:val="left"/>
+        <w:rPr>
+          <w:b/>
+          <w:bCs/>
+        </w:rPr>
+      </w:pPr>
+    </w:p>
+    <w:p>
+      <w:pPr>
+        <w:widowControl/>
+        <w:jc w:val="left"/>
+        <w:rPr>
+          <w:b/>
+          <w:bCs/>
+        </w:rPr>
+      </w:pPr>
+      <w:r>
+        <w:rPr>
+          <w:rFonts w:hint="eastAsia"/>
+          <w:b/>
+          <w:bCs/>
+        </w:rPr>
+        <w:t>看下2</w:t>
+      </w:r>
+      <w:r>
+        <w:rPr>
+          <w:b/>
+          <w:bCs/>
+        </w:rPr>
+        <w:t>5</w:t>
+      </w:r>
+      <w:r>
+        <w:rPr>
+          <w:rFonts w:hint="eastAsia"/>
+          <w:b/>
+          <w:bCs/>
+        </w:rPr>
+        <w:t>大致是什么结果</w:t>
+      </w:r>
+      <w:r>
+        <w:rPr>
+          <w:rFonts w:hint="eastAsia"/>
+          <w:b/>
+          <w:bCs/>
+        </w:rPr>
+        <w:t>，看下节点</w:t>
+      </w:r>
+    </w:p>
+    <w:p>
+      <w:pPr>
+        <w:widowControl/>
+        <w:jc w:val="left"/>
+        <w:rPr>
+          <w:b/>
+          <w:bCs/>
+        </w:rPr>
+      </w:pPr>
+    </w:p>
+    <w:p>
+      <w:pPr>
+        <w:widowControl/>
+        <w:jc w:val="left"/>
+        <w:rPr>
+          <w:b/>
+          <w:bCs/>
+        </w:rPr>
+      </w:pPr>
+      <w:r>
+        <w:rPr>
+          <w:rFonts w:hint="eastAsia"/>
+          <w:b/>
+          <w:bCs/>
+        </w:rPr>
+        <w:t>1</w:t>
+      </w:r>
+      <w:r>
+        <w:rPr>
+          <w:b/>
+          <w:bCs/>
+        </w:rPr>
+        <w:t>.</w:t>
+      </w:r>
+      <w:r>
+        <w:rPr>
+          <w:rFonts w:hint="eastAsia"/>
+          <w:b/>
+          <w:bCs/>
+        </w:rPr>
+        <w:t>跑不</w:t>
+      </w:r>
+      <w:r>
+        <w:rPr>
+          <w:rFonts w:hint="eastAsia"/>
+          <w:b/>
+          <w:bCs/>
+        </w:rPr>
+        <w:t>同</w:t>
+      </w:r>
+      <w:r>
+        <w:rPr>
+          <w:rFonts w:hint="eastAsia"/>
+          <w:b/>
+          <w:bCs/>
+        </w:rPr>
+        <w:t>gam</w:t>
+      </w:r>
+      <w:r>
+        <w:rPr>
+          <w:b/>
+          <w:bCs/>
+        </w:rPr>
+        <w:t>a</w:t>
+      </w:r>
+      <w:r>
+        <w:rPr>
+          <w:rFonts w:hint="eastAsia"/>
+          <w:b/>
+          <w:bCs/>
+        </w:rPr>
+        <w:t>参数下的实验</w:t>
+      </w:r>
+      <w:r>
+        <w:rPr>
+          <w:rFonts w:hint="eastAsia"/>
+          <w:b/>
+          <w:bCs/>
+        </w:rPr>
+        <w:t xml:space="preserve"> </w:t>
+      </w:r>
+      <w:r>
+        <w:rPr>
+          <w:b/>
+          <w:bCs/>
+        </w:rPr>
+        <w:t xml:space="preserve"> </w:t>
+      </w:r>
+      <w:r>
+        <w:rPr>
+          <w:b/>
+          <w:bCs/>
+        </w:rPr>
+        <w:t>1</w:t>
+      </w:r>
+      <w:r>
+        <w:rPr>
+          <w:rFonts w:hint="eastAsia"/>
+          <w:b/>
+          <w:bCs/>
+        </w:rPr>
+        <w:t>,</w:t>
+      </w:r>
+      <w:r>
+        <w:rPr>
+          <w:b/>
+          <w:bCs/>
+        </w:rPr>
+        <w:t>3,5</w:t>
+      </w:r>
+      <w:r>
+        <w:rPr>
+          <w:rFonts w:hint="eastAsia"/>
+          <w:b/>
+          <w:bCs/>
+        </w:rPr>
+        <w:t>,</w:t>
+      </w:r>
+      <w:r>
+        <w:rPr>
+          <w:b/>
+          <w:bCs/>
+        </w:rPr>
+        <w:t>10</w:t>
+      </w:r>
+      <w:r>
+        <w:rPr>
+          <w:b/>
+          <w:bCs/>
+        </w:rPr>
+        <w:t xml:space="preserve"> :</w:t>
+      </w:r>
+      <w:r>
+        <w:rPr>
+          <w:rFonts w:hint="eastAsia"/>
+          <w:b/>
+          <w:bCs/>
+        </w:rPr>
+        <w:t>不同参数在G上感觉没什么区别。</w:t>
+      </w:r>
+    </w:p>
+    <w:p>
+      <w:pPr>
+        <w:widowControl/>
+        <w:jc w:val="left"/>
+        <w:rPr>
+          <w:b/>
+          <w:bCs/>
+        </w:rPr>
+      </w:pPr>
+      <w:r>
+        <w:rPr>
+          <w:b/>
+          <w:bCs/>
+        </w:rPr>
+        <w:t>2.</w:t>
+      </w:r>
+      <w:r>
+        <w:rPr>
+          <w:rFonts w:hint="eastAsia"/>
+          <w:b/>
+          <w:bCs/>
+        </w:rPr>
+        <w:t>跑不同无人机节点数目下的实验：</w:t>
+      </w:r>
+      <w:r>
+        <w:rPr>
+          <w:b/>
+          <w:bCs/>
+        </w:rPr>
+        <w:t>25-30</w:t>
+      </w:r>
+      <w:r>
+        <w:rPr>
+          <w:rFonts w:hint="eastAsia"/>
+          <w:b/>
+          <w:bCs/>
+        </w:rPr>
+        <w:t>个节点都跑一下</w:t>
+      </w:r>
+      <w:r>
+        <w:rPr>
+          <w:rFonts w:hint="eastAsia"/>
+          <w:b/>
+          <w:bCs/>
+        </w:rPr>
+        <w:t>，需要开启对应的</w:t>
+      </w:r>
+      <w:r>
+        <w:rPr>
+          <w:rFonts w:hint="eastAsia"/>
+          <w:b/>
+          <w:bCs/>
+        </w:rPr>
+        <w:t>：3</w:t>
+      </w:r>
+      <w:r>
+        <w:rPr>
+          <w:b/>
+          <w:bCs/>
+        </w:rPr>
+        <w:t>0</w:t>
+      </w:r>
+      <w:r>
+        <w:rPr>
+          <w:rFonts w:hint="eastAsia"/>
+          <w:b/>
+          <w:bCs/>
+        </w:rPr>
+        <w:t>大点，可以试下</w:t>
+      </w:r>
+      <w:r>
+        <w:rPr>
+          <w:b/>
+          <w:bCs/>
+        </w:rPr>
+        <w:t>30-35</w:t>
+      </w:r>
+    </w:p>
+    <w:p>
+      <w:pPr>
+        <w:widowControl/>
+        <w:jc w:val="left"/>
+        <w:rPr>
+          <w:b/>
+          <w:bCs/>
+        </w:rPr>
+      </w:pPr>
+      <w:r>
+        <w:rPr>
+          <w:rFonts w:hint="eastAsia"/>
+          <w:b/>
+          <w:bCs/>
+        </w:rPr>
+        <w:t>有一定随机性收敛，修改档案梯度现在应该可以提速了，然后就可以跑1</w:t>
+      </w:r>
+      <w:r>
+        <w:rPr>
+          <w:b/>
+          <w:bCs/>
+        </w:rPr>
+        <w:t>000</w:t>
+      </w:r>
+      <w:r>
+        <w:rPr>
+          <w:rFonts w:hint="eastAsia"/>
+          <w:b/>
+          <w:bCs/>
+        </w:rPr>
+        <w:t>节点看是怎么个收敛情况。</w:t>
+      </w:r>
+    </w:p>
+    <w:p>
+      <w:pPr>
+        <w:widowControl/>
+        <w:jc w:val="left"/>
+        <w:rPr>
+          <w:b/>
+          <w:bCs/>
+        </w:rPr>
+      </w:pPr>
+    </w:p>
+    <w:p>
+      <w:pPr>
+        <w:widowControl/>
+        <w:jc w:val="left"/>
+        <w:rPr>
+          <w:b/>
+          <w:bCs/>
+        </w:rPr>
+      </w:pPr>
+    </w:p>
+    <w:p>
+      <w:pPr>
+        <w:widowControl/>
+        <w:jc w:val="left"/>
+        <w:rPr>
+          <w:b/>
+          <w:bCs/>
+        </w:rPr>
+      </w:pPr>
+      <w:r>
+        <w:rPr>
+          <w:rFonts w:hint="eastAsia"/>
+          <w:b/>
+          <w:bCs/>
+        </w:rPr>
+        <w:t>增加引导感觉没什么用怎么办：</w:t>
+      </w:r>
+      <w:r>
+        <w:rPr>
+          <w:b/>
+          <w:bCs/>
+        </w:rPr>
+        <w:br/>
+      </w:r>
+      <w:r>
+        <w:rPr>
+          <w:rFonts w:hint="eastAsia"/>
+          <w:b/>
+          <w:bCs/>
+        </w:rPr>
+        <w:t>1</w:t>
+      </w:r>
+      <w:r>
+        <w:rPr>
+          <w:b/>
+          <w:bCs/>
+        </w:rPr>
+        <w:t>.</w:t>
+      </w:r>
+      <w:r>
+        <w:rPr>
+          <w:rFonts w:hint="eastAsia"/>
+          <w:b/>
+          <w:bCs/>
+        </w:rPr>
+        <w:t xml:space="preserve">干扰数量不足，还是干扰的强度不够。 </w:t>
+      </w:r>
+      <w:r>
+        <w:rPr>
+          <w:b/>
+          <w:bCs/>
+        </w:rPr>
+        <w:t xml:space="preserve">--- </w:t>
+      </w:r>
+      <w:r>
+        <w:rPr>
+          <w:rFonts w:hint="eastAsia"/>
+          <w:b/>
+          <w:bCs/>
+        </w:rPr>
+        <w:t>跑更多干扰的实验</w:t>
+      </w:r>
+    </w:p>
+    <w:p>
+      <w:pPr>
+        <w:widowControl/>
+        <w:jc w:val="left"/>
+        <w:rPr>
+          <w:b/>
+          <w:bCs/>
+        </w:rPr>
+      </w:pPr>
+      <w:r>
+        <w:rPr>
+          <w:b/>
+          <w:bCs/>
+        </w:rPr>
+        <w:t>2.</w:t>
+      </w:r>
+      <w:r>
+        <w:rPr>
+          <w:rFonts w:hint="eastAsia"/>
+          <w:b/>
+          <w:bCs/>
+        </w:rPr>
+        <w:t xml:space="preserve">引导强度不同 </w:t>
+      </w:r>
+      <w:r>
+        <w:rPr>
+          <w:b/>
+          <w:bCs/>
+        </w:rPr>
+        <w:t xml:space="preserve">                  ------</w:t>
+      </w:r>
+      <w:r>
+        <w:rPr>
+          <w:rFonts w:hint="eastAsia"/>
+          <w:b/>
+          <w:bCs/>
+        </w:rPr>
+        <w:t>跑实验1</w:t>
+      </w:r>
+      <w:r>
+        <w:rPr>
+          <w:rFonts w:hint="eastAsia"/>
+          <w:b/>
+          <w:bCs/>
+        </w:rPr>
+        <w:t>进行修改</w:t>
+      </w:r>
+    </w:p>
+    <w:p>
+      <w:pPr>
+        <w:widowControl/>
+        <w:jc w:val="left"/>
+        <w:rPr>
+          <w:b/>
+          <w:bCs/>
+        </w:rPr>
+      </w:pPr>
+      <w:r>
+        <w:rPr>
+          <w:b/>
+          <w:bCs/>
+        </w:rPr>
+        <w:br/>
+      </w:r>
+      <w:r>
+        <w:rPr>
+          <w:rFonts w:hint="eastAsia"/>
+          <w:b/>
+          <w:bCs/>
+        </w:rPr>
+        <w:t>归一化走的步长统一会不会导致节点一致往低干扰地图移动太多。</w:t>
+      </w:r>
+      <w:r>
+        <w:rPr>
+          <w:rFonts w:hint="eastAsia"/>
+          <w:b/>
+          <w:bCs/>
+        </w:rPr>
+        <w:t>因为梯度还是有点量级比较好。</w:t>
+      </w:r>
+    </w:p>
+    <w:p>
+      <w:pPr>
+        <w:widowControl/>
+        <w:jc w:val="left"/>
+        <w:rPr>
+          <w:b/>
+          <w:bCs/>
+        </w:rPr>
+      </w:pPr>
+    </w:p>
+    <w:p>
+      <w:pPr>
+        <w:widowControl/>
+        <w:jc w:val="left"/>
+        <w:rPr>
+          <w:b/>
+          <w:bCs/>
+        </w:rPr>
+      </w:pPr>
+    </w:p>
+    <w:p>
+      <w:pPr>
+        <w:widowControl/>
+        <w:jc w:val="left"/>
+        <w:rPr>
+          <w:b/>
+          <w:bCs/>
+        </w:rPr>
+      </w:pPr>
+      <w:r>
+        <w:rPr>
+          <w:rFonts w:hint="eastAsia"/>
+          <w:b/>
+          <w:bCs/>
+        </w:rPr>
+        <w:t>1</w:t>
+      </w:r>
+      <w:r>
+        <w:rPr>
+          <w:b/>
+          <w:bCs/>
+        </w:rPr>
+        <w:t>2-18:</w:t>
+      </w:r>
+      <w:r>
+        <w:rPr>
+          <w:b/>
+          <w:bCs/>
+        </w:rPr>
+        <w:br/>
+      </w:r>
+      <w:r>
+        <w:rPr>
+          <w:rFonts w:hint="eastAsia"/>
+          <w:b/>
+          <w:bCs/>
+        </w:rPr>
+        <w:t>①</w:t>
+      </w:r>
+      <w:r>
+        <w:rPr>
+          <w:rFonts w:hint="eastAsia"/>
+          <w:b/>
+          <w:bCs/>
+        </w:rPr>
+        <w:t>跑3</w:t>
+      </w:r>
+      <w:r>
+        <w:rPr>
+          <w:b/>
+          <w:bCs/>
+        </w:rPr>
+        <w:t>0-35</w:t>
+      </w:r>
+      <w:r>
+        <w:rPr>
+          <w:rFonts w:hint="eastAsia"/>
+          <w:b/>
+          <w:bCs/>
+        </w:rPr>
+        <w:t>节点的结果</w:t>
+      </w:r>
+      <w:r>
+        <w:rPr>
+          <w:b/>
+          <w:bCs/>
+        </w:rPr>
+        <w:br/>
+      </w:r>
+      <w:r>
+        <w:rPr>
+          <w:rFonts w:hint="eastAsia"/>
+          <w:b/>
+          <w:bCs/>
+        </w:rPr>
+        <w:t>②跑</w:t>
+      </w:r>
+      <w:r>
+        <w:rPr>
+          <w:b/>
+          <w:bCs/>
+        </w:rPr>
+        <w:t>L-TVP</w:t>
+      </w:r>
+      <w:r>
+        <w:rPr>
+          <w:rFonts w:hint="eastAsia"/>
+          <w:b/>
+          <w:bCs/>
+        </w:rPr>
+        <w:t>的权重1,</w:t>
+      </w:r>
+      <w:r>
+        <w:rPr>
+          <w:b/>
+          <w:bCs/>
+        </w:rPr>
+        <w:t>3</w:t>
+      </w:r>
+      <w:r>
+        <w:rPr>
+          <w:rFonts w:hint="eastAsia"/>
+          <w:b/>
+          <w:bCs/>
+        </w:rPr>
+        <w:t>，5,</w:t>
+      </w:r>
+      <w:r>
+        <w:rPr>
+          <w:b/>
+          <w:bCs/>
+        </w:rPr>
+        <w:t>10</w:t>
+      </w:r>
+      <w:r>
+        <w:rPr>
+          <w:rFonts w:hint="eastAsia"/>
+          <w:b/>
+          <w:bCs/>
+        </w:rPr>
+        <w:t>个结果。</w:t>
+      </w:r>
+    </w:p>
+    <w:p>
+      <w:pPr>
+        <w:widowControl/>
+        <w:jc w:val="left"/>
+        <w:rPr>
+          <w:b/>
+          <w:bCs/>
+        </w:rPr>
+      </w:pPr>
+      <w:r>
+        <w:rPr>
+          <w:rFonts w:hint="eastAsia"/>
+          <w:b/>
+          <w:bCs/>
+        </w:rPr>
+        <w:t>对比：p</w:t>
+      </w:r>
+      <w:r>
+        <w:rPr>
+          <w:b/>
+          <w:bCs/>
+        </w:rPr>
+        <w:t>g-</w:t>
+      </w:r>
+      <w:r>
+        <w:rPr>
+          <w:rFonts w:hint="eastAsia"/>
+          <w:b/>
+          <w:bCs/>
+        </w:rPr>
+        <w:t>mtde在节点2</w:t>
+      </w:r>
+      <w:r>
+        <w:rPr>
+          <w:b/>
+          <w:bCs/>
+        </w:rPr>
+        <w:t>5-35</w:t>
+      </w:r>
+      <w:r>
+        <w:rPr>
+          <w:rFonts w:hint="eastAsia"/>
+          <w:b/>
+          <w:bCs/>
+        </w:rPr>
+        <w:t>的收敛情况。</w:t>
+      </w:r>
+    </w:p>
+    <w:p>
+      <w:pPr>
+        <w:widowControl/>
+        <w:jc w:val="left"/>
+        <w:rPr>
+          <w:b/>
+          <w:bCs/>
+        </w:rPr>
+      </w:pPr>
+      <w:r>
+        <w:rPr>
+          <w:b/>
+          <w:bCs/>
+        </w:rPr>
+        <w:t>M</w:t>
+      </w:r>
+      <w:r>
+        <w:rPr>
+          <w:rFonts w:hint="eastAsia"/>
+          <w:b/>
+          <w:bCs/>
+        </w:rPr>
+        <w:t>tde在2</w:t>
+      </w:r>
+      <w:r>
+        <w:rPr>
+          <w:b/>
+          <w:bCs/>
+        </w:rPr>
+        <w:t>5-35</w:t>
+      </w:r>
+      <w:r>
+        <w:rPr>
+          <w:rFonts w:hint="eastAsia"/>
+          <w:b/>
+          <w:bCs/>
+        </w:rPr>
+        <w:t>的收敛情况</w:t>
+      </w:r>
+      <w:r>
+        <w:rPr>
+          <w:rFonts w:hint="eastAsia"/>
+          <w:b/>
+          <w:bCs/>
+        </w:rPr>
+        <w:t>（不修改适应度函数的收敛情况）</w:t>
+      </w:r>
+    </w:p>
+    <w:p>
+      <w:pPr>
+        <w:widowControl/>
+        <w:jc w:val="left"/>
+        <w:rPr>
+          <w:b/>
+          <w:bCs/>
+        </w:rPr>
+      </w:pPr>
+      <w:r>
+        <w:rPr>
+          <w:rFonts w:hint="eastAsia"/>
+          <w:b/>
+          <w:bCs/>
+        </w:rPr>
+        <w:t>L</w:t>
+      </w:r>
+      <w:r>
+        <w:rPr>
+          <w:b/>
+          <w:bCs/>
+        </w:rPr>
+        <w:t>-</w:t>
+      </w:r>
+      <w:r>
+        <w:rPr>
+          <w:rFonts w:hint="eastAsia"/>
+          <w:b/>
+          <w:bCs/>
+        </w:rPr>
+        <w:t>tvp在权重1</w:t>
+      </w:r>
+      <w:r>
+        <w:rPr>
+          <w:b/>
+          <w:bCs/>
+        </w:rPr>
+        <w:t>,3,5</w:t>
+      </w:r>
+      <w:r>
+        <w:rPr>
+          <w:rFonts w:hint="eastAsia"/>
+          <w:b/>
+          <w:bCs/>
+        </w:rPr>
+        <w:t>的收敛情况</w:t>
+      </w:r>
+      <w:r>
+        <w:rPr>
+          <w:rFonts w:hint="eastAsia"/>
+          <w:b/>
+          <w:bCs/>
+        </w:rPr>
+        <w:t>/</w:t>
+      </w:r>
+      <w:r>
+        <w:rPr>
+          <w:b/>
+          <w:bCs/>
+        </w:rPr>
+        <w:t>//</w:t>
+      </w:r>
+      <w:r>
+        <w:rPr>
+          <w:rFonts w:hint="eastAsia"/>
+          <w:b/>
+          <w:bCs/>
+        </w:rPr>
+        <w:t>不好座</w:t>
+      </w:r>
+    </w:p>
+    <w:p>
+      <w:pPr>
+        <w:widowControl/>
+        <w:jc w:val="left"/>
+        <w:rPr>
+          <w:b/>
+          <w:bCs/>
+        </w:rPr>
+      </w:pPr>
+    </w:p>
+    <w:p>
+      <w:pPr>
+        <w:widowControl/>
+        <w:jc w:val="left"/>
+        <w:rPr>
           <w:b/>
           <w:bCs/>
         </w:rPr>
@@ -15391,8 +17276,5734 @@
           <w:bCs/>
         </w:rPr>
         <w:lastRenderedPageBreak/>
+        <w:t>P</w:t>
+      </w:r>
+      <w:r>
+        <w:rPr>
+          <w:rFonts w:hint="eastAsia"/>
+          <w:b/>
+          <w:bCs/>
+        </w:rPr>
+        <w:t>g</w:t>
+      </w:r>
+      <w:r>
+        <w:rPr>
+          <w:b/>
+          <w:bCs/>
+        </w:rPr>
+        <w:t>-</w:t>
+      </w:r>
+      <w:r>
+        <w:rPr>
+          <w:rFonts w:hint="eastAsia"/>
+          <w:b/>
+          <w:bCs/>
+        </w:rPr>
+        <w:t>mtde在标准场景下的收敛情况。</w:t>
+      </w:r>
+      <w:r>
+        <w:rPr>
+          <w:b/>
+          <w:bCs/>
+        </w:rPr>
         <w:br/>
       </w:r>
+      <w:r>
+        <w:rPr>
+          <w:rFonts w:hint="eastAsia"/>
+          <w:b/>
+          <w:bCs/>
+        </w:rPr>
+        <w:t>de</w:t>
+      </w:r>
+      <w:r>
+        <w:rPr>
+          <w:rFonts w:hint="eastAsia"/>
+          <w:b/>
+          <w:bCs/>
+        </w:rPr>
+        <w:t>的收敛情况。</w:t>
+      </w:r>
+    </w:p>
+    <w:p>
+      <w:pPr>
+        <w:widowControl/>
+        <w:jc w:val="left"/>
+        <w:rPr>
+          <w:b/>
+          <w:bCs/>
+        </w:rPr>
+      </w:pPr>
+      <w:r>
+        <w:rPr>
+          <w:rFonts w:hint="eastAsia"/>
+          <w:b/>
+          <w:bCs/>
+        </w:rPr>
+        <w:t>是否添加适应度函数的收敛情况。</w:t>
+      </w:r>
+    </w:p>
+    <w:p>
+      <w:pPr>
+        <w:widowControl/>
+        <w:jc w:val="left"/>
+        <w:rPr>
+          <w:b/>
+          <w:bCs/>
+        </w:rPr>
+      </w:pPr>
+    </w:p>
+    <w:p>
+      <w:pPr>
+        <w:widowControl/>
+        <w:jc w:val="left"/>
+        <w:rPr>
+          <w:b/>
+          <w:bCs/>
+        </w:rPr>
+      </w:pPr>
+    </w:p>
+    <w:p>
+      <w:pPr>
+        <w:widowControl/>
+        <w:jc w:val="left"/>
+        <w:rPr>
+          <w:b/>
+          <w:bCs/>
+        </w:rPr>
+      </w:pPr>
+    </w:p>
+    <w:p>
+      <w:pPr>
+        <w:widowControl/>
+        <w:jc w:val="left"/>
+        <w:rPr>
+          <w:b/>
+          <w:bCs/>
+        </w:rPr>
+      </w:pPr>
+      <w:r>
+        <w:rPr>
+          <w:rFonts w:hint="eastAsia"/>
+          <w:b/>
+          <w:bCs/>
+        </w:rPr>
+        <w:t>添加梯度引导可能没什么用：</w:t>
+      </w:r>
+      <w:r>
+        <w:rPr>
+          <w:b/>
+          <w:bCs/>
+        </w:rPr>
+        <w:br/>
+      </w:r>
+      <w:r>
+        <w:rPr>
+          <w:rFonts w:hint="eastAsia"/>
+          <w:b/>
+          <w:bCs/>
+        </w:rPr>
+        <w:t>现在的优化可能存在的问题在于搜索行为多样性不足，需要修改为dmde算法再看。</w:t>
+      </w:r>
+    </w:p>
+    <w:p>
+      <w:pPr>
+        <w:widowControl/>
+        <w:jc w:val="left"/>
+        <w:rPr>
+          <w:b/>
+          <w:bCs/>
+        </w:rPr>
+      </w:pPr>
+      <w:r>
+        <w:rPr>
+          <w:b/>
+          <w:bCs/>
+        </w:rPr>
+        <w:t>Mtde</w:t>
+      </w:r>
+      <w:r>
+        <w:rPr>
+          <w:rFonts w:hint="eastAsia"/>
+          <w:b/>
+          <w:bCs/>
+        </w:rPr>
+        <w:t>的适应度函数和强约束设置为简单的碰撞或者是否连通的强约束看下效果。说明我设计的适应度函数也有所增益。</w:t>
+      </w:r>
+    </w:p>
+    <w:p>
+      <w:pPr>
+        <w:widowControl/>
+        <w:jc w:val="left"/>
+        <w:rPr>
+          <w:b/>
+          <w:bCs/>
+        </w:rPr>
+      </w:pPr>
+    </w:p>
+    <w:p>
+      <w:pPr>
+        <w:widowControl/>
+        <w:jc w:val="left"/>
+        <w:rPr>
+          <w:b/>
+          <w:bCs/>
+        </w:rPr>
+      </w:pPr>
+      <w:r>
+        <w:rPr>
+          <w:rFonts w:hint="eastAsia"/>
+          <w:b/>
+          <w:bCs/>
+        </w:rPr>
+        <w:t>是否使用适应度函数。</w:t>
+      </w:r>
+    </w:p>
+    <w:p>
+      <w:pPr>
+        <w:widowControl/>
+        <w:jc w:val="left"/>
+        <w:rPr>
+          <w:b/>
+          <w:bCs/>
+        </w:rPr>
+      </w:pPr>
+      <w:r>
+        <w:rPr>
+          <w:rFonts w:hint="eastAsia"/>
+          <w:b/>
+          <w:bCs/>
+        </w:rPr>
+        <w:t>是否改进梯度。</w:t>
+      </w:r>
+    </w:p>
+    <w:p>
+      <w:pPr>
+        <w:widowControl/>
+        <w:jc w:val="left"/>
+        <w:rPr>
+          <w:b/>
+          <w:bCs/>
+        </w:rPr>
+      </w:pPr>
+    </w:p>
+    <w:p>
+      <w:pPr>
+        <w:widowControl/>
+        <w:jc w:val="left"/>
+        <w:rPr>
+          <w:b/>
+          <w:bCs/>
+        </w:rPr>
+      </w:pPr>
+      <w:r>
+        <w:rPr>
+          <w:b/>
+          <w:bCs/>
+        </w:rPr>
+        <w:t>S</w:t>
+      </w:r>
+      <w:r>
+        <w:rPr>
+          <w:rFonts w:hint="eastAsia"/>
+          <w:b/>
+          <w:bCs/>
+        </w:rPr>
+        <w:t>inr可以通过查询sinr矩阵直接进行索引。</w:t>
+      </w:r>
+      <w:r>
+        <w:rPr>
+          <w:rFonts w:hint="eastAsia"/>
+          <w:b/>
+          <w:bCs/>
+        </w:rPr>
+        <w:t>可以降低每对节点</w:t>
+      </w:r>
+      <w:r>
+        <w:rPr>
+          <w:b/>
+          <w:bCs/>
+        </w:rPr>
+        <w:t>2/3</w:t>
+      </w:r>
+      <w:r>
+        <w:rPr>
+          <w:rFonts w:hint="eastAsia"/>
+          <w:b/>
+          <w:bCs/>
+        </w:rPr>
+        <w:t>的计算开销,应该可以大幅提高效率</w:t>
+      </w:r>
+      <w:r>
+        <w:rPr>
+          <w:b/>
+          <w:bCs/>
+        </w:rPr>
+        <w:br/>
+      </w:r>
+    </w:p>
+    <w:p>
+      <w:pPr>
+        <w:widowControl/>
+        <w:jc w:val="left"/>
+        <w:rPr>
+          <w:b/>
+          <w:bCs/>
+        </w:rPr>
+      </w:pPr>
+    </w:p>
+    <w:p>
+      <w:pPr>
+        <w:widowControl/>
+        <w:jc w:val="left"/>
+        <w:rPr>
+          <w:b/>
+          <w:bCs/>
+        </w:rPr>
+      </w:pPr>
+      <w:r>
+        <w:rPr>
+          <w:rFonts w:hint="eastAsia"/>
+          <w:b/>
+          <w:bCs/>
+        </w:rPr>
+        <w:t>最大覆盖解和最大连通解，帕累托前沿。</w:t>
+      </w:r>
+    </w:p>
+    <w:p>
+      <w:pPr>
+        <w:widowControl/>
+        <w:jc w:val="left"/>
+        <w:rPr>
+          <w:b/>
+          <w:bCs/>
+        </w:rPr>
+      </w:pPr>
+    </w:p>
+    <w:p>
+      <w:pPr>
+        <w:widowControl/>
+        <w:jc w:val="left"/>
+        <w:rPr>
+          <w:b/>
+          <w:bCs/>
+        </w:rPr>
+      </w:pPr>
+      <w:r>
+        <w:rPr>
+          <w:rFonts w:hint="eastAsia"/>
+          <w:b/>
+          <w:bCs/>
+        </w:rPr>
+        <w:t>1</w:t>
+      </w:r>
+      <w:r>
+        <w:rPr>
+          <w:b/>
+          <w:bCs/>
+        </w:rPr>
+        <w:t>.</w:t>
+      </w:r>
+      <w:r>
+        <w:rPr>
+          <w:rFonts w:hint="eastAsia"/>
+          <w:b/>
+          <w:bCs/>
+        </w:rPr>
+        <w:t>绘制hard_</w:t>
+      </w:r>
+      <w:r>
+        <w:rPr>
+          <w:b/>
+          <w:bCs/>
+        </w:rPr>
+        <w:t>fitness</w:t>
+      </w:r>
+      <w:r>
+        <w:rPr>
+          <w:rFonts w:hint="eastAsia"/>
+          <w:b/>
+          <w:bCs/>
+        </w:rPr>
+        <w:t>情况下的比较和true下的比较。希望我的算法在hard情况下能够帮助加快收敛。</w:t>
+      </w:r>
+      <w:r>
+        <w:rPr>
+          <w:b/>
+          <w:bCs/>
+        </w:rPr>
+        <w:br/>
+        <w:t>2.</w:t>
+      </w:r>
+      <w:r>
+        <w:rPr>
+          <w:rFonts w:hint="eastAsia"/>
+          <w:b/>
+          <w:bCs/>
+        </w:rPr>
+        <w:t>连通分量的计算基本上占9</w:t>
+      </w:r>
+      <w:r>
+        <w:rPr>
+          <w:b/>
+          <w:bCs/>
+        </w:rPr>
+        <w:t>9%</w:t>
+      </w:r>
+      <w:r>
+        <w:rPr>
+          <w:rFonts w:hint="eastAsia"/>
+          <w:b/>
+          <w:bCs/>
+        </w:rPr>
+        <w:t>的开销。</w:t>
+      </w:r>
+    </w:p>
+    <w:p>
+      <w:pPr>
+        <w:widowControl/>
+        <w:jc w:val="left"/>
+        <w:rPr>
+          <w:b/>
+          <w:bCs/>
+        </w:rPr>
+      </w:pPr>
+    </w:p>
+    <w:p>
+      <w:pPr>
+        <w:widowControl/>
+        <w:jc w:val="left"/>
+        <w:rPr>
+          <w:b/>
+          <w:bCs/>
+        </w:rPr>
+      </w:pPr>
+    </w:p>
+    <w:p>
+      <w:pPr>
+        <w:widowControl/>
+        <w:jc w:val="left"/>
+        <w:rPr>
+          <w:b/>
+          <w:bCs/>
+        </w:rPr>
+      </w:pPr>
+    </w:p>
+    <w:p>
+      <w:pPr>
+        <w:widowControl/>
+        <w:jc w:val="left"/>
+        <w:rPr>
+          <w:b/>
+          <w:bCs/>
+        </w:rPr>
+      </w:pPr>
+      <w:r>
+        <w:rPr>
+          <w:rFonts w:hint="eastAsia"/>
+          <w:b/>
+          <w:bCs/>
+        </w:rPr>
+        <w:t>应该把功率调大，再看下搜索收敛的效率才对，因为我的干扰梯度引导明显在小干扰功率下不会帮助连通加快收敛。</w:t>
+      </w:r>
+    </w:p>
+    <w:p>
+      <w:pPr>
+        <w:widowControl/>
+        <w:jc w:val="left"/>
+        <w:rPr>
+          <w:b/>
+          <w:bCs/>
+        </w:rPr>
+      </w:pPr>
+    </w:p>
+    <w:p>
+      <w:pPr>
+        <w:widowControl/>
+        <w:jc w:val="left"/>
+        <w:rPr>
+          <w:b/>
+          <w:bCs/>
+        </w:rPr>
+      </w:pPr>
+      <w:r>
+        <w:rPr>
+          <w:rFonts w:hint="eastAsia"/>
+          <w:b/>
+          <w:bCs/>
+        </w:rPr>
+        <w:t>分解连通分量和碰撞有助于加速收敛-</w:t>
+      </w:r>
+      <w:r>
+        <w:rPr>
+          <w:b/>
+          <w:bCs/>
+        </w:rPr>
+        <w:t>----</w:t>
+      </w:r>
+      <w:r>
+        <w:rPr>
+          <w:rFonts w:hint="eastAsia"/>
+          <w:b/>
+          <w:bCs/>
+        </w:rPr>
+        <w:t>可以作为一个算法性能提升的设计点。</w:t>
+      </w:r>
+    </w:p>
+    <w:p>
+      <w:pPr>
+        <w:widowControl/>
+        <w:jc w:val="left"/>
+        <w:rPr>
+          <w:b/>
+          <w:bCs/>
+        </w:rPr>
+      </w:pPr>
+    </w:p>
+    <w:p>
+      <w:pPr>
+        <w:widowControl/>
+        <w:jc w:val="left"/>
+        <w:rPr>
+          <w:b/>
+          <w:bCs/>
+        </w:rPr>
+      </w:pPr>
+      <w:r>
+        <w:rPr>
+          <w:rFonts w:hint="eastAsia"/>
+          <w:b/>
+          <w:bCs/>
+        </w:rPr>
+        <w:t>1</w:t>
+      </w:r>
+      <w:r>
+        <w:rPr>
+          <w:b/>
+          <w:bCs/>
+        </w:rPr>
+        <w:t>.</w:t>
+      </w:r>
+      <w:r>
+        <w:rPr>
+          <w:rFonts w:hint="eastAsia"/>
+          <w:b/>
+          <w:bCs/>
+        </w:rPr>
+        <w:t>在不设计连通度引导函数的情况下，梯度引导确实有助于加速收敛。</w:t>
+      </w:r>
+      <w:r>
+        <w:rPr>
+          <w:b/>
+          <w:bCs/>
+        </w:rPr>
+        <w:br/>
+        <w:t>2.</w:t>
+      </w:r>
+      <w:r>
+        <w:rPr>
+          <w:rFonts w:hint="eastAsia"/>
+          <w:b/>
+          <w:bCs/>
+        </w:rPr>
+        <w:t>增加干扰功率，2</w:t>
+      </w:r>
+      <w:r>
+        <w:rPr>
+          <w:b/>
+          <w:bCs/>
+        </w:rPr>
+        <w:t>5</w:t>
+      </w:r>
+      <w:r>
+        <w:rPr>
+          <w:rFonts w:hint="eastAsia"/>
+          <w:b/>
+          <w:bCs/>
+        </w:rPr>
+        <w:t>db</w:t>
+      </w:r>
+      <w:r>
+        <w:rPr>
+          <w:b/>
+          <w:bCs/>
+        </w:rPr>
+        <w:t>m</w:t>
+      </w:r>
+      <w:r>
+        <w:rPr>
+          <w:rFonts w:hint="eastAsia"/>
+          <w:b/>
+          <w:bCs/>
+        </w:rPr>
+        <w:t>，增加2</w:t>
+      </w:r>
+      <w:r>
+        <w:rPr>
+          <w:b/>
+          <w:bCs/>
+        </w:rPr>
+        <w:t>-4</w:t>
+      </w:r>
+      <w:r>
+        <w:rPr>
+          <w:rFonts w:hint="eastAsia"/>
+          <w:b/>
+          <w:bCs/>
+        </w:rPr>
+        <w:t>个干扰节点。实现对应的测试，</w:t>
+      </w:r>
+      <w:r>
+        <w:rPr>
+          <w:b/>
+          <w:bCs/>
+        </w:rPr>
+        <w:br/>
+      </w:r>
+      <w:r>
+        <w:rPr>
+          <w:b/>
+          <w:bCs/>
+        </w:rPr>
+        <w:br/>
+      </w:r>
+      <w:r>
+        <w:rPr>
+          <w:rFonts w:hint="eastAsia"/>
+          <w:b/>
+          <w:bCs/>
+        </w:rPr>
+        <w:t>先增加</w:t>
+      </w:r>
+      <w:r>
+        <w:rPr>
+          <w:rFonts w:hint="eastAsia"/>
+          <w:b/>
+          <w:bCs/>
+        </w:rPr>
+        <w:t>一个功率和一个干扰节点：看收敛情况，1</w:t>
+      </w:r>
+      <w:r>
+        <w:rPr>
+          <w:b/>
+          <w:bCs/>
+        </w:rPr>
+        <w:t>0</w:t>
+      </w:r>
+      <w:r>
+        <w:rPr>
+          <w:rFonts w:hint="eastAsia"/>
+          <w:b/>
+          <w:bCs/>
+        </w:rPr>
+        <w:t>次实验根本不够，需要至少跑3</w:t>
+      </w:r>
+      <w:r>
+        <w:rPr>
+          <w:b/>
+          <w:bCs/>
+        </w:rPr>
+        <w:t>0</w:t>
+      </w:r>
+      <w:r>
+        <w:rPr>
+          <w:rFonts w:hint="eastAsia"/>
+          <w:b/>
+          <w:bCs/>
+        </w:rPr>
+        <w:t>次实验。</w:t>
+      </w:r>
+    </w:p>
+    <w:p>
+      <w:pPr>
+        <w:widowControl/>
+        <w:jc w:val="left"/>
+        <w:rPr>
+          <w:b/>
+          <w:bCs/>
+        </w:rPr>
+      </w:pPr>
+    </w:p>
+    <w:p>
+      <w:pPr>
+        <w:widowControl/>
+        <w:jc w:val="left"/>
+        <w:rPr>
+          <w:b/>
+          <w:bCs/>
+        </w:rPr>
+      </w:pPr>
+    </w:p>
+    <w:p>
+      <w:pPr>
+        <w:widowControl/>
+        <w:jc w:val="left"/>
+        <w:rPr>
+          <w:b/>
+          <w:bCs/>
+        </w:rPr>
+      </w:pPr>
+      <w:r>
+        <w:rPr>
+          <w:rFonts w:hint="eastAsia"/>
+          <w:b/>
+          <w:bCs/>
+        </w:rPr>
+        <w:t>回来时直接重跑一遍测试开销。</w:t>
+      </w:r>
+    </w:p>
+    <w:p>
+      <w:pPr>
+        <w:widowControl/>
+        <w:jc w:val="left"/>
+        <w:rPr>
+          <w:b/>
+          <w:bCs/>
+        </w:rPr>
+      </w:pPr>
+    </w:p>
+    <w:p>
+      <w:pPr>
+        <w:widowControl/>
+        <w:jc w:val="left"/>
+        <w:rPr>
+          <w:b/>
+          <w:bCs/>
+        </w:rPr>
+      </w:pPr>
+      <w:r>
+        <w:rPr>
+          <w:b/>
+          <w:bCs/>
+        </w:rPr>
+        <w:t>H</w:t>
+      </w:r>
+      <w:r>
+        <w:rPr>
+          <w:rFonts w:hint="eastAsia"/>
+          <w:b/>
+          <w:bCs/>
+        </w:rPr>
+        <w:t>ard测出来的很明显对于搜索有效果，并且三个干扰情况下很明显有效果</w:t>
+      </w:r>
+      <w:r>
+        <w:rPr>
+          <w:b/>
+          <w:bCs/>
+        </w:rPr>
+        <w:br/>
+      </w:r>
+      <w:r>
+        <w:rPr>
+          <w:rFonts w:hint="eastAsia"/>
+          <w:b/>
+          <w:bCs/>
+        </w:rPr>
+        <w:t>现在改为自己设置的适应度函数，看下有没有效果。</w:t>
+      </w:r>
+    </w:p>
+    <w:p>
+      <w:pPr>
+        <w:widowControl/>
+        <w:jc w:val="left"/>
+        <w:rPr>
+          <w:b/>
+          <w:bCs/>
+        </w:rPr>
+      </w:pPr>
+      <w:r>
+        <w:rPr>
+          <w:rFonts w:hint="eastAsia"/>
+          <w:b/>
+          <w:bCs/>
+        </w:rPr>
+        <w:t>然后的话需要测试不同干扰情况下的效果。</w:t>
+      </w:r>
+    </w:p>
+    <w:p>
+      <w:pPr>
+        <w:widowControl/>
+        <w:jc w:val="left"/>
+        <w:rPr>
+          <w:b/>
+          <w:bCs/>
+        </w:rPr>
+      </w:pPr>
+      <w:r>
+        <w:rPr>
+          <w:rFonts w:hint="eastAsia"/>
+          <w:b/>
+          <w:bCs/>
+        </w:rPr>
+        <w:t>然后需要测试不同的节点数目的效果。</w:t>
+      </w:r>
+    </w:p>
+    <w:p>
+      <w:pPr>
+        <w:widowControl/>
+        <w:jc w:val="left"/>
+        <w:rPr>
+          <w:b/>
+          <w:bCs/>
+        </w:rPr>
+      </w:pPr>
+      <w:r>
+        <w:rPr>
+          <w:rFonts w:hint="eastAsia"/>
+          <w:b/>
+          <w:bCs/>
+        </w:rPr>
+        <w:lastRenderedPageBreak/>
+        <w:t>因为我的主要是围绕着干扰功率做的连通优化，这些环境参数都要围绕干扰展开，</w:t>
+      </w:r>
+    </w:p>
+    <w:p>
+      <w:pPr>
+        <w:widowControl/>
+        <w:jc w:val="left"/>
+        <w:rPr>
+          <w:b/>
+          <w:bCs/>
+        </w:rPr>
+      </w:pPr>
+      <w:r>
+        <w:rPr>
+          <w:rFonts w:hint="eastAsia"/>
+          <w:b/>
+          <w:bCs/>
+        </w:rPr>
+        <w:t>包括功率，位置，节点数。</w:t>
+      </w:r>
+    </w:p>
+    <w:p>
+      <w:pPr>
+        <w:widowControl/>
+        <w:jc w:val="left"/>
+        <w:rPr>
+          <w:b/>
+          <w:bCs/>
+        </w:rPr>
+      </w:pPr>
+    </w:p>
+    <w:p>
+      <w:pPr>
+        <w:widowControl/>
+        <w:jc w:val="left"/>
+        <w:rPr>
+          <w:b/>
+          <w:bCs/>
+        </w:rPr>
+      </w:pPr>
+      <w:r>
+        <w:rPr>
+          <w:rFonts w:hint="eastAsia"/>
+          <w:b/>
+          <w:bCs/>
+        </w:rPr>
+        <w:t>如果粒子群里面节点都</w:t>
+      </w:r>
+      <w:r>
+        <w:rPr>
+          <w:rFonts w:hint="eastAsia"/>
+          <w:b/>
+          <w:bCs/>
+        </w:rPr>
+        <w:t>适应度很大的话，迭代需要的时间就很多。还有计算连通的函数的效率也很重要，因为如果不发生碰撞，计算fitness的时候就要计算连通</w:t>
+      </w:r>
+      <w:r>
+        <w:rPr>
+          <w:rFonts w:hint="eastAsia"/>
+          <w:b/>
+          <w:bCs/>
+        </w:rPr>
+        <w:t>。</w:t>
+      </w:r>
+    </w:p>
+    <w:p>
+      <w:pPr>
+        <w:widowControl/>
+        <w:jc w:val="left"/>
+        <w:rPr>
+          <w:b/>
+          <w:bCs/>
+        </w:rPr>
+      </w:pPr>
+    </w:p>
+    <w:p>
+      <w:pPr>
+        <w:widowControl/>
+        <w:jc w:val="left"/>
+        <w:rPr>
+          <w:b/>
+          <w:bCs/>
+        </w:rPr>
+      </w:pPr>
+      <w:r>
+        <w:rPr>
+          <w:rFonts w:hint="eastAsia"/>
+          <w:b/>
+          <w:bCs/>
+        </w:rPr>
+        <w:t>校验不设计连通分量作为fitness的情况下的，其针对是否有帮助，但是运行时间应该需要三个小时左右</w:t>
+      </w:r>
+    </w:p>
+    <w:p>
+      <w:pPr>
+        <w:widowControl/>
+        <w:jc w:val="left"/>
+        <w:rPr>
+          <w:b/>
+          <w:bCs/>
+        </w:rPr>
+      </w:pPr>
+    </w:p>
+    <w:p>
+      <w:pPr>
+        <w:widowControl/>
+        <w:jc w:val="left"/>
+        <w:rPr>
+          <w:b/>
+          <w:bCs/>
+        </w:rPr>
+      </w:pPr>
+      <w:r>
+        <w:rPr>
+          <w:rFonts w:hint="eastAsia"/>
+          <w:b/>
+          <w:bCs/>
+        </w:rPr>
+        <w:t>跑完这个然后跑：</w:t>
+      </w:r>
+      <w:r>
+        <w:rPr>
+          <w:b/>
+          <w:bCs/>
+        </w:rPr>
+        <w:br/>
+      </w:r>
+      <w:r>
+        <w:rPr>
+          <w:b/>
+          <w:bCs/>
+        </w:rPr>
+        <w:br/>
+      </w:r>
+      <w:r>
+        <w:rPr>
+          <w:rFonts w:hint="eastAsia"/>
+          <w:b/>
+          <w:bCs/>
+        </w:rPr>
+        <w:t>节点数量优化。</w:t>
+      </w:r>
+    </w:p>
+    <w:p>
+      <w:pPr>
+        <w:widowControl/>
+        <w:jc w:val="left"/>
+        <w:rPr>
+          <w:b/>
+          <w:bCs/>
+        </w:rPr>
+      </w:pPr>
+    </w:p>
+    <w:p>
+      <w:pPr>
+        <w:widowControl/>
+        <w:jc w:val="left"/>
+        <w:rPr>
+          <w:b/>
+          <w:bCs/>
+        </w:rPr>
+      </w:pPr>
+      <w:r>
+        <w:rPr>
+          <w:rFonts w:hint="eastAsia"/>
+          <w:b/>
+          <w:bCs/>
+        </w:rPr>
+        <w:t>必须绘制出随着干扰节点数量和干扰强度增加的情况下的优化效率提升（更利于求解高干扰强度下的场景目标。）。</w:t>
+      </w:r>
+      <w:r>
+        <w:rPr>
+          <w:b/>
+          <w:bCs/>
+        </w:rPr>
+        <w:br/>
+      </w:r>
+      <w:r>
+        <w:rPr>
+          <w:rFonts w:hint="eastAsia"/>
+          <w:b/>
+          <w:bCs/>
+        </w:rPr>
+        <w:t>对比固定代数的求解覆盖率大于9</w:t>
+      </w:r>
+      <w:r>
+        <w:rPr>
+          <w:b/>
+          <w:bCs/>
+        </w:rPr>
+        <w:t>5%</w:t>
+      </w:r>
+      <w:r>
+        <w:rPr>
+          <w:rFonts w:hint="eastAsia"/>
+          <w:b/>
+          <w:bCs/>
+        </w:rPr>
+        <w:t xml:space="preserve">所需的成功率。 </w:t>
+      </w:r>
+      <w:r>
+        <w:rPr>
+          <w:b/>
+          <w:bCs/>
+        </w:rPr>
+        <w:t xml:space="preserve"> </w:t>
+      </w:r>
+      <w:r>
+        <w:rPr>
+          <w:rFonts w:hint="eastAsia"/>
+          <w:b/>
+          <w:bCs/>
+        </w:rPr>
+        <w:t>（求解成功率提升）</w:t>
+      </w:r>
+    </w:p>
+    <w:p>
+      <w:pPr>
+        <w:widowControl/>
+        <w:jc w:val="left"/>
+        <w:rPr>
+          <w:b/>
+          <w:bCs/>
+        </w:rPr>
+      </w:pPr>
+    </w:p>
+    <w:p>
+      <w:pPr>
+        <w:widowControl/>
+        <w:jc w:val="left"/>
+        <w:rPr>
+          <w:b/>
+          <w:bCs/>
+        </w:rPr>
+      </w:pPr>
+    </w:p>
+    <w:p>
+      <w:pPr>
+        <w:widowControl/>
+        <w:jc w:val="left"/>
+        <w:rPr>
+          <w:b/>
+          <w:bCs/>
+        </w:rPr>
+      </w:pPr>
+      <w:r>
+        <w:rPr>
+          <w:rFonts w:hint="eastAsia"/>
+          <w:b/>
+          <w:bCs/>
+        </w:rPr>
+        <w:t>我还想要在研究方向2进行研究</w:t>
+      </w:r>
+      <w:r>
+        <w:rPr>
+          <w:b/>
+          <w:bCs/>
+        </w:rPr>
+        <w:t xml:space="preserve">: </w:t>
+      </w:r>
+      <w:r>
+        <w:rPr>
+          <w:rFonts w:hint="eastAsia"/>
+          <w:b/>
+          <w:bCs/>
+        </w:rPr>
+        <w:t>绘制给定的三个标志节点数量的帕累托前沿。</w:t>
+      </w:r>
+    </w:p>
+    <w:p>
+      <w:pPr>
+        <w:widowControl/>
+        <w:jc w:val="left"/>
+        <w:rPr>
+          <w:b/>
+          <w:bCs/>
+        </w:rPr>
+      </w:pPr>
+    </w:p>
+    <w:p>
+      <w:pPr>
+        <w:widowControl/>
+        <w:jc w:val="left"/>
+        <w:rPr>
+          <w:b/>
+          <w:bCs/>
+        </w:rPr>
+      </w:pPr>
+      <w:r>
+        <w:rPr>
+          <w:rFonts w:hint="eastAsia"/>
+          <w:b/>
+          <w:bCs/>
+        </w:rPr>
+        <w:t>无语适应度函数换为自己建模的分量法原来的收敛立刻加快了很多。</w:t>
+      </w:r>
+    </w:p>
+    <w:p>
+      <w:pPr>
+        <w:widowControl/>
+        <w:jc w:val="left"/>
+        <w:rPr>
+          <w:b/>
+          <w:bCs/>
+        </w:rPr>
+      </w:pPr>
+      <w:r>
+        <w:rPr>
+          <w:rFonts w:hint="eastAsia"/>
+          <w:b/>
+          <w:bCs/>
+        </w:rPr>
+        <w:t>所以替换适应度函数对应的效果下，其实p</w:t>
+      </w:r>
+      <w:r>
+        <w:rPr>
+          <w:b/>
+          <w:bCs/>
+        </w:rPr>
+        <w:t>-guide</w:t>
+      </w:r>
+      <w:r>
+        <w:rPr>
+          <w:rFonts w:hint="eastAsia"/>
+          <w:b/>
+          <w:bCs/>
+        </w:rPr>
+        <w:t>根本没什么效果。或者是节点数目太多了，直接改为2</w:t>
+      </w:r>
+      <w:r>
+        <w:rPr>
+          <w:b/>
+          <w:bCs/>
+        </w:rPr>
+        <w:t>0</w:t>
+      </w:r>
+      <w:r>
+        <w:rPr>
+          <w:rFonts w:hint="eastAsia"/>
+          <w:b/>
+          <w:bCs/>
+        </w:rPr>
+        <w:t>节点尝试效果</w:t>
+      </w:r>
+    </w:p>
+    <w:p>
+      <w:pPr>
+        <w:widowControl/>
+        <w:jc w:val="left"/>
+        <w:rPr>
+          <w:b/>
+          <w:bCs/>
+        </w:rPr>
+      </w:pPr>
+      <w:r>
+        <w:rPr>
+          <w:b/>
+          <w:bCs/>
+        </w:rPr>
+        <w:br/>
+      </w:r>
+      <w:r>
+        <w:rPr>
+          <w:b/>
+          <w:bCs/>
+        </w:rPr>
+        <w:br/>
+      </w:r>
+      <w:r>
+        <w:rPr>
+          <w:rFonts w:hint="eastAsia"/>
+          <w:b/>
+          <w:bCs/>
+        </w:rPr>
+        <w:t>修改为2</w:t>
+      </w:r>
+      <w:r>
+        <w:rPr>
+          <w:b/>
+          <w:bCs/>
+        </w:rPr>
+        <w:t>0</w:t>
+      </w:r>
+      <w:r>
+        <w:rPr>
+          <w:rFonts w:hint="eastAsia"/>
+          <w:b/>
+          <w:bCs/>
+        </w:rPr>
+        <w:t>个节点，四个干扰</w:t>
+      </w:r>
+      <w:r>
+        <w:rPr>
+          <w:rFonts w:hint="eastAsia"/>
+          <w:b/>
+          <w:bCs/>
+        </w:rPr>
+        <w:t>：有一点加快的效果，但是不确定是不是因为方差的问题。</w:t>
+      </w:r>
+    </w:p>
+    <w:p>
+      <w:pPr>
+        <w:widowControl/>
+        <w:jc w:val="left"/>
+        <w:rPr>
+          <w:b/>
+          <w:bCs/>
+        </w:rPr>
+      </w:pPr>
+      <w:r>
+        <w:rPr>
+          <w:rFonts w:hint="eastAsia"/>
+          <w:b/>
+          <w:bCs/>
+        </w:rPr>
+        <w:t>结论是一个fitness函数设计就能够有效提升效果。</w:t>
+      </w:r>
+      <w:r>
+        <w:rPr>
+          <w:rFonts w:hint="eastAsia"/>
+          <w:b/>
+          <w:bCs/>
+        </w:rPr>
+        <w:t>个体数太多了是不是。还是我的位置没更新导致计算的连通分量有问题，为什么给出对应的算法这么容易全连通。</w:t>
+      </w:r>
+    </w:p>
+    <w:p>
+      <w:pPr>
+        <w:widowControl/>
+        <w:jc w:val="left"/>
+        <w:rPr>
+          <w:rFonts w:hint="eastAsia"/>
+          <w:b/>
+          <w:bCs/>
+        </w:rPr>
+      </w:pPr>
+    </w:p>
+    <w:p>
+      <w:pPr>
+        <w:widowControl/>
+        <w:jc w:val="left"/>
+        <w:rPr>
+          <w:b/>
+          <w:bCs/>
+        </w:rPr>
+      </w:pPr>
+      <w:r>
+        <w:rPr>
+          <w:b/>
+          <w:bCs/>
+        </w:rPr>
+        <w:t>Pkill -</w:t>
+      </w:r>
+      <w:r>
+        <w:rPr>
+          <w:rFonts w:hint="eastAsia"/>
+          <w:b/>
+          <w:bCs/>
+        </w:rPr>
+        <w:t>u</w:t>
+      </w:r>
+      <w:r>
+        <w:rPr>
+          <w:b/>
+          <w:bCs/>
+        </w:rPr>
+        <w:t xml:space="preserve"> hyl</w:t>
+      </w:r>
+    </w:p>
+    <w:p>
+      <w:pPr>
+        <w:widowControl/>
+        <w:jc w:val="left"/>
+        <w:rPr>
+          <w:b/>
+          <w:bCs/>
+        </w:rPr>
+      </w:pPr>
+    </w:p>
+    <w:p>
+      <w:pPr>
+        <w:widowControl/>
+        <w:jc w:val="left"/>
+        <w:rPr>
+          <w:b/>
+          <w:bCs/>
+        </w:rPr>
+      </w:pPr>
+      <w:r>
+        <w:rPr>
+          <w:rFonts w:hint="eastAsia"/>
+          <w:b/>
+          <w:bCs/>
+        </w:rPr>
+        <w:t>M</w:t>
+      </w:r>
+      <w:r>
+        <w:rPr>
+          <w:b/>
+          <w:bCs/>
+        </w:rPr>
+        <w:t>OEA/D-DE</w:t>
+      </w:r>
+    </w:p>
+    <w:p>
+      <w:pPr>
+        <w:widowControl/>
+        <w:jc w:val="left"/>
+        <w:rPr>
+          <w:b/>
+          <w:bCs/>
+        </w:rPr>
+      </w:pPr>
+      <w:r>
+        <w:rPr>
+          <w:b/>
+          <w:bCs/>
+        </w:rPr>
+        <w:t>NAG-ii</w:t>
+      </w:r>
+      <w:r>
+        <w:rPr>
+          <w:rFonts w:hint="eastAsia"/>
+          <w:b/>
+          <w:bCs/>
+        </w:rPr>
+        <w:t>i</w:t>
+      </w:r>
+    </w:p>
+    <w:p>
+      <w:pPr>
+        <w:widowControl/>
+        <w:jc w:val="left"/>
+        <w:rPr>
+          <w:b/>
+          <w:bCs/>
+        </w:rPr>
+      </w:pPr>
+      <w:r>
+        <w:rPr>
+          <w:b/>
+          <w:bCs/>
+        </w:rPr>
+        <w:t>MOEA/D-MTDE</w:t>
+      </w:r>
+    </w:p>
+    <w:p>
+      <w:pPr>
+        <w:widowControl/>
+        <w:jc w:val="left"/>
+        <w:rPr>
+          <w:b/>
+          <w:bCs/>
+        </w:rPr>
+      </w:pPr>
+    </w:p>
+    <w:p>
+      <w:pPr>
+        <w:pStyle w:val="a"/>
+        <w:ind w:left="420" w:hanging="420"/>
+      </w:pPr>
+      <w:r>
+        <w:rPr>
+          <w:rFonts w:hint="eastAsia"/>
+        </w:rPr>
+        <w:t>对比指标:</w:t>
+      </w:r>
+      <w:r>
+        <w:t>IGD</w:t>
+      </w:r>
+      <w:r>
+        <w:rPr>
+          <w:rFonts w:hint="eastAsia"/>
+        </w:rPr>
+        <w:t>：衡量收敛性和覆盖性</w:t>
+      </w:r>
+    </w:p>
+    <w:p>
+      <w:pPr>
+        <w:pStyle w:val="a"/>
+        <w:ind w:left="420" w:hanging="420"/>
+      </w:pPr>
+      <w:r>
+        <w:rPr>
+          <w:rFonts w:hint="eastAsia"/>
+        </w:rPr>
+        <w:t>对比指标H</w:t>
+      </w:r>
+      <w:r>
+        <w:t xml:space="preserve">V: </w:t>
+      </w:r>
+      <w:r>
+        <w:rPr>
+          <w:rFonts w:hint="eastAsia"/>
+        </w:rPr>
+        <w:t>超体积</w:t>
+      </w:r>
+    </w:p>
+    <w:p>
+      <w:pPr>
+        <w:pStyle w:val="a"/>
+        <w:ind w:left="420" w:hanging="420"/>
+        <w:rPr>
+          <w:rFonts w:hint="eastAsia"/>
+        </w:rPr>
+      </w:pPr>
+      <w:r>
+        <w:rPr>
+          <w:rFonts w:hint="eastAsia"/>
+        </w:rPr>
+        <w:t>对比指标：3</w:t>
+      </w:r>
+      <w:r>
+        <w:t>0</w:t>
+      </w:r>
+      <w:r>
+        <w:rPr>
+          <w:rFonts w:hint="eastAsia"/>
+        </w:rPr>
+        <w:t>次对比，s</w:t>
+      </w:r>
+      <w:r>
+        <w:t>td</w:t>
+      </w:r>
+      <w:r>
+        <w:rPr>
+          <w:rFonts w:hint="eastAsia"/>
+        </w:rPr>
+        <w:t>等</w:t>
+      </w:r>
+    </w:p>
+    <w:p>
+      <w:pPr>
+        <w:widowControl/>
+        <w:jc w:val="left"/>
+        <w:rPr>
+          <w:rFonts w:hint="eastAsia"/>
+          <w:b/>
+          <w:bCs/>
+        </w:rPr>
+      </w:pPr>
+    </w:p>
+    <w:p>
+      <w:pPr>
+        <w:widowControl/>
+        <w:jc w:val="left"/>
+        <w:rPr>
+          <w:b/>
+          <w:bCs/>
+        </w:rPr>
+      </w:pPr>
+      <w:r>
+        <w:rPr>
+          <w:rFonts w:hint="eastAsia"/>
+          <w:b/>
+          <w:bCs/>
+        </w:rPr>
+        <w:t>再对比一个naga</w:t>
+      </w:r>
+      <w:r>
+        <w:rPr>
+          <w:b/>
+          <w:bCs/>
+        </w:rPr>
+        <w:t>-II</w:t>
+      </w:r>
+      <w:r>
+        <w:rPr>
+          <w:rFonts w:hint="eastAsia"/>
+          <w:b/>
+          <w:bCs/>
+        </w:rPr>
+        <w:t>的算法</w:t>
+      </w:r>
+      <w:r>
+        <w:rPr>
+          <w:rFonts w:hint="eastAsia"/>
+          <w:b/>
+          <w:bCs/>
+        </w:rPr>
+        <w:t>。</w:t>
+      </w:r>
+    </w:p>
+    <w:p>
+      <w:pPr>
+        <w:widowControl/>
+        <w:jc w:val="left"/>
+        <w:rPr>
+          <w:b/>
+          <w:bCs/>
+        </w:rPr>
+      </w:pPr>
+      <w:r>
+        <w:rPr>
+          <w:rFonts w:hint="eastAsia"/>
+          <w:b/>
+          <w:bCs/>
+        </w:rPr>
+        <w:t>对比结束后应该怎么做呢。</w:t>
+      </w:r>
+    </w:p>
+    <w:p>
+      <w:pPr>
+        <w:widowControl/>
+        <w:jc w:val="left"/>
+        <w:rPr>
+          <w:b/>
+          <w:bCs/>
+        </w:rPr>
+      </w:pPr>
+    </w:p>
+    <w:p>
+      <w:pPr>
+        <w:widowControl/>
+        <w:jc w:val="left"/>
+        <w:rPr>
+          <w:b/>
+          <w:bCs/>
+        </w:rPr>
+      </w:pPr>
+      <w:r>
+        <w:rPr>
+          <w:rFonts w:hint="eastAsia"/>
+          <w:b/>
+          <w:bCs/>
+        </w:rPr>
+        <w:t>如果对比结束都没有收益，那么重点应该直接放在后续的路径规划上。部署计算节点进行对应的规划采用mtde。并且得到最少覆盖节点。</w:t>
+      </w:r>
+    </w:p>
+    <w:p>
+      <w:pPr>
+        <w:widowControl/>
+        <w:jc w:val="left"/>
+        <w:rPr>
+          <w:b/>
+          <w:bCs/>
+        </w:rPr>
+      </w:pPr>
+      <w:r>
+        <w:rPr>
+          <w:rFonts w:hint="eastAsia"/>
+          <w:b/>
+          <w:bCs/>
+        </w:rPr>
+        <w:lastRenderedPageBreak/>
+        <w:t>然后规划阶段采用mbst</w:t>
+      </w:r>
+      <w:r>
+        <w:rPr>
+          <w:b/>
+          <w:bCs/>
+        </w:rPr>
+        <w:t>-</w:t>
+      </w:r>
+      <w:r>
+        <w:rPr>
+          <w:rFonts w:hint="eastAsia"/>
+          <w:b/>
+          <w:bCs/>
+        </w:rPr>
+        <w:t>apf进行规划，</w:t>
+      </w:r>
+      <w:r>
+        <w:rPr>
+          <w:b/>
+          <w:bCs/>
+        </w:rPr>
+        <w:br/>
+      </w:r>
+      <w:r>
+        <w:rPr>
+          <w:rFonts w:hint="eastAsia"/>
+          <w:b/>
+          <w:bCs/>
+        </w:rPr>
+        <w:t>采用rrt</w:t>
+      </w:r>
+      <w:r>
+        <w:rPr>
+          <w:b/>
+          <w:bCs/>
+        </w:rPr>
+        <w:t xml:space="preserve">* + </w:t>
+      </w:r>
+      <w:r>
+        <w:rPr>
+          <w:rFonts w:hint="eastAsia"/>
+          <w:b/>
+          <w:bCs/>
+        </w:rPr>
+        <w:t>apf的引导部分，每个节点都以一段步长进行对应的采样，限制对饮的维度在2</w:t>
+      </w:r>
+      <w:r>
+        <w:rPr>
+          <w:b/>
+          <w:bCs/>
+        </w:rPr>
+        <w:t>00</w:t>
+      </w:r>
+      <w:r>
+        <w:rPr>
+          <w:rFonts w:hint="eastAsia"/>
+          <w:b/>
+          <w:bCs/>
+        </w:rPr>
+        <w:t>以内，然后再通过mtde进行优化从而保证对应的效果，感觉不太好，直接使用rrt*</w:t>
+      </w:r>
+      <w:r>
+        <w:rPr>
+          <w:rFonts w:hint="eastAsia"/>
+          <w:b/>
+          <w:bCs/>
+        </w:rPr>
+        <w:t>采样后再用mtd</w:t>
+      </w:r>
+      <w:r>
+        <w:rPr>
+          <w:b/>
+          <w:bCs/>
+        </w:rPr>
+        <w:t>e</w:t>
+      </w:r>
+      <w:r>
+        <w:rPr>
+          <w:rFonts w:hint="eastAsia"/>
+          <w:b/>
+          <w:bCs/>
+        </w:rPr>
+        <w:t>进行优化</w:t>
+      </w:r>
+      <w:r>
+        <w:rPr>
+          <w:rFonts w:hint="eastAsia"/>
+          <w:b/>
+          <w:bCs/>
+        </w:rPr>
+        <w:t>。</w:t>
+      </w:r>
+    </w:p>
+    <w:p>
+      <w:pPr>
+        <w:widowControl/>
+        <w:jc w:val="left"/>
+        <w:rPr>
+          <w:b/>
+          <w:bCs/>
+        </w:rPr>
+      </w:pPr>
+    </w:p>
+    <w:p>
+      <w:pPr>
+        <w:widowControl/>
+        <w:jc w:val="left"/>
+        <w:rPr>
+          <w:b/>
+          <w:bCs/>
+        </w:rPr>
+      </w:pPr>
+    </w:p>
+    <w:p>
+      <w:pPr>
+        <w:widowControl/>
+        <w:jc w:val="left"/>
+        <w:rPr>
+          <w:b/>
+          <w:bCs/>
+        </w:rPr>
+      </w:pPr>
+    </w:p>
+    <w:p>
+      <w:pPr>
+        <w:widowControl/>
+        <w:jc w:val="left"/>
+        <w:rPr>
+          <w:b/>
+          <w:bCs/>
+        </w:rPr>
+      </w:pPr>
+      <w:r>
+        <w:rPr>
+          <w:rFonts w:hint="eastAsia"/>
+          <w:b/>
+          <w:bCs/>
+        </w:rPr>
+        <w:t>我又有一个想法:</w:t>
+      </w:r>
+      <w:r>
+        <w:rPr>
+          <w:b/>
+          <w:bCs/>
+        </w:rPr>
+        <w:br/>
+      </w:r>
+      <w:r>
+        <w:rPr>
+          <w:rFonts w:hint="eastAsia"/>
+          <w:b/>
+          <w:bCs/>
+        </w:rPr>
+        <w:t>把每个点单独的覆盖面积也制作成对应的势场图，归一化梯度，放在和功率引导部分进行对应，如果fitness不碰撞了，则覆盖权重增加，如果fitness碰撞，则覆盖面积权重引导增加</w:t>
+      </w:r>
+    </w:p>
+    <w:p>
+      <w:pPr>
+        <w:widowControl/>
+        <w:jc w:val="left"/>
+        <w:rPr>
+          <w:b/>
+          <w:bCs/>
+        </w:rPr>
+      </w:pPr>
+    </w:p>
+    <w:p>
+      <w:pPr>
+        <w:widowControl/>
+        <w:jc w:val="left"/>
+        <w:rPr>
+          <w:b/>
+          <w:bCs/>
+        </w:rPr>
+      </w:pPr>
+    </w:p>
+    <w:p>
+      <w:pPr>
+        <w:widowControl/>
+        <w:jc w:val="left"/>
+        <w:rPr>
+          <w:b/>
+          <w:bCs/>
+        </w:rPr>
+      </w:pPr>
+    </w:p>
+    <w:p>
+      <w:pPr>
+        <w:widowControl/>
+        <w:jc w:val="left"/>
+        <w:rPr>
+          <w:b/>
+          <w:bCs/>
+        </w:rPr>
+      </w:pPr>
+      <w:r>
+        <w:rPr>
+          <w:rFonts w:hint="eastAsia"/>
+          <w:b/>
+          <w:bCs/>
+        </w:rPr>
+        <w:t>维数增加，减少覆盖安慰，用更多的无人机增加维度，</w:t>
+      </w:r>
+    </w:p>
+    <w:p>
+      <w:pPr>
+        <w:widowControl/>
+        <w:jc w:val="left"/>
+        <w:rPr>
+          <w:b/>
+          <w:bCs/>
+        </w:rPr>
+      </w:pPr>
+    </w:p>
+    <w:p>
+      <w:pPr>
+        <w:widowControl/>
+        <w:jc w:val="left"/>
+        <w:rPr>
+          <w:b/>
+          <w:bCs/>
+        </w:rPr>
+      </w:pPr>
+    </w:p>
+    <w:p>
+      <w:pPr>
+        <w:widowControl/>
+        <w:jc w:val="left"/>
+        <w:rPr>
+          <w:b/>
+          <w:bCs/>
+        </w:rPr>
+      </w:pPr>
+      <w:r>
+        <w:rPr>
+          <w:rFonts w:hint="eastAsia"/>
+          <w:b/>
+          <w:bCs/>
+        </w:rPr>
+        <w:t>①减少覆盖范围增加无人机数目-&gt;问题维度增加</w:t>
+      </w:r>
+    </w:p>
+    <w:p>
+      <w:pPr>
+        <w:widowControl/>
+        <w:jc w:val="left"/>
+        <w:rPr>
+          <w:b/>
+          <w:bCs/>
+        </w:rPr>
+      </w:pPr>
+      <w:r>
+        <w:rPr>
+          <w:rFonts w:hint="eastAsia"/>
+          <w:b/>
+          <w:bCs/>
+        </w:rPr>
+        <w:t>②增加建筑数量-&gt;直接增加非视距情况</w:t>
+      </w:r>
+    </w:p>
+    <w:p>
+      <w:pPr>
+        <w:widowControl/>
+        <w:jc w:val="left"/>
+        <w:rPr>
+          <w:b/>
+          <w:bCs/>
+        </w:rPr>
+      </w:pPr>
+      <w:r>
+        <w:rPr>
+          <w:rFonts w:hint="eastAsia"/>
+          <w:b/>
+          <w:bCs/>
+        </w:rPr>
+        <w:t>③</w:t>
+      </w:r>
+      <w:r>
+        <w:rPr>
+          <w:rFonts w:hint="eastAsia"/>
+          <w:b/>
+          <w:bCs/>
+        </w:rPr>
+        <w:t>增加</w:t>
+      </w:r>
+    </w:p>
+    <w:p>
+      <w:pPr>
+        <w:widowControl/>
+        <w:jc w:val="left"/>
+        <w:rPr>
+          <w:b/>
+          <w:bCs/>
+        </w:rPr>
+      </w:pPr>
+    </w:p>
+    <w:p>
+      <w:pPr>
+        <w:widowControl/>
+        <w:jc w:val="left"/>
+        <w:rPr>
+          <w:b/>
+          <w:bCs/>
+        </w:rPr>
+      </w:pPr>
+      <w:r>
+        <w:rPr>
+          <w:rFonts w:hint="eastAsia"/>
+          <w:b/>
+          <w:bCs/>
+        </w:rPr>
+        <w:t>直接</w:t>
+      </w:r>
+    </w:p>
+    <w:p>
+      <w:pPr>
+        <w:widowControl/>
+        <w:jc w:val="left"/>
+        <w:rPr>
+          <w:b/>
+          <w:bCs/>
+        </w:rPr>
+      </w:pPr>
+    </w:p>
+    <w:p>
+      <w:pPr>
+        <w:widowControl/>
+        <w:jc w:val="left"/>
+        <w:rPr>
+          <w:rFonts w:hint="eastAsia"/>
+          <w:b/>
+          <w:bCs/>
+        </w:rPr>
+      </w:pPr>
+    </w:p>
+    <w:p>
+      <w:pPr>
+        <w:widowControl/>
+        <w:jc w:val="left"/>
+        <w:rPr>
+          <w:b/>
+          <w:bCs/>
+        </w:rPr>
+      </w:pPr>
+      <w:r>
+        <w:rPr>
+          <w:rFonts w:hint="eastAsia"/>
+          <w:b/>
+          <w:bCs/>
+        </w:rPr>
+        <w:t>梯度引导/</w:t>
+      </w:r>
+      <w:r>
+        <w:rPr>
+          <w:b/>
+          <w:bCs/>
+        </w:rPr>
+        <w:t>搜索信息增强</w:t>
+      </w:r>
+      <w:r>
+        <w:rPr>
+          <w:b/>
+          <w:bCs/>
+        </w:rPr>
+        <w:br/>
+      </w:r>
+      <w:r>
+        <w:rPr>
+          <w:b/>
+          <w:bCs/>
+        </w:rPr>
+        <w:br/>
+      </w:r>
+      <w:r>
+        <w:rPr>
+          <w:rFonts w:hint="eastAsia"/>
+          <w:b/>
+          <w:bCs/>
+        </w:rPr>
+        <w:t>这个干扰和覆盖根本没有胜出</w:t>
+      </w:r>
+    </w:p>
+    <w:p>
+      <w:pPr>
+        <w:widowControl/>
+        <w:jc w:val="left"/>
+        <w:rPr>
+          <w:b/>
+          <w:bCs/>
+        </w:rPr>
+      </w:pPr>
+    </w:p>
+    <w:p>
+      <w:pPr>
+        <w:widowControl/>
+        <w:jc w:val="left"/>
+        <w:rPr>
+          <w:b/>
+          <w:bCs/>
+        </w:rPr>
+      </w:pPr>
+    </w:p>
+    <w:p>
+      <w:pPr>
+        <w:widowControl/>
+        <w:jc w:val="left"/>
+        <w:rPr>
+          <w:b/>
+          <w:bCs/>
+        </w:rPr>
+      </w:pPr>
+      <w:r>
+        <w:rPr>
+          <w:rFonts w:hint="eastAsia"/>
+          <w:b/>
+          <w:bCs/>
+        </w:rPr>
+        <w:t>分别根据子问题空间的权重进行覆盖面积或者对应的功率低的地方引导，从而有效地提高。</w:t>
+      </w:r>
+      <w:r>
+        <w:rPr>
+          <w:b/>
+          <w:bCs/>
+        </w:rPr>
+        <w:br/>
+      </w:r>
+      <w:r>
+        <w:rPr>
+          <w:rFonts w:hint="eastAsia"/>
+          <w:b/>
+          <w:bCs/>
+        </w:rPr>
+        <w:t>1</w:t>
+      </w:r>
+      <w:r>
+        <w:rPr>
+          <w:b/>
+          <w:bCs/>
+        </w:rPr>
+        <w:t>.</w:t>
+      </w:r>
+      <w:r>
+        <w:rPr>
+          <w:rFonts w:hint="eastAsia"/>
+          <w:b/>
+          <w:bCs/>
+        </w:rPr>
+        <w:t>覆盖面积：①预计算哪些位置单个覆盖面积大，直接朝向那些区域移动。</w:t>
+      </w:r>
+      <w:r>
+        <w:rPr>
+          <w:b/>
+          <w:bCs/>
+        </w:rPr>
+        <w:br/>
+      </w:r>
+      <w:r>
+        <w:rPr>
+          <w:rFonts w:hint="eastAsia"/>
+          <w:b/>
+          <w:bCs/>
+        </w:rPr>
+        <w:t>②检查当前个体有哪些空洞没有覆盖，设计机制直接生成不同无人机的引导方向。计算量特别大，感觉很难实现。</w:t>
+      </w:r>
+      <w:r>
+        <w:rPr>
+          <w:b/>
+          <w:bCs/>
+        </w:rPr>
+        <w:br/>
+        <w:t>2.</w:t>
+      </w:r>
+      <w:r>
+        <w:rPr>
+          <w:rFonts w:hint="eastAsia"/>
+          <w:b/>
+          <w:bCs/>
+        </w:rPr>
+        <w:t>连通强度：j①与计算所有位置干扰的强度，直接朝梯度引导方向移动。</w:t>
+      </w:r>
+    </w:p>
+    <w:p>
+      <w:pPr>
+        <w:widowControl/>
+        <w:jc w:val="left"/>
+        <w:rPr>
+          <w:rFonts w:hint="eastAsia"/>
+          <w:b/>
+          <w:bCs/>
+        </w:rPr>
+      </w:pPr>
+      <w:r>
+        <w:rPr>
+          <w:rFonts w:hint="eastAsia"/>
+          <w:b/>
+          <w:bCs/>
+        </w:rPr>
+        <w:t>②移动向低干扰功率的同时直接，向心聚集减少无人机之间的距离，提高连通度。</w:t>
+      </w:r>
+    </w:p>
+    <w:p>
+      <w:pPr>
+        <w:widowControl/>
+        <w:jc w:val="left"/>
+        <w:rPr>
+          <w:b/>
+          <w:bCs/>
+        </w:rPr>
+      </w:pPr>
+    </w:p>
+    <w:p>
+      <w:pPr>
+        <w:widowControl/>
+        <w:jc w:val="left"/>
+        <w:rPr>
+          <w:b/>
+          <w:bCs/>
+        </w:rPr>
+      </w:pPr>
+    </w:p>
+    <w:p>
+      <w:pPr>
+        <w:widowControl/>
+        <w:jc w:val="left"/>
+        <w:rPr>
+          <w:b/>
+          <w:bCs/>
+        </w:rPr>
+      </w:pPr>
+      <w:r>
+        <w:rPr>
+          <w:rFonts w:hint="eastAsia"/>
+          <w:b/>
+          <w:bCs/>
+        </w:rPr>
+        <w:t>1</w:t>
+      </w:r>
+      <w:r>
+        <w:rPr>
+          <w:b/>
+          <w:bCs/>
+        </w:rPr>
+        <w:t>2-25:</w:t>
+      </w:r>
+    </w:p>
+    <w:p>
+      <w:pPr>
+        <w:widowControl/>
+        <w:jc w:val="left"/>
+        <w:rPr>
+          <w:b/>
+          <w:bCs/>
+        </w:rPr>
+      </w:pPr>
+      <w:r>
+        <w:rPr>
+          <w:rFonts w:hint="eastAsia"/>
+          <w:b/>
+          <w:bCs/>
+        </w:rPr>
+        <w:t>跑moea</w:t>
+      </w:r>
+      <w:r>
+        <w:rPr>
+          <w:b/>
+          <w:bCs/>
+        </w:rPr>
+        <w:t>-mtde</w:t>
+      </w:r>
+      <w:r>
+        <w:rPr>
+          <w:rFonts w:hint="eastAsia"/>
+          <w:b/>
+          <w:bCs/>
+        </w:rPr>
+        <w:t>修改版看帕累托前沿是什么，绘图比较</w:t>
+      </w:r>
+    </w:p>
+    <w:p>
+      <w:pPr>
+        <w:widowControl/>
+        <w:jc w:val="left"/>
+        <w:rPr>
+          <w:b/>
+          <w:bCs/>
+        </w:rPr>
+      </w:pPr>
+      <w:r>
+        <w:rPr>
+          <w:rFonts w:hint="eastAsia"/>
+          <w:b/>
+          <w:bCs/>
+        </w:rPr>
+        <w:t>如果效果好，把这个覆盖引导和连通引导移植到cp</w:t>
+      </w:r>
+      <w:r>
+        <w:rPr>
+          <w:b/>
+          <w:bCs/>
+        </w:rPr>
+        <w:t>-mtde</w:t>
+      </w:r>
+      <w:r>
+        <w:rPr>
+          <w:rFonts w:hint="eastAsia"/>
+          <w:b/>
+          <w:bCs/>
+        </w:rPr>
+        <w:t>中</w:t>
+      </w:r>
+    </w:p>
+    <w:p>
+      <w:pPr>
+        <w:widowControl/>
+        <w:jc w:val="left"/>
+        <w:rPr>
+          <w:b/>
+          <w:bCs/>
+        </w:rPr>
+      </w:pPr>
+      <w:r>
+        <w:rPr>
+          <w:rFonts w:hint="eastAsia"/>
+          <w:b/>
+          <w:bCs/>
+        </w:rPr>
+        <w:t>设计二者自适应权重的效果。</w:t>
+      </w:r>
+    </w:p>
+    <w:p>
+      <w:pPr>
+        <w:widowControl/>
+        <w:jc w:val="left"/>
+        <w:rPr>
+          <w:b/>
+          <w:bCs/>
+        </w:rPr>
+      </w:pPr>
+    </w:p>
+    <w:p>
+      <w:pPr>
+        <w:widowControl/>
+        <w:jc w:val="left"/>
+        <w:rPr>
+          <w:b/>
+          <w:bCs/>
+        </w:rPr>
+      </w:pPr>
+    </w:p>
+    <w:p>
+      <w:pPr>
+        <w:widowControl/>
+        <w:jc w:val="left"/>
+        <w:rPr>
+          <w:b/>
+          <w:bCs/>
+        </w:rPr>
+      </w:pPr>
+      <w:r>
+        <w:rPr>
+          <w:rFonts w:hint="eastAsia"/>
+          <w:b/>
+          <w:bCs/>
+        </w:rPr>
+        <w:lastRenderedPageBreak/>
+        <w:t>需要实际绘制一下对应的效果。看实际的引导方向是否合理。</w:t>
+      </w:r>
+    </w:p>
+    <w:p>
+      <w:pPr>
+        <w:widowControl/>
+        <w:jc w:val="left"/>
+        <w:rPr>
+          <w:b/>
+          <w:bCs/>
+        </w:rPr>
+      </w:pPr>
+    </w:p>
+    <w:p>
+      <w:pPr>
+        <w:widowControl/>
+        <w:jc w:val="left"/>
+        <w:rPr>
+          <w:b/>
+          <w:bCs/>
+        </w:rPr>
+      </w:pPr>
+    </w:p>
+    <w:p>
+      <w:pPr>
+        <w:widowControl/>
+        <w:jc w:val="left"/>
+        <w:rPr>
+          <w:b/>
+          <w:bCs/>
+          <w:color w:val="FF0000"/>
+        </w:rPr>
+      </w:pPr>
+      <w:r>
+        <w:rPr>
+          <w:rFonts w:hint="eastAsia"/>
+          <w:b/>
+          <w:bCs/>
+        </w:rPr>
+        <w:t>基于干扰和覆盖贪心的初始化。</w:t>
+      </w:r>
+      <w:r>
+        <w:rPr>
+          <w:b/>
+          <w:bCs/>
+        </w:rPr>
+        <w:br/>
+      </w:r>
+      <w:r>
+        <w:rPr>
+          <w:b/>
+          <w:bCs/>
+        </w:rPr>
+        <w:br/>
+      </w:r>
+      <w:r>
+        <w:rPr>
+          <w:b/>
+          <w:bCs/>
+        </w:rPr>
+        <w:br/>
+      </w:r>
+      <w:r>
+        <w:rPr>
+          <w:b/>
+          <w:bCs/>
+          <w:color w:val="FF0000"/>
+        </w:rPr>
+        <w:t>MOEA/D 不是“群体自由交配”，而是：</w:t>
+      </w:r>
+    </w:p>
+    <w:p>
+      <w:pPr>
+        <w:widowControl/>
+        <w:numPr>
+          <w:ilvl w:val="0"/>
+          <w:numId w:val="5"/>
+        </w:numPr>
+        <w:jc w:val="left"/>
+        <w:rPr>
+          <w:b/>
+          <w:bCs/>
+          <w:color w:val="FF0000"/>
+        </w:rPr>
+      </w:pPr>
+      <w:r>
+        <w:rPr>
+          <w:b/>
+          <w:bCs/>
+          <w:color w:val="FF0000"/>
+        </w:rPr>
+        <w:t>每个个体负责一个子问题</w:t>
+      </w:r>
+    </w:p>
+    <w:p>
+      <w:pPr>
+        <w:widowControl/>
+        <w:numPr>
+          <w:ilvl w:val="0"/>
+          <w:numId w:val="5"/>
+        </w:numPr>
+        <w:jc w:val="left"/>
+        <w:rPr>
+          <w:b/>
+          <w:bCs/>
+          <w:color w:val="FF0000"/>
+        </w:rPr>
+      </w:pPr>
+      <w:r>
+        <w:rPr>
+          <w:b/>
+          <w:bCs/>
+          <w:color w:val="FF0000"/>
+        </w:rPr>
+        <w:t>权重向量 ≈ 搜索方向</w:t>
+      </w:r>
+    </w:p>
+    <w:p>
+      <w:pPr>
+        <w:widowControl/>
+        <w:jc w:val="left"/>
+        <w:rPr>
+          <w:b/>
+          <w:bCs/>
+          <w:color w:val="FF0000"/>
+        </w:rPr>
+      </w:pPr>
+      <w:r>
+        <w:rPr>
+          <w:b/>
+          <w:bCs/>
+          <w:color w:val="FF0000"/>
+        </w:rPr>
+        <w:t>这意味着：</w:t>
+      </w:r>
+    </w:p>
+    <w:p>
+      <w:pPr>
+        <w:widowControl/>
+        <w:jc w:val="left"/>
+        <w:rPr>
+          <w:b/>
+          <w:bCs/>
+          <w:color w:val="FF0000"/>
+        </w:rPr>
+      </w:pPr>
+      <w:r>
+        <w:rPr>
+          <w:b/>
+          <w:bCs/>
+          <w:color w:val="FF0000"/>
+        </w:rPr>
+        <w:t>种群规模 ≈ Pareto 前沿分辨率</w:t>
+      </w:r>
+    </w:p>
+    <w:p>
+      <w:pPr>
+        <w:widowControl/>
+        <w:jc w:val="left"/>
+        <w:rPr>
+          <w:b/>
+          <w:bCs/>
+          <w:color w:val="FF0000"/>
+        </w:rPr>
+      </w:pPr>
+      <w:r>
+        <w:rPr>
+          <w:b/>
+          <w:bCs/>
+          <w:color w:val="FF0000"/>
+        </w:rPr>
+        <w:t>双目标下：</w:t>
+      </w:r>
+    </w:p>
+    <w:p>
+      <w:pPr>
+        <w:widowControl/>
+        <w:numPr>
+          <w:ilvl w:val="0"/>
+          <w:numId w:val="6"/>
+        </w:numPr>
+        <w:jc w:val="left"/>
+        <w:rPr>
+          <w:b/>
+          <w:bCs/>
+          <w:color w:val="FF0000"/>
+        </w:rPr>
+      </w:pPr>
+      <w:r>
+        <w:rPr>
+          <w:b/>
+          <w:bCs/>
+          <w:color w:val="FF0000"/>
+        </w:rPr>
+        <w:t>100 个体 → 前沿只有 100 个离散方向</w:t>
+      </w:r>
+    </w:p>
+    <w:p>
+      <w:pPr>
+        <w:widowControl/>
+        <w:numPr>
+          <w:ilvl w:val="0"/>
+          <w:numId w:val="6"/>
+        </w:numPr>
+        <w:jc w:val="left"/>
+        <w:rPr>
+          <w:b/>
+          <w:bCs/>
+          <w:color w:val="FF0000"/>
+        </w:rPr>
+      </w:pPr>
+      <w:r>
+        <w:rPr>
+          <w:b/>
+          <w:bCs/>
+          <w:color w:val="FF0000"/>
+        </w:rPr>
+        <w:t>每个方向还要承担：</w:t>
+      </w:r>
+    </w:p>
+    <w:p>
+      <w:pPr>
+        <w:widowControl/>
+        <w:numPr>
+          <w:ilvl w:val="1"/>
+          <w:numId w:val="6"/>
+        </w:numPr>
+        <w:jc w:val="left"/>
+        <w:rPr>
+          <w:b/>
+          <w:bCs/>
+          <w:color w:val="FF0000"/>
+        </w:rPr>
+      </w:pPr>
+      <w:r>
+        <w:rPr>
+          <w:b/>
+          <w:bCs/>
+          <w:color w:val="FF0000"/>
+        </w:rPr>
+        <w:t>50 维空间探索</w:t>
+      </w:r>
+    </w:p>
+    <w:p>
+      <w:pPr>
+        <w:widowControl/>
+        <w:numPr>
+          <w:ilvl w:val="1"/>
+          <w:numId w:val="6"/>
+        </w:numPr>
+        <w:jc w:val="left"/>
+        <w:rPr>
+          <w:b/>
+          <w:bCs/>
+          <w:color w:val="FF0000"/>
+        </w:rPr>
+      </w:pPr>
+      <w:r>
+        <w:rPr>
+          <w:b/>
+          <w:bCs/>
+          <w:color w:val="FF0000"/>
+        </w:rPr>
+        <w:t>覆盖 / 连通的权衡</w:t>
+      </w:r>
+    </w:p>
+    <w:p>
+      <w:pPr>
+        <w:widowControl/>
+        <w:jc w:val="left"/>
+        <w:rPr>
+          <w:b/>
+          <w:bCs/>
+          <w:color w:val="FF0000"/>
+        </w:rPr>
+      </w:pPr>
+      <w:r>
+        <w:rPr>
+          <w:rFonts w:ascii="Segoe UI Emoji" w:hAnsi="Segoe UI Emoji" w:cs="Segoe UI Emoji"/>
+          <w:b/>
+          <w:bCs/>
+          <w:color w:val="FF0000"/>
+        </w:rPr>
+        <w:t>👉</w:t>
+      </w:r>
+      <w:r>
+        <w:rPr>
+          <w:b/>
+          <w:bCs/>
+          <w:color w:val="FF0000"/>
+        </w:rPr>
+        <w:t xml:space="preserve"> 压力是非常大的</w:t>
+      </w:r>
+    </w:p>
+    <w:p>
+      <w:pPr>
+        <w:widowControl/>
+        <w:jc w:val="left"/>
+        <w:rPr>
+          <w:b/>
+          <w:bCs/>
+          <w:color w:val="FF0000"/>
+        </w:rPr>
+      </w:pPr>
+    </w:p>
+    <w:p>
+      <w:pPr>
+        <w:widowControl/>
+        <w:jc w:val="left"/>
+        <w:rPr>
+          <w:b/>
+          <w:bCs/>
+          <w:color w:val="FF0000"/>
+        </w:rPr>
+      </w:pPr>
+    </w:p>
+    <w:p>
+      <w:pPr>
+        <w:widowControl/>
+        <w:jc w:val="left"/>
+        <w:rPr>
+          <w:b/>
+          <w:bCs/>
+          <w:color w:val="FF0000"/>
+        </w:rPr>
+      </w:pPr>
+      <w:r>
+        <w:rPr>
+          <w:rFonts w:hint="eastAsia"/>
+          <w:b/>
+          <w:bCs/>
+          <w:color w:val="FF0000"/>
+        </w:rPr>
+        <w:t>粒子群到2</w:t>
+      </w:r>
+      <w:r>
+        <w:rPr>
+          <w:b/>
+          <w:bCs/>
+          <w:color w:val="FF0000"/>
+        </w:rPr>
+        <w:t>00</w:t>
+      </w:r>
+    </w:p>
+    <w:p>
+      <w:pPr>
+        <w:widowControl/>
+        <w:jc w:val="left"/>
+        <w:rPr>
+          <w:b/>
+          <w:bCs/>
+          <w:color w:val="FF0000"/>
+        </w:rPr>
+      </w:pPr>
+      <w:r>
+        <w:rPr>
+          <w:b/>
+          <w:bCs/>
+          <w:color w:val="FF0000"/>
+        </w:rPr>
+        <w:t>G</w:t>
+      </w:r>
+      <w:r>
+        <w:rPr>
+          <w:rFonts w:hint="eastAsia"/>
+          <w:b/>
+          <w:bCs/>
+          <w:color w:val="FF0000"/>
+        </w:rPr>
+        <w:t>_</w:t>
+      </w:r>
+      <w:r>
+        <w:rPr>
+          <w:b/>
+          <w:bCs/>
+          <w:color w:val="FF0000"/>
+        </w:rPr>
+        <w:t>best</w:t>
+      </w:r>
+      <w:r>
+        <w:rPr>
+          <w:rFonts w:hint="eastAsia"/>
+          <w:b/>
+          <w:bCs/>
+          <w:color w:val="FF0000"/>
+        </w:rPr>
+        <w:t>有用，union很容易收敛，特别诡异。</w:t>
+      </w:r>
+    </w:p>
+    <w:p>
+      <w:pPr>
+        <w:widowControl/>
+        <w:jc w:val="left"/>
+        <w:rPr>
+          <w:b/>
+          <w:bCs/>
+          <w:color w:val="FF0000"/>
+        </w:rPr>
+      </w:pPr>
+      <w:r>
+        <w:rPr>
+          <w:b/>
+          <w:bCs/>
+          <w:color w:val="FF0000"/>
+        </w:rPr>
+        <w:t>P</w:t>
+      </w:r>
+      <w:r>
+        <w:rPr>
+          <w:rFonts w:hint="eastAsia"/>
+          <w:b/>
+          <w:bCs/>
+          <w:color w:val="FF0000"/>
+        </w:rPr>
+        <w:t>best和pwost设置远离。</w:t>
+      </w:r>
+    </w:p>
+    <w:p>
+      <w:pPr>
+        <w:widowControl/>
+        <w:jc w:val="left"/>
+        <w:rPr>
+          <w:b/>
+          <w:bCs/>
+          <w:color w:val="FF0000"/>
+        </w:rPr>
+      </w:pPr>
+    </w:p>
+    <w:p>
+      <w:pPr>
+        <w:widowControl/>
+        <w:jc w:val="left"/>
+        <w:rPr>
+          <w:b/>
+          <w:bCs/>
+          <w:color w:val="FF0000"/>
+        </w:rPr>
+      </w:pPr>
+    </w:p>
+    <w:p>
+      <w:pPr>
+        <w:widowControl/>
+        <w:jc w:val="left"/>
+        <w:rPr>
+          <w:b/>
+          <w:bCs/>
+          <w:color w:val="FF0000"/>
+        </w:rPr>
+      </w:pPr>
+      <w:r>
+        <w:rPr>
+          <w:rFonts w:hint="eastAsia"/>
+          <w:b/>
+          <w:bCs/>
+          <w:color w:val="FF0000"/>
+        </w:rPr>
+        <w:t>好诡异</w:t>
+      </w:r>
+    </w:p>
+    <w:p>
+      <w:pPr>
+        <w:widowControl/>
+        <w:jc w:val="left"/>
+        <w:rPr>
+          <w:b/>
+          <w:bCs/>
+          <w:color w:val="FF0000"/>
+        </w:rPr>
+      </w:pPr>
+    </w:p>
+    <w:p>
+      <w:pPr>
+        <w:widowControl/>
+        <w:jc w:val="left"/>
+        <w:rPr>
+          <w:b/>
+          <w:bCs/>
+          <w:color w:val="FF0000"/>
+        </w:rPr>
+      </w:pPr>
+    </w:p>
+    <w:p>
+      <w:pPr>
+        <w:widowControl/>
+        <w:jc w:val="left"/>
+        <w:rPr>
+          <w:rFonts w:hint="eastAsia"/>
+          <w:b/>
+          <w:bCs/>
+          <w:color w:val="FF0000"/>
+        </w:rPr>
+      </w:pPr>
+      <w:r>
+        <w:rPr>
+          <w:rFonts w:hint="eastAsia"/>
+          <w:b/>
+          <w:bCs/>
+          <w:color w:val="FF0000"/>
+        </w:rPr>
+        <w:t>历史档案抽取，可以保留历史多样性。</w:t>
+      </w:r>
+    </w:p>
+    <w:p>
+      <w:pPr>
+        <w:widowControl/>
+        <w:jc w:val="left"/>
+        <w:rPr>
+          <w:rFonts w:hint="eastAsia"/>
+          <w:b/>
+          <w:bCs/>
+          <w:color w:val="FF0000"/>
+        </w:rPr>
+      </w:pPr>
+    </w:p>
+    <w:p>
+      <w:pPr>
+        <w:widowControl/>
+        <w:jc w:val="left"/>
+        <w:rPr>
+          <w:b/>
+          <w:bCs/>
+        </w:rPr>
+      </w:pPr>
+      <w:r>
+        <w:rPr>
+          <w:rFonts w:hint="eastAsia"/>
+          <w:b/>
+          <w:bCs/>
+        </w:rPr>
+        <w:t>网格初始化获得了更全面的解。</w:t>
+      </w:r>
+    </w:p>
+    <w:p>
+      <w:pPr>
+        <w:widowControl/>
+        <w:jc w:val="left"/>
+        <w:rPr>
+          <w:b/>
+          <w:bCs/>
+        </w:rPr>
+      </w:pPr>
+    </w:p>
+    <w:p>
+      <w:pPr>
+        <w:widowControl/>
+        <w:jc w:val="left"/>
+        <w:rPr>
+          <w:b/>
+          <w:bCs/>
+        </w:rPr>
+      </w:pPr>
+      <w:r>
+        <w:rPr>
+          <w:b/>
+          <w:bCs/>
+        </w:rPr>
+        <w:t>M</w:t>
+      </w:r>
+      <w:r>
+        <w:rPr>
+          <w:rFonts w:hint="eastAsia"/>
+          <w:b/>
+          <w:bCs/>
+        </w:rPr>
+        <w:t>oea</w:t>
+      </w:r>
+      <w:r>
+        <w:rPr>
+          <w:b/>
+          <w:bCs/>
+        </w:rPr>
+        <w:t>-mtde</w:t>
+      </w:r>
+      <w:r>
+        <w:rPr>
+          <w:rFonts w:hint="eastAsia"/>
+          <w:b/>
+          <w:bCs/>
+        </w:rPr>
+        <w:t>在中段效果更好：说明算法有一定改进，但是整体不太合适。</w:t>
+      </w:r>
+    </w:p>
+    <w:p>
+      <w:pPr>
+        <w:widowControl/>
+        <w:jc w:val="left"/>
+        <w:rPr>
+          <w:b/>
+          <w:bCs/>
+        </w:rPr>
+      </w:pPr>
+    </w:p>
+    <w:p>
+      <w:pPr>
+        <w:widowControl/>
+        <w:jc w:val="left"/>
+        <w:rPr>
+          <w:b/>
+          <w:bCs/>
+        </w:rPr>
+      </w:pPr>
+      <w:r>
+        <w:rPr>
+          <w:rFonts w:hint="eastAsia"/>
+          <w:b/>
+          <w:bCs/>
+        </w:rPr>
+        <w:t>如何选择自适应权重</w:t>
+      </w:r>
+    </w:p>
+    <w:p>
+      <w:pPr>
+        <w:widowControl/>
+        <w:jc w:val="left"/>
+        <w:rPr>
+          <w:b/>
+          <w:bCs/>
+        </w:rPr>
+      </w:pPr>
+      <w:r>
+        <w:rPr>
+          <w:rFonts w:hint="eastAsia"/>
+          <w:b/>
+          <w:bCs/>
+        </w:rPr>
+        <w:t>如何选择精英和历史</w:t>
+      </w:r>
+    </w:p>
+    <w:p>
+      <w:pPr>
+        <w:widowControl/>
+        <w:jc w:val="left"/>
+        <w:rPr>
+          <w:b/>
+          <w:bCs/>
+        </w:rPr>
+      </w:pPr>
+      <w:r>
+        <w:rPr>
+          <w:rFonts w:hint="eastAsia"/>
+          <w:b/>
+          <w:bCs/>
+        </w:rPr>
+        <w:t>如何选择种群数目。</w:t>
+      </w:r>
+    </w:p>
+    <w:p>
+      <w:pPr>
+        <w:widowControl/>
+        <w:jc w:val="left"/>
+        <w:rPr>
+          <w:b/>
+          <w:bCs/>
+        </w:rPr>
+      </w:pPr>
+      <w:r>
+        <w:rPr>
+          <w:rFonts w:hint="eastAsia"/>
+          <w:b/>
+          <w:bCs/>
+        </w:rPr>
+        <w:t>保存前沿修改成每迭代一次就保存。</w:t>
+      </w:r>
+    </w:p>
+    <w:p>
+      <w:pPr>
+        <w:widowControl/>
+        <w:jc w:val="left"/>
+        <w:rPr>
+          <w:b/>
+          <w:bCs/>
+        </w:rPr>
+      </w:pPr>
+    </w:p>
+    <w:p>
+      <w:pPr>
+        <w:widowControl/>
+        <w:jc w:val="left"/>
+        <w:rPr>
+          <w:b/>
+          <w:bCs/>
+        </w:rPr>
+      </w:pPr>
+      <w:r>
+        <w:rPr>
+          <w:rFonts w:hint="eastAsia"/>
+          <w:b/>
+          <w:bCs/>
+        </w:rPr>
+        <w:t>可以绘制不同迭代次数时的帕累托前沿指标对比，作为对比维数。</w:t>
+      </w:r>
+      <w:r>
+        <w:rPr>
+          <w:b/>
+          <w:bCs/>
+        </w:rPr>
+        <w:br/>
+      </w:r>
+      <w:r>
+        <w:rPr>
+          <w:b/>
+          <w:bCs/>
+        </w:rPr>
+        <w:br/>
+      </w:r>
+      <w:r>
+        <w:rPr>
+          <w:rFonts w:hint="eastAsia"/>
+          <w:b/>
+          <w:bCs/>
+        </w:rPr>
+        <w:t>突变策略：随机偏探索，本地差分偏开发</w:t>
+      </w:r>
+    </w:p>
+    <w:p>
+      <w:pPr>
+        <w:widowControl/>
+        <w:jc w:val="left"/>
+        <w:rPr>
+          <w:rFonts w:hint="eastAsia"/>
+          <w:b/>
+          <w:bCs/>
+        </w:rPr>
+      </w:pPr>
+      <w:r>
+        <w:rPr>
+          <w:rFonts w:hint="eastAsia"/>
+          <w:b/>
+          <w:bCs/>
+        </w:rPr>
+        <w:t>亲代索引：邻域和全局。</w:t>
+      </w:r>
+    </w:p>
+    <w:p>
+      <w:pPr>
+        <w:widowControl/>
+        <w:jc w:val="left"/>
+        <w:rPr>
+          <w:b/>
+          <w:bCs/>
+        </w:rPr>
+      </w:pPr>
+    </w:p>
+    <w:p>
+      <w:pPr>
+        <w:widowControl/>
+        <w:jc w:val="left"/>
+        <w:rPr>
+          <w:b/>
+          <w:bCs/>
+        </w:rPr>
+      </w:pPr>
+    </w:p>
+    <w:p>
+      <w:pPr>
+        <w:widowControl/>
+        <w:jc w:val="left"/>
+        <w:rPr>
+          <w:b/>
+          <w:bCs/>
+        </w:rPr>
+      </w:pPr>
+      <w:r>
+        <w:rPr>
+          <w:rFonts w:hint="eastAsia"/>
+          <w:b/>
+          <w:bCs/>
+        </w:rPr>
+        <w:lastRenderedPageBreak/>
+        <w:t>感觉是这种差分分解的方法效率太低了对于</w:t>
+      </w:r>
+      <w:r>
+        <w:rPr>
+          <w:b/>
+          <w:bCs/>
+        </w:rPr>
+        <w:t>50</w:t>
+      </w:r>
+      <w:r>
+        <w:rPr>
+          <w:rFonts w:hint="eastAsia"/>
+          <w:b/>
+          <w:bCs/>
+        </w:rPr>
+        <w:t>维的问题。</w:t>
+      </w:r>
+    </w:p>
+    <w:p>
+      <w:pPr>
+        <w:widowControl/>
+        <w:jc w:val="left"/>
+        <w:rPr>
+          <w:b/>
+          <w:bCs/>
+        </w:rPr>
+      </w:pPr>
+    </w:p>
+    <w:p>
+      <w:pPr>
+        <w:widowControl/>
+        <w:jc w:val="left"/>
+        <w:rPr>
+          <w:b/>
+          <w:bCs/>
+        </w:rPr>
+      </w:pPr>
+    </w:p>
+    <w:p>
+      <w:pPr>
+        <w:widowControl/>
+        <w:jc w:val="left"/>
+        <w:rPr>
+          <w:b/>
+          <w:bCs/>
+        </w:rPr>
+      </w:pPr>
+      <w:r>
+        <w:rPr>
+          <w:rFonts w:hint="eastAsia"/>
+          <w:b/>
+          <w:bCs/>
+        </w:rPr>
+        <w:t>修改：</w:t>
+      </w:r>
+      <w:r>
+        <w:rPr>
+          <w:b/>
+          <w:bCs/>
+        </w:rPr>
+        <w:br/>
+      </w:r>
+      <w:r>
+        <w:rPr>
+          <w:rFonts w:hint="eastAsia"/>
+          <w:b/>
+          <w:bCs/>
+        </w:rPr>
+        <w:t>保存前沿每间隔对应的代数就保存一次。</w:t>
+      </w:r>
+    </w:p>
+    <w:p>
+      <w:pPr>
+        <w:widowControl/>
+        <w:jc w:val="left"/>
+        <w:rPr>
+          <w:b/>
+          <w:bCs/>
+        </w:rPr>
+      </w:pPr>
+    </w:p>
+    <w:p>
+      <w:pPr>
+        <w:widowControl/>
+        <w:jc w:val="left"/>
+        <w:rPr>
+          <w:b/>
+          <w:bCs/>
+        </w:rPr>
+      </w:pPr>
+      <w:r>
+        <w:rPr>
+          <w:b/>
+          <w:bCs/>
+        </w:rPr>
+        <w:t>D</w:t>
+      </w:r>
+      <w:r>
+        <w:rPr>
+          <w:rFonts w:hint="eastAsia"/>
+          <w:b/>
+          <w:bCs/>
+        </w:rPr>
+        <w:t>e的算法好像比我的mtde还要好，无语。</w:t>
+      </w:r>
+    </w:p>
+    <w:p>
+      <w:pPr>
+        <w:widowControl/>
+        <w:jc w:val="left"/>
+        <w:rPr>
+          <w:b/>
+          <w:bCs/>
+        </w:rPr>
+      </w:pPr>
+      <w:r>
+        <w:rPr>
+          <w:rFonts w:hint="eastAsia"/>
+          <w:b/>
+          <w:bCs/>
+        </w:rPr>
+        <w:t>并没有，我的算法还是略微有所优势。</w:t>
+      </w:r>
+    </w:p>
+    <w:p>
+      <w:pPr>
+        <w:widowControl/>
+        <w:jc w:val="left"/>
+        <w:rPr>
+          <w:b/>
+          <w:bCs/>
+        </w:rPr>
+      </w:pPr>
+    </w:p>
+    <w:p>
+      <w:pPr>
+        <w:widowControl/>
+        <w:jc w:val="left"/>
+        <w:rPr>
+          <w:b/>
+          <w:bCs/>
+        </w:rPr>
+      </w:pPr>
+    </w:p>
+    <w:p>
+      <w:pPr>
+        <w:widowControl/>
+        <w:jc w:val="left"/>
+        <w:rPr>
+          <w:b/>
+          <w:bCs/>
+        </w:rPr>
+      </w:pPr>
+      <w:r>
+        <w:rPr>
+          <w:rFonts w:hint="eastAsia"/>
+          <w:b/>
+          <w:bCs/>
+        </w:rPr>
+        <w:t>初始化方法：</w:t>
+      </w:r>
+      <w:r>
+        <w:rPr>
+          <w:b/>
+          <w:bCs/>
+        </w:rPr>
+        <w:br/>
+      </w:r>
+      <w:r>
+        <w:rPr>
+          <w:rFonts w:hint="eastAsia"/>
+          <w:b/>
+          <w:bCs/>
+        </w:rPr>
+        <w:t>使用贪心算法找到一个覆盖率最大的解，然后依此按照一个随着lamda权重强度进行随机扰动每个点。</w:t>
+      </w:r>
+    </w:p>
+    <w:p>
+      <w:pPr>
+        <w:widowControl/>
+        <w:jc w:val="left"/>
+        <w:rPr>
+          <w:b/>
+          <w:bCs/>
+        </w:rPr>
+      </w:pPr>
+      <w:r>
+        <w:rPr>
+          <w:rFonts w:hint="eastAsia"/>
+          <w:b/>
+          <w:bCs/>
+        </w:rPr>
+        <w:t>连通也可以，尽量优化初始的解分布。</w:t>
+      </w:r>
+    </w:p>
+    <w:p>
+      <w:pPr>
+        <w:widowControl/>
+        <w:jc w:val="left"/>
+        <w:rPr>
+          <w:b/>
+          <w:bCs/>
+        </w:rPr>
+      </w:pPr>
+    </w:p>
+    <w:p>
+      <w:pPr>
+        <w:widowControl/>
+        <w:jc w:val="left"/>
+        <w:rPr>
+          <w:b/>
+          <w:bCs/>
+        </w:rPr>
+      </w:pPr>
+      <w:r>
+        <w:rPr>
+          <w:rFonts w:hint="eastAsia"/>
+          <w:b/>
+          <w:bCs/>
+        </w:rPr>
+        <w:t>问题非凸：I</w:t>
+      </w:r>
+      <w:r>
+        <w:rPr>
+          <w:b/>
+          <w:bCs/>
+        </w:rPr>
+        <w:t>BPI</w:t>
+      </w:r>
+      <w:r>
+        <w:rPr>
+          <w:rFonts w:hint="eastAsia"/>
+          <w:b/>
+          <w:bCs/>
+        </w:rPr>
+        <w:t>函数</w:t>
+      </w:r>
+    </w:p>
+    <w:p>
+      <w:pPr>
+        <w:widowControl/>
+        <w:jc w:val="left"/>
+        <w:rPr>
+          <w:b/>
+          <w:bCs/>
+        </w:rPr>
+      </w:pPr>
+      <w:r>
+        <w:rPr>
+          <w:rFonts w:hint="eastAsia"/>
+          <w:b/>
+          <w:bCs/>
+        </w:rPr>
+        <w:t>R</w:t>
+      </w:r>
+      <w:r>
+        <w:rPr>
+          <w:b/>
+          <w:bCs/>
+        </w:rPr>
+        <w:t>WV</w:t>
+      </w:r>
+    </w:p>
+    <w:p>
+      <w:pPr>
+        <w:widowControl/>
+        <w:jc w:val="left"/>
+        <w:rPr>
+          <w:b/>
+          <w:bCs/>
+        </w:rPr>
+      </w:pPr>
+      <w:r>
+        <w:rPr>
+          <w:rFonts w:hint="eastAsia"/>
+          <w:b/>
+          <w:bCs/>
+        </w:rPr>
+        <w:t>贪心初始化方法</w:t>
+      </w:r>
+    </w:p>
+    <w:p>
+      <w:pPr>
+        <w:widowControl/>
+        <w:jc w:val="left"/>
+        <w:rPr>
+          <w:b/>
+          <w:bCs/>
+        </w:rPr>
+      </w:pPr>
+      <w:r>
+        <w:rPr>
+          <w:rFonts w:hint="eastAsia"/>
+          <w:b/>
+          <w:bCs/>
+        </w:rPr>
+        <w:t>局部探索引导方法</w:t>
+      </w:r>
+    </w:p>
+    <w:p>
+      <w:pPr>
+        <w:widowControl/>
+        <w:jc w:val="left"/>
+        <w:rPr>
+          <w:b/>
+          <w:bCs/>
+        </w:rPr>
+      </w:pPr>
+    </w:p>
+    <w:p>
+      <w:pPr>
+        <w:widowControl/>
+        <w:jc w:val="left"/>
+        <w:rPr>
+          <w:b/>
+          <w:bCs/>
+        </w:rPr>
+      </w:pPr>
+    </w:p>
+    <w:p>
+      <w:pPr>
+        <w:widowControl/>
+        <w:jc w:val="left"/>
+        <w:rPr>
+          <w:rFonts w:hint="eastAsia"/>
+          <w:b/>
+          <w:bCs/>
+        </w:rPr>
+      </w:pPr>
+      <w:r>
+        <w:rPr>
+          <w:rFonts w:hint="eastAsia"/>
+          <w:b/>
+          <w:bCs/>
+        </w:rPr>
+        <w:t>1</w:t>
+      </w:r>
+      <w:r>
+        <w:rPr>
+          <w:b/>
+          <w:bCs/>
+        </w:rPr>
+        <w:t>2-28</w:t>
+      </w:r>
+      <w:r>
+        <w:rPr>
+          <w:rFonts w:hint="eastAsia"/>
+          <w:b/>
+          <w:bCs/>
+        </w:rPr>
+        <w:t>晚</w:t>
+      </w:r>
+    </w:p>
+    <w:p>
+      <w:pPr>
+        <w:widowControl/>
+        <w:jc w:val="left"/>
+        <w:rPr>
+          <w:b/>
+          <w:bCs/>
+        </w:rPr>
+      </w:pPr>
+      <w:r>
+        <w:rPr>
+          <w:b/>
+          <w:bCs/>
+        </w:rPr>
+        <w:t>N</w:t>
+      </w:r>
+      <w:r>
+        <w:rPr>
+          <w:rFonts w:hint="eastAsia"/>
+          <w:b/>
+          <w:bCs/>
+        </w:rPr>
+        <w:t>sga</w:t>
+      </w:r>
+      <w:r>
+        <w:rPr>
+          <w:b/>
+          <w:bCs/>
+        </w:rPr>
+        <w:t>2</w:t>
+      </w:r>
+      <w:r>
+        <w:rPr>
+          <w:rFonts w:hint="eastAsia"/>
+          <w:b/>
+          <w:bCs/>
+        </w:rPr>
+        <w:t>测试3</w:t>
+      </w:r>
+      <w:r>
+        <w:rPr>
+          <w:b/>
+          <w:bCs/>
+        </w:rPr>
+        <w:t>00</w:t>
+      </w:r>
+      <w:r>
+        <w:rPr>
+          <w:rFonts w:hint="eastAsia"/>
+          <w:b/>
+          <w:bCs/>
+        </w:rPr>
+        <w:t>个点</w:t>
+      </w:r>
+    </w:p>
+    <w:p>
+      <w:pPr>
+        <w:widowControl/>
+        <w:jc w:val="left"/>
+        <w:rPr>
+          <w:b/>
+          <w:bCs/>
+        </w:rPr>
+      </w:pPr>
+      <w:r>
+        <w:rPr>
+          <w:b/>
+          <w:bCs/>
+        </w:rPr>
+        <w:t>M</w:t>
+      </w:r>
+      <w:r>
+        <w:rPr>
+          <w:rFonts w:hint="eastAsia"/>
+          <w:b/>
+          <w:bCs/>
+        </w:rPr>
+        <w:t>oea</w:t>
+      </w:r>
+      <w:r>
+        <w:rPr>
+          <w:b/>
+          <w:bCs/>
+        </w:rPr>
+        <w:t>-mt</w:t>
+      </w:r>
+      <w:r>
+        <w:rPr>
+          <w:rFonts w:hint="eastAsia"/>
+          <w:b/>
+          <w:bCs/>
+        </w:rPr>
+        <w:t>de测试</w:t>
+      </w:r>
+      <w:r>
+        <w:rPr>
+          <w:b/>
+          <w:bCs/>
+        </w:rPr>
+        <w:t>1000</w:t>
+      </w:r>
+      <w:r>
+        <w:rPr>
+          <w:rFonts w:hint="eastAsia"/>
+          <w:b/>
+          <w:bCs/>
+        </w:rPr>
+        <w:t>个迭代。</w:t>
+      </w:r>
+    </w:p>
+    <w:p>
+      <w:pPr>
+        <w:widowControl/>
+        <w:jc w:val="left"/>
+        <w:rPr>
+          <w:rFonts w:hint="eastAsia"/>
+          <w:b/>
+          <w:bCs/>
+        </w:rPr>
+      </w:pPr>
+      <w:r>
+        <w:rPr>
+          <w:b/>
+          <w:bCs/>
+        </w:rPr>
+        <w:t>R</w:t>
+      </w:r>
+      <w:r>
+        <w:rPr>
+          <w:rFonts w:hint="eastAsia"/>
+          <w:b/>
+          <w:bCs/>
+        </w:rPr>
+        <w:t>wv重跑一遍。</w:t>
+      </w:r>
+    </w:p>
+    <w:p>
+      <w:pPr>
+        <w:widowControl/>
+        <w:jc w:val="left"/>
+        <w:rPr>
+          <w:b/>
+          <w:bCs/>
+        </w:rPr>
+      </w:pPr>
+      <w:r>
+        <w:rPr>
+          <w:rFonts w:hint="eastAsia"/>
+          <w:b/>
+          <w:bCs/>
+        </w:rPr>
+        <w:t>测试B</w:t>
+      </w:r>
+      <w:r>
+        <w:rPr>
+          <w:b/>
+          <w:bCs/>
+        </w:rPr>
+        <w:t>PI 300</w:t>
+      </w:r>
+      <w:r>
+        <w:rPr>
+          <w:rFonts w:hint="eastAsia"/>
+          <w:b/>
+          <w:bCs/>
+        </w:rPr>
+        <w:t>个点</w:t>
+      </w:r>
+    </w:p>
+    <w:p>
+      <w:pPr>
+        <w:widowControl/>
+        <w:jc w:val="left"/>
+        <w:rPr>
+          <w:rFonts w:hint="eastAsia"/>
+          <w:b/>
+          <w:bCs/>
+        </w:rPr>
+      </w:pPr>
+    </w:p>
+    <w:p>
+      <w:pPr>
+        <w:widowControl/>
+        <w:jc w:val="left"/>
+        <w:rPr>
+          <w:b/>
+          <w:bCs/>
+        </w:rPr>
+      </w:pPr>
+    </w:p>
+    <w:p>
+      <w:pPr>
+        <w:widowControl/>
+        <w:jc w:val="left"/>
+        <w:rPr>
+          <w:b/>
+          <w:bCs/>
+        </w:rPr>
+      </w:pPr>
+      <w:r>
+        <w:rPr>
+          <w:b/>
+          <w:bCs/>
+        </w:rPr>
+        <w:t>12-28</w:t>
+      </w:r>
+      <w:r>
+        <w:rPr>
+          <w:b/>
+          <w:bCs/>
+        </w:rPr>
+        <w:br/>
+      </w:r>
+      <w:r>
+        <w:rPr>
+          <w:rFonts w:hint="eastAsia"/>
+          <w:b/>
+          <w:bCs/>
+        </w:rPr>
+        <w:t>实现spea</w:t>
+      </w:r>
+      <w:r>
+        <w:rPr>
+          <w:b/>
+          <w:bCs/>
+        </w:rPr>
+        <w:t>2</w:t>
+      </w:r>
+      <w:r>
+        <w:rPr>
+          <w:rFonts w:hint="eastAsia"/>
+          <w:b/>
+          <w:bCs/>
+        </w:rPr>
+        <w:t>算法。</w:t>
+      </w:r>
+      <w:r>
+        <w:rPr>
+          <w:rFonts w:hint="eastAsia"/>
+          <w:b/>
+          <w:bCs/>
+        </w:rPr>
+        <w:t>（</w:t>
+      </w:r>
+      <w:r>
+        <w:rPr>
+          <w:rFonts w:hint="eastAsia"/>
+          <w:b/>
+          <w:bCs/>
+        </w:rPr>
+        <w:t>待</w:t>
+      </w:r>
+      <w:r>
+        <w:rPr>
+          <w:rFonts w:hint="eastAsia"/>
+          <w:b/>
+          <w:bCs/>
+        </w:rPr>
+        <w:t>实现）</w:t>
+      </w:r>
+      <w:r>
+        <w:rPr>
+          <w:rFonts w:hint="eastAsia"/>
+          <w:b/>
+          <w:bCs/>
+        </w:rPr>
+        <w:t>已实现</w:t>
+      </w:r>
+      <w:r>
+        <w:rPr>
+          <w:rFonts w:hint="eastAsia"/>
+          <w:b/>
+          <w:bCs/>
+        </w:rPr>
+        <w:t xml:space="preserve"> （看起来效果最差）</w:t>
+      </w:r>
+    </w:p>
+    <w:p>
+      <w:pPr>
+        <w:widowControl/>
+        <w:jc w:val="left"/>
+        <w:rPr>
+          <w:b/>
+          <w:bCs/>
+        </w:rPr>
+      </w:pPr>
+      <w:r>
+        <w:rPr>
+          <w:rFonts w:hint="eastAsia"/>
+          <w:b/>
+          <w:bCs/>
+        </w:rPr>
+        <w:t>实现贪心+扰动的算法进行初始化设计。</w:t>
+      </w:r>
+      <w:r>
+        <w:rPr>
+          <w:rFonts w:hint="eastAsia"/>
+          <w:b/>
+          <w:bCs/>
+        </w:rPr>
+        <w:t xml:space="preserve"> </w:t>
+      </w:r>
+      <w:r>
+        <w:rPr>
+          <w:b/>
+          <w:bCs/>
+        </w:rPr>
+        <w:t xml:space="preserve">  </w:t>
+      </w:r>
+      <w:r>
+        <w:rPr>
+          <w:rFonts w:hint="eastAsia"/>
+          <w:b/>
+          <w:bCs/>
+        </w:rPr>
+        <w:t>（</w:t>
+      </w:r>
+      <w:r>
+        <w:rPr>
+          <w:rFonts w:hint="eastAsia"/>
+          <w:b/>
+          <w:bCs/>
+        </w:rPr>
+        <w:t>已</w:t>
+      </w:r>
+      <w:r>
+        <w:rPr>
+          <w:rFonts w:hint="eastAsia"/>
+          <w:b/>
+          <w:bCs/>
+        </w:rPr>
+        <w:t>实现，但是待看结果</w:t>
+      </w:r>
+      <w:r>
+        <w:rPr>
+          <w:rFonts w:hint="eastAsia"/>
+          <w:b/>
+          <w:bCs/>
+        </w:rPr>
+        <w:t>，十分有助于初始化的结果</w:t>
+      </w:r>
+      <w:r>
+        <w:rPr>
+          <w:rFonts w:hint="eastAsia"/>
+          <w:b/>
+          <w:bCs/>
+        </w:rPr>
+        <w:t>）</w:t>
+      </w:r>
+    </w:p>
+    <w:p>
+      <w:pPr>
+        <w:widowControl/>
+        <w:jc w:val="left"/>
+        <w:rPr>
+          <w:b/>
+          <w:bCs/>
+        </w:rPr>
+      </w:pPr>
+      <w:r>
+        <w:rPr>
+          <w:rFonts w:hint="eastAsia"/>
+          <w:b/>
+          <w:bCs/>
+        </w:rPr>
+        <w:t>实现A</w:t>
+      </w:r>
+      <w:r>
+        <w:rPr>
+          <w:b/>
+          <w:bCs/>
+        </w:rPr>
+        <w:t>WA</w:t>
+      </w:r>
+      <w:r>
+        <w:rPr>
+          <w:rFonts w:hint="eastAsia"/>
+          <w:b/>
+          <w:bCs/>
+        </w:rPr>
+        <w:t>算法</w:t>
+      </w:r>
+      <w:r>
+        <w:rPr>
+          <w:rFonts w:hint="eastAsia"/>
+          <w:b/>
+          <w:bCs/>
+        </w:rPr>
+        <w:t>。（</w:t>
+      </w:r>
+      <w:r>
+        <w:rPr>
+          <w:rFonts w:hint="eastAsia"/>
+          <w:b/>
+          <w:bCs/>
+        </w:rPr>
+        <w:t>已</w:t>
+      </w:r>
+      <w:r>
+        <w:rPr>
+          <w:rFonts w:hint="eastAsia"/>
+          <w:b/>
+          <w:bCs/>
+        </w:rPr>
+        <w:t>实现待看结果）</w:t>
+      </w:r>
+      <w:r>
+        <w:rPr>
+          <w:rFonts w:hint="eastAsia"/>
+          <w:b/>
+          <w:bCs/>
+        </w:rPr>
+        <w:t>（看起来没什么效果，没什么改进）</w:t>
+      </w:r>
+    </w:p>
+    <w:p>
+      <w:pPr>
+        <w:widowControl/>
+        <w:jc w:val="left"/>
+        <w:rPr>
+          <w:rFonts w:hint="eastAsia"/>
+          <w:b/>
+          <w:bCs/>
+        </w:rPr>
+      </w:pPr>
+      <w:r>
+        <w:rPr>
+          <w:rFonts w:hint="eastAsia"/>
+          <w:b/>
+          <w:bCs/>
+        </w:rPr>
+        <w:t>实现采用B</w:t>
+      </w:r>
+      <w:r>
+        <w:rPr>
+          <w:b/>
+          <w:bCs/>
+        </w:rPr>
+        <w:t>PI</w:t>
+      </w:r>
+      <w:r>
+        <w:rPr>
+          <w:rFonts w:hint="eastAsia"/>
+          <w:b/>
+          <w:bCs/>
+        </w:rPr>
+        <w:t>作为距离的算法</w:t>
+      </w:r>
+      <w:r>
+        <w:rPr>
+          <w:rFonts w:hint="eastAsia"/>
+          <w:b/>
+          <w:bCs/>
+        </w:rPr>
+        <w:t xml:space="preserve"> （B</w:t>
+      </w:r>
+      <w:r>
+        <w:rPr>
+          <w:b/>
+          <w:bCs/>
+        </w:rPr>
+        <w:t>PI</w:t>
+      </w:r>
+      <w:r>
+        <w:rPr>
+          <w:rFonts w:hint="eastAsia"/>
+          <w:b/>
+          <w:bCs/>
+        </w:rPr>
+        <w:t>）</w:t>
+      </w:r>
+      <w:r>
+        <w:rPr>
+          <w:rFonts w:hint="eastAsia"/>
+          <w:b/>
+          <w:bCs/>
+        </w:rPr>
+        <w:t>（看起来也没什么效果）</w:t>
+      </w:r>
+    </w:p>
+    <w:p>
+      <w:pPr>
+        <w:widowControl/>
+        <w:jc w:val="left"/>
+        <w:rPr>
+          <w:rFonts w:hint="eastAsia"/>
+          <w:b/>
+          <w:bCs/>
+        </w:rPr>
+      </w:pPr>
+    </w:p>
+    <w:p>
+      <w:pPr>
+        <w:widowControl/>
+        <w:jc w:val="left"/>
+        <w:rPr>
+          <w:rFonts w:hint="eastAsia"/>
+          <w:b/>
+          <w:bCs/>
+        </w:rPr>
+      </w:pPr>
+    </w:p>
+    <w:p>
+      <w:pPr>
+        <w:widowControl/>
+        <w:jc w:val="left"/>
+        <w:rPr>
+          <w:b/>
+          <w:bCs/>
+        </w:rPr>
+      </w:pPr>
+      <w:r>
+        <w:rPr>
+          <w:rFonts w:hint="eastAsia"/>
+          <w:b/>
+          <w:bCs/>
+        </w:rPr>
+        <w:t>1</w:t>
+      </w:r>
+      <w:r>
+        <w:rPr>
+          <w:b/>
+          <w:bCs/>
+        </w:rPr>
+        <w:t>2-29</w:t>
+      </w:r>
+      <w:r>
+        <w:rPr>
+          <w:rFonts w:hint="eastAsia"/>
+          <w:b/>
+          <w:bCs/>
+        </w:rPr>
+        <w:t>的都是没采用该算法的</w:t>
+      </w:r>
+    </w:p>
+    <w:p>
+      <w:pPr>
+        <w:widowControl/>
+        <w:jc w:val="left"/>
+        <w:rPr>
+          <w:b/>
+          <w:bCs/>
+        </w:rPr>
+      </w:pPr>
+    </w:p>
+    <w:p>
+      <w:pPr>
+        <w:widowControl/>
+        <w:jc w:val="left"/>
+        <w:rPr>
+          <w:b/>
+          <w:bCs/>
+        </w:rPr>
+      </w:pPr>
+      <w:r>
+        <w:rPr>
+          <w:rFonts w:hint="eastAsia"/>
+          <w:b/>
+          <w:bCs/>
+        </w:rPr>
+        <w:t>必须限制单局替换的邻居数目，太多会导致过快同化无法有效</w:t>
+      </w:r>
+    </w:p>
+    <w:p>
+      <w:pPr>
+        <w:widowControl/>
+        <w:jc w:val="left"/>
+        <w:rPr>
+          <w:b/>
+          <w:bCs/>
+        </w:rPr>
+      </w:pPr>
+    </w:p>
+    <w:p>
+      <w:pPr>
+        <w:widowControl/>
+        <w:jc w:val="left"/>
+        <w:rPr>
+          <w:b/>
+          <w:bCs/>
+        </w:rPr>
+      </w:pPr>
+      <w:r>
+        <w:rPr>
+          <w:b/>
+          <w:bCs/>
+        </w:rPr>
+        <w:t>A</w:t>
+      </w:r>
+      <w:r>
+        <w:rPr>
+          <w:rFonts w:hint="eastAsia"/>
+          <w:b/>
+          <w:bCs/>
+        </w:rPr>
+        <w:t>wa和bpi看起来都无法有效阻止断裂的问题，只能增加种群数目到5</w:t>
+      </w:r>
+      <w:r>
+        <w:rPr>
+          <w:b/>
+          <w:bCs/>
+        </w:rPr>
+        <w:t>00</w:t>
+      </w:r>
+      <w:r>
+        <w:rPr>
+          <w:rFonts w:hint="eastAsia"/>
+          <w:b/>
+          <w:bCs/>
+        </w:rPr>
+        <w:t>看结果如何。如果还是断裂应该·怎么办。部分权重被舍弃了，这是为什么。</w:t>
+      </w:r>
+    </w:p>
+    <w:p>
+      <w:pPr>
+        <w:widowControl/>
+        <w:jc w:val="left"/>
+        <w:rPr>
+          <w:b/>
+          <w:bCs/>
+        </w:rPr>
+      </w:pPr>
+    </w:p>
+    <w:p>
+      <w:pPr>
+        <w:widowControl/>
+        <w:jc w:val="left"/>
+        <w:rPr>
+          <w:b/>
+          <w:bCs/>
+        </w:rPr>
+      </w:pPr>
+    </w:p>
+    <w:p>
+      <w:pPr>
+        <w:widowControl/>
+        <w:jc w:val="left"/>
+        <w:rPr>
+          <w:b/>
+          <w:bCs/>
+        </w:rPr>
+      </w:pPr>
+      <w:r>
+        <w:rPr>
+          <w:rFonts w:hint="eastAsia"/>
+          <w:b/>
+          <w:bCs/>
+        </w:rPr>
+        <w:lastRenderedPageBreak/>
+        <w:t>初始化方法。</w:t>
+      </w:r>
+    </w:p>
+    <w:p>
+      <w:pPr>
+        <w:widowControl/>
+        <w:jc w:val="left"/>
+        <w:rPr>
+          <w:b/>
+          <w:bCs/>
+        </w:rPr>
+      </w:pPr>
+    </w:p>
+    <w:p>
+      <w:pPr>
+        <w:widowControl/>
+        <w:jc w:val="left"/>
+        <w:rPr>
+          <w:b/>
+          <w:bCs/>
+        </w:rPr>
+      </w:pPr>
+    </w:p>
+    <w:p>
+      <w:pPr>
+        <w:widowControl/>
+        <w:jc w:val="left"/>
+        <w:rPr>
+          <w:rFonts w:hint="eastAsia"/>
+          <w:b/>
+          <w:bCs/>
+        </w:rPr>
+      </w:pPr>
+      <w:r>
+        <w:rPr>
+          <w:rFonts w:hint="eastAsia"/>
+          <w:b/>
+          <w:bCs/>
+        </w:rPr>
+        <w:t>对比不同算法前沿曲线-</w:t>
+      </w:r>
+      <w:r>
+        <w:rPr>
+          <w:b/>
+          <w:bCs/>
+        </w:rPr>
+        <w:t>--</w:t>
+      </w:r>
+      <w:r>
+        <w:rPr>
+          <w:rFonts w:hint="eastAsia"/>
+          <w:b/>
+          <w:bCs/>
+        </w:rPr>
+        <w:t>场景，建筑物，干扰数量。</w:t>
+      </w:r>
+    </w:p>
+    <w:p>
+      <w:pPr>
+        <w:widowControl/>
+        <w:jc w:val="left"/>
+        <w:rPr>
+          <w:b/>
+          <w:bCs/>
+        </w:rPr>
+      </w:pPr>
+      <w:r>
+        <w:rPr>
+          <w:rFonts w:hint="eastAsia"/>
+          <w:b/>
+          <w:bCs/>
+        </w:rPr>
+        <w:t>对比不同算法前沿指标-</w:t>
+      </w:r>
+      <w:r>
+        <w:rPr>
+          <w:b/>
+          <w:bCs/>
+        </w:rPr>
+        <w:t>--IGD</w:t>
+      </w:r>
+    </w:p>
+    <w:p>
+      <w:pPr>
+        <w:widowControl/>
+        <w:jc w:val="left"/>
+        <w:rPr>
+          <w:rFonts w:hint="eastAsia"/>
+          <w:b/>
+          <w:bCs/>
+        </w:rPr>
+      </w:pPr>
+      <w:r>
+        <w:rPr>
+          <w:rFonts w:hint="eastAsia"/>
+          <w:b/>
+          <w:bCs/>
+        </w:rPr>
+        <w:t>对比所提算法在场景下不同无人机数量下的前沿曲线。对比增益。</w:t>
+      </w:r>
+      <w:r>
+        <w:rPr>
+          <w:b/>
+          <w:bCs/>
+        </w:rPr>
+        <w:br/>
+      </w:r>
+      <w:r>
+        <w:rPr>
+          <w:b/>
+          <w:bCs/>
+        </w:rPr>
+        <w:br/>
+      </w:r>
+      <w:r>
+        <w:rPr>
+          <w:rFonts w:hint="eastAsia"/>
+          <w:b/>
+          <w:bCs/>
+        </w:rPr>
+        <w:t>干扰太强了。</w:t>
+      </w:r>
+    </w:p>
+    <w:p>
+      <w:pPr>
+        <w:widowControl/>
+        <w:jc w:val="left"/>
+        <w:rPr>
+          <w:b/>
+          <w:bCs/>
+        </w:rPr>
+      </w:pPr>
+      <w:r>
+        <w:rPr>
+          <w:b/>
+          <w:bCs/>
+        </w:rPr>
+        <w:br/>
+      </w:r>
+      <w:r>
+        <w:rPr>
+          <w:b/>
+          <w:bCs/>
+        </w:rPr>
+        <w:br/>
+      </w:r>
+      <w:r>
+        <w:rPr>
+          <w:b/>
+          <w:bCs/>
+        </w:rPr>
+        <w:br/>
+      </w:r>
+      <w:r>
+        <w:rPr>
+          <w:b/>
+          <w:bCs/>
+        </w:rPr>
+        <w:t>  扩展覆盖 → 节点拉开 → λ2↓\lambda_2 ↓λ2</w:t>
+      </w:r>
+      <w:r>
+        <w:rPr>
+          <w:rFonts w:ascii="MS Gothic" w:eastAsia="MS Gothic" w:hAnsi="MS Gothic" w:cs="MS Gothic" w:hint="eastAsia"/>
+          <w:b/>
+          <w:bCs/>
+        </w:rPr>
+        <w:t>​</w:t>
+      </w:r>
+      <w:r>
+        <w:rPr>
+          <w:b/>
+          <w:bCs/>
+        </w:rPr>
+        <w:t>↓</w:t>
+      </w:r>
+    </w:p>
+    <w:p>
+      <w:pPr>
+        <w:widowControl/>
+        <w:jc w:val="left"/>
+        <w:rPr>
+          <w:b/>
+          <w:bCs/>
+        </w:rPr>
+      </w:pPr>
+      <w:r>
+        <w:rPr>
+          <w:b/>
+          <w:bCs/>
+        </w:rPr>
+        <w:t>  聚集通信 → λ2↑\lambda_2 ↑λ2</w:t>
+      </w:r>
+      <w:r>
+        <w:rPr>
+          <w:rFonts w:ascii="MS Gothic" w:eastAsia="MS Gothic" w:hAnsi="MS Gothic" w:cs="MS Gothic" w:hint="eastAsia"/>
+          <w:b/>
+          <w:bCs/>
+        </w:rPr>
+        <w:t>​</w:t>
+      </w:r>
+      <w:r>
+        <w:rPr>
+          <w:b/>
+          <w:bCs/>
+        </w:rPr>
+        <w:t>↑ → 覆盖下降</w:t>
+      </w:r>
+    </w:p>
+    <w:p>
+      <w:pPr>
+        <w:widowControl/>
+        <w:jc w:val="left"/>
+        <w:rPr>
+          <w:b/>
+          <w:bCs/>
+        </w:rPr>
+      </w:pPr>
+    </w:p>
+    <w:p>
+      <w:pPr>
+        <w:widowControl/>
+        <w:jc w:val="left"/>
+        <w:rPr>
+          <w:b/>
+          <w:bCs/>
+        </w:rPr>
+      </w:pPr>
+      <w:r>
+        <w:rPr>
+          <w:rFonts w:hint="eastAsia"/>
+          <w:b/>
+          <w:bCs/>
+        </w:rPr>
+        <w:t>连通度大代表着网络鲁棒性强以及对应的</w:t>
+      </w:r>
+    </w:p>
+    <w:p>
+      <w:pPr>
+        <w:widowControl/>
+        <w:jc w:val="left"/>
+        <w:rPr>
+          <w:b/>
+          <w:bCs/>
+        </w:rPr>
+      </w:pPr>
+    </w:p>
+    <w:p>
+      <w:pPr>
+        <w:widowControl/>
+        <w:jc w:val="left"/>
+        <w:rPr>
+          <w:b/>
+          <w:bCs/>
+        </w:rPr>
+      </w:pPr>
+    </w:p>
+    <w:p>
+      <w:pPr>
+        <w:widowControl/>
+        <w:jc w:val="left"/>
+        <w:rPr>
+          <w:b/>
+          <w:bCs/>
+        </w:rPr>
+      </w:pPr>
+      <w:r>
+        <w:rPr>
+          <w:b/>
+          <w:bCs/>
+        </w:rPr>
+        <w:t>Awa</w:t>
+      </w:r>
+      <w:r>
+        <w:rPr>
+          <w:rFonts w:hint="eastAsia"/>
+          <w:b/>
+          <w:bCs/>
+        </w:rPr>
+        <w:t>模块。</w:t>
+      </w:r>
+    </w:p>
+    <w:p>
+      <w:pPr>
+        <w:widowControl/>
+        <w:jc w:val="left"/>
+        <w:rPr>
+          <w:b/>
+          <w:bCs/>
+        </w:rPr>
+      </w:pPr>
+      <w:r>
+        <w:rPr>
+          <w:b/>
+          <w:bCs/>
+        </w:rPr>
+        <w:t>B</w:t>
+      </w:r>
+      <w:r>
+        <w:rPr>
+          <w:rFonts w:hint="eastAsia"/>
+          <w:b/>
+          <w:bCs/>
+        </w:rPr>
+        <w:t>pi模块。</w:t>
+      </w:r>
+      <w:r>
+        <w:rPr>
+          <w:b/>
+          <w:bCs/>
+        </w:rPr>
+        <w:br/>
+      </w:r>
+      <w:r>
+        <w:rPr>
+          <w:b/>
+          <w:bCs/>
+        </w:rPr>
+        <w:br/>
+      </w:r>
+      <w:r>
+        <w:rPr>
+          <w:b/>
+          <w:bCs/>
+        </w:rPr>
+        <w:t>3. 演化过程中的“遗传漂移”与“多样性丧失”</w:t>
+      </w:r>
+    </w:p>
+    <w:p>
+      <w:pPr>
+        <w:widowControl/>
+        <w:jc w:val="left"/>
+        <w:rPr>
+          <w:b/>
+          <w:bCs/>
+        </w:rPr>
+      </w:pPr>
+      <w:r>
+        <w:rPr>
+          <w:b/>
+          <w:bCs/>
+        </w:rPr>
+        <w:t>这是算法运行时的动态原因。</w:t>
+      </w:r>
+    </w:p>
+    <w:p>
+      <w:pPr>
+        <w:widowControl/>
+        <w:numPr>
+          <w:ilvl w:val="0"/>
+          <w:numId w:val="7"/>
+        </w:numPr>
+        <w:jc w:val="left"/>
+        <w:rPr>
+          <w:b/>
+          <w:bCs/>
+        </w:rPr>
+      </w:pPr>
+      <w:r>
+        <w:rPr>
+          <w:b/>
+          <w:bCs/>
+        </w:rPr>
+        <w:t>强力解的“殖民”现象：当算法发现一个收敛性极好的解（通常在 PF 的中间区域）时，由于 MOEA/D 允许一个解更新多个邻居，这个“强力解”会迅速替换掉邻域内所有稍微差一点的解。</w:t>
+      </w:r>
+    </w:p>
+    <w:p>
+      <w:pPr>
+        <w:widowControl/>
+        <w:numPr>
+          <w:ilvl w:val="0"/>
+          <w:numId w:val="7"/>
+        </w:numPr>
+        <w:jc w:val="left"/>
+        <w:rPr>
+          <w:b/>
+          <w:bCs/>
+        </w:rPr>
+      </w:pPr>
+      <w:r>
+        <w:rPr>
+          <w:b/>
+          <w:bCs/>
+        </w:rPr>
+        <w:t>后果：那些原本驻守在断裂带边缘、虽然收敛慢但代表了独特分布方向的个体被抹杀了。一旦这些“火种”消失，该区域就会彻底空掉。</w:t>
+      </w:r>
+    </w:p>
+    <w:p>
+      <w:pPr>
+        <w:widowControl/>
+        <w:jc w:val="left"/>
+        <w:rPr>
+          <w:b/>
+          <w:bCs/>
+        </w:rPr>
+      </w:pPr>
+    </w:p>
+    <w:p>
+      <w:pPr>
+        <w:widowControl/>
+        <w:jc w:val="left"/>
+        <w:rPr>
+          <w:b/>
+          <w:bCs/>
+        </w:rPr>
+      </w:pPr>
+    </w:p>
+    <w:p>
+      <w:pPr>
+        <w:widowControl/>
+        <w:jc w:val="left"/>
+        <w:rPr>
+          <w:b/>
+          <w:bCs/>
+        </w:rPr>
+      </w:pPr>
+    </w:p>
+    <w:p>
+      <w:pPr>
+        <w:widowControl/>
+        <w:jc w:val="left"/>
+        <w:rPr>
+          <w:b/>
+          <w:bCs/>
+        </w:rPr>
+      </w:pPr>
+      <w:r>
+        <w:rPr>
+          <w:b/>
+          <w:bCs/>
+        </w:rPr>
+        <w:t>B</w:t>
+      </w:r>
+      <w:r>
+        <w:rPr>
+          <w:rFonts w:hint="eastAsia"/>
+          <w:b/>
+          <w:bCs/>
+        </w:rPr>
+        <w:t>pi的参数设置有问题</w:t>
+      </w:r>
+    </w:p>
+    <w:p>
+      <w:pPr>
+        <w:widowControl/>
+        <w:jc w:val="left"/>
+        <w:rPr>
+          <w:b/>
+          <w:bCs/>
+        </w:rPr>
+      </w:pPr>
+    </w:p>
+    <w:p>
+      <w:pPr>
+        <w:widowControl/>
+        <w:jc w:val="left"/>
+        <w:rPr>
+          <w:b/>
+          <w:bCs/>
+        </w:rPr>
+      </w:pPr>
+    </w:p>
+    <w:p>
+      <w:pPr>
+        <w:widowControl/>
+        <w:jc w:val="left"/>
+        <w:rPr>
+          <w:b/>
+          <w:bCs/>
+        </w:rPr>
+      </w:pPr>
+      <w:r>
+        <w:rPr>
+          <w:rFonts w:hint="eastAsia"/>
+          <w:b/>
+          <w:bCs/>
+        </w:rPr>
+        <w:t>跑一大批真的能找到有用的吗</w:t>
+      </w:r>
+    </w:p>
+    <w:p>
+      <w:pPr>
+        <w:widowControl/>
+        <w:jc w:val="left"/>
+        <w:rPr>
+          <w:b/>
+          <w:bCs/>
+        </w:rPr>
+      </w:pPr>
+    </w:p>
+    <w:p>
+      <w:pPr>
+        <w:widowControl/>
+        <w:jc w:val="left"/>
+        <w:rPr>
+          <w:b/>
+          <w:bCs/>
+        </w:rPr>
+      </w:pPr>
+      <w:r>
+        <w:rPr>
+          <w:b/>
+          <w:bCs/>
+        </w:rPr>
+        <w:t>N</w:t>
+      </w:r>
+      <w:r>
+        <w:rPr>
+          <w:rFonts w:hint="eastAsia"/>
+          <w:b/>
+          <w:bCs/>
+        </w:rPr>
+        <w:t>sga</w:t>
+      </w:r>
+      <w:r>
+        <w:rPr>
+          <w:b/>
+          <w:bCs/>
+        </w:rPr>
+        <w:t>2</w:t>
+      </w:r>
+    </w:p>
+    <w:p>
+      <w:pPr>
+        <w:widowControl/>
+        <w:jc w:val="left"/>
+        <w:rPr>
+          <w:b/>
+          <w:bCs/>
+        </w:rPr>
+      </w:pPr>
+    </w:p>
+    <w:p>
+      <w:pPr>
+        <w:widowControl/>
+        <w:jc w:val="left"/>
+        <w:rPr>
+          <w:b/>
+          <w:bCs/>
+        </w:rPr>
+      </w:pPr>
+    </w:p>
+    <w:p>
+      <w:pPr>
+        <w:widowControl/>
+        <w:jc w:val="left"/>
+        <w:rPr>
+          <w:b/>
+          <w:bCs/>
+        </w:rPr>
+      </w:pPr>
+      <w:r>
+        <w:rPr>
+          <w:rFonts w:hint="eastAsia"/>
+          <w:b/>
+          <w:bCs/>
+        </w:rPr>
+        <w:t>第二个点只考虑部署问题，其中路径规划问题不考虑对过程的通信保持，而考虑最终路径规划目的地的通信保持，也是一种通信保持路径规划。</w:t>
+      </w:r>
+      <w:r>
+        <w:rPr>
+          <w:b/>
+          <w:bCs/>
+        </w:rPr>
+        <w:br/>
+      </w:r>
+      <w:r>
+        <w:rPr>
+          <w:b/>
+          <w:bCs/>
+        </w:rPr>
+        <w:br/>
+      </w:r>
+      <w:r>
+        <w:rPr>
+          <w:b/>
+          <w:bCs/>
+        </w:rPr>
+        <w:br/>
+        <w:t>BPI</w:t>
+      </w:r>
+      <w:r>
+        <w:rPr>
+          <w:rFonts w:hint="eastAsia"/>
+          <w:b/>
+          <w:bCs/>
+        </w:rPr>
+        <w:t>函数非常有效，直接从0</w:t>
+      </w:r>
+      <w:r>
+        <w:rPr>
+          <w:b/>
+          <w:bCs/>
+        </w:rPr>
+        <w:t>.24</w:t>
+      </w:r>
+      <w:r>
+        <w:rPr>
+          <w:rFonts w:hint="eastAsia"/>
+          <w:b/>
+          <w:bCs/>
+        </w:rPr>
+        <w:t>下降到了0</w:t>
+      </w:r>
+      <w:r>
+        <w:rPr>
+          <w:b/>
+          <w:bCs/>
+        </w:rPr>
+        <w:t>.16,</w:t>
+      </w:r>
+      <w:r>
+        <w:rPr>
+          <w:rFonts w:hint="eastAsia"/>
+          <w:b/>
+          <w:bCs/>
+        </w:rPr>
+        <w:t>而且只用了</w:t>
+      </w:r>
+      <w:r>
+        <w:rPr>
+          <w:b/>
+          <w:bCs/>
+        </w:rPr>
+        <w:t>300</w:t>
+      </w:r>
+      <w:r>
+        <w:rPr>
+          <w:rFonts w:hint="eastAsia"/>
+          <w:b/>
+          <w:bCs/>
+        </w:rPr>
+        <w:t>个左右的迭代期</w:t>
+      </w:r>
+    </w:p>
+    <w:p>
+      <w:pPr>
+        <w:widowControl/>
+        <w:jc w:val="left"/>
+        <w:rPr>
+          <w:b/>
+          <w:bCs/>
+        </w:rPr>
+      </w:pPr>
+    </w:p>
+    <w:p>
+      <w:pPr>
+        <w:widowControl/>
+        <w:jc w:val="left"/>
+        <w:rPr>
+          <w:b/>
+          <w:bCs/>
+        </w:rPr>
+      </w:pPr>
+    </w:p>
+    <w:p>
+      <w:pPr>
+        <w:widowControl/>
+        <w:jc w:val="left"/>
+        <w:rPr>
+          <w:b/>
+          <w:bCs/>
+        </w:rPr>
+      </w:pPr>
+    </w:p>
+    <w:p>
+      <w:pPr>
+        <w:widowControl/>
+        <w:jc w:val="left"/>
+        <w:rPr>
+          <w:b/>
+          <w:bCs/>
+        </w:rPr>
+      </w:pPr>
+      <w:r>
+        <w:rPr>
+          <w:rFonts w:hint="eastAsia"/>
+          <w:b/>
+          <w:bCs/>
+        </w:rPr>
+        <w:t>但是节点数目太诡异了，</w:t>
+      </w:r>
+    </w:p>
+    <w:p>
+      <w:pPr>
+        <w:widowControl/>
+        <w:jc w:val="left"/>
+        <w:rPr>
+          <w:b/>
+          <w:bCs/>
+        </w:rPr>
+      </w:pPr>
+      <w:r>
+        <w:rPr>
+          <w:b/>
+          <w:bCs/>
+        </w:rPr>
+        <w:t>De</w:t>
+      </w:r>
+      <w:r>
+        <w:rPr>
+          <w:rFonts w:hint="eastAsia"/>
+          <w:b/>
+          <w:bCs/>
+        </w:rPr>
+        <w:t>使用bpi还是无法下降，并且union解集数量爆炸</w:t>
+      </w:r>
+    </w:p>
+    <w:p>
+      <w:pPr>
+        <w:widowControl/>
+        <w:jc w:val="left"/>
+        <w:rPr>
+          <w:b/>
+          <w:bCs/>
+        </w:rPr>
+      </w:pPr>
+    </w:p>
+    <w:p>
+      <w:pPr>
+        <w:widowControl/>
+        <w:jc w:val="left"/>
+        <w:rPr>
+          <w:b/>
+          <w:bCs/>
+        </w:rPr>
+      </w:pPr>
+    </w:p>
+    <w:p>
+      <w:pPr>
+        <w:widowControl/>
+        <w:jc w:val="left"/>
+        <w:rPr>
+          <w:b/>
+          <w:bCs/>
+        </w:rPr>
+      </w:pPr>
+    </w:p>
+    <w:p>
+      <w:pPr>
+        <w:widowControl/>
+        <w:jc w:val="left"/>
+        <w:rPr>
+          <w:rFonts w:hint="eastAsia"/>
+          <w:b/>
+          <w:bCs/>
+        </w:rPr>
+      </w:pPr>
+      <w:r>
+        <w:rPr>
+          <w:rFonts w:hint="eastAsia"/>
+          <w:b/>
+          <w:bCs/>
+        </w:rPr>
+        <w:t>跑种群数目5</w:t>
+      </w:r>
+      <w:r>
+        <w:rPr>
+          <w:b/>
+          <w:bCs/>
+        </w:rPr>
+        <w:t>00</w:t>
+      </w:r>
+      <w:r>
+        <w:rPr>
+          <w:rFonts w:hint="eastAsia"/>
+          <w:b/>
+          <w:bCs/>
+        </w:rPr>
+        <w:t>的bpi结果</w:t>
+      </w:r>
+      <w:r>
+        <w:rPr>
+          <w:rFonts w:hint="eastAsia"/>
+          <w:b/>
+          <w:bCs/>
+        </w:rPr>
+        <w:t xml:space="preserve"> </w:t>
+      </w:r>
+      <w:r>
+        <w:rPr>
+          <w:b/>
+          <w:bCs/>
+        </w:rPr>
+        <w:t xml:space="preserve">         </w:t>
+      </w:r>
+      <w:r>
+        <w:rPr>
+          <w:rFonts w:hint="eastAsia"/>
+          <w:b/>
+          <w:bCs/>
+        </w:rPr>
+        <w:t>bpi设置成5更好，awa没有什么效果</w:t>
+      </w:r>
+    </w:p>
+    <w:p>
+      <w:pPr>
+        <w:widowControl/>
+        <w:jc w:val="left"/>
+        <w:rPr>
+          <w:b/>
+          <w:bCs/>
+        </w:rPr>
+      </w:pPr>
+      <w:r>
+        <w:rPr>
+          <w:rFonts w:hint="eastAsia"/>
+          <w:b/>
+          <w:bCs/>
+        </w:rPr>
+        <w:t>跑概率策略反转的结果。</w:t>
+      </w:r>
+      <w:r>
+        <w:rPr>
+          <w:rFonts w:hint="eastAsia"/>
+          <w:b/>
+          <w:bCs/>
+        </w:rPr>
+        <w:t xml:space="preserve"> </w:t>
+      </w:r>
+      <w:r>
+        <w:rPr>
+          <w:b/>
+          <w:bCs/>
+        </w:rPr>
+        <w:t xml:space="preserve"> </w:t>
+      </w:r>
+      <w:r>
+        <w:rPr>
+          <w:rFonts w:hint="eastAsia"/>
+          <w:b/>
+          <w:bCs/>
+        </w:rPr>
+        <w:t>看看是不是权重策略有问题，或者需要新增全局随机引导</w:t>
+      </w:r>
+      <w:r>
+        <w:rPr>
+          <w:b/>
+          <w:bCs/>
+        </w:rPr>
+        <w:br/>
+      </w:r>
+    </w:p>
+    <w:p>
+      <w:pPr>
+        <w:widowControl/>
+        <w:jc w:val="left"/>
+        <w:rPr>
+          <w:b/>
+          <w:bCs/>
+        </w:rPr>
+      </w:pPr>
+    </w:p>
+    <w:p>
+      <w:pPr>
+        <w:widowControl/>
+        <w:jc w:val="left"/>
+        <w:rPr>
+          <w:b/>
+          <w:bCs/>
+        </w:rPr>
+      </w:pPr>
+      <w:r>
+        <w:rPr>
+          <w:rFonts w:hint="eastAsia"/>
+          <w:b/>
+          <w:bCs/>
+        </w:rPr>
+        <w:t>增加连通度的多样性</w:t>
+      </w:r>
+    </w:p>
+    <w:p>
+      <w:pPr>
+        <w:widowControl/>
+        <w:jc w:val="left"/>
+        <w:rPr>
+          <w:b/>
+          <w:bCs/>
+        </w:rPr>
+      </w:pPr>
+      <w:r>
+        <w:rPr>
+          <w:rFonts w:hint="eastAsia"/>
+          <w:b/>
+          <w:bCs/>
+        </w:rPr>
+        <w:t>增加种群数目</w:t>
+      </w:r>
+    </w:p>
+    <w:p>
+      <w:pPr>
+        <w:widowControl/>
+        <w:jc w:val="left"/>
+        <w:rPr>
+          <w:b/>
+          <w:bCs/>
+        </w:rPr>
+      </w:pPr>
+      <w:r>
+        <w:rPr>
+          <w:rFonts w:hint="eastAsia"/>
+          <w:b/>
+          <w:bCs/>
+        </w:rPr>
+        <w:t>策略反转.</w:t>
+      </w:r>
+    </w:p>
+    <w:p>
+      <w:pPr>
+        <w:widowControl/>
+        <w:jc w:val="left"/>
+        <w:rPr>
+          <w:b/>
+          <w:bCs/>
+        </w:rPr>
+      </w:pPr>
+      <w:r>
+        <w:rPr>
+          <w:b/>
+          <w:bCs/>
+        </w:rPr>
+        <w:t>Bpi=5.0</w:t>
+      </w:r>
+      <w:r>
+        <w:rPr>
+          <w:rFonts w:hint="eastAsia"/>
+          <w:b/>
+          <w:bCs/>
+        </w:rPr>
+        <w:t>，不使用awa策略。不使用t</w:t>
+      </w:r>
+      <w:r>
+        <w:rPr>
+          <w:b/>
+          <w:bCs/>
+        </w:rPr>
+        <w:t>chebcheff</w:t>
+      </w:r>
+      <w:r>
+        <w:rPr>
+          <w:rFonts w:hint="eastAsia"/>
+          <w:b/>
+          <w:bCs/>
+        </w:rPr>
+        <w:t>策略。</w:t>
+      </w:r>
+    </w:p>
+    <w:p>
+      <w:pPr>
+        <w:widowControl/>
+        <w:jc w:val="left"/>
+        <w:rPr>
+          <w:b/>
+          <w:bCs/>
+        </w:rPr>
+      </w:pPr>
+    </w:p>
+    <w:p>
+      <w:pPr>
+        <w:widowControl/>
+        <w:jc w:val="left"/>
+        <w:rPr>
+          <w:b/>
+          <w:bCs/>
+        </w:rPr>
+      </w:pPr>
+    </w:p>
+    <w:p>
+      <w:pPr>
+        <w:widowControl/>
+        <w:jc w:val="left"/>
+        <w:rPr>
+          <w:b/>
+          <w:bCs/>
+        </w:rPr>
+      </w:pPr>
+      <w:r>
+        <w:rPr>
+          <w:rFonts w:hint="eastAsia"/>
+          <w:b/>
+          <w:bCs/>
+        </w:rPr>
+        <w:t>跑前5</w:t>
+      </w:r>
+      <w:r>
+        <w:rPr>
+          <w:b/>
+          <w:bCs/>
+        </w:rPr>
+        <w:t>00</w:t>
+      </w:r>
+      <w:r>
+        <w:rPr>
+          <w:rFonts w:hint="eastAsia"/>
+          <w:b/>
+          <w:bCs/>
+        </w:rPr>
+        <w:t>个chebcheff算法，后5</w:t>
+      </w:r>
+      <w:r>
+        <w:rPr>
+          <w:b/>
+          <w:bCs/>
+        </w:rPr>
+        <w:t>00</w:t>
+      </w:r>
+      <w:r>
+        <w:rPr>
+          <w:rFonts w:hint="eastAsia"/>
+          <w:b/>
+          <w:bCs/>
+        </w:rPr>
+        <w:t>个bpi算法。</w:t>
+      </w:r>
+    </w:p>
+    <w:p>
+      <w:pPr>
+        <w:widowControl/>
+        <w:jc w:val="left"/>
+        <w:rPr>
+          <w:b/>
+          <w:bCs/>
+        </w:rPr>
+      </w:pPr>
+      <w:r>
+        <w:rPr>
+          <w:b/>
+          <w:bCs/>
+        </w:rPr>
+        <w:t>500</w:t>
+      </w:r>
+      <w:r>
+        <w:rPr>
+          <w:rFonts w:hint="eastAsia"/>
+          <w:b/>
+          <w:bCs/>
+        </w:rPr>
+        <w:t>权重：5</w:t>
+      </w:r>
+      <w:r>
+        <w:rPr>
+          <w:b/>
+          <w:bCs/>
+        </w:rPr>
+        <w:t>00</w:t>
+      </w:r>
+      <w:r>
+        <w:rPr>
+          <w:rFonts w:hint="eastAsia"/>
+          <w:b/>
+          <w:bCs/>
+        </w:rPr>
+        <w:t>和1</w:t>
+      </w:r>
+      <w:r>
+        <w:rPr>
+          <w:b/>
+          <w:bCs/>
+        </w:rPr>
+        <w:t>000.</w:t>
+      </w:r>
+      <w:r>
+        <w:rPr>
+          <w:rFonts w:hint="eastAsia"/>
+          <w:b/>
+          <w:bCs/>
+        </w:rPr>
+        <w:t>tche</w:t>
+      </w:r>
+      <w:r>
+        <w:rPr>
+          <w:b/>
+          <w:bCs/>
+        </w:rPr>
+        <w:t>bcheff</w:t>
+      </w:r>
+      <w:r>
+        <w:rPr>
+          <w:rFonts w:hint="eastAsia"/>
+          <w:b/>
+          <w:bCs/>
+        </w:rPr>
+        <w:t>和bpi</w:t>
+      </w:r>
+      <w:r>
+        <w:rPr>
+          <w:b/>
+          <w:bCs/>
+        </w:rPr>
+        <w:br/>
+      </w:r>
+      <w:r>
+        <w:rPr>
+          <w:b/>
+          <w:bCs/>
+        </w:rPr>
+        <w:br/>
+      </w:r>
+      <w:r>
+        <w:rPr>
+          <w:b/>
+          <w:bCs/>
+        </w:rPr>
+        <w:br/>
+      </w:r>
+      <w:r>
+        <w:rPr>
+          <w:b/>
+          <w:bCs/>
+        </w:rPr>
+        <w:br/>
+      </w:r>
+      <w:r>
+        <w:rPr>
+          <w:b/>
+          <w:bCs/>
+        </w:rPr>
+        <w:br/>
+      </w:r>
+      <w:r>
+        <w:rPr>
+          <w:rFonts w:hint="eastAsia"/>
+          <w:b/>
+          <w:bCs/>
+        </w:rPr>
+        <w:t>明天直接固定好算法进行跑</w:t>
+      </w:r>
+    </w:p>
+    <w:p>
+      <w:pPr>
+        <w:widowControl/>
+        <w:jc w:val="left"/>
+        <w:rPr>
+          <w:b/>
+          <w:bCs/>
+        </w:rPr>
+      </w:pPr>
+    </w:p>
+    <w:p>
+      <w:pPr>
+        <w:widowControl/>
+        <w:jc w:val="left"/>
+        <w:rPr>
+          <w:b/>
+          <w:bCs/>
+        </w:rPr>
+      </w:pPr>
+      <w:r>
+        <w:rPr>
+          <w:rFonts w:hint="eastAsia"/>
+          <w:b/>
+          <w:bCs/>
+        </w:rPr>
+        <w:t>干扰功率数量确定，建筑数量确定，但是位置随机，跑nsga</w:t>
+      </w:r>
+      <w:r>
+        <w:rPr>
+          <w:b/>
+          <w:bCs/>
+        </w:rPr>
+        <w:t xml:space="preserve"> moea-de </w:t>
+      </w:r>
+      <w:r>
+        <w:rPr>
+          <w:rFonts w:hint="eastAsia"/>
+          <w:b/>
+          <w:bCs/>
+        </w:rPr>
+        <w:t>moea</w:t>
+      </w:r>
+      <w:r>
+        <w:rPr>
+          <w:b/>
+          <w:bCs/>
+        </w:rPr>
+        <w:t>-</w:t>
+      </w:r>
+      <w:r>
+        <w:rPr>
+          <w:rFonts w:hint="eastAsia"/>
+          <w:b/>
+          <w:bCs/>
+        </w:rPr>
+        <w:t>p</w:t>
+      </w:r>
+      <w:r>
+        <w:rPr>
+          <w:b/>
+          <w:bCs/>
+        </w:rPr>
+        <w:t>mtde</w:t>
+      </w:r>
+      <w:r>
+        <w:rPr>
+          <w:rFonts w:hint="eastAsia"/>
+          <w:b/>
+          <w:bCs/>
+        </w:rPr>
+        <w:t>三种算法各一次，随机的场景数量为1</w:t>
+      </w:r>
+      <w:r>
+        <w:rPr>
+          <w:b/>
+          <w:bCs/>
+        </w:rPr>
+        <w:t>0</w:t>
+      </w:r>
+      <w:r>
+        <w:rPr>
+          <w:rFonts w:hint="eastAsia"/>
+          <w:b/>
+          <w:bCs/>
+        </w:rPr>
+        <w:t>个。其中干扰位置自己给出，建筑数量随机生成。一共三十组数据，分别记录好干扰位置、建筑的随机种子。</w:t>
+      </w:r>
+      <w:r>
+        <w:rPr>
+          <w:rFonts w:hint="eastAsia"/>
+          <w:b/>
+          <w:bCs/>
+        </w:rPr>
+        <w:t>完美。</w:t>
+      </w:r>
+    </w:p>
+    <w:p>
+      <w:pPr>
+        <w:widowControl/>
+        <w:jc w:val="left"/>
+        <w:rPr>
+          <w:b/>
+          <w:bCs/>
+        </w:rPr>
+      </w:pPr>
+    </w:p>
+    <w:p>
+      <w:pPr>
+        <w:widowControl/>
+        <w:jc w:val="left"/>
+        <w:rPr>
+          <w:b/>
+          <w:bCs/>
+        </w:rPr>
+      </w:pPr>
+      <w:r>
+        <w:rPr>
+          <w:rFonts w:hint="eastAsia"/>
+          <w:b/>
+          <w:bCs/>
+        </w:rPr>
+        <w:t>在按照无人机数目从2</w:t>
+      </w:r>
+      <w:r>
+        <w:rPr>
+          <w:b/>
+          <w:bCs/>
+        </w:rPr>
+        <w:t>0</w:t>
+      </w:r>
+      <w:r>
+        <w:rPr>
+          <w:rFonts w:hint="eastAsia"/>
+          <w:b/>
+          <w:bCs/>
+        </w:rPr>
+        <w:t>到2</w:t>
+      </w:r>
+      <w:r>
+        <w:rPr>
+          <w:b/>
+          <w:bCs/>
+        </w:rPr>
+        <w:t>5</w:t>
+      </w:r>
+      <w:r>
+        <w:rPr>
+          <w:rFonts w:hint="eastAsia"/>
+          <w:b/>
+          <w:bCs/>
+        </w:rPr>
+        <w:t>依此绘制对应的图。</w:t>
+      </w:r>
+      <w:r>
+        <w:rPr>
+          <w:rFonts w:hint="eastAsia"/>
+          <w:b/>
+          <w:bCs/>
+        </w:rPr>
+        <w:t>便于决策</w:t>
+      </w:r>
+      <w:r>
+        <w:rPr>
+          <w:b/>
+          <w:bCs/>
+        </w:rPr>
+        <w:br/>
+      </w:r>
+      <w:r>
+        <w:rPr>
+          <w:b/>
+          <w:bCs/>
+        </w:rPr>
+        <w:br/>
+      </w:r>
+      <w:r>
+        <w:rPr>
+          <w:rFonts w:hint="eastAsia"/>
+          <w:b/>
+          <w:bCs/>
+        </w:rPr>
+        <w:t>连通度代表着对应的网络负担，对应传输的网络容量以及环境强度，网络容量需要更大则需要更大的连通度进行传输。</w:t>
+      </w:r>
+    </w:p>
+    <w:p>
+      <w:pPr>
+        <w:widowControl/>
+        <w:jc w:val="left"/>
+        <w:rPr>
+          <w:b/>
+          <w:bCs/>
+        </w:rPr>
+      </w:pPr>
+    </w:p>
+    <w:p>
+      <w:pPr>
+        <w:widowControl/>
+        <w:jc w:val="left"/>
+        <w:rPr>
+          <w:b/>
+          <w:bCs/>
+        </w:rPr>
+      </w:pPr>
+    </w:p>
+    <w:p>
+      <w:pPr>
+        <w:widowControl/>
+        <w:jc w:val="left"/>
+        <w:rPr>
+          <w:rFonts w:hint="eastAsia"/>
+          <w:b/>
+          <w:bCs/>
+        </w:rPr>
+      </w:pPr>
+      <w:r>
+        <w:rPr>
+          <w:rFonts w:hint="eastAsia"/>
+          <w:b/>
+          <w:bCs/>
+        </w:rPr>
+        <w:t>有一篇论文基于传感器的moea</w:t>
+      </w:r>
+      <w:r>
+        <w:rPr>
+          <w:rFonts w:hint="eastAsia"/>
+          <w:b/>
+          <w:bCs/>
+        </w:rPr>
+        <w:t>。基于虚拟力实现优化。</w:t>
+      </w:r>
+      <w:r>
+        <w:rPr>
+          <w:b/>
+          <w:bCs/>
+        </w:rPr>
+        <w:br/>
+      </w:r>
+      <w:r>
+        <w:rPr>
+          <w:rFonts w:hint="eastAsia"/>
+          <w:b/>
+          <w:bCs/>
+        </w:rPr>
+        <w:t>有一篇论文是讨论目标覆盖</w:t>
+      </w:r>
+      <w:r>
+        <w:rPr>
+          <w:rFonts w:hint="eastAsia"/>
+          <w:b/>
+          <w:bCs/>
+        </w:rPr>
+        <w:t>的Qos</w:t>
+      </w:r>
+    </w:p>
+    <w:p>
+      <w:pPr>
+        <w:widowControl/>
+        <w:jc w:val="left"/>
+        <w:rPr>
+          <w:b/>
+          <w:bCs/>
+        </w:rPr>
+      </w:pPr>
+    </w:p>
+    <w:p>
+      <w:pPr>
+        <w:widowControl/>
+        <w:jc w:val="left"/>
+        <w:rPr>
+          <w:b/>
+          <w:bCs/>
+        </w:rPr>
+      </w:pPr>
+      <w:r>
+        <w:rPr>
+          <w:rFonts w:hint="eastAsia"/>
+          <w:b/>
+          <w:bCs/>
+        </w:rPr>
+        <w:t>我做的这个东西其实叫局部搜索l</w:t>
+      </w:r>
+      <w:r>
+        <w:rPr>
+          <w:b/>
+          <w:bCs/>
+        </w:rPr>
+        <w:t xml:space="preserve">ocal </w:t>
+      </w:r>
+      <w:r>
+        <w:rPr>
+          <w:rFonts w:hint="eastAsia"/>
+          <w:b/>
+          <w:bCs/>
+        </w:rPr>
+        <w:t>search</w:t>
+      </w:r>
+      <w:r>
+        <w:rPr>
+          <w:b/>
+          <w:bCs/>
+        </w:rPr>
+        <w:t>,</w:t>
+      </w:r>
+      <w:r>
+        <w:rPr>
+          <w:rFonts w:hint="eastAsia"/>
+          <w:b/>
+          <w:bCs/>
+        </w:rPr>
+        <w:t>嵌入物理直接引导实现效果优化。</w:t>
+      </w:r>
+    </w:p>
+    <w:p>
+      <w:pPr>
+        <w:widowControl/>
+        <w:jc w:val="left"/>
+        <w:rPr>
+          <w:rFonts w:hint="eastAsia"/>
+          <w:b/>
+          <w:bCs/>
+        </w:rPr>
+      </w:pPr>
+      <w:r>
+        <w:rPr>
+          <w:rFonts w:hint="eastAsia"/>
+          <w:b/>
+          <w:bCs/>
+        </w:rPr>
+        <w:t>覆盖分三种，目标覆盖，区域覆盖和屏障覆盖，前一种好像研究的更多</w:t>
+      </w:r>
+    </w:p>
+    <w:p>
+      <w:pPr>
+        <w:widowControl/>
+        <w:jc w:val="left"/>
+        <w:rPr>
+          <w:rFonts w:hint="eastAsia"/>
+          <w:b/>
+          <w:bCs/>
+        </w:rPr>
+      </w:pPr>
+      <w:r>
+        <w:rPr>
+          <w:rFonts w:hint="eastAsia"/>
+          <w:b/>
+          <w:bCs/>
+        </w:rPr>
+        <w:t>好吧，共性其实很多。这里我想讲的是：在面对大规模、复杂的优化问题时，这些算法往往存在着收敛速度慢、难以寻找高精度的解的缺点。而在这些算法的基础上，引入</w:t>
+      </w:r>
+      <w:hyperlink r:id="rId13" w:tgtFrame="_blank" w:history="1">
+        <w:r>
+          <w:rPr>
+            <w:rStyle w:val="af"/>
+            <w:rFonts w:hint="eastAsia"/>
+            <w:b/>
+            <w:bCs/>
+          </w:rPr>
+          <w:t>局部搜索方法</w:t>
+        </w:r>
+      </w:hyperlink>
+      <w:r>
+        <w:rPr>
+          <w:rFonts w:hint="eastAsia"/>
+          <w:b/>
+          <w:bCs/>
+        </w:rPr>
+        <w:t>，对计算智能方法所发现的解进行改进，将有效地提高计算智能方法的求解效率和精度。</w:t>
+      </w:r>
+    </w:p>
+    <w:p>
+      <w:pPr>
+        <w:widowControl/>
+        <w:jc w:val="left"/>
+        <w:rPr>
+          <w:b/>
+          <w:bCs/>
+        </w:rPr>
+      </w:pPr>
+    </w:p>
+    <w:p>
+      <w:pPr>
+        <w:widowControl/>
+        <w:jc w:val="left"/>
+        <w:rPr>
+          <w:b/>
+          <w:bCs/>
+        </w:rPr>
+      </w:pPr>
+    </w:p>
+    <w:p>
+      <w:pPr>
+        <w:widowControl/>
+        <w:jc w:val="left"/>
+        <w:rPr>
+          <w:b/>
+          <w:bCs/>
+        </w:rPr>
+      </w:pPr>
+    </w:p>
+    <w:p>
+      <w:pPr>
+        <w:widowControl/>
+        <w:jc w:val="left"/>
+        <w:rPr>
+          <w:b/>
+          <w:bCs/>
+        </w:rPr>
+      </w:pPr>
+      <w:r>
+        <w:rPr>
+          <w:rFonts w:hint="eastAsia"/>
+          <w:b/>
+          <w:bCs/>
+        </w:rPr>
+        <w:t>下午：整理大纲，包括全部的内容，第四章是基于多种群</w:t>
+      </w:r>
+      <w:r>
+        <w:rPr>
+          <w:rFonts w:hint="eastAsia"/>
+          <w:b/>
+          <w:bCs/>
+        </w:rPr>
+        <w:t>局部引导</w:t>
+      </w:r>
+      <w:r>
+        <w:rPr>
+          <w:rFonts w:hint="eastAsia"/>
+          <w:b/>
+          <w:bCs/>
+        </w:rPr>
+        <w:t>竞争的N</w:t>
+      </w:r>
+      <w:r>
+        <w:rPr>
+          <w:b/>
+          <w:bCs/>
+        </w:rPr>
+        <w:t>SGA2</w:t>
+      </w:r>
+      <w:r>
+        <w:rPr>
+          <w:rFonts w:hint="eastAsia"/>
+          <w:b/>
+          <w:bCs/>
+        </w:rPr>
+        <w:t>算法，需要多目标优化、</w:t>
+      </w:r>
+      <w:r>
+        <w:rPr>
+          <w:rFonts w:hint="eastAsia"/>
+          <w:b/>
+          <w:bCs/>
+        </w:rPr>
+        <w:t>覆盖相关。</w:t>
+      </w:r>
+    </w:p>
+    <w:p>
+      <w:pPr>
+        <w:widowControl/>
+        <w:jc w:val="left"/>
+        <w:rPr>
+          <w:b/>
+          <w:bCs/>
+        </w:rPr>
+      </w:pPr>
+    </w:p>
+    <w:p>
+      <w:pPr>
+        <w:widowControl/>
+        <w:jc w:val="left"/>
+        <w:rPr>
+          <w:b/>
+          <w:bCs/>
+        </w:rPr>
+      </w:pPr>
+      <w:r>
+        <w:rPr>
+          <w:rFonts w:hint="eastAsia"/>
+          <w:b/>
+          <w:bCs/>
+        </w:rPr>
+        <w:t>整理算法。</w:t>
+      </w:r>
+    </w:p>
+    <w:p>
+      <w:pPr>
+        <w:widowControl/>
+        <w:jc w:val="left"/>
+        <w:rPr>
+          <w:b/>
+          <w:bCs/>
+        </w:rPr>
+      </w:pPr>
+    </w:p>
+    <w:p>
+      <w:pPr>
+        <w:widowControl/>
+        <w:jc w:val="left"/>
+        <w:rPr>
+          <w:rFonts w:hint="eastAsia"/>
+          <w:b/>
+          <w:bCs/>
+        </w:rPr>
+      </w:pPr>
+      <w:r>
+        <w:rPr>
+          <w:rFonts w:hint="eastAsia"/>
+          <w:b/>
+          <w:bCs/>
+        </w:rPr>
+        <w:t>查一下区域覆盖算法无人机或者传感器的相关论文。</w:t>
+      </w:r>
+    </w:p>
+    <w:p>
+      <w:pPr>
+        <w:widowControl/>
+        <w:jc w:val="left"/>
+        <w:rPr>
+          <w:b/>
+          <w:bCs/>
+        </w:rPr>
+      </w:pPr>
+      <w:r>
+        <w:rPr>
+          <w:rFonts w:hint="eastAsia"/>
+          <w:b/>
+          <w:bCs/>
+        </w:rPr>
+        <w:t>查一下nsga2改进的算法。</w:t>
+      </w:r>
+    </w:p>
+    <w:p>
+      <w:pPr>
+        <w:widowControl/>
+        <w:jc w:val="left"/>
+        <w:rPr>
+          <w:b/>
+          <w:bCs/>
+        </w:rPr>
+      </w:pPr>
+      <w:r>
+        <w:rPr>
+          <w:rFonts w:hint="eastAsia"/>
+          <w:b/>
+          <w:bCs/>
+        </w:rPr>
+        <w:t>小提琴图</w:t>
+      </w:r>
+    </w:p>
+    <w:p>
+      <w:pPr>
+        <w:widowControl/>
+        <w:jc w:val="left"/>
+        <w:rPr>
+          <w:b/>
+          <w:bCs/>
+        </w:rPr>
+      </w:pPr>
+      <w:r>
+        <w:rPr>
+          <w:rFonts w:hint="eastAsia"/>
+          <w:b/>
+          <w:bCs/>
+        </w:rPr>
+        <w:t>参数指标H</w:t>
+      </w:r>
+      <w:r>
+        <w:rPr>
+          <w:b/>
+          <w:bCs/>
+        </w:rPr>
+        <w:t>V</w:t>
+      </w:r>
+      <w:r>
+        <w:rPr>
+          <w:rFonts w:hint="eastAsia"/>
+          <w:b/>
+          <w:bCs/>
+        </w:rPr>
+        <w:t>，I</w:t>
+      </w:r>
+      <w:r>
+        <w:rPr>
+          <w:b/>
+          <w:bCs/>
+        </w:rPr>
+        <w:t>GD</w:t>
+      </w:r>
+      <w:r>
+        <w:rPr>
+          <w:rFonts w:hint="eastAsia"/>
+          <w:b/>
+          <w:bCs/>
+        </w:rPr>
+        <w:t>等</w:t>
+      </w:r>
+    </w:p>
+    <w:p>
+      <w:pPr>
+        <w:widowControl/>
+        <w:jc w:val="left"/>
+        <w:rPr>
+          <w:rFonts w:hint="eastAsia"/>
+          <w:b/>
+          <w:bCs/>
+        </w:rPr>
+      </w:pPr>
+      <w:r>
+        <w:rPr>
+          <w:rFonts w:hint="eastAsia"/>
+          <w:b/>
+          <w:bCs/>
+        </w:rPr>
+        <w:t>代数连通度和网络吞吐量怎么联系起来，这样才有覆盖和传输的trade</w:t>
+      </w:r>
+      <w:r>
+        <w:rPr>
+          <w:b/>
+          <w:bCs/>
+        </w:rPr>
+        <w:t>-off</w:t>
+      </w:r>
+      <w:r>
+        <w:rPr>
+          <w:rFonts w:hint="eastAsia"/>
+          <w:b/>
+          <w:bCs/>
+        </w:rPr>
+        <w:t>的物理意义。</w:t>
+      </w:r>
+    </w:p>
+    <w:p>
+      <w:pPr>
+        <w:widowControl/>
+        <w:jc w:val="left"/>
+        <w:rPr>
+          <w:rFonts w:hint="eastAsia"/>
+          <w:b/>
+          <w:bCs/>
+        </w:rPr>
+      </w:pPr>
     </w:p>
     <w:sectPr>
       <w:pgSz w:w="11906" w:h="16838"/>
@@ -15445,6 +23056,176 @@
 <file path=word/numbering.xml><?xml version="1.0" encoding="utf-8"?>
 <w:numbering xmlns:wpc="http://schemas.microsoft.com/office/word/2010/wordprocessingCanvas" xmlns:cx="http://schemas.microsoft.com/office/drawing/2014/chartex" xmlns:cx1="http://schemas.microsoft.com/office/drawing/2015/9/8/chartex" xmlns:cx2="http://schemas.microsoft.com/office/drawing/2015/10/21/chartex" xmlns:cx3="http://schemas.microsoft.com/office/drawing/2016/5/9/chartex" xmlns:cx4="http://schemas.microsoft.com/office/drawing/2016/5/10/chartex" xmlns:cx5="http://schemas.microsoft.com/office/drawing/2016/5/11/chartex" xmlns:cx6="http://schemas.microsoft.com/office/drawing/2016/5/12/chartex" xmlns:cx7="http://schemas.microsoft.com/office/drawing/2016/5/13/chartex" xmlns:cx8="http://schemas.microsoft.com/office/drawing/2016/5/14/chartex" xmlns:mc="http://schemas.openxmlformats.org/markup-compatibility/2006" xmlns:aink="http://schemas.microsoft.com/office/drawing/2016/ink" xmlns:am3d="http://schemas.microsoft.com/office/drawing/2017/model3d" xmlns:o="urn:schemas-microsoft-com:office:office" xmlns:r="http://schemas.openxmlformats.org/officeDocument/2006/relationships" xmlns:m="http://schemas.openxmlformats.org/officeDocument/2006/math" xmlns:v="urn:schemas-microsoft-com:vml" xmlns:wp14="http://schemas.microsoft.com/office/word/2010/wordprocessingDrawing" xmlns:wp="http://schemas.openxmlformats.org/drawingml/2006/wordprocessingDrawing" xmlns:w10="urn:schemas-microsoft-com:office:word" xmlns:w="http://schemas.openxmlformats.org/wordprocessingml/2006/main" xmlns:w14="http://schemas.microsoft.com/office/word/2010/wordml" xmlns:w15="http://schemas.microsoft.com/office/word/2012/wordml" xmlns:w16cex="http://schemas.microsoft.com/office/word/2018/wordml/cex" xmlns:w16cid="http://schemas.microsoft.com/office/word/2016/wordml/cid" xmlns:w16="http://schemas.microsoft.com/office/word/2018/wordml" xmlns:w16sdtdh="http://schemas.microsoft.com/office/word/2020/wordml/sdtdatahash" xmlns:w16se="http://schemas.microsoft.com/office/word/2015/wordml/symex" xmlns:wpg="http://schemas.microsoft.com/office/word/2010/wordprocessingGroup" xmlns:wpi="http://schemas.microsoft.com/office/word/2010/wordprocessingInk" xmlns:wne="http://schemas.microsoft.com/office/word/2006/wordml" xmlns:wps="http://schemas.microsoft.com/office/word/2010/wordprocessingShape" mc:Ignorable="w14 w15 w16se w16cid w16 w16cex w16sdtdh wp14">
   <w:abstractNum w:abstractNumId="0" w15:restartNumberingAfterBreak="0">
+    <w:nsid w:val="FFFFFF89"/>
+    <w:multiLevelType w:val="singleLevel"/>
+    <w:tmpl w:val="231C5B2E"/>
+    <w:lvl w:ilvl="0">
+      <w:start w:val="1"/>
+      <w:numFmt w:val="bullet"/>
+      <w:pStyle w:val="a"/>
+      <w:lvlText w:val=""/>
+      <w:lvlJc w:val="left"/>
+      <w:pPr>
+        <w:tabs>
+          <w:tab w:val="num" w:pos="360"/>
+        </w:tabs>
+        <w:ind w:left="360" w:hangingChars="200" w:hanging="360"/>
+      </w:pPr>
+      <w:rPr>
+        <w:rFonts w:ascii="Wingdings" w:hAnsi="Wingdings" w:hint="default"/>
+      </w:rPr>
+    </w:lvl>
+  </w:abstractNum>
+  <w:abstractNum w:abstractNumId="1" w15:restartNumberingAfterBreak="0">
+    <w:nsid w:val="252E0D69"/>
+    <w:multiLevelType w:val="multilevel"/>
+    <w:tmpl w:val="2E42FE32"/>
+    <w:lvl w:ilvl="0">
+      <w:start w:val="1"/>
+      <w:numFmt w:val="bullet"/>
+      <w:lvlText w:val=""/>
+      <w:lvlJc w:val="left"/>
+      <w:pPr>
+        <w:tabs>
+          <w:tab w:val="num" w:pos="720"/>
+        </w:tabs>
+        <w:ind w:left="720" w:hanging="360"/>
+      </w:pPr>
+      <w:rPr>
+        <w:rFonts w:ascii="Symbol" w:hAnsi="Symbol" w:hint="default"/>
+        <w:sz w:val="20"/>
+      </w:rPr>
+    </w:lvl>
+    <w:lvl w:ilvl="1" w:tentative="1">
+      <w:start w:val="1"/>
+      <w:numFmt w:val="bullet"/>
+      <w:lvlText w:val="o"/>
+      <w:lvlJc w:val="left"/>
+      <w:pPr>
+        <w:tabs>
+          <w:tab w:val="num" w:pos="1440"/>
+        </w:tabs>
+        <w:ind w:left="1440" w:hanging="360"/>
+      </w:pPr>
+      <w:rPr>
+        <w:rFonts w:ascii="Courier New" w:hAnsi="Courier New" w:hint="default"/>
+        <w:sz w:val="20"/>
+      </w:rPr>
+    </w:lvl>
+    <w:lvl w:ilvl="2" w:tentative="1">
+      <w:start w:val="1"/>
+      <w:numFmt w:val="bullet"/>
+      <w:lvlText w:val=""/>
+      <w:lvlJc w:val="left"/>
+      <w:pPr>
+        <w:tabs>
+          <w:tab w:val="num" w:pos="2160"/>
+        </w:tabs>
+        <w:ind w:left="2160" w:hanging="360"/>
+      </w:pPr>
+      <w:rPr>
+        <w:rFonts w:ascii="Wingdings" w:hAnsi="Wingdings" w:hint="default"/>
+        <w:sz w:val="20"/>
+      </w:rPr>
+    </w:lvl>
+    <w:lvl w:ilvl="3" w:tentative="1">
+      <w:start w:val="1"/>
+      <w:numFmt w:val="bullet"/>
+      <w:lvlText w:val=""/>
+      <w:lvlJc w:val="left"/>
+      <w:pPr>
+        <w:tabs>
+          <w:tab w:val="num" w:pos="2880"/>
+        </w:tabs>
+        <w:ind w:left="2880" w:hanging="360"/>
+      </w:pPr>
+      <w:rPr>
+        <w:rFonts w:ascii="Wingdings" w:hAnsi="Wingdings" w:hint="default"/>
+        <w:sz w:val="20"/>
+      </w:rPr>
+    </w:lvl>
+    <w:lvl w:ilvl="4" w:tentative="1">
+      <w:start w:val="1"/>
+      <w:numFmt w:val="bullet"/>
+      <w:lvlText w:val=""/>
+      <w:lvlJc w:val="left"/>
+      <w:pPr>
+        <w:tabs>
+          <w:tab w:val="num" w:pos="3600"/>
+        </w:tabs>
+        <w:ind w:left="3600" w:hanging="360"/>
+      </w:pPr>
+      <w:rPr>
+        <w:rFonts w:ascii="Wingdings" w:hAnsi="Wingdings" w:hint="default"/>
+        <w:sz w:val="20"/>
+      </w:rPr>
+    </w:lvl>
+    <w:lvl w:ilvl="5" w:tentative="1">
+      <w:start w:val="1"/>
+      <w:numFmt w:val="bullet"/>
+      <w:lvlText w:val=""/>
+      <w:lvlJc w:val="left"/>
+      <w:pPr>
+        <w:tabs>
+          <w:tab w:val="num" w:pos="4320"/>
+        </w:tabs>
+        <w:ind w:left="4320" w:hanging="360"/>
+      </w:pPr>
+      <w:rPr>
+        <w:rFonts w:ascii="Wingdings" w:hAnsi="Wingdings" w:hint="default"/>
+        <w:sz w:val="20"/>
+      </w:rPr>
+    </w:lvl>
+    <w:lvl w:ilvl="6" w:tentative="1">
+      <w:start w:val="1"/>
+      <w:numFmt w:val="bullet"/>
+      <w:lvlText w:val=""/>
+      <w:lvlJc w:val="left"/>
+      <w:pPr>
+        <w:tabs>
+          <w:tab w:val="num" w:pos="5040"/>
+        </w:tabs>
+        <w:ind w:left="5040" w:hanging="360"/>
+      </w:pPr>
+      <w:rPr>
+        <w:rFonts w:ascii="Wingdings" w:hAnsi="Wingdings" w:hint="default"/>
+        <w:sz w:val="20"/>
+      </w:rPr>
+    </w:lvl>
+    <w:lvl w:ilvl="7" w:tentative="1">
+      <w:start w:val="1"/>
+      <w:numFmt w:val="bullet"/>
+      <w:lvlText w:val=""/>
+      <w:lvlJc w:val="left"/>
+      <w:pPr>
+        <w:tabs>
+          <w:tab w:val="num" w:pos="5760"/>
+        </w:tabs>
+        <w:ind w:left="5760" w:hanging="360"/>
+      </w:pPr>
+      <w:rPr>
+        <w:rFonts w:ascii="Wingdings" w:hAnsi="Wingdings" w:hint="default"/>
+        <w:sz w:val="20"/>
+      </w:rPr>
+    </w:lvl>
+    <w:lvl w:ilvl="8" w:tentative="1">
+      <w:start w:val="1"/>
+      <w:numFmt w:val="bullet"/>
+      <w:lvlText w:val=""/>
+      <w:lvlJc w:val="left"/>
+      <w:pPr>
+        <w:tabs>
+          <w:tab w:val="num" w:pos="6480"/>
+        </w:tabs>
+        <w:ind w:left="6480" w:hanging="360"/>
+      </w:pPr>
+      <w:rPr>
+        <w:rFonts w:ascii="Wingdings" w:hAnsi="Wingdings" w:hint="default"/>
+        <w:sz w:val="20"/>
+      </w:rPr>
+    </w:lvl>
+  </w:abstractNum>
+  <w:abstractNum w:abstractNumId="2" w15:restartNumberingAfterBreak="0">
     <w:nsid w:val="4C2853DC"/>
     <w:multiLevelType w:val="multilevel"/>
     <w:tmpl w:val="C9B0DDB8"/>
@@ -15557,7 +23338,156 @@
       </w:pPr>
     </w:lvl>
   </w:abstractNum>
-  <w:abstractNum w:abstractNumId="1" w15:restartNumberingAfterBreak="0">
+  <w:abstractNum w:abstractNumId="3" w15:restartNumberingAfterBreak="0">
+    <w:nsid w:val="5335699F"/>
+    <w:multiLevelType w:val="multilevel"/>
+    <w:tmpl w:val="938AB270"/>
+    <w:lvl w:ilvl="0">
+      <w:start w:val="1"/>
+      <w:numFmt w:val="bullet"/>
+      <w:lvlText w:val=""/>
+      <w:lvlJc w:val="left"/>
+      <w:pPr>
+        <w:tabs>
+          <w:tab w:val="num" w:pos="720"/>
+        </w:tabs>
+        <w:ind w:left="720" w:hanging="360"/>
+      </w:pPr>
+      <w:rPr>
+        <w:rFonts w:ascii="Symbol" w:hAnsi="Symbol" w:hint="default"/>
+        <w:sz w:val="20"/>
+      </w:rPr>
+    </w:lvl>
+    <w:lvl w:ilvl="1" w:tentative="1">
+      <w:start w:val="1"/>
+      <w:numFmt w:val="bullet"/>
+      <w:lvlText w:val="o"/>
+      <w:lvlJc w:val="left"/>
+      <w:pPr>
+        <w:tabs>
+          <w:tab w:val="num" w:pos="1440"/>
+        </w:tabs>
+        <w:ind w:left="1440" w:hanging="360"/>
+      </w:pPr>
+      <w:rPr>
+        <w:rFonts w:ascii="Courier New" w:hAnsi="Courier New" w:hint="default"/>
+        <w:sz w:val="20"/>
+      </w:rPr>
+    </w:lvl>
+    <w:lvl w:ilvl="2" w:tentative="1">
+      <w:start w:val="1"/>
+      <w:numFmt w:val="bullet"/>
+      <w:lvlText w:val=""/>
+      <w:lvlJc w:val="left"/>
+      <w:pPr>
+        <w:tabs>
+          <w:tab w:val="num" w:pos="2160"/>
+        </w:tabs>
+        <w:ind w:left="2160" w:hanging="360"/>
+      </w:pPr>
+      <w:rPr>
+        <w:rFonts w:ascii="Wingdings" w:hAnsi="Wingdings" w:hint="default"/>
+        <w:sz w:val="20"/>
+      </w:rPr>
+    </w:lvl>
+    <w:lvl w:ilvl="3" w:tentative="1">
+      <w:start w:val="1"/>
+      <w:numFmt w:val="bullet"/>
+      <w:lvlText w:val=""/>
+      <w:lvlJc w:val="left"/>
+      <w:pPr>
+        <w:tabs>
+          <w:tab w:val="num" w:pos="2880"/>
+        </w:tabs>
+        <w:ind w:left="2880" w:hanging="360"/>
+      </w:pPr>
+      <w:rPr>
+        <w:rFonts w:ascii="Wingdings" w:hAnsi="Wingdings" w:hint="default"/>
+        <w:sz w:val="20"/>
+      </w:rPr>
+    </w:lvl>
+    <w:lvl w:ilvl="4" w:tentative="1">
+      <w:start w:val="1"/>
+      <w:numFmt w:val="bullet"/>
+      <w:lvlText w:val=""/>
+      <w:lvlJc w:val="left"/>
+      <w:pPr>
+        <w:tabs>
+          <w:tab w:val="num" w:pos="3600"/>
+        </w:tabs>
+        <w:ind w:left="3600" w:hanging="360"/>
+      </w:pPr>
+      <w:rPr>
+        <w:rFonts w:ascii="Wingdings" w:hAnsi="Wingdings" w:hint="default"/>
+        <w:sz w:val="20"/>
+      </w:rPr>
+    </w:lvl>
+    <w:lvl w:ilvl="5" w:tentative="1">
+      <w:start w:val="1"/>
+      <w:numFmt w:val="bullet"/>
+      <w:lvlText w:val=""/>
+      <w:lvlJc w:val="left"/>
+      <w:pPr>
+        <w:tabs>
+          <w:tab w:val="num" w:pos="4320"/>
+        </w:tabs>
+        <w:ind w:left="4320" w:hanging="360"/>
+      </w:pPr>
+      <w:rPr>
+        <w:rFonts w:ascii="Wingdings" w:hAnsi="Wingdings" w:hint="default"/>
+        <w:sz w:val="20"/>
+      </w:rPr>
+    </w:lvl>
+    <w:lvl w:ilvl="6" w:tentative="1">
+      <w:start w:val="1"/>
+      <w:numFmt w:val="bullet"/>
+      <w:lvlText w:val=""/>
+      <w:lvlJc w:val="left"/>
+      <w:pPr>
+        <w:tabs>
+          <w:tab w:val="num" w:pos="5040"/>
+        </w:tabs>
+        <w:ind w:left="5040" w:hanging="360"/>
+      </w:pPr>
+      <w:rPr>
+        <w:rFonts w:ascii="Wingdings" w:hAnsi="Wingdings" w:hint="default"/>
+        <w:sz w:val="20"/>
+      </w:rPr>
+    </w:lvl>
+    <w:lvl w:ilvl="7" w:tentative="1">
+      <w:start w:val="1"/>
+      <w:numFmt w:val="bullet"/>
+      <w:lvlText w:val=""/>
+      <w:lvlJc w:val="left"/>
+      <w:pPr>
+        <w:tabs>
+          <w:tab w:val="num" w:pos="5760"/>
+        </w:tabs>
+        <w:ind w:left="5760" w:hanging="360"/>
+      </w:pPr>
+      <w:rPr>
+        <w:rFonts w:ascii="Wingdings" w:hAnsi="Wingdings" w:hint="default"/>
+        <w:sz w:val="20"/>
+      </w:rPr>
+    </w:lvl>
+    <w:lvl w:ilvl="8" w:tentative="1">
+      <w:start w:val="1"/>
+      <w:numFmt w:val="bullet"/>
+      <w:lvlText w:val=""/>
+      <w:lvlJc w:val="left"/>
+      <w:pPr>
+        <w:tabs>
+          <w:tab w:val="num" w:pos="6480"/>
+        </w:tabs>
+        <w:ind w:left="6480" w:hanging="360"/>
+      </w:pPr>
+      <w:rPr>
+        <w:rFonts w:ascii="Wingdings" w:hAnsi="Wingdings" w:hint="default"/>
+        <w:sz w:val="20"/>
+      </w:rPr>
+    </w:lvl>
+  </w:abstractNum>
+  <w:abstractNum w:abstractNumId="4" w15:restartNumberingAfterBreak="0">
     <w:nsid w:val="53C14BE9"/>
     <w:multiLevelType w:val="multilevel"/>
     <w:tmpl w:val="C8C60EF4"/>
@@ -15670,7 +23600,7 @@
       </w:pPr>
     </w:lvl>
   </w:abstractNum>
-  <w:abstractNum w:abstractNumId="2" w15:restartNumberingAfterBreak="0">
+  <w:abstractNum w:abstractNumId="5" w15:restartNumberingAfterBreak="0">
     <w:nsid w:val="543E0B53"/>
     <w:multiLevelType w:val="hybridMultilevel"/>
     <w:tmpl w:val="0614A0F0"/>
@@ -15783,14 +23713,175 @@
       </w:rPr>
     </w:lvl>
   </w:abstractNum>
+  <w:abstractNum w:abstractNumId="6" w15:restartNumberingAfterBreak="0">
+    <w:nsid w:val="6C27680E"/>
+    <w:multiLevelType w:val="multilevel"/>
+    <w:tmpl w:val="54A0E846"/>
+    <w:lvl w:ilvl="0">
+      <w:start w:val="1"/>
+      <w:numFmt w:val="bullet"/>
+      <w:lvlText w:val=""/>
+      <w:lvlJc w:val="left"/>
+      <w:pPr>
+        <w:tabs>
+          <w:tab w:val="num" w:pos="720"/>
+        </w:tabs>
+        <w:ind w:left="720" w:hanging="360"/>
+      </w:pPr>
+      <w:rPr>
+        <w:rFonts w:ascii="Symbol" w:hAnsi="Symbol" w:hint="default"/>
+        <w:sz w:val="20"/>
+      </w:rPr>
+    </w:lvl>
+    <w:lvl w:ilvl="1">
+      <w:start w:val="1"/>
+      <w:numFmt w:val="bullet"/>
+      <w:lvlText w:val="o"/>
+      <w:lvlJc w:val="left"/>
+      <w:pPr>
+        <w:tabs>
+          <w:tab w:val="num" w:pos="1440"/>
+        </w:tabs>
+        <w:ind w:left="1440" w:hanging="360"/>
+      </w:pPr>
+      <w:rPr>
+        <w:rFonts w:ascii="Courier New" w:hAnsi="Courier New" w:hint="default"/>
+        <w:sz w:val="20"/>
+      </w:rPr>
+    </w:lvl>
+    <w:lvl w:ilvl="2" w:tentative="1">
+      <w:start w:val="1"/>
+      <w:numFmt w:val="bullet"/>
+      <w:lvlText w:val=""/>
+      <w:lvlJc w:val="left"/>
+      <w:pPr>
+        <w:tabs>
+          <w:tab w:val="num" w:pos="2160"/>
+        </w:tabs>
+        <w:ind w:left="2160" w:hanging="360"/>
+      </w:pPr>
+      <w:rPr>
+        <w:rFonts w:ascii="Wingdings" w:hAnsi="Wingdings" w:hint="default"/>
+        <w:sz w:val="20"/>
+      </w:rPr>
+    </w:lvl>
+    <w:lvl w:ilvl="3" w:tentative="1">
+      <w:start w:val="1"/>
+      <w:numFmt w:val="bullet"/>
+      <w:lvlText w:val=""/>
+      <w:lvlJc w:val="left"/>
+      <w:pPr>
+        <w:tabs>
+          <w:tab w:val="num" w:pos="2880"/>
+        </w:tabs>
+        <w:ind w:left="2880" w:hanging="360"/>
+      </w:pPr>
+      <w:rPr>
+        <w:rFonts w:ascii="Wingdings" w:hAnsi="Wingdings" w:hint="default"/>
+        <w:sz w:val="20"/>
+      </w:rPr>
+    </w:lvl>
+    <w:lvl w:ilvl="4" w:tentative="1">
+      <w:start w:val="1"/>
+      <w:numFmt w:val="bullet"/>
+      <w:lvlText w:val=""/>
+      <w:lvlJc w:val="left"/>
+      <w:pPr>
+        <w:tabs>
+          <w:tab w:val="num" w:pos="3600"/>
+        </w:tabs>
+        <w:ind w:left="3600" w:hanging="360"/>
+      </w:pPr>
+      <w:rPr>
+        <w:rFonts w:ascii="Wingdings" w:hAnsi="Wingdings" w:hint="default"/>
+        <w:sz w:val="20"/>
+      </w:rPr>
+    </w:lvl>
+    <w:lvl w:ilvl="5" w:tentative="1">
+      <w:start w:val="1"/>
+      <w:numFmt w:val="bullet"/>
+      <w:lvlText w:val=""/>
+      <w:lvlJc w:val="left"/>
+      <w:pPr>
+        <w:tabs>
+          <w:tab w:val="num" w:pos="4320"/>
+        </w:tabs>
+        <w:ind w:left="4320" w:hanging="360"/>
+      </w:pPr>
+      <w:rPr>
+        <w:rFonts w:ascii="Wingdings" w:hAnsi="Wingdings" w:hint="default"/>
+        <w:sz w:val="20"/>
+      </w:rPr>
+    </w:lvl>
+    <w:lvl w:ilvl="6" w:tentative="1">
+      <w:start w:val="1"/>
+      <w:numFmt w:val="bullet"/>
+      <w:lvlText w:val=""/>
+      <w:lvlJc w:val="left"/>
+      <w:pPr>
+        <w:tabs>
+          <w:tab w:val="num" w:pos="5040"/>
+        </w:tabs>
+        <w:ind w:left="5040" w:hanging="360"/>
+      </w:pPr>
+      <w:rPr>
+        <w:rFonts w:ascii="Wingdings" w:hAnsi="Wingdings" w:hint="default"/>
+        <w:sz w:val="20"/>
+      </w:rPr>
+    </w:lvl>
+    <w:lvl w:ilvl="7" w:tentative="1">
+      <w:start w:val="1"/>
+      <w:numFmt w:val="bullet"/>
+      <w:lvlText w:val=""/>
+      <w:lvlJc w:val="left"/>
+      <w:pPr>
+        <w:tabs>
+          <w:tab w:val="num" w:pos="5760"/>
+        </w:tabs>
+        <w:ind w:left="5760" w:hanging="360"/>
+      </w:pPr>
+      <w:rPr>
+        <w:rFonts w:ascii="Wingdings" w:hAnsi="Wingdings" w:hint="default"/>
+        <w:sz w:val="20"/>
+      </w:rPr>
+    </w:lvl>
+    <w:lvl w:ilvl="8" w:tentative="1">
+      <w:start w:val="1"/>
+      <w:numFmt w:val="bullet"/>
+      <w:lvlText w:val=""/>
+      <w:lvlJc w:val="left"/>
+      <w:pPr>
+        <w:tabs>
+          <w:tab w:val="num" w:pos="6480"/>
+        </w:tabs>
+        <w:ind w:left="6480" w:hanging="360"/>
+      </w:pPr>
+      <w:rPr>
+        <w:rFonts w:ascii="Wingdings" w:hAnsi="Wingdings" w:hint="default"/>
+        <w:sz w:val="20"/>
+      </w:rPr>
+    </w:lvl>
+  </w:abstractNum>
   <w:num w:numId="1">
+    <w:abstractNumId w:val="5"/>
+  </w:num>
+  <w:num w:numId="2">
+    <w:abstractNumId w:val="4"/>
+  </w:num>
+  <w:num w:numId="3">
     <w:abstractNumId w:val="2"/>
   </w:num>
-  <w:num w:numId="2">
+  <w:num w:numId="4">
+    <w:abstractNumId w:val="0"/>
+  </w:num>
+  <w:num w:numId="5">
+    <w:abstractNumId w:val="3"/>
+  </w:num>
+  <w:num w:numId="6">
+    <w:abstractNumId w:val="6"/>
+  </w:num>
+  <w:num w:numId="7">
     <w:abstractNumId w:val="1"/>
-  </w:num>
-  <w:num w:numId="3">
-    <w:abstractNumId w:val="0"/>
   </w:num>
 </w:numbering>
 </file>
@@ -16188,7 +24279,7 @@
     <w:lsdException w:name="Unresolved Mention" w:semiHidden="1" w:unhideWhenUsed="1"/>
     <w:lsdException w:name="Smart Link" w:semiHidden="1" w:unhideWhenUsed="1"/>
   </w:latentStyles>
-  <w:style w:type="paragraph" w:default="1" w:styleId="a">
+  <w:style w:type="paragraph" w:default="1" w:styleId="a0">
     <w:name w:val="Normal"/>
     <w:qFormat/>
     <w:pPr>
@@ -16196,12 +24287,81 @@
       <w:jc w:val="both"/>
     </w:pPr>
   </w:style>
-  <w:style w:type="character" w:default="1" w:styleId="a0">
+  <w:style w:type="paragraph" w:styleId="1">
+    <w:name w:val="heading 1"/>
+    <w:basedOn w:val="a0"/>
+    <w:next w:val="a0"/>
+    <w:link w:val="10"/>
+    <w:uiPriority w:val="9"/>
+    <w:qFormat/>
+    <w:rsid w:val="008B35A9"/>
+    <w:pPr>
+      <w:keepNext/>
+      <w:keepLines/>
+      <w:spacing w:before="340" w:after="330" w:line="578" w:lineRule="auto"/>
+      <w:outlineLvl w:val="0"/>
+    </w:pPr>
+    <w:rPr>
+      <w:b/>
+      <w:bCs/>
+      <w:kern w:val="44"/>
+      <w:sz w:val="44"/>
+      <w:szCs w:val="44"/>
+    </w:rPr>
+  </w:style>
+  <w:style w:type="paragraph" w:styleId="3">
+    <w:name w:val="heading 3"/>
+    <w:basedOn w:val="a0"/>
+    <w:next w:val="a0"/>
+    <w:link w:val="30"/>
+    <w:uiPriority w:val="9"/>
+    <w:semiHidden/>
+    <w:unhideWhenUsed/>
+    <w:qFormat/>
+    <w:rsid w:val="00A00283"/>
+    <w:pPr>
+      <w:keepNext/>
+      <w:keepLines/>
+      <w:spacing w:before="260" w:after="260" w:line="416" w:lineRule="auto"/>
+      <w:outlineLvl w:val="2"/>
+    </w:pPr>
+    <w:rPr>
+      <w:b/>
+      <w:bCs/>
+      <w:sz w:val="32"/>
+      <w:szCs w:val="32"/>
+    </w:rPr>
+  </w:style>
+  <w:style w:type="paragraph" w:styleId="4">
+    <w:name w:val="heading 4"/>
+    <w:basedOn w:val="a0"/>
+    <w:next w:val="a0"/>
+    <w:link w:val="40"/>
+    <w:uiPriority w:val="9"/>
+    <w:semiHidden/>
+    <w:unhideWhenUsed/>
+    <w:qFormat/>
+    <w:rsid w:val="0011451F"/>
+    <w:pPr>
+      <w:keepNext/>
+      <w:keepLines/>
+      <w:spacing w:before="280" w:after="290" w:line="376" w:lineRule="auto"/>
+      <w:outlineLvl w:val="3"/>
+    </w:pPr>
+    <w:rPr>
+      <w:rFonts w:asciiTheme="majorHAnsi" w:eastAsiaTheme="majorEastAsia" w:hAnsiTheme="majorHAnsi" w:cstheme="majorBidi"/>
+      <w:b/>
+      <w:bCs/>
+      <w:sz w:val="28"/>
+      <w:szCs w:val="28"/>
+    </w:rPr>
+  </w:style>
+  <w:style w:type="character" w:default="1" w:styleId="a1">
     <w:name w:val="Default Paragraph Font"/>
     <w:uiPriority w:val="1"/>
     <w:unhideWhenUsed/>
   </w:style>
-  <w:style w:type="table" w:default="1" w:styleId="a1">
+  <w:style w:type="table" w:default="1" w:styleId="a2">
     <w:name w:val="Normal Table"/>
     <w:uiPriority w:val="99"/>
     <w:semiHidden/>
@@ -16216,16 +24376,16 @@
       </w:tblCellMar>
     </w:tblPr>
   </w:style>
-  <w:style w:type="numbering" w:default="1" w:styleId="a2">
+  <w:style w:type="numbering" w:default="1" w:styleId="a3">
     <w:name w:val="No List"/>
     <w:uiPriority w:val="99"/>
     <w:semiHidden/>
     <w:unhideWhenUsed/>
   </w:style>
-  <w:style w:type="paragraph" w:styleId="a3">
+  <w:style w:type="paragraph" w:styleId="a4">
     <w:name w:val="header"/>
-    <w:basedOn w:val="a"/>
-    <w:link w:val="a4"/>
+    <w:basedOn w:val="a0"/>
+    <w:link w:val="a5"/>
     <w:uiPriority w:val="99"/>
     <w:unhideWhenUsed/>
     <w:rsid w:val="00224B89"/>
@@ -16245,10 +24405,10 @@
       <w:szCs w:val="18"/>
     </w:rPr>
   </w:style>
-  <w:style w:type="character" w:customStyle="1" w:styleId="a4">
+  <w:style w:type="character" w:customStyle="1" w:styleId="a5">
     <w:name w:val="页眉 字符"/>
-    <w:basedOn w:val="a0"/>
-    <w:link w:val="a3"/>
+    <w:basedOn w:val="a1"/>
+    <w:link w:val="a4"/>
     <w:uiPriority w:val="99"/>
     <w:rsid w:val="00224B89"/>
     <w:rPr>
@@ -16256,10 +24416,10 @@
       <w:szCs w:val="18"/>
     </w:rPr>
   </w:style>
-  <w:style w:type="paragraph" w:styleId="a5">
+  <w:style w:type="paragraph" w:styleId="a6">
     <w:name w:val="footer"/>
-    <w:basedOn w:val="a"/>
-    <w:link w:val="a6"/>
+    <w:basedOn w:val="a0"/>
+    <w:link w:val="a7"/>
     <w:uiPriority w:val="99"/>
     <w:unhideWhenUsed/>
     <w:rsid w:val="00224B89"/>
@@ -16276,10 +24436,10 @@
       <w:szCs w:val="18"/>
     </w:rPr>
   </w:style>
-  <w:style w:type="character" w:customStyle="1" w:styleId="a6">
+  <w:style w:type="character" w:customStyle="1" w:styleId="a7">
     <w:name w:val="页脚 字符"/>
-    <w:basedOn w:val="a0"/>
-    <w:link w:val="a5"/>
+    <w:basedOn w:val="a1"/>
+    <w:link w:val="a6"/>
     <w:uiPriority w:val="99"/>
     <w:rsid w:val="00224B89"/>
     <w:rPr>
@@ -16287,9 +24447,9 @@
       <w:szCs w:val="18"/>
     </w:rPr>
   </w:style>
-  <w:style w:type="paragraph" w:styleId="a7">
+  <w:style w:type="paragraph" w:styleId="a8">
     <w:name w:val="List Paragraph"/>
-    <w:basedOn w:val="a"/>
+    <w:basedOn w:val="a0"/>
     <w:uiPriority w:val="34"/>
     <w:qFormat/>
     <w:rsid w:val="00555808"/>
@@ -16297,7 +24457,7 @@
       <w:ind w:firstLineChars="200" w:firstLine="420"/>
     </w:pPr>
   </w:style>
-  <w:style w:type="character" w:styleId="a8">
+  <w:style w:type="character" w:styleId="a9">
     <w:name w:val="annotation reference"/>
     <w:semiHidden/>
     <w:rsid w:val="0070365A"/>
@@ -16306,10 +24466,10 @@
       <w:szCs w:val="21"/>
     </w:rPr>
   </w:style>
-  <w:style w:type="paragraph" w:styleId="a9">
+  <w:style w:type="paragraph" w:styleId="aa">
     <w:name w:val="annotation text"/>
-    <w:basedOn w:val="a"/>
-    <w:link w:val="aa"/>
+    <w:basedOn w:val="a0"/>
+    <w:link w:val="ab"/>
     <w:semiHidden/>
     <w:rsid w:val="0070365A"/>
     <w:pPr>
@@ -16322,10 +24482,10 @@
       <w14:ligatures w14:val="none"/>
     </w:rPr>
   </w:style>
-  <w:style w:type="character" w:customStyle="1" w:styleId="aa">
+  <w:style w:type="character" w:customStyle="1" w:styleId="ab">
     <w:name w:val="批注文字 字符"/>
-    <w:basedOn w:val="a0"/>
-    <w:link w:val="a9"/>
+    <w:basedOn w:val="a1"/>
+    <w:link w:val="aa"/>
     <w:semiHidden/>
     <w:rsid w:val="0070365A"/>
     <w:rPr>
@@ -16335,9 +24495,9 @@
       <w14:ligatures w14:val="none"/>
     </w:rPr>
   </w:style>
-  <w:style w:type="table" w:customStyle="1" w:styleId="ab">
+  <w:style w:type="table" w:customStyle="1" w:styleId="ac">
     <w:name w:val="三线表"/>
-    <w:basedOn w:val="a1"/>
+    <w:basedOn w:val="a2"/>
     <w:uiPriority w:val="99"/>
     <w:rsid w:val="0070365A"/>
     <w:pPr>
@@ -16375,9 +24535,9 @@
       </w:tcPr>
     </w:tblStylePr>
   </w:style>
-  <w:style w:type="table" w:styleId="ac">
+  <w:style w:type="table" w:styleId="ad">
     <w:name w:val="Table Grid"/>
-    <w:basedOn w:val="a1"/>
+    <w:basedOn w:val="a2"/>
     <w:rsid w:val="001B3D07"/>
     <w:rPr>
       <w:rFonts w:ascii="Times New Roman" w:eastAsia="宋体" w:hAnsi="Times New Roman" w:cs="Times New Roman"/>
@@ -16396,6 +24556,98 @@
         <w:insideV w:val="single" w:sz="4" w:space="0" w:color="auto"/>
       </w:tblBorders>
     </w:tblPr>
+  </w:style>
+  <w:style w:type="character" w:customStyle="1" w:styleId="10">
+    <w:name w:val="标题 1 字符"/>
+    <w:basedOn w:val="a1"/>
+    <w:link w:val="1"/>
+    <w:uiPriority w:val="9"/>
+    <w:rsid w:val="008B35A9"/>
+    <w:rPr>
+      <w:b/>
+      <w:bCs/>
+      <w:kern w:val="44"/>
+      <w:sz w:val="44"/>
+      <w:szCs w:val="44"/>
+    </w:rPr>
+  </w:style>
+  <w:style w:type="paragraph" w:styleId="a">
+    <w:name w:val="List Bullet"/>
+    <w:basedOn w:val="a0"/>
+    <w:uiPriority w:val="99"/>
+    <w:unhideWhenUsed/>
+    <w:rsid w:val="00FC15D2"/>
+    <w:pPr>
+      <w:numPr>
+        <w:numId w:val="4"/>
+      </w:numPr>
+      <w:contextualSpacing/>
+    </w:pPr>
+  </w:style>
+  <w:style w:type="character" w:customStyle="1" w:styleId="40">
+    <w:name w:val="标题 4 字符"/>
+    <w:basedOn w:val="a1"/>
+    <w:link w:val="4"/>
+    <w:uiPriority w:val="9"/>
+    <w:semiHidden/>
+    <w:rsid w:val="0011451F"/>
+    <w:rPr>
+      <w:rFonts w:asciiTheme="majorHAnsi" w:eastAsiaTheme="majorEastAsia" w:hAnsiTheme="majorHAnsi" w:cstheme="majorBidi"/>
+      <w:b/>
+      <w:bCs/>
+      <w:sz w:val="28"/>
+      <w:szCs w:val="28"/>
+    </w:rPr>
+  </w:style>
+  <w:style w:type="paragraph" w:styleId="ae">
+    <w:name w:val="Normal (Web)"/>
+    <w:basedOn w:val="a0"/>
+    <w:uiPriority w:val="99"/>
+    <w:semiHidden/>
+    <w:unhideWhenUsed/>
+    <w:rsid w:val="0011451F"/>
+    <w:rPr>
+      <w:rFonts w:ascii="Times New Roman" w:hAnsi="Times New Roman" w:cs="Times New Roman"/>
+      <w:sz w:val="24"/>
+      <w:szCs w:val="24"/>
+    </w:rPr>
+  </w:style>
+  <w:style w:type="character" w:customStyle="1" w:styleId="30">
+    <w:name w:val="标题 3 字符"/>
+    <w:basedOn w:val="a1"/>
+    <w:link w:val="3"/>
+    <w:uiPriority w:val="9"/>
+    <w:semiHidden/>
+    <w:rsid w:val="00A00283"/>
+    <w:rPr>
+      <w:b/>
+      <w:bCs/>
+      <w:sz w:val="32"/>
+      <w:szCs w:val="32"/>
+    </w:rPr>
+  </w:style>
+  <w:style w:type="character" w:styleId="af">
+    <w:name w:val="Hyperlink"/>
+    <w:basedOn w:val="a1"/>
+    <w:uiPriority w:val="99"/>
+    <w:unhideWhenUsed/>
+    <w:rsid w:val="00174544"/>
+    <w:rPr>
+      <w:color w:val="0563C1" w:themeColor="hyperlink"/>
+      <w:u w:val="single"/>
+    </w:rPr>
+  </w:style>
+  <w:style w:type="character" w:styleId="af0">
+    <w:name w:val="Unresolved Mention"/>
+    <w:basedOn w:val="a1"/>
+    <w:uiPriority w:val="99"/>
+    <w:semiHidden/>
+    <w:unhideWhenUsed/>
+    <w:rsid w:val="00174544"/>
+    <w:rPr>
+      <w:color w:val="605E5C"/>
+      <w:shd w:val="clear" w:color="auto" w:fill="E1DFDD"/>
+    </w:rPr>
   </w:style>
 </w:styles>
 </file>

--- a/进程文件/进展/实验设计/创新点1实验设计.docx
+++ b/进程文件/进展/实验设计/创新点1实验设计.docx
@@ -18485,7 +18485,6 @@
         <w:widowControl/>
         <w:jc w:val="left"/>
         <w:rPr>
-          <w:rFonts w:hint="eastAsia"/>
           <w:b/>
           <w:bCs/>
         </w:rPr>
@@ -18656,9 +18655,6 @@
       <w:pPr>
         <w:pStyle w:val="a"/>
         <w:ind w:left="420" w:hanging="420"/>
-        <w:rPr>
-          <w:rFonts w:hint="eastAsia"/>
-        </w:rPr>
       </w:pPr>
       <w:r>
         <w:rPr>
@@ -18690,7 +18686,6 @@
         <w:widowControl/>
         <w:jc w:val="left"/>
         <w:rPr>
-          <w:rFonts w:hint="eastAsia"/>
           <w:b/>
           <w:bCs/>
         </w:rPr>
@@ -19129,7 +19124,6 @@
         <w:widowControl/>
         <w:jc w:val="left"/>
         <w:rPr>
-          <w:rFonts w:hint="eastAsia"/>
           <w:b/>
           <w:bCs/>
         </w:rPr>
@@ -19286,7 +19280,6 @@
         <w:widowControl/>
         <w:jc w:val="left"/>
         <w:rPr>
-          <w:rFonts w:hint="eastAsia"/>
           <w:b/>
           <w:bCs/>
         </w:rPr>
@@ -19951,7 +19944,6 @@
         <w:widowControl/>
         <w:jc w:val="left"/>
         <w:rPr>
-          <w:rFonts w:hint="eastAsia"/>
           <w:b/>
           <w:bCs/>
           <w:color w:val="FF0000"/>
@@ -19972,7 +19964,6 @@
         <w:widowControl/>
         <w:jc w:val="left"/>
         <w:rPr>
-          <w:rFonts w:hint="eastAsia"/>
           <w:b/>
           <w:bCs/>
           <w:color w:val="FF0000"/>
@@ -20184,7 +20175,6 @@
         <w:widowControl/>
         <w:jc w:val="left"/>
         <w:rPr>
-          <w:rFonts w:hint="eastAsia"/>
           <w:b/>
           <w:bCs/>
         </w:rPr>
@@ -20558,7 +20548,6 @@
         <w:widowControl/>
         <w:jc w:val="left"/>
         <w:rPr>
-          <w:rFonts w:hint="eastAsia"/>
           <w:b/>
           <w:bCs/>
         </w:rPr>
@@ -20702,7 +20691,6 @@
         <w:widowControl/>
         <w:jc w:val="left"/>
         <w:rPr>
-          <w:rFonts w:hint="eastAsia"/>
           <w:b/>
           <w:bCs/>
         </w:rPr>
@@ -20761,7 +20749,6 @@
         <w:widowControl/>
         <w:jc w:val="left"/>
         <w:rPr>
-          <w:rFonts w:hint="eastAsia"/>
           <w:b/>
           <w:bCs/>
         </w:rPr>
@@ -21007,7 +20994,6 @@
         <w:widowControl/>
         <w:jc w:val="left"/>
         <w:rPr>
-          <w:rFonts w:hint="eastAsia"/>
           <w:b/>
           <w:bCs/>
         </w:rPr>
@@ -21072,18 +21058,16 @@
         <w:widowControl/>
         <w:jc w:val="left"/>
         <w:rPr>
-          <w:rFonts w:hint="eastAsia"/>
-          <w:b/>
-          <w:bCs/>
-        </w:rPr>
-      </w:pPr>
-    </w:p>
-    <w:p>
-      <w:pPr>
-        <w:widowControl/>
-        <w:jc w:val="left"/>
-        <w:rPr>
-          <w:rFonts w:hint="eastAsia"/>
+          <w:b/>
+          <w:bCs/>
+        </w:rPr>
+      </w:pPr>
+    </w:p>
+    <w:p>
+      <w:pPr>
+        <w:widowControl/>
+        <w:jc w:val="left"/>
+        <w:rPr>
           <w:b/>
           <w:bCs/>
         </w:rPr>
@@ -21264,7 +21248,6 @@
         <w:widowControl/>
         <w:jc w:val="left"/>
         <w:rPr>
-          <w:rFonts w:hint="eastAsia"/>
           <w:b/>
           <w:bCs/>
         </w:rPr>
@@ -21323,7 +21306,6 @@
         <w:widowControl/>
         <w:jc w:val="left"/>
         <w:rPr>
-          <w:rFonts w:hint="eastAsia"/>
           <w:b/>
           <w:bCs/>
         </w:rPr>
@@ -21978,7 +21960,6 @@
         <w:widowControl/>
         <w:jc w:val="left"/>
         <w:rPr>
-          <w:rFonts w:hint="eastAsia"/>
           <w:b/>
           <w:bCs/>
         </w:rPr>
@@ -22572,7 +22553,6 @@
         <w:widowControl/>
         <w:jc w:val="left"/>
         <w:rPr>
-          <w:rFonts w:hint="eastAsia"/>
           <w:b/>
           <w:bCs/>
         </w:rPr>
@@ -22680,7 +22660,6 @@
         <w:widowControl/>
         <w:jc w:val="left"/>
         <w:rPr>
-          <w:rFonts w:hint="eastAsia"/>
           <w:b/>
           <w:bCs/>
         </w:rPr>
@@ -22699,7 +22678,6 @@
         <w:widowControl/>
         <w:jc w:val="left"/>
         <w:rPr>
-          <w:rFonts w:hint="eastAsia"/>
           <w:b/>
           <w:bCs/>
         </w:rPr>
@@ -22862,7 +22840,6 @@
         <w:widowControl/>
         <w:jc w:val="left"/>
         <w:rPr>
-          <w:rFonts w:hint="eastAsia"/>
           <w:b/>
           <w:bCs/>
         </w:rPr>
@@ -22965,7 +22942,6 @@
         <w:widowControl/>
         <w:jc w:val="left"/>
         <w:rPr>
-          <w:rFonts w:hint="eastAsia"/>
           <w:b/>
           <w:bCs/>
         </w:rPr>
@@ -22999,11 +22975,3698 @@
         <w:widowControl/>
         <w:jc w:val="left"/>
         <w:rPr>
-          <w:rFonts w:hint="eastAsia"/>
-          <w:b/>
-          <w:bCs/>
-        </w:rPr>
-      </w:pPr>
+          <w:b/>
+          <w:bCs/>
+        </w:rPr>
+      </w:pPr>
+    </w:p>
+    <w:p>
+      <w:pPr>
+        <w:widowControl/>
+        <w:jc w:val="left"/>
+        <w:rPr>
+          <w:b/>
+          <w:bCs/>
+        </w:rPr>
+      </w:pPr>
+      <w:r>
+        <w:rPr>
+          <w:b/>
+          <w:bCs/>
+        </w:rPr>
+        <w:t>L</w:t>
+      </w:r>
+      <w:r>
+        <w:rPr>
+          <w:rFonts w:hint="eastAsia"/>
+          <w:b/>
+          <w:bCs/>
+        </w:rPr>
+        <w:t>amda</w:t>
+      </w:r>
+      <w:r>
+        <w:rPr>
+          <w:b/>
+          <w:bCs/>
+        </w:rPr>
+        <w:t>2</w:t>
+      </w:r>
+      <w:r>
+        <w:rPr>
+          <w:rFonts w:hint="eastAsia"/>
+          <w:b/>
+          <w:bCs/>
+        </w:rPr>
+        <w:t>能直接等效的指标是：</w:t>
+      </w:r>
+      <w:r>
+        <w:rPr>
+          <w:b/>
+          <w:bCs/>
+        </w:rPr>
+        <w:br/>
+      </w:r>
+      <w:r>
+        <w:rPr>
+          <w:rFonts w:hint="eastAsia"/>
+          <w:b/>
+          <w:bCs/>
+        </w:rPr>
+        <w:t>①扩散速度：越大则网络的整体消息扩散的速度。</w:t>
+      </w:r>
+    </w:p>
+    <w:p>
+      <w:pPr>
+        <w:widowControl/>
+        <w:jc w:val="left"/>
+        <w:rPr>
+          <w:b/>
+          <w:bCs/>
+        </w:rPr>
+      </w:pPr>
+      <w:r>
+        <w:rPr>
+          <w:rFonts w:hint="eastAsia"/>
+          <w:b/>
+          <w:bCs/>
+        </w:rPr>
+        <w:t>以及网络鲁棒性？</w:t>
+      </w:r>
+    </w:p>
+    <w:p>
+      <w:pPr>
+        <w:widowControl/>
+        <w:jc w:val="left"/>
+        <w:rPr>
+          <w:b/>
+          <w:bCs/>
+        </w:rPr>
+      </w:pPr>
+    </w:p>
+    <w:p>
+      <w:pPr>
+        <w:widowControl/>
+        <w:jc w:val="left"/>
+        <w:rPr>
+          <w:b/>
+          <w:bCs/>
+        </w:rPr>
+      </w:pPr>
+      <w:r>
+        <w:rPr>
+          <w:rFonts w:hint="eastAsia"/>
+          <w:b/>
+          <w:bCs/>
+        </w:rPr>
+        <w:t>很显然可能是有效果的，修改为正向变异可能提高效率，防止抵消。</w:t>
+      </w:r>
+    </w:p>
+    <w:p>
+      <w:pPr>
+        <w:widowControl/>
+        <w:jc w:val="left"/>
+        <w:rPr>
+          <w:b/>
+          <w:bCs/>
+        </w:rPr>
+      </w:pPr>
+    </w:p>
+    <w:p>
+      <w:pPr>
+        <w:widowControl/>
+        <w:jc w:val="left"/>
+        <w:rPr>
+          <w:b/>
+          <w:bCs/>
+        </w:rPr>
+      </w:pPr>
+      <w:r>
+        <w:rPr>
+          <w:rFonts w:hint="eastAsia"/>
+          <w:b/>
+          <w:bCs/>
+        </w:rPr>
+        <w:t>幅度：5,</w:t>
+      </w:r>
+      <w:r>
+        <w:rPr>
+          <w:b/>
+          <w:bCs/>
+        </w:rPr>
+        <w:t>10</w:t>
+      </w:r>
+      <w:r>
+        <w:rPr>
+          <w:rFonts w:hint="eastAsia"/>
+          <w:b/>
+          <w:bCs/>
+        </w:rPr>
+        <w:t>,</w:t>
+      </w:r>
+      <w:r>
+        <w:rPr>
+          <w:b/>
+          <w:bCs/>
+        </w:rPr>
+        <w:t>20</w:t>
+      </w:r>
+      <w:r>
+        <w:rPr>
+          <w:rFonts w:hint="eastAsia"/>
+          <w:b/>
+          <w:bCs/>
+        </w:rPr>
+        <w:t>都测试一遍来看效果。</w:t>
+      </w:r>
+    </w:p>
+    <w:p>
+      <w:pPr>
+        <w:widowControl/>
+        <w:jc w:val="left"/>
+        <w:rPr>
+          <w:b/>
+          <w:bCs/>
+        </w:rPr>
+      </w:pPr>
+      <w:r>
+        <w:rPr>
+          <w:rFonts w:hint="eastAsia"/>
+          <w:b/>
+          <w:bCs/>
+        </w:rPr>
+        <w:t>对应的初始化方法不知道有没有可以修改的地方。</w:t>
+      </w:r>
+    </w:p>
+    <w:p>
+      <w:pPr>
+        <w:widowControl/>
+        <w:jc w:val="left"/>
+        <w:rPr>
+          <w:b/>
+          <w:bCs/>
+        </w:rPr>
+      </w:pPr>
+    </w:p>
+    <w:p>
+      <w:pPr>
+        <w:widowControl/>
+        <w:jc w:val="left"/>
+        <w:rPr>
+          <w:b/>
+          <w:bCs/>
+        </w:rPr>
+      </w:pPr>
+      <w:r>
+        <w:rPr>
+          <w:rFonts w:hint="eastAsia"/>
+          <w:b/>
+          <w:bCs/>
+        </w:rPr>
+        <w:t>感觉提升不是很大：</w:t>
+      </w:r>
+      <w:r>
+        <w:rPr>
+          <w:b/>
+          <w:bCs/>
+        </w:rPr>
+        <w:br/>
+      </w:r>
+      <w:r>
+        <w:rPr>
+          <w:rFonts w:hint="eastAsia"/>
+          <w:b/>
+          <w:bCs/>
+        </w:rPr>
+        <w:t>消融实验可以分析初始化方式的影响。</w:t>
+      </w:r>
+    </w:p>
+    <w:p>
+      <w:pPr>
+        <w:widowControl/>
+        <w:jc w:val="left"/>
+        <w:rPr>
+          <w:b/>
+          <w:bCs/>
+        </w:rPr>
+      </w:pPr>
+      <w:r>
+        <w:rPr>
+          <w:rFonts w:hint="eastAsia"/>
+          <w:b/>
+          <w:bCs/>
+        </w:rPr>
+        <w:t>竞争策略可以</w:t>
+      </w:r>
+      <w:r>
+        <w:rPr>
+          <w:rFonts w:hint="eastAsia"/>
+          <w:b/>
+          <w:bCs/>
+        </w:rPr>
+        <w:t>改变变异率，先看下对应的幅度的影响，然后再跑一下不同变异率对应的实验。</w:t>
+      </w:r>
+    </w:p>
+    <w:p>
+      <w:pPr>
+        <w:widowControl/>
+        <w:jc w:val="left"/>
+        <w:rPr>
+          <w:rFonts w:hint="eastAsia"/>
+          <w:b/>
+          <w:bCs/>
+        </w:rPr>
+      </w:pPr>
+      <w:r>
+        <w:rPr>
+          <w:rFonts w:hint="eastAsia"/>
+          <w:b/>
+          <w:bCs/>
+        </w:rPr>
+        <w:t>竞争策略中可以提高</w:t>
+      </w:r>
+    </w:p>
+    <w:p>
+      <w:pPr>
+        <w:widowControl/>
+        <w:jc w:val="left"/>
+        <w:rPr>
+          <w:b/>
+          <w:bCs/>
+        </w:rPr>
+      </w:pPr>
+      <w:r>
+        <w:rPr>
+          <w:rFonts w:hint="eastAsia"/>
+          <w:b/>
+          <w:bCs/>
+        </w:rPr>
+        <w:t>参考前沿可以根据对应的算法的实现进行</w:t>
+      </w:r>
+    </w:p>
+    <w:p>
+      <w:pPr>
+        <w:widowControl/>
+        <w:jc w:val="left"/>
+        <w:rPr>
+          <w:b/>
+          <w:bCs/>
+        </w:rPr>
+      </w:pPr>
+      <w:r>
+        <w:rPr>
+          <w:rFonts w:hint="eastAsia"/>
+          <w:b/>
+          <w:bCs/>
+        </w:rPr>
+        <w:t>变异率还是0</w:t>
+      </w:r>
+      <w:r>
+        <w:rPr>
+          <w:b/>
+          <w:bCs/>
+        </w:rPr>
+        <w:t>.1</w:t>
+      </w:r>
+      <w:r>
+        <w:rPr>
+          <w:rFonts w:hint="eastAsia"/>
+          <w:b/>
+          <w:bCs/>
+        </w:rPr>
+        <w:t>，还是使用rand</w:t>
+      </w:r>
+      <w:r>
+        <w:rPr>
+          <w:b/>
+          <w:bCs/>
+        </w:rPr>
+        <w:t>n</w:t>
+      </w:r>
+      <w:r>
+        <w:rPr>
+          <w:rFonts w:hint="eastAsia"/>
+          <w:b/>
+          <w:bCs/>
+        </w:rPr>
+        <w:t>。</w:t>
+      </w:r>
+    </w:p>
+    <w:p>
+      <w:pPr>
+        <w:widowControl/>
+        <w:jc w:val="left"/>
+        <w:rPr>
+          <w:rFonts w:hint="eastAsia"/>
+          <w:b/>
+          <w:bCs/>
+        </w:rPr>
+      </w:pPr>
+      <w:r>
+        <w:rPr>
+          <w:rFonts w:hint="eastAsia"/>
+          <w:b/>
+          <w:bCs/>
+        </w:rPr>
+        <w:t>变异率还是太高了，直接改成1</w:t>
+      </w:r>
+      <w:r>
+        <w:rPr>
+          <w:b/>
+          <w:bCs/>
+        </w:rPr>
+        <w:t>/D,</w:t>
+      </w:r>
+      <w:r>
+        <w:rPr>
+          <w:rFonts w:hint="eastAsia"/>
+          <w:b/>
+          <w:bCs/>
+        </w:rPr>
+        <w:t>应该是0</w:t>
+      </w:r>
+      <w:r>
+        <w:rPr>
+          <w:b/>
+          <w:bCs/>
+        </w:rPr>
+        <w:t>.02</w:t>
+      </w:r>
+      <w:r>
+        <w:rPr>
+          <w:rFonts w:hint="eastAsia"/>
+          <w:b/>
+          <w:bCs/>
+        </w:rPr>
+        <w:t>，0</w:t>
+      </w:r>
+      <w:r>
+        <w:rPr>
+          <w:b/>
+          <w:bCs/>
+        </w:rPr>
+        <w:t>.05</w:t>
+      </w:r>
+      <w:r>
+        <w:rPr>
+          <w:rFonts w:hint="eastAsia"/>
+          <w:b/>
+          <w:bCs/>
+        </w:rPr>
+        <w:t>，</w:t>
+      </w:r>
+    </w:p>
+    <w:p>
+      <w:pPr>
+        <w:widowControl/>
+        <w:jc w:val="left"/>
+        <w:rPr>
+          <w:b/>
+          <w:bCs/>
+        </w:rPr>
+      </w:pPr>
+    </w:p>
+    <w:p>
+      <w:pPr>
+        <w:widowControl/>
+        <w:jc w:val="left"/>
+        <w:rPr>
+          <w:rFonts w:hint="eastAsia"/>
+          <w:b/>
+          <w:bCs/>
+        </w:rPr>
+      </w:pPr>
+    </w:p>
+    <w:p>
+      <w:pPr>
+        <w:widowControl/>
+        <w:jc w:val="left"/>
+        <w:rPr>
+          <w:b/>
+          <w:bCs/>
+        </w:rPr>
+      </w:pPr>
+      <w:r>
+        <w:rPr>
+          <w:rFonts w:hint="eastAsia"/>
+          <w:b/>
+          <w:bCs/>
+        </w:rPr>
+        <w:t>1</w:t>
+      </w:r>
+      <w:r>
+        <w:rPr>
+          <w:b/>
+          <w:bCs/>
+        </w:rPr>
+        <w:t>-6</w:t>
+      </w:r>
+    </w:p>
+    <w:p>
+      <w:pPr>
+        <w:widowControl/>
+        <w:jc w:val="left"/>
+        <w:rPr>
+          <w:b/>
+          <w:bCs/>
+        </w:rPr>
+      </w:pPr>
+      <w:r>
+        <w:rPr>
+          <w:rFonts w:hint="eastAsia"/>
+          <w:b/>
+          <w:bCs/>
+        </w:rPr>
+        <w:t>写第三章的内容</w:t>
+      </w:r>
+    </w:p>
+    <w:p>
+      <w:pPr>
+        <w:widowControl/>
+        <w:jc w:val="left"/>
+        <w:rPr>
+          <w:b/>
+          <w:bCs/>
+        </w:rPr>
+      </w:pPr>
+      <w:r>
+        <w:rPr>
+          <w:rFonts w:hint="eastAsia"/>
+          <w:b/>
+          <w:bCs/>
+        </w:rPr>
+        <w:t>补充流程图</w:t>
+      </w:r>
+    </w:p>
+    <w:p>
+      <w:pPr>
+        <w:widowControl/>
+        <w:jc w:val="left"/>
+        <w:rPr>
+          <w:b/>
+          <w:bCs/>
+        </w:rPr>
+      </w:pPr>
+      <w:r>
+        <w:rPr>
+          <w:rFonts w:hint="eastAsia"/>
+          <w:b/>
+          <w:bCs/>
+        </w:rPr>
+        <w:t>补充算法效果图</w:t>
+      </w:r>
+      <w:r>
+        <w:rPr>
+          <w:rFonts w:hint="eastAsia"/>
+          <w:b/>
+          <w:bCs/>
+        </w:rPr>
+        <w:t>，需要修改或者重跑吗？</w:t>
+      </w:r>
+    </w:p>
+    <w:p>
+      <w:pPr>
+        <w:widowControl/>
+        <w:jc w:val="left"/>
+        <w:rPr>
+          <w:b/>
+          <w:bCs/>
+        </w:rPr>
+      </w:pPr>
+      <w:r>
+        <w:rPr>
+          <w:rFonts w:hint="eastAsia"/>
+          <w:b/>
+          <w:bCs/>
+        </w:rPr>
+        <w:t>把大纲给老师先修改。</w:t>
+      </w:r>
+    </w:p>
+    <w:p>
+      <w:pPr>
+        <w:widowControl/>
+        <w:jc w:val="left"/>
+        <w:rPr>
+          <w:b/>
+          <w:bCs/>
+        </w:rPr>
+      </w:pPr>
+    </w:p>
+    <w:p>
+      <w:pPr>
+        <w:widowControl/>
+        <w:jc w:val="left"/>
+        <w:rPr>
+          <w:b/>
+          <w:bCs/>
+        </w:rPr>
+      </w:pPr>
+    </w:p>
+    <w:p>
+      <w:pPr>
+        <w:widowControl/>
+        <w:jc w:val="left"/>
+        <w:rPr>
+          <w:b/>
+          <w:bCs/>
+        </w:rPr>
+      </w:pPr>
+      <w:r>
+        <w:rPr>
+          <w:rFonts w:hint="eastAsia"/>
+          <w:b/>
+          <w:bCs/>
+        </w:rPr>
+        <w:t>第四章</w:t>
+      </w:r>
+    </w:p>
+    <w:p>
+      <w:pPr>
+        <w:widowControl/>
+        <w:jc w:val="left"/>
+        <w:rPr>
+          <w:b/>
+          <w:bCs/>
+        </w:rPr>
+      </w:pPr>
+      <w:r>
+        <w:rPr>
+          <w:rFonts w:hint="eastAsia"/>
+          <w:b/>
+          <w:bCs/>
+        </w:rPr>
+        <w:t>H</w:t>
+      </w:r>
+      <w:r>
+        <w:rPr>
+          <w:b/>
+          <w:bCs/>
+        </w:rPr>
+        <w:t>V</w:t>
+      </w:r>
+      <w:r>
+        <w:rPr>
+          <w:rFonts w:hint="eastAsia"/>
+          <w:b/>
+          <w:bCs/>
+        </w:rPr>
+        <w:t>/</w:t>
+      </w:r>
+      <w:r>
+        <w:rPr>
+          <w:b/>
+          <w:bCs/>
+        </w:rPr>
+        <w:t>IGD</w:t>
+      </w:r>
+    </w:p>
+    <w:p>
+      <w:pPr>
+        <w:widowControl/>
+        <w:jc w:val="left"/>
+        <w:rPr>
+          <w:b/>
+          <w:bCs/>
+        </w:rPr>
+      </w:pPr>
+      <w:r>
+        <w:rPr>
+          <w:rFonts w:hint="eastAsia"/>
+          <w:b/>
+          <w:bCs/>
+        </w:rPr>
+        <w:t>小提琴分布图</w:t>
+      </w:r>
+    </w:p>
+    <w:p>
+      <w:pPr>
+        <w:widowControl/>
+        <w:jc w:val="left"/>
+        <w:rPr>
+          <w:b/>
+          <w:bCs/>
+        </w:rPr>
+      </w:pPr>
+    </w:p>
+    <w:p>
+      <w:pPr>
+        <w:widowControl/>
+        <w:jc w:val="left"/>
+        <w:rPr>
+          <w:b/>
+          <w:bCs/>
+        </w:rPr>
+      </w:pPr>
+    </w:p>
+    <w:p>
+      <w:pPr>
+        <w:widowControl/>
+        <w:jc w:val="left"/>
+        <w:rPr>
+          <w:b/>
+          <w:bCs/>
+        </w:rPr>
+      </w:pPr>
+    </w:p>
+    <w:p>
+      <w:pPr>
+        <w:widowControl/>
+        <w:jc w:val="left"/>
+        <w:rPr>
+          <w:b/>
+          <w:bCs/>
+        </w:rPr>
+      </w:pPr>
+      <w:r>
+        <w:rPr>
+          <w:rFonts w:hint="eastAsia"/>
+          <w:b/>
+          <w:bCs/>
+        </w:rPr>
+        <w:t>公式编号，图表编号。</w:t>
+      </w:r>
+    </w:p>
+    <w:p>
+      <w:pPr>
+        <w:widowControl/>
+        <w:jc w:val="left"/>
+        <w:rPr>
+          <w:b/>
+          <w:bCs/>
+        </w:rPr>
+      </w:pPr>
+    </w:p>
+    <w:p>
+      <w:pPr>
+        <w:widowControl/>
+        <w:jc w:val="left"/>
+        <w:rPr>
+          <w:b/>
+          <w:bCs/>
+        </w:rPr>
+      </w:pPr>
+    </w:p>
+    <w:p>
+      <w:pPr>
+        <w:widowControl/>
+        <w:jc w:val="left"/>
+        <w:rPr>
+          <w:rFonts w:hint="eastAsia"/>
+          <w:b/>
+          <w:bCs/>
+        </w:rPr>
+      </w:pPr>
+    </w:p>
+    <w:p>
+      <w:pPr>
+        <w:widowControl/>
+        <w:jc w:val="left"/>
+        <w:rPr>
+          <w:b/>
+          <w:bCs/>
+        </w:rPr>
+      </w:pPr>
+    </w:p>
+    <w:p>
+      <w:pPr>
+        <w:widowControl/>
+        <w:jc w:val="left"/>
+        <w:rPr>
+          <w:b/>
+          <w:bCs/>
+        </w:rPr>
+      </w:pPr>
+      <w:r>
+        <w:rPr>
+          <w:b/>
+          <w:bCs/>
+        </w:rPr>
+        <w:t>10</w:t>
+      </w:r>
+      <w:r>
+        <w:rPr>
+          <w:rFonts w:hint="eastAsia"/>
+          <w:b/>
+          <w:bCs/>
+        </w:rPr>
+        <w:t>页算法+2页伪代码+</w:t>
+      </w:r>
+      <w:r>
+        <w:rPr>
+          <w:b/>
+          <w:bCs/>
+        </w:rPr>
+        <w:t>1</w:t>
+      </w:r>
+      <w:r>
+        <w:rPr>
+          <w:rFonts w:hint="eastAsia"/>
+          <w:b/>
+          <w:bCs/>
+        </w:rPr>
+        <w:t>页流程图+</w:t>
+      </w:r>
+      <w:r>
+        <w:rPr>
+          <w:b/>
+          <w:bCs/>
+        </w:rPr>
+        <w:t>1</w:t>
+      </w:r>
+      <w:r>
+        <w:rPr>
+          <w:rFonts w:hint="eastAsia"/>
+          <w:b/>
+          <w:bCs/>
+        </w:rPr>
+        <w:t>页引言+</w:t>
+      </w:r>
+      <w:r>
+        <w:rPr>
+          <w:b/>
+          <w:bCs/>
+        </w:rPr>
+        <w:t>1</w:t>
+      </w:r>
+      <w:r>
+        <w:rPr>
+          <w:rFonts w:hint="eastAsia"/>
+          <w:b/>
+          <w:bCs/>
+        </w:rPr>
+        <w:t>页参数设置</w:t>
+      </w:r>
+      <w:r>
+        <w:rPr>
+          <w:b/>
+          <w:bCs/>
+        </w:rPr>
+        <w:t>+8</w:t>
+      </w:r>
+      <w:r>
+        <w:rPr>
+          <w:rFonts w:hint="eastAsia"/>
+          <w:b/>
+          <w:bCs/>
+        </w:rPr>
+        <w:t>页结果分析（不要子图，每张图单独分析，修改）（可以添加效果图应该占4页左右）+</w:t>
+      </w:r>
+      <w:r>
+        <w:rPr>
+          <w:b/>
+          <w:bCs/>
+        </w:rPr>
+        <w:t xml:space="preserve"> 1</w:t>
+      </w:r>
+      <w:r>
+        <w:rPr>
+          <w:rFonts w:hint="eastAsia"/>
+          <w:b/>
+          <w:bCs/>
+        </w:rPr>
+        <w:t>页消融实验+</w:t>
+      </w:r>
+      <w:r>
+        <w:rPr>
+          <w:b/>
+          <w:bCs/>
+        </w:rPr>
+        <w:t>1</w:t>
+      </w:r>
+      <w:r>
+        <w:rPr>
+          <w:rFonts w:hint="eastAsia"/>
+          <w:b/>
+          <w:bCs/>
+        </w:rPr>
+        <w:t>页效果总结分析+(</w:t>
+      </w:r>
+      <w:r>
+        <w:rPr>
+          <w:b/>
+          <w:bCs/>
+        </w:rPr>
+        <w:t>1</w:t>
+      </w:r>
+      <w:r>
+        <w:rPr>
+          <w:rFonts w:hint="eastAsia"/>
+          <w:b/>
+          <w:bCs/>
+        </w:rPr>
+        <w:t>页对比算法设置</w:t>
+      </w:r>
+      <w:r>
+        <w:rPr>
+          <w:b/>
+          <w:bCs/>
+        </w:rPr>
+        <w:t>)</w:t>
+      </w:r>
+    </w:p>
+    <w:p>
+      <w:pPr>
+        <w:widowControl/>
+        <w:jc w:val="left"/>
+        <w:rPr>
+          <w:b/>
+          <w:bCs/>
+        </w:rPr>
+      </w:pPr>
+    </w:p>
+    <w:p>
+      <w:pPr>
+        <w:widowControl/>
+        <w:jc w:val="left"/>
+        <w:rPr>
+          <w:rFonts w:hint="eastAsia"/>
+          <w:b/>
+          <w:bCs/>
+        </w:rPr>
+      </w:pPr>
+      <w:r>
+        <w:rPr>
+          <w:rFonts w:hint="eastAsia"/>
+          <w:b/>
+          <w:bCs/>
+        </w:rPr>
+        <w:t>1</w:t>
+      </w:r>
+      <w:r>
+        <w:rPr>
+          <w:b/>
+          <w:bCs/>
+        </w:rPr>
+        <w:t>4</w:t>
+      </w:r>
+      <w:r>
+        <w:rPr>
+          <w:rFonts w:hint="eastAsia"/>
+          <w:b/>
+          <w:bCs/>
+        </w:rPr>
+        <w:t>页</w:t>
+      </w:r>
+      <w:r>
+        <w:rPr>
+          <w:b/>
+          <w:bCs/>
+        </w:rPr>
+        <w:t xml:space="preserve">+ </w:t>
+      </w:r>
+      <w:r>
+        <w:rPr>
+          <w:b/>
+          <w:bCs/>
+        </w:rPr>
+        <w:t>1</w:t>
+      </w:r>
+      <w:r>
+        <w:rPr>
+          <w:rFonts w:hint="eastAsia"/>
+          <w:b/>
+          <w:bCs/>
+        </w:rPr>
+        <w:t>页流程图+</w:t>
+      </w:r>
+      <w:r>
+        <w:rPr>
+          <w:b/>
+          <w:bCs/>
+        </w:rPr>
+        <w:t>1</w:t>
+      </w:r>
+      <w:r>
+        <w:rPr>
+          <w:rFonts w:hint="eastAsia"/>
+          <w:b/>
+          <w:bCs/>
+        </w:rPr>
+        <w:t>页引言</w:t>
+      </w:r>
+      <w:r>
+        <w:rPr>
+          <w:rFonts w:hint="eastAsia"/>
+          <w:b/>
+          <w:bCs/>
+        </w:rPr>
+        <w:t>+</w:t>
+      </w:r>
+      <w:r>
+        <w:rPr>
+          <w:b/>
+          <w:bCs/>
+        </w:rPr>
+        <w:t>8</w:t>
+      </w:r>
+      <w:r>
+        <w:rPr>
+          <w:rFonts w:hint="eastAsia"/>
+          <w:b/>
+          <w:bCs/>
+        </w:rPr>
+        <w:t>页结果分析（不要子图，每张图单独分析，修改）（可以添加效果图应该占4页左右）+</w:t>
+      </w:r>
+      <w:r>
+        <w:rPr>
+          <w:b/>
+          <w:bCs/>
+        </w:rPr>
+        <w:t xml:space="preserve"> 1</w:t>
+      </w:r>
+      <w:r>
+        <w:rPr>
+          <w:rFonts w:hint="eastAsia"/>
+          <w:b/>
+          <w:bCs/>
+        </w:rPr>
+        <w:t>页消融实验+</w:t>
+      </w:r>
+      <w:r>
+        <w:rPr>
+          <w:b/>
+          <w:bCs/>
+        </w:rPr>
+        <w:t>1</w:t>
+      </w:r>
+      <w:r>
+        <w:rPr>
+          <w:rFonts w:hint="eastAsia"/>
+          <w:b/>
+          <w:bCs/>
+        </w:rPr>
+        <w:t>页效果总结分析+(</w:t>
+      </w:r>
+      <w:r>
+        <w:rPr>
+          <w:b/>
+          <w:bCs/>
+        </w:rPr>
+        <w:t>1</w:t>
+      </w:r>
+      <w:r>
+        <w:rPr>
+          <w:rFonts w:hint="eastAsia"/>
+          <w:b/>
+          <w:bCs/>
+        </w:rPr>
+        <w:t>页对比算法设置</w:t>
+      </w:r>
+      <w:r>
+        <w:rPr>
+          <w:b/>
+          <w:bCs/>
+        </w:rPr>
+        <w:t>)</w:t>
+      </w:r>
+    </w:p>
+    <w:p>
+      <w:pPr>
+        <w:widowControl/>
+        <w:jc w:val="left"/>
+        <w:rPr>
+          <w:rFonts w:hint="eastAsia"/>
+          <w:b/>
+          <w:bCs/>
+        </w:rPr>
+      </w:pPr>
+    </w:p>
+    <w:p>
+      <w:pPr>
+        <w:widowControl/>
+        <w:jc w:val="left"/>
+        <w:rPr>
+          <w:b/>
+          <w:bCs/>
+        </w:rPr>
+      </w:pPr>
+      <w:r>
+        <w:rPr>
+          <w:rFonts w:hint="eastAsia"/>
+          <w:b/>
+          <w:bCs/>
+        </w:rPr>
+        <w:t>A</w:t>
+      </w:r>
+      <w:r>
+        <w:rPr>
+          <w:b/>
+          <w:bCs/>
+        </w:rPr>
+        <w:t>PF</w:t>
+      </w:r>
+      <w:r>
+        <w:rPr>
+          <w:rFonts w:hint="eastAsia"/>
+          <w:b/>
+          <w:bCs/>
+        </w:rPr>
+        <w:t>对应的死锁问题、</w:t>
+      </w:r>
+    </w:p>
+    <w:p>
+      <w:pPr>
+        <w:widowControl/>
+        <w:jc w:val="left"/>
+        <w:rPr>
+          <w:b/>
+          <w:bCs/>
+        </w:rPr>
+      </w:pPr>
+      <w:r>
+        <w:rPr>
+          <w:rFonts w:hint="eastAsia"/>
+          <w:b/>
+          <w:bCs/>
+        </w:rPr>
+        <w:t>C</w:t>
+      </w:r>
+      <w:r>
+        <w:rPr>
+          <w:b/>
+          <w:bCs/>
+        </w:rPr>
+        <w:t>MUPF</w:t>
+      </w:r>
+      <w:r>
+        <w:rPr>
+          <w:rFonts w:hint="eastAsia"/>
+          <w:b/>
+          <w:bCs/>
+        </w:rPr>
+        <w:t>对应的震荡和分裂问题</w:t>
+      </w:r>
+      <w:r>
+        <w:rPr>
+          <w:b/>
+          <w:bCs/>
+        </w:rPr>
+        <w:br/>
+        <w:t>CCBS</w:t>
+      </w:r>
+      <w:r>
+        <w:rPr>
+          <w:rFonts w:hint="eastAsia"/>
+          <w:b/>
+          <w:bCs/>
+        </w:rPr>
+        <w:t>的分裂问题。</w:t>
+      </w:r>
+      <w:r>
+        <w:rPr>
+          <w:b/>
+          <w:bCs/>
+        </w:rPr>
+        <w:br/>
+      </w:r>
+    </w:p>
+    <w:p>
+      <w:pPr>
+        <w:widowControl/>
+        <w:jc w:val="left"/>
+        <w:rPr>
+          <w:b/>
+          <w:bCs/>
+        </w:rPr>
+      </w:pPr>
+      <w:r>
+        <w:rPr>
+          <w:rFonts w:hint="eastAsia"/>
+          <w:b/>
+          <w:bCs/>
+        </w:rPr>
+        <w:t>结果分析可以增加</w:t>
+      </w:r>
+    </w:p>
+    <w:p>
+      <w:pPr>
+        <w:widowControl/>
+        <w:jc w:val="left"/>
+        <w:rPr>
+          <w:rFonts w:hint="eastAsia"/>
+          <w:b/>
+          <w:bCs/>
+        </w:rPr>
+      </w:pPr>
+    </w:p>
+    <w:p>
+      <w:pPr>
+        <w:widowControl/>
+        <w:jc w:val="left"/>
+        <w:rPr>
+          <w:b/>
+          <w:bCs/>
+        </w:rPr>
+      </w:pPr>
+      <w:r>
+        <w:rPr>
+          <w:rFonts w:hint="eastAsia"/>
+          <w:b/>
+          <w:bCs/>
+        </w:rPr>
+        <w:t>每个参数下，展示所提的算法的运行结果：六张图吧，三个建筑数量运行到一半的一些分布。并且对应的轨迹图展示出来。轨迹需要比较细。</w:t>
+      </w:r>
+      <w:r>
+        <w:rPr>
+          <w:rFonts w:hint="eastAsia"/>
+          <w:b/>
+          <w:bCs/>
+        </w:rPr>
+        <w:t>展示不同特征下的表现差异。</w:t>
+      </w:r>
+      <w:r>
+        <w:rPr>
+          <w:b/>
+          <w:bCs/>
+        </w:rPr>
+        <w:br/>
+      </w:r>
+      <w:r>
+        <w:rPr>
+          <w:rFonts w:hint="eastAsia"/>
+          <w:b/>
+          <w:bCs/>
+        </w:rPr>
+        <w:t>建筑数目：不太影响，轨迹差异绕路，代价微微变大</w:t>
+      </w:r>
+      <w:r>
+        <w:rPr>
+          <w:b/>
+          <w:bCs/>
+        </w:rPr>
+        <w:br/>
+      </w:r>
+      <w:r>
+        <w:rPr>
+          <w:rFonts w:hint="eastAsia"/>
+          <w:b/>
+          <w:bCs/>
+        </w:rPr>
+        <w:t>无人机数目：集群之间距离不同，轨迹距离不同。</w:t>
+      </w:r>
+      <w:r>
+        <w:rPr>
+          <w:b/>
+          <w:bCs/>
+        </w:rPr>
+        <w:br/>
+      </w:r>
+      <w:r>
+        <w:rPr>
+          <w:rFonts w:hint="eastAsia"/>
+          <w:b/>
+          <w:bCs/>
+        </w:rPr>
+        <w:t>干扰数目</w:t>
+      </w:r>
+      <w:r>
+        <w:rPr>
+          <w:b/>
+          <w:bCs/>
+        </w:rPr>
+        <w:t>:</w:t>
+      </w:r>
+      <w:r>
+        <w:rPr>
+          <w:rFonts w:hint="eastAsia"/>
+          <w:b/>
+          <w:bCs/>
+        </w:rPr>
+        <w:t>干扰位置影响轨迹</w:t>
+      </w:r>
+      <w:r>
+        <w:rPr>
+          <w:b/>
+          <w:bCs/>
+        </w:rPr>
+        <w:br/>
+      </w:r>
+      <w:r>
+        <w:rPr>
+          <w:rFonts w:hint="eastAsia"/>
+          <w:b/>
+          <w:bCs/>
+        </w:rPr>
+        <w:t>干扰功率：影响连通率。</w:t>
+      </w:r>
+    </w:p>
+    <w:p>
+      <w:pPr>
+        <w:widowControl/>
+        <w:jc w:val="left"/>
+        <w:rPr>
+          <w:b/>
+          <w:bCs/>
+        </w:rPr>
+      </w:pPr>
+    </w:p>
+    <w:p>
+      <w:pPr>
+        <w:widowControl/>
+        <w:jc w:val="left"/>
+        <w:rPr>
+          <w:rFonts w:hint="eastAsia"/>
+          <w:b/>
+          <w:bCs/>
+        </w:rPr>
+      </w:pPr>
+    </w:p>
+    <w:p>
+      <w:pPr>
+        <w:widowControl/>
+        <w:jc w:val="left"/>
+        <w:rPr>
+          <w:b/>
+          <w:bCs/>
+        </w:rPr>
+      </w:pPr>
+      <w:r>
+        <w:rPr>
+          <w:rFonts w:hint="eastAsia"/>
+          <w:b/>
+          <w:bCs/>
+        </w:rPr>
+        <w:t>是否需要对比其他算法的轨迹图。</w:t>
+      </w:r>
+      <w:r>
+        <w:rPr>
+          <w:rFonts w:hint="eastAsia"/>
+          <w:b/>
+          <w:bCs/>
+        </w:rPr>
+        <w:t>（可以对比，但是太多了）</w:t>
+      </w:r>
+    </w:p>
+    <w:p>
+      <w:pPr>
+        <w:widowControl/>
+        <w:jc w:val="left"/>
+        <w:rPr>
+          <w:b/>
+          <w:bCs/>
+        </w:rPr>
+      </w:pPr>
+    </w:p>
+    <w:p>
+      <w:pPr>
+        <w:widowControl/>
+        <w:jc w:val="left"/>
+        <w:rPr>
+          <w:b/>
+          <w:bCs/>
+        </w:rPr>
+      </w:pPr>
+      <w:r>
+        <w:rPr>
+          <w:rFonts w:hint="eastAsia"/>
+          <w:b/>
+          <w:bCs/>
+        </w:rPr>
+        <w:t>消融实验也要给出两组图，对比表现对应的特征，所提的效果最好</w:t>
+      </w:r>
+      <w:r>
+        <w:rPr>
+          <w:rFonts w:hint="eastAsia"/>
+          <w:b/>
+          <w:bCs/>
+        </w:rPr>
+        <w:t>。</w:t>
+      </w:r>
+    </w:p>
+    <w:p>
+      <w:pPr>
+        <w:widowControl/>
+        <w:jc w:val="left"/>
+        <w:rPr>
+          <w:b/>
+          <w:bCs/>
+        </w:rPr>
+      </w:pPr>
+    </w:p>
+    <w:p>
+      <w:pPr>
+        <w:widowControl/>
+        <w:jc w:val="left"/>
+        <w:rPr>
+          <w:b/>
+          <w:bCs/>
+        </w:rPr>
+      </w:pPr>
+      <w:r>
+        <w:rPr>
+          <w:rFonts w:hint="eastAsia"/>
+          <w:b/>
+          <w:bCs/>
+        </w:rPr>
+        <w:t>算法细节是否要展示：重规划次数的变化。</w:t>
+      </w:r>
+    </w:p>
+    <w:p>
+      <w:pPr>
+        <w:widowControl/>
+        <w:jc w:val="left"/>
+        <w:rPr>
+          <w:b/>
+          <w:bCs/>
+        </w:rPr>
+      </w:pPr>
+      <w:r>
+        <w:rPr>
+          <w:rFonts w:hint="eastAsia"/>
+          <w:b/>
+          <w:bCs/>
+        </w:rPr>
+        <w:t>重规划触发：检测到障碍</w:t>
+      </w:r>
+      <w:r>
+        <w:rPr>
+          <w:b/>
+          <w:bCs/>
+        </w:rPr>
+        <w:br/>
+      </w:r>
+      <w:r>
+        <w:rPr>
+          <w:rFonts w:hint="eastAsia"/>
+          <w:b/>
+          <w:bCs/>
+        </w:rPr>
+        <w:t>重规划路径修复细节。</w:t>
+      </w:r>
+      <w:r>
+        <w:rPr>
+          <w:b/>
+          <w:bCs/>
+        </w:rPr>
+        <w:br/>
+      </w:r>
+      <w:r>
+        <w:rPr>
+          <w:rFonts w:hint="eastAsia"/>
+          <w:b/>
+          <w:bCs/>
+        </w:rPr>
+        <w:t>mbst网络的构建，力的方向等。</w:t>
+      </w:r>
+      <w:r>
+        <w:rPr>
+          <w:b/>
+          <w:bCs/>
+        </w:rPr>
+        <w:br/>
+      </w:r>
+      <w:r>
+        <w:rPr>
+          <w:b/>
+          <w:bCs/>
+        </w:rPr>
+        <w:br/>
+      </w:r>
+      <w:r>
+        <w:rPr>
+          <w:rFonts w:hint="eastAsia"/>
+          <w:b/>
+          <w:bCs/>
+        </w:rPr>
+        <w:t>绘图的注意点，</w:t>
+      </w:r>
+      <w:r>
+        <w:rPr>
+          <w:rFonts w:hint="eastAsia"/>
+          <w:b/>
+          <w:bCs/>
+        </w:rPr>
+        <w:t>文字大小与字体，</w:t>
+      </w:r>
+      <w:r>
+        <w:rPr>
+          <w:rFonts w:hint="eastAsia"/>
+          <w:b/>
+          <w:bCs/>
+        </w:rPr>
+        <w:t>配色选取等。</w:t>
+      </w:r>
+    </w:p>
+    <w:p>
+      <w:pPr>
+        <w:widowControl/>
+        <w:jc w:val="left"/>
+        <w:rPr>
+          <w:b/>
+          <w:bCs/>
+        </w:rPr>
+      </w:pPr>
+    </w:p>
+    <w:p>
+      <w:pPr>
+        <w:widowControl/>
+        <w:jc w:val="left"/>
+        <w:rPr>
+          <w:b/>
+          <w:bCs/>
+        </w:rPr>
+      </w:pPr>
+    </w:p>
+    <w:p>
+      <w:pPr>
+        <w:widowControl/>
+        <w:jc w:val="left"/>
+        <w:rPr>
+          <w:b/>
+          <w:bCs/>
+        </w:rPr>
+      </w:pPr>
+      <w:r>
+        <w:rPr>
+          <w:rFonts w:hint="eastAsia"/>
+          <w:b/>
+          <w:bCs/>
+        </w:rPr>
+        <w:t>先分析所提算法的对应的执行效果图，对应的三个参数分别都展示中间过程图和轨迹绘图，然后就在展示对比算法的结果图。这样一个实验至少可以写4页，暂时先分开放置指标对比图。9</w:t>
+      </w:r>
+      <w:r>
+        <w:rPr>
+          <w:b/>
+          <w:bCs/>
+        </w:rPr>
+        <w:t>+ 2+2 =13</w:t>
+      </w:r>
+      <w:r>
+        <w:rPr>
+          <w:rFonts w:hint="eastAsia"/>
+          <w:b/>
+          <w:bCs/>
+        </w:rPr>
+        <w:t>页，至少差不多</w:t>
+      </w:r>
+      <w:r>
+        <w:rPr>
+          <w:rFonts w:hint="eastAsia"/>
+          <w:b/>
+          <w:bCs/>
+        </w:rPr>
+        <w:t>。</w:t>
+      </w:r>
+      <w:r>
+        <w:rPr>
+          <w:b/>
+          <w:bCs/>
+        </w:rPr>
+        <w:br/>
+      </w:r>
+    </w:p>
+    <w:p>
+      <w:pPr>
+        <w:widowControl/>
+        <w:jc w:val="left"/>
+        <w:rPr>
+          <w:b/>
+          <w:bCs/>
+        </w:rPr>
+      </w:pPr>
+      <w:r>
+        <w:rPr>
+          <w:rFonts w:hint="eastAsia"/>
+          <w:b/>
+          <w:bCs/>
+        </w:rPr>
+        <w:lastRenderedPageBreak/>
+        <w:t>周末把相关理论基础弄好。</w:t>
+      </w:r>
+    </w:p>
+    <w:p>
+      <w:pPr>
+        <w:widowControl/>
+        <w:jc w:val="left"/>
+        <w:rPr>
+          <w:b/>
+          <w:bCs/>
+        </w:rPr>
+      </w:pPr>
+      <w:r>
+        <w:rPr>
+          <w:rFonts w:hint="eastAsia"/>
+          <w:b/>
+          <w:bCs/>
+        </w:rPr>
+        <w:t>并且开始跑nsga不同场景下的实验。</w:t>
+      </w:r>
+      <w:r>
+        <w:rPr>
+          <w:b/>
+          <w:bCs/>
+        </w:rPr>
+        <w:br/>
+      </w:r>
+      <w:r>
+        <w:rPr>
+          <w:rFonts w:hint="eastAsia"/>
+          <w:b/>
+          <w:bCs/>
+        </w:rPr>
+        <w:t>做的比较多的其实是目标覆盖。有论文就是这样的：然后研究的是K</w:t>
+      </w:r>
+      <w:r>
+        <w:rPr>
+          <w:b/>
+          <w:bCs/>
+        </w:rPr>
+        <w:t>-</w:t>
+      </w:r>
+      <w:r>
+        <w:rPr>
+          <w:rFonts w:hint="eastAsia"/>
+          <w:b/>
+          <w:bCs/>
+        </w:rPr>
+        <w:t>coverage和</w:t>
+      </w:r>
+      <w:r>
+        <w:rPr>
+          <w:b/>
+          <w:bCs/>
+        </w:rPr>
+        <w:t>(C connectivity</w:t>
+      </w:r>
+      <w:r>
+        <w:rPr>
+          <w:rFonts w:hint="eastAsia"/>
+          <w:b/>
+          <w:bCs/>
+        </w:rPr>
+        <w:t>)的联合优化，其中对应的</w:t>
+      </w:r>
+      <w:r>
+        <w:rPr>
+          <w:rFonts w:hint="eastAsia"/>
+          <w:b/>
+          <w:bCs/>
+        </w:rPr>
+        <w:t>每个传传感器平均连接到多少节点。</w:t>
+      </w:r>
+    </w:p>
+    <w:p>
+      <w:pPr>
+        <w:widowControl/>
+        <w:jc w:val="left"/>
+        <w:rPr>
+          <w:b/>
+          <w:bCs/>
+        </w:rPr>
+      </w:pPr>
+      <w:r>
+        <w:rPr>
+          <w:rFonts w:hint="eastAsia"/>
+          <w:b/>
+          <w:bCs/>
+        </w:rPr>
+        <w:t>平均节点度。</w:t>
+      </w:r>
+    </w:p>
+    <w:p>
+      <w:pPr>
+        <w:widowControl/>
+        <w:jc w:val="left"/>
+        <w:rPr>
+          <w:b/>
+          <w:bCs/>
+        </w:rPr>
+      </w:pPr>
+    </w:p>
+    <w:p>
+      <w:pPr>
+        <w:widowControl/>
+        <w:jc w:val="left"/>
+        <w:rPr>
+          <w:b/>
+          <w:bCs/>
+        </w:rPr>
+      </w:pPr>
+      <w:r>
+        <w:rPr>
+          <w:rFonts w:hint="eastAsia"/>
+          <w:b/>
+          <w:bCs/>
+        </w:rPr>
+        <w:t>建筑数量。1</w:t>
+      </w:r>
+      <w:r>
+        <w:rPr>
+          <w:b/>
+          <w:bCs/>
+        </w:rPr>
+        <w:t>0-20-30</w:t>
+      </w:r>
+    </w:p>
+    <w:p>
+      <w:pPr>
+        <w:widowControl/>
+        <w:jc w:val="left"/>
+        <w:rPr>
+          <w:b/>
+          <w:bCs/>
+        </w:rPr>
+      </w:pPr>
+      <w:r>
+        <w:rPr>
+          <w:b/>
+          <w:bCs/>
+        </w:rPr>
+        <w:t>HV</w:t>
+      </w:r>
+      <w:r>
+        <w:rPr>
+          <w:rFonts w:hint="eastAsia"/>
+          <w:b/>
+          <w:bCs/>
+        </w:rPr>
+        <w:t>，sprea</w:t>
+      </w:r>
+      <w:r>
+        <w:rPr>
+          <w:b/>
+          <w:bCs/>
+        </w:rPr>
+        <w:t>d</w:t>
+      </w:r>
+      <w:r>
+        <w:rPr>
+          <w:rFonts w:hint="eastAsia"/>
+          <w:b/>
+          <w:bCs/>
+        </w:rPr>
+        <w:t>。</w:t>
+      </w:r>
+      <w:r>
+        <w:rPr>
+          <w:b/>
+          <w:bCs/>
+        </w:rPr>
+        <w:br/>
+      </w:r>
+      <w:r>
+        <w:rPr>
+          <w:rFonts w:hint="eastAsia"/>
+          <w:b/>
+          <w:bCs/>
+        </w:rPr>
+        <w:t>干扰源数量：</w:t>
+      </w:r>
+    </w:p>
+    <w:p>
+      <w:pPr>
+        <w:widowControl/>
+        <w:jc w:val="left"/>
+        <w:rPr>
+          <w:b/>
+          <w:bCs/>
+        </w:rPr>
+      </w:pPr>
+      <w:r>
+        <w:rPr>
+          <w:rFonts w:hint="eastAsia"/>
+          <w:b/>
+          <w:bCs/>
+        </w:rPr>
+        <w:t>干扰源分布：</w:t>
+      </w:r>
+      <w:r>
+        <w:rPr>
+          <w:b/>
+          <w:bCs/>
+        </w:rPr>
+        <w:br/>
+      </w:r>
+      <w:r>
+        <w:rPr>
+          <w:rFonts w:hint="eastAsia"/>
+          <w:b/>
+          <w:bCs/>
+        </w:rPr>
+        <w:t>无人机数量：</w:t>
+      </w:r>
+    </w:p>
+    <w:p>
+      <w:pPr>
+        <w:widowControl/>
+        <w:jc w:val="left"/>
+        <w:rPr>
+          <w:b/>
+          <w:bCs/>
+        </w:rPr>
+      </w:pPr>
+      <w:r>
+        <w:rPr>
+          <w:rFonts w:hint="eastAsia"/>
+          <w:b/>
+          <w:bCs/>
+        </w:rPr>
+        <w:t>对应的算法。</w:t>
+      </w:r>
+      <w:r>
+        <w:rPr>
+          <w:b/>
+          <w:bCs/>
+        </w:rPr>
+        <w:br/>
+      </w:r>
+      <w:r>
+        <w:rPr>
+          <w:rFonts w:hint="eastAsia"/>
+          <w:b/>
+          <w:bCs/>
+        </w:rPr>
+        <w:t>怎么保证连通的性能。</w:t>
+      </w:r>
+    </w:p>
+    <w:p>
+      <w:pPr>
+        <w:widowControl/>
+        <w:jc w:val="left"/>
+        <w:rPr>
+          <w:b/>
+          <w:bCs/>
+        </w:rPr>
+      </w:pPr>
+    </w:p>
+    <w:p>
+      <w:pPr>
+        <w:widowControl/>
+        <w:jc w:val="left"/>
+        <w:rPr>
+          <w:b/>
+          <w:bCs/>
+        </w:rPr>
+      </w:pPr>
+      <w:r>
+        <w:rPr>
+          <w:rFonts w:hint="eastAsia"/>
+          <w:b/>
+          <w:bCs/>
+        </w:rPr>
+        <w:t>测试无人机数量的影响。</w:t>
+      </w:r>
+    </w:p>
+    <w:p>
+      <w:pPr>
+        <w:widowControl/>
+        <w:jc w:val="left"/>
+        <w:rPr>
+          <w:rFonts w:hint="eastAsia"/>
+          <w:b/>
+          <w:bCs/>
+        </w:rPr>
+      </w:pPr>
+      <w:r>
+        <w:rPr>
+          <w:rFonts w:hint="eastAsia"/>
+          <w:b/>
+          <w:bCs/>
+        </w:rPr>
+        <w:t>k</w:t>
+      </w:r>
+      <w:r>
+        <w:rPr>
+          <w:b/>
+          <w:bCs/>
+        </w:rPr>
+        <w:t>-</w:t>
+      </w:r>
+      <w:r>
+        <w:rPr>
+          <w:rFonts w:hint="eastAsia"/>
+          <w:b/>
+          <w:bCs/>
+        </w:rPr>
+        <w:t>connectivity约束下的优化，但是变成单目标优化，需要用原来的mtde框架。</w:t>
+      </w:r>
+    </w:p>
+    <w:p>
+      <w:pPr>
+        <w:widowControl/>
+        <w:jc w:val="left"/>
+        <w:rPr>
+          <w:b/>
+          <w:bCs/>
+        </w:rPr>
+      </w:pPr>
+      <w:r>
+        <w:rPr>
+          <w:b/>
+          <w:bCs/>
+        </w:rPr>
+        <w:br/>
+      </w:r>
+      <w:r>
+        <w:rPr>
+          <w:b/>
+          <w:bCs/>
+        </w:rPr>
+        <w:br/>
+      </w:r>
+      <w:r>
+        <w:rPr>
+          <w:b/>
+          <w:bCs/>
+        </w:rPr>
+        <w:br/>
+      </w:r>
+      <w:r>
+        <w:rPr>
+          <w:rFonts w:hint="eastAsia"/>
+          <w:b/>
+          <w:bCs/>
+        </w:rPr>
+        <w:t>绘制人工势场法示意图。</w:t>
+      </w:r>
+      <w:r>
+        <w:rPr>
+          <w:rFonts w:hint="eastAsia"/>
+          <w:b/>
+          <w:bCs/>
+        </w:rPr>
+        <w:t>√</w:t>
+      </w:r>
+      <w:r>
+        <w:rPr>
+          <w:b/>
+          <w:bCs/>
+        </w:rPr>
+        <w:br/>
+      </w:r>
+      <w:r>
+        <w:rPr>
+          <w:rFonts w:hint="eastAsia"/>
+          <w:b/>
+          <w:bCs/>
+        </w:rPr>
+        <w:t>绘制nsga</w:t>
+      </w:r>
+      <w:r>
+        <w:rPr>
+          <w:b/>
+          <w:bCs/>
+        </w:rPr>
+        <w:t>2</w:t>
+      </w:r>
+      <w:r>
+        <w:rPr>
+          <w:rFonts w:hint="eastAsia"/>
+          <w:b/>
+          <w:bCs/>
+        </w:rPr>
+        <w:t>流程图。</w:t>
+      </w:r>
+      <w:r>
+        <w:rPr>
+          <w:rFonts w:hint="eastAsia"/>
+          <w:b/>
+          <w:bCs/>
+        </w:rPr>
+        <w:t>√</w:t>
+      </w:r>
+    </w:p>
+    <w:p>
+      <w:pPr>
+        <w:widowControl/>
+        <w:jc w:val="left"/>
+        <w:rPr>
+          <w:b/>
+          <w:bCs/>
+        </w:rPr>
+      </w:pPr>
+      <w:r>
+        <w:rPr>
+          <w:rFonts w:hint="eastAsia"/>
+          <w:b/>
+          <w:bCs/>
+        </w:rPr>
+        <w:t>绘制支配等级示意图与拥挤度距离。</w:t>
+      </w:r>
+    </w:p>
+    <w:p>
+      <w:pPr>
+        <w:widowControl/>
+        <w:jc w:val="left"/>
+        <w:rPr>
+          <w:b/>
+          <w:bCs/>
+        </w:rPr>
+      </w:pPr>
+      <w:r>
+        <w:rPr>
+          <w:b/>
+          <w:bCs/>
+        </w:rPr>
+        <w:t>K</w:t>
+      </w:r>
+      <w:r>
+        <w:rPr>
+          <w:rFonts w:hint="eastAsia"/>
+          <w:b/>
+          <w:bCs/>
+        </w:rPr>
+        <w:t>rusual算法计算最大瓶颈生成树。</w:t>
+      </w:r>
+    </w:p>
+    <w:p>
+      <w:pPr>
+        <w:widowControl/>
+        <w:jc w:val="left"/>
+        <w:rPr>
+          <w:rFonts w:hint="eastAsia"/>
+          <w:b/>
+          <w:bCs/>
+        </w:rPr>
+      </w:pPr>
+    </w:p>
+    <w:p>
+      <w:pPr>
+        <w:widowControl/>
+        <w:jc w:val="left"/>
+        <w:rPr>
+          <w:b/>
+          <w:bCs/>
+        </w:rPr>
+      </w:pPr>
+    </w:p>
+    <w:p>
+      <w:pPr>
+        <w:widowControl/>
+        <w:jc w:val="left"/>
+        <w:rPr>
+          <w:b/>
+          <w:bCs/>
+        </w:rPr>
+      </w:pPr>
+      <w:r>
+        <w:rPr>
+          <w:rFonts w:hint="eastAsia"/>
+          <w:b/>
+          <w:bCs/>
+        </w:rPr>
+        <w:t>设计单目标优化情况图。作为该机制的创新之处。</w:t>
+      </w:r>
+      <w:r>
+        <w:rPr>
+          <w:b/>
+          <w:bCs/>
+        </w:rPr>
+        <w:br/>
+      </w:r>
+      <w:r>
+        <w:rPr>
+          <w:rFonts w:hint="eastAsia"/>
+          <w:b/>
+          <w:bCs/>
+        </w:rPr>
+        <w:t>相当于这个机制可以直接作用于ga算法也提供增益。</w:t>
+      </w:r>
+      <w:r>
+        <w:rPr>
+          <w:b/>
+          <w:bCs/>
+        </w:rPr>
+        <w:t>M</w:t>
+      </w:r>
+      <w:r>
+        <w:rPr>
+          <w:rFonts w:hint="eastAsia"/>
+          <w:b/>
+          <w:bCs/>
+        </w:rPr>
+        <w:t>tde。</w:t>
+      </w:r>
+      <w:r>
+        <w:rPr>
+          <w:b/>
+          <w:bCs/>
+        </w:rPr>
+        <w:t>de,  ga</w:t>
+      </w:r>
+      <w:r>
+        <w:rPr>
+          <w:rFonts w:hint="eastAsia"/>
+          <w:b/>
+          <w:bCs/>
+        </w:rPr>
+        <w:t>算法。对比k连通需求约束下哪个算法更加的搜索稳定和效率高。</w:t>
+      </w:r>
+    </w:p>
+    <w:p>
+      <w:pPr>
+        <w:widowControl/>
+        <w:jc w:val="left"/>
+        <w:rPr>
+          <w:b/>
+          <w:bCs/>
+        </w:rPr>
+      </w:pPr>
+    </w:p>
+    <w:p>
+      <w:pPr>
+        <w:widowControl/>
+        <w:jc w:val="left"/>
+        <w:rPr>
+          <w:b/>
+          <w:bCs/>
+        </w:rPr>
+      </w:pPr>
+    </w:p>
+    <w:p>
+      <w:pPr>
+        <w:widowControl/>
+        <w:jc w:val="left"/>
+        <w:rPr>
+          <w:b/>
+          <w:bCs/>
+        </w:rPr>
+      </w:pPr>
+      <w:r>
+        <w:rPr>
+          <w:rFonts w:hint="eastAsia"/>
+          <w:b/>
+          <w:bCs/>
+        </w:rPr>
+        <w:t>一般都是1</w:t>
+      </w:r>
+      <w:r>
+        <w:rPr>
+          <w:b/>
+          <w:bCs/>
+        </w:rPr>
+        <w:t>0</w:t>
+      </w:r>
+      <w:r>
+        <w:rPr>
+          <w:rFonts w:hint="eastAsia"/>
+          <w:b/>
+          <w:bCs/>
+        </w:rPr>
+        <w:t>页，先按照1</w:t>
+      </w:r>
+      <w:r>
+        <w:rPr>
+          <w:b/>
+          <w:bCs/>
+        </w:rPr>
+        <w:t>5</w:t>
+      </w:r>
+      <w:r>
+        <w:rPr>
+          <w:rFonts w:hint="eastAsia"/>
+          <w:b/>
+          <w:bCs/>
+        </w:rPr>
+        <w:t>页的篇幅写。</w:t>
+      </w:r>
+    </w:p>
+    <w:p>
+      <w:pPr>
+        <w:widowControl/>
+        <w:jc w:val="left"/>
+        <w:rPr>
+          <w:b/>
+          <w:bCs/>
+        </w:rPr>
+      </w:pPr>
+      <w:r>
+        <w:rPr>
+          <w:rFonts w:hint="eastAsia"/>
+          <w:b/>
+          <w:bCs/>
+        </w:rPr>
+        <w:t>第二章，再次整理</w:t>
+      </w:r>
+      <w:r>
+        <w:rPr>
+          <w:b/>
+          <w:bCs/>
+        </w:rPr>
+        <w:br/>
+      </w:r>
+      <w:r>
+        <w:rPr>
+          <w:rFonts w:hint="eastAsia"/>
+          <w:b/>
+          <w:bCs/>
+        </w:rPr>
+        <w:t>第三章，补充图片和绘图。</w:t>
+      </w:r>
+    </w:p>
+    <w:p>
+      <w:pPr>
+        <w:widowControl/>
+        <w:jc w:val="left"/>
+        <w:rPr>
+          <w:b/>
+          <w:bCs/>
+        </w:rPr>
+      </w:pPr>
+      <w:r>
+        <w:rPr>
+          <w:rFonts w:hint="eastAsia"/>
+          <w:b/>
+          <w:bCs/>
+        </w:rPr>
+        <w:t>第四章整理结果。</w:t>
+      </w:r>
+    </w:p>
+    <w:p>
+      <w:pPr>
+        <w:widowControl/>
+        <w:jc w:val="left"/>
+        <w:rPr>
+          <w:b/>
+          <w:bCs/>
+        </w:rPr>
+      </w:pPr>
+    </w:p>
+    <w:p>
+      <w:pPr>
+        <w:widowControl/>
+        <w:jc w:val="left"/>
+        <w:rPr>
+          <w:b/>
+          <w:bCs/>
+        </w:rPr>
+      </w:pPr>
+    </w:p>
+    <w:p>
+      <w:pPr>
+        <w:widowControl/>
+        <w:jc w:val="left"/>
+        <w:rPr>
+          <w:b/>
+          <w:bCs/>
+        </w:rPr>
+      </w:pPr>
+      <w:r>
+        <w:rPr>
+          <w:rFonts w:hint="eastAsia"/>
+          <w:b/>
+          <w:bCs/>
+        </w:rPr>
+        <w:t>跑实验：</w:t>
+      </w:r>
+      <w:r>
+        <w:rPr>
+          <w:b/>
+          <w:bCs/>
+        </w:rPr>
+        <w:br/>
+      </w:r>
+      <w:r>
+        <w:rPr>
+          <w:rFonts w:hint="eastAsia"/>
+          <w:b/>
+          <w:bCs/>
+        </w:rPr>
+        <w:t>建筑密度：1</w:t>
+      </w:r>
+      <w:r>
+        <w:rPr>
+          <w:b/>
+          <w:bCs/>
+        </w:rPr>
+        <w:t>0</w:t>
+      </w:r>
+      <w:r>
+        <w:rPr>
+          <w:rFonts w:hint="eastAsia"/>
+          <w:b/>
+          <w:bCs/>
+        </w:rPr>
+        <w:t>,</w:t>
+      </w:r>
+      <w:r>
+        <w:rPr>
+          <w:b/>
+          <w:bCs/>
+        </w:rPr>
+        <w:t>20</w:t>
+      </w:r>
+      <w:r>
+        <w:rPr>
+          <w:rFonts w:hint="eastAsia"/>
+          <w:b/>
+          <w:bCs/>
+        </w:rPr>
+        <w:t>,</w:t>
+      </w:r>
+      <w:r>
+        <w:rPr>
+          <w:b/>
+          <w:bCs/>
+        </w:rPr>
+        <w:t>30</w:t>
+      </w:r>
+    </w:p>
+    <w:p>
+      <w:pPr>
+        <w:widowControl/>
+        <w:jc w:val="left"/>
+        <w:rPr>
+          <w:b/>
+          <w:bCs/>
+        </w:rPr>
+      </w:pPr>
+      <w:r>
+        <w:rPr>
+          <w:rFonts w:hint="eastAsia"/>
+          <w:b/>
+          <w:bCs/>
+        </w:rPr>
+        <w:t>干扰数量：1,</w:t>
+      </w:r>
+      <w:r>
+        <w:rPr>
+          <w:b/>
+          <w:bCs/>
+        </w:rPr>
+        <w:t>2</w:t>
+      </w:r>
+      <w:r>
+        <w:rPr>
+          <w:rFonts w:hint="eastAsia"/>
+          <w:b/>
+          <w:bCs/>
+        </w:rPr>
+        <w:t>,</w:t>
+      </w:r>
+      <w:r>
+        <w:rPr>
+          <w:b/>
+          <w:bCs/>
+        </w:rPr>
+        <w:t>3</w:t>
+      </w:r>
+      <w:r>
+        <w:rPr>
+          <w:b/>
+          <w:bCs/>
+        </w:rPr>
+        <w:br/>
+      </w:r>
+      <w:r>
+        <w:rPr>
+          <w:rFonts w:hint="eastAsia"/>
+          <w:b/>
+          <w:bCs/>
+        </w:rPr>
+        <w:t>无人机数目：2</w:t>
+      </w:r>
+      <w:r>
+        <w:rPr>
+          <w:b/>
+          <w:bCs/>
+        </w:rPr>
+        <w:t>0-30</w:t>
+      </w:r>
+    </w:p>
+    <w:p>
+      <w:pPr>
+        <w:widowControl/>
+        <w:jc w:val="left"/>
+        <w:rPr>
+          <w:b/>
+          <w:bCs/>
+        </w:rPr>
+      </w:pPr>
+      <w:r>
+        <w:rPr>
+          <w:rFonts w:hint="eastAsia"/>
+          <w:b/>
+          <w:bCs/>
+        </w:rPr>
+        <w:t>每一组都跑十个实验，均值。</w:t>
+      </w:r>
+      <w:r>
+        <w:rPr>
+          <w:b/>
+          <w:bCs/>
+        </w:rPr>
+        <w:br/>
+      </w:r>
+    </w:p>
+    <w:p>
+      <w:pPr>
+        <w:widowControl/>
+        <w:jc w:val="left"/>
+        <w:rPr>
+          <w:b/>
+          <w:bCs/>
+        </w:rPr>
+      </w:pPr>
+      <w:r>
+        <w:rPr>
+          <w:rFonts w:hint="eastAsia"/>
+          <w:b/>
+          <w:bCs/>
+        </w:rPr>
+        <w:t>G</w:t>
+      </w:r>
+      <w:r>
+        <w:rPr>
+          <w:b/>
+          <w:bCs/>
+        </w:rPr>
+        <w:t>A</w:t>
+      </w:r>
+      <w:r>
+        <w:rPr>
+          <w:rFonts w:hint="eastAsia"/>
+          <w:b/>
+          <w:bCs/>
+        </w:rPr>
+        <w:t>、mtde、de。</w:t>
+      </w:r>
+    </w:p>
+    <w:p>
+      <w:pPr>
+        <w:widowControl/>
+        <w:jc w:val="left"/>
+        <w:rPr>
+          <w:b/>
+          <w:bCs/>
+        </w:rPr>
+      </w:pPr>
+    </w:p>
+    <w:p>
+      <w:pPr>
+        <w:widowControl/>
+        <w:jc w:val="left"/>
+        <w:rPr>
+          <w:b/>
+          <w:bCs/>
+        </w:rPr>
+      </w:pPr>
+      <w:r>
+        <w:rPr>
+          <w:b/>
+          <w:bCs/>
+        </w:rPr>
+        <w:lastRenderedPageBreak/>
+        <w:t>L</w:t>
+      </w:r>
+      <w:r>
+        <w:rPr>
+          <w:rFonts w:hint="eastAsia"/>
+          <w:b/>
+          <w:bCs/>
+        </w:rPr>
+        <w:t>amda&lt;</w:t>
+      </w:r>
+      <w:r>
+        <w:rPr>
+          <w:b/>
+          <w:bCs/>
+        </w:rPr>
+        <w:t>=</w:t>
+      </w:r>
+      <w:r>
+        <w:rPr>
+          <w:rFonts w:hint="eastAsia"/>
+          <w:b/>
+          <w:bCs/>
+        </w:rPr>
+        <w:t>k</w:t>
+      </w:r>
+      <w:r>
+        <w:rPr>
+          <w:b/>
+          <w:bCs/>
+        </w:rPr>
+        <w:t xml:space="preserve">&lt;=d </w:t>
+      </w:r>
+      <w:r>
+        <w:rPr>
+          <w:rFonts w:hint="eastAsia"/>
+          <w:b/>
+          <w:bCs/>
+        </w:rPr>
+        <w:t>：所以我求解得出来的至少是5连通的。</w:t>
+      </w:r>
+      <w:r>
+        <w:rPr>
+          <w:rFonts w:hint="eastAsia"/>
+          <w:b/>
+          <w:bCs/>
+        </w:rPr>
+        <w:t>因为场景会存在损毁，其余的节点需要保持能够工作，所以有这个需求，损毁后需继续部署原节点位置。</w:t>
+      </w:r>
+      <w:r>
+        <w:rPr>
+          <w:b/>
+          <w:bCs/>
+        </w:rPr>
+        <w:br/>
+      </w:r>
+      <w:r>
+        <w:rPr>
+          <w:b/>
+          <w:bCs/>
+        </w:rPr>
+        <w:br/>
+      </w:r>
+    </w:p>
+    <w:p>
+      <w:pPr>
+        <w:widowControl/>
+        <w:jc w:val="left"/>
+        <w:rPr>
+          <w:b/>
+          <w:bCs/>
+        </w:rPr>
+      </w:pPr>
+    </w:p>
+    <w:p>
+      <w:pPr>
+        <w:widowControl/>
+        <w:jc w:val="left"/>
+        <w:rPr>
+          <w:b/>
+          <w:bCs/>
+        </w:rPr>
+      </w:pPr>
+      <w:r>
+        <w:rPr>
+          <w:rFonts w:hint="eastAsia"/>
+          <w:b/>
+          <w:bCs/>
+        </w:rPr>
+        <w:t>补充第三章的内容先补充完</w:t>
+      </w:r>
+      <w:r>
+        <w:rPr>
+          <w:b/>
+          <w:bCs/>
+        </w:rPr>
+        <w:br/>
+      </w:r>
+      <w:r>
+        <w:rPr>
+          <w:rFonts w:hint="eastAsia"/>
+          <w:b/>
+          <w:bCs/>
+        </w:rPr>
+        <w:t>包括渲染包括对应的结果图。</w:t>
+      </w:r>
+      <w:r>
+        <w:rPr>
+          <w:b/>
+          <w:bCs/>
+        </w:rPr>
+        <w:br/>
+      </w:r>
+      <w:r>
+        <w:rPr>
+          <w:b/>
+          <w:bCs/>
+        </w:rPr>
+        <w:br/>
+      </w:r>
+      <w:r>
+        <w:rPr>
+          <w:rFonts w:hint="eastAsia"/>
+          <w:b/>
+          <w:bCs/>
+        </w:rPr>
+        <w:t>看下能不能补充流程图在伪代码前。</w:t>
+      </w:r>
+      <w:r>
+        <w:rPr>
+          <w:b/>
+          <w:bCs/>
+        </w:rPr>
+        <w:br/>
+      </w:r>
+      <w:r>
+        <w:rPr>
+          <w:b/>
+          <w:bCs/>
+        </w:rPr>
+        <w:br/>
+      </w:r>
+      <w:r>
+        <w:rPr>
+          <w:rFonts w:hint="eastAsia"/>
+          <w:b/>
+          <w:bCs/>
+        </w:rPr>
+        <w:t>重新整理第二章的文字和内容</w:t>
+      </w:r>
+      <w:r>
+        <w:rPr>
+          <w:rFonts w:hint="eastAsia"/>
+          <w:b/>
+          <w:bCs/>
+        </w:rPr>
+        <w:t>。（图论部分没整理完，全章的图的引用没弄</w:t>
+      </w:r>
+    </w:p>
+    <w:p>
+      <w:pPr>
+        <w:widowControl/>
+        <w:jc w:val="left"/>
+        <w:rPr>
+          <w:b/>
+          <w:bCs/>
+        </w:rPr>
+      </w:pPr>
+      <w:r>
+        <w:rPr>
+          <w:rFonts w:hint="eastAsia"/>
+          <w:b/>
+          <w:bCs/>
+        </w:rPr>
+        <w:t>第一章覆盖的相关研究、对应论文架构和研究内容</w:t>
+      </w:r>
+      <w:r>
+        <w:rPr>
+          <w:rFonts w:hint="eastAsia"/>
+          <w:b/>
+          <w:bCs/>
+        </w:rPr>
+        <w:t>。（</w:t>
+      </w:r>
+    </w:p>
+    <w:p>
+      <w:pPr>
+        <w:widowControl/>
+        <w:jc w:val="left"/>
+        <w:rPr>
+          <w:b/>
+          <w:bCs/>
+        </w:rPr>
+      </w:pPr>
+      <w:r>
+        <w:rPr>
+          <w:rFonts w:hint="eastAsia"/>
+          <w:b/>
+          <w:bCs/>
+        </w:rPr>
+        <w:t>第三章的示意图补充</w:t>
+      </w:r>
+      <w:r>
+        <w:rPr>
+          <w:rFonts w:hint="eastAsia"/>
+          <w:b/>
+          <w:bCs/>
+        </w:rPr>
+        <w:t>，分析方差大小，不一定需要绝对值</w:t>
+      </w:r>
+      <w:r>
+        <w:rPr>
+          <w:rFonts w:hint="eastAsia"/>
+          <w:b/>
+          <w:bCs/>
+        </w:rPr>
+        <w:t>。</w:t>
+      </w:r>
+      <w:r>
+        <w:rPr>
+          <w:rFonts w:hint="eastAsia"/>
+          <w:b/>
+          <w:bCs/>
+        </w:rPr>
+        <w:t>（整</w:t>
+      </w:r>
+    </w:p>
+    <w:p>
+      <w:pPr>
+        <w:widowControl/>
+        <w:jc w:val="left"/>
+        <w:rPr>
+          <w:b/>
+          <w:bCs/>
+        </w:rPr>
+      </w:pPr>
+      <w:r>
+        <w:rPr>
+          <w:rFonts w:hint="eastAsia"/>
+          <w:b/>
+          <w:bCs/>
+        </w:rPr>
+        <w:t>第四章先不做还是先看结果</w:t>
+      </w:r>
+      <w:r>
+        <w:rPr>
+          <w:rFonts w:hint="eastAsia"/>
+          <w:b/>
+          <w:bCs/>
+        </w:rPr>
+        <w:t>。先看结果，修改了覆盖引力指向半径外，提高效果。说不定有效果。</w:t>
+      </w:r>
+    </w:p>
+    <w:p>
+      <w:pPr>
+        <w:widowControl/>
+        <w:jc w:val="left"/>
+        <w:rPr>
+          <w:b/>
+          <w:bCs/>
+        </w:rPr>
+      </w:pPr>
+      <w:r>
+        <w:rPr>
+          <w:rFonts w:hint="eastAsia"/>
+          <w:b/>
+          <w:bCs/>
+        </w:rPr>
+        <w:t>干扰节点为1的时候覆盖率很高，9</w:t>
+      </w:r>
+      <w:r>
+        <w:rPr>
+          <w:b/>
+          <w:bCs/>
+        </w:rPr>
+        <w:t>0%</w:t>
+      </w:r>
+      <w:r>
+        <w:rPr>
+          <w:rFonts w:hint="eastAsia"/>
+          <w:b/>
+          <w:bCs/>
+        </w:rPr>
+        <w:t>以上。</w:t>
+      </w:r>
+    </w:p>
+    <w:p>
+      <w:pPr>
+        <w:widowControl/>
+        <w:jc w:val="left"/>
+        <w:rPr>
+          <w:rFonts w:hint="eastAsia"/>
+          <w:b/>
+          <w:bCs/>
+        </w:rPr>
+      </w:pPr>
+      <w:r>
+        <w:rPr>
+          <w:rFonts w:hint="eastAsia"/>
+          <w:b/>
+          <w:bCs/>
+        </w:rPr>
+        <w:t>干扰节点为2的时候需要测试2</w:t>
+      </w:r>
+      <w:r>
+        <w:rPr>
+          <w:b/>
+          <w:bCs/>
+        </w:rPr>
+        <w:t>0</w:t>
+      </w:r>
+      <w:r>
+        <w:rPr>
+          <w:rFonts w:hint="eastAsia"/>
+          <w:b/>
+          <w:bCs/>
+        </w:rPr>
+        <w:t>节点，2</w:t>
+      </w:r>
+      <w:r>
+        <w:rPr>
+          <w:b/>
+          <w:bCs/>
+        </w:rPr>
+        <w:t>5</w:t>
+      </w:r>
+      <w:r>
+        <w:rPr>
+          <w:rFonts w:hint="eastAsia"/>
+          <w:b/>
+          <w:bCs/>
+        </w:rPr>
+        <w:t>节点，3</w:t>
+      </w:r>
+      <w:r>
+        <w:rPr>
+          <w:b/>
+          <w:bCs/>
+        </w:rPr>
+        <w:t>0</w:t>
+      </w:r>
+      <w:r>
+        <w:rPr>
+          <w:rFonts w:hint="eastAsia"/>
+          <w:b/>
+          <w:bCs/>
+        </w:rPr>
+        <w:t>节点。效果。</w:t>
+      </w:r>
+    </w:p>
+    <w:p>
+      <w:pPr>
+        <w:widowControl/>
+        <w:jc w:val="left"/>
+        <w:rPr>
+          <w:b/>
+          <w:bCs/>
+        </w:rPr>
+      </w:pPr>
+    </w:p>
+    <w:p>
+      <w:pPr>
+        <w:widowControl/>
+        <w:jc w:val="left"/>
+        <w:rPr>
+          <w:b/>
+          <w:bCs/>
+        </w:rPr>
+      </w:pPr>
+      <w:r>
+        <w:rPr>
+          <w:rFonts w:hint="eastAsia"/>
+          <w:b/>
+          <w:bCs/>
+        </w:rPr>
+        <w:t>变异概率调大，变异强度随着迭代次数衰减。</w:t>
+      </w:r>
+    </w:p>
+    <w:p>
+      <w:pPr>
+        <w:widowControl/>
+        <w:jc w:val="left"/>
+        <w:rPr>
+          <w:b/>
+          <w:bCs/>
+        </w:rPr>
+      </w:pPr>
+    </w:p>
+    <w:p>
+      <w:pPr>
+        <w:widowControl/>
+        <w:jc w:val="left"/>
+        <w:rPr>
+          <w:b/>
+          <w:bCs/>
+        </w:rPr>
+      </w:pPr>
+      <w:r>
+        <w:rPr>
+          <w:rFonts w:hint="eastAsia"/>
+          <w:b/>
+          <w:bCs/>
+        </w:rPr>
+        <w:t>原先的覆盖有问题，应该是朝着半径外的未覆盖点进行覆盖</w:t>
+      </w:r>
+      <w:r>
+        <w:rPr>
+          <w:rFonts w:hint="eastAsia"/>
+          <w:b/>
+          <w:bCs/>
+        </w:rPr>
+        <w:t>。</w:t>
+      </w:r>
+    </w:p>
+    <w:p>
+      <w:pPr>
+        <w:widowControl/>
+        <w:jc w:val="left"/>
+        <w:rPr>
+          <w:b/>
+          <w:bCs/>
+        </w:rPr>
+      </w:pPr>
+    </w:p>
+    <w:p>
+      <w:pPr>
+        <w:widowControl/>
+        <w:jc w:val="left"/>
+        <w:rPr>
+          <w:b/>
+          <w:bCs/>
+        </w:rPr>
+      </w:pPr>
+    </w:p>
+    <w:p>
+      <w:pPr>
+        <w:widowControl/>
+        <w:jc w:val="left"/>
+        <w:rPr>
+          <w:b/>
+          <w:bCs/>
+        </w:rPr>
+      </w:pPr>
+      <w:r>
+        <w:rPr>
+          <w:rFonts w:hint="eastAsia"/>
+          <w:b/>
+          <w:bCs/>
+        </w:rPr>
+        <w:t>传统的方法在论文1里的描述很齐全。</w:t>
+      </w:r>
+    </w:p>
+    <w:p>
+      <w:pPr>
+        <w:widowControl/>
+        <w:jc w:val="left"/>
+        <w:rPr>
+          <w:b/>
+          <w:bCs/>
+        </w:rPr>
+      </w:pPr>
+      <w:r>
+        <w:rPr>
+          <w:rFonts w:hint="eastAsia"/>
+          <w:b/>
+          <w:bCs/>
+        </w:rPr>
+        <w:t>覆盖模型有二进制模型和概率模型两种</w:t>
+      </w:r>
+      <w:r>
+        <w:rPr>
+          <w:rFonts w:hint="eastAsia"/>
+          <w:b/>
+          <w:bCs/>
+        </w:rPr>
+        <w:t>。</w:t>
+      </w:r>
+    </w:p>
+    <w:p>
+      <w:pPr>
+        <w:widowControl/>
+        <w:jc w:val="left"/>
+      </w:pPr>
+      <w:r>
+        <w:t>覆盖方面的挑战通常分为三类：</w:t>
+      </w:r>
+      <w:r>
+        <w:rPr>
+          <w:b/>
+          <w:bCs/>
+        </w:rPr>
+        <w:t>区域覆盖、目标覆盖和屏障覆盖</w:t>
+      </w:r>
+      <w:r>
+        <w:t>。在区域覆盖中，目标是尽可能广泛地将覆盖范围扩展到整个区域，这需要大量的传感器。相比之下，目标覆盖侧重于区域内的单个目标，而在屏障覆盖中，某些路线 (包括区域边界) 被覆盖以防止敌人渗透。此外，目标覆盖有三种情况，其中最简单的是每个目标只有一个传感器覆盖。这种配置的问题是在任何故障时都会导致覆盖范围的损失。因此，通常考虑使用多个传感器来覆盖战略点。在这种情况下，如果需要相同数量的传感器来覆盖战略点，则称为 K 覆盖问题，但如果需要不同数量的节点，则称为 Q 覆盖问题 (Abdollahzadeh 和 Navimipour,2016;Esnaashari 和 Meybodi,2010;Lihao 等，2011)。</w:t>
+      </w:r>
+    </w:p>
+    <w:p>
+      <w:pPr>
+        <w:widowControl/>
+        <w:jc w:val="left"/>
+      </w:pPr>
+      <w:r>
+        <w:t>从文献综述的角度来看，覆盖率和连通性的挑战已经受到了学术界的广泛关注，并报道了许多模型和解决方案。这源于网络细节的多样化选择、对这些挑战的不同分类，以及同时而非分别应对 WSN 挑战的转变。关于覆盖率和连通性的文献，本文采用了 (Farsi, Eljoseini, Badawy, Ali, &amp; Eldin, 2019) 中使用的方法，将现有方法分为经典方法、</w:t>
+      </w:r>
+      <w:r>
+        <w:rPr>
+          <w:b/>
+          <w:bCs/>
+        </w:rPr>
+        <w:t>元启发式方法</w:t>
+      </w:r>
+      <w:r>
+        <w:t>和自调度方法。经典方法分为</w:t>
+      </w:r>
+      <w:r>
+        <w:rPr>
+          <w:b/>
+          <w:bCs/>
+        </w:rPr>
+        <w:t>基于力的方法 (Moougou 等，2012, Li 等，2012)</w:t>
+      </w:r>
+      <w:r>
+        <w:t>、</w:t>
+      </w:r>
+      <w:r>
+        <w:rPr>
+          <w:b/>
+          <w:bCs/>
+        </w:rPr>
+        <w:t>基于网格的方法 (Maxsimovic 和 Milosevic, 2016, Wang 和 Tseng, 2008)</w:t>
+      </w:r>
+      <w:r>
+        <w:t xml:space="preserve"> 和</w:t>
+      </w:r>
+      <w:r>
+        <w:rPr>
+          <w:b/>
+          <w:bCs/>
+        </w:rPr>
+        <w:t>基于计算几何的方法 (Fortune, 1995, Sung 和 Yang, 2014)</w:t>
+      </w:r>
+      <w:r>
+        <w:t>。此外，元启发式方法侧重于使用人工智能 (AI) 算法，包括遗传算法 (GA)(Gupta 等，2016;George 和 Sharma,2016;Gupta 等，2016;Kalayci 等，2007;Yildirim 等，2008)、模拟退火算法 (El Khamlichi、Tahiri、Abtoy、Medina-Bulo 和 Palomo-Lozano,2017) 和粒子群优化 (Cao 等，2018)。</w:t>
+      </w:r>
+    </w:p>
+    <w:p>
+      <w:pPr>
+        <w:widowControl/>
+        <w:jc w:val="left"/>
+      </w:pPr>
+    </w:p>
+    <w:p>
+      <w:pPr>
+        <w:widowControl/>
+        <w:jc w:val="left"/>
+      </w:pPr>
+      <w:r>
+        <w:rPr>
+          <w:rFonts w:hint="eastAsia"/>
+        </w:rPr>
+        <w:lastRenderedPageBreak/>
+        <w:t>必须整理完第三章内容，同时整理出对应的第一章的算法的参考文献。</w:t>
+      </w:r>
+    </w:p>
+    <w:p>
+      <w:pPr>
+        <w:widowControl/>
+        <w:jc w:val="left"/>
+        <w:rPr>
+          <w:rFonts w:hint="eastAsia"/>
+        </w:rPr>
+      </w:pPr>
+      <w:r>
+        <w:rPr>
+          <w:rFonts w:hint="eastAsia"/>
+        </w:rPr>
+        <w:t>明天全部整理第一章和第三章的内容。</w:t>
+      </w:r>
+    </w:p>
+    <w:p>
+      <w:pPr>
+        <w:widowControl/>
+        <w:jc w:val="left"/>
+      </w:pPr>
+    </w:p>
+    <w:p>
+      <w:pPr>
+        <w:widowControl/>
+        <w:jc w:val="left"/>
+        <w:rPr>
+          <w:rFonts w:hint="eastAsia"/>
+        </w:rPr>
+      </w:pPr>
+    </w:p>
+    <w:p>
+      <w:pPr>
+        <w:widowControl/>
+        <w:jc w:val="left"/>
+        <w:rPr>
+          <w:b/>
+          <w:bCs/>
+        </w:rPr>
+      </w:pPr>
+      <w:r>
+        <w:rPr>
+          <w:rFonts w:hint="eastAsia"/>
+          <w:b/>
+          <w:bCs/>
+        </w:rPr>
+        <w:t>覆盖的移动强度应该按照当前的覆盖率确定，或者直接就是随迭代进度进行确定。</w:t>
+      </w:r>
+    </w:p>
+    <w:p>
+      <w:pPr>
+        <w:widowControl/>
+        <w:jc w:val="left"/>
+        <w:rPr>
+          <w:b/>
+          <w:bCs/>
+        </w:rPr>
+      </w:pPr>
+    </w:p>
+    <w:p>
+      <w:pPr>
+        <w:widowControl/>
+        <w:jc w:val="left"/>
+        <w:rPr>
+          <w:b/>
+          <w:bCs/>
+        </w:rPr>
+      </w:pPr>
+    </w:p>
+    <w:p>
+      <w:pPr>
+        <w:widowControl/>
+        <w:jc w:val="left"/>
+        <w:rPr>
+          <w:b/>
+          <w:bCs/>
+        </w:rPr>
+      </w:pPr>
+      <w:r>
+        <w:rPr>
+          <w:rFonts w:hint="eastAsia"/>
+          <w:b/>
+          <w:bCs/>
+        </w:rPr>
+        <w:t>第一章差不多。</w:t>
+      </w:r>
+    </w:p>
+    <w:p>
+      <w:pPr>
+        <w:widowControl/>
+        <w:jc w:val="left"/>
+        <w:rPr>
+          <w:b/>
+          <w:bCs/>
+        </w:rPr>
+      </w:pPr>
+      <w:r>
+        <w:rPr>
+          <w:rFonts w:hint="eastAsia"/>
+          <w:b/>
+          <w:bCs/>
+        </w:rPr>
+        <w:t>写第三章</w:t>
+      </w:r>
+      <w:r>
+        <w:rPr>
+          <w:b/>
+          <w:bCs/>
+        </w:rPr>
+        <w:br/>
+      </w:r>
+      <w:r>
+        <w:rPr>
+          <w:rFonts w:hint="eastAsia"/>
+          <w:b/>
+          <w:bCs/>
+        </w:rPr>
+        <w:t>第二章暂时不优化了。</w:t>
+      </w:r>
+    </w:p>
+    <w:p>
+      <w:pPr>
+        <w:widowControl/>
+        <w:jc w:val="left"/>
+        <w:rPr>
+          <w:b/>
+          <w:bCs/>
+        </w:rPr>
+      </w:pPr>
+    </w:p>
+    <w:p>
+      <w:pPr>
+        <w:widowControl/>
+        <w:jc w:val="left"/>
+        <w:rPr>
+          <w:b/>
+          <w:bCs/>
+        </w:rPr>
+      </w:pPr>
+    </w:p>
+    <w:p>
+      <w:pPr>
+        <w:widowControl/>
+        <w:jc w:val="left"/>
+        <w:rPr>
+          <w:b/>
+          <w:bCs/>
+        </w:rPr>
+      </w:pPr>
+      <w:r>
+        <w:rPr>
+          <w:rFonts w:hint="eastAsia"/>
+          <w:b/>
+          <w:bCs/>
+        </w:rPr>
+        <w:t>修改sinr计算公式,</w:t>
+      </w:r>
+    </w:p>
+    <w:p>
+      <w:pPr>
+        <w:widowControl/>
+        <w:jc w:val="left"/>
+        <w:rPr>
+          <w:b/>
+          <w:bCs/>
+        </w:rPr>
+      </w:pPr>
+      <w:r>
+        <w:rPr>
+          <w:rFonts w:hint="eastAsia"/>
+          <w:b/>
+          <w:bCs/>
+        </w:rPr>
+        <w:t>代数连通率难以保持高，存在干扰的情况下难以实现高的k</w:t>
+      </w:r>
+      <w:r>
+        <w:rPr>
+          <w:b/>
+          <w:bCs/>
+        </w:rPr>
+        <w:t>-</w:t>
+      </w:r>
+      <w:r>
+        <w:rPr>
+          <w:rFonts w:hint="eastAsia"/>
+          <w:b/>
+          <w:bCs/>
+        </w:rPr>
+        <w:t>连通效果</w:t>
+      </w:r>
+    </w:p>
+    <w:p>
+      <w:pPr>
+        <w:widowControl/>
+        <w:jc w:val="left"/>
+        <w:rPr>
+          <w:b/>
+          <w:bCs/>
+        </w:rPr>
+      </w:pPr>
+      <w:r>
+        <w:rPr>
+          <w:rFonts w:hint="eastAsia"/>
+          <w:b/>
+          <w:bCs/>
+        </w:rPr>
+        <w:t>多目标优化可能要推翻：</w:t>
+      </w:r>
+      <w:r>
+        <w:rPr>
+          <w:b/>
+          <w:bCs/>
+        </w:rPr>
+        <w:br/>
+        <w:t>1.</w:t>
+      </w:r>
+      <w:r>
+        <w:rPr>
+          <w:rFonts w:hint="eastAsia"/>
+          <w:b/>
+          <w:bCs/>
+        </w:rPr>
+        <w:t>代数连通度要改成别的指标-&gt;参考其他论文:</w:t>
+      </w:r>
+      <w:r>
+        <w:rPr>
+          <w:b/>
+          <w:bCs/>
+        </w:rPr>
+        <w:t xml:space="preserve"> k</w:t>
+      </w:r>
+      <w:r>
+        <w:rPr>
+          <w:rFonts w:hint="eastAsia"/>
+          <w:b/>
+          <w:bCs/>
+        </w:rPr>
+        <w:t>-连通，节点和其他节点边数</w:t>
+      </w:r>
+    </w:p>
+    <w:p>
+      <w:pPr>
+        <w:widowControl/>
+        <w:jc w:val="left"/>
+        <w:rPr>
+          <w:b/>
+          <w:bCs/>
+        </w:rPr>
+      </w:pPr>
+      <w:r>
+        <w:rPr>
+          <w:rFonts w:hint="eastAsia"/>
+          <w:b/>
+          <w:bCs/>
+        </w:rPr>
+        <w:t>直接去除干扰，因为干扰存在基本很难k连通。其实建筑也很容易影响但是明显按照之前</w:t>
+      </w:r>
+    </w:p>
+    <w:p>
+      <w:pPr>
+        <w:widowControl/>
+        <w:jc w:val="left"/>
+        <w:rPr>
+          <w:rFonts w:hint="eastAsia"/>
+          <w:b/>
+          <w:bCs/>
+        </w:rPr>
+      </w:pPr>
+      <w:r>
+        <w:rPr>
+          <w:b/>
+          <w:bCs/>
+        </w:rPr>
+        <w:drawing>
+          <wp:inline distT="0" distB="0" distL="0" distR="0" wp14:anchorId="3D1732BA" wp14:editId="504DEBBB">
+            <wp:extent cx="5274310" cy="1188720"/>
+            <wp:effectExtent l="0" t="0" r="2540" b="0"/>
+            <wp:docPr id="6" name="图片 6"/>
+            <wp:cNvGraphicFramePr>
+              <a:graphicFrameLocks xmlns:a="http://schemas.openxmlformats.org/drawingml/2006/main" noChangeAspect="1"/>
+            </wp:cNvGraphicFramePr>
+            <a:graphic xmlns:a="http://schemas.openxmlformats.org/drawingml/2006/main">
+              <a:graphicData uri="http://schemas.openxmlformats.org/drawingml/2006/picture">
+                <pic:pic xmlns:pic="http://schemas.openxmlformats.org/drawingml/2006/picture">
+                  <pic:nvPicPr>
+                    <pic:cNvPr id="1" name=""/>
+                    <pic:cNvPicPr/>
+                  </pic:nvPicPr>
+                  <pic:blipFill>
+                    <a:blip r:embed="rId14"/>
+                    <a:stretch>
+                      <a:fillRect/>
+                    </a:stretch>
+                  </pic:blipFill>
+                  <pic:spPr>
+                    <a:xfrm>
+                      <a:off x="0" y="0"/>
+                      <a:ext cx="5274310" cy="1188720"/>
+                    </a:xfrm>
+                    <a:prstGeom prst="rect">
+                      <a:avLst/>
+                    </a:prstGeom>
+                  </pic:spPr>
+                </pic:pic>
+              </a:graphicData>
+            </a:graphic>
+          </wp:inline>
+        </w:drawing>
+      </w:r>
+      <w:r>
+        <w:rPr>
+          <w:b/>
+          <w:bCs/>
+        </w:rPr>
+        <w:br/>
+      </w:r>
+      <w:r>
+        <w:rPr>
+          <w:rFonts w:hint="eastAsia"/>
+          <w:b/>
+          <w:bCs/>
+        </w:rPr>
+        <w:t>这里是指k能连通的点。非常不合理，只有达到1的时候整个网络才会连通。所以其实可以进行</w:t>
+      </w:r>
+    </w:p>
+    <w:p>
+      <w:pPr>
+        <w:widowControl/>
+        <w:jc w:val="left"/>
+        <w:rPr>
+          <w:b/>
+          <w:bCs/>
+        </w:rPr>
+      </w:pPr>
+      <w:r>
+        <w:rPr>
+          <w:rFonts w:hint="eastAsia"/>
+          <w:b/>
+          <w:bCs/>
+        </w:rPr>
+        <w:t>①去除干扰</w:t>
+      </w:r>
+    </w:p>
+    <w:p>
+      <w:pPr>
+        <w:widowControl/>
+        <w:jc w:val="left"/>
+        <w:rPr>
+          <w:b/>
+          <w:bCs/>
+        </w:rPr>
+      </w:pPr>
+      <w:r>
+        <w:rPr>
+          <w:rFonts w:hint="eastAsia"/>
+          <w:b/>
+          <w:bCs/>
+        </w:rPr>
+        <w:t>②干扰放在最边缘（可行）</w:t>
+      </w:r>
+    </w:p>
+    <w:p>
+      <w:pPr>
+        <w:widowControl/>
+        <w:jc w:val="left"/>
+        <w:rPr>
+          <w:rFonts w:hint="eastAsia"/>
+          <w:b/>
+          <w:bCs/>
+        </w:rPr>
+      </w:pPr>
+    </w:p>
+    <w:p>
+      <w:pPr>
+        <w:widowControl/>
+        <w:jc w:val="left"/>
+        <w:rPr>
+          <w:b/>
+          <w:bCs/>
+        </w:rPr>
+      </w:pPr>
+      <w:r>
+        <w:rPr>
+          <w:rFonts w:hint="eastAsia"/>
+          <w:b/>
+          <w:bCs/>
+        </w:rPr>
+        <w:t>防止干扰对应的区域。</w:t>
+      </w:r>
+      <w:r>
+        <w:rPr>
+          <w:b/>
+          <w:bCs/>
+        </w:rPr>
+        <w:br/>
+      </w:r>
+    </w:p>
+    <w:p>
+      <w:pPr>
+        <w:widowControl/>
+        <w:jc w:val="left"/>
+        <w:rPr>
+          <w:b/>
+          <w:bCs/>
+        </w:rPr>
+      </w:pPr>
+      <w:r>
+        <w:rPr>
+          <w:rFonts w:hint="eastAsia"/>
+          <w:b/>
+          <w:bCs/>
+        </w:rPr>
+        <w:t>2</w:t>
+      </w:r>
+      <w:r>
+        <w:rPr>
+          <w:b/>
+          <w:bCs/>
+        </w:rPr>
+        <w:t>.</w:t>
+      </w:r>
+      <w:r>
+        <w:rPr>
+          <w:rFonts w:hint="eastAsia"/>
+          <w:b/>
+          <w:bCs/>
+        </w:rPr>
+        <w:t>区域覆盖-&gt;可能改为目标覆盖，使用k</w:t>
+      </w:r>
+      <w:r>
+        <w:rPr>
+          <w:b/>
+          <w:bCs/>
+        </w:rPr>
+        <w:t>-</w:t>
+      </w:r>
+      <w:r>
+        <w:rPr>
+          <w:rFonts w:hint="eastAsia"/>
+          <w:b/>
+          <w:bCs/>
+        </w:rPr>
+        <w:t>coverage</w:t>
+      </w:r>
+    </w:p>
+    <w:p>
+      <w:pPr>
+        <w:widowControl/>
+        <w:jc w:val="left"/>
+        <w:rPr>
+          <w:b/>
+          <w:bCs/>
+        </w:rPr>
+      </w:pPr>
+      <w:r>
+        <w:rPr>
+          <w:rFonts w:hint="eastAsia"/>
+          <w:b/>
+          <w:bCs/>
+        </w:rPr>
+        <w:t>3</w:t>
+      </w:r>
+      <w:r>
+        <w:rPr>
+          <w:b/>
+          <w:bCs/>
+        </w:rPr>
+        <w:t>.</w:t>
+      </w:r>
+      <w:r>
+        <w:rPr>
+          <w:rFonts w:hint="eastAsia"/>
+          <w:b/>
+          <w:bCs/>
+        </w:rPr>
+        <w:t>改为单目标优化，使用k</w:t>
+      </w:r>
+      <w:r>
+        <w:rPr>
+          <w:b/>
+          <w:bCs/>
+        </w:rPr>
+        <w:t>-</w:t>
+      </w:r>
+      <w:r>
+        <w:rPr>
+          <w:rFonts w:hint="eastAsia"/>
+          <w:b/>
+          <w:bCs/>
+        </w:rPr>
+        <w:t>连通</w:t>
+      </w:r>
+    </w:p>
+    <w:p>
+      <w:pPr>
+        <w:widowControl/>
+        <w:jc w:val="left"/>
+        <w:rPr>
+          <w:b/>
+          <w:bCs/>
+        </w:rPr>
+      </w:pPr>
+    </w:p>
+    <w:p>
+      <w:pPr>
+        <w:widowControl/>
+        <w:jc w:val="left"/>
+        <w:rPr>
+          <w:b/>
+          <w:bCs/>
+        </w:rPr>
+      </w:pPr>
+    </w:p>
+    <w:p>
+      <w:pPr>
+        <w:widowControl/>
+        <w:jc w:val="left"/>
+        <w:rPr>
+          <w:b/>
+          <w:bCs/>
+        </w:rPr>
+      </w:pPr>
+    </w:p>
+    <w:p>
+      <w:pPr>
+        <w:widowControl/>
+        <w:jc w:val="left"/>
+        <w:rPr>
+          <w:b/>
+          <w:bCs/>
+        </w:rPr>
+      </w:pPr>
+      <w:r>
+        <w:rPr>
+          <w:rFonts w:hint="eastAsia"/>
+          <w:b/>
+          <w:bCs/>
+        </w:rPr>
+        <w:t>排序之后为什么碰撞率下不去，是因为什么？</w:t>
+      </w:r>
+    </w:p>
+    <w:p>
+      <w:pPr>
+        <w:widowControl/>
+        <w:jc w:val="left"/>
+        <w:rPr>
+          <w:b/>
+          <w:bCs/>
+        </w:rPr>
+      </w:pPr>
+      <w:r>
+        <w:rPr>
+          <w:rFonts w:hint="eastAsia"/>
+          <w:b/>
+          <w:bCs/>
+        </w:rPr>
+        <w:t>因为重组没从fronts里选择</w:t>
+      </w:r>
+      <w:r>
+        <w:rPr>
+          <w:b/>
+          <w:bCs/>
+        </w:rPr>
+        <w:br/>
+      </w:r>
+      <w:r>
+        <w:rPr>
+          <w:rFonts w:hint="eastAsia"/>
+          <w:b/>
+          <w:bCs/>
+        </w:rPr>
+        <w:t>修改后重跑实验，变异率0.</w:t>
+      </w:r>
+      <w:r>
+        <w:rPr>
+          <w:b/>
+          <w:bCs/>
+        </w:rPr>
+        <w:t>5</w:t>
+      </w:r>
+    </w:p>
+    <w:p>
+      <w:pPr>
+        <w:widowControl/>
+        <w:jc w:val="left"/>
+        <w:rPr>
+          <w:b/>
+          <w:bCs/>
+        </w:rPr>
+      </w:pPr>
+    </w:p>
+    <w:p>
+      <w:pPr>
+        <w:widowControl/>
+        <w:jc w:val="left"/>
+        <w:rPr>
+          <w:b/>
+          <w:bCs/>
+        </w:rPr>
+      </w:pPr>
+    </w:p>
+    <w:p>
+      <w:pPr>
+        <w:widowControl/>
+        <w:jc w:val="left"/>
+        <w:rPr>
+          <w:b/>
+          <w:bCs/>
+        </w:rPr>
+      </w:pPr>
+    </w:p>
+    <w:p>
+      <w:pPr>
+        <w:widowControl/>
+        <w:jc w:val="left"/>
+        <w:rPr>
+          <w:b/>
+          <w:bCs/>
+        </w:rPr>
+      </w:pPr>
+      <w:r>
+        <w:rPr>
+          <w:rFonts w:hint="eastAsia"/>
+          <w:b/>
+          <w:bCs/>
+        </w:rPr>
+        <w:t>使用了mpnsga</w:t>
+      </w:r>
+      <w:r>
+        <w:rPr>
+          <w:b/>
+          <w:bCs/>
+        </w:rPr>
+        <w:t>2</w:t>
+      </w:r>
+      <w:r>
+        <w:rPr>
+          <w:rFonts w:hint="eastAsia"/>
+          <w:b/>
+          <w:bCs/>
+        </w:rPr>
+        <w:t>算法之前的都是每次都没重新选择新子代的，但是结果和nsga</w:t>
+      </w:r>
+      <w:r>
+        <w:rPr>
+          <w:b/>
+          <w:bCs/>
+        </w:rPr>
+        <w:t>2</w:t>
+      </w:r>
+      <w:r>
+        <w:rPr>
+          <w:rFonts w:hint="eastAsia"/>
+          <w:b/>
+          <w:bCs/>
+        </w:rPr>
+        <w:t>却差不多，是否说明nsga</w:t>
+      </w:r>
+      <w:r>
+        <w:rPr>
+          <w:b/>
+          <w:bCs/>
+        </w:rPr>
+        <w:t>2</w:t>
+      </w:r>
+      <w:r>
+        <w:rPr>
+          <w:rFonts w:hint="eastAsia"/>
+          <w:b/>
+          <w:bCs/>
+        </w:rPr>
+        <w:t>算法根本没什么太多的改进。</w:t>
+      </w:r>
+      <w:r>
+        <w:rPr>
+          <w:rFonts w:hint="eastAsia"/>
+          <w:b/>
+          <w:bCs/>
+        </w:rPr>
+        <w:t>或者改进有限。</w:t>
+      </w:r>
+      <w:r>
+        <w:rPr>
+          <w:rFonts w:hint="eastAsia"/>
+          <w:b/>
+          <w:bCs/>
+        </w:rPr>
+        <w:t>非常少。</w:t>
+      </w:r>
+      <w:r>
+        <w:rPr>
+          <w:b/>
+          <w:bCs/>
+        </w:rPr>
+        <w:br/>
+      </w:r>
+      <w:r>
+        <w:rPr>
+          <w:b/>
+          <w:bCs/>
+        </w:rPr>
+        <w:lastRenderedPageBreak/>
+        <w:br/>
+      </w:r>
+      <w:r>
+        <w:rPr>
+          <w:b/>
+          <w:bCs/>
+        </w:rPr>
+        <w:br/>
+      </w:r>
+      <w:r>
+        <w:rPr>
+          <w:rFonts w:hint="eastAsia"/>
+          <w:b/>
+          <w:bCs/>
+        </w:rPr>
+        <w:t>约束多目标优化。</w:t>
+      </w:r>
+    </w:p>
+    <w:p>
+      <w:pPr>
+        <w:widowControl/>
+        <w:jc w:val="left"/>
+        <w:rPr>
+          <w:rFonts w:hint="eastAsia"/>
+          <w:b/>
+          <w:bCs/>
+        </w:rPr>
+      </w:pPr>
+      <w:r>
+        <w:rPr>
+          <w:rFonts w:hint="eastAsia"/>
+          <w:b/>
+          <w:bCs/>
+        </w:rPr>
+        <w:t>需要适当保留部分非可行解，可以有效提高优化效率</w:t>
+      </w:r>
     </w:p>
     <w:sectPr>
       <w:pgSz w:w="11906" w:h="16838"/>
@@ -24282,6 +27945,7 @@
   <w:style w:type="paragraph" w:default="1" w:styleId="a0">
     <w:name w:val="Normal"/>
     <w:qFormat/>
+    <w:rsid w:val="00F42DA5"/>
     <w:pPr>
       <w:widowControl w:val="0"/>
       <w:jc w:val="both"/>
@@ -24649,6 +28313,18 @@
       <w:shd w:val="clear" w:color="auto" w:fill="E1DFDD"/>
     </w:rPr>
   </w:style>
+  <w:style w:type="character" w:styleId="af1">
+    <w:name w:val="FollowedHyperlink"/>
+    <w:basedOn w:val="a1"/>
+    <w:uiPriority w:val="99"/>
+    <w:semiHidden/>
+    <w:unhideWhenUsed/>
+    <w:rsid w:val="00C87C50"/>
+    <w:rPr>
+      <w:color w:val="954F72" w:themeColor="followedHyperlink"/>
+      <w:u w:val="single"/>
+    </w:rPr>
+  </w:style>
 </w:styles>
 </file>
 

--- a/进程文件/进展/实验设计/创新点1实验设计.docx
+++ b/进程文件/进展/实验设计/创新点1实验设计.docx
@@ -1904,7 +1904,7 @@
                     <pic:cNvPicPr/>
                   </pic:nvPicPr>
                   <pic:blipFill>
-                    <a:blip r:embed="rId7"/>
+                    <a:blip r:embed="rId8"/>
                     <a:stretch>
                       <a:fillRect/>
                     </a:stretch>
@@ -4905,7 +4905,7 @@
                     <pic:cNvPicPr/>
                   </pic:nvPicPr>
                   <pic:blipFill>
-                    <a:blip r:embed="rId8"/>
+                    <a:blip r:embed="rId9"/>
                     <a:stretch>
                       <a:fillRect/>
                     </a:stretch>
@@ -7647,7 +7647,7 @@
                           <pic:cNvPicPr/>
                         </pic:nvPicPr>
                         <pic:blipFill>
-                          <a:blip r:embed="rId9" cstate="print">
+                          <a:blip r:embed="rId10" cstate="print">
                             <a:extLst>
                               <a:ext uri="{28A0092B-C50C-407E-A947-70E740481C1C}">
                                 <a14:useLocalDpi xmlns:a14="http://schemas.microsoft.com/office/drawing/2010/main" val="0"/>
@@ -7710,7 +7710,7 @@
                           <pic:cNvPicPr/>
                         </pic:nvPicPr>
                         <pic:blipFill>
-                          <a:blip r:embed="rId10" cstate="print">
+                          <a:blip r:embed="rId11" cstate="print">
                             <a:extLst>
                               <a:ext uri="{28A0092B-C50C-407E-A947-70E740481C1C}">
                                 <a14:useLocalDpi xmlns:a14="http://schemas.microsoft.com/office/drawing/2010/main" val="0"/>
@@ -7859,7 +7859,7 @@
                           <pic:cNvPicPr/>
                         </pic:nvPicPr>
                         <pic:blipFill>
-                          <a:blip r:embed="rId11" cstate="print">
+                          <a:blip r:embed="rId12" cstate="print">
                             <a:extLst>
                               <a:ext uri="{28A0092B-C50C-407E-A947-70E740481C1C}">
                                 <a14:useLocalDpi xmlns:a14="http://schemas.microsoft.com/office/drawing/2010/main" val="0"/>
@@ -7922,7 +7922,7 @@
                           <pic:cNvPicPr/>
                         </pic:nvPicPr>
                         <pic:blipFill>
-                          <a:blip r:embed="rId12" cstate="print">
+                          <a:blip r:embed="rId13" cstate="print">
                             <a:extLst>
                               <a:ext uri="{28A0092B-C50C-407E-A947-70E740481C1C}">
                                 <a14:useLocalDpi xmlns:a14="http://schemas.microsoft.com/office/drawing/2010/main" val="0"/>
@@ -22690,7 +22690,7 @@
         </w:rPr>
         <w:t>好吧，共性其实很多。这里我想讲的是：在面对大规模、复杂的优化问题时，这些算法往往存在着收敛速度慢、难以寻找高精度的解的缺点。而在这些算法的基础上，引入</w:t>
       </w:r>
-      <w:hyperlink r:id="rId13" w:tgtFrame="_blank" w:history="1">
+      <w:hyperlink r:id="rId14" w:tgtFrame="_blank" w:history="1">
         <w:r>
           <w:rPr>
             <w:rStyle w:val="af"/>
@@ -23231,7 +23231,6 @@
         <w:widowControl/>
         <w:jc w:val="left"/>
         <w:rPr>
-          <w:rFonts w:hint="eastAsia"/>
           <w:b/>
           <w:bCs/>
         </w:rPr>
@@ -23316,7 +23315,6 @@
         <w:widowControl/>
         <w:jc w:val="left"/>
         <w:rPr>
-          <w:rFonts w:hint="eastAsia"/>
           <w:b/>
           <w:bCs/>
         </w:rPr>
@@ -23390,7 +23388,6 @@
         <w:widowControl/>
         <w:jc w:val="left"/>
         <w:rPr>
-          <w:rFonts w:hint="eastAsia"/>
           <w:b/>
           <w:bCs/>
         </w:rPr>
@@ -23670,7 +23667,6 @@
         <w:widowControl/>
         <w:jc w:val="left"/>
         <w:rPr>
-          <w:rFonts w:hint="eastAsia"/>
           <w:b/>
           <w:bCs/>
         </w:rPr>
@@ -23838,7 +23834,6 @@
         <w:widowControl/>
         <w:jc w:val="left"/>
         <w:rPr>
-          <w:rFonts w:hint="eastAsia"/>
           <w:b/>
           <w:bCs/>
         </w:rPr>
@@ -23871,7 +23866,15 @@
           <w:b/>
           <w:bCs/>
         </w:rPr>
-        <w:t xml:space="preserve">+ </w:t>
+        <w:t>+ 1</w:t>
+      </w:r>
+      <w:r>
+        <w:rPr>
+          <w:rFonts w:hint="eastAsia"/>
+          <w:b/>
+          <w:bCs/>
+        </w:rPr>
+        <w:t>页流程图+</w:t>
       </w:r>
       <w:r>
         <w:rPr>
@@ -23886,7 +23889,37 @@
           <w:b/>
           <w:bCs/>
         </w:rPr>
-        <w:t>页流程图+</w:t>
+        <w:t>页引言+</w:t>
+      </w:r>
+      <w:r>
+        <w:rPr>
+          <w:b/>
+          <w:bCs/>
+        </w:rPr>
+        <w:t>8</w:t>
+      </w:r>
+      <w:r>
+        <w:rPr>
+          <w:rFonts w:hint="eastAsia"/>
+          <w:b/>
+          <w:bCs/>
+        </w:rPr>
+        <w:t>页结果分析（不要子图，每张图单独分析，修改）（可以添加效果图应该占4页左右）+</w:t>
+      </w:r>
+      <w:r>
+        <w:rPr>
+          <w:b/>
+          <w:bCs/>
+        </w:rPr>
+        <w:t xml:space="preserve"> 1</w:t>
+      </w:r>
+      <w:r>
+        <w:rPr>
+          <w:rFonts w:hint="eastAsia"/>
+          <w:b/>
+          <w:bCs/>
+        </w:rPr>
+        <w:t>页消融实验+</w:t>
       </w:r>
       <w:r>
         <w:rPr>
@@ -23901,45 +23934,7 @@
           <w:b/>
           <w:bCs/>
         </w:rPr>
-        <w:t>页引言</w:t>
-      </w:r>
-      <w:r>
-        <w:rPr>
-          <w:rFonts w:hint="eastAsia"/>
-          <w:b/>
-          <w:bCs/>
-        </w:rPr>
-        <w:t>+</w:t>
-      </w:r>
-      <w:r>
-        <w:rPr>
-          <w:b/>
-          <w:bCs/>
-        </w:rPr>
-        <w:t>8</w:t>
-      </w:r>
-      <w:r>
-        <w:rPr>
-          <w:rFonts w:hint="eastAsia"/>
-          <w:b/>
-          <w:bCs/>
-        </w:rPr>
-        <w:t>页结果分析（不要子图，每张图单独分析，修改）（可以添加效果图应该占4页左右）+</w:t>
-      </w:r>
-      <w:r>
-        <w:rPr>
-          <w:b/>
-          <w:bCs/>
-        </w:rPr>
-        <w:t xml:space="preserve"> 1</w:t>
-      </w:r>
-      <w:r>
-        <w:rPr>
-          <w:rFonts w:hint="eastAsia"/>
-          <w:b/>
-          <w:bCs/>
-        </w:rPr>
-        <w:t>页消融实验+</w:t>
+        <w:t>页效果总结分析+(</w:t>
       </w:r>
       <w:r>
         <w:rPr>
@@ -23954,21 +23949,6 @@
           <w:b/>
           <w:bCs/>
         </w:rPr>
-        <w:t>页效果总结分析+(</w:t>
-      </w:r>
-      <w:r>
-        <w:rPr>
-          <w:b/>
-          <w:bCs/>
-        </w:rPr>
-        <w:t>1</w:t>
-      </w:r>
-      <w:r>
-        <w:rPr>
-          <w:rFonts w:hint="eastAsia"/>
-          <w:b/>
-          <w:bCs/>
-        </w:rPr>
         <w:t>页对比算法设置</w:t>
       </w:r>
       <w:r>
@@ -23984,7 +23964,6 @@
         <w:widowControl/>
         <w:jc w:val="left"/>
         <w:rPr>
-          <w:rFonts w:hint="eastAsia"/>
           <w:b/>
           <w:bCs/>
         </w:rPr>
@@ -24102,7 +24081,6 @@
         <w:widowControl/>
         <w:jc w:val="left"/>
         <w:rPr>
-          <w:rFonts w:hint="eastAsia"/>
           <w:b/>
           <w:bCs/>
         </w:rPr>
@@ -24224,7 +24202,6 @@
         <w:widowControl/>
         <w:jc w:val="left"/>
         <w:rPr>
-          <w:rFonts w:hint="eastAsia"/>
           <w:b/>
           <w:bCs/>
         </w:rPr>
@@ -24771,7 +24748,6 @@
         <w:widowControl/>
         <w:jc w:val="left"/>
         <w:rPr>
-          <w:rFonts w:hint="eastAsia"/>
           <w:b/>
           <w:bCs/>
         </w:rPr>
@@ -24933,7 +24909,6 @@
         <w:widowControl/>
         <w:jc w:val="left"/>
         <w:rPr>
-          <w:rFonts w:hint="eastAsia"/>
           <w:b/>
           <w:bCs/>
         </w:rPr>
@@ -25656,7 +25631,6 @@
         <w:widowControl/>
         <w:jc w:val="left"/>
         <w:rPr>
-          <w:rFonts w:hint="eastAsia"/>
           <w:b/>
           <w:bCs/>
         </w:rPr>
@@ -25934,9 +25908,6 @@
       <w:pPr>
         <w:widowControl/>
         <w:jc w:val="left"/>
-        <w:rPr>
-          <w:rFonts w:hint="eastAsia"/>
-        </w:rPr>
       </w:pPr>
       <w:r>
         <w:rPr>
@@ -25955,9 +25926,6 @@
       <w:pPr>
         <w:widowControl/>
         <w:jc w:val="left"/>
-        <w:rPr>
-          <w:rFonts w:hint="eastAsia"/>
-        </w:rPr>
       </w:pPr>
     </w:p>
     <w:p>
@@ -26192,15 +26160,15 @@
         <w:widowControl/>
         <w:jc w:val="left"/>
         <w:rPr>
-          <w:rFonts w:hint="eastAsia"/>
-          <w:b/>
-          <w:bCs/>
-        </w:rPr>
-      </w:pPr>
-      <w:r>
-        <w:rPr>
-          <w:b/>
-          <w:bCs/>
+          <w:b/>
+          <w:bCs/>
+        </w:rPr>
+      </w:pPr>
+      <w:r>
+        <w:rPr>
+          <w:b/>
+          <w:bCs/>
+          <w:noProof/>
         </w:rPr>
         <w:drawing>
           <wp:inline distT="0" distB="0" distL="0" distR="0" wp14:anchorId="3D1732BA" wp14:editId="504DEBBB">
@@ -26218,7 +26186,7 @@
                     <pic:cNvPicPr/>
                   </pic:nvPicPr>
                   <pic:blipFill>
-                    <a:blip r:embed="rId14"/>
+                    <a:blip r:embed="rId15"/>
                     <a:stretch>
                       <a:fillRect/>
                     </a:stretch>
@@ -26295,7 +26263,6 @@
         <w:widowControl/>
         <w:jc w:val="left"/>
         <w:rPr>
-          <w:rFonts w:hint="eastAsia"/>
           <w:b/>
           <w:bCs/>
         </w:rPr>
@@ -26654,7 +26621,6 @@
         <w:widowControl/>
         <w:jc w:val="left"/>
         <w:rPr>
-          <w:rFonts w:hint="eastAsia"/>
           <w:b/>
           <w:bCs/>
         </w:rPr>
@@ -26666,6 +26632,8247 @@
           <w:bCs/>
         </w:rPr>
         <w:t>需要适当保留部分非可行解，可以有效提高优化效率</w:t>
+      </w:r>
+      <w:r>
+        <w:rPr>
+          <w:b/>
+          <w:bCs/>
+        </w:rPr>
+        <w:br/>
+      </w:r>
+      <w:r>
+        <w:rPr>
+          <w:b/>
+          <w:bCs/>
+        </w:rPr>
+        <w:br/>
+      </w:r>
+      <w:r>
+        <w:rPr>
+          <w:b/>
+          <w:bCs/>
+        </w:rPr>
+        <w:br/>
+      </w:r>
+      <w:r>
+        <w:rPr>
+          <w:rFonts w:hint="eastAsia"/>
+          <w:b/>
+          <w:bCs/>
+        </w:rPr>
+        <w:t>前沿对比</w:t>
+      </w:r>
+      <w:r>
+        <w:rPr>
+          <w:b/>
+          <w:bCs/>
+        </w:rPr>
+        <w:br/>
+      </w:r>
+    </w:p>
+    <w:p>
+      <w:pPr>
+        <w:widowControl/>
+        <w:jc w:val="left"/>
+        <w:rPr>
+          <w:b/>
+          <w:bCs/>
+        </w:rPr>
+      </w:pPr>
+      <w:r>
+        <w:rPr>
+          <w:rFonts w:hint="eastAsia"/>
+          <w:b/>
+          <w:bCs/>
+        </w:rPr>
+        <w:t>1</w:t>
+      </w:r>
+      <w:r>
+        <w:rPr>
+          <w:b/>
+          <w:bCs/>
+        </w:rPr>
+        <w:t>.</w:t>
+      </w:r>
+      <w:r>
+        <w:rPr>
+          <w:rFonts w:hint="eastAsia"/>
+          <w:b/>
+          <w:bCs/>
+        </w:rPr>
+        <w:t>随迭代</w:t>
+      </w:r>
+      <w:r>
+        <w:rPr>
+          <w:rFonts w:hint="eastAsia"/>
+          <w:b/>
+          <w:bCs/>
+        </w:rPr>
+        <w:t>次数保存</w:t>
+      </w:r>
+      <w:r>
+        <w:rPr>
+          <w:rFonts w:hint="eastAsia"/>
+          <w:b/>
+          <w:bCs/>
+        </w:rPr>
+        <w:t>前沿</w:t>
+      </w:r>
+      <w:r>
+        <w:rPr>
+          <w:rFonts w:hint="eastAsia"/>
+          <w:b/>
+          <w:bCs/>
+        </w:rPr>
+        <w:t>然后进行</w:t>
+      </w:r>
+      <w:r>
+        <w:rPr>
+          <w:rFonts w:hint="eastAsia"/>
+          <w:b/>
+          <w:bCs/>
+        </w:rPr>
+        <w:t>对比</w:t>
+      </w:r>
+      <w:r>
+        <w:rPr>
+          <w:rFonts w:hint="eastAsia"/>
+          <w:b/>
+          <w:bCs/>
+        </w:rPr>
+        <w:t>：初始化时、中间次数、最终的结果。</w:t>
+      </w:r>
+    </w:p>
+    <w:p>
+      <w:pPr>
+        <w:widowControl/>
+        <w:jc w:val="left"/>
+        <w:rPr>
+          <w:b/>
+          <w:bCs/>
+        </w:rPr>
+      </w:pPr>
+      <w:r>
+        <w:rPr>
+          <w:b/>
+          <w:bCs/>
+        </w:rPr>
+        <w:t>2.</w:t>
+      </w:r>
+      <w:r>
+        <w:rPr>
+          <w:b/>
+          <w:bCs/>
+        </w:rPr>
+        <w:t>HV</w:t>
+      </w:r>
+      <w:r>
+        <w:rPr>
+          <w:rFonts w:hint="eastAsia"/>
+          <w:b/>
+          <w:bCs/>
+        </w:rPr>
+        <w:t>随迭代次数进行对比：需要绘制收敛曲线，确定迭代次数。</w:t>
+      </w:r>
+      <w:r>
+        <w:rPr>
+          <w:rFonts w:hint="eastAsia"/>
+          <w:b/>
+          <w:bCs/>
+        </w:rPr>
+        <w:t>(√</w:t>
+      </w:r>
+      <w:r>
+        <w:rPr>
+          <w:b/>
+          <w:bCs/>
+        </w:rPr>
+        <w:t>)</w:t>
+      </w:r>
+    </w:p>
+    <w:p>
+      <w:pPr>
+        <w:widowControl/>
+        <w:jc w:val="left"/>
+        <w:rPr>
+          <w:b/>
+          <w:bCs/>
+        </w:rPr>
+      </w:pPr>
+      <w:r>
+        <w:rPr>
+          <w:rFonts w:hint="eastAsia"/>
+          <w:b/>
+          <w:bCs/>
+        </w:rPr>
+        <w:t>3</w:t>
+      </w:r>
+      <w:r>
+        <w:rPr>
+          <w:b/>
+          <w:bCs/>
+        </w:rPr>
+        <w:t>.</w:t>
+      </w:r>
+      <w:r>
+        <w:rPr>
+          <w:rFonts w:hint="eastAsia"/>
+          <w:b/>
+          <w:bCs/>
+        </w:rPr>
+        <w:t>比较不同节点数目下的前沿质量，提供完整的方案。决定代数连通度和覆盖率的选取。</w:t>
+      </w:r>
+    </w:p>
+    <w:p>
+      <w:pPr>
+        <w:widowControl/>
+        <w:jc w:val="left"/>
+        <w:rPr>
+          <w:b/>
+          <w:bCs/>
+        </w:rPr>
+      </w:pPr>
+      <w:r>
+        <w:rPr>
+          <w:rFonts w:hint="eastAsia"/>
+          <w:b/>
+          <w:bCs/>
+        </w:rPr>
+        <w:t>①新增接每个算法都保存一次H</w:t>
+      </w:r>
+      <w:r>
+        <w:rPr>
+          <w:b/>
+          <w:bCs/>
+        </w:rPr>
+        <w:t>V</w:t>
+      </w:r>
+      <w:r>
+        <w:rPr>
+          <w:rFonts w:hint="eastAsia"/>
+          <w:b/>
+          <w:bCs/>
+        </w:rPr>
+        <w:t>。</w:t>
+      </w:r>
+      <w:r>
+        <w:rPr>
+          <w:rFonts w:hint="eastAsia"/>
+          <w:b/>
+          <w:bCs/>
+        </w:rPr>
+        <w:t>（√）</w:t>
+      </w:r>
+    </w:p>
+    <w:p>
+      <w:pPr>
+        <w:widowControl/>
+        <w:jc w:val="left"/>
+        <w:rPr>
+          <w:b/>
+          <w:bCs/>
+        </w:rPr>
+      </w:pPr>
+      <w:r>
+        <w:rPr>
+          <w:rFonts w:hint="eastAsia"/>
+          <w:b/>
+          <w:bCs/>
+        </w:rPr>
+        <w:t>②新增保存初始中间最终前沿</w:t>
+      </w:r>
+      <w:r>
+        <w:rPr>
+          <w:rFonts w:hint="eastAsia"/>
+          <w:b/>
+          <w:bCs/>
+        </w:rPr>
+        <w:t>（没确定怎么放）</w:t>
+      </w:r>
+    </w:p>
+    <w:p>
+      <w:pPr>
+        <w:widowControl/>
+        <w:jc w:val="left"/>
+        <w:rPr>
+          <w:b/>
+          <w:bCs/>
+        </w:rPr>
+      </w:pPr>
+      <w:r>
+        <w:rPr>
+          <w:rFonts w:hint="eastAsia"/>
+          <w:b/>
+          <w:bCs/>
+        </w:rPr>
+        <w:t>③调试节点数目影响结果</w:t>
+      </w:r>
+      <w:r>
+        <w:rPr>
+          <w:rFonts w:hint="eastAsia"/>
+          <w:b/>
+          <w:bCs/>
+        </w:rPr>
+        <w:t>（</w:t>
+      </w:r>
+      <w:r>
+        <w:rPr>
+          <w:rFonts w:hint="eastAsia"/>
+          <w:b/>
+          <w:bCs/>
+        </w:rPr>
+        <w:t>2</w:t>
+      </w:r>
+      <w:r>
+        <w:rPr>
+          <w:b/>
+          <w:bCs/>
+        </w:rPr>
+        <w:t>0</w:t>
+      </w:r>
+      <w:r>
+        <w:rPr>
+          <w:rFonts w:hint="eastAsia"/>
+          <w:b/>
+          <w:bCs/>
+        </w:rPr>
+        <w:t>，</w:t>
+      </w:r>
+      <w:r>
+        <w:rPr>
+          <w:rFonts w:hint="eastAsia"/>
+          <w:b/>
+          <w:bCs/>
+        </w:rPr>
+        <w:t>2</w:t>
+      </w:r>
+      <w:r>
+        <w:rPr>
+          <w:b/>
+          <w:bCs/>
+        </w:rPr>
+        <w:t>5</w:t>
+      </w:r>
+      <w:r>
+        <w:rPr>
+          <w:rFonts w:hint="eastAsia"/>
+          <w:b/>
+          <w:bCs/>
+        </w:rPr>
+        <w:t>,</w:t>
+      </w:r>
+      <w:r>
+        <w:rPr>
+          <w:b/>
+          <w:bCs/>
+        </w:rPr>
+        <w:t>30</w:t>
+      </w:r>
+      <w:r>
+        <w:rPr>
+          <w:rFonts w:hint="eastAsia"/>
+          <w:b/>
+          <w:bCs/>
+        </w:rPr>
+        <w:t>,</w:t>
+      </w:r>
+      <w:r>
+        <w:rPr>
+          <w:b/>
+          <w:bCs/>
+        </w:rPr>
+        <w:t>35</w:t>
+      </w:r>
+      <w:r>
+        <w:rPr>
+          <w:rFonts w:hint="eastAsia"/>
+          <w:b/>
+          <w:bCs/>
+        </w:rPr>
+        <w:t>,</w:t>
+      </w:r>
+      <w:r>
+        <w:rPr>
+          <w:b/>
+          <w:bCs/>
+        </w:rPr>
+        <w:t>40</w:t>
+      </w:r>
+      <w:r>
+        <w:rPr>
+          <w:rFonts w:hint="eastAsia"/>
+          <w:b/>
+          <w:bCs/>
+        </w:rPr>
+        <w:t>）的结果</w:t>
+      </w:r>
+    </w:p>
+    <w:p>
+      <w:pPr>
+        <w:widowControl/>
+        <w:jc w:val="left"/>
+        <w:rPr>
+          <w:b/>
+          <w:bCs/>
+        </w:rPr>
+      </w:pPr>
+      <w:r>
+        <w:rPr>
+          <w:rFonts w:hint="eastAsia"/>
+          <w:b/>
+          <w:bCs/>
+        </w:rPr>
+        <w:t>④测试迭代次数曲线，看看是不是因为没有收敛。</w:t>
+      </w:r>
+      <w:r>
+        <w:rPr>
+          <w:rFonts w:hint="eastAsia"/>
+          <w:b/>
+          <w:bCs/>
+        </w:rPr>
+        <w:t>看起来收敛了，但是每次收敛的都不一样。</w:t>
+      </w:r>
+    </w:p>
+    <w:p>
+      <w:pPr>
+        <w:widowControl/>
+        <w:jc w:val="left"/>
+        <w:rPr>
+          <w:b/>
+          <w:bCs/>
+        </w:rPr>
+      </w:pPr>
+    </w:p>
+    <w:p>
+      <w:pPr>
+        <w:widowControl/>
+        <w:jc w:val="left"/>
+        <w:rPr>
+          <w:b/>
+          <w:bCs/>
+          <w:color w:val="FF0000"/>
+        </w:rPr>
+      </w:pPr>
+    </w:p>
+    <w:p>
+      <w:pPr>
+        <w:widowControl/>
+        <w:jc w:val="left"/>
+        <w:rPr>
+          <w:b/>
+          <w:bCs/>
+          <w:color w:val="FF0000"/>
+        </w:rPr>
+      </w:pPr>
+      <w:r>
+        <w:rPr>
+          <w:rFonts w:hint="eastAsia"/>
+          <w:b/>
+          <w:bCs/>
+          <w:color w:val="FF0000"/>
+        </w:rPr>
+        <w:t>连通机制应该进行修改：</w:t>
+      </w:r>
+      <w:r>
+        <w:rPr>
+          <w:rFonts w:hint="eastAsia"/>
+          <w:b/>
+          <w:bCs/>
+          <w:color w:val="FF0000"/>
+        </w:rPr>
+        <w:t>这个必须，不然连通修复效率太低了</w:t>
+      </w:r>
+    </w:p>
+    <w:p>
+      <w:pPr>
+        <w:widowControl/>
+        <w:jc w:val="left"/>
+        <w:rPr>
+          <w:b/>
+          <w:bCs/>
+        </w:rPr>
+      </w:pPr>
+      <w:r>
+        <w:rPr>
+          <w:rFonts w:hint="eastAsia"/>
+          <w:b/>
+          <w:bCs/>
+        </w:rPr>
+        <w:t>先计算当前的连通度，然后找出边低于该节点度的（部分瓶颈节点）然后定向修复作为变异。</w:t>
+      </w:r>
+      <w:r>
+        <w:rPr>
+          <w:b/>
+          <w:bCs/>
+        </w:rPr>
+        <w:br/>
+      </w:r>
+      <w:r>
+        <w:rPr>
+          <w:rFonts w:hint="eastAsia"/>
+          <w:b/>
+          <w:bCs/>
+        </w:rPr>
+        <w:t>覆盖机制：</w:t>
+      </w:r>
+      <w:r>
+        <w:rPr>
+          <w:rFonts w:hint="eastAsia"/>
+          <w:b/>
+          <w:bCs/>
+        </w:rPr>
+        <w:t>必须修改，不然覆盖修复也比较慢，直接节点往外推比较简单。</w:t>
+      </w:r>
+    </w:p>
+    <w:p>
+      <w:pPr>
+        <w:widowControl/>
+        <w:jc w:val="left"/>
+        <w:rPr>
+          <w:b/>
+          <w:bCs/>
+        </w:rPr>
+      </w:pPr>
+      <w:r>
+        <w:rPr>
+          <w:rFonts w:hint="eastAsia"/>
+          <w:b/>
+          <w:bCs/>
+        </w:rPr>
+        <w:t>暂时保持这样。</w:t>
+      </w:r>
+      <w:r>
+        <w:rPr>
+          <w:rFonts w:hint="eastAsia"/>
+          <w:b/>
+          <w:bCs/>
+        </w:rPr>
+        <w:t>额外机制：一定比例的节点从聚集的中间往外推，从而防止太过密集的场景。</w:t>
+      </w:r>
+      <w:r>
+        <w:rPr>
+          <w:b/>
+          <w:bCs/>
+        </w:rPr>
+        <w:br/>
+      </w:r>
+      <w:r>
+        <w:rPr>
+          <w:b/>
+          <w:bCs/>
+        </w:rPr>
+        <w:br/>
+      </w:r>
+      <w:r>
+        <w:rPr>
+          <w:rFonts w:hint="eastAsia"/>
+          <w:b/>
+          <w:bCs/>
+        </w:rPr>
+        <w:t>中间的节点导向效果不好，可以增加变异概率等？</w:t>
+      </w:r>
+      <w:r>
+        <w:rPr>
+          <w:b/>
+          <w:bCs/>
+        </w:rPr>
+        <w:br/>
+      </w:r>
+      <w:r>
+        <w:rPr>
+          <w:b/>
+          <w:bCs/>
+        </w:rPr>
+        <w:br/>
+      </w:r>
+      <w:r>
+        <w:rPr>
+          <w:b/>
+          <w:bCs/>
+        </w:rPr>
+        <w:br/>
+        <w:t>HV</w:t>
+      </w:r>
+      <w:r>
+        <w:rPr>
+          <w:rFonts w:hint="eastAsia"/>
+          <w:b/>
+          <w:bCs/>
+        </w:rPr>
+        <w:t>收敛曲线，为什么不稳定并且跳变。</w:t>
+      </w:r>
+      <w:r>
+        <w:rPr>
+          <w:rFonts w:hint="eastAsia"/>
+          <w:b/>
+          <w:bCs/>
+        </w:rPr>
+        <w:t>、</w:t>
+      </w:r>
+    </w:p>
+    <w:p>
+      <w:pPr>
+        <w:widowControl/>
+        <w:jc w:val="left"/>
+        <w:rPr>
+          <w:b/>
+          <w:bCs/>
+        </w:rPr>
+      </w:pPr>
+    </w:p>
+    <w:p>
+      <w:pPr>
+        <w:widowControl/>
+        <w:jc w:val="left"/>
+        <w:rPr>
+          <w:b/>
+          <w:bCs/>
+        </w:rPr>
+      </w:pPr>
+      <w:r>
+        <w:rPr>
+          <w:rFonts w:hint="eastAsia"/>
+          <w:b/>
+          <w:bCs/>
+        </w:rPr>
+        <w:t>节点数减少，9</w:t>
+      </w:r>
+      <w:r>
+        <w:rPr>
+          <w:b/>
+          <w:bCs/>
+        </w:rPr>
+        <w:t>0%</w:t>
+      </w:r>
+      <w:r>
+        <w:rPr>
+          <w:rFonts w:hint="eastAsia"/>
+          <w:b/>
+          <w:bCs/>
+        </w:rPr>
+        <w:t>到</w:t>
+      </w:r>
+      <w:r>
+        <w:rPr>
+          <w:b/>
+          <w:bCs/>
+        </w:rPr>
+        <w:t>100%</w:t>
+      </w:r>
+      <w:r>
+        <w:rPr>
+          <w:rFonts w:hint="eastAsia"/>
+          <w:b/>
+          <w:bCs/>
+        </w:rPr>
+        <w:t>区间的解代数连通度会降低。，也就是抗损毁比例会降低。</w:t>
+      </w:r>
+    </w:p>
+    <w:p>
+      <w:pPr>
+        <w:widowControl/>
+        <w:jc w:val="left"/>
+        <w:rPr>
+          <w:b/>
+          <w:bCs/>
+        </w:rPr>
+      </w:pPr>
+      <w:r>
+        <w:rPr>
+          <w:rFonts w:hint="eastAsia"/>
+          <w:b/>
+          <w:bCs/>
+        </w:rPr>
+        <w:t>只需要整理一组实验就行。然后分析的是节点的数量随着变化部署的性能。</w:t>
+      </w:r>
+    </w:p>
+    <w:p>
+      <w:pPr>
+        <w:widowControl/>
+        <w:jc w:val="left"/>
+        <w:rPr>
+          <w:b/>
+          <w:bCs/>
+        </w:rPr>
+      </w:pPr>
+      <w:r>
+        <w:rPr>
+          <w:b/>
+          <w:bCs/>
+        </w:rPr>
+        <w:br/>
+      </w:r>
+      <w:r>
+        <w:rPr>
+          <w:b/>
+          <w:bCs/>
+        </w:rPr>
+        <w:br/>
+      </w:r>
+      <w:r>
+        <w:rPr>
+          <w:rFonts w:hint="eastAsia"/>
+          <w:b/>
+          <w:bCs/>
+        </w:rPr>
+        <w:t>如果不够则加干扰或者建筑</w:t>
+      </w:r>
+    </w:p>
+    <w:p>
+      <w:pPr>
+        <w:widowControl/>
+        <w:jc w:val="left"/>
+        <w:rPr>
+          <w:b/>
+          <w:bCs/>
+        </w:rPr>
+      </w:pPr>
+    </w:p>
+    <w:p>
+      <w:pPr>
+        <w:widowControl/>
+        <w:jc w:val="left"/>
+        <w:rPr>
+          <w:b/>
+          <w:bCs/>
+        </w:rPr>
+      </w:pPr>
+    </w:p>
+    <w:p>
+      <w:pPr>
+        <w:widowControl/>
+        <w:jc w:val="left"/>
+        <w:rPr>
+          <w:b/>
+          <w:bCs/>
+        </w:rPr>
+      </w:pPr>
+      <w:r>
+        <w:rPr>
+          <w:rFonts w:hint="eastAsia"/>
+          <w:b/>
+          <w:bCs/>
+        </w:rPr>
+        <w:t>修改变异率为1/</w:t>
+      </w:r>
+      <w:r>
+        <w:rPr>
+          <w:b/>
+          <w:bCs/>
+        </w:rPr>
+        <w:t>d</w:t>
+      </w:r>
+      <w:r>
+        <w:rPr>
+          <w:rFonts w:hint="eastAsia"/>
+          <w:b/>
+          <w:bCs/>
+        </w:rPr>
+        <w:t>，符合要求。</w:t>
+      </w:r>
+      <w:r>
+        <w:rPr>
+          <w:b/>
+          <w:bCs/>
+        </w:rPr>
+        <w:br/>
+      </w:r>
+      <w:r>
+        <w:rPr>
+          <w:rFonts w:hint="eastAsia"/>
+          <w:b/>
+          <w:bCs/>
+        </w:rPr>
+        <w:t>中间不足可能是因为没有的比较强势的两端的进行提高。</w:t>
+      </w:r>
+    </w:p>
+    <w:p>
+      <w:pPr>
+        <w:widowControl/>
+        <w:jc w:val="left"/>
+        <w:rPr>
+          <w:b/>
+          <w:bCs/>
+        </w:rPr>
+      </w:pPr>
+    </w:p>
+    <w:p>
+      <w:pPr>
+        <w:widowControl/>
+        <w:jc w:val="left"/>
+        <w:rPr>
+          <w:b/>
+          <w:bCs/>
+        </w:rPr>
+      </w:pPr>
+    </w:p>
+    <w:p>
+      <w:pPr>
+        <w:widowControl/>
+        <w:jc w:val="left"/>
+        <w:rPr>
+          <w:b/>
+          <w:bCs/>
+        </w:rPr>
+      </w:pPr>
+      <w:r>
+        <w:rPr>
+          <w:rFonts w:hint="eastAsia"/>
+          <w:b/>
+          <w:bCs/>
+        </w:rPr>
+        <w:t>修改为移动比例，选择度最小的部分节点移动，选择有质心位置的移动</w:t>
+      </w:r>
+    </w:p>
+    <w:p>
+      <w:pPr>
+        <w:widowControl/>
+        <w:jc w:val="left"/>
+        <w:rPr>
+          <w:b/>
+          <w:bCs/>
+        </w:rPr>
+      </w:pPr>
+    </w:p>
+    <w:p>
+      <w:pPr>
+        <w:widowControl/>
+        <w:jc w:val="left"/>
+        <w:rPr>
+          <w:b/>
+          <w:bCs/>
+        </w:rPr>
+      </w:pPr>
+    </w:p>
+    <w:p>
+      <w:pPr>
+        <w:widowControl/>
+        <w:jc w:val="left"/>
+        <w:rPr>
+          <w:b/>
+          <w:bCs/>
+        </w:rPr>
+      </w:pPr>
+      <w:r>
+        <w:rPr>
+          <w:rFonts w:hint="eastAsia"/>
+          <w:b/>
+          <w:bCs/>
+        </w:rPr>
+        <w:lastRenderedPageBreak/>
+        <w:t>整理2</w:t>
+      </w:r>
+      <w:r>
+        <w:rPr>
+          <w:b/>
+          <w:bCs/>
+        </w:rPr>
+        <w:t>0 25 30 35 40</w:t>
+      </w:r>
+      <w:r>
+        <w:rPr>
+          <w:rFonts w:hint="eastAsia"/>
+          <w:b/>
+          <w:bCs/>
+        </w:rPr>
+        <w:t>节点下的前沿分布图。</w:t>
+      </w:r>
+      <w:r>
+        <w:rPr>
+          <w:b/>
+          <w:bCs/>
+        </w:rPr>
+        <w:br/>
+      </w:r>
+      <w:r>
+        <w:rPr>
+          <w:rFonts w:hint="eastAsia"/>
+          <w:b/>
+          <w:bCs/>
+        </w:rPr>
+        <w:t xml:space="preserve">整理 </w:t>
+      </w:r>
+      <w:r>
+        <w:rPr>
+          <w:b/>
+          <w:bCs/>
+        </w:rPr>
+        <w:t>20 25 30 35 40</w:t>
+      </w:r>
+      <w:r>
+        <w:rPr>
+          <w:rFonts w:hint="eastAsia"/>
+          <w:b/>
+          <w:bCs/>
+        </w:rPr>
+        <w:t>节点下不同连通的比例。可以是节点损毁比例，也可以是节点损毁数目的图。相当于设计了冗余。</w:t>
+      </w:r>
+    </w:p>
+    <w:p>
+      <w:pPr>
+        <w:widowControl/>
+        <w:jc w:val="left"/>
+        <w:rPr>
+          <w:b/>
+          <w:bCs/>
+        </w:rPr>
+      </w:pPr>
+      <w:r>
+        <w:rPr>
+          <w:rFonts w:hint="eastAsia"/>
+          <w:b/>
+          <w:bCs/>
+        </w:rPr>
+        <w:t>绘制hv图</w:t>
+      </w:r>
+      <w:r>
+        <w:rPr>
+          <w:b/>
+          <w:bCs/>
+        </w:rPr>
+        <w:br/>
+      </w:r>
+      <w:r>
+        <w:rPr>
+          <w:rFonts w:hint="eastAsia"/>
+          <w:b/>
+          <w:bCs/>
+        </w:rPr>
+        <w:t>表格整理 spacing和spread</w:t>
+      </w:r>
+      <w:r>
+        <w:rPr>
+          <w:b/>
+          <w:bCs/>
+        </w:rPr>
+        <w:t xml:space="preserve"> </w:t>
+      </w:r>
+      <w:r>
+        <w:rPr>
+          <w:rFonts w:hint="eastAsia"/>
+          <w:b/>
+          <w:bCs/>
+        </w:rPr>
+        <w:t>指标。</w:t>
+      </w:r>
+    </w:p>
+    <w:p>
+      <w:pPr>
+        <w:widowControl/>
+        <w:jc w:val="left"/>
+        <w:rPr>
+          <w:b/>
+          <w:bCs/>
+        </w:rPr>
+      </w:pPr>
+    </w:p>
+    <w:p>
+      <w:pPr>
+        <w:widowControl/>
+        <w:jc w:val="left"/>
+        <w:rPr>
+          <w:b/>
+          <w:bCs/>
+        </w:rPr>
+      </w:pPr>
+      <w:r>
+        <w:rPr>
+          <w:rFonts w:hint="eastAsia"/>
+          <w:b/>
+          <w:bCs/>
+        </w:rPr>
+        <w:t>无人机节点范围怎么确定。</w:t>
+      </w:r>
+    </w:p>
+    <w:p>
+      <w:pPr>
+        <w:widowControl/>
+        <w:jc w:val="left"/>
+        <w:rPr>
+          <w:b/>
+          <w:bCs/>
+        </w:rPr>
+      </w:pPr>
+      <w:r>
+        <w:rPr>
+          <w:rFonts w:hint="eastAsia"/>
+          <w:b/>
+          <w:bCs/>
+        </w:rPr>
+        <w:t>整理对应参考文献</w:t>
+      </w:r>
+    </w:p>
+    <w:p>
+      <w:pPr>
+        <w:widowControl/>
+        <w:jc w:val="left"/>
+        <w:rPr>
+          <w:b/>
+          <w:bCs/>
+        </w:rPr>
+      </w:pPr>
+      <w:r>
+        <w:rPr>
+          <w:rFonts w:hint="eastAsia"/>
+          <w:b/>
+          <w:bCs/>
+        </w:rPr>
+        <w:t>绘制对应的示意图</w:t>
+      </w:r>
+    </w:p>
+    <w:p>
+      <w:pPr>
+        <w:widowControl/>
+        <w:jc w:val="left"/>
+        <w:rPr>
+          <w:b/>
+          <w:bCs/>
+        </w:rPr>
+      </w:pPr>
+    </w:p>
+    <w:p>
+      <w:pPr>
+        <w:widowControl/>
+        <w:tabs>
+          <w:tab w:val="left" w:pos="4750"/>
+        </w:tabs>
+        <w:jc w:val="left"/>
+        <w:rPr>
+          <w:b/>
+          <w:bCs/>
+        </w:rPr>
+      </w:pPr>
+      <w:r>
+        <w:rPr>
+          <w:rFonts w:hint="eastAsia"/>
+          <w:b/>
+          <w:bCs/>
+        </w:rPr>
+        <w:t>4</w:t>
+      </w:r>
+      <w:r>
+        <w:rPr>
+          <w:b/>
+          <w:bCs/>
+        </w:rPr>
+        <w:t>0</w:t>
+      </w:r>
+      <w:r>
+        <w:rPr>
+          <w:rFonts w:hint="eastAsia"/>
+          <w:b/>
+          <w:bCs/>
+        </w:rPr>
+        <w:t>节点的时候连通度莫名奇妙特别低。</w:t>
+      </w:r>
+      <w:r>
+        <w:rPr>
+          <w:b/>
+          <w:bCs/>
+        </w:rPr>
+        <w:tab/>
+      </w:r>
+    </w:p>
+    <w:p>
+      <w:pPr>
+        <w:widowControl/>
+        <w:tabs>
+          <w:tab w:val="left" w:pos="4750"/>
+        </w:tabs>
+        <w:jc w:val="left"/>
+        <w:rPr>
+          <w:b/>
+          <w:bCs/>
+        </w:rPr>
+      </w:pPr>
+    </w:p>
+    <w:p>
+      <w:pPr>
+        <w:widowControl/>
+        <w:tabs>
+          <w:tab w:val="left" w:pos="4750"/>
+        </w:tabs>
+        <w:jc w:val="left"/>
+        <w:rPr>
+          <w:b/>
+          <w:bCs/>
+        </w:rPr>
+      </w:pPr>
+    </w:p>
+    <w:p>
+      <w:pPr>
+        <w:widowControl/>
+        <w:tabs>
+          <w:tab w:val="left" w:pos="4750"/>
+        </w:tabs>
+        <w:jc w:val="left"/>
+        <w:rPr>
+          <w:b/>
+          <w:bCs/>
+        </w:rPr>
+      </w:pPr>
+      <w:r>
+        <w:rPr>
+          <w:b/>
+          <w:bCs/>
+        </w:rPr>
+        <w:t>KDN</w:t>
+      </w:r>
+      <w:r>
+        <w:rPr>
+          <w:rFonts w:hint="eastAsia"/>
+          <w:b/>
+          <w:bCs/>
+        </w:rPr>
+        <w:t>的图</w:t>
+      </w:r>
+      <w:r>
+        <w:rPr>
+          <w:b/>
+          <w:bCs/>
+        </w:rPr>
+        <w:br/>
+      </w:r>
+      <w:r>
+        <w:rPr>
+          <w:rFonts w:hint="eastAsia"/>
+          <w:b/>
+          <w:bCs/>
+        </w:rPr>
+        <w:t>对应的算法的文件。</w:t>
+      </w:r>
+    </w:p>
+    <w:p>
+      <w:pPr>
+        <w:widowControl/>
+        <w:jc w:val="left"/>
+        <w:rPr>
+          <w:b/>
+          <w:bCs/>
+        </w:rPr>
+      </w:pPr>
+    </w:p>
+    <w:p>
+      <w:pPr>
+        <w:widowControl/>
+        <w:jc w:val="left"/>
+        <w:rPr>
+          <w:b/>
+          <w:bCs/>
+        </w:rPr>
+      </w:pPr>
+    </w:p>
+    <w:p>
+      <w:pPr>
+        <w:widowControl/>
+        <w:jc w:val="left"/>
+        <w:rPr>
+          <w:b/>
+          <w:bCs/>
+        </w:rPr>
+      </w:pPr>
+      <w:r>
+        <w:rPr>
+          <w:rFonts w:hint="eastAsia"/>
+          <w:b/>
+          <w:bCs/>
+        </w:rPr>
+        <w:t>保持分布一致，并且干扰存在一部分遮挡。</w:t>
+      </w:r>
+      <w:r>
+        <w:rPr>
+          <w:b/>
+          <w:bCs/>
+        </w:rPr>
+        <w:br/>
+      </w:r>
+      <w:r>
+        <w:rPr>
+          <w:rFonts w:hint="eastAsia"/>
+          <w:b/>
+          <w:bCs/>
+        </w:rPr>
+        <w:t>变异率0.</w:t>
+      </w:r>
+      <w:r>
+        <w:rPr>
+          <w:b/>
+          <w:bCs/>
+        </w:rPr>
+        <w:t>1</w:t>
+      </w:r>
+    </w:p>
+    <w:p>
+      <w:pPr>
+        <w:widowControl/>
+        <w:jc w:val="left"/>
+        <w:rPr>
+          <w:b/>
+          <w:bCs/>
+        </w:rPr>
+      </w:pPr>
+    </w:p>
+    <w:p>
+      <w:pPr>
+        <w:widowControl/>
+        <w:jc w:val="left"/>
+        <w:rPr>
+          <w:b/>
+          <w:bCs/>
+        </w:rPr>
+      </w:pPr>
+      <w:r>
+        <w:rPr>
+          <w:rFonts w:hint="eastAsia"/>
+          <w:b/>
+          <w:bCs/>
+        </w:rPr>
+        <w:t>为什么第一代也就是初始化的时候会不一样。理论上两个算法对应的都是一致的</w:t>
+      </w:r>
+    </w:p>
+    <w:p>
+      <w:pPr>
+        <w:widowControl/>
+        <w:jc w:val="left"/>
+        <w:rPr>
+          <w:b/>
+          <w:bCs/>
+        </w:rPr>
+      </w:pPr>
+    </w:p>
+    <w:p>
+      <w:pPr>
+        <w:widowControl/>
+        <w:jc w:val="left"/>
+        <w:rPr>
+          <w:b/>
+          <w:bCs/>
+        </w:rPr>
+      </w:pPr>
+    </w:p>
+    <w:p>
+      <w:pPr>
+        <w:widowControl/>
+        <w:jc w:val="left"/>
+        <w:rPr>
+          <w:b/>
+          <w:bCs/>
+        </w:rPr>
+      </w:pPr>
+      <w:r>
+        <w:rPr>
+          <w:rFonts w:hint="eastAsia"/>
+          <w:b/>
+          <w:bCs/>
+        </w:rPr>
+        <w:t>重启之后hv就没有改进了，</w:t>
+      </w:r>
+      <w:r>
+        <w:rPr>
+          <w:rFonts w:hint="eastAsia"/>
+          <w:b/>
+          <w:bCs/>
+        </w:rPr>
+        <w:t>完全没有改进，也就是说完全没产生新的解</w:t>
+      </w:r>
+    </w:p>
+    <w:p>
+      <w:pPr>
+        <w:widowControl/>
+        <w:jc w:val="left"/>
+        <w:rPr>
+          <w:b/>
+          <w:bCs/>
+        </w:rPr>
+      </w:pPr>
+    </w:p>
+    <w:p>
+      <w:pPr>
+        <w:widowControl/>
+        <w:jc w:val="left"/>
+        <w:rPr>
+          <w:b/>
+          <w:bCs/>
+        </w:rPr>
+      </w:pPr>
+      <w:r>
+        <w:rPr>
+          <w:rFonts w:hint="eastAsia"/>
+          <w:b/>
+          <w:bCs/>
+        </w:rPr>
+        <w:t>修复：</w:t>
+      </w:r>
+      <w:r>
+        <w:rPr>
+          <w:b/>
+          <w:bCs/>
+        </w:rPr>
+        <w:br/>
+      </w:r>
+      <w:r>
+        <w:rPr>
+          <w:rFonts w:hint="eastAsia"/>
+          <w:b/>
+          <w:bCs/>
+        </w:rPr>
+        <w:t>算法初始的h</w:t>
+      </w:r>
+      <w:r>
+        <w:rPr>
+          <w:rFonts w:hint="eastAsia"/>
+          <w:b/>
+          <w:bCs/>
+        </w:rPr>
+        <w:t>v一致（重置一下对应的初始化算法的随机数种子即可，待验证）</w:t>
+      </w:r>
+      <w:r>
+        <w:rPr>
+          <w:b/>
+          <w:bCs/>
+        </w:rPr>
+        <w:br/>
+      </w:r>
+      <w:r>
+        <w:rPr>
+          <w:rFonts w:hint="eastAsia"/>
+          <w:b/>
+          <w:bCs/>
+        </w:rPr>
+        <w:t>建筑物没有正确传递到算法中（待验证）</w:t>
+      </w:r>
+    </w:p>
+    <w:p>
+      <w:pPr>
+        <w:widowControl/>
+        <w:jc w:val="left"/>
+        <w:rPr>
+          <w:b/>
+          <w:bCs/>
+        </w:rPr>
+      </w:pPr>
+    </w:p>
+    <w:p>
+      <w:pPr>
+        <w:widowControl/>
+        <w:jc w:val="left"/>
+        <w:rPr>
+          <w:b/>
+          <w:bCs/>
+        </w:rPr>
+      </w:pPr>
+      <w:r>
+        <w:rPr>
+          <w:rFonts w:hint="eastAsia"/>
+          <w:b/>
+          <w:bCs/>
+        </w:rPr>
+        <w:t>初始化的位置严重影响nsga</w:t>
+      </w:r>
+      <w:r>
+        <w:rPr>
+          <w:b/>
+          <w:bCs/>
+        </w:rPr>
+        <w:t>2</w:t>
+      </w:r>
+      <w:r>
+        <w:rPr>
+          <w:rFonts w:hint="eastAsia"/>
+          <w:b/>
+          <w:bCs/>
+        </w:rPr>
+        <w:t>的搜索效果，很快陷入局部最优。</w:t>
+      </w:r>
+    </w:p>
+    <w:p>
+      <w:pPr>
+        <w:widowControl/>
+        <w:jc w:val="left"/>
+        <w:rPr>
+          <w:b/>
+          <w:bCs/>
+        </w:rPr>
+      </w:pPr>
+    </w:p>
+    <w:p>
+      <w:pPr>
+        <w:widowControl/>
+        <w:jc w:val="left"/>
+        <w:rPr>
+          <w:b/>
+          <w:bCs/>
+        </w:rPr>
+      </w:pPr>
+      <w:r>
+        <w:rPr>
+          <w:rFonts w:hint="eastAsia"/>
+          <w:b/>
+          <w:bCs/>
+        </w:rPr>
+        <w:t>我的算法应该要能够跳出这个问题。</w:t>
+      </w:r>
+    </w:p>
+    <w:p>
+      <w:pPr>
+        <w:widowControl/>
+        <w:jc w:val="left"/>
+        <w:rPr>
+          <w:b/>
+          <w:bCs/>
+        </w:rPr>
+      </w:pPr>
+    </w:p>
+    <w:p>
+      <w:pPr>
+        <w:widowControl/>
+        <w:jc w:val="left"/>
+        <w:rPr>
+          <w:b/>
+          <w:bCs/>
+        </w:rPr>
+      </w:pPr>
+    </w:p>
+    <w:p>
+      <w:pPr>
+        <w:widowControl/>
+        <w:jc w:val="left"/>
+        <w:rPr>
+          <w:b/>
+          <w:bCs/>
+        </w:rPr>
+      </w:pPr>
+      <w:r>
+        <w:rPr>
+          <w:rFonts w:hint="eastAsia"/>
+          <w:b/>
+          <w:bCs/>
+        </w:rPr>
+        <w:t>算法有改进到底是因为什么。每次都找不到新的解</w:t>
+      </w:r>
+      <w:r>
+        <w:rPr>
+          <w:b/>
+          <w:bCs/>
+        </w:rPr>
+        <w:br/>
+      </w:r>
+      <w:r>
+        <w:rPr>
+          <w:rFonts w:hint="eastAsia"/>
+          <w:b/>
+          <w:bCs/>
+        </w:rPr>
+        <w:t>①交叉后种群过于相似，导致进化难以有效进行。</w:t>
+      </w:r>
+    </w:p>
+    <w:p>
+      <w:pPr>
+        <w:widowControl/>
+        <w:jc w:val="left"/>
+        <w:rPr>
+          <w:b/>
+          <w:bCs/>
+        </w:rPr>
+      </w:pPr>
+      <w:r>
+        <w:rPr>
+          <w:rFonts w:hint="eastAsia"/>
+          <w:b/>
+          <w:bCs/>
+        </w:rPr>
+        <w:t>②变异太多，我觉得可能是变异一次控制的太多，导致很容易节点就相同导致变化不大</w:t>
+      </w:r>
+      <w:r>
+        <w:rPr>
+          <w:b/>
+          <w:bCs/>
+        </w:rPr>
+        <w:br/>
+      </w:r>
+      <w:r>
+        <w:rPr>
+          <w:b/>
+          <w:bCs/>
+        </w:rPr>
+        <w:br/>
+      </w:r>
+      <w:r>
+        <w:rPr>
+          <w:b/>
+          <w:bCs/>
+        </w:rPr>
+        <w:br/>
+      </w:r>
+      <w:r>
+        <w:rPr>
+          <w:rFonts w:hint="eastAsia"/>
+          <w:b/>
+          <w:bCs/>
+        </w:rPr>
+        <w:t>跑一下试试看是不是一样</w:t>
+      </w:r>
+      <w:r>
+        <w:rPr>
+          <w:rFonts w:hint="eastAsia"/>
+          <w:b/>
+          <w:bCs/>
+        </w:rPr>
+        <w:t>。</w:t>
+      </w:r>
+      <w:r>
+        <w:rPr>
+          <w:b/>
+          <w:bCs/>
+        </w:rPr>
+        <w:t>H</w:t>
+      </w:r>
+      <w:r>
+        <w:rPr>
+          <w:rFonts w:hint="eastAsia"/>
+          <w:b/>
+          <w:bCs/>
+        </w:rPr>
+        <w:t>v是否一样，建筑是否使用</w:t>
+      </w:r>
+      <w:r>
+        <w:rPr>
+          <w:b/>
+          <w:bCs/>
+        </w:rPr>
+        <w:br/>
+      </w:r>
+      <w:r>
+        <w:rPr>
+          <w:b/>
+          <w:bCs/>
+        </w:rPr>
+        <w:br/>
+      </w:r>
+      <w:r>
+        <w:rPr>
+          <w:b/>
+          <w:bCs/>
+        </w:rPr>
+        <w:br/>
+      </w:r>
+      <w:r>
+        <w:rPr>
+          <w:rFonts w:hint="eastAsia"/>
+          <w:b/>
+          <w:bCs/>
+        </w:rPr>
+        <w:t>nsga</w:t>
+      </w:r>
+      <w:r>
+        <w:rPr>
+          <w:b/>
+          <w:bCs/>
+        </w:rPr>
+        <w:t>2</w:t>
+      </w:r>
+      <w:r>
+        <w:rPr>
+          <w:rFonts w:hint="eastAsia"/>
+          <w:b/>
+          <w:bCs/>
+        </w:rPr>
+        <w:t>算法不好，容易陷入局部最优，hv收敛不稳定,前沿效果差。</w:t>
+      </w:r>
+      <w:r>
+        <w:rPr>
+          <w:b/>
+          <w:bCs/>
+        </w:rPr>
+        <w:br/>
+      </w:r>
+      <w:r>
+        <w:rPr>
+          <w:rFonts w:hint="eastAsia"/>
+          <w:b/>
+          <w:bCs/>
+        </w:rPr>
+        <w:t>定向变异加入随机性。因为这个没有遮挡导致这样。链路非常差</w:t>
+      </w:r>
+      <w:r>
+        <w:rPr>
+          <w:b/>
+          <w:bCs/>
+        </w:rPr>
+        <w:br/>
+      </w:r>
+      <w:r>
+        <w:rPr>
+          <w:b/>
+          <w:bCs/>
+        </w:rPr>
+        <w:lastRenderedPageBreak/>
+        <w:br/>
+      </w:r>
+      <w:r>
+        <w:rPr>
+          <w:b/>
+          <w:bCs/>
+        </w:rPr>
+        <w:br/>
+      </w:r>
+      <w:r>
+        <w:rPr>
+          <w:rFonts w:hint="eastAsia"/>
+          <w:b/>
+          <w:bCs/>
+        </w:rPr>
+        <w:t>只有在节点增多的时候，我的算法搜索效果才会明显有所增加。因为节点增多搜索难度增大了很多，节点数少的时候不需要搜索太多。容易随机检索到。</w:t>
+      </w:r>
+    </w:p>
+    <w:p>
+      <w:pPr>
+        <w:widowControl/>
+        <w:jc w:val="left"/>
+        <w:rPr>
+          <w:b/>
+          <w:bCs/>
+        </w:rPr>
+      </w:pPr>
+    </w:p>
+    <w:p>
+      <w:pPr>
+        <w:widowControl/>
+        <w:jc w:val="left"/>
+        <w:rPr>
+          <w:b/>
+          <w:bCs/>
+        </w:rPr>
+      </w:pPr>
+    </w:p>
+    <w:p>
+      <w:pPr>
+        <w:widowControl/>
+        <w:jc w:val="left"/>
+        <w:rPr>
+          <w:b/>
+          <w:bCs/>
+        </w:rPr>
+      </w:pPr>
+      <w:r>
+        <w:rPr>
+          <w:rFonts w:hint="eastAsia"/>
+          <w:b/>
+          <w:bCs/>
+        </w:rPr>
+        <w:t>增大变异是否有效</w:t>
+      </w:r>
+      <w:r>
+        <w:rPr>
+          <w:b/>
+          <w:bCs/>
+        </w:rPr>
+        <w:br/>
+      </w:r>
+      <w:r>
+        <w:rPr>
+          <w:b/>
+          <w:bCs/>
+        </w:rPr>
+        <w:br/>
+      </w:r>
+      <w:r>
+        <w:rPr>
+          <w:b/>
+          <w:bCs/>
+        </w:rPr>
+        <w:br/>
+      </w:r>
+      <w:r>
+        <w:rPr>
+          <w:rFonts w:hint="eastAsia"/>
+          <w:b/>
+          <w:bCs/>
+        </w:rPr>
+        <w:t>问题：</w:t>
+      </w:r>
+      <w:r>
+        <w:rPr>
+          <w:b/>
+          <w:bCs/>
+        </w:rPr>
+        <w:br/>
+      </w:r>
+      <w:r>
+        <w:rPr>
+          <w:rFonts w:hint="eastAsia"/>
+          <w:b/>
+          <w:bCs/>
+        </w:rPr>
+        <w:t>算法的局部变异还是存在问题由于容易陷入局部最优，所以有时候算法性能偏差极大，</w:t>
+      </w:r>
+      <w:r>
+        <w:rPr>
+          <w:b/>
+          <w:bCs/>
+        </w:rPr>
+        <w:br/>
+      </w:r>
+      <w:r>
+        <w:rPr>
+          <w:rFonts w:hint="eastAsia"/>
+          <w:b/>
+          <w:bCs/>
+        </w:rPr>
+        <w:t>需要添加检测对应的变异停滞机制，多次记录周期小于多少，则增加变异率到非常大从而实现对应的跳出以及搜索，如果搜索到了则可以再一次提升，没搜索到则还是稳定，所以跳出的时候需要把对应的变异率调大，但是什么时候调回来呢。</w:t>
+      </w:r>
+    </w:p>
+    <w:p>
+      <w:pPr>
+        <w:widowControl/>
+        <w:jc w:val="left"/>
+        <w:rPr>
+          <w:b/>
+          <w:bCs/>
+        </w:rPr>
+      </w:pPr>
+      <w:r>
+        <w:rPr>
+          <w:b/>
+          <w:bCs/>
+        </w:rPr>
+        <w:br/>
+      </w:r>
+      <w:r>
+        <w:rPr>
+          <w:b/>
+          <w:bCs/>
+        </w:rPr>
+        <w:br/>
+      </w:r>
+      <w:r>
+        <w:rPr>
+          <w:rFonts w:hint="eastAsia"/>
+          <w:b/>
+          <w:bCs/>
+        </w:rPr>
+        <w:t>我需要加的机制：</w:t>
+      </w:r>
+      <w:r>
+        <w:rPr>
+          <w:b/>
+          <w:bCs/>
+        </w:rPr>
+        <w:br/>
+      </w:r>
+      <w:r>
+        <w:rPr>
+          <w:rFonts w:hint="eastAsia"/>
+          <w:b/>
+          <w:bCs/>
+        </w:rPr>
+        <w:t>①开关变异率和交叉参数的爆发衰减模拟退火机制：防止局部最优</w:t>
+      </w:r>
+      <w:r>
+        <w:rPr>
+          <w:rFonts w:hint="eastAsia"/>
+          <w:b/>
+          <w:bCs/>
+        </w:rPr>
+        <w:t>。已经实现</w:t>
+      </w:r>
+      <w:r>
+        <w:rPr>
+          <w:b/>
+          <w:bCs/>
+        </w:rPr>
+        <w:br/>
+      </w:r>
+      <w:r>
+        <w:rPr>
+          <w:rFonts w:hint="eastAsia"/>
+          <w:b/>
+          <w:bCs/>
+        </w:rPr>
+        <w:t>②选择重组策略:</w:t>
+      </w:r>
+      <w:r>
+        <w:rPr>
+          <w:b/>
+          <w:bCs/>
+        </w:rPr>
+        <w:t xml:space="preserve"> </w:t>
+      </w:r>
+      <w:r>
+        <w:rPr>
+          <w:rFonts w:hint="eastAsia"/>
+          <w:b/>
+          <w:bCs/>
+        </w:rPr>
+        <w:t>精英迁移策略，替换随机迁移策略。</w:t>
+      </w:r>
+      <w:r>
+        <w:rPr>
+          <w:rFonts w:hint="eastAsia"/>
+          <w:b/>
+          <w:bCs/>
+        </w:rPr>
+        <w:t>暂时没有实现</w:t>
+      </w:r>
+    </w:p>
+    <w:p>
+      <w:pPr>
+        <w:widowControl/>
+        <w:jc w:val="left"/>
+        <w:rPr>
+          <w:b/>
+          <w:bCs/>
+        </w:rPr>
+      </w:pPr>
+      <w:r>
+        <w:rPr>
+          <w:rFonts w:hint="eastAsia"/>
+          <w:b/>
+          <w:bCs/>
+        </w:rPr>
+        <w:t>③archive机制：</w:t>
+      </w:r>
+      <w:r>
+        <w:rPr>
+          <w:rFonts w:hint="eastAsia"/>
+          <w:b/>
+          <w:bCs/>
+        </w:rPr>
+        <w:t>每次迭代都是保存所有出现过的最佳值。</w:t>
+      </w:r>
+      <w:r>
+        <w:rPr>
+          <w:rFonts w:hint="eastAsia"/>
+          <w:b/>
+          <w:bCs/>
+        </w:rPr>
+        <w:t>实现</w:t>
+      </w:r>
+      <w:r>
+        <w:rPr>
+          <w:b/>
+          <w:bCs/>
+        </w:rPr>
+        <w:br/>
+      </w:r>
+      <w:r>
+        <w:rPr>
+          <w:b/>
+          <w:bCs/>
+        </w:rPr>
+        <w:br/>
+      </w:r>
+      <w:r>
+        <w:rPr>
+          <w:b/>
+          <w:bCs/>
+        </w:rPr>
+        <w:br/>
+      </w:r>
+      <w:r>
+        <w:rPr>
+          <w:rFonts w:hint="eastAsia"/>
+          <w:b/>
+          <w:bCs/>
+        </w:rPr>
+        <w:t>在这个场景下，算法还算稳定。</w:t>
+      </w:r>
+    </w:p>
+    <w:p>
+      <w:pPr>
+        <w:widowControl/>
+        <w:jc w:val="left"/>
+        <w:rPr>
+          <w:b/>
+          <w:bCs/>
+        </w:rPr>
+      </w:pPr>
+      <w:r>
+        <w:rPr>
+          <w:rFonts w:hint="eastAsia"/>
+          <w:b/>
+          <w:bCs/>
+        </w:rPr>
+        <w:t>但是增加节点数目，hv并没有明显地有一些增加。</w:t>
+      </w:r>
+      <w:r>
+        <w:rPr>
+          <w:b/>
+          <w:bCs/>
+        </w:rPr>
+        <w:br/>
+      </w:r>
+      <w:r>
+        <w:rPr>
+          <w:b/>
+          <w:bCs/>
+        </w:rPr>
+        <w:br/>
+      </w:r>
+      <w:r>
+        <w:rPr>
+          <w:b/>
+          <w:bCs/>
+        </w:rPr>
+        <w:br/>
+      </w:r>
+      <w:r>
+        <w:rPr>
+          <w:rFonts w:hint="eastAsia"/>
+          <w:b/>
+          <w:bCs/>
+        </w:rPr>
+        <w:t>对应的算法还需要测试。</w:t>
+      </w:r>
+      <w:r>
+        <w:rPr>
+          <w:b/>
+          <w:bCs/>
+        </w:rPr>
+        <w:br/>
+      </w:r>
+      <w:r>
+        <w:rPr>
+          <w:b/>
+          <w:bCs/>
+        </w:rPr>
+        <w:br/>
+      </w:r>
+      <w:r>
+        <w:rPr>
+          <w:b/>
+          <w:bCs/>
+        </w:rPr>
+        <w:br/>
+      </w:r>
+      <w:r>
+        <w:rPr>
+          <w:rFonts w:hint="eastAsia"/>
+          <w:b/>
+          <w:bCs/>
+        </w:rPr>
+        <w:t>还有模块：</w:t>
+      </w:r>
+      <w:r>
+        <w:rPr>
+          <w:b/>
+          <w:bCs/>
+        </w:rPr>
+        <w:br/>
+        <w:t>1.</w:t>
+      </w:r>
+      <w:r>
+        <w:rPr>
+          <w:rFonts w:hint="eastAsia"/>
+          <w:b/>
+          <w:bCs/>
+        </w:rPr>
+        <w:t>查看子群的推进效果，子群改进的效果</w:t>
+      </w:r>
+      <w:r>
+        <w:rPr>
+          <w:rFonts w:hint="eastAsia"/>
+          <w:b/>
+          <w:bCs/>
+        </w:rPr>
+        <w:t>。</w:t>
+      </w:r>
+      <w:r>
+        <w:rPr>
+          <w:b/>
+          <w:bCs/>
+        </w:rPr>
+        <w:t>(</w:t>
+      </w:r>
+      <w:r>
+        <w:rPr>
+          <w:rFonts w:hint="eastAsia"/>
+          <w:b/>
+          <w:bCs/>
+        </w:rPr>
+        <w:t>不想看</w:t>
+      </w:r>
+      <w:r>
+        <w:rPr>
+          <w:b/>
+          <w:bCs/>
+        </w:rPr>
+        <w:t>)</w:t>
+      </w:r>
+      <w:r>
+        <w:rPr>
+          <w:rFonts w:hint="eastAsia"/>
+          <w:b/>
+          <w:bCs/>
+        </w:rPr>
+        <w:t>。</w:t>
+      </w:r>
+    </w:p>
+    <w:p>
+      <w:pPr>
+        <w:widowControl/>
+        <w:jc w:val="left"/>
+        <w:rPr>
+          <w:b/>
+          <w:bCs/>
+        </w:rPr>
+      </w:pPr>
+      <w:r>
+        <w:rPr>
+          <w:rFonts w:hint="eastAsia"/>
+          <w:b/>
+          <w:bCs/>
+        </w:rPr>
+        <w:t>2</w:t>
+      </w:r>
+      <w:r>
+        <w:rPr>
+          <w:b/>
+          <w:bCs/>
+        </w:rPr>
+        <w:t>.</w:t>
+      </w:r>
+      <w:r>
+        <w:rPr>
+          <w:rFonts w:hint="eastAsia"/>
+          <w:b/>
+          <w:bCs/>
+        </w:rPr>
+        <w:t>重组策略不使用对应的洗牌，而是部分迁移，</w:t>
+      </w:r>
+      <w:r>
+        <w:rPr>
+          <w:b/>
+          <w:bCs/>
+        </w:rPr>
+        <w:t>2</w:t>
+      </w:r>
+      <w:r>
+        <w:rPr>
+          <w:rFonts w:hint="eastAsia"/>
+          <w:b/>
+          <w:bCs/>
+        </w:rPr>
+        <w:t>和</w:t>
+      </w:r>
+      <w:r>
+        <w:rPr>
+          <w:b/>
+          <w:bCs/>
+        </w:rPr>
+        <w:t>3</w:t>
+      </w:r>
+      <w:r>
+        <w:rPr>
+          <w:rFonts w:hint="eastAsia"/>
+          <w:b/>
+          <w:bCs/>
+        </w:rPr>
+        <w:t>，向1迁移，</w:t>
+      </w:r>
+      <w:r>
+        <w:rPr>
+          <w:b/>
+          <w:bCs/>
+        </w:rPr>
+        <w:t>1</w:t>
+      </w:r>
+      <w:r>
+        <w:rPr>
+          <w:rFonts w:hint="eastAsia"/>
+          <w:b/>
+          <w:bCs/>
+        </w:rPr>
+        <w:t>向2和3迁移。</w:t>
+      </w:r>
+      <w:r>
+        <w:rPr>
+          <w:rFonts w:hint="eastAsia"/>
+          <w:b/>
+          <w:bCs/>
+        </w:rPr>
+        <w:t>（不太dog）</w:t>
+      </w:r>
+      <w:r>
+        <w:rPr>
+          <w:b/>
+          <w:bCs/>
+        </w:rPr>
+        <w:br/>
+        <w:t>3.</w:t>
+      </w:r>
+      <w:r>
+        <w:rPr>
+          <w:rFonts w:hint="eastAsia"/>
+          <w:b/>
+          <w:bCs/>
+        </w:rPr>
+        <w:t>子群选择策略，直接按照单目标优化/感觉不合理，</w:t>
+      </w:r>
+      <w:r>
+        <w:rPr>
+          <w:b/>
+          <w:bCs/>
+        </w:rPr>
+        <w:t>2</w:t>
+      </w:r>
+      <w:r>
+        <w:rPr>
+          <w:rFonts w:hint="eastAsia"/>
+          <w:b/>
+          <w:bCs/>
+        </w:rPr>
+        <w:t>，第一前沿+单目标选择，便于提高单目标的策略。</w:t>
+      </w:r>
+      <w:r>
+        <w:rPr>
+          <w:rFonts w:hint="eastAsia"/>
+          <w:b/>
+          <w:bCs/>
+        </w:rPr>
+        <w:t>（不太对）</w:t>
+      </w:r>
+    </w:p>
+    <w:p>
+      <w:pPr>
+        <w:widowControl/>
+        <w:jc w:val="left"/>
+        <w:rPr>
+          <w:b/>
+          <w:bCs/>
+        </w:rPr>
+      </w:pPr>
+      <w:r>
+        <w:rPr>
+          <w:rFonts w:hint="eastAsia"/>
+          <w:b/>
+          <w:bCs/>
+        </w:rPr>
+        <w:t>4</w:t>
+      </w:r>
+      <w:r>
+        <w:rPr>
+          <w:b/>
+          <w:bCs/>
+        </w:rPr>
+        <w:t>.</w:t>
+      </w:r>
+      <w:r>
+        <w:rPr>
+          <w:rFonts w:hint="eastAsia"/>
+          <w:b/>
+          <w:bCs/>
+        </w:rPr>
+        <w:t>变异后修复位置，使其变成可行解，不然概率太低，变异怎么多下还能保持满足约束的概率太低。</w:t>
+      </w:r>
+      <w:r>
+        <w:rPr>
+          <w:b/>
+          <w:bCs/>
+        </w:rPr>
+        <w:br/>
+      </w:r>
+      <w:r>
+        <w:rPr>
+          <w:b/>
+          <w:bCs/>
+        </w:rPr>
+        <w:br/>
+      </w:r>
+      <w:r>
+        <w:rPr>
+          <w:b/>
+          <w:bCs/>
+        </w:rPr>
+        <w:br/>
+      </w:r>
+      <w:r>
+        <w:rPr>
+          <w:b/>
+          <w:bCs/>
+        </w:rPr>
+        <w:br/>
+      </w:r>
+      <w:r>
+        <w:rPr>
+          <w:rFonts w:hint="eastAsia"/>
+          <w:b/>
+          <w:bCs/>
+        </w:rPr>
+        <w:t>拥挤度距离作为判断标准是否存在问题，其实没问题。</w:t>
+      </w:r>
+      <w:r>
+        <w:rPr>
+          <w:b/>
+          <w:bCs/>
+        </w:rPr>
+        <w:br/>
+      </w:r>
+      <w:r>
+        <w:rPr>
+          <w:b/>
+          <w:bCs/>
+        </w:rPr>
+        <w:br/>
+      </w:r>
+      <w:r>
+        <w:rPr>
+          <w:b/>
+          <w:bCs/>
+        </w:rPr>
+        <w:br/>
+      </w:r>
+      <w:r>
+        <w:rPr>
+          <w:b/>
+          <w:bCs/>
+        </w:rPr>
+        <w:br/>
+      </w:r>
+      <w:r>
+        <w:rPr>
+          <w:b/>
+          <w:bCs/>
+        </w:rPr>
+        <w:lastRenderedPageBreak/>
+        <w:br/>
+      </w:r>
+      <w:r>
+        <w:rPr>
+          <w:rFonts w:hint="eastAsia"/>
+          <w:b/>
+          <w:bCs/>
+        </w:rPr>
+        <w:t>表格对比2</w:t>
+      </w:r>
+      <w:r>
+        <w:rPr>
+          <w:b/>
+          <w:bCs/>
+        </w:rPr>
+        <w:t>0</w:t>
+      </w:r>
+      <w:r>
+        <w:rPr>
+          <w:rFonts w:hint="eastAsia"/>
+          <w:b/>
+          <w:bCs/>
+        </w:rPr>
+        <w:t>/3</w:t>
+      </w:r>
+      <w:r>
+        <w:rPr>
+          <w:b/>
+          <w:bCs/>
+        </w:rPr>
+        <w:t>0</w:t>
+      </w:r>
+      <w:r>
+        <w:rPr>
+          <w:rFonts w:hint="eastAsia"/>
+          <w:b/>
+          <w:bCs/>
+        </w:rPr>
+        <w:t>/</w:t>
+      </w:r>
+      <w:r>
+        <w:rPr>
+          <w:b/>
+          <w:bCs/>
+        </w:rPr>
+        <w:t>40</w:t>
+      </w:r>
+      <w:r>
+        <w:rPr>
+          <w:rFonts w:hint="eastAsia"/>
+          <w:b/>
+          <w:bCs/>
+        </w:rPr>
+        <w:t>节点下两种算法的hv</w:t>
+      </w:r>
+      <w:r>
+        <w:rPr>
+          <w:b/>
+          <w:bCs/>
+        </w:rPr>
+        <w:br/>
+      </w:r>
+      <w:r>
+        <w:rPr>
+          <w:rFonts w:hint="eastAsia"/>
+          <w:b/>
+          <w:bCs/>
+        </w:rPr>
+        <w:t>表格对比k</w:t>
+      </w:r>
+      <w:r>
+        <w:rPr>
+          <w:b/>
+          <w:bCs/>
+        </w:rPr>
+        <w:t>-</w:t>
+      </w:r>
+      <w:r>
+        <w:rPr>
+          <w:rFonts w:hint="eastAsia"/>
+          <w:b/>
+          <w:bCs/>
+        </w:rPr>
+        <w:t>连通下的两种算法的覆盖率。</w:t>
+      </w:r>
+      <w:r>
+        <w:rPr>
+          <w:b/>
+          <w:bCs/>
+        </w:rPr>
+        <w:br/>
+      </w:r>
+      <w:r>
+        <w:rPr>
+          <w:b/>
+          <w:bCs/>
+        </w:rPr>
+        <w:br/>
+      </w:r>
+      <w:r>
+        <w:rPr>
+          <w:b/>
+          <w:bCs/>
+        </w:rPr>
+        <w:br/>
+      </w:r>
+      <w:r>
+        <w:rPr>
+          <w:rFonts w:hint="eastAsia"/>
+          <w:b/>
+          <w:bCs/>
+        </w:rPr>
+        <w:t>全部跑一遍。</w:t>
+      </w:r>
+    </w:p>
+    <w:p>
+      <w:pPr>
+        <w:widowControl/>
+        <w:jc w:val="left"/>
+        <w:rPr>
+          <w:b/>
+          <w:bCs/>
+        </w:rPr>
+      </w:pPr>
+    </w:p>
+    <w:p>
+      <w:pPr>
+        <w:widowControl/>
+        <w:jc w:val="left"/>
+        <w:rPr>
+          <w:b/>
+          <w:bCs/>
+        </w:rPr>
+      </w:pPr>
+      <w:r>
+        <w:rPr>
+          <w:rFonts w:hint="eastAsia"/>
+          <w:b/>
+          <w:bCs/>
+        </w:rPr>
+        <w:t>权威期刊：ieee</w:t>
+      </w:r>
+      <w:r>
+        <w:rPr>
+          <w:b/>
+          <w:bCs/>
+        </w:rPr>
+        <w:t xml:space="preserve"> </w:t>
+      </w:r>
+      <w:r>
+        <w:rPr>
+          <w:rFonts w:hint="eastAsia"/>
+          <w:b/>
+          <w:bCs/>
+        </w:rPr>
+        <w:t>trans</w:t>
+      </w:r>
+      <w:r>
+        <w:rPr>
+          <w:b/>
+          <w:bCs/>
+        </w:rPr>
+        <w:t>/</w:t>
+      </w:r>
+      <w:r>
+        <w:rPr>
+          <w:rFonts w:hint="eastAsia"/>
+          <w:b/>
+          <w:bCs/>
+        </w:rPr>
+        <w:t>或其他期刊，不要access</w:t>
+      </w:r>
+      <w:r>
+        <w:rPr>
+          <w:b/>
+          <w:bCs/>
+        </w:rPr>
+        <w:t>(</w:t>
+      </w:r>
+      <w:r>
+        <w:rPr>
+          <w:rFonts w:hint="eastAsia"/>
+          <w:b/>
+          <w:bCs/>
+        </w:rPr>
+        <w:t>是个会议</w:t>
+      </w:r>
+      <w:r>
+        <w:rPr>
+          <w:b/>
+          <w:bCs/>
+        </w:rPr>
+        <w:t>)</w:t>
+      </w:r>
+    </w:p>
+    <w:p>
+      <w:pPr>
+        <w:widowControl/>
+        <w:jc w:val="left"/>
+        <w:rPr>
+          <w:b/>
+          <w:bCs/>
+        </w:rPr>
+      </w:pPr>
+    </w:p>
+    <w:p>
+      <w:pPr>
+        <w:widowControl/>
+        <w:jc w:val="left"/>
+        <w:rPr>
+          <w:b/>
+          <w:bCs/>
+        </w:rPr>
+      </w:pPr>
+      <w:r>
+        <w:rPr>
+          <w:rFonts w:hint="eastAsia"/>
+          <w:b/>
+          <w:bCs/>
+        </w:rPr>
+        <w:t>修改多种群算法</w:t>
+      </w:r>
+    </w:p>
+    <w:p>
+      <w:pPr>
+        <w:widowControl/>
+        <w:jc w:val="left"/>
+        <w:rPr>
+          <w:b/>
+          <w:bCs/>
+        </w:rPr>
+      </w:pPr>
+      <w:r>
+        <w:rPr>
+          <w:b/>
+          <w:bCs/>
+        </w:rPr>
+        <w:t>20: 152/312</w:t>
+      </w:r>
+    </w:p>
+    <w:p>
+      <w:pPr>
+        <w:widowControl/>
+        <w:jc w:val="left"/>
+        <w:rPr>
+          <w:b/>
+          <w:bCs/>
+        </w:rPr>
+      </w:pPr>
+      <w:r>
+        <w:rPr>
+          <w:rFonts w:hint="eastAsia"/>
+          <w:b/>
+          <w:bCs/>
+        </w:rPr>
+        <w:t>3</w:t>
+      </w:r>
+      <w:r>
+        <w:rPr>
+          <w:b/>
+          <w:bCs/>
+        </w:rPr>
+        <w:t>0: 242/312</w:t>
+      </w:r>
+      <w:r>
+        <w:rPr>
+          <w:b/>
+          <w:bCs/>
+        </w:rPr>
+        <w:br/>
+      </w:r>
+    </w:p>
+    <w:p>
+      <w:pPr>
+        <w:widowControl/>
+        <w:jc w:val="left"/>
+        <w:rPr>
+          <w:b/>
+          <w:bCs/>
+        </w:rPr>
+      </w:pPr>
+    </w:p>
+    <w:p>
+      <w:pPr>
+        <w:widowControl/>
+        <w:jc w:val="left"/>
+        <w:rPr>
+          <w:b/>
+          <w:bCs/>
+        </w:rPr>
+      </w:pPr>
+    </w:p>
+    <w:p>
+      <w:pPr>
+        <w:widowControl/>
+        <w:jc w:val="left"/>
+        <w:rPr>
+          <w:b/>
+          <w:bCs/>
+        </w:rPr>
+      </w:pPr>
+      <w:r>
+        <w:rPr>
+          <w:rFonts w:hint="eastAsia"/>
+          <w:b/>
+          <w:bCs/>
+        </w:rPr>
+        <w:t>整理结果：</w:t>
+      </w:r>
+      <w:r>
+        <w:rPr>
+          <w:b/>
+          <w:bCs/>
+        </w:rPr>
+        <w:br/>
+      </w:r>
+      <w:r>
+        <w:rPr>
+          <w:rFonts w:hint="eastAsia"/>
+          <w:b/>
+          <w:bCs/>
+        </w:rPr>
+        <w:t>编写论文：</w:t>
+      </w:r>
+    </w:p>
+    <w:p>
+      <w:pPr>
+        <w:widowControl/>
+        <w:jc w:val="left"/>
+        <w:rPr>
+          <w:b/>
+          <w:bCs/>
+        </w:rPr>
+      </w:pPr>
+      <w:r>
+        <w:rPr>
+          <w:rFonts w:hint="eastAsia"/>
+          <w:b/>
+          <w:bCs/>
+        </w:rPr>
+        <w:t>摘要</w:t>
+      </w:r>
+      <w:r>
+        <w:rPr>
+          <w:b/>
+          <w:bCs/>
+        </w:rPr>
+        <w:br/>
+      </w:r>
+      <w:r>
+        <w:rPr>
+          <w:rFonts w:hint="eastAsia"/>
+          <w:b/>
+          <w:bCs/>
+        </w:rPr>
+        <w:t>第一章：</w:t>
+      </w:r>
+      <w:r>
+        <w:rPr>
+          <w:b/>
+          <w:bCs/>
+        </w:rPr>
+        <w:br/>
+      </w:r>
+      <w:r>
+        <w:rPr>
+          <w:rFonts w:hint="eastAsia"/>
+          <w:b/>
+          <w:bCs/>
+        </w:rPr>
+        <w:t>①参考文献整理：提升质量、整理文献、整理分类</w:t>
+      </w:r>
+      <w:r>
+        <w:rPr>
+          <w:rFonts w:hint="eastAsia"/>
+          <w:b/>
+          <w:bCs/>
+        </w:rPr>
+        <w:t>（今天完成）</w:t>
+      </w:r>
+    </w:p>
+    <w:p>
+      <w:pPr>
+        <w:widowControl/>
+        <w:jc w:val="left"/>
+        <w:rPr>
+          <w:b/>
+          <w:bCs/>
+        </w:rPr>
+      </w:pPr>
+      <w:r>
+        <w:rPr>
+          <w:rFonts w:hint="eastAsia"/>
+          <w:b/>
+          <w:bCs/>
+        </w:rPr>
+        <w:t>②文章结构和本章小结</w:t>
+      </w:r>
+      <w:r>
+        <w:rPr>
+          <w:rFonts w:hint="eastAsia"/>
+          <w:b/>
+          <w:bCs/>
+        </w:rPr>
+        <w:t>（</w:t>
+      </w:r>
+      <w:r>
+        <w:rPr>
+          <w:rFonts w:hint="eastAsia"/>
+          <w:b/>
+          <w:bCs/>
+        </w:rPr>
+        <w:t>完成</w:t>
+      </w:r>
+      <w:r>
+        <w:rPr>
+          <w:rFonts w:hint="eastAsia"/>
+          <w:b/>
+          <w:bCs/>
+        </w:rPr>
+        <w:t>）</w:t>
+      </w:r>
+    </w:p>
+    <w:p>
+      <w:pPr>
+        <w:widowControl/>
+        <w:jc w:val="left"/>
+        <w:rPr>
+          <w:b/>
+          <w:bCs/>
+        </w:rPr>
+      </w:pPr>
+      <w:r>
+        <w:rPr>
+          <w:rFonts w:hint="eastAsia"/>
+          <w:b/>
+          <w:bCs/>
+        </w:rPr>
+        <w:t>③主要研究内容：创新点编写</w:t>
+      </w:r>
+      <w:r>
+        <w:rPr>
+          <w:rFonts w:hint="eastAsia"/>
+          <w:b/>
+          <w:bCs/>
+        </w:rPr>
+        <w:t>（</w:t>
+      </w:r>
+      <w:r>
+        <w:rPr>
+          <w:rFonts w:hint="eastAsia"/>
+          <w:b/>
+          <w:bCs/>
+        </w:rPr>
+        <w:t>完成</w:t>
+      </w:r>
+      <w:r>
+        <w:rPr>
+          <w:rFonts w:hint="eastAsia"/>
+          <w:b/>
+          <w:bCs/>
+        </w:rPr>
+        <w:t>）</w:t>
+      </w:r>
+      <w:r>
+        <w:rPr>
+          <w:b/>
+          <w:bCs/>
+        </w:rPr>
+        <w:br/>
+      </w:r>
+      <w:r>
+        <w:rPr>
+          <w:rFonts w:hint="eastAsia"/>
+          <w:b/>
+          <w:bCs/>
+        </w:rPr>
+        <w:t>第二章：</w:t>
+      </w:r>
+      <w:r>
+        <w:rPr>
+          <w:b/>
+          <w:bCs/>
+        </w:rPr>
+        <w:br/>
+      </w:r>
+      <w:r>
+        <w:rPr>
+          <w:rFonts w:hint="eastAsia"/>
+          <w:b/>
+          <w:bCs/>
+        </w:rPr>
+        <w:t>①补充k连通性</w:t>
+      </w:r>
+      <w:r>
+        <w:rPr>
+          <w:rFonts w:hint="eastAsia"/>
+          <w:b/>
+          <w:bCs/>
+        </w:rPr>
+        <w:t>（已经有了，是否需要对应的计算方法的说明）</w:t>
+      </w:r>
+    </w:p>
+    <w:p>
+      <w:pPr>
+        <w:widowControl/>
+        <w:jc w:val="left"/>
+        <w:rPr>
+          <w:b/>
+          <w:bCs/>
+        </w:rPr>
+      </w:pPr>
+      <w:r>
+        <w:rPr>
+          <w:rFonts w:hint="eastAsia"/>
+          <w:b/>
+          <w:bCs/>
+        </w:rPr>
+        <w:t>②最大瓶颈生成树计算示意图</w:t>
+      </w:r>
+      <w:r>
+        <w:rPr>
+          <w:rFonts w:hint="eastAsia"/>
+          <w:b/>
+          <w:bCs/>
+        </w:rPr>
+        <w:t>，已经有了，</w:t>
+      </w:r>
+      <w:r>
+        <w:rPr>
+          <w:rFonts w:hint="eastAsia"/>
+          <w:b/>
+          <w:bCs/>
+        </w:rPr>
+        <w:t>（可以补充计算方法）</w:t>
+      </w:r>
+      <w:r>
+        <w:rPr>
+          <w:b/>
+          <w:bCs/>
+        </w:rPr>
+        <w:br/>
+      </w:r>
+      <w:r>
+        <w:rPr>
+          <w:rFonts w:hint="eastAsia"/>
+          <w:b/>
+          <w:bCs/>
+        </w:rPr>
+        <w:t>第三章：</w:t>
+      </w:r>
+      <w:r>
+        <w:rPr>
+          <w:b/>
+          <w:bCs/>
+        </w:rPr>
+        <w:br/>
+      </w:r>
+      <w:r>
+        <w:rPr>
+          <w:rFonts w:hint="eastAsia"/>
+          <w:b/>
+          <w:bCs/>
+        </w:rPr>
+        <w:t>①重新整理绘制的图的</w:t>
+      </w:r>
+      <w:r>
+        <w:rPr>
+          <w:rFonts w:hint="eastAsia"/>
+          <w:b/>
+          <w:bCs/>
+        </w:rPr>
+        <w:t>具体介绍</w:t>
+      </w:r>
+      <w:r>
+        <w:rPr>
+          <w:rFonts w:hint="eastAsia"/>
+          <w:b/>
+          <w:bCs/>
+        </w:rPr>
+        <w:t>（）</w:t>
+      </w:r>
+      <w:r>
+        <w:rPr>
+          <w:b/>
+          <w:bCs/>
+        </w:rPr>
+        <w:br/>
+      </w:r>
+      <w:r>
+        <w:rPr>
+          <w:rFonts w:hint="eastAsia"/>
+          <w:b/>
+          <w:bCs/>
+        </w:rPr>
+        <w:t>第四章：</w:t>
+      </w:r>
+      <w:r>
+        <w:rPr>
+          <w:b/>
+          <w:bCs/>
+        </w:rPr>
+        <w:br/>
+      </w:r>
+      <w:r>
+        <w:rPr>
+          <w:rFonts w:hint="eastAsia"/>
+          <w:b/>
+          <w:bCs/>
+        </w:rPr>
+        <w:t>①补充算法过程和示意图</w:t>
+      </w:r>
+      <w:r>
+        <w:rPr>
+          <w:rFonts w:hint="eastAsia"/>
+          <w:b/>
+          <w:bCs/>
+        </w:rPr>
+        <w:t>（基本完成）</w:t>
+      </w:r>
+      <w:r>
+        <w:rPr>
+          <w:b/>
+          <w:bCs/>
+        </w:rPr>
+        <w:br/>
+      </w:r>
+      <w:r>
+        <w:rPr>
+          <w:rFonts w:hint="eastAsia"/>
+          <w:b/>
+          <w:bCs/>
+        </w:rPr>
+        <w:t>②补充实验结果</w:t>
+      </w:r>
+      <w:r>
+        <w:rPr>
+          <w:rFonts w:hint="eastAsia"/>
+          <w:b/>
+          <w:bCs/>
+        </w:rPr>
+        <w:t>（</w:t>
+      </w:r>
+      <w:r>
+        <w:rPr>
+          <w:rFonts w:hint="eastAsia"/>
+          <w:b/>
+          <w:bCs/>
+        </w:rPr>
+        <w:t>未完成，明天和后天一起完成</w:t>
+      </w:r>
+      <w:r>
+        <w:rPr>
+          <w:rFonts w:hint="eastAsia"/>
+          <w:b/>
+          <w:bCs/>
+        </w:rPr>
+        <w:t>）</w:t>
+      </w:r>
+      <w:r>
+        <w:rPr>
+          <w:b/>
+          <w:bCs/>
+        </w:rPr>
+        <w:br/>
+      </w:r>
+      <w:r>
+        <w:rPr>
+          <w:rFonts w:hint="eastAsia"/>
+          <w:b/>
+          <w:bCs/>
+        </w:rPr>
+        <w:t>第五章：</w:t>
+      </w:r>
+      <w:r>
+        <w:rPr>
+          <w:b/>
+          <w:bCs/>
+        </w:rPr>
+        <w:br/>
+      </w:r>
+      <w:r>
+        <w:rPr>
+          <w:rFonts w:hint="eastAsia"/>
+          <w:b/>
+          <w:bCs/>
+        </w:rPr>
+        <w:t>结果与展望（</w:t>
+      </w:r>
+      <w:r>
+        <w:rPr>
+          <w:rFonts w:hint="eastAsia"/>
+          <w:b/>
+          <w:bCs/>
+        </w:rPr>
+        <w:t>后天完成</w:t>
+      </w:r>
+      <w:r>
+        <w:rPr>
+          <w:rFonts w:hint="eastAsia"/>
+          <w:b/>
+          <w:bCs/>
+        </w:rPr>
+        <w:t>）</w:t>
+      </w:r>
+      <w:r>
+        <w:rPr>
+          <w:b/>
+          <w:bCs/>
+        </w:rPr>
+        <w:br/>
+      </w:r>
+      <w:r>
+        <w:rPr>
+          <w:b/>
+          <w:bCs/>
+        </w:rPr>
+        <w:br/>
+      </w:r>
+      <w:r>
+        <w:rPr>
+          <w:b/>
+          <w:bCs/>
+        </w:rPr>
+        <w:br/>
+        <w:t>192</w:t>
+      </w:r>
+      <w:r>
+        <w:rPr>
+          <w:rFonts w:hint="eastAsia"/>
+          <w:b/>
+          <w:bCs/>
+        </w:rPr>
+        <w:t>比较nsga</w:t>
+      </w:r>
+      <w:r>
+        <w:rPr>
+          <w:b/>
+          <w:bCs/>
+        </w:rPr>
+        <w:t xml:space="preserve">2 </w:t>
+      </w:r>
+      <w:r>
+        <w:rPr>
+          <w:rFonts w:hint="eastAsia"/>
+          <w:b/>
+          <w:bCs/>
+        </w:rPr>
+        <w:t>差</w:t>
+      </w:r>
+    </w:p>
+    <w:p>
+      <w:pPr>
+        <w:widowControl/>
+        <w:jc w:val="left"/>
+        <w:rPr>
+          <w:b/>
+          <w:bCs/>
+        </w:rPr>
+      </w:pPr>
+    </w:p>
+    <w:p>
+      <w:pPr>
+        <w:widowControl/>
+        <w:jc w:val="left"/>
+        <w:rPr>
+          <w:b/>
+          <w:bCs/>
+        </w:rPr>
+      </w:pPr>
+      <w:r>
+        <w:rPr>
+          <w:rFonts w:hint="eastAsia"/>
+          <w:b/>
+          <w:bCs/>
+        </w:rPr>
+        <w:t>2</w:t>
+      </w:r>
+      <w:r>
+        <w:rPr>
+          <w:b/>
+          <w:bCs/>
+        </w:rPr>
+        <w:t>0</w:t>
+      </w:r>
+      <w:r>
+        <w:rPr>
+          <w:rFonts w:hint="eastAsia"/>
+          <w:b/>
+          <w:bCs/>
+        </w:rPr>
+        <w:t>：3</w:t>
+      </w:r>
+      <w:r>
+        <w:rPr>
+          <w:b/>
+          <w:bCs/>
+        </w:rPr>
+        <w:t xml:space="preserve">72  </w:t>
+      </w:r>
+      <w:r>
+        <w:rPr>
+          <w:rFonts w:hint="eastAsia"/>
+          <w:b/>
+          <w:bCs/>
+        </w:rPr>
+        <w:t xml:space="preserve">和 </w:t>
+      </w:r>
+      <w:r>
+        <w:rPr>
+          <w:b/>
+          <w:bCs/>
+        </w:rPr>
+        <w:t>152</w:t>
+      </w:r>
+      <w:r>
+        <w:rPr>
+          <w:b/>
+          <w:bCs/>
+        </w:rPr>
+        <w:t xml:space="preserve">    372</w:t>
+      </w:r>
+      <w:r>
+        <w:rPr>
+          <w:rFonts w:hint="eastAsia"/>
+          <w:b/>
+          <w:bCs/>
+        </w:rPr>
+        <w:t>整体会更加</w:t>
+      </w:r>
+      <w:r>
+        <w:rPr>
+          <w:rFonts w:hint="eastAsia"/>
+          <w:b/>
+          <w:bCs/>
+        </w:rPr>
+        <w:t>高一点</w:t>
+      </w:r>
+    </w:p>
+    <w:p>
+      <w:pPr>
+        <w:widowControl/>
+        <w:jc w:val="left"/>
+        <w:rPr>
+          <w:b/>
+          <w:bCs/>
+        </w:rPr>
+      </w:pPr>
+      <w:r>
+        <w:rPr>
+          <w:rFonts w:hint="eastAsia"/>
+          <w:b/>
+          <w:bCs/>
+        </w:rPr>
+        <w:t>3</w:t>
+      </w:r>
+      <w:r>
+        <w:rPr>
+          <w:b/>
+          <w:bCs/>
+        </w:rPr>
+        <w:t>0</w:t>
+      </w:r>
+      <w:r>
+        <w:rPr>
+          <w:rFonts w:hint="eastAsia"/>
+          <w:b/>
+          <w:bCs/>
+        </w:rPr>
+        <w:t>：1</w:t>
+      </w:r>
+      <w:r>
+        <w:rPr>
+          <w:b/>
+          <w:bCs/>
+        </w:rPr>
+        <w:t>72 262</w:t>
+      </w:r>
+      <w:r>
+        <w:rPr>
+          <w:b/>
+          <w:bCs/>
+        </w:rPr>
+        <w:t xml:space="preserve"> 312</w:t>
+      </w:r>
+    </w:p>
+    <w:p>
+      <w:pPr>
+        <w:widowControl/>
+        <w:jc w:val="left"/>
+        <w:rPr>
+          <w:b/>
+          <w:bCs/>
+        </w:rPr>
+      </w:pPr>
+      <w:r>
+        <w:rPr>
+          <w:b/>
+          <w:bCs/>
+        </w:rPr>
+        <w:br w:type="page"/>
+      </w:r>
+    </w:p>
+    <w:p>
+      <w:pPr>
+        <w:widowControl/>
+        <w:jc w:val="left"/>
+        <w:rPr>
+          <w:b/>
+          <w:bCs/>
+        </w:rPr>
+      </w:pPr>
+      <w:bookmarkStart w:id="2" w:name="_Hlk221298397"/>
+      <w:r>
+        <w:rPr>
+          <w:b/>
+          <w:bCs/>
+          <w:i/>
+          <w:iCs/>
+        </w:rPr>
+        <w:lastRenderedPageBreak/>
+        <w:t>V</w:t>
+      </w:r>
+      <w:r>
+        <w:rPr>
+          <w:b/>
+          <w:bCs/>
+          <w:i/>
+          <w:iCs/>
+        </w:rPr>
+        <w:t>_</w:t>
+      </w:r>
+      <w:r>
+        <w:rPr>
+          <w:b/>
+          <w:bCs/>
+          <w:i/>
+          <w:iCs/>
+        </w:rPr>
+        <w:t>i</w:t>
+      </w:r>
+      <w:r>
+        <w:rPr>
+          <w:rFonts w:ascii="MS Gothic" w:eastAsia="MS Gothic" w:hAnsi="MS Gothic" w:cs="MS Gothic" w:hint="eastAsia"/>
+          <w:b/>
+          <w:bCs/>
+        </w:rPr>
+        <w:t>​</w:t>
+      </w:r>
+      <w:r>
+        <w:rPr>
+          <w:b/>
+          <w:bCs/>
+        </w:rPr>
+        <w:t>={</w:t>
+      </w:r>
+      <w:r>
+        <w:rPr>
+          <w:b/>
+          <w:bCs/>
+          <w:i/>
+          <w:iCs/>
+        </w:rPr>
+        <w:t>q</w:t>
+      </w:r>
+      <w:r>
+        <w:rPr>
+          <w:b/>
+          <w:bCs/>
+        </w:rPr>
+        <w:t>∈</w:t>
+      </w:r>
+      <w:r>
+        <w:rPr>
+          <w:b/>
+          <w:bCs/>
+        </w:rPr>
+        <w:t>\</w:t>
+      </w:r>
+      <w:r>
+        <w:rPr>
+          <w:rFonts w:hint="eastAsia"/>
+          <w:b/>
+          <w:bCs/>
+        </w:rPr>
+        <w:t>mathcal</w:t>
+      </w:r>
+      <w:r>
+        <w:rPr>
+          <w:b/>
+          <w:bCs/>
+        </w:rPr>
+        <w:t>{</w:t>
+      </w:r>
+      <w:r>
+        <w:rPr>
+          <w:b/>
+          <w:bCs/>
+        </w:rPr>
+        <w:t>S</w:t>
+      </w:r>
+      <w:r>
+        <w:rPr>
+          <w:b/>
+          <w:bCs/>
+        </w:rPr>
+        <w:t>}_{</w:t>
+      </w:r>
+      <w:r>
+        <w:rPr>
+          <w:b/>
+          <w:bCs/>
+          <w:i/>
+          <w:iCs/>
+        </w:rPr>
+        <w:t>task</w:t>
+      </w:r>
+      <w:r>
+        <w:rPr>
+          <w:b/>
+          <w:bCs/>
+          <w:i/>
+          <w:iCs/>
+        </w:rPr>
+        <w:t>}</w:t>
+      </w:r>
+      <w:r>
+        <w:rPr>
+          <w:rFonts w:ascii="MS Gothic" w:eastAsia="MS Gothic" w:hAnsi="MS Gothic" w:cs="MS Gothic" w:hint="eastAsia"/>
+          <w:b/>
+          <w:bCs/>
+        </w:rPr>
+        <w:t>​</w:t>
+      </w:r>
+      <w:r>
+        <w:rPr>
+          <w:b/>
+          <w:bCs/>
+        </w:rPr>
+        <w:t> </w:t>
+      </w:r>
+      <w:r>
+        <w:rPr>
+          <w:rFonts w:ascii="MS Gothic" w:eastAsia="MS Gothic" w:hAnsi="MS Gothic" w:cs="MS Gothic" w:hint="eastAsia"/>
+          <w:b/>
+          <w:bCs/>
+        </w:rPr>
+        <w:t>​</w:t>
+      </w:r>
+      <w:r>
+        <w:rPr>
+          <w:rFonts w:ascii="MS Gothic" w:hAnsi="MS Gothic" w:cs="MS Gothic" w:hint="eastAsia"/>
+          <w:b/>
+          <w:bCs/>
+        </w:rPr>
+        <w:t>|</w:t>
+      </w:r>
+      <w:r>
+        <w:rPr>
+          <w:b/>
+          <w:bCs/>
+        </w:rPr>
+        <w:t> </w:t>
+      </w:r>
+      <w:r>
+        <w:rPr>
+          <w:b/>
+          <w:bCs/>
+          <w:i/>
+          <w:iCs/>
+        </w:rPr>
+        <w:t>d</w:t>
+      </w:r>
+      <w:r>
+        <w:rPr>
+          <w:b/>
+          <w:bCs/>
+          <w:i/>
+          <w:iCs/>
+        </w:rPr>
+        <w:t>_</w:t>
+      </w:r>
+      <w:r>
+        <w:rPr>
+          <w:b/>
+          <w:bCs/>
+          <w:i/>
+          <w:iCs/>
+        </w:rPr>
+        <w:t>i</w:t>
+      </w:r>
+      <w:r>
+        <w:rPr>
+          <w:rFonts w:ascii="MS Gothic" w:eastAsia="MS Gothic" w:hAnsi="MS Gothic" w:cs="MS Gothic" w:hint="eastAsia"/>
+          <w:b/>
+          <w:bCs/>
+        </w:rPr>
+        <w:t>​</w:t>
+      </w:r>
+      <w:r>
+        <w:rPr>
+          <w:b/>
+          <w:bCs/>
+        </w:rPr>
+        <w:t>(</w:t>
+      </w:r>
+      <w:r>
+        <w:rPr>
+          <w:b/>
+          <w:bCs/>
+          <w:i/>
+          <w:iCs/>
+        </w:rPr>
+        <w:t>q</w:t>
+      </w:r>
+      <w:r>
+        <w:rPr>
+          <w:b/>
+          <w:bCs/>
+        </w:rPr>
+        <w:t>)≤</w:t>
+      </w:r>
+      <w:r>
+        <w:rPr>
+          <w:b/>
+          <w:bCs/>
+          <w:i/>
+          <w:iCs/>
+        </w:rPr>
+        <w:t>d</w:t>
+      </w:r>
+      <w:r>
+        <w:rPr>
+          <w:b/>
+          <w:bCs/>
+          <w:i/>
+          <w:iCs/>
+        </w:rPr>
+        <w:t>_</w:t>
+      </w:r>
+      <w:r>
+        <w:rPr>
+          <w:b/>
+          <w:bCs/>
+          <w:i/>
+          <w:iCs/>
+        </w:rPr>
+        <w:t>j</w:t>
+      </w:r>
+      <w:r>
+        <w:rPr>
+          <w:rFonts w:ascii="MS Gothic" w:eastAsia="MS Gothic" w:hAnsi="MS Gothic" w:cs="MS Gothic" w:hint="eastAsia"/>
+          <w:b/>
+          <w:bCs/>
+        </w:rPr>
+        <w:t>​</w:t>
+      </w:r>
+      <w:r>
+        <w:rPr>
+          <w:b/>
+          <w:bCs/>
+        </w:rPr>
+        <w:t>(</w:t>
+      </w:r>
+      <w:r>
+        <w:rPr>
+          <w:b/>
+          <w:bCs/>
+          <w:i/>
+          <w:iCs/>
+        </w:rPr>
+        <w:t>q</w:t>
+      </w:r>
+      <w:r>
+        <w:rPr>
+          <w:b/>
+          <w:bCs/>
+        </w:rPr>
+        <w:t>), </w:t>
+      </w:r>
+      <w:r>
+        <w:rPr>
+          <w:rFonts w:ascii="Cambria Math" w:hAnsi="Cambria Math" w:cs="Cambria Math"/>
+          <w:b/>
+          <w:bCs/>
+        </w:rPr>
+        <w:t>∀</w:t>
+      </w:r>
+      <w:r>
+        <w:rPr>
+          <w:b/>
+          <w:bCs/>
+          <w:i/>
+          <w:iCs/>
+        </w:rPr>
+        <w:t>u</w:t>
+      </w:r>
+      <w:r>
+        <w:rPr>
+          <w:b/>
+          <w:bCs/>
+          <w:i/>
+          <w:iCs/>
+        </w:rPr>
+        <w:t>_</w:t>
+      </w:r>
+      <w:r>
+        <w:rPr>
+          <w:b/>
+          <w:bCs/>
+          <w:i/>
+          <w:iCs/>
+        </w:rPr>
+        <w:t>j</w:t>
+      </w:r>
+      <w:r>
+        <w:rPr>
+          <w:rFonts w:ascii="MS Gothic" w:eastAsia="MS Gothic" w:hAnsi="MS Gothic" w:cs="MS Gothic" w:hint="eastAsia"/>
+          <w:b/>
+          <w:bCs/>
+        </w:rPr>
+        <w:t>​</w:t>
+      </w:r>
+      <w:r>
+        <w:rPr>
+          <w:b/>
+          <w:bCs/>
+        </w:rPr>
+        <w:t>∈N</w:t>
+      </w:r>
+      <w:r>
+        <w:rPr>
+          <w:b/>
+          <w:bCs/>
+          <w:i/>
+          <w:iCs/>
+        </w:rPr>
+        <w:t>i</w:t>
+      </w:r>
+      <w:r>
+        <w:rPr>
+          <w:rFonts w:ascii="MS Gothic" w:eastAsia="MS Gothic" w:hAnsi="MS Gothic" w:cs="MS Gothic" w:hint="eastAsia"/>
+          <w:b/>
+          <w:bCs/>
+        </w:rPr>
+        <w:t>​</w:t>
+      </w:r>
+      <w:r>
+        <w:rPr>
+          <w:b/>
+          <w:bCs/>
+        </w:rPr>
+        <w:t>}</w:t>
+      </w:r>
+      <w:bookmarkEnd w:id="2"/>
+      <w:r>
+        <w:rPr>
+          <w:b/>
+          <w:bCs/>
+        </w:rPr>
+        <w:t>.</w:t>
+      </w:r>
+      <w:r>
+        <w:rPr>
+          <w:b/>
+          <w:bCs/>
+        </w:rPr>
+        <w:br/>
+      </w:r>
+      <w:r>
+        <w:rPr>
+          <w:b/>
+          <w:bCs/>
+        </w:rPr>
+        <w:br/>
+      </w:r>
+      <w:r>
+        <w:rPr>
+          <w:b/>
+          <w:bCs/>
+        </w:rPr>
+        <w:br/>
+      </w:r>
+    </w:p>
+    <w:tbl>
+      <w:tblPr>
+        <w:tblStyle w:val="12"/>
+        <w:tblW w:w="9070" w:type="dxa"/>
+        <w:tblInd w:w="142" w:type="dxa"/>
+        <w:tblLook w:val="04A0" w:firstRow="1" w:lastRow="0" w:firstColumn="1" w:lastColumn="0" w:noHBand="0" w:noVBand="1"/>
+      </w:tblPr>
+      <w:tblGrid>
+        <w:gridCol w:w="9070"/>
+      </w:tblGrid>
+      <w:tr>
+        <w:trPr>
+          <w:cnfStyle w:val="100000000000" w:firstRow="1" w:lastRow="0" w:firstColumn="0" w:lastColumn="0" w:oddVBand="0" w:evenVBand="0" w:oddHBand="0" w:evenHBand="0" w:firstRowFirstColumn="0" w:firstRowLastColumn="0" w:lastRowFirstColumn="0" w:lastRowLastColumn="0"/>
+        </w:trPr>
+        <w:tc>
+          <w:tcPr>
+            <w:tcW w:w="9070" w:type="dxa"/>
+          </w:tcPr>
+          <w:p>
+            <w:pPr>
+              <w:spacing w:line="300" w:lineRule="auto"/>
+              <w:rPr>
+                <w:rFonts w:cs="Times New Roman"/>
+                <w:sz w:val="24"/>
+              </w:rPr>
+            </w:pPr>
+            <w:r>
+              <w:rPr>
+                <w:rFonts w:cs="Times New Roman" w:hint="eastAsia"/>
+                <w:sz w:val="24"/>
+              </w:rPr>
+              <w:t>算法</w:t>
+            </w:r>
+            <w:r>
+              <w:rPr>
+                <w:rFonts w:cs="Times New Roman"/>
+                <w:sz w:val="24"/>
+              </w:rPr>
+              <w:t>3:</w:t>
+            </w:r>
+            <w:r>
+              <w:rPr>
+                <w:rFonts w:cs="Times New Roman" w:hint="eastAsia"/>
+                <w:sz w:val="24"/>
+              </w:rPr>
+              <w:t xml:space="preserve"> </w:t>
+            </w:r>
+            <w:r>
+              <w:rPr>
+                <w:rFonts w:cs="Times New Roman" w:hint="eastAsia"/>
+                <w:sz w:val="24"/>
+              </w:rPr>
+              <w:t>贪心覆盖初始化算法</w:t>
+            </w:r>
+          </w:p>
+        </w:tc>
+      </w:tr>
+      <w:tr>
+        <w:tc>
+          <w:tcPr>
+            <w:tcW w:w="9070" w:type="dxa"/>
+          </w:tcPr>
+          <w:p>
+            <w:pPr>
+              <w:spacing w:line="300" w:lineRule="auto"/>
+              <w:rPr>
+                <w:rFonts w:ascii="Times New Roman" w:eastAsia="宋体" w:hAnsi="Times New Roman" w:cs="Times New Roman"/>
+                <w:sz w:val="24"/>
+              </w:rPr>
+            </w:pPr>
+            <w:r>
+              <w:rPr>
+                <w:rFonts w:ascii="Times New Roman" w:eastAsia="宋体" w:hAnsi="Times New Roman" w:cs="Times New Roman" w:hint="eastAsia"/>
+                <w:sz w:val="24"/>
+              </w:rPr>
+              <w:t>输入</w:t>
+            </w:r>
+            <w:r>
+              <w:rPr>
+                <w:rFonts w:ascii="Times New Roman" w:eastAsia="宋体" w:hAnsi="Times New Roman" w:cs="Times New Roman" w:hint="eastAsia"/>
+                <w:sz w:val="24"/>
+              </w:rPr>
+              <w:t xml:space="preserve">: </w:t>
+            </w:r>
+            <w:r>
+              <w:rPr>
+                <w:rFonts w:ascii="Times New Roman" w:eastAsia="宋体" w:hAnsi="Times New Roman" w:cs="Times New Roman" w:hint="eastAsia"/>
+                <w:sz w:val="24"/>
+              </w:rPr>
+              <w:t>任务区域</w:t>
+            </w:r>
+            <w:r>
+              <w:rPr>
+                <w:rFonts w:ascii="Times New Roman" w:eastAsia="宋体" w:hAnsi="Times New Roman" w:cs="Times New Roman" w:hint="eastAsia"/>
+                <w:sz w:val="24"/>
+              </w:rPr>
+              <w:t xml:space="preserve"> </w:t>
+            </w:r>
+            <m:oMath>
+              <m:sSub>
+                <m:sSubPr>
+                  <m:ctrlPr>
+                    <w:rPr>
+                      <w:rFonts w:ascii="Cambria Math" w:eastAsia="宋体" w:hAnsi="Cambria Math" w:cs="Times New Roman"/>
+                      <w:i/>
+                      <w:sz w:val="24"/>
+                    </w:rPr>
+                  </m:ctrlPr>
+                </m:sSubPr>
+                <m:e>
+                  <m:r>
+                    <m:rPr>
+                      <m:scr m:val="script"/>
+                    </m:rPr>
+                    <w:rPr>
+                      <w:rFonts w:ascii="Cambria Math" w:eastAsia="宋体" w:hAnsi="Cambria Math" w:cs="Times New Roman"/>
+                      <w:sz w:val="24"/>
+                    </w:rPr>
+                    <m:t>S</m:t>
+                  </m:r>
+                </m:e>
+                <m:sub>
+                  <m:r>
+                    <m:rPr>
+                      <m:scr m:val="script"/>
+                    </m:rPr>
+                    <w:rPr>
+                      <w:rFonts w:ascii="Cambria Math" w:eastAsia="宋体" w:hAnsi="Cambria Math" w:cs="Times New Roman"/>
+                      <w:sz w:val="24"/>
+                    </w:rPr>
+                    <m:t>task</m:t>
+                  </m:r>
+                </m:sub>
+              </m:sSub>
+            </m:oMath>
+            <w:r>
+              <w:rPr>
+                <w:rFonts w:ascii="Times New Roman" w:eastAsia="宋体" w:hAnsi="Times New Roman" w:cs="Times New Roman" w:hint="eastAsia"/>
+                <w:sz w:val="24"/>
+              </w:rPr>
+              <w:t xml:space="preserve">, </w:t>
+            </w:r>
+            <w:r>
+              <w:rPr>
+                <w:rFonts w:ascii="Times New Roman" w:eastAsia="宋体" w:hAnsi="Times New Roman" w:cs="Times New Roman" w:hint="eastAsia"/>
+                <w:sz w:val="24"/>
+              </w:rPr>
+              <w:t>无人机数量</w:t>
+            </w:r>
+            <w:r>
+              <w:rPr>
+                <w:rFonts w:ascii="Times New Roman" w:eastAsia="宋体" w:hAnsi="Times New Roman" w:cs="Times New Roman" w:hint="eastAsia"/>
+                <w:sz w:val="24"/>
+              </w:rPr>
+              <w:t xml:space="preserve"> N, </w:t>
+            </w:r>
+            <w:r>
+              <w:rPr>
+                <w:rFonts w:ascii="Times New Roman" w:eastAsia="宋体" w:hAnsi="Times New Roman" w:cs="Times New Roman" w:hint="eastAsia"/>
+                <w:sz w:val="24"/>
+              </w:rPr>
+              <w:t>种群规模</w:t>
+            </w:r>
+            <w:r>
+              <w:rPr>
+                <w:rFonts w:ascii="Times New Roman" w:eastAsia="宋体" w:hAnsi="Times New Roman" w:cs="Times New Roman" w:hint="eastAsia"/>
+                <w:sz w:val="24"/>
+              </w:rPr>
+              <w:t xml:space="preserve"> P, </w:t>
+            </w:r>
+            <w:r>
+              <w:rPr>
+                <w:rFonts w:ascii="Times New Roman" w:eastAsia="宋体" w:hAnsi="Times New Roman" w:cs="Times New Roman" w:hint="eastAsia"/>
+                <w:sz w:val="24"/>
+              </w:rPr>
+              <w:t>覆盖权重</w:t>
+            </w:r>
+            <w:r>
+              <w:rPr>
+                <w:rFonts w:ascii="Times New Roman" w:eastAsia="宋体" w:hAnsi="Times New Roman" w:cs="Times New Roman" w:hint="eastAsia"/>
+                <w:sz w:val="24"/>
+              </w:rPr>
+              <w:t xml:space="preserve"> w_cov[i], </w:t>
+            </w:r>
+            <w:r>
+              <w:rPr>
+                <w:rFonts w:ascii="Times New Roman" w:eastAsia="宋体" w:hAnsi="Times New Roman" w:cs="Times New Roman" w:hint="eastAsia"/>
+                <w:sz w:val="24"/>
+              </w:rPr>
+              <w:t>阈值</w:t>
+            </w:r>
+            <w:r>
+              <w:rPr>
+                <w:rFonts w:ascii="Times New Roman" w:eastAsia="宋体" w:hAnsi="Times New Roman" w:cs="Times New Roman" w:hint="eastAsia"/>
+                <w:sz w:val="24"/>
+              </w:rPr>
+              <w:t xml:space="preserve"> w_th, </w:t>
+            </w:r>
+            <w:r>
+              <w:rPr>
+                <w:rFonts w:ascii="Times New Roman" w:eastAsia="宋体" w:hAnsi="Times New Roman" w:cs="Times New Roman" w:hint="eastAsia"/>
+                <w:sz w:val="24"/>
+              </w:rPr>
+              <w:t>最大扰动</w:t>
+            </w:r>
+            <w:r>
+              <w:rPr>
+                <w:rFonts w:ascii="Times New Roman" w:eastAsia="宋体" w:hAnsi="Times New Roman" w:cs="Times New Roman" w:hint="eastAsia"/>
+                <w:sz w:val="24"/>
+              </w:rPr>
+              <w:t xml:space="preserve"> </w:t>
+            </w:r>
+            <w:r>
+              <w:rPr>
+                <w:rFonts w:ascii="Times New Roman" w:eastAsia="宋体" w:hAnsi="Times New Roman" w:cs="Times New Roman" w:hint="eastAsia"/>
+                <w:sz w:val="24"/>
+              </w:rPr>
+              <w:t>σ</w:t>
+            </w:r>
+            <w:r>
+              <w:rPr>
+                <w:rFonts w:ascii="Times New Roman" w:eastAsia="宋体" w:hAnsi="Times New Roman" w:cs="Times New Roman" w:hint="eastAsia"/>
+                <w:sz w:val="24"/>
+              </w:rPr>
+              <w:t>_max</w:t>
+            </w:r>
+          </w:p>
+          <w:p>
+            <w:pPr>
+              <w:widowControl/>
+              <w:spacing w:line="300" w:lineRule="auto"/>
+              <w:rPr>
+                <w:rFonts w:ascii="Times New Roman" w:eastAsia="宋体" w:hAnsi="Times New Roman" w:cs="Times New Roman"/>
+                <w:sz w:val="24"/>
+              </w:rPr>
+            </w:pPr>
+            <w:r>
+              <w:rPr>
+                <w:rFonts w:ascii="Times New Roman" w:eastAsia="宋体" w:hAnsi="Times New Roman" w:cs="Times New Roman" w:hint="eastAsia"/>
+                <w:sz w:val="24"/>
+              </w:rPr>
+              <w:t>输出</w:t>
+            </w:r>
+            <w:r>
+              <w:rPr>
+                <w:rFonts w:ascii="Times New Roman" w:eastAsia="宋体" w:hAnsi="Times New Roman" w:cs="Times New Roman" w:hint="eastAsia"/>
+                <w:sz w:val="24"/>
+              </w:rPr>
+              <w:t xml:space="preserve">: </w:t>
+            </w:r>
+            <w:r>
+              <w:rPr>
+                <w:rFonts w:ascii="Times New Roman" w:eastAsia="宋体" w:hAnsi="Times New Roman" w:cs="Times New Roman" w:hint="eastAsia"/>
+                <w:sz w:val="24"/>
+              </w:rPr>
+              <w:t>基础贪心解</w:t>
+            </w:r>
+            <w:r>
+              <w:rPr>
+                <w:rFonts w:ascii="Times New Roman" w:eastAsia="宋体" w:hAnsi="Times New Roman" w:cs="Times New Roman" w:hint="eastAsia"/>
+                <w:sz w:val="24"/>
+              </w:rPr>
+              <w:t xml:space="preserve"> X_greedy, </w:t>
+            </w:r>
+            <w:r>
+              <w:rPr>
+                <w:rFonts w:ascii="Times New Roman" w:eastAsia="宋体" w:hAnsi="Times New Roman" w:cs="Times New Roman" w:hint="eastAsia"/>
+                <w:sz w:val="24"/>
+              </w:rPr>
+              <w:t>扰动后初始个体集合</w:t>
+            </w:r>
+            <w:r>
+              <w:rPr>
+                <w:rFonts w:ascii="Times New Roman" w:eastAsia="宋体" w:hAnsi="Times New Roman" w:cs="Times New Roman" w:hint="eastAsia"/>
+                <w:sz w:val="24"/>
+              </w:rPr>
+              <w:t xml:space="preserve"> {o_ij}</w:t>
+            </w:r>
+          </w:p>
+          <w:p>
+            <w:pPr>
+              <w:widowControl/>
+              <w:spacing w:line="300" w:lineRule="auto"/>
+              <w:rPr>
+                <w:rFonts w:ascii="Times New Roman" w:eastAsia="宋体" w:hAnsi="Times New Roman" w:cs="Times New Roman"/>
+                <w:sz w:val="24"/>
+              </w:rPr>
+            </w:pPr>
+            <w:r>
+              <w:rPr>
+                <w:rFonts w:ascii="Times New Roman" w:eastAsia="宋体" w:hAnsi="Times New Roman" w:cs="Times New Roman"/>
+                <w:sz w:val="24"/>
+              </w:rPr>
+              <w:t xml:space="preserve">U </w:t>
+            </w:r>
+            <w:r>
+              <w:rPr>
+                <w:rFonts w:ascii="Times New Roman" w:eastAsia="宋体" w:hAnsi="Times New Roman" w:cs="Times New Roman" w:hint="eastAsia"/>
+                <w:sz w:val="24"/>
+              </w:rPr>
+              <w:t>←</w:t>
+            </w:r>
+            <w:r>
+              <w:rPr>
+                <w:rFonts w:ascii="Times New Roman" w:eastAsia="宋体" w:hAnsi="Times New Roman" w:cs="Times New Roman"/>
+                <w:sz w:val="24"/>
+              </w:rPr>
+              <w:t xml:space="preserve"> </w:t>
+            </w:r>
+            <w:r>
+              <w:rPr>
+                <w:rFonts w:ascii="MS Gothic" w:eastAsia="MS Gothic" w:hAnsi="MS Gothic" w:cs="MS Gothic"/>
+                <w:sz w:val="24"/>
+              </w:rPr>
+              <w:t>∅</w:t>
+            </w:r>
+          </w:p>
+          <w:p>
+            <w:pPr>
+              <w:widowControl/>
+              <w:spacing w:line="300" w:lineRule="auto"/>
+              <w:rPr>
+                <w:rFonts w:ascii="Times New Roman" w:eastAsia="宋体" w:hAnsi="Times New Roman" w:cs="Times New Roman"/>
+                <w:sz w:val="24"/>
+              </w:rPr>
+            </w:pPr>
+            <w:r>
+              <w:rPr>
+                <w:rFonts w:ascii="Times New Roman" w:eastAsia="宋体" w:hAnsi="Times New Roman" w:cs="Times New Roman"/>
+                <w:sz w:val="24"/>
+              </w:rPr>
+              <w:t xml:space="preserve">S_cov </w:t>
+            </w:r>
+            <w:r>
+              <w:rPr>
+                <w:rFonts w:ascii="Times New Roman" w:eastAsia="宋体" w:hAnsi="Times New Roman" w:cs="Times New Roman" w:hint="eastAsia"/>
+                <w:sz w:val="24"/>
+              </w:rPr>
+              <w:t>←</w:t>
+            </w:r>
+            <w:r>
+              <w:rPr>
+                <w:rFonts w:ascii="Times New Roman" w:eastAsia="宋体" w:hAnsi="Times New Roman" w:cs="Times New Roman"/>
+                <w:sz w:val="24"/>
+              </w:rPr>
+              <w:t xml:space="preserve"> </w:t>
+            </w:r>
+            <w:r>
+              <w:rPr>
+                <w:rFonts w:ascii="MS Gothic" w:eastAsia="MS Gothic" w:hAnsi="MS Gothic" w:cs="MS Gothic"/>
+                <w:sz w:val="24"/>
+              </w:rPr>
+              <w:t>∅</w:t>
+            </w:r>
+          </w:p>
+          <w:p>
+            <w:pPr>
+              <w:widowControl/>
+              <w:spacing w:line="300" w:lineRule="auto"/>
+              <w:rPr>
+                <w:rFonts w:ascii="Times New Roman" w:eastAsia="宋体" w:hAnsi="Times New Roman" w:cs="Times New Roman"/>
+                <w:sz w:val="24"/>
+              </w:rPr>
+            </w:pPr>
+            <w:r>
+              <w:rPr>
+                <w:rFonts w:ascii="Times New Roman" w:eastAsia="宋体" w:hAnsi="Times New Roman" w:cs="Times New Roman" w:hint="eastAsia"/>
+                <w:sz w:val="24"/>
+              </w:rPr>
+              <w:t xml:space="preserve">j </w:t>
+            </w:r>
+            <w:r>
+              <w:rPr>
+                <w:rFonts w:ascii="Times New Roman" w:eastAsia="宋体" w:hAnsi="Times New Roman" w:cs="Times New Roman" w:hint="eastAsia"/>
+                <w:sz w:val="24"/>
+              </w:rPr>
+              <w:t>←</w:t>
+            </w:r>
+            <w:r>
+              <w:rPr>
+                <w:rFonts w:ascii="Times New Roman" w:eastAsia="宋体" w:hAnsi="Times New Roman" w:cs="Times New Roman" w:hint="eastAsia"/>
+                <w:sz w:val="24"/>
+              </w:rPr>
+              <w:t xml:space="preserve"> 1</w:t>
+            </w:r>
+          </w:p>
+          <w:p>
+            <w:pPr>
+              <w:widowControl/>
+              <w:spacing w:line="300" w:lineRule="auto"/>
+              <w:rPr>
+                <w:rFonts w:ascii="Times New Roman" w:eastAsia="宋体" w:hAnsi="Times New Roman" w:cs="Times New Roman"/>
+                <w:sz w:val="24"/>
+              </w:rPr>
+            </w:pPr>
+            <w:r>
+              <w:rPr>
+                <w:rFonts w:ascii="Times New Roman" w:eastAsia="宋体" w:hAnsi="Times New Roman" w:cs="Times New Roman" w:hint="eastAsia"/>
+                <w:sz w:val="24"/>
+              </w:rPr>
+              <w:t xml:space="preserve">while j </w:t>
+            </w:r>
+            <w:r>
+              <w:rPr>
+                <w:rFonts w:ascii="Times New Roman" w:eastAsia="宋体" w:hAnsi="Times New Roman" w:cs="Times New Roman" w:hint="eastAsia"/>
+                <w:sz w:val="24"/>
+              </w:rPr>
+              <w:t>≤</w:t>
+            </w:r>
+            <w:r>
+              <w:rPr>
+                <w:rFonts w:ascii="Times New Roman" w:eastAsia="宋体" w:hAnsi="Times New Roman" w:cs="Times New Roman" w:hint="eastAsia"/>
+                <w:sz w:val="24"/>
+              </w:rPr>
+              <w:t xml:space="preserve"> N do</w:t>
+            </w:r>
+          </w:p>
+          <w:p>
+            <w:pPr>
+              <w:widowControl/>
+              <w:spacing w:line="300" w:lineRule="auto"/>
+              <w:ind w:leftChars="100" w:left="450" w:hangingChars="100" w:hanging="240"/>
+              <w:rPr>
+                <w:rFonts w:ascii="Times New Roman" w:eastAsia="宋体" w:hAnsi="Times New Roman" w:cs="Times New Roman"/>
+                <w:sz w:val="24"/>
+              </w:rPr>
+            </w:pPr>
+            <w:r>
+              <w:rPr>
+                <w:rFonts w:ascii="Times New Roman" w:eastAsia="宋体" w:hAnsi="Times New Roman" w:cs="Times New Roman" w:hint="eastAsia"/>
+                <w:sz w:val="24"/>
+              </w:rPr>
+              <w:t xml:space="preserve">    </w:t>
+            </w:r>
+            <w:r>
+              <w:rPr>
+                <w:rFonts w:ascii="Times New Roman" w:eastAsia="宋体" w:hAnsi="Times New Roman" w:cs="Times New Roman" w:hint="eastAsia"/>
+                <w:sz w:val="24"/>
+              </w:rPr>
+              <w:t>生成候选位置集合</w:t>
+            </w:r>
+            <w:r>
+              <w:rPr>
+                <w:rFonts w:ascii="Times New Roman" w:eastAsia="宋体" w:hAnsi="Times New Roman" w:cs="Times New Roman" w:hint="eastAsia"/>
+                <w:sz w:val="24"/>
+              </w:rPr>
+              <w:t xml:space="preserve"> {o_j}</w:t>
+            </w:r>
+          </w:p>
+          <w:p>
+            <w:pPr>
+              <w:widowControl/>
+              <w:spacing w:line="300" w:lineRule="auto"/>
+              <w:ind w:leftChars="100" w:left="450" w:hangingChars="100" w:hanging="240"/>
+              <w:rPr>
+                <w:rFonts w:ascii="Times New Roman" w:eastAsia="宋体" w:hAnsi="Times New Roman" w:cs="Times New Roman"/>
+                <w:sz w:val="24"/>
+              </w:rPr>
+            </w:pPr>
+            <w:r>
+              <w:rPr>
+                <w:rFonts w:ascii="Times New Roman" w:eastAsia="宋体" w:hAnsi="Times New Roman" w:cs="Times New Roman"/>
+                <w:sz w:val="24"/>
+              </w:rPr>
+              <w:t xml:space="preserve">    for each o_j in {o_j} do</w:t>
+            </w:r>
+          </w:p>
+          <w:p>
+            <w:pPr>
+              <w:widowControl/>
+              <w:spacing w:line="300" w:lineRule="auto"/>
+              <w:ind w:leftChars="100" w:left="450" w:hangingChars="100" w:hanging="240"/>
+              <w:rPr>
+                <w:rFonts w:ascii="Times New Roman" w:eastAsia="宋体" w:hAnsi="Times New Roman" w:cs="Times New Roman"/>
+                <w:sz w:val="24"/>
+              </w:rPr>
+            </w:pPr>
+            <w:r>
+              <w:rPr>
+                <w:rFonts w:ascii="Times New Roman" w:eastAsia="宋体" w:hAnsi="Times New Roman" w:cs="Times New Roman" w:hint="eastAsia"/>
+                <w:sz w:val="24"/>
+              </w:rPr>
+              <w:t xml:space="preserve">        </w:t>
+            </w:r>
+            <w:r>
+              <w:rPr>
+                <w:rFonts w:ascii="Times New Roman" w:eastAsia="宋体" w:hAnsi="Times New Roman" w:cs="Times New Roman" w:hint="eastAsia"/>
+                <w:sz w:val="24"/>
+              </w:rPr>
+              <w:t>Δ</w:t>
+            </w:r>
+            <w:r>
+              <w:rPr>
+                <w:rFonts w:ascii="Times New Roman" w:eastAsia="宋体" w:hAnsi="Times New Roman" w:cs="Times New Roman" w:hint="eastAsia"/>
+                <w:sz w:val="24"/>
+              </w:rPr>
+              <w:t xml:space="preserve">(o_j) </w:t>
+            </w:r>
+            <w:r>
+              <w:rPr>
+                <w:rFonts w:ascii="Times New Roman" w:eastAsia="宋体" w:hAnsi="Times New Roman" w:cs="Times New Roman" w:hint="eastAsia"/>
+                <w:sz w:val="24"/>
+              </w:rPr>
+              <w:t>←</w:t>
+            </w:r>
+            <w:r>
+              <w:rPr>
+                <w:rFonts w:ascii="Times New Roman" w:eastAsia="宋体" w:hAnsi="Times New Roman" w:cs="Times New Roman" w:hint="eastAsia"/>
+                <w:sz w:val="24"/>
+              </w:rPr>
+              <w:t xml:space="preserve"> { q </w:t>
+            </w:r>
+            <w:r>
+              <w:rPr>
+                <w:rFonts w:ascii="Times New Roman" w:eastAsia="宋体" w:hAnsi="Times New Roman" w:cs="Times New Roman" w:hint="eastAsia"/>
+                <w:sz w:val="24"/>
+              </w:rPr>
+              <w:t>∈</w:t>
+            </w:r>
+            <w:r>
+              <w:rPr>
+                <w:rFonts w:ascii="Times New Roman" w:eastAsia="宋体" w:hAnsi="Times New Roman" w:cs="Times New Roman" w:hint="eastAsia"/>
+                <w:sz w:val="24"/>
+              </w:rPr>
+              <w:t xml:space="preserve"> S_task \ S_cov : ||o_j - q|| </w:t>
+            </w:r>
+            <w:r>
+              <w:rPr>
+                <w:rFonts w:ascii="Times New Roman" w:eastAsia="宋体" w:hAnsi="Times New Roman" w:cs="Times New Roman" w:hint="eastAsia"/>
+                <w:sz w:val="24"/>
+              </w:rPr>
+              <w:t>≤</w:t>
+            </w:r>
+            <w:r>
+              <w:rPr>
+                <w:rFonts w:ascii="Times New Roman" w:eastAsia="宋体" w:hAnsi="Times New Roman" w:cs="Times New Roman" w:hint="eastAsia"/>
+                <w:sz w:val="24"/>
+              </w:rPr>
+              <w:t xml:space="preserve"> R_s </w:t>
+            </w:r>
+            <w:r>
+              <w:rPr>
+                <w:rFonts w:ascii="Times New Roman" w:eastAsia="宋体" w:hAnsi="Times New Roman" w:cs="Times New Roman" w:hint="eastAsia"/>
+                <w:sz w:val="24"/>
+              </w:rPr>
+              <w:t>∧</w:t>
+            </w:r>
+            <w:r>
+              <w:rPr>
+                <w:rFonts w:ascii="Times New Roman" w:eastAsia="宋体" w:hAnsi="Times New Roman" w:cs="Times New Roman" w:hint="eastAsia"/>
+                <w:sz w:val="24"/>
+              </w:rPr>
+              <w:t xml:space="preserve"> L[o_j,q] = 1 }</w:t>
+            </w:r>
+          </w:p>
+          <w:p>
+            <w:pPr>
+              <w:widowControl/>
+              <w:spacing w:line="300" w:lineRule="auto"/>
+              <w:ind w:leftChars="100" w:left="450" w:hangingChars="100" w:hanging="240"/>
+              <w:rPr>
+                <w:rFonts w:ascii="Times New Roman" w:eastAsia="宋体" w:hAnsi="Times New Roman" w:cs="Times New Roman"/>
+                <w:sz w:val="24"/>
+              </w:rPr>
+            </w:pPr>
+            <w:r>
+              <w:rPr>
+                <w:rFonts w:ascii="Times New Roman" w:eastAsia="宋体" w:hAnsi="Times New Roman" w:cs="Times New Roman" w:hint="eastAsia"/>
+                <w:sz w:val="24"/>
+              </w:rPr>
+              <w:t xml:space="preserve">        </w:t>
+            </w:r>
+            <w:r>
+              <w:rPr>
+                <w:rFonts w:ascii="Times New Roman" w:eastAsia="宋体" w:hAnsi="Times New Roman" w:cs="Times New Roman"/>
+                <w:sz w:val="24"/>
+              </w:rPr>
+              <w:t xml:space="preserve"> </w:t>
+            </w:r>
+            <w:r>
+              <w:rPr>
+                <w:rFonts w:ascii="Times New Roman" w:eastAsia="宋体" w:hAnsi="Times New Roman" w:cs="Times New Roman" w:hint="eastAsia"/>
+                <w:sz w:val="24"/>
+              </w:rPr>
+              <w:t xml:space="preserve">g(o_j) </w:t>
+            </w:r>
+            <w:r>
+              <w:rPr>
+                <w:rFonts w:ascii="Times New Roman" w:eastAsia="宋体" w:hAnsi="Times New Roman" w:cs="Times New Roman" w:hint="eastAsia"/>
+                <w:sz w:val="24"/>
+              </w:rPr>
+              <w:t>←</w:t>
+            </w:r>
+            <w:r>
+              <w:rPr>
+                <w:rFonts w:ascii="Times New Roman" w:eastAsia="宋体" w:hAnsi="Times New Roman" w:cs="Times New Roman" w:hint="eastAsia"/>
+                <w:sz w:val="24"/>
+              </w:rPr>
+              <w:t xml:space="preserve"> |</w:t>
+            </w:r>
+            <w:r>
+              <w:rPr>
+                <w:rFonts w:ascii="Times New Roman" w:eastAsia="宋体" w:hAnsi="Times New Roman" w:cs="Times New Roman" w:hint="eastAsia"/>
+                <w:sz w:val="24"/>
+              </w:rPr>
+              <w:t>Δ</w:t>
+            </w:r>
+            <w:r>
+              <w:rPr>
+                <w:rFonts w:ascii="Times New Roman" w:eastAsia="宋体" w:hAnsi="Times New Roman" w:cs="Times New Roman" w:hint="eastAsia"/>
+                <w:sz w:val="24"/>
+              </w:rPr>
+              <w:t>(o_j)|</w:t>
+            </w:r>
+          </w:p>
+          <w:p>
+            <w:pPr>
+              <w:widowControl/>
+              <w:spacing w:line="300" w:lineRule="auto"/>
+              <w:ind w:leftChars="100" w:left="450" w:hangingChars="100" w:hanging="240"/>
+              <w:rPr>
+                <w:rFonts w:ascii="Times New Roman" w:eastAsia="宋体" w:hAnsi="Times New Roman" w:cs="Times New Roman"/>
+                <w:sz w:val="24"/>
+              </w:rPr>
+            </w:pPr>
+            <w:r>
+              <w:rPr>
+                <w:rFonts w:ascii="Times New Roman" w:eastAsia="宋体" w:hAnsi="Times New Roman" w:cs="Times New Roman"/>
+                <w:sz w:val="24"/>
+              </w:rPr>
+              <w:t xml:space="preserve">    end for</w:t>
+            </w:r>
+          </w:p>
+          <w:p>
+            <w:pPr>
+              <w:widowControl/>
+              <w:spacing w:line="300" w:lineRule="auto"/>
+              <w:ind w:leftChars="100" w:left="450" w:hangingChars="100" w:hanging="240"/>
+              <w:rPr>
+                <w:rFonts w:ascii="Times New Roman" w:eastAsia="宋体" w:hAnsi="Times New Roman" w:cs="Times New Roman"/>
+                <w:sz w:val="24"/>
+              </w:rPr>
+            </w:pPr>
+            <w:r>
+              <w:rPr>
+                <w:rFonts w:ascii="Times New Roman" w:eastAsia="宋体" w:hAnsi="Times New Roman" w:cs="Times New Roman" w:hint="eastAsia"/>
+                <w:sz w:val="24"/>
+              </w:rPr>
+              <w:t xml:space="preserve">    o_j,best </w:t>
+            </w:r>
+            <w:r>
+              <w:rPr>
+                <w:rFonts w:ascii="Times New Roman" w:eastAsia="宋体" w:hAnsi="Times New Roman" w:cs="Times New Roman" w:hint="eastAsia"/>
+                <w:sz w:val="24"/>
+              </w:rPr>
+              <w:t>←</w:t>
+            </w:r>
+            <w:r>
+              <w:rPr>
+                <w:rFonts w:ascii="Times New Roman" w:eastAsia="宋体" w:hAnsi="Times New Roman" w:cs="Times New Roman" w:hint="eastAsia"/>
+                <w:sz w:val="24"/>
+              </w:rPr>
+              <w:t xml:space="preserve"> argmax_{o_j} g(o_j)</w:t>
+            </w:r>
+          </w:p>
+          <w:p>
+            <w:pPr>
+              <w:widowControl/>
+              <w:spacing w:line="300" w:lineRule="auto"/>
+              <w:ind w:leftChars="100" w:left="450" w:hangingChars="100" w:hanging="240"/>
+              <w:rPr>
+                <w:rFonts w:ascii="Times New Roman" w:eastAsia="宋体" w:hAnsi="Times New Roman" w:cs="Times New Roman"/>
+                <w:sz w:val="24"/>
+              </w:rPr>
+            </w:pPr>
+            <w:r>
+              <w:rPr>
+                <w:rFonts w:ascii="Times New Roman" w:eastAsia="宋体" w:hAnsi="Times New Roman" w:cs="Times New Roman" w:hint="eastAsia"/>
+                <w:sz w:val="24"/>
+              </w:rPr>
+              <w:t xml:space="preserve">    U </w:t>
+            </w:r>
+            <w:r>
+              <w:rPr>
+                <w:rFonts w:ascii="Times New Roman" w:eastAsia="宋体" w:hAnsi="Times New Roman" w:cs="Times New Roman" w:hint="eastAsia"/>
+                <w:sz w:val="24"/>
+              </w:rPr>
+              <w:t>←</w:t>
+            </w:r>
+            <w:r>
+              <w:rPr>
+                <w:rFonts w:ascii="Times New Roman" w:eastAsia="宋体" w:hAnsi="Times New Roman" w:cs="Times New Roman" w:hint="eastAsia"/>
+                <w:sz w:val="24"/>
+              </w:rPr>
+              <w:t xml:space="preserve"> U </w:t>
+            </w:r>
+            <w:r>
+              <w:rPr>
+                <w:rFonts w:ascii="Times New Roman" w:eastAsia="宋体" w:hAnsi="Times New Roman" w:cs="Times New Roman" w:hint="eastAsia"/>
+                <w:sz w:val="24"/>
+              </w:rPr>
+              <w:t>∪</w:t>
+            </w:r>
+            <w:r>
+              <w:rPr>
+                <w:rFonts w:ascii="Times New Roman" w:eastAsia="宋体" w:hAnsi="Times New Roman" w:cs="Times New Roman" w:hint="eastAsia"/>
+                <w:sz w:val="24"/>
+              </w:rPr>
+              <w:t xml:space="preserve"> {o_j,best}</w:t>
+            </w:r>
+          </w:p>
+          <w:p>
+            <w:pPr>
+              <w:widowControl/>
+              <w:spacing w:line="300" w:lineRule="auto"/>
+              <w:ind w:leftChars="100" w:left="450" w:hangingChars="100" w:hanging="240"/>
+              <w:rPr>
+                <w:rFonts w:ascii="Times New Roman" w:eastAsia="宋体" w:hAnsi="Times New Roman" w:cs="Times New Roman"/>
+                <w:sz w:val="24"/>
+              </w:rPr>
+            </w:pPr>
+            <w:r>
+              <w:rPr>
+                <w:rFonts w:ascii="Times New Roman" w:eastAsia="宋体" w:hAnsi="Times New Roman" w:cs="Times New Roman" w:hint="eastAsia"/>
+                <w:sz w:val="24"/>
+              </w:rPr>
+              <w:t xml:space="preserve">    S_cov </w:t>
+            </w:r>
+            <w:r>
+              <w:rPr>
+                <w:rFonts w:ascii="Times New Roman" w:eastAsia="宋体" w:hAnsi="Times New Roman" w:cs="Times New Roman" w:hint="eastAsia"/>
+                <w:sz w:val="24"/>
+              </w:rPr>
+              <w:t>←</w:t>
+            </w:r>
+            <w:r>
+              <w:rPr>
+                <w:rFonts w:ascii="Times New Roman" w:eastAsia="宋体" w:hAnsi="Times New Roman" w:cs="Times New Roman" w:hint="eastAsia"/>
+                <w:sz w:val="24"/>
+              </w:rPr>
+              <w:t xml:space="preserve"> S_cov </w:t>
+            </w:r>
+            <w:r>
+              <w:rPr>
+                <w:rFonts w:ascii="Times New Roman" w:eastAsia="宋体" w:hAnsi="Times New Roman" w:cs="Times New Roman" w:hint="eastAsia"/>
+                <w:sz w:val="24"/>
+              </w:rPr>
+              <w:t>∪</w:t>
+            </w:r>
+            <w:r>
+              <w:rPr>
+                <w:rFonts w:ascii="Times New Roman" w:eastAsia="宋体" w:hAnsi="Times New Roman" w:cs="Times New Roman" w:hint="eastAsia"/>
+                <w:sz w:val="24"/>
+              </w:rPr>
+              <w:t xml:space="preserve"> </w:t>
+            </w:r>
+            <w:r>
+              <w:rPr>
+                <w:rFonts w:ascii="Times New Roman" w:eastAsia="宋体" w:hAnsi="Times New Roman" w:cs="Times New Roman" w:hint="eastAsia"/>
+                <w:sz w:val="24"/>
+              </w:rPr>
+              <w:t>Δ</w:t>
+            </w:r>
+            <w:r>
+              <w:rPr>
+                <w:rFonts w:ascii="Times New Roman" w:eastAsia="宋体" w:hAnsi="Times New Roman" w:cs="Times New Roman" w:hint="eastAsia"/>
+                <w:sz w:val="24"/>
+              </w:rPr>
+              <w:t>(o_j,best)</w:t>
+            </w:r>
+          </w:p>
+          <w:p>
+            <w:pPr>
+              <w:widowControl/>
+              <w:spacing w:line="300" w:lineRule="auto"/>
+              <w:ind w:leftChars="100" w:left="450" w:hangingChars="100" w:hanging="240"/>
+              <w:rPr>
+                <w:rFonts w:ascii="Times New Roman" w:eastAsia="宋体" w:hAnsi="Times New Roman" w:cs="Times New Roman"/>
+                <w:sz w:val="24"/>
+              </w:rPr>
+            </w:pPr>
+            <w:r>
+              <w:rPr>
+                <w:rFonts w:ascii="Times New Roman" w:eastAsia="宋体" w:hAnsi="Times New Roman" w:cs="Times New Roman" w:hint="eastAsia"/>
+                <w:sz w:val="24"/>
+              </w:rPr>
+              <w:t xml:space="preserve">    j </w:t>
+            </w:r>
+            <w:r>
+              <w:rPr>
+                <w:rFonts w:ascii="Times New Roman" w:eastAsia="宋体" w:hAnsi="Times New Roman" w:cs="Times New Roman" w:hint="eastAsia"/>
+                <w:sz w:val="24"/>
+              </w:rPr>
+              <w:t>←</w:t>
+            </w:r>
+            <w:r>
+              <w:rPr>
+                <w:rFonts w:ascii="Times New Roman" w:eastAsia="宋体" w:hAnsi="Times New Roman" w:cs="Times New Roman" w:hint="eastAsia"/>
+                <w:sz w:val="24"/>
+              </w:rPr>
+              <w:t xml:space="preserve"> j + 1</w:t>
+            </w:r>
+          </w:p>
+          <w:p>
+            <w:pPr>
+              <w:widowControl/>
+              <w:spacing w:line="300" w:lineRule="auto"/>
+              <w:rPr>
+                <w:rFonts w:ascii="Times New Roman" w:eastAsia="宋体" w:hAnsi="Times New Roman" w:cs="Times New Roman"/>
+                <w:sz w:val="24"/>
+              </w:rPr>
+            </w:pPr>
+            <w:r>
+              <w:rPr>
+                <w:rFonts w:ascii="Times New Roman" w:eastAsia="宋体" w:hAnsi="Times New Roman" w:cs="Times New Roman"/>
+                <w:sz w:val="24"/>
+              </w:rPr>
+              <w:t>end while</w:t>
+            </w:r>
+          </w:p>
+          <w:p>
+            <w:pPr>
+              <w:widowControl/>
+              <w:spacing w:line="300" w:lineRule="auto"/>
+              <w:rPr>
+                <w:rFonts w:ascii="Times New Roman" w:eastAsia="宋体" w:hAnsi="Times New Roman" w:cs="Times New Roman"/>
+                <w:sz w:val="24"/>
+              </w:rPr>
+            </w:pPr>
+            <w:r>
+              <w:rPr>
+                <w:rFonts w:ascii="Times New Roman" w:eastAsia="宋体" w:hAnsi="Times New Roman" w:cs="Times New Roman" w:hint="eastAsia"/>
+                <w:sz w:val="24"/>
+              </w:rPr>
+              <w:t xml:space="preserve">X_greedy </w:t>
+            </w:r>
+            <w:r>
+              <w:rPr>
+                <w:rFonts w:ascii="Times New Roman" w:eastAsia="宋体" w:hAnsi="Times New Roman" w:cs="Times New Roman" w:hint="eastAsia"/>
+                <w:sz w:val="24"/>
+              </w:rPr>
+              <w:t>←</w:t>
+            </w:r>
+            <w:r>
+              <w:rPr>
+                <w:rFonts w:ascii="Times New Roman" w:eastAsia="宋体" w:hAnsi="Times New Roman" w:cs="Times New Roman" w:hint="eastAsia"/>
+                <w:sz w:val="24"/>
+              </w:rPr>
+              <w:t xml:space="preserve"> U</w:t>
+            </w:r>
+          </w:p>
+          <w:p>
+            <w:pPr>
+              <w:widowControl/>
+              <w:spacing w:line="300" w:lineRule="auto"/>
+              <w:ind w:leftChars="100" w:left="450" w:hangingChars="100" w:hanging="240"/>
+              <w:rPr>
+                <w:rFonts w:ascii="Times New Roman" w:eastAsia="宋体" w:hAnsi="Times New Roman" w:cs="Times New Roman"/>
+                <w:sz w:val="24"/>
+              </w:rPr>
+            </w:pPr>
+          </w:p>
+          <w:p>
+            <w:pPr>
+              <w:widowControl/>
+              <w:spacing w:line="300" w:lineRule="auto"/>
+              <w:rPr>
+                <w:rFonts w:ascii="Times New Roman" w:eastAsia="宋体" w:hAnsi="Times New Roman" w:cs="Times New Roman"/>
+                <w:sz w:val="24"/>
+              </w:rPr>
+            </w:pPr>
+            <w:r>
+              <w:rPr>
+                <w:rFonts w:ascii="Times New Roman" w:eastAsia="宋体" w:hAnsi="Times New Roman" w:cs="Times New Roman" w:hint="eastAsia"/>
+                <w:sz w:val="24"/>
+              </w:rPr>
+              <w:t xml:space="preserve">for i </w:t>
+            </w:r>
+            <w:r>
+              <w:rPr>
+                <w:rFonts w:ascii="Times New Roman" w:eastAsia="宋体" w:hAnsi="Times New Roman" w:cs="Times New Roman" w:hint="eastAsia"/>
+                <w:sz w:val="24"/>
+              </w:rPr>
+              <w:t>←</w:t>
+            </w:r>
+            <w:r>
+              <w:rPr>
+                <w:rFonts w:ascii="Times New Roman" w:eastAsia="宋体" w:hAnsi="Times New Roman" w:cs="Times New Roman" w:hint="eastAsia"/>
+                <w:sz w:val="24"/>
+              </w:rPr>
+              <w:t xml:space="preserve"> 1 to P do</w:t>
+            </w:r>
+          </w:p>
+          <w:p>
+            <w:pPr>
+              <w:widowControl/>
+              <w:spacing w:line="300" w:lineRule="auto"/>
+              <w:ind w:leftChars="100" w:left="450" w:hangingChars="100" w:hanging="240"/>
+              <w:rPr>
+                <w:rFonts w:ascii="Times New Roman" w:eastAsia="宋体" w:hAnsi="Times New Roman" w:cs="Times New Roman"/>
+                <w:sz w:val="24"/>
+              </w:rPr>
+            </w:pPr>
+            <w:r>
+              <w:rPr>
+                <w:rFonts w:ascii="Times New Roman" w:eastAsia="宋体" w:hAnsi="Times New Roman" w:cs="Times New Roman" w:hint="eastAsia"/>
+                <w:sz w:val="24"/>
+              </w:rPr>
+              <w:t xml:space="preserve">    </w:t>
+            </w:r>
+            <w:r>
+              <w:rPr>
+                <w:rFonts w:ascii="Times New Roman" w:eastAsia="宋体" w:hAnsi="Times New Roman" w:cs="Times New Roman" w:hint="eastAsia"/>
+                <w:sz w:val="24"/>
+              </w:rPr>
+              <w:t>σ</w:t>
+            </w:r>
+            <w:r>
+              <w:rPr>
+                <w:rFonts w:ascii="Times New Roman" w:eastAsia="宋体" w:hAnsi="Times New Roman" w:cs="Times New Roman" w:hint="eastAsia"/>
+                <w:sz w:val="24"/>
+              </w:rPr>
+              <w:t xml:space="preserve">_i </w:t>
+            </w:r>
+            <w:r>
+              <w:rPr>
+                <w:rFonts w:ascii="Times New Roman" w:eastAsia="宋体" w:hAnsi="Times New Roman" w:cs="Times New Roman" w:hint="eastAsia"/>
+                <w:sz w:val="24"/>
+              </w:rPr>
+              <w:t>←</w:t>
+            </w:r>
+            <w:r>
+              <w:rPr>
+                <w:rFonts w:ascii="Times New Roman" w:eastAsia="宋体" w:hAnsi="Times New Roman" w:cs="Times New Roman" w:hint="eastAsia"/>
+                <w:sz w:val="24"/>
+              </w:rPr>
+              <w:t xml:space="preserve"> </w:t>
+            </w:r>
+            <w:r>
+              <w:rPr>
+                <w:rFonts w:ascii="Times New Roman" w:eastAsia="宋体" w:hAnsi="Times New Roman" w:cs="Times New Roman" w:hint="eastAsia"/>
+                <w:sz w:val="24"/>
+              </w:rPr>
+              <w:t>σ</w:t>
+            </w:r>
+            <w:r>
+              <w:rPr>
+                <w:rFonts w:ascii="Times New Roman" w:eastAsia="宋体" w:hAnsi="Times New Roman" w:cs="Times New Roman" w:hint="eastAsia"/>
+                <w:sz w:val="24"/>
+              </w:rPr>
+              <w:t>_max * (1 - w_cov[i]) / (1 - w_th)</w:t>
+            </w:r>
+          </w:p>
+          <w:p>
+            <w:pPr>
+              <w:widowControl/>
+              <w:spacing w:line="300" w:lineRule="auto"/>
+              <w:ind w:leftChars="100" w:left="450" w:hangingChars="100" w:hanging="240"/>
+              <w:rPr>
+                <w:rFonts w:ascii="Times New Roman" w:eastAsia="宋体" w:hAnsi="Times New Roman" w:cs="Times New Roman"/>
+                <w:sz w:val="24"/>
+              </w:rPr>
+            </w:pPr>
+            <w:r>
+              <w:rPr>
+                <w:rFonts w:ascii="Times New Roman" w:eastAsia="宋体" w:hAnsi="Times New Roman" w:cs="Times New Roman" w:hint="eastAsia"/>
+                <w:sz w:val="24"/>
+              </w:rPr>
+              <w:t xml:space="preserve">    for j </w:t>
+            </w:r>
+            <w:r>
+              <w:rPr>
+                <w:rFonts w:ascii="Times New Roman" w:eastAsia="宋体" w:hAnsi="Times New Roman" w:cs="Times New Roman" w:hint="eastAsia"/>
+                <w:sz w:val="24"/>
+              </w:rPr>
+              <w:t>←</w:t>
+            </w:r>
+            <w:r>
+              <w:rPr>
+                <w:rFonts w:ascii="Times New Roman" w:eastAsia="宋体" w:hAnsi="Times New Roman" w:cs="Times New Roman" w:hint="eastAsia"/>
+                <w:sz w:val="24"/>
+              </w:rPr>
+              <w:t xml:space="preserve"> 1 to N do</w:t>
+            </w:r>
+          </w:p>
+          <w:p>
+            <w:pPr>
+              <w:widowControl/>
+              <w:spacing w:line="300" w:lineRule="auto"/>
+              <w:ind w:leftChars="100" w:left="450" w:hangingChars="100" w:hanging="240"/>
+              <w:rPr>
+                <w:rFonts w:ascii="Times New Roman" w:eastAsia="宋体" w:hAnsi="Times New Roman" w:cs="Times New Roman"/>
+                <w:sz w:val="24"/>
+              </w:rPr>
+            </w:pPr>
+            <w:r>
+              <w:rPr>
+                <w:rFonts w:ascii="Times New Roman" w:eastAsia="宋体" w:hAnsi="Times New Roman" w:cs="Times New Roman" w:hint="eastAsia"/>
+                <w:sz w:val="24"/>
+              </w:rPr>
+              <w:t xml:space="preserve">        o_j </w:t>
+            </w:r>
+            <w:r>
+              <w:rPr>
+                <w:rFonts w:ascii="Times New Roman" w:eastAsia="宋体" w:hAnsi="Times New Roman" w:cs="Times New Roman" w:hint="eastAsia"/>
+                <w:sz w:val="24"/>
+              </w:rPr>
+              <w:t>←</w:t>
+            </w:r>
+            <w:r>
+              <w:rPr>
+                <w:rFonts w:ascii="Times New Roman" w:eastAsia="宋体" w:hAnsi="Times New Roman" w:cs="Times New Roman" w:hint="eastAsia"/>
+                <w:sz w:val="24"/>
+              </w:rPr>
+              <w:t xml:space="preserve"> X_greedy </w:t>
+            </w:r>
+            <w:r>
+              <w:rPr>
+                <w:rFonts w:ascii="Times New Roman" w:eastAsia="宋体" w:hAnsi="Times New Roman" w:cs="Times New Roman" w:hint="eastAsia"/>
+                <w:sz w:val="24"/>
+              </w:rPr>
+              <w:t>中第</w:t>
+            </w:r>
+            <w:r>
+              <w:rPr>
+                <w:rFonts w:ascii="Times New Roman" w:eastAsia="宋体" w:hAnsi="Times New Roman" w:cs="Times New Roman" w:hint="eastAsia"/>
+                <w:sz w:val="24"/>
+              </w:rPr>
+              <w:t xml:space="preserve"> j </w:t>
+            </w:r>
+            <w:r>
+              <w:rPr>
+                <w:rFonts w:ascii="Times New Roman" w:eastAsia="宋体" w:hAnsi="Times New Roman" w:cs="Times New Roman" w:hint="eastAsia"/>
+                <w:sz w:val="24"/>
+              </w:rPr>
+              <w:t>个位置</w:t>
+            </w:r>
+          </w:p>
+          <w:p>
+            <w:pPr>
+              <w:widowControl/>
+              <w:spacing w:line="300" w:lineRule="auto"/>
+              <w:ind w:leftChars="100" w:left="450" w:hangingChars="100" w:hanging="240"/>
+              <w:rPr>
+                <w:rFonts w:ascii="Times New Roman" w:eastAsia="宋体" w:hAnsi="Times New Roman" w:cs="Times New Roman"/>
+                <w:sz w:val="24"/>
+              </w:rPr>
+            </w:pPr>
+            <w:r>
+              <w:rPr>
+                <w:rFonts w:ascii="Times New Roman" w:eastAsia="宋体" w:hAnsi="Times New Roman" w:cs="Times New Roman" w:hint="eastAsia"/>
+                <w:sz w:val="24"/>
+              </w:rPr>
+              <w:t xml:space="preserve">        </w:t>
+            </w:r>
+            <w:r>
+              <w:rPr>
+                <w:rFonts w:ascii="Times New Roman" w:eastAsia="宋体" w:hAnsi="Times New Roman" w:cs="Times New Roman" w:hint="eastAsia"/>
+                <w:sz w:val="24"/>
+              </w:rPr>
+              <w:t>θ</w:t>
+            </w:r>
+            <w:r>
+              <w:rPr>
+                <w:rFonts w:ascii="Times New Roman" w:eastAsia="宋体" w:hAnsi="Times New Roman" w:cs="Times New Roman" w:hint="eastAsia"/>
+                <w:sz w:val="24"/>
+              </w:rPr>
+              <w:t xml:space="preserve"> </w:t>
+            </w:r>
+            <w:r>
+              <w:rPr>
+                <w:rFonts w:ascii="Times New Roman" w:eastAsia="宋体" w:hAnsi="Times New Roman" w:cs="Times New Roman" w:hint="eastAsia"/>
+                <w:sz w:val="24"/>
+              </w:rPr>
+              <w:t>←</w:t>
+            </w:r>
+            <w:r>
+              <w:rPr>
+                <w:rFonts w:ascii="Times New Roman" w:eastAsia="宋体" w:hAnsi="Times New Roman" w:cs="Times New Roman" w:hint="eastAsia"/>
+                <w:sz w:val="24"/>
+              </w:rPr>
+              <w:t xml:space="preserve"> Uniform(0, 2</w:t>
+            </w:r>
+            <w:r>
+              <w:rPr>
+                <w:rFonts w:ascii="Times New Roman" w:eastAsia="宋体" w:hAnsi="Times New Roman" w:cs="Times New Roman" w:hint="eastAsia"/>
+                <w:sz w:val="24"/>
+              </w:rPr>
+              <w:t>π</w:t>
+            </w:r>
+            <w:r>
+              <w:rPr>
+                <w:rFonts w:ascii="Times New Roman" w:eastAsia="宋体" w:hAnsi="Times New Roman" w:cs="Times New Roman" w:hint="eastAsia"/>
+                <w:sz w:val="24"/>
+              </w:rPr>
+              <w:t>)</w:t>
+            </w:r>
+          </w:p>
+          <w:p>
+            <w:pPr>
+              <w:widowControl/>
+              <w:spacing w:line="300" w:lineRule="auto"/>
+              <w:ind w:leftChars="100" w:left="450" w:hangingChars="100" w:hanging="240"/>
+              <w:rPr>
+                <w:rFonts w:ascii="Times New Roman" w:eastAsia="宋体" w:hAnsi="Times New Roman" w:cs="Times New Roman"/>
+                <w:sz w:val="24"/>
+              </w:rPr>
+            </w:pPr>
+            <w:r>
+              <w:rPr>
+                <w:rFonts w:ascii="Times New Roman" w:eastAsia="宋体" w:hAnsi="Times New Roman" w:cs="Times New Roman" w:hint="eastAsia"/>
+                <w:sz w:val="24"/>
+              </w:rPr>
+              <w:t xml:space="preserve">        o_ij </w:t>
+            </w:r>
+            <w:r>
+              <w:rPr>
+                <w:rFonts w:ascii="Times New Roman" w:eastAsia="宋体" w:hAnsi="Times New Roman" w:cs="Times New Roman" w:hint="eastAsia"/>
+                <w:sz w:val="24"/>
+              </w:rPr>
+              <w:t>←</w:t>
+            </w:r>
+            <w:r>
+              <w:rPr>
+                <w:rFonts w:ascii="Times New Roman" w:eastAsia="宋体" w:hAnsi="Times New Roman" w:cs="Times New Roman" w:hint="eastAsia"/>
+                <w:sz w:val="24"/>
+              </w:rPr>
+              <w:t xml:space="preserve"> o_j + </w:t>
+            </w:r>
+            <w:r>
+              <w:rPr>
+                <w:rFonts w:ascii="Times New Roman" w:eastAsia="宋体" w:hAnsi="Times New Roman" w:cs="Times New Roman" w:hint="eastAsia"/>
+                <w:sz w:val="24"/>
+              </w:rPr>
+              <w:t>σ</w:t>
+            </w:r>
+            <w:r>
+              <w:rPr>
+                <w:rFonts w:ascii="Times New Roman" w:eastAsia="宋体" w:hAnsi="Times New Roman" w:cs="Times New Roman" w:hint="eastAsia"/>
+                <w:sz w:val="24"/>
+              </w:rPr>
+              <w:t xml:space="preserve">_i </w:t>
+            </w:r>
+            <w:r>
+              <w:rPr>
+                <w:rFonts w:ascii="Times New Roman" w:eastAsia="宋体" w:hAnsi="Times New Roman" w:cs="Times New Roman" w:hint="eastAsia"/>
+                <w:sz w:val="24"/>
+              </w:rPr>
+              <w:t>·</w:t>
+            </w:r>
+            <w:r>
+              <w:rPr>
+                <w:rFonts w:ascii="Times New Roman" w:eastAsia="宋体" w:hAnsi="Times New Roman" w:cs="Times New Roman" w:hint="eastAsia"/>
+                <w:sz w:val="24"/>
+              </w:rPr>
+              <w:t xml:space="preserve"> (cos </w:t>
+            </w:r>
+            <w:r>
+              <w:rPr>
+                <w:rFonts w:ascii="Times New Roman" w:eastAsia="宋体" w:hAnsi="Times New Roman" w:cs="Times New Roman" w:hint="eastAsia"/>
+                <w:sz w:val="24"/>
+              </w:rPr>
+              <w:t>θ</w:t>
+            </w:r>
+            <w:r>
+              <w:rPr>
+                <w:rFonts w:ascii="Times New Roman" w:eastAsia="宋体" w:hAnsi="Times New Roman" w:cs="Times New Roman" w:hint="eastAsia"/>
+                <w:sz w:val="24"/>
+              </w:rPr>
+              <w:t xml:space="preserve">, sin </w:t>
+            </w:r>
+            <w:r>
+              <w:rPr>
+                <w:rFonts w:ascii="Times New Roman" w:eastAsia="宋体" w:hAnsi="Times New Roman" w:cs="Times New Roman" w:hint="eastAsia"/>
+                <w:sz w:val="24"/>
+              </w:rPr>
+              <w:t>θ</w:t>
+            </w:r>
+            <w:r>
+              <w:rPr>
+                <w:rFonts w:ascii="Times New Roman" w:eastAsia="宋体" w:hAnsi="Times New Roman" w:cs="Times New Roman" w:hint="eastAsia"/>
+                <w:sz w:val="24"/>
+              </w:rPr>
+              <w:t>)</w:t>
+            </w:r>
+          </w:p>
+          <w:p>
+            <w:pPr>
+              <w:widowControl/>
+              <w:spacing w:line="300" w:lineRule="auto"/>
+              <w:ind w:leftChars="100" w:left="450" w:hangingChars="100" w:hanging="240"/>
+              <w:rPr>
+                <w:rFonts w:ascii="Times New Roman" w:eastAsia="宋体" w:hAnsi="Times New Roman" w:cs="Times New Roman"/>
+                <w:sz w:val="24"/>
+              </w:rPr>
+            </w:pPr>
+            <w:r>
+              <w:rPr>
+                <w:rFonts w:ascii="Times New Roman" w:eastAsia="宋体" w:hAnsi="Times New Roman" w:cs="Times New Roman"/>
+                <w:sz w:val="24"/>
+              </w:rPr>
+              <w:t xml:space="preserve">    end for</w:t>
+            </w:r>
+          </w:p>
+          <w:p>
+            <w:pPr>
+              <w:widowControl/>
+              <w:spacing w:line="300" w:lineRule="auto"/>
+              <w:rPr>
+                <w:rFonts w:ascii="Times New Roman" w:eastAsia="宋体" w:hAnsi="Times New Roman" w:cs="Times New Roman"/>
+                <w:sz w:val="24"/>
+              </w:rPr>
+            </w:pPr>
+            <w:r>
+              <w:rPr>
+                <w:rFonts w:ascii="Times New Roman" w:eastAsia="宋体" w:hAnsi="Times New Roman" w:cs="Times New Roman"/>
+                <w:sz w:val="24"/>
+              </w:rPr>
+              <w:t>end for</w:t>
+            </w:r>
+          </w:p>
+        </w:tc>
+      </w:tr>
+    </w:tbl>
+    <w:p>
+      <w:pPr>
+        <w:widowControl/>
+        <w:jc w:val="left"/>
+        <w:rPr>
+          <w:b/>
+          <w:bCs/>
+        </w:rPr>
+      </w:pPr>
+    </w:p>
+    <w:p>
+      <w:pPr>
+        <w:widowControl/>
+        <w:jc w:val="left"/>
+        <w:rPr>
+          <w:b/>
+          <w:bCs/>
+        </w:rPr>
+      </w:pPr>
+    </w:p>
+    <w:p>
+      <w:pPr>
+        <w:widowControl/>
+        <w:jc w:val="left"/>
+        <w:rPr>
+          <w:b/>
+          <w:bCs/>
+        </w:rPr>
+      </w:pPr>
+    </w:p>
+    <w:p>
+      <w:pPr>
+        <w:widowControl/>
+        <w:jc w:val="left"/>
+        <w:rPr>
+          <w:b/>
+          <w:bCs/>
+        </w:rPr>
+      </w:pPr>
+    </w:p>
+    <w:p>
+      <w:pPr>
+        <w:widowControl/>
+        <w:jc w:val="left"/>
+        <w:rPr>
+          <w:b/>
+          <w:bCs/>
+        </w:rPr>
+      </w:pPr>
+    </w:p>
+    <w:p>
+      <w:pPr>
+        <w:widowControl/>
+        <w:jc w:val="left"/>
+        <w:rPr>
+          <w:b/>
+          <w:bCs/>
+        </w:rPr>
+      </w:pPr>
+      <w:r>
+        <w:rPr>
+          <w:b/>
+          <w:bCs/>
+        </w:rPr>
+        <w:lastRenderedPageBreak/>
+        <w:br/>
+      </w:r>
+    </w:p>
+    <w:p>
+      <w:pPr>
+        <w:widowControl/>
+        <w:jc w:val="left"/>
+        <w:rPr>
+          <w:b/>
+          <w:bCs/>
+        </w:rPr>
+      </w:pPr>
+      <w:r>
+        <w:rPr>
+          <w:rFonts w:hint="eastAsia"/>
+          <w:b/>
+          <w:bCs/>
+        </w:rPr>
+        <w:t>⑩第三章结果</w:t>
+      </w:r>
+      <w:r>
+        <w:rPr>
+          <w:rFonts w:hint="eastAsia"/>
+          <w:b/>
+          <w:bCs/>
+        </w:rPr>
+        <w:t>的描述</w:t>
+      </w:r>
+      <w:r>
+        <w:rPr>
+          <w:rFonts w:hint="eastAsia"/>
+          <w:b/>
+          <w:bCs/>
+        </w:rPr>
+        <w:t>需要重新调整</w:t>
+      </w:r>
+      <w:r>
+        <w:rPr>
+          <w:rFonts w:hint="eastAsia"/>
+          <w:b/>
+          <w:bCs/>
+        </w:rPr>
+        <w:t>（×</w:t>
+      </w:r>
+      <w:r>
+        <w:rPr>
+          <w:rFonts w:hint="eastAsia"/>
+          <w:b/>
+          <w:bCs/>
+        </w:rPr>
+        <w:t>，暂时还没修改，后面修改。</w:t>
+      </w:r>
+      <w:r>
+        <w:rPr>
+          <w:rFonts w:hint="eastAsia"/>
+          <w:b/>
+          <w:bCs/>
+        </w:rPr>
+        <w:t>）</w:t>
+      </w:r>
+    </w:p>
+    <w:p>
+      <w:pPr>
+        <w:widowControl/>
+        <w:jc w:val="left"/>
+        <w:rPr>
+          <w:b/>
+          <w:bCs/>
+        </w:rPr>
+      </w:pPr>
+      <w:r>
+        <w:rPr>
+          <w:rFonts w:hint="eastAsia"/>
+          <w:b/>
+          <w:bCs/>
+        </w:rPr>
+        <w:t>①多目标优化去除I</w:t>
+      </w:r>
+      <w:r>
+        <w:rPr>
+          <w:b/>
+          <w:bCs/>
+        </w:rPr>
+        <w:t>GD</w:t>
+      </w:r>
+      <w:r>
+        <w:rPr>
+          <w:rFonts w:hint="eastAsia"/>
+          <w:b/>
+          <w:bCs/>
+        </w:rPr>
+        <w:t>补充Spacing</w:t>
+      </w:r>
+      <w:r>
+        <w:rPr>
+          <w:rFonts w:hint="eastAsia"/>
+          <w:b/>
+          <w:bCs/>
+        </w:rPr>
+        <w:t>（还没修改）</w:t>
+      </w:r>
+    </w:p>
+    <w:p>
+      <w:pPr>
+        <w:widowControl/>
+        <w:jc w:val="left"/>
+        <w:rPr>
+          <w:b/>
+          <w:bCs/>
+        </w:rPr>
+      </w:pPr>
+      <w:r>
+        <w:rPr>
+          <w:rFonts w:hint="eastAsia"/>
+          <w:b/>
+          <w:bCs/>
+        </w:rPr>
+        <w:t>②通信保持路径规划算法分类框架。</w:t>
+      </w:r>
+    </w:p>
+    <w:p>
+      <w:pPr>
+        <w:widowControl/>
+        <w:jc w:val="left"/>
+        <w:rPr>
+          <w:b/>
+          <w:bCs/>
+        </w:rPr>
+      </w:pPr>
+      <w:r>
+        <w:rPr>
+          <w:rFonts w:hint="eastAsia"/>
+          <w:b/>
+          <w:bCs/>
+        </w:rPr>
+        <w:t>④公式必须全部进行引用。</w:t>
+      </w:r>
+    </w:p>
+    <w:p>
+      <w:pPr>
+        <w:widowControl/>
+        <w:jc w:val="left"/>
+        <w:rPr>
+          <w:b/>
+          <w:bCs/>
+        </w:rPr>
+      </w:pPr>
+      <w:r>
+        <w:rPr>
+          <w:rFonts w:hint="eastAsia"/>
+          <w:b/>
+          <w:bCs/>
+        </w:rPr>
+        <w:t>⑤图表标题中英文确认。</w:t>
+      </w:r>
+    </w:p>
+    <w:p>
+      <w:pPr>
+        <w:widowControl/>
+        <w:jc w:val="left"/>
+        <w:rPr>
+          <w:b/>
+          <w:bCs/>
+        </w:rPr>
+      </w:pPr>
+      <w:r>
+        <w:rPr>
+          <w:rFonts w:hint="eastAsia"/>
+          <w:b/>
+          <w:bCs/>
+        </w:rPr>
+        <w:t>⑥参考文献中会议论文的格式进行修改确认。</w:t>
+      </w:r>
+    </w:p>
+    <w:p>
+      <w:pPr>
+        <w:widowControl/>
+        <w:jc w:val="left"/>
+        <w:rPr>
+          <w:b/>
+          <w:bCs/>
+        </w:rPr>
+      </w:pPr>
+      <w:r>
+        <w:rPr>
+          <w:rFonts w:hint="eastAsia"/>
+          <w:b/>
+          <w:bCs/>
+        </w:rPr>
+        <w:t>⑦算法1的对比算法是C</w:t>
+      </w:r>
+      <w:r>
+        <w:rPr>
+          <w:b/>
+          <w:bCs/>
+        </w:rPr>
+        <w:t>MUFC,</w:t>
+      </w:r>
+      <w:r>
+        <w:rPr>
+          <w:rFonts w:hint="eastAsia"/>
+          <w:b/>
+          <w:bCs/>
+        </w:rPr>
+        <w:t>不是C</w:t>
+      </w:r>
+      <w:r>
+        <w:rPr>
+          <w:b/>
+          <w:bCs/>
+        </w:rPr>
+        <w:t>MUPF,</w:t>
+      </w:r>
+      <w:r>
+        <w:rPr>
+          <w:rFonts w:hint="eastAsia"/>
+          <w:b/>
+          <w:bCs/>
+        </w:rPr>
+        <w:t>需要进行修改。</w:t>
+      </w:r>
+    </w:p>
+    <w:p>
+      <w:pPr>
+        <w:widowControl/>
+        <w:jc w:val="left"/>
+        <w:rPr>
+          <w:b/>
+          <w:bCs/>
+        </w:rPr>
+      </w:pPr>
+    </w:p>
+    <w:p>
+      <w:pPr>
+        <w:widowControl/>
+        <w:jc w:val="left"/>
+        <w:rPr>
+          <w:b/>
+          <w:bCs/>
+        </w:rPr>
+      </w:pPr>
+    </w:p>
+    <w:p>
+      <w:pPr>
+        <w:widowControl/>
+        <w:jc w:val="left"/>
+        <w:rPr>
+          <w:b/>
+          <w:bCs/>
+        </w:rPr>
+      </w:pPr>
+      <w:r>
+        <w:rPr>
+          <w:rFonts w:hint="eastAsia"/>
+          <w:b/>
+          <w:bCs/>
+        </w:rPr>
+        <w:t>⑧插图和符号页面。</w:t>
+      </w:r>
+      <w:r>
+        <w:rPr>
+          <w:rFonts w:hint="eastAsia"/>
+          <w:b/>
+          <w:bCs/>
+        </w:rPr>
+        <w:t>（后续整理不是现在</w:t>
+      </w:r>
+      <w:r>
+        <w:rPr>
+          <w:rFonts w:hint="eastAsia"/>
+          <w:b/>
+          <w:bCs/>
+        </w:rPr>
+        <w:t>×</w:t>
+      </w:r>
+      <w:r>
+        <w:rPr>
+          <w:rFonts w:hint="eastAsia"/>
+          <w:b/>
+          <w:bCs/>
+        </w:rPr>
+        <w:t>）</w:t>
+      </w:r>
+    </w:p>
+    <w:p>
+      <w:pPr>
+        <w:widowControl/>
+        <w:jc w:val="left"/>
+        <w:rPr>
+          <w:b/>
+          <w:bCs/>
+        </w:rPr>
+      </w:pPr>
+    </w:p>
+    <w:p>
+      <w:pPr>
+        <w:widowControl/>
+        <w:jc w:val="left"/>
+        <w:rPr>
+          <w:b/>
+          <w:bCs/>
+        </w:rPr>
+      </w:pPr>
+    </w:p>
+    <w:p>
+      <w:pPr>
+        <w:widowControl/>
+        <w:jc w:val="left"/>
+        <w:rPr>
+          <w:b/>
+          <w:bCs/>
+        </w:rPr>
+      </w:pPr>
+    </w:p>
+    <w:p>
+      <w:pPr>
+        <w:widowControl/>
+        <w:jc w:val="left"/>
+        <w:rPr>
+          <w:b/>
+          <w:bCs/>
+        </w:rPr>
+      </w:pPr>
+    </w:p>
+    <w:p>
+      <w:pPr>
+        <w:widowControl/>
+        <w:jc w:val="left"/>
+        <w:rPr>
+          <w:b/>
+          <w:bCs/>
+        </w:rPr>
+      </w:pPr>
+    </w:p>
+    <w:p>
+      <w:pPr>
+        <w:widowControl/>
+        <w:jc w:val="left"/>
+        <w:rPr>
+          <w:b/>
+          <w:bCs/>
+        </w:rPr>
+      </w:pPr>
+      <w:r>
+        <w:rPr>
+          <w:b/>
+          <w:bCs/>
+        </w:rPr>
+        <w:br w:type="page"/>
+      </w:r>
+    </w:p>
+    <w:p>
+      <w:pPr>
+        <w:widowControl/>
+        <w:jc w:val="left"/>
+        <w:rPr>
+          <w:b/>
+          <w:bCs/>
+        </w:rPr>
+      </w:pPr>
+      <w:r>
+        <w:rPr>
+          <w:rFonts w:hint="eastAsia"/>
+          <w:b/>
+          <w:bCs/>
+        </w:rPr>
+        <w:lastRenderedPageBreak/>
+        <w:t>阶段二：重新整理算法</w:t>
+      </w:r>
+      <w:r>
+        <w:rPr>
+          <w:b/>
+          <w:bCs/>
+        </w:rPr>
+        <w:br/>
+      </w:r>
+      <w:r>
+        <w:rPr>
+          <w:b/>
+          <w:bCs/>
+        </w:rPr>
+        <w:br/>
+      </w:r>
+      <w:r>
+        <w:rPr>
+          <w:rFonts w:hint="eastAsia"/>
+          <w:b/>
+          <w:bCs/>
+        </w:rPr>
+        <w:t>后续算法</w:t>
+      </w:r>
+      <w:r>
+        <w:rPr>
+          <w:b/>
+          <w:bCs/>
+        </w:rPr>
+        <w:br/>
+      </w:r>
+      <w:r>
+        <w:rPr>
+          <w:rFonts w:hint="eastAsia"/>
+          <w:b/>
+          <w:bCs/>
+          <w:color w:val="FF0000"/>
+        </w:rPr>
+        <w:t>算法1.</w:t>
+      </w:r>
+    </w:p>
+    <w:p>
+      <w:pPr>
+        <w:widowControl/>
+        <w:jc w:val="left"/>
+        <w:rPr>
+          <w:b/>
+          <w:bCs/>
+        </w:rPr>
+      </w:pPr>
+      <w:r>
+        <w:rPr>
+          <w:rFonts w:hint="eastAsia"/>
+          <w:b/>
+          <w:bCs/>
+        </w:rPr>
+        <w:t>①r</w:t>
+      </w:r>
+      <w:r>
+        <w:rPr>
+          <w:b/>
+          <w:bCs/>
+        </w:rPr>
+        <w:t>rt*</w:t>
+      </w:r>
+      <w:r>
+        <w:rPr>
+          <w:rFonts w:hint="eastAsia"/>
+          <w:b/>
+          <w:bCs/>
+        </w:rPr>
+        <w:t>渐进最优性和我的重规划机制存在矛盾：</w:t>
+      </w:r>
+    </w:p>
+    <w:p>
+      <w:pPr>
+        <w:widowControl/>
+        <w:jc w:val="left"/>
+        <w:rPr>
+          <w:b/>
+          <w:bCs/>
+        </w:rPr>
+      </w:pPr>
+      <w:r>
+        <w:rPr>
+          <w:rFonts w:hint="eastAsia"/>
+          <w:b/>
+          <w:bCs/>
+        </w:rPr>
+        <w:t>解：首次停止机制，不会用到渐进最优，而是利用其重布线的机制找到一个比rrt更加合理的可行解，所以能够用于重规划，每次找到的解在一定范围内波动。</w:t>
+      </w:r>
+      <w:r>
+        <w:rPr>
+          <w:b/>
+          <w:bCs/>
+        </w:rPr>
+        <w:br/>
+      </w:r>
+      <w:r>
+        <w:rPr>
+          <w:b/>
+          <w:bCs/>
+        </w:rPr>
+        <w:br/>
+      </w:r>
+      <w:r>
+        <w:rPr>
+          <w:rFonts w:hint="eastAsia"/>
+          <w:b/>
+          <w:bCs/>
+        </w:rPr>
+        <w:t>不足：这样重规划就有意义，但是还是过分依赖随机性，可能要重规划很多次，随场景而变化。</w:t>
+      </w:r>
+    </w:p>
+    <w:p>
+      <w:pPr>
+        <w:widowControl/>
+        <w:jc w:val="left"/>
+        <w:rPr>
+          <w:b/>
+          <w:bCs/>
+        </w:rPr>
+      </w:pPr>
+      <w:r>
+        <w:rPr>
+          <w:rFonts w:hint="eastAsia"/>
+          <w:b/>
+          <w:bCs/>
+        </w:rPr>
+        <w:t>改进：采样空间在距离约束范围内进行采样，感觉比较麻烦。</w:t>
+      </w:r>
+      <w:r>
+        <w:rPr>
+          <w:b/>
+          <w:bCs/>
+        </w:rPr>
+        <w:br/>
+      </w:r>
+      <w:r>
+        <w:rPr>
+          <w:b/>
+          <w:bCs/>
+        </w:rPr>
+        <w:br/>
+      </w:r>
+      <w:r>
+        <w:rPr>
+          <w:rFonts w:hint="eastAsia"/>
+          <w:b/>
+          <w:bCs/>
+        </w:rPr>
+        <w:t>②frechet距离约束，最长的约束有意义，能约束以下两点：</w:t>
+      </w:r>
+      <w:r>
+        <w:rPr>
+          <w:b/>
+          <w:bCs/>
+        </w:rPr>
+        <w:br/>
+      </w:r>
+      <w:r>
+        <w:rPr>
+          <w:rFonts w:hint="eastAsia"/>
+          <w:b/>
+          <w:bCs/>
+        </w:rPr>
+        <w:t>不同簇的同步：防止簇不同步，这样会导致无法同时到达</w:t>
+      </w:r>
+      <w:r>
+        <w:rPr>
+          <w:b/>
+          <w:bCs/>
+        </w:rPr>
+        <w:br/>
+      </w:r>
+      <w:r>
+        <w:rPr>
+          <w:rFonts w:hint="eastAsia"/>
+          <w:b/>
+          <w:bCs/>
+        </w:rPr>
+        <w:t>防止不同簇的距离超过干扰禁区范围的距离或者最大可通信距离：可以修改为两者的小值。</w:t>
+      </w:r>
+    </w:p>
+    <w:p>
+      <w:pPr>
+        <w:widowControl/>
+        <w:jc w:val="left"/>
+        <w:rPr>
+          <w:b/>
+          <w:bCs/>
+        </w:rPr>
+      </w:pPr>
+    </w:p>
+    <w:p>
+      <w:pPr>
+        <w:widowControl/>
+        <w:jc w:val="left"/>
+        <w:rPr>
+          <w:b/>
+          <w:bCs/>
+        </w:rPr>
+      </w:pPr>
+      <w:r>
+        <w:rPr>
+          <w:rFonts w:hint="eastAsia"/>
+          <w:b/>
+          <w:bCs/>
+        </w:rPr>
+        <w:t>最短的约束：如果采用这个的话就没有意义，因为这个参数就是一定会超过这个最短值。</w:t>
+      </w:r>
+      <w:r>
+        <w:rPr>
+          <w:b/>
+          <w:bCs/>
+        </w:rPr>
+        <w:br/>
+      </w:r>
+      <w:r>
+        <w:rPr>
+          <w:rFonts w:hint="eastAsia"/>
+          <w:b/>
+          <w:bCs/>
+        </w:rPr>
+        <w:t>达不到我要求的分离簇一定距离的要求。</w:t>
+      </w:r>
+    </w:p>
+    <w:p>
+      <w:pPr>
+        <w:widowControl/>
+        <w:jc w:val="left"/>
+        <w:rPr>
+          <w:b/>
+          <w:bCs/>
+        </w:rPr>
+      </w:pPr>
+    </w:p>
+    <w:p>
+      <w:pPr>
+        <w:widowControl/>
+        <w:jc w:val="left"/>
+        <w:rPr>
+          <w:b/>
+          <w:bCs/>
+        </w:rPr>
+      </w:pPr>
+      <w:r>
+        <w:rPr>
+          <w:rFonts w:hint="eastAsia"/>
+          <w:b/>
+          <w:bCs/>
+          <w:color w:val="FF0000"/>
+        </w:rPr>
+        <w:t>算法2</w:t>
+      </w:r>
+    </w:p>
+    <w:p>
+      <w:pPr>
+        <w:widowControl/>
+        <w:jc w:val="left"/>
+        <w:rPr>
+          <w:b/>
+          <w:bCs/>
+        </w:rPr>
+      </w:pPr>
+      <w:r>
+        <w:rPr>
+          <w:rFonts w:hint="eastAsia"/>
+          <w:b/>
+          <w:bCs/>
+        </w:rPr>
+        <w:t>①整体的解效果不足，前沿需要往前推，那就是需要改场景复杂性质，因为目前就是很难。</w:t>
+      </w:r>
+    </w:p>
+    <w:p>
+      <w:pPr>
+        <w:widowControl/>
+        <w:jc w:val="left"/>
+        <w:rPr>
+          <w:b/>
+          <w:bCs/>
+        </w:rPr>
+      </w:pPr>
+      <w:r>
+        <w:rPr>
+          <w:rFonts w:hint="eastAsia"/>
+          <w:b/>
+          <w:bCs/>
+        </w:rPr>
+        <w:t>解：渲染实际的解集情况，发现导致无法完全覆盖或者覆盖率太</w:t>
+      </w:r>
+      <w:r>
+        <w:rPr>
+          <w:rFonts w:hint="eastAsia"/>
+          <w:b/>
+          <w:bCs/>
+        </w:rPr>
+        <w:t>低极速下降</w:t>
+      </w:r>
+      <w:r>
+        <w:rPr>
+          <w:rFonts w:hint="eastAsia"/>
+          <w:b/>
+          <w:bCs/>
+        </w:rPr>
+        <w:t>的主要原因就是</w:t>
+      </w:r>
+      <w:r>
+        <w:rPr>
+          <w:rFonts w:hint="eastAsia"/>
+          <w:b/>
+          <w:bCs/>
+        </w:rPr>
+        <w:t>：干扰区域很难有节点能够连通。</w:t>
+      </w:r>
+      <w:r>
+        <w:rPr>
+          <w:b/>
+          <w:bCs/>
+        </w:rPr>
+        <w:t xml:space="preserve"> </w:t>
+      </w:r>
+      <w:r>
+        <w:rPr>
+          <w:b/>
+          <w:bCs/>
+        </w:rPr>
+        <w:br/>
+      </w:r>
+    </w:p>
+    <w:p>
+      <w:pPr>
+        <w:widowControl/>
+        <w:jc w:val="left"/>
+        <w:rPr>
+          <w:b/>
+          <w:bCs/>
+        </w:rPr>
+      </w:pPr>
+      <w:r>
+        <w:rPr>
+          <w:b/>
+          <w:bCs/>
+        </w:rPr>
+        <w:t>1.</w:t>
+      </w:r>
+      <w:r>
+        <w:rPr>
+          <w:rFonts w:hint="eastAsia"/>
+          <w:b/>
+          <w:bCs/>
+        </w:rPr>
+        <w:t>干扰部分添加建筑物进行遮挡，</w:t>
+      </w:r>
+      <w:r>
+        <w:rPr>
+          <w:rFonts w:hint="eastAsia"/>
+          <w:b/>
+          <w:bCs/>
+        </w:rPr>
+        <w:t>多</w:t>
+      </w:r>
+      <w:r>
+        <w:rPr>
+          <w:rFonts w:hint="eastAsia"/>
+          <w:b/>
+          <w:bCs/>
+        </w:rPr>
+        <w:t>遮挡部分区域</w:t>
+      </w:r>
+      <w:r>
+        <w:rPr>
+          <w:rFonts w:hint="eastAsia"/>
+          <w:b/>
+          <w:bCs/>
+        </w:rPr>
+        <w:t>：</w:t>
+      </w:r>
+      <w:r>
+        <w:rPr>
+          <w:b/>
+          <w:bCs/>
+        </w:rPr>
+        <w:br/>
+      </w:r>
+      <w:r>
+        <w:rPr>
+          <w:rFonts w:hint="eastAsia"/>
+          <w:b/>
+          <w:bCs/>
+        </w:rPr>
+        <w:t>先测试这个。</w:t>
+      </w:r>
+      <w:r>
+        <w:rPr>
+          <w:b/>
+          <w:bCs/>
+        </w:rPr>
+        <w:br/>
+        <w:t>2.</w:t>
+      </w:r>
+      <w:r>
+        <w:rPr>
+          <w:rFonts w:hint="eastAsia"/>
+          <w:b/>
+          <w:bCs/>
+        </w:rPr>
+        <w:t>直接移除干扰。</w:t>
+      </w:r>
+    </w:p>
+    <w:p>
+      <w:pPr>
+        <w:widowControl/>
+        <w:jc w:val="left"/>
+        <w:rPr>
+          <w:b/>
+          <w:bCs/>
+        </w:rPr>
+      </w:pPr>
+    </w:p>
+    <w:p>
+      <w:pPr>
+        <w:widowControl/>
+        <w:jc w:val="left"/>
+        <w:rPr>
+          <w:b/>
+          <w:bCs/>
+        </w:rPr>
+      </w:pPr>
+      <w:r>
+        <w:rPr>
+          <w:rFonts w:hint="eastAsia"/>
+          <w:b/>
+          <w:bCs/>
+        </w:rPr>
+        <w:t>②理论上节点多少可以全覆盖</w:t>
+      </w:r>
+      <w:r>
+        <w:rPr>
+          <w:rFonts w:hint="eastAsia"/>
+          <w:b/>
+          <w:bCs/>
+        </w:rPr>
+        <w:t>，达到什么效果：</w:t>
+      </w:r>
+      <w:r>
+        <w:rPr>
+          <w:b/>
+          <w:bCs/>
+        </w:rPr>
+        <w:br/>
+      </w:r>
+      <w:r>
+        <w:rPr>
+          <w:rFonts w:hint="eastAsia"/>
+          <w:b/>
+          <w:bCs/>
+        </w:rPr>
+        <w:t>解：这个和场景有关，要证明的话必须逐步添加节点数绘制连通度对比曲线然后进行逼近。工作量比较大，比如说从2</w:t>
+      </w:r>
+      <w:r>
+        <w:rPr>
+          <w:b/>
+          <w:bCs/>
+        </w:rPr>
+        <w:t>0</w:t>
+      </w:r>
+      <w:r>
+        <w:rPr>
+          <w:rFonts w:hint="eastAsia"/>
+          <w:b/>
+          <w:bCs/>
+        </w:rPr>
+        <w:t>到</w:t>
+      </w:r>
+      <w:r>
+        <w:rPr>
+          <w:b/>
+          <w:bCs/>
+        </w:rPr>
+        <w:t>30</w:t>
+      </w:r>
+      <w:r>
+        <w:rPr>
+          <w:rFonts w:hint="eastAsia"/>
+          <w:b/>
+          <w:bCs/>
+        </w:rPr>
+        <w:t>的</w:t>
+      </w:r>
+      <w:r>
+        <w:rPr>
+          <w:b/>
+          <w:bCs/>
+        </w:rPr>
+        <w:t>5</w:t>
+      </w:r>
+      <w:r>
+        <w:rPr>
+          <w:rFonts w:hint="eastAsia"/>
+          <w:b/>
+          <w:bCs/>
+        </w:rPr>
+        <w:t>连通度覆盖率对比。</w:t>
+      </w:r>
+    </w:p>
+    <w:p>
+      <w:pPr>
+        <w:widowControl/>
+        <w:jc w:val="left"/>
+        <w:rPr>
+          <w:b/>
+          <w:bCs/>
+        </w:rPr>
+      </w:pPr>
+      <w:r>
+        <w:rPr>
+          <w:rFonts w:hint="eastAsia"/>
+          <w:b/>
+          <w:bCs/>
+        </w:rPr>
+        <w:t>看起来全覆盖2</w:t>
+      </w:r>
+      <w:r>
+        <w:rPr>
+          <w:b/>
+          <w:bCs/>
+        </w:rPr>
+        <w:t>0</w:t>
+      </w:r>
+      <w:r>
+        <w:rPr>
+          <w:rFonts w:hint="eastAsia"/>
+          <w:b/>
+          <w:bCs/>
+        </w:rPr>
+        <w:t>不够，还是有一些死角。</w:t>
+      </w:r>
+    </w:p>
+    <w:p>
+      <w:pPr>
+        <w:widowControl/>
+        <w:jc w:val="left"/>
+        <w:rPr>
+          <w:b/>
+          <w:bCs/>
+        </w:rPr>
+      </w:pPr>
+    </w:p>
+    <w:p>
+      <w:pPr>
+        <w:widowControl/>
+        <w:jc w:val="left"/>
+        <w:rPr>
+          <w:b/>
+          <w:bCs/>
+        </w:rPr>
+      </w:pPr>
+      <w:r>
+        <w:rPr>
+          <w:rFonts w:hint="eastAsia"/>
+          <w:b/>
+          <w:bCs/>
+        </w:rPr>
+        <w:t>到最后5连通应该能到达9</w:t>
+      </w:r>
+      <w:r>
+        <w:rPr>
+          <w:b/>
+          <w:bCs/>
+        </w:rPr>
+        <w:t>5</w:t>
+      </w:r>
+      <w:r>
+        <w:rPr>
+          <w:rFonts w:hint="eastAsia"/>
+          <w:b/>
+          <w:bCs/>
+        </w:rPr>
+        <w:t>以上的覆盖率比较好。这样才能得出效果好，并且可以权衡。</w:t>
+      </w:r>
+    </w:p>
+    <w:p>
+      <w:pPr>
+        <w:widowControl/>
+        <w:jc w:val="left"/>
+        <w:rPr>
+          <w:b/>
+          <w:bCs/>
+        </w:rPr>
+      </w:pPr>
+      <w:r>
+        <w:rPr>
+          <w:rFonts w:hint="eastAsia"/>
+          <w:b/>
+          <w:bCs/>
+        </w:rPr>
+        <w:t>而且还需要节点增多</w:t>
+      </w:r>
+      <w:r>
+        <w:rPr>
+          <w:rFonts w:hint="eastAsia"/>
+          <w:b/>
+          <w:bCs/>
+        </w:rPr>
+        <w:t>到最后</w:t>
+      </w:r>
+      <w:r>
+        <w:rPr>
+          <w:rFonts w:hint="eastAsia"/>
+          <w:b/>
+          <w:bCs/>
+        </w:rPr>
+        <w:t>的时候，0</w:t>
+      </w:r>
+      <w:r>
+        <w:rPr>
+          <w:b/>
+          <w:bCs/>
+        </w:rPr>
+        <w:t>-5</w:t>
+      </w:r>
+      <w:r>
+        <w:rPr>
+          <w:rFonts w:hint="eastAsia"/>
+          <w:b/>
+          <w:bCs/>
+        </w:rPr>
+        <w:t>节点都需要达到1</w:t>
+      </w:r>
+      <w:r>
+        <w:rPr>
+          <w:b/>
+          <w:bCs/>
+        </w:rPr>
+        <w:t>0</w:t>
+      </w:r>
+      <w:r>
+        <w:rPr>
+          <w:rFonts w:hint="eastAsia"/>
+          <w:b/>
+          <w:bCs/>
+        </w:rPr>
+        <w:t>0的连通度，这样才是取舍。</w:t>
+      </w:r>
+      <w:r>
+        <w:rPr>
+          <w:b/>
+          <w:bCs/>
+        </w:rPr>
+        <w:br/>
+      </w:r>
+      <w:r>
+        <w:rPr>
+          <w:b/>
+          <w:bCs/>
+        </w:rPr>
+        <w:br/>
+      </w:r>
+      <w:r>
+        <w:rPr>
+          <w:rFonts w:hint="eastAsia"/>
+          <w:b/>
+          <w:bCs/>
+        </w:rPr>
+        <w:t>③</w:t>
+      </w:r>
+      <w:r>
+        <w:rPr>
+          <w:rFonts w:hint="eastAsia"/>
+          <w:b/>
+          <w:bCs/>
+        </w:rPr>
+        <w:t>实验不足：表中的指标应该：有均值，方差</w:t>
+      </w:r>
+      <w:r>
+        <w:rPr>
+          <w:rFonts w:hint="eastAsia"/>
+          <w:b/>
+          <w:bCs/>
+        </w:rPr>
+        <w:t>，作为算法稳定性的证明</w:t>
+      </w:r>
+      <w:r>
+        <w:rPr>
+          <w:rFonts w:hint="eastAsia"/>
+          <w:b/>
+          <w:bCs/>
+        </w:rPr>
+        <w:t>。</w:t>
+      </w:r>
+      <w:r>
+        <w:rPr>
+          <w:rFonts w:hint="eastAsia"/>
+          <w:b/>
+          <w:bCs/>
+        </w:rPr>
+        <w:t>对应的箱线图</w:t>
+      </w:r>
+      <w:r>
+        <w:rPr>
+          <w:b/>
+          <w:bCs/>
+        </w:rPr>
+        <w:br/>
+      </w:r>
+      <w:r>
+        <w:rPr>
+          <w:rFonts w:hint="eastAsia"/>
+          <w:b/>
+          <w:bCs/>
+        </w:rPr>
+        <w:t>多次试验。</w:t>
+      </w:r>
+    </w:p>
+    <w:p>
+      <w:pPr>
+        <w:widowControl/>
+        <w:jc w:val="left"/>
+        <w:rPr>
+          <w:b/>
+          <w:bCs/>
+        </w:rPr>
+      </w:pPr>
+    </w:p>
+    <w:p>
+      <w:pPr>
+        <w:widowControl/>
+        <w:jc w:val="left"/>
+        <w:rPr>
+          <w:b/>
+          <w:bCs/>
+        </w:rPr>
+      </w:pPr>
+      <w:r>
+        <w:rPr>
+          <w:rFonts w:hint="eastAsia"/>
+          <w:b/>
+          <w:bCs/>
+        </w:rPr>
+        <w:t>④添加一些实际部署方案的示例</w:t>
+      </w:r>
+      <w:r>
+        <w:rPr>
+          <w:rFonts w:hint="eastAsia"/>
+          <w:b/>
+          <w:bCs/>
+        </w:rPr>
+        <w:t>解用于解释</w:t>
+      </w:r>
+      <w:r>
+        <w:rPr>
+          <w:rFonts w:hint="eastAsia"/>
+          <w:b/>
+          <w:bCs/>
+        </w:rPr>
+        <w:t>。</w:t>
+      </w:r>
+    </w:p>
+    <w:p>
+      <w:pPr>
+        <w:widowControl/>
+        <w:jc w:val="left"/>
+        <w:rPr>
+          <w:b/>
+          <w:bCs/>
+        </w:rPr>
+      </w:pPr>
+      <w:r>
+        <w:rPr>
+          <w:b/>
+          <w:bCs/>
+        </w:rPr>
+        <w:lastRenderedPageBreak/>
+        <w:br/>
+      </w:r>
+      <w:r>
+        <w:rPr>
+          <w:b/>
+          <w:bCs/>
+        </w:rPr>
+        <w:br/>
+      </w:r>
+      <w:r>
+        <w:rPr>
+          <w:rFonts w:hint="eastAsia"/>
+          <w:b/>
+          <w:bCs/>
+        </w:rPr>
+        <w:t>增加</w:t>
+      </w:r>
+      <w:r>
+        <w:rPr>
+          <w:rFonts w:hint="eastAsia"/>
+          <w:b/>
+          <w:bCs/>
+        </w:rPr>
+        <w:t>这两种算法的结果</w:t>
+      </w:r>
+      <w:r>
+        <w:rPr>
+          <w:rFonts w:hint="eastAsia"/>
+          <w:b/>
+          <w:bCs/>
+        </w:rPr>
+        <w:t>进行对比</w:t>
+      </w:r>
+      <w:r>
+        <w:rPr>
+          <w:rFonts w:hint="eastAsia"/>
+          <w:b/>
+          <w:bCs/>
+        </w:rPr>
+        <w:t>，再看其他的算法</w:t>
+      </w:r>
+      <w:r>
+        <w:rPr>
+          <w:b/>
+          <w:bCs/>
+        </w:rPr>
+        <w:br/>
+        <w:t>SPEA2,MOEA/D</w:t>
+      </w:r>
+      <w:r>
+        <w:rPr>
+          <w:rFonts w:hint="eastAsia"/>
+          <w:b/>
+          <w:bCs/>
+        </w:rPr>
+        <w:t>，M</w:t>
+      </w:r>
+      <w:r>
+        <w:rPr>
+          <w:b/>
+          <w:bCs/>
+        </w:rPr>
+        <w:t>OPSO</w:t>
+      </w:r>
+      <w:r>
+        <w:rPr>
+          <w:rFonts w:hint="eastAsia"/>
+          <w:b/>
+          <w:bCs/>
+        </w:rPr>
+        <w:t>算法。</w:t>
+      </w:r>
+    </w:p>
+    <w:p>
+      <w:pPr>
+        <w:widowControl/>
+        <w:jc w:val="left"/>
+        <w:rPr>
+          <w:b/>
+          <w:bCs/>
+        </w:rPr>
+      </w:pPr>
+    </w:p>
+    <w:p>
+      <w:pPr>
+        <w:widowControl/>
+        <w:jc w:val="left"/>
+        <w:rPr>
+          <w:b/>
+          <w:bCs/>
+        </w:rPr>
+      </w:pPr>
+      <w:r>
+        <w:rPr>
+          <w:rFonts w:hint="eastAsia"/>
+          <w:b/>
+          <w:bCs/>
+        </w:rPr>
+        <w:t>⑤绘制一下初始化时候的前沿对比。</w:t>
+      </w:r>
+    </w:p>
+    <w:p>
+      <w:pPr>
+        <w:widowControl/>
+        <w:jc w:val="left"/>
+        <w:rPr>
+          <w:b/>
+          <w:bCs/>
+        </w:rPr>
+      </w:pPr>
+    </w:p>
+    <w:p>
+      <w:pPr>
+        <w:widowControl/>
+        <w:jc w:val="left"/>
+        <w:rPr>
+          <w:b/>
+          <w:bCs/>
+        </w:rPr>
+      </w:pPr>
+      <w:r>
+        <w:rPr>
+          <w:rFonts w:hint="eastAsia"/>
+          <w:b/>
+          <w:bCs/>
+        </w:rPr>
+        <w:t>⑥第二个点的创新性：</w:t>
+      </w:r>
+      <w:r>
+        <w:rPr>
+          <w:b/>
+          <w:bCs/>
+        </w:rPr>
+        <w:br/>
+      </w:r>
+      <w:r>
+        <w:rPr>
+          <w:rFonts w:hint="eastAsia"/>
+          <w:b/>
+          <w:bCs/>
+        </w:rPr>
+        <w:t>1</w:t>
+      </w:r>
+      <w:r>
+        <w:rPr>
+          <w:b/>
+          <w:bCs/>
+        </w:rPr>
+        <w:t>.</w:t>
+      </w:r>
+      <w:r>
+        <w:rPr>
+          <w:rFonts w:hint="eastAsia"/>
+          <w:b/>
+          <w:bCs/>
+        </w:rPr>
+        <w:t>根据建筑</w:t>
+      </w:r>
+      <w:r>
+        <w:rPr>
+          <w:rFonts w:hint="eastAsia"/>
+          <w:b/>
+          <w:bCs/>
+        </w:rPr>
+        <w:t>遮挡</w:t>
+      </w:r>
+      <w:r>
+        <w:rPr>
+          <w:rFonts w:hint="eastAsia"/>
+          <w:b/>
+          <w:bCs/>
+        </w:rPr>
+        <w:t>场景设计对应的初始化方法，提高搜索效率。</w:t>
+      </w:r>
+      <w:r>
+        <w:rPr>
+          <w:b/>
+          <w:bCs/>
+        </w:rPr>
+        <w:br/>
+      </w:r>
+      <w:r>
+        <w:rPr>
+          <w:rFonts w:hint="eastAsia"/>
+          <w:b/>
+          <w:bCs/>
+        </w:rPr>
+        <w:t>2.变异引导算子相当于</w:t>
+      </w:r>
+      <w:r>
+        <w:rPr>
+          <w:b/>
+          <w:bCs/>
+        </w:rPr>
+        <w:t>执行一次局部搜索方向的微</w:t>
+      </w:r>
+      <w:r>
+        <w:rPr>
+          <w:rFonts w:hint="eastAsia"/>
+          <w:b/>
+          <w:bCs/>
+        </w:rPr>
+        <w:t>扰，</w:t>
+      </w:r>
+      <w:r>
+        <w:rPr>
+          <w:b/>
+          <w:bCs/>
+        </w:rPr>
+        <w:t>目的是引导变异方向朝向更优目标，而不是穷尽整个局部邻域</w:t>
+      </w:r>
+      <w:r>
+        <w:rPr>
+          <w:rFonts w:hint="eastAsia"/>
+          <w:b/>
+          <w:bCs/>
+        </w:rPr>
+        <w:t>。能够降低计算开销。提高搜索效率。</w:t>
+      </w:r>
+    </w:p>
+    <w:p>
+      <w:pPr>
+        <w:widowControl/>
+        <w:jc w:val="left"/>
+        <w:rPr>
+          <w:b/>
+          <w:bCs/>
+        </w:rPr>
+      </w:pPr>
+      <w:r>
+        <w:rPr>
+          <w:rFonts w:hint="eastAsia"/>
+          <w:b/>
+          <w:bCs/>
+        </w:rPr>
+        <w:t>算法的合理性没问题：</w:t>
+      </w:r>
+      <w:hyperlink r:id="rId16" w:tooltip="Go to Swarm and Evolutionary Computation on ScienceDirect" w:history="1">
+        <w:r>
+          <w:rPr>
+            <w:rStyle w:val="af"/>
+            <w:b/>
+            <w:bCs/>
+          </w:rPr>
+          <w:t>Swarm and Evolutionary Computation</w:t>
+        </w:r>
+      </w:hyperlink>
+      <w:r>
+        <w:rPr>
+          <w:rFonts w:hint="eastAsia"/>
+          <w:b/>
+          <w:bCs/>
+        </w:rPr>
+        <w:t xml:space="preserve"> 下2</w:t>
+      </w:r>
+      <w:r>
+        <w:rPr>
+          <w:b/>
+          <w:bCs/>
+        </w:rPr>
+        <w:t>026</w:t>
+      </w:r>
+      <w:r>
+        <w:rPr>
+          <w:rFonts w:hint="eastAsia"/>
+          <w:b/>
+          <w:bCs/>
+        </w:rPr>
+        <w:t>年论文</w:t>
+      </w:r>
+      <w:r>
+        <w:rPr>
+          <w:b/>
+          <w:bCs/>
+        </w:rPr>
+        <w:t>”</w:t>
+      </w:r>
+      <w:r>
+        <w:rPr>
+          <w:b/>
+          <w:bCs/>
+        </w:rPr>
+        <w:t>Evolutionary algorithm with domain-specific operators for UAV path planning</w:t>
+      </w:r>
+      <w:r>
+        <w:rPr>
+          <w:b/>
+          <w:bCs/>
+        </w:rPr>
+        <w:t>”</w:t>
+      </w:r>
+    </w:p>
+    <w:p>
+      <w:pPr>
+        <w:widowControl/>
+        <w:jc w:val="left"/>
+        <w:rPr>
+          <w:b/>
+          <w:bCs/>
+        </w:rPr>
+      </w:pPr>
+      <w:r>
+        <w:rPr>
+          <w:rFonts w:hint="eastAsia"/>
+          <w:b/>
+          <w:bCs/>
+        </w:rPr>
+        <w:t>就使用过了A</w:t>
+      </w:r>
+      <w:r>
+        <w:rPr>
+          <w:b/>
+          <w:bCs/>
+        </w:rPr>
+        <w:t>*-</w:t>
+      </w:r>
+      <w:r>
+        <w:rPr>
+          <w:rFonts w:hint="eastAsia"/>
+          <w:b/>
+          <w:bCs/>
+        </w:rPr>
+        <w:t>guided</w:t>
+      </w:r>
+      <w:r>
+        <w:rPr>
+          <w:b/>
+          <w:bCs/>
+        </w:rPr>
+        <w:t xml:space="preserve"> mutation operator</w:t>
+      </w:r>
+      <w:r>
+        <w:rPr>
+          <w:b/>
+          <w:bCs/>
+        </w:rPr>
+        <w:br/>
+      </w:r>
+      <w:r>
+        <w:rPr>
+          <w:b/>
+          <w:bCs/>
+        </w:rPr>
+        <w:br/>
+      </w:r>
+      <w:r>
+        <w:rPr>
+          <w:rFonts w:hint="eastAsia"/>
+          <w:b/>
+          <w:bCs/>
+        </w:rPr>
+        <w:t>⑦不用</w:t>
+      </w:r>
+      <w:r>
+        <w:rPr>
+          <w:rFonts w:hint="eastAsia"/>
+          <w:b/>
+          <w:bCs/>
+        </w:rPr>
+        <w:t>按照解效果的</w:t>
+      </w:r>
+      <w:r>
+        <w:rPr>
+          <w:rFonts w:hint="eastAsia"/>
+          <w:b/>
+          <w:bCs/>
+        </w:rPr>
+        <w:t>拥挤度距离判断，而使用节点位置相似度</w:t>
+      </w:r>
+      <w:r>
+        <w:rPr>
+          <w:rFonts w:hint="eastAsia"/>
+          <w:b/>
+          <w:bCs/>
+        </w:rPr>
+        <w:t>（比如说两个解的位置差异）</w:t>
+      </w:r>
+      <w:r>
+        <w:rPr>
+          <w:rFonts w:hint="eastAsia"/>
+          <w:b/>
+          <w:bCs/>
+        </w:rPr>
+        <w:t>进行判断。</w:t>
+      </w:r>
+      <w:r>
+        <w:rPr>
+          <w:rFonts w:hint="eastAsia"/>
+          <w:b/>
+          <w:bCs/>
+        </w:rPr>
+        <w:t>（平均节点位置距离）</w:t>
+      </w:r>
+    </w:p>
+    <w:p>
+      <w:pPr>
+        <w:widowControl/>
+        <w:jc w:val="left"/>
+        <w:rPr>
+          <w:b/>
+          <w:bCs/>
+        </w:rPr>
+      </w:pPr>
+    </w:p>
+    <w:p>
+      <w:pPr>
+        <w:widowControl/>
+        <w:jc w:val="left"/>
+        <w:rPr>
+          <w:b/>
+          <w:bCs/>
+        </w:rPr>
+      </w:pPr>
+    </w:p>
+    <w:p>
+      <w:pPr>
+        <w:widowControl/>
+        <w:jc w:val="left"/>
+        <w:rPr>
+          <w:b/>
+          <w:bCs/>
+        </w:rPr>
+      </w:pPr>
+      <w:r>
+        <w:rPr>
+          <w:rFonts w:hint="eastAsia"/>
+          <w:b/>
+          <w:bCs/>
+        </w:rPr>
+        <w:t>⑨</w:t>
+      </w:r>
+      <w:r>
+        <w:rPr>
+          <w:rFonts w:hint="eastAsia"/>
+          <w:b/>
+          <w:bCs/>
+        </w:rPr>
+        <w:t>阅读一下多目标优化算法的</w:t>
+      </w:r>
+      <w:r>
+        <w:rPr>
+          <w:b/>
+          <w:bCs/>
+        </w:rPr>
+        <w:t>baseline</w:t>
+      </w:r>
+      <w:r>
+        <w:rPr>
+          <w:rFonts w:hint="eastAsia"/>
+          <w:b/>
+          <w:bCs/>
+        </w:rPr>
+        <w:t>问题</w:t>
+      </w:r>
+      <w:r>
+        <w:rPr>
+          <w:rFonts w:hint="eastAsia"/>
+          <w:b/>
+          <w:bCs/>
+        </w:rPr>
+        <w:t>：一般实验3</w:t>
+      </w:r>
+      <w:r>
+        <w:rPr>
+          <w:b/>
+          <w:bCs/>
+        </w:rPr>
+        <w:t>0</w:t>
+      </w:r>
+      <w:r>
+        <w:rPr>
+          <w:rFonts w:hint="eastAsia"/>
+          <w:b/>
+          <w:bCs/>
+        </w:rPr>
+        <w:t>维，</w:t>
+      </w:r>
+      <w:r>
+        <w:rPr>
+          <w:b/>
+          <w:bCs/>
+        </w:rPr>
+        <w:t>30-100</w:t>
+      </w:r>
+      <w:r>
+        <w:rPr>
+          <w:rFonts w:hint="eastAsia"/>
+          <w:b/>
+          <w:bCs/>
+        </w:rPr>
+        <w:t>维度左右是中等规模。</w:t>
+      </w:r>
+    </w:p>
+    <w:p>
+      <w:pPr>
+        <w:widowControl/>
+        <w:jc w:val="left"/>
+        <w:rPr>
+          <w:b/>
+          <w:bCs/>
+        </w:rPr>
+      </w:pPr>
+      <w:r>
+        <w:rPr>
+          <w:b/>
+          <w:bCs/>
+        </w:rPr>
+        <w:br/>
+      </w:r>
+      <w:r>
+        <w:rPr>
+          <w:rFonts w:hint="eastAsia"/>
+          <w:b/>
+          <w:bCs/>
+        </w:rPr>
+        <w:t>⑩</w:t>
+      </w:r>
+      <w:r>
+        <w:rPr>
+          <w:rFonts w:hint="eastAsia"/>
+          <w:b/>
+          <w:bCs/>
+        </w:rPr>
+        <w:t>：实验指标一般对比算法的超体积，超体积的箱线图，</w:t>
+      </w:r>
+      <w:r>
+        <w:rPr>
+          <w:rFonts w:hint="eastAsia"/>
+          <w:b/>
+          <w:bCs/>
+        </w:rPr>
+        <w:t>修改对应的参考点</w:t>
+      </w:r>
+      <w:r>
+        <w:rPr>
+          <w:rFonts w:hint="eastAsia"/>
+          <w:b/>
+          <w:bCs/>
+        </w:rPr>
+        <w:t>可以尽量使得H</w:t>
+      </w:r>
+      <w:r>
+        <w:rPr>
+          <w:b/>
+          <w:bCs/>
+        </w:rPr>
+        <w:t>V</w:t>
+      </w:r>
+      <w:r>
+        <w:rPr>
+          <w:rFonts w:hint="eastAsia"/>
+          <w:b/>
+          <w:bCs/>
+        </w:rPr>
+        <w:t>接近1，这样更好看</w:t>
+      </w:r>
+      <w:r>
+        <w:rPr>
+          <w:rFonts w:hint="eastAsia"/>
+          <w:b/>
+          <w:bCs/>
+        </w:rPr>
+        <w:t>一点</w:t>
+      </w:r>
+      <w:r>
+        <w:rPr>
+          <w:rFonts w:hint="eastAsia"/>
+          <w:b/>
+          <w:bCs/>
+        </w:rPr>
+        <w:t>。</w:t>
+      </w:r>
+    </w:p>
+    <w:p>
+      <w:pPr>
+        <w:widowControl/>
+        <w:jc w:val="left"/>
+        <w:rPr>
+          <w:b/>
+          <w:bCs/>
+        </w:rPr>
+      </w:pPr>
+      <w:r>
+        <w:rPr>
+          <w:b/>
+          <w:bCs/>
+        </w:rPr>
+        <w:br/>
+      </w:r>
+      <w:r>
+        <w:rPr>
+          <w:rFonts w:hint="eastAsia"/>
+          <w:b/>
+          <w:bCs/>
+        </w:rPr>
+        <w:t>④</w:t>
+      </w:r>
+      <w:r>
+        <w:rPr>
+          <w:rFonts w:hint="eastAsia"/>
+          <w:b/>
+          <w:bCs/>
+        </w:rPr>
+        <w:t>初始化的消融实验</w:t>
+      </w:r>
+      <w:r>
+        <w:rPr>
+          <w:rFonts w:hint="eastAsia"/>
+          <w:b/>
+          <w:bCs/>
+        </w:rPr>
+        <w:t>：</w:t>
+      </w:r>
+      <w:r>
+        <w:rPr>
+          <w:b/>
+          <w:bCs/>
+        </w:rPr>
+        <w:br/>
+      </w:r>
+      <w:r>
+        <w:rPr>
+          <w:rFonts w:hint="eastAsia"/>
+          <w:b/>
+          <w:bCs/>
+        </w:rPr>
+        <w:t>补充一下有没有初始化对算法的效果的影响，和L</w:t>
+      </w:r>
+      <w:r>
+        <w:rPr>
+          <w:b/>
+          <w:bCs/>
+        </w:rPr>
+        <w:t>HS</w:t>
+      </w:r>
+      <w:r>
+        <w:rPr>
+          <w:rFonts w:hint="eastAsia"/>
+          <w:b/>
+          <w:bCs/>
+        </w:rPr>
+        <w:t>初始化进行对比</w:t>
+      </w:r>
+      <w:r>
+        <w:rPr>
+          <w:rFonts w:hint="eastAsia"/>
+          <w:b/>
+          <w:bCs/>
+        </w:rPr>
+        <w:t>，给一个表就可以了</w:t>
+      </w:r>
+      <w:r>
+        <w:rPr>
+          <w:rFonts w:hint="eastAsia"/>
+          <w:b/>
+          <w:bCs/>
+        </w:rPr>
+        <w:t>。</w:t>
+      </w:r>
+      <w:r>
+        <w:rPr>
+          <w:rFonts w:hint="eastAsia"/>
+          <w:b/>
+          <w:bCs/>
+        </w:rPr>
+        <w:t>可以不用，因为没有初始化策略的效果太差了。</w:t>
+      </w:r>
+      <w:r>
+        <w:rPr>
+          <w:b/>
+          <w:bCs/>
+        </w:rPr>
+        <w:br/>
+      </w:r>
+    </w:p>
+    <w:p>
+      <w:pPr>
+        <w:widowControl/>
+        <w:jc w:val="left"/>
+        <w:rPr>
+          <w:b/>
+          <w:bCs/>
+        </w:rPr>
+      </w:pPr>
+      <w:r>
+        <w:rPr>
+          <w:rFonts w:hint="eastAsia"/>
+          <w:b/>
+          <w:bCs/>
+        </w:rPr>
+        <w:t>感觉还行：</w:t>
+      </w:r>
+      <w:r>
+        <w:rPr>
+          <w:b/>
+          <w:bCs/>
+        </w:rPr>
+        <w:t>20</w:t>
+      </w:r>
+      <w:r>
+        <w:rPr>
+          <w:rFonts w:hint="eastAsia"/>
+          <w:b/>
+          <w:bCs/>
+        </w:rPr>
+        <w:t>个建筑下为9</w:t>
+      </w:r>
+      <w:r>
+        <w:rPr>
+          <w:b/>
+          <w:bCs/>
+        </w:rPr>
+        <w:t>5</w:t>
+      </w:r>
+      <w:r>
+        <w:rPr>
+          <w:b/>
+          <w:bCs/>
+        </w:rPr>
+        <w:t>-90</w:t>
+      </w:r>
+      <w:r>
+        <w:rPr>
+          <w:rFonts w:hint="eastAsia"/>
+          <w:b/>
+          <w:bCs/>
+        </w:rPr>
+        <w:t>之间的1</w:t>
+      </w:r>
+      <w:r>
+        <w:rPr>
+          <w:b/>
+          <w:bCs/>
+        </w:rPr>
+        <w:t>0</w:t>
+      </w:r>
+      <w:r>
+        <w:rPr>
+          <w:rFonts w:hint="eastAsia"/>
+          <w:b/>
+          <w:bCs/>
+        </w:rPr>
+        <w:t>连通度。再看下1</w:t>
+      </w:r>
+      <w:r>
+        <w:rPr>
+          <w:b/>
+          <w:bCs/>
+        </w:rPr>
+        <w:t>5</w:t>
+      </w:r>
+      <w:r>
+        <w:rPr>
+          <w:rFonts w:hint="eastAsia"/>
+          <w:b/>
+          <w:bCs/>
+        </w:rPr>
+        <w:t>和2</w:t>
+      </w:r>
+      <w:r>
+        <w:rPr>
+          <w:b/>
+          <w:bCs/>
+        </w:rPr>
+        <w:t>0</w:t>
+      </w:r>
+      <w:r>
+        <w:rPr>
+          <w:rFonts w:hint="eastAsia"/>
+          <w:b/>
+          <w:bCs/>
+        </w:rPr>
+        <w:t>的决定。最好1</w:t>
+      </w:r>
+      <w:r>
+        <w:rPr>
+          <w:b/>
+          <w:bCs/>
+        </w:rPr>
+        <w:t>5</w:t>
+      </w:r>
+      <w:r>
+        <w:rPr>
+          <w:rFonts w:hint="eastAsia"/>
+          <w:b/>
+          <w:bCs/>
+        </w:rPr>
+        <w:t>的</w:t>
+      </w:r>
+      <w:r>
+        <w:rPr>
+          <w:b/>
+          <w:bCs/>
+        </w:rPr>
+        <w:t>90-80</w:t>
+      </w:r>
+      <w:r>
+        <w:rPr>
+          <w:rFonts w:hint="eastAsia"/>
+          <w:b/>
+          <w:bCs/>
+        </w:rPr>
+        <w:t>，2</w:t>
+      </w:r>
+      <w:r>
+        <w:rPr>
+          <w:b/>
+          <w:bCs/>
+        </w:rPr>
+        <w:t>5</w:t>
+      </w:r>
+      <w:r>
+        <w:rPr>
+          <w:rFonts w:hint="eastAsia"/>
+          <w:b/>
+          <w:bCs/>
+        </w:rPr>
+        <w:t>的1</w:t>
+      </w:r>
+      <w:r>
+        <w:rPr>
+          <w:b/>
+          <w:bCs/>
+        </w:rPr>
+        <w:t>00-95</w:t>
+      </w:r>
+      <w:r>
+        <w:rPr>
+          <w:rFonts w:hint="eastAsia"/>
+          <w:b/>
+          <w:bCs/>
+        </w:rPr>
+        <w:t>。这样最好。</w:t>
+      </w:r>
+      <w:r>
+        <w:rPr>
+          <w:rFonts w:hint="eastAsia"/>
+          <w:b/>
+          <w:bCs/>
+        </w:rPr>
+        <w:t>但是目前的覆盖率里面</w:t>
+      </w:r>
+      <w:r>
+        <w:rPr>
+          <w:rFonts w:hint="eastAsia"/>
+          <w:b/>
+          <w:bCs/>
+        </w:rPr>
+        <w:t>目前感觉干扰影响太小了，大部分干扰都被阻挡了，这些优化的其实全是建筑遮挡。</w:t>
+      </w:r>
+      <w:r>
+        <w:rPr>
+          <w:rFonts w:hint="eastAsia"/>
+          <w:b/>
+          <w:bCs/>
+        </w:rPr>
+        <w:t>后面</w:t>
+      </w:r>
+      <w:r>
+        <w:rPr>
+          <w:rFonts w:hint="eastAsia"/>
+          <w:b/>
+          <w:bCs/>
+        </w:rPr>
+        <w:t>的下降有点快。</w:t>
+      </w:r>
+      <w:r>
+        <w:rPr>
+          <w:b/>
+          <w:bCs/>
+        </w:rPr>
+        <w:br/>
+      </w:r>
+      <w:r>
+        <w:rPr>
+          <w:rFonts w:hint="eastAsia"/>
+          <w:b/>
+          <w:bCs/>
+        </w:rPr>
+        <w:t>后面下降太快了。前面下降太慢了</w:t>
+      </w:r>
+      <w:r>
+        <w:rPr>
+          <w:b/>
+          <w:bCs/>
+        </w:rPr>
+        <w:br/>
+      </w:r>
+      <w:r>
+        <w:rPr>
+          <w:b/>
+          <w:bCs/>
+        </w:rPr>
+        <w:t>15</w:t>
+      </w:r>
+      <w:r>
+        <w:rPr>
+          <w:rFonts w:hint="eastAsia"/>
+          <w:b/>
+          <w:bCs/>
+        </w:rPr>
+        <w:t>：9</w:t>
+      </w:r>
+      <w:r>
+        <w:rPr>
+          <w:b/>
+          <w:bCs/>
+        </w:rPr>
+        <w:t>06</w:t>
+      </w:r>
+      <w:r>
+        <w:rPr>
+          <w:b/>
+          <w:bCs/>
+        </w:rPr>
+        <w:br/>
+        <w:t>20</w:t>
+      </w:r>
+      <w:r>
+        <w:rPr>
+          <w:rFonts w:hint="eastAsia"/>
+          <w:b/>
+          <w:bCs/>
+        </w:rPr>
+        <w:t>：9</w:t>
+      </w:r>
+      <w:r>
+        <w:rPr>
+          <w:b/>
+          <w:bCs/>
+        </w:rPr>
+        <w:t>66</w:t>
+      </w:r>
+      <w:r>
+        <w:rPr>
+          <w:b/>
+          <w:bCs/>
+        </w:rPr>
+        <w:br/>
+        <w:t>25</w:t>
+      </w:r>
+      <w:r>
+        <w:rPr>
+          <w:rFonts w:hint="eastAsia"/>
+          <w:b/>
+          <w:bCs/>
+        </w:rPr>
+        <w:t>：9</w:t>
+      </w:r>
+      <w:r>
+        <w:rPr>
+          <w:b/>
+          <w:bCs/>
+        </w:rPr>
+        <w:t>85</w:t>
+      </w:r>
+      <w:r>
+        <w:rPr>
+          <w:b/>
+          <w:bCs/>
+        </w:rPr>
+        <w:br/>
+      </w:r>
+      <w:r>
+        <w:rPr>
+          <w:b/>
+          <w:bCs/>
+        </w:rPr>
+        <w:t>3</w:t>
+      </w:r>
+      <w:r>
+        <w:rPr>
+          <w:b/>
+          <w:bCs/>
+        </w:rPr>
+        <w:t>0</w:t>
+      </w:r>
+      <w:r>
+        <w:rPr>
+          <w:rFonts w:hint="eastAsia"/>
+          <w:b/>
+          <w:bCs/>
+        </w:rPr>
+        <w:t>：</w:t>
+      </w:r>
+      <w:r>
+        <w:rPr>
+          <w:rFonts w:hint="eastAsia"/>
+          <w:b/>
+          <w:bCs/>
+        </w:rPr>
+        <w:t>需要结果</w:t>
+      </w:r>
+      <w:r>
+        <w:rPr>
+          <w:rFonts w:hint="eastAsia"/>
+          <w:b/>
+          <w:bCs/>
+        </w:rPr>
+        <w:t xml:space="preserve">： </w:t>
+      </w:r>
+      <w:r>
+        <w:rPr>
+          <w:b/>
+          <w:bCs/>
+        </w:rPr>
+        <w:t xml:space="preserve"> </w:t>
+      </w:r>
+      <w:r>
+        <w:rPr>
+          <w:rFonts w:hint="eastAsia"/>
+          <w:b/>
+          <w:bCs/>
+        </w:rPr>
+        <w:t>修正后是正常的。</w:t>
+      </w:r>
+    </w:p>
+    <w:p>
+      <w:pPr>
+        <w:widowControl/>
+        <w:jc w:val="left"/>
+        <w:rPr>
+          <w:b/>
+          <w:bCs/>
+        </w:rPr>
+      </w:pPr>
+    </w:p>
+    <w:p>
+      <w:pPr>
+        <w:widowControl/>
+        <w:jc w:val="left"/>
+        <w:rPr>
+          <w:b/>
+          <w:bCs/>
+        </w:rPr>
+      </w:pPr>
+      <w:r>
+        <w:rPr>
+          <w:rFonts w:hint="eastAsia"/>
+          <w:b/>
+          <w:bCs/>
+        </w:rPr>
+        <w:t>计算覆盖的函数有问题，需要修正，修改部分视距判断，目前很好。</w:t>
+      </w:r>
+    </w:p>
+    <w:p>
+      <w:pPr>
+        <w:widowControl/>
+        <w:jc w:val="left"/>
+        <w:rPr>
+          <w:b/>
+          <w:bCs/>
+        </w:rPr>
+      </w:pPr>
+      <w:r>
+        <w:rPr>
+          <w:rFonts w:hint="eastAsia"/>
+          <w:b/>
+          <w:bCs/>
+        </w:rPr>
+        <w:t>修改后的结果：</w:t>
+      </w:r>
+      <w:r>
+        <w:rPr>
+          <w:rFonts w:hint="eastAsia"/>
+          <w:b/>
+          <w:bCs/>
+        </w:rPr>
+        <w:t>很好</w:t>
+      </w:r>
+    </w:p>
+    <w:p>
+      <w:pPr>
+        <w:widowControl/>
+        <w:jc w:val="left"/>
+        <w:rPr>
+          <w:b/>
+          <w:bCs/>
+        </w:rPr>
+      </w:pPr>
+    </w:p>
+    <w:p>
+      <w:pPr>
+        <w:widowControl/>
+        <w:jc w:val="left"/>
+        <w:rPr>
+          <w:b/>
+          <w:bCs/>
+        </w:rPr>
+      </w:pPr>
+      <w:r>
+        <w:rPr>
+          <w:rFonts w:hint="eastAsia"/>
+          <w:b/>
+          <w:bCs/>
+        </w:rPr>
+        <w:t>初步修改了了一遍第一二章。</w:t>
+      </w:r>
+      <w:r>
+        <w:rPr>
+          <w:b/>
+          <w:bCs/>
+        </w:rPr>
+        <w:br/>
+      </w:r>
+      <w:r>
+        <w:rPr>
+          <w:b/>
+          <w:bCs/>
+        </w:rPr>
+        <w:br/>
+        <w:t>15</w:t>
+      </w:r>
+      <w:r>
+        <w:rPr>
+          <w:rFonts w:hint="eastAsia"/>
+          <w:b/>
+          <w:bCs/>
+        </w:rPr>
+        <w:t>次跑出来的联合前沿的结果估计就是最优的。</w:t>
+      </w:r>
+    </w:p>
+    <w:p>
+      <w:pPr>
+        <w:widowControl/>
+        <w:jc w:val="left"/>
+        <w:rPr>
+          <w:b/>
+          <w:bCs/>
+        </w:rPr>
+      </w:pPr>
+      <w:r>
+        <w:rPr>
+          <w:rFonts w:hint="eastAsia"/>
+          <w:b/>
+          <w:bCs/>
+        </w:rPr>
+        <w:lastRenderedPageBreak/>
+        <w:t>但是代数连通度不能完全转化为对应顶点连通度，因此需要绘图的时候应该使用对应的最大值的解。</w:t>
+      </w:r>
+    </w:p>
+    <w:p>
+      <w:pPr>
+        <w:widowControl/>
+        <w:jc w:val="left"/>
+        <w:rPr>
+          <w:b/>
+          <w:bCs/>
+        </w:rPr>
+      </w:pPr>
+      <w:r>
+        <w:rPr>
+          <w:rFonts w:hint="eastAsia"/>
+          <w:b/>
+          <w:bCs/>
+        </w:rPr>
+        <w:t>由于针对最小节点度做连通度优化，故节点度更平均。</w:t>
+      </w:r>
+    </w:p>
+    <w:p>
+      <w:pPr>
+        <w:widowControl/>
+        <w:jc w:val="left"/>
+        <w:rPr>
+          <w:b/>
+          <w:bCs/>
+        </w:rPr>
+      </w:pPr>
+    </w:p>
+    <w:p>
+      <w:pPr>
+        <w:widowControl/>
+        <w:jc w:val="left"/>
+        <w:rPr>
+          <w:b/>
+          <w:bCs/>
+        </w:rPr>
+      </w:pPr>
+      <w:r>
+        <w:rPr>
+          <w:rFonts w:hint="eastAsia"/>
+          <w:b/>
+          <w:bCs/>
+        </w:rPr>
+        <w:t>和老师确认或讨论的事情</w:t>
+      </w:r>
+      <w:r>
+        <w:rPr>
+          <w:b/>
+          <w:bCs/>
+        </w:rPr>
+        <w:br/>
+      </w:r>
+      <w:r>
+        <w:rPr>
+          <w:rFonts w:hint="eastAsia"/>
+          <w:b/>
+          <w:bCs/>
+        </w:rPr>
+        <w:t>①区域覆盖部署（这样表明数学问题）侦查（倾向作战任务）</w:t>
+      </w:r>
+    </w:p>
+    <w:p>
+      <w:pPr>
+        <w:widowControl/>
+        <w:jc w:val="left"/>
+        <w:rPr>
+          <w:b/>
+          <w:bCs/>
+        </w:rPr>
+      </w:pPr>
+      <w:r>
+        <w:rPr>
+          <w:rFonts w:hint="eastAsia"/>
+          <w:b/>
+          <w:bCs/>
+        </w:rPr>
+        <w:t>②明确任务类型（是静态部署，所以和传感器有关</w:t>
+      </w:r>
+      <w:r>
+        <w:rPr>
+          <w:rFonts w:hint="eastAsia"/>
+          <w:b/>
+          <w:bCs/>
+        </w:rPr>
+        <w:t>，并且不存在路径规划。</w:t>
+      </w:r>
+      <w:r>
+        <w:rPr>
+          <w:rFonts w:hint="eastAsia"/>
+          <w:b/>
+          <w:bCs/>
+        </w:rPr>
+        <w:t>）</w:t>
+      </w:r>
+    </w:p>
+    <w:p>
+      <w:pPr>
+        <w:widowControl/>
+        <w:jc w:val="left"/>
+        <w:rPr>
+          <w:b/>
+          <w:bCs/>
+        </w:rPr>
+      </w:pPr>
+      <w:r>
+        <w:rPr>
+          <w:rFonts w:hint="eastAsia"/>
+          <w:b/>
+          <w:bCs/>
+        </w:rPr>
+        <w:t>后续如果要改，就直接使用voronoi结合连通进行规划。</w:t>
+      </w:r>
+    </w:p>
+    <w:p>
+      <w:pPr>
+        <w:widowControl/>
+        <w:jc w:val="left"/>
+        <w:rPr>
+          <w:b/>
+          <w:bCs/>
+        </w:rPr>
+      </w:pPr>
+      <w:r>
+        <w:rPr>
+          <w:rFonts w:hint="eastAsia"/>
+          <w:b/>
+          <w:bCs/>
+        </w:rPr>
+        <w:t>③需要绘制出不同顶点连通度下不同无人机数量对应的最优覆盖率的图。</w:t>
+      </w:r>
+    </w:p>
+    <w:p>
+      <w:pPr>
+        <w:widowControl/>
+        <w:jc w:val="left"/>
+        <w:rPr>
+          <w:b/>
+          <w:bCs/>
+        </w:rPr>
+      </w:pPr>
+      <w:r>
+        <w:rPr>
+          <w:rFonts w:hint="eastAsia"/>
+          <w:b/>
+          <w:bCs/>
+        </w:rPr>
+        <w:t>比如说从</w:t>
+      </w:r>
+      <w:r>
+        <w:rPr>
+          <w:b/>
+          <w:bCs/>
+        </w:rPr>
+        <w:t>0</w:t>
+      </w:r>
+      <w:r>
+        <w:rPr>
+          <w:rFonts w:hint="eastAsia"/>
+          <w:b/>
+          <w:bCs/>
+        </w:rPr>
+        <w:t>到5顶点连通度一共六张图，横坐标是无人机数量，纵坐标是对应的覆盖率。</w:t>
+      </w:r>
+    </w:p>
+    <w:p>
+      <w:pPr>
+        <w:widowControl/>
+        <w:jc w:val="left"/>
+        <w:rPr>
+          <w:b/>
+          <w:bCs/>
+        </w:rPr>
+      </w:pPr>
+      <w:r>
+        <w:rPr>
+          <w:rFonts w:hint="eastAsia"/>
+          <w:b/>
+          <w:bCs/>
+        </w:rPr>
+        <w:t>需要从低到高。说实话不一定有这个递增的规律。</w:t>
+      </w:r>
+      <w:r>
+        <w:rPr>
+          <w:b/>
+          <w:bCs/>
+        </w:rPr>
+        <w:br/>
+      </w:r>
+      <w:r>
+        <w:rPr>
+          <w:b/>
+          <w:bCs/>
+        </w:rPr>
+        <w:br/>
+      </w:r>
+      <w:r>
+        <w:rPr>
+          <w:rFonts w:hint="eastAsia"/>
+          <w:b/>
+          <w:bCs/>
+        </w:rPr>
+        <w:t>主要是这几个代数连通度的节点数目下的覆盖面积都差不多。</w:t>
+      </w:r>
+    </w:p>
+    <w:p>
+      <w:pPr>
+        <w:widowControl/>
+        <w:jc w:val="left"/>
+        <w:rPr>
+          <w:b/>
+          <w:bCs/>
+        </w:rPr>
+      </w:pPr>
+      <w:r>
+        <w:rPr>
+          <w:rFonts w:hint="eastAsia"/>
+          <w:b/>
+          <w:bCs/>
+        </w:rPr>
+        <w:t>1</w:t>
+      </w:r>
+      <w:r>
+        <w:rPr>
+          <w:b/>
+          <w:bCs/>
+        </w:rPr>
+        <w:t>5-25</w:t>
+      </w:r>
+      <w:r>
+        <w:rPr>
+          <w:rFonts w:hint="eastAsia"/>
+          <w:b/>
+          <w:bCs/>
+        </w:rPr>
+        <w:t>个节点就可以满足。</w:t>
+      </w:r>
+      <w:r>
+        <w:rPr>
+          <w:rFonts w:hint="eastAsia"/>
+          <w:b/>
+          <w:bCs/>
+        </w:rPr>
+        <w:t xml:space="preserve"> </w:t>
+      </w:r>
+      <w:r>
+        <w:rPr>
+          <w:b/>
+          <w:bCs/>
+        </w:rPr>
+        <w:t xml:space="preserve"> </w:t>
+      </w:r>
+    </w:p>
+    <w:p>
+      <w:pPr>
+        <w:widowControl/>
+        <w:jc w:val="left"/>
+        <w:rPr>
+          <w:b/>
+          <w:bCs/>
+        </w:rPr>
+      </w:pPr>
+    </w:p>
+    <w:p>
+      <w:pPr>
+        <w:widowControl/>
+        <w:jc w:val="left"/>
+        <w:rPr>
+          <w:b/>
+          <w:bCs/>
+        </w:rPr>
+      </w:pPr>
+      <w:r>
+        <w:rPr>
+          <w:rFonts w:hint="eastAsia"/>
+          <w:b/>
+          <w:bCs/>
+        </w:rPr>
+        <w:t>1</w:t>
+      </w:r>
+      <w:r>
+        <w:rPr>
+          <w:b/>
+          <w:bCs/>
+        </w:rPr>
+        <w:t>5</w:t>
+      </w:r>
+      <w:r>
+        <w:rPr>
+          <w:rFonts w:hint="eastAsia"/>
+          <w:b/>
+          <w:bCs/>
+        </w:rPr>
+        <w:t>个节点9</w:t>
+      </w:r>
+      <w:r>
+        <w:rPr>
+          <w:b/>
+          <w:bCs/>
+        </w:rPr>
+        <w:t>0%-85</w:t>
+      </w:r>
+      <w:r>
+        <w:rPr>
+          <w:rFonts w:hint="eastAsia"/>
+          <w:b/>
+          <w:bCs/>
+        </w:rPr>
+        <w:t>的覆盖率</w:t>
+      </w:r>
+    </w:p>
+    <w:p>
+      <w:pPr>
+        <w:widowControl/>
+        <w:jc w:val="left"/>
+        <w:rPr>
+          <w:b/>
+          <w:bCs/>
+        </w:rPr>
+      </w:pPr>
+      <w:r>
+        <w:rPr>
+          <w:rFonts w:hint="eastAsia"/>
+          <w:b/>
+          <w:bCs/>
+        </w:rPr>
+        <w:t>2</w:t>
+      </w:r>
+      <w:r>
+        <w:rPr>
+          <w:b/>
+          <w:bCs/>
+        </w:rPr>
+        <w:t>0</w:t>
+      </w:r>
+      <w:r>
+        <w:rPr>
+          <w:rFonts w:hint="eastAsia"/>
+          <w:b/>
+          <w:bCs/>
+        </w:rPr>
+        <w:t>个节点9</w:t>
+      </w:r>
+      <w:r>
+        <w:rPr>
+          <w:b/>
+          <w:bCs/>
+        </w:rPr>
+        <w:t>8%-94%</w:t>
+      </w:r>
+      <w:r>
+        <w:rPr>
+          <w:rFonts w:hint="eastAsia"/>
+          <w:b/>
+          <w:bCs/>
+        </w:rPr>
+        <w:t>的覆盖率</w:t>
+      </w:r>
+    </w:p>
+    <w:p>
+      <w:pPr>
+        <w:widowControl/>
+        <w:jc w:val="left"/>
+        <w:rPr>
+          <w:b/>
+          <w:bCs/>
+        </w:rPr>
+      </w:pPr>
+      <w:r>
+        <w:rPr>
+          <w:rFonts w:hint="eastAsia"/>
+          <w:b/>
+          <w:bCs/>
+        </w:rPr>
+        <w:t>2</w:t>
+      </w:r>
+      <w:r>
+        <w:rPr>
+          <w:b/>
+          <w:bCs/>
+        </w:rPr>
+        <w:t>5</w:t>
+      </w:r>
+      <w:r>
+        <w:rPr>
+          <w:rFonts w:hint="eastAsia"/>
+          <w:b/>
+          <w:bCs/>
+        </w:rPr>
+        <w:t>个节点</w:t>
+      </w:r>
+      <w:r>
+        <w:rPr>
+          <w:b/>
+          <w:bCs/>
+        </w:rPr>
+        <w:t>100%-99</w:t>
+      </w:r>
+      <w:r>
+        <w:rPr>
+          <w:b/>
+          <w:bCs/>
+        </w:rPr>
+        <w:t>%</w:t>
+      </w:r>
+      <w:r>
+        <w:rPr>
+          <w:rFonts w:hint="eastAsia"/>
+          <w:b/>
+          <w:bCs/>
+        </w:rPr>
+        <w:t>的区域未被覆盖，可以认为完全覆盖了</w:t>
+      </w:r>
+    </w:p>
+    <w:p>
+      <w:pPr>
+        <w:widowControl/>
+        <w:jc w:val="left"/>
+        <w:rPr>
+          <w:b/>
+          <w:bCs/>
+        </w:rPr>
+      </w:pPr>
+    </w:p>
+    <w:p>
+      <w:pPr>
+        <w:widowControl/>
+        <w:jc w:val="left"/>
+        <w:rPr>
+          <w:b/>
+          <w:bCs/>
+        </w:rPr>
+      </w:pPr>
+      <w:r>
+        <w:rPr>
+          <w:rFonts w:hint="eastAsia"/>
+          <w:b/>
+          <w:bCs/>
+        </w:rPr>
+        <w:t>1</w:t>
+      </w:r>
+      <w:r>
+        <w:rPr>
+          <w:b/>
+          <w:bCs/>
+        </w:rPr>
+        <w:t>5</w:t>
+      </w:r>
+      <w:r>
+        <w:rPr>
+          <w:rFonts w:hint="eastAsia"/>
+          <w:b/>
+          <w:bCs/>
+        </w:rPr>
+        <w:t>到2</w:t>
+      </w:r>
+      <w:r>
+        <w:rPr>
+          <w:b/>
+          <w:bCs/>
+        </w:rPr>
+        <w:t>0</w:t>
+      </w:r>
+      <w:r>
+        <w:rPr>
+          <w:rFonts w:hint="eastAsia"/>
+          <w:b/>
+          <w:bCs/>
+        </w:rPr>
+        <w:t>平均增量为</w:t>
+      </w:r>
+      <w:r>
+        <w:rPr>
+          <w:b/>
+          <w:bCs/>
+        </w:rPr>
+        <w:t>2%</w:t>
+      </w:r>
+    </w:p>
+    <w:p>
+      <w:pPr>
+        <w:widowControl/>
+        <w:jc w:val="left"/>
+        <w:rPr>
+          <w:b/>
+          <w:bCs/>
+        </w:rPr>
+      </w:pPr>
+      <w:r>
+        <w:rPr>
+          <w:b/>
+          <w:bCs/>
+        </w:rPr>
+        <w:t>20</w:t>
+      </w:r>
+      <w:r>
+        <w:rPr>
+          <w:rFonts w:hint="eastAsia"/>
+          <w:b/>
+          <w:bCs/>
+        </w:rPr>
+        <w:t>到2</w:t>
+      </w:r>
+      <w:r>
+        <w:rPr>
+          <w:b/>
+          <w:bCs/>
+        </w:rPr>
+        <w:t>5</w:t>
+      </w:r>
+      <w:r>
+        <w:rPr>
+          <w:rFonts w:hint="eastAsia"/>
+          <w:b/>
+          <w:bCs/>
+        </w:rPr>
+        <w:t>平均增量为1</w:t>
+      </w:r>
+      <w:r>
+        <w:rPr>
+          <w:b/>
+          <w:bCs/>
+        </w:rPr>
+        <w:t>%</w:t>
+      </w:r>
+    </w:p>
+    <w:p>
+      <w:pPr>
+        <w:widowControl/>
+        <w:jc w:val="left"/>
+        <w:rPr>
+          <w:b/>
+          <w:bCs/>
+        </w:rPr>
+      </w:pPr>
+      <w:r>
+        <w:rPr>
+          <w:rFonts w:hint="eastAsia"/>
+          <w:b/>
+          <w:bCs/>
+        </w:rPr>
+        <w:t>问题是中间的覆盖率有点太高</w:t>
+      </w:r>
+      <w:r>
+        <w:rPr>
+          <w:rFonts w:hint="eastAsia"/>
+          <w:b/>
+          <w:bCs/>
+        </w:rPr>
+        <w:t>，太平滑</w:t>
+      </w:r>
+      <w:r>
+        <w:rPr>
+          <w:rFonts w:hint="eastAsia"/>
+          <w:b/>
+          <w:bCs/>
+        </w:rPr>
+        <w:t>了。</w:t>
+      </w:r>
+    </w:p>
+    <w:p>
+      <w:pPr>
+        <w:widowControl/>
+        <w:jc w:val="left"/>
+        <w:rPr>
+          <w:b/>
+          <w:bCs/>
+        </w:rPr>
+      </w:pPr>
+      <w:r>
+        <w:rPr>
+          <w:b/>
+          <w:bCs/>
+        </w:rPr>
+        <w:t>30</w:t>
+      </w:r>
+      <w:r>
+        <w:rPr>
+          <w:rFonts w:hint="eastAsia"/>
+          <w:b/>
+          <w:bCs/>
+        </w:rPr>
+        <w:t>个节点就是完完全全在</w:t>
+      </w:r>
+      <w:r>
+        <w:rPr>
+          <w:b/>
+          <w:bCs/>
+        </w:rPr>
+        <w:t>100%</w:t>
+      </w:r>
+      <w:r>
+        <w:rPr>
+          <w:rFonts w:hint="eastAsia"/>
+          <w:b/>
+          <w:bCs/>
+        </w:rPr>
+        <w:t>到1</w:t>
+      </w:r>
+      <w:r>
+        <w:rPr>
+          <w:b/>
+          <w:bCs/>
+        </w:rPr>
+        <w:t>00%</w:t>
+      </w:r>
+      <w:r>
+        <w:rPr>
+          <w:rFonts w:hint="eastAsia"/>
+          <w:b/>
+          <w:bCs/>
+        </w:rPr>
+        <w:t>的连通度</w:t>
+      </w:r>
+      <w:r>
+        <w:rPr>
+          <w:rFonts w:hint="eastAsia"/>
+          <w:b/>
+          <w:bCs/>
+        </w:rPr>
+        <w:t>全</w:t>
+      </w:r>
+      <w:r>
+        <w:rPr>
+          <w:rFonts w:hint="eastAsia"/>
+          <w:b/>
+          <w:bCs/>
+        </w:rPr>
+        <w:t>覆盖</w:t>
+      </w:r>
+      <w:r>
+        <w:rPr>
+          <w:rFonts w:hint="eastAsia"/>
+          <w:b/>
+          <w:bCs/>
+        </w:rPr>
+        <w:t>。</w:t>
+      </w:r>
+    </w:p>
+    <w:p>
+      <w:pPr>
+        <w:widowControl/>
+        <w:jc w:val="left"/>
+        <w:rPr>
+          <w:b/>
+          <w:bCs/>
+        </w:rPr>
+      </w:pPr>
+      <w:r>
+        <w:rPr>
+          <w:rFonts w:hint="eastAsia"/>
+          <w:b/>
+          <w:bCs/>
+        </w:rPr>
+        <w:t>那就是十组实验。</w:t>
+      </w:r>
+    </w:p>
+    <w:p>
+      <w:pPr>
+        <w:widowControl/>
+        <w:jc w:val="left"/>
+        <w:rPr>
+          <w:b/>
+          <w:bCs/>
+        </w:rPr>
+      </w:pPr>
+    </w:p>
+    <w:p>
+      <w:pPr>
+        <w:widowControl/>
+        <w:jc w:val="left"/>
+        <w:rPr>
+          <w:b/>
+          <w:bCs/>
+        </w:rPr>
+      </w:pPr>
+      <w:r>
+        <w:rPr>
+          <w:rFonts w:hint="eastAsia"/>
+          <w:b/>
+          <w:bCs/>
+        </w:rPr>
+        <w:t>接下来需要跑</w:t>
+      </w:r>
+      <w:r>
+        <w:rPr>
+          <w:b/>
+          <w:bCs/>
+        </w:rPr>
+        <w:t>16</w:t>
+      </w:r>
+      <w:r>
+        <w:rPr>
+          <w:rFonts w:hint="eastAsia"/>
+          <w:b/>
+          <w:bCs/>
+        </w:rPr>
+        <w:t>、1</w:t>
+      </w:r>
+      <w:r>
+        <w:rPr>
+          <w:b/>
+          <w:bCs/>
+        </w:rPr>
+        <w:t>7</w:t>
+      </w:r>
+      <w:r>
+        <w:rPr>
+          <w:rFonts w:hint="eastAsia"/>
+          <w:b/>
+          <w:bCs/>
+        </w:rPr>
+        <w:t>、1</w:t>
+      </w:r>
+      <w:r>
+        <w:rPr>
+          <w:b/>
+          <w:bCs/>
+        </w:rPr>
+        <w:t>8</w:t>
+      </w:r>
+      <w:r>
+        <w:rPr>
+          <w:rFonts w:hint="eastAsia"/>
+          <w:b/>
+          <w:bCs/>
+        </w:rPr>
+        <w:t>、1</w:t>
+      </w:r>
+      <w:r>
+        <w:rPr>
+          <w:b/>
+          <w:bCs/>
+        </w:rPr>
+        <w:t>9</w:t>
+      </w:r>
+      <w:r>
+        <w:rPr>
+          <w:rFonts w:hint="eastAsia"/>
+          <w:b/>
+          <w:bCs/>
+        </w:rPr>
+        <w:t>的数据</w:t>
+      </w:r>
+      <w:r>
+        <w:rPr>
+          <w:rFonts w:hint="eastAsia"/>
+          <w:b/>
+          <w:bCs/>
+        </w:rPr>
+        <w:t>；</w:t>
+      </w:r>
+      <w:r>
+        <w:rPr>
+          <w:b/>
+          <w:bCs/>
+        </w:rPr>
+        <w:br/>
+        <w:t>21</w:t>
+      </w:r>
+      <w:r>
+        <w:rPr>
+          <w:rFonts w:hint="eastAsia"/>
+          <w:b/>
+          <w:bCs/>
+        </w:rPr>
+        <w:t>、2</w:t>
+      </w:r>
+      <w:r>
+        <w:rPr>
+          <w:b/>
+          <w:bCs/>
+        </w:rPr>
+        <w:t>2</w:t>
+      </w:r>
+      <w:r>
+        <w:rPr>
+          <w:rFonts w:hint="eastAsia"/>
+          <w:b/>
+          <w:bCs/>
+        </w:rPr>
+        <w:t>、2</w:t>
+      </w:r>
+      <w:r>
+        <w:rPr>
+          <w:b/>
+          <w:bCs/>
+        </w:rPr>
+        <w:t>3</w:t>
+      </w:r>
+      <w:r>
+        <w:rPr>
+          <w:rFonts w:hint="eastAsia"/>
+          <w:b/>
+          <w:bCs/>
+        </w:rPr>
+        <w:t>、2</w:t>
+      </w:r>
+      <w:r>
+        <w:rPr>
+          <w:b/>
+          <w:bCs/>
+        </w:rPr>
+        <w:t>4</w:t>
+      </w:r>
+      <w:r>
+        <w:rPr>
+          <w:rFonts w:hint="eastAsia"/>
+          <w:b/>
+          <w:bCs/>
+        </w:rPr>
+        <w:t>的数据</w:t>
+      </w:r>
+      <w:r>
+        <w:rPr>
+          <w:rFonts w:hint="eastAsia"/>
+          <w:b/>
+          <w:bCs/>
+        </w:rPr>
+        <w:t>；</w:t>
+      </w:r>
+      <w:r>
+        <w:rPr>
+          <w:b/>
+          <w:bCs/>
+        </w:rPr>
+        <w:br/>
+      </w:r>
+      <w:r>
+        <w:rPr>
+          <w:rFonts w:hint="eastAsia"/>
+          <w:b/>
+          <w:bCs/>
+        </w:rPr>
+        <w:t>需要展示部分的解。</w:t>
+      </w:r>
+      <w:r>
+        <w:rPr>
+          <w:b/>
+          <w:bCs/>
+        </w:rPr>
+        <w:br/>
+      </w:r>
+      <w:r>
+        <w:rPr>
+          <w:b/>
+          <w:bCs/>
+        </w:rPr>
+        <w:br/>
+      </w:r>
+      <w:r>
+        <w:rPr>
+          <w:b/>
+          <w:bCs/>
+        </w:rPr>
+        <w:br/>
+      </w:r>
+      <w:r>
+        <w:rPr>
+          <w:rFonts w:hint="eastAsia"/>
+          <w:b/>
+          <w:bCs/>
+        </w:rPr>
+        <w:t>明天：</w:t>
+      </w:r>
+      <w:r>
+        <w:rPr>
+          <w:b/>
+          <w:bCs/>
+        </w:rPr>
+        <w:br/>
+      </w:r>
+      <w:r>
+        <w:rPr>
+          <w:rFonts w:hint="eastAsia"/>
+          <w:b/>
+          <w:bCs/>
+        </w:rPr>
+        <w:t>①整理第三章的全文，包括文字和图表和公式。</w:t>
+      </w:r>
+      <w:r>
+        <w:rPr>
+          <w:b/>
+          <w:bCs/>
+        </w:rPr>
+        <w:br/>
+      </w:r>
+      <w:r>
+        <w:rPr>
+          <w:rFonts w:hint="eastAsia"/>
+          <w:b/>
+          <w:bCs/>
+        </w:rPr>
+        <w:t>1</w:t>
+      </w:r>
+      <w:r>
+        <w:rPr>
+          <w:b/>
+          <w:bCs/>
+        </w:rPr>
+        <w:t xml:space="preserve">. </w:t>
+      </w:r>
+      <w:r>
+        <w:rPr>
+          <w:rFonts w:hint="eastAsia"/>
+          <w:b/>
+          <w:bCs/>
+        </w:rPr>
+        <w:t>修改好</w:t>
+      </w:r>
+      <w:r>
+        <w:rPr>
+          <w:rFonts w:hint="eastAsia"/>
+          <w:b/>
+          <w:bCs/>
+        </w:rPr>
+        <w:t>第三章、第四章</w:t>
+      </w:r>
+      <w:r>
+        <w:rPr>
+          <w:rFonts w:hint="eastAsia"/>
+          <w:b/>
+          <w:bCs/>
+        </w:rPr>
+        <w:t>系统建模</w:t>
+      </w:r>
+      <w:r>
+        <w:rPr>
+          <w:rFonts w:hint="eastAsia"/>
+          <w:b/>
+          <w:bCs/>
+        </w:rPr>
+        <w:t>示意图</w:t>
+      </w:r>
+      <w:r>
+        <w:rPr>
+          <w:rFonts w:hint="eastAsia"/>
+          <w:b/>
+          <w:bCs/>
+        </w:rPr>
+        <w:t>。</w:t>
+      </w:r>
+    </w:p>
+    <w:p>
+      <w:pPr>
+        <w:widowControl/>
+        <w:jc w:val="left"/>
+        <w:rPr>
+          <w:b/>
+          <w:bCs/>
+        </w:rPr>
+      </w:pPr>
+    </w:p>
+    <w:p>
+      <w:pPr>
+        <w:widowControl/>
+        <w:jc w:val="left"/>
+        <w:rPr>
+          <w:b/>
+          <w:bCs/>
+        </w:rPr>
+      </w:pPr>
+    </w:p>
+    <w:p>
+      <w:pPr>
+        <w:widowControl/>
+        <w:jc w:val="left"/>
+        <w:rPr>
+          <w:b/>
+          <w:bCs/>
+        </w:rPr>
+      </w:pPr>
+      <w:r>
+        <w:rPr>
+          <w:rFonts w:hint="eastAsia"/>
+          <w:b/>
+          <w:bCs/>
+        </w:rPr>
+        <w:t>②整理1</w:t>
+      </w:r>
+      <w:r>
+        <w:rPr>
+          <w:b/>
+          <w:bCs/>
+        </w:rPr>
+        <w:t>6-19</w:t>
+      </w:r>
+      <w:r>
+        <w:rPr>
+          <w:rFonts w:hint="eastAsia"/>
+          <w:b/>
+          <w:bCs/>
+        </w:rPr>
+        <w:t>的结果，跑2</w:t>
+      </w:r>
+      <w:r>
+        <w:rPr>
+          <w:b/>
+          <w:bCs/>
+        </w:rPr>
+        <w:t>1-24</w:t>
+      </w:r>
+      <w:r>
+        <w:rPr>
+          <w:rFonts w:hint="eastAsia"/>
+          <w:b/>
+          <w:bCs/>
+        </w:rPr>
+        <w:t>的结果。</w:t>
+      </w:r>
+    </w:p>
+    <w:p>
+      <w:pPr>
+        <w:widowControl/>
+        <w:jc w:val="left"/>
+        <w:rPr>
+          <w:b/>
+          <w:bCs/>
+        </w:rPr>
+      </w:pPr>
+    </w:p>
+    <w:p>
+      <w:pPr>
+        <w:widowControl/>
+        <w:jc w:val="left"/>
+        <w:rPr>
+          <w:b/>
+          <w:bCs/>
+        </w:rPr>
+      </w:pPr>
+    </w:p>
+    <w:p>
+      <w:pPr>
+        <w:widowControl/>
+        <w:jc w:val="left"/>
+        <w:rPr>
+          <w:b/>
+          <w:bCs/>
+        </w:rPr>
+      </w:pPr>
+      <w:r>
+        <w:rPr>
+          <w:b/>
+          <w:bCs/>
+        </w:rPr>
+        <w:t>3</w:t>
+      </w:r>
+      <w:r>
+        <w:rPr>
+          <w:rFonts w:hint="eastAsia"/>
+          <w:b/>
+          <w:bCs/>
+        </w:rPr>
+        <w:t>/</w:t>
+      </w:r>
+      <w:r>
+        <w:rPr>
+          <w:b/>
+          <w:bCs/>
+        </w:rPr>
+        <w:t>20:</w:t>
+      </w:r>
+      <w:r>
+        <w:rPr>
+          <w:b/>
+          <w:bCs/>
+        </w:rPr>
+        <w:br/>
+      </w:r>
+      <w:r>
+        <w:rPr>
+          <w:rFonts w:hint="eastAsia"/>
+          <w:b/>
+          <w:bCs/>
+        </w:rPr>
+        <w:t>①整理好单簇路径搜索的文字说明，并且补充单簇路径搜索的说明图。</w:t>
+      </w:r>
+      <w:r>
+        <w:rPr>
+          <w:b/>
+          <w:bCs/>
+        </w:rPr>
+        <w:br/>
+      </w:r>
+    </w:p>
+    <w:p>
+      <w:pPr>
+        <w:widowControl/>
+        <w:jc w:val="left"/>
+        <w:rPr>
+          <w:rFonts w:hint="eastAsia"/>
+          <w:b/>
+          <w:bCs/>
+        </w:rPr>
+      </w:pPr>
+      <w:r>
+        <w:rPr>
+          <w:b/>
+          <w:bCs/>
+        </w:rPr>
+        <w:t>3/25</w:t>
+      </w:r>
+      <w:r>
+        <w:rPr>
+          <w:b/>
+          <w:bCs/>
+        </w:rPr>
+        <w:br/>
+      </w:r>
+      <w:r>
+        <w:rPr>
+          <w:rFonts w:hint="eastAsia"/>
+          <w:b/>
+          <w:bCs/>
+        </w:rPr>
+        <w:t>①第三章是否要补充一个M</w:t>
+      </w:r>
+      <w:r>
+        <w:rPr>
+          <w:b/>
+          <w:bCs/>
+        </w:rPr>
+        <w:t>BST-APF</w:t>
+      </w:r>
+      <w:r>
+        <w:rPr>
+          <w:rFonts w:hint="eastAsia"/>
+          <w:b/>
+          <w:bCs/>
+        </w:rPr>
+        <w:t>示意图。感觉需要：一个簇的无人机</w:t>
+      </w:r>
+      <w:r>
+        <w:rPr>
+          <w:b/>
+          <w:bCs/>
+        </w:rPr>
+        <w:t xml:space="preserve"> ,</w:t>
+      </w:r>
+      <w:r>
+        <w:rPr>
+          <w:rFonts w:hint="eastAsia"/>
+          <w:b/>
+          <w:bCs/>
+        </w:rPr>
+        <w:t>还需要其他无人机，然后绘制出M</w:t>
+      </w:r>
+      <w:r>
+        <w:rPr>
+          <w:b/>
+          <w:bCs/>
+        </w:rPr>
+        <w:t>BST</w:t>
+      </w:r>
+      <w:r>
+        <w:rPr>
+          <w:rFonts w:hint="eastAsia"/>
+          <w:b/>
+          <w:bCs/>
+        </w:rPr>
+        <w:t>，建筑物，选一个无人机绘制对应的mbst</w:t>
+      </w:r>
+      <w:r>
+        <w:rPr>
+          <w:rFonts w:hint="eastAsia"/>
+          <w:b/>
+          <w:bCs/>
+        </w:rPr>
+        <w:t>。</w:t>
+      </w:r>
+      <w:r>
+        <w:rPr>
+          <w:b/>
+          <w:bCs/>
+        </w:rPr>
+        <w:br/>
+      </w:r>
+      <w:r>
+        <w:rPr>
+          <w:b/>
+          <w:bCs/>
+        </w:rPr>
+        <w:lastRenderedPageBreak/>
+        <w:br/>
       </w:r>
     </w:p>
     <w:sectPr>
@@ -26889,6 +35096,93 @@
     </w:lvl>
   </w:abstractNum>
   <w:abstractNum w:abstractNumId="2" w15:restartNumberingAfterBreak="0">
+    <w:nsid w:val="3DB2123B"/>
+    <w:multiLevelType w:val="hybridMultilevel"/>
+    <w:tmpl w:val="0E3EE638"/>
+    <w:lvl w:ilvl="0" w:tplc="AEF6A16C">
+      <w:start w:val="1"/>
+      <w:numFmt w:val="decimal"/>
+      <w:pStyle w:val="1"/>
+      <w:lvlText w:val="%1:"/>
+      <w:lvlJc w:val="right"/>
+      <w:pPr>
+        <w:ind w:left="420" w:hanging="420"/>
+      </w:pPr>
+    </w:lvl>
+    <w:lvl w:ilvl="1" w:tplc="04090019" w:tentative="1">
+      <w:start w:val="1"/>
+      <w:numFmt w:val="lowerLetter"/>
+      <w:lvlText w:val="%2)"/>
+      <w:lvlJc w:val="left"/>
+      <w:pPr>
+        <w:ind w:left="840" w:hanging="420"/>
+      </w:pPr>
+    </w:lvl>
+    <w:lvl w:ilvl="2" w:tplc="0409001B" w:tentative="1">
+      <w:start w:val="1"/>
+      <w:numFmt w:val="lowerRoman"/>
+      <w:lvlText w:val="%3."/>
+      <w:lvlJc w:val="right"/>
+      <w:pPr>
+        <w:ind w:left="1260" w:hanging="420"/>
+      </w:pPr>
+    </w:lvl>
+    <w:lvl w:ilvl="3" w:tplc="0409000F" w:tentative="1">
+      <w:start w:val="1"/>
+      <w:numFmt w:val="decimal"/>
+      <w:lvlText w:val="%4."/>
+      <w:lvlJc w:val="left"/>
+      <w:pPr>
+        <w:ind w:left="1680" w:hanging="420"/>
+      </w:pPr>
+    </w:lvl>
+    <w:lvl w:ilvl="4" w:tplc="04090019" w:tentative="1">
+      <w:start w:val="1"/>
+      <w:numFmt w:val="lowerLetter"/>
+      <w:lvlText w:val="%5)"/>
+      <w:lvlJc w:val="left"/>
+      <w:pPr>
+        <w:ind w:left="2100" w:hanging="420"/>
+      </w:pPr>
+    </w:lvl>
+    <w:lvl w:ilvl="5" w:tplc="0409001B" w:tentative="1">
+      <w:start w:val="1"/>
+      <w:numFmt w:val="lowerRoman"/>
+      <w:lvlText w:val="%6."/>
+      <w:lvlJc w:val="right"/>
+      <w:pPr>
+        <w:ind w:left="2520" w:hanging="420"/>
+      </w:pPr>
+    </w:lvl>
+    <w:lvl w:ilvl="6" w:tplc="0409000F" w:tentative="1">
+      <w:start w:val="1"/>
+      <w:numFmt w:val="decimal"/>
+      <w:lvlText w:val="%7."/>
+      <w:lvlJc w:val="left"/>
+      <w:pPr>
+        <w:ind w:left="2940" w:hanging="420"/>
+      </w:pPr>
+    </w:lvl>
+    <w:lvl w:ilvl="7" w:tplc="04090019" w:tentative="1">
+      <w:start w:val="1"/>
+      <w:numFmt w:val="lowerLetter"/>
+      <w:lvlText w:val="%8)"/>
+      <w:lvlJc w:val="left"/>
+      <w:pPr>
+        <w:ind w:left="3360" w:hanging="420"/>
+      </w:pPr>
+    </w:lvl>
+    <w:lvl w:ilvl="8" w:tplc="0409001B" w:tentative="1">
+      <w:start w:val="1"/>
+      <w:numFmt w:val="lowerRoman"/>
+      <w:lvlText w:val="%9."/>
+      <w:lvlJc w:val="right"/>
+      <w:pPr>
+        <w:ind w:left="3780" w:hanging="420"/>
+      </w:pPr>
+    </w:lvl>
+  </w:abstractNum>
+  <w:abstractNum w:abstractNumId="3" w15:restartNumberingAfterBreak="0">
     <w:nsid w:val="4C2853DC"/>
     <w:multiLevelType w:val="multilevel"/>
     <w:tmpl w:val="C9B0DDB8"/>
@@ -27001,7 +35295,7 @@
       </w:pPr>
     </w:lvl>
   </w:abstractNum>
-  <w:abstractNum w:abstractNumId="3" w15:restartNumberingAfterBreak="0">
+  <w:abstractNum w:abstractNumId="4" w15:restartNumberingAfterBreak="0">
     <w:nsid w:val="5335699F"/>
     <w:multiLevelType w:val="multilevel"/>
     <w:tmpl w:val="938AB270"/>
@@ -27150,7 +35444,7 @@
       </w:rPr>
     </w:lvl>
   </w:abstractNum>
-  <w:abstractNum w:abstractNumId="4" w15:restartNumberingAfterBreak="0">
+  <w:abstractNum w:abstractNumId="5" w15:restartNumberingAfterBreak="0">
     <w:nsid w:val="53C14BE9"/>
     <w:multiLevelType w:val="multilevel"/>
     <w:tmpl w:val="C8C60EF4"/>
@@ -27263,7 +35557,7 @@
       </w:pPr>
     </w:lvl>
   </w:abstractNum>
-  <w:abstractNum w:abstractNumId="5" w15:restartNumberingAfterBreak="0">
+  <w:abstractNum w:abstractNumId="6" w15:restartNumberingAfterBreak="0">
     <w:nsid w:val="543E0B53"/>
     <w:multiLevelType w:val="hybridMultilevel"/>
     <w:tmpl w:val="0614A0F0"/>
@@ -27376,7 +35670,7 @@
       </w:rPr>
     </w:lvl>
   </w:abstractNum>
-  <w:abstractNum w:abstractNumId="6" w15:restartNumberingAfterBreak="0">
+  <w:abstractNum w:abstractNumId="7" w15:restartNumberingAfterBreak="0">
     <w:nsid w:val="6C27680E"/>
     <w:multiLevelType w:val="multilevel"/>
     <w:tmpl w:val="54A0E846"/>
@@ -27526,25 +35820,34 @@
     </w:lvl>
   </w:abstractNum>
   <w:num w:numId="1">
+    <w:abstractNumId w:val="6"/>
+  </w:num>
+  <w:num w:numId="2">
     <w:abstractNumId w:val="5"/>
   </w:num>
-  <w:num w:numId="2">
-    <w:abstractNumId w:val="4"/>
-  </w:num>
   <w:num w:numId="3">
-    <w:abstractNumId w:val="2"/>
+    <w:abstractNumId w:val="3"/>
   </w:num>
   <w:num w:numId="4">
     <w:abstractNumId w:val="0"/>
   </w:num>
   <w:num w:numId="5">
-    <w:abstractNumId w:val="3"/>
+    <w:abstractNumId w:val="4"/>
   </w:num>
   <w:num w:numId="6">
-    <w:abstractNumId w:val="6"/>
+    <w:abstractNumId w:val="7"/>
   </w:num>
   <w:num w:numId="7">
     <w:abstractNumId w:val="1"/>
+  </w:num>
+  <w:num w:numId="8">
+    <w:abstractNumId w:val="2"/>
+  </w:num>
+  <w:num w:numId="9">
+    <w:abstractNumId w:val="2"/>
+    <w:lvlOverride w:ilvl="0">
+      <w:startOverride w:val="1"/>
+    </w:lvlOverride>
   </w:num>
 </w:numbering>
 </file>
@@ -27951,11 +36254,11 @@
       <w:jc w:val="both"/>
     </w:pPr>
   </w:style>
-  <w:style w:type="paragraph" w:styleId="1">
+  <w:style w:type="paragraph" w:styleId="10">
     <w:name w:val="heading 1"/>
     <w:basedOn w:val="a0"/>
     <w:next w:val="a0"/>
-    <w:link w:val="10"/>
+    <w:link w:val="11"/>
     <w:uiPriority w:val="9"/>
     <w:qFormat/>
     <w:rsid w:val="008B35A9"/>
@@ -27971,6 +36274,30 @@
       <w:kern w:val="44"/>
       <w:sz w:val="44"/>
       <w:szCs w:val="44"/>
+    </w:rPr>
+  </w:style>
+  <w:style w:type="paragraph" w:styleId="2">
+    <w:name w:val="heading 2"/>
+    <w:basedOn w:val="a0"/>
+    <w:next w:val="a0"/>
+    <w:link w:val="20"/>
+    <w:uiPriority w:val="9"/>
+    <w:semiHidden/>
+    <w:unhideWhenUsed/>
+    <w:qFormat/>
+    <w:rsid w:val="00AA6C49"/>
+    <w:pPr>
+      <w:keepNext/>
+      <w:keepLines/>
+      <w:spacing w:before="260" w:after="260" w:line="416" w:lineRule="auto"/>
+      <w:outlineLvl w:val="1"/>
+    </w:pPr>
+    <w:rPr>
+      <w:rFonts w:asciiTheme="majorHAnsi" w:eastAsiaTheme="majorEastAsia" w:hAnsiTheme="majorHAnsi" w:cstheme="majorBidi"/>
+      <w:b/>
+      <w:bCs/>
+      <w:sz w:val="32"/>
+      <w:szCs w:val="32"/>
     </w:rPr>
   </w:style>
   <w:style w:type="paragraph" w:styleId="3">
@@ -28023,6 +36350,7 @@
   <w:style w:type="character" w:default="1" w:styleId="a1">
     <w:name w:val="Default Paragraph Font"/>
     <w:uiPriority w:val="1"/>
+    <w:semiHidden/>
     <w:unhideWhenUsed/>
   </w:style>
   <w:style w:type="table" w:default="1" w:styleId="a2">
@@ -28221,10 +36549,10 @@
       </w:tblBorders>
     </w:tblPr>
   </w:style>
-  <w:style w:type="character" w:customStyle="1" w:styleId="10">
+  <w:style w:type="character" w:customStyle="1" w:styleId="11">
     <w:name w:val="标题 1 字符"/>
     <w:basedOn w:val="a1"/>
-    <w:link w:val="1"/>
+    <w:link w:val="10"/>
     <w:uiPriority w:val="9"/>
     <w:rsid w:val="008B35A9"/>
     <w:rPr>
@@ -28323,6 +36651,86 @@
     <w:rPr>
       <w:color w:val="954F72" w:themeColor="followedHyperlink"/>
       <w:u w:val="single"/>
+    </w:rPr>
+  </w:style>
+  <w:style w:type="character" w:styleId="af2">
+    <w:name w:val="Placeholder Text"/>
+    <w:basedOn w:val="a1"/>
+    <w:uiPriority w:val="99"/>
+    <w:semiHidden/>
+    <w:rsid w:val="00487246"/>
+    <w:rPr>
+      <w:color w:val="808080"/>
+    </w:rPr>
+  </w:style>
+  <w:style w:type="table" w:customStyle="1" w:styleId="12">
+    <w:name w:val="三线表1"/>
+    <w:basedOn w:val="a2"/>
+    <w:next w:val="ad"/>
+    <w:uiPriority w:val="39"/>
+    <w:rsid w:val="002956ED"/>
+    <w:rPr>
+      <w:szCs w:val="21"/>
+      <w14:ligatures w14:val="none"/>
+    </w:rPr>
+    <w:tblPr>
+      <w:tblBorders>
+        <w:top w:val="single" w:sz="12" w:space="0" w:color="auto"/>
+        <w:bottom w:val="single" w:sz="12" w:space="0" w:color="auto"/>
+      </w:tblBorders>
+    </w:tblPr>
+    <w:tblStylePr w:type="firstRow">
+      <w:rPr>
+        <w:rFonts w:ascii="Times New Roman" w:eastAsia="宋体" w:hAnsi="Times New Roman"/>
+        <w:sz w:val="21"/>
+      </w:rPr>
+      <w:tblPr/>
+      <w:tcPr>
+        <w:tcBorders>
+          <w:top w:val="single" w:sz="12" w:space="0" w:color="auto"/>
+          <w:left w:val="nil"/>
+          <w:bottom w:val="single" w:sz="4" w:space="0" w:color="auto"/>
+          <w:right w:val="nil"/>
+          <w:insideH w:val="nil"/>
+          <w:insideV w:val="nil"/>
+          <w:tl2br w:val="nil"/>
+          <w:tr2bl w:val="nil"/>
+        </w:tcBorders>
+      </w:tcPr>
+    </w:tblStylePr>
+  </w:style>
+  <w:style w:type="paragraph" w:customStyle="1" w:styleId="1">
+    <w:name w:val="伪代码_1"/>
+    <w:qFormat/>
+    <w:rsid w:val="002956ED"/>
+    <w:pPr>
+      <w:numPr>
+        <w:numId w:val="8"/>
+      </w:numPr>
+      <w:spacing w:line="300" w:lineRule="auto"/>
+      <w:ind w:leftChars="100" w:left="200" w:hangingChars="100" w:hanging="100"/>
+      <w:jc w:val="both"/>
+    </w:pPr>
+    <w:rPr>
+      <w:rFonts w:ascii="Times New Roman" w:eastAsia="宋体" w:hAnsi="Times New Roman"/>
+      <w:sz w:val="24"/>
+      <w:szCs w:val="21"/>
+      <w14:ligatures w14:val="none"/>
+    </w:rPr>
+  </w:style>
+  <w:style w:type="character" w:customStyle="1" w:styleId="20">
+    <w:name w:val="标题 2 字符"/>
+    <w:basedOn w:val="a1"/>
+    <w:link w:val="2"/>
+    <w:uiPriority w:val="9"/>
+    <w:semiHidden/>
+    <w:rsid w:val="00AA6C49"/>
+    <w:rPr>
+      <w:rFonts w:asciiTheme="majorHAnsi" w:eastAsiaTheme="majorEastAsia" w:hAnsiTheme="majorHAnsi" w:cstheme="majorBidi"/>
+      <w:b/>
+      <w:bCs/>
+      <w:sz w:val="32"/>
+      <w:szCs w:val="32"/>
     </w:rPr>
   </w:style>
 </w:styles>
@@ -28621,4 +37029,16 @@
     </a:ext>
   </a:extLst>
 </a:theme>
+</file>
+
+<file path=customXml/item1.xml><?xml version="1.0" encoding="utf-8"?>
+<b:Sources xmlns:b="http://schemas.openxmlformats.org/officeDocument/2006/bibliography" xmlns="http://schemas.openxmlformats.org/officeDocument/2006/bibliography" SelectedStyle="\APASixthEditionOfficeOnline.xsl" StyleName="APA" Version="6"/>
+</file>
+
+<file path=customXml/itemProps1.xml><?xml version="1.0" encoding="utf-8"?>
+<ds:datastoreItem xmlns:ds="http://schemas.openxmlformats.org/officeDocument/2006/customXml" ds:itemID="{AB901375-BA7C-4206-A0F6-ED90360750DF}">
+  <ds:schemaRefs>
+    <ds:schemaRef ds:uri="http://schemas.openxmlformats.org/officeDocument/2006/bibliography"/>
+  </ds:schemaRefs>
+</ds:datastoreItem>
 </file>